--- a/packages/document-engine/templates/11_employer_briefing.docx
+++ b/packages/document-engine/templates/11_employer_briefing.docx
@@ -18355,7 +18355,7 @@
           <w:szCs w:val="20"/>
           <w:lang w:val="ro-RO"/>
         </w:rPr>
-        <w:t>accidentul suferit de cei care urmează cursuri de calificare, recalificare sau perfecționare a pregătirii profesionale, în timpul și din cauza efectuării activităților aferente stagiului de practica;</w:t>
+        <w:t>accidentul suferit de cei care urmează cursuri de calificare, recalificare sau perfecționare a pregătirii profesionale, în timpul și din cauza efectuării activităților aferente stagiului de practică;</w:t>
       </w:r>
     </w:p>
     <w:p>
@@ -29570,7 +29570,7 @@
           <w:szCs w:val="20"/>
           <w:lang w:val="ro-RO"/>
         </w:rPr>
-        <w:t>studenți în practica.</w:t>
+        <w:t>studenți în practică.</w:t>
       </w:r>
     </w:p>
     <w:p>

--- a/packages/document-engine/templates/11_employer_briefing.docx
+++ b/packages/document-engine/templates/11_employer_briefing.docx
@@ -18386,7 +18386,7 @@
           <w:szCs w:val="20"/>
           <w:lang w:val="ro-RO"/>
         </w:rPr>
-        <w:t>accidentul determinat de fenomene sau calamitati naturale, cum ar fi furtuna, viscol, cutremur, inundație, alunecări de teren, trăsnet (electrocutare), dacă victima se află în timpul procesului de muncă sau în îndeplinirea îndatoririlor de serviciu;</w:t>
+        <w:t>accidentul determinat de fenomene sau calamități naturale, cum ar fi furtuna, viscol, cutremur, inundație, alunecări de teren, trăsnet (electrocutare), dacă victima se află în timpul procesului de muncă sau în îndeplinirea îndatoririlor de serviciu;</w:t>
       </w:r>
     </w:p>
     <w:p>
@@ -23978,9 +23978,9 @@
         <w:tblInd w:w="-80" w:type="dxa"/>
         <w:tblLayout w:type="fixed"/>
         <w:tblCellMar>
-          <w:top w:w="0" w:type="dxa"/>
+          <w:top w:w="17" w:type="dxa"/>
           <w:left w:w="28" w:type="dxa"/>
-          <w:bottom w:w="0" w:type="dxa"/>
+          <w:bottom w:w="17" w:type="dxa"/>
           <w:right w:w="28" w:type="dxa"/>
         </w:tblCellMar>
       </w:tblPr>
@@ -24395,7 +24395,9 @@
               <w:right w:val="single" w:sz="4" w:space="0" w:color="000000"/>
             </w:tcBorders>
             <w:tcMar>
+              <w:top w:w="0" w:type="dxa"/>
               <w:left w:w="108" w:type="dxa"/>
+              <w:bottom w:w="0" w:type="dxa"/>
               <w:right w:w="108" w:type="dxa"/>
             </w:tcMar>
             <w:vAlign w:val="center"/>
@@ -24442,7 +24444,9 @@
               <w:right w:val="single" w:sz="4" w:space="0" w:color="000000"/>
             </w:tcBorders>
             <w:tcMar>
+              <w:top w:w="0" w:type="dxa"/>
               <w:left w:w="108" w:type="dxa"/>
+              <w:bottom w:w="0" w:type="dxa"/>
               <w:right w:w="108" w:type="dxa"/>
             </w:tcMar>
             <w:vAlign w:val="center"/>
@@ -24923,7 +24927,9 @@
               <w:right w:val="single" w:sz="4" w:space="0" w:color="000000"/>
             </w:tcBorders>
             <w:tcMar>
+              <w:top w:w="0" w:type="dxa"/>
               <w:left w:w="108" w:type="dxa"/>
+              <w:bottom w:w="0" w:type="dxa"/>
               <w:right w:w="108" w:type="dxa"/>
             </w:tcMar>
             <w:vAlign w:val="center"/>
@@ -24965,7 +24971,9 @@
               <w:right w:val="single" w:sz="4" w:space="0" w:color="000000"/>
             </w:tcBorders>
             <w:tcMar>
+              <w:top w:w="0" w:type="dxa"/>
               <w:left w:w="108" w:type="dxa"/>
+              <w:bottom w:w="0" w:type="dxa"/>
               <w:right w:w="108" w:type="dxa"/>
             </w:tcMar>
             <w:vAlign w:val="center"/>
@@ -25131,7 +25139,9 @@
               <w:right w:val="single" w:sz="4" w:space="0" w:color="000000"/>
             </w:tcBorders>
             <w:tcMar>
+              <w:top w:w="0" w:type="dxa"/>
               <w:left w:w="108" w:type="dxa"/>
+              <w:bottom w:w="0" w:type="dxa"/>
               <w:right w:w="108" w:type="dxa"/>
             </w:tcMar>
             <w:vAlign w:val="center"/>
@@ -25178,7 +25188,9 @@
               <w:right w:val="single" w:sz="4" w:space="0" w:color="000000"/>
             </w:tcBorders>
             <w:tcMar>
+              <w:top w:w="0" w:type="dxa"/>
               <w:left w:w="108" w:type="dxa"/>
+              <w:bottom w:w="0" w:type="dxa"/>
               <w:right w:w="108" w:type="dxa"/>
             </w:tcMar>
             <w:vAlign w:val="center"/>
@@ -29342,7 +29354,7 @@
           <w:szCs w:val="20"/>
           <w:lang w:val="ro-RO"/>
         </w:rPr>
-        <w:t xml:space="preserve">să solicite autorizarea functionarii </w:t>
+        <w:t xml:space="preserve">să solicite autorizarea funcționării </w:t>
       </w:r>
       <w:r>
         <w:rPr>

--- a/packages/document-engine/templates/11_employer_briefing.docx
+++ b/packages/document-engine/templates/11_employer_briefing.docx
@@ -45059,7 +45059,7 @@
   <w:docDefaults>
     <w:rPrDefault>
       <w:rPr>
-        <w:rFonts w:ascii="Liberation Serif" w:hAnsi="Liberation Serif" w:eastAsia="Noto Serif CJK SC" w:cs="Noto Sans Devanagari"/>
+        <w:rFonts w:ascii="Arial" w:hAnsi="Arial" w:eastAsia="Arial" w:cs="Arial"/>
         <w:sz w:val="24"/>
         <w:szCs w:val="24"/>
         <w:lang w:val="en-US" w:eastAsia="zh-CN" w:bidi="hi-IN"/>
@@ -46569,19 +46569,19 @@
   <w:style w:type="character" w:styleId="SourceText">
     <w:name w:val="Source Text"/>
     <w:rPr>
-      <w:rFonts w:ascii="Liberation Mono" w:hAnsi="Liberation Mono" w:eastAsia="Noto Sans Mono CJK SC" w:cs="Liberation Mono"/>
+      <w:rFonts w:ascii="Liberation Mono" w:hAnsi="Liberation Mono" w:eastAsia="Arial" w:cs="Liberation Mono"/>
     </w:rPr>
   </w:style>
   <w:style w:type="character" w:styleId="Example">
     <w:name w:val="Example"/>
     <w:rPr>
-      <w:rFonts w:ascii="Liberation Mono" w:hAnsi="Liberation Mono" w:eastAsia="Noto Sans Mono CJK SC" w:cs="Liberation Mono"/>
+      <w:rFonts w:ascii="Liberation Mono" w:hAnsi="Liberation Mono" w:eastAsia="Arial" w:cs="Liberation Mono"/>
     </w:rPr>
   </w:style>
   <w:style w:type="character" w:styleId="UserEntry">
     <w:name w:val="User Entry"/>
     <w:rPr>
-      <w:rFonts w:ascii="Liberation Mono" w:hAnsi="Liberation Mono" w:eastAsia="Noto Sans Mono CJK SC" w:cs="Liberation Mono"/>
+      <w:rFonts w:ascii="Liberation Mono" w:hAnsi="Liberation Mono" w:eastAsia="Arial" w:cs="Liberation Mono"/>
     </w:rPr>
   </w:style>
   <w:style w:type="character" w:styleId="Variable">
@@ -46598,7 +46598,7 @@
   <w:style w:type="character" w:styleId="Teletype">
     <w:name w:val="Teletype"/>
     <w:rPr>
-      <w:rFonts w:ascii="Liberation Mono" w:hAnsi="Liberation Mono" w:eastAsia="Noto Sans Mono CJK SC" w:cs="Liberation Mono"/>
+      <w:rFonts w:ascii="Liberation Mono" w:hAnsi="Liberation Mono" w:eastAsia="Arial" w:cs="Liberation Mono"/>
     </w:rPr>
   </w:style>
   <w:style w:type="paragraph" w:styleId="Heading">
@@ -46633,7 +46633,7 @@
     <w:basedOn w:val="BodyText"/>
     <w:pPr/>
     <w:rPr>
-      <w:rFonts w:cs="Noto Sans Devanagari"/>
+      <w:rFonts w:cs="Arial"/>
     </w:rPr>
   </w:style>
   <w:style w:type="paragraph" w:styleId="Caption">
@@ -46644,7 +46644,7 @@
       <w:spacing w:before="120" w:after="120"/>
     </w:pPr>
     <w:rPr>
-      <w:rFonts w:cs="Noto Sans Devanagari"/>
+      <w:rFonts w:cs="Arial"/>
       <w:i/>
       <w:iCs/>
       <w:sz w:val="24"/>
@@ -46658,7 +46658,7 @@
       <w:suppressLineNumbers/>
     </w:pPr>
     <w:rPr>
-      <w:rFonts w:cs="Noto Sans Devanagari"/>
+      <w:rFonts w:cs="Arial"/>
     </w:rPr>
   </w:style>
   <w:style w:type="paragraph" w:styleId="HeaderandFooter">

--- a/packages/document-engine/templates/11_employer_briefing.docx
+++ b/packages/document-engine/templates/11_employer_briefing.docx
@@ -37101,7 +37101,7 @@
               <w:szCs w:val="16"/>
               <w:lang w:val="ro-RO"/>
             </w:rPr>
-            <w:instrText xml:space="preserve"> PAGE \* ARABIC </w:instrText>
+            <w:instrText xml:space="preserve"> PAGE </w:instrText>
           </w:r>
           <w:r>
             <w:rPr>
@@ -37185,7 +37185,7 @@
               <w:szCs w:val="16"/>
               <w:lang w:val="ro-RO"/>
             </w:rPr>
-            <w:instrText xml:space="preserve"> NUMPAGES \* ARABIC </w:instrText>
+            <w:instrText xml:space="preserve"> NUMPAGES </w:instrText>
           </w:r>
           <w:r>
             <w:rPr>
@@ -37884,7 +37884,7 @@
               <w:szCs w:val="16"/>
               <w:lang w:val="ro-RO"/>
             </w:rPr>
-            <w:instrText xml:space="preserve"> PAGE \* ARABIC </w:instrText>
+            <w:instrText xml:space="preserve"> PAGE </w:instrText>
           </w:r>
           <w:r>
             <w:rPr>
@@ -37968,7 +37968,7 @@
               <w:szCs w:val="16"/>
               <w:lang w:val="ro-RO"/>
             </w:rPr>
-            <w:instrText xml:space="preserve"> NUMPAGES \* ARABIC </w:instrText>
+            <w:instrText xml:space="preserve"> NUMPAGES </w:instrText>
           </w:r>
           <w:r>
             <w:rPr>
@@ -38667,7 +38667,7 @@
               <w:szCs w:val="16"/>
               <w:lang w:val="ro-RO"/>
             </w:rPr>
-            <w:instrText xml:space="preserve"> PAGE \* ARABIC </w:instrText>
+            <w:instrText xml:space="preserve"> PAGE </w:instrText>
           </w:r>
           <w:r>
             <w:rPr>
@@ -38751,7 +38751,7 @@
               <w:szCs w:val="16"/>
               <w:lang w:val="ro-RO"/>
             </w:rPr>
-            <w:instrText xml:space="preserve"> NUMPAGES \* ARABIC </w:instrText>
+            <w:instrText xml:space="preserve"> NUMPAGES </w:instrText>
           </w:r>
           <w:r>
             <w:rPr>

--- a/packages/document-engine/templates/11_employer_briefing.docx
+++ b/packages/document-engine/templates/11_employer_briefing.docx
@@ -36391,8 +36391,9 @@
       <w:rPr>
         <w:rStyle w:val="PageNumber"/>
         <w:rFonts w:ascii="Arial" w:hAnsi="Arial" w:cs="Arial"/>
-        <w:sz w:val="16"/>
-        <w:szCs w:val="16"/>
+        <w:color w:val="7A7A7A"/>
+        <w:sz w:val="15"/>
+        <w:szCs w:val="15"/>
       </w:rPr>
     </w:pPr>
     <w:r>
@@ -36400,11 +36401,11 @@
         <w:rStyle w:val="PageNumber"/>
         <w:rFonts w:eastAsia="Arial" w:cs="Arial" w:ascii="Arial" w:hAnsi="Arial"/>
         <w:b w:val="false"/>
-        <w:color w:val="auto"/>
+        <w:color w:val="7A7A7A"/>
         <w:spacing w:val="0"/>
         <w:w w:val="100"/>
-        <w:sz w:val="16"/>
-        <w:szCs w:val="16"/>
+        <w:sz w:val="15"/>
+        <w:szCs w:val="15"/>
         <w:lang w:val="ro-RO"/>
       </w:rPr>
       <w:t>{{#branding}}Document generat cu SSM Ușor · ssmusor.ro{{/branding}}</w:t>
@@ -36424,8 +36425,9 @@
       <w:rPr>
         <w:rStyle w:val="PageNumber"/>
         <w:rFonts w:ascii="Arial" w:hAnsi="Arial" w:cs="Arial"/>
-        <w:sz w:val="16"/>
-        <w:szCs w:val="16"/>
+        <w:color w:val="7A7A7A"/>
+        <w:sz w:val="15"/>
+        <w:szCs w:val="15"/>
       </w:rPr>
     </w:pPr>
     <w:r>
@@ -36433,11 +36435,11 @@
         <w:rStyle w:val="PageNumber"/>
         <w:rFonts w:eastAsia="Arial" w:cs="Arial" w:ascii="Arial" w:hAnsi="Arial"/>
         <w:b w:val="false"/>
-        <w:color w:val="auto"/>
+        <w:color w:val="7A7A7A"/>
         <w:spacing w:val="0"/>
         <w:w w:val="100"/>
-        <w:sz w:val="16"/>
-        <w:szCs w:val="16"/>
+        <w:sz w:val="15"/>
+        <w:szCs w:val="15"/>
         <w:lang w:val="ro-RO"/>
       </w:rPr>
       <w:t>{{#branding}}Document generat cu SSM Ușor · ssmusor.ro{{/branding}}</w:t>
@@ -36457,8 +36459,9 @@
       <w:rPr>
         <w:rStyle w:val="PageNumber"/>
         <w:rFonts w:ascii="Arial" w:hAnsi="Arial" w:cs="Arial"/>
-        <w:sz w:val="16"/>
-        <w:szCs w:val="16"/>
+        <w:color w:val="7A7A7A"/>
+        <w:sz w:val="15"/>
+        <w:szCs w:val="15"/>
       </w:rPr>
     </w:pPr>
     <w:r>
@@ -36466,11 +36469,11 @@
         <w:rStyle w:val="PageNumber"/>
         <w:rFonts w:eastAsia="Arial" w:cs="Arial" w:ascii="Arial" w:hAnsi="Arial"/>
         <w:b w:val="false"/>
-        <w:color w:val="auto"/>
+        <w:color w:val="7A7A7A"/>
         <w:spacing w:val="0"/>
         <w:w w:val="100"/>
-        <w:sz w:val="16"/>
-        <w:szCs w:val="16"/>
+        <w:sz w:val="15"/>
+        <w:szCs w:val="15"/>
         <w:lang w:val="ro-RO"/>
       </w:rPr>
       <w:t>{{#branding}}Document generat cu SSM Ușor · ssmusor.ro{{/branding}}</w:t>

--- a/packages/document-engine/templates/11_employer_briefing.docx
+++ b/packages/document-engine/templates/11_employer_briefing.docx
@@ -14641,6 +14641,7 @@
     <w:p>
       <w:pPr>
         <w:pStyle w:val="Heading1"/>
+        <w:keepNext w:val="false"/>
         <w:widowControl/>
         <w:numPr>
           <w:ilvl w:val="0"/>
@@ -14715,6 +14716,7 @@
     <w:p>
       <w:pPr>
         <w:pStyle w:val="Heading1"/>
+        <w:keepNext w:val="false"/>
         <w:widowControl/>
         <w:numPr>
           <w:ilvl w:val="0"/>
@@ -14789,6 +14791,7 @@
     <w:p>
       <w:pPr>
         <w:pStyle w:val="Heading1"/>
+        <w:keepNext w:val="false"/>
         <w:widowControl/>
         <w:numPr>
           <w:ilvl w:val="0"/>
@@ -15258,6 +15261,7 @@
     <w:p>
       <w:pPr>
         <w:pStyle w:val="Heading1"/>
+        <w:keepNext w:val="false"/>
         <w:widowControl/>
         <w:numPr>
           <w:ilvl w:val="0"/>
@@ -15309,6 +15313,7 @@
     <w:p>
       <w:pPr>
         <w:pStyle w:val="Heading1"/>
+        <w:keepNext w:val="false"/>
         <w:widowControl/>
         <w:numPr>
           <w:ilvl w:val="0"/>
@@ -15360,6 +15365,7 @@
     <w:p>
       <w:pPr>
         <w:pStyle w:val="Heading1"/>
+        <w:keepNext w:val="false"/>
         <w:widowControl/>
         <w:numPr>
           <w:ilvl w:val="0"/>
@@ -15411,6 +15417,7 @@
     <w:p>
       <w:pPr>
         <w:pStyle w:val="Heading1"/>
+        <w:keepNext w:val="false"/>
         <w:widowControl/>
         <w:numPr>
           <w:ilvl w:val="0"/>
@@ -15461,6 +15468,7 @@
     <w:p>
       <w:pPr>
         <w:pStyle w:val="Heading1"/>
+        <w:keepNext w:val="false"/>
         <w:widowControl/>
         <w:numPr>
           <w:ilvl w:val="0"/>
@@ -15533,6 +15541,7 @@
     <w:p>
       <w:pPr>
         <w:pStyle w:val="Heading1"/>
+        <w:keepNext w:val="false"/>
         <w:widowControl/>
         <w:numPr>
           <w:ilvl w:val="0"/>
@@ -16093,6 +16102,7 @@
     <w:p>
       <w:pPr>
         <w:pStyle w:val="Heading1"/>
+        <w:keepNext w:val="false"/>
         <w:widowControl/>
         <w:numPr>
           <w:ilvl w:val="0"/>
@@ -16144,6 +16154,7 @@
     <w:p>
       <w:pPr>
         <w:pStyle w:val="Heading1"/>
+        <w:keepNext w:val="false"/>
         <w:widowControl/>
         <w:numPr>
           <w:ilvl w:val="0"/>
@@ -16195,6 +16206,7 @@
     <w:p>
       <w:pPr>
         <w:pStyle w:val="Heading1"/>
+        <w:keepNext w:val="false"/>
         <w:widowControl/>
         <w:numPr>
           <w:ilvl w:val="0"/>

--- a/packages/document-engine/templates/11_employer_briefing.docx
+++ b/packages/document-engine/templates/11_employer_briefing.docx
@@ -290,299 +290,20 @@
           </w:p>
         </w:tc>
       </w:tr>
-    </w:tbl>
-    <w:p>
-      <w:pPr>
-        <w:pStyle w:val="Normal"/>
-        <w:keepNext w:val="true"/>
-        <w:widowControl/>
-        <w:numPr>
-          <w:ilvl w:val="0"/>
-          <w:numId w:val="9"/>
-        </w:numPr>
-        <w:spacing w:before="120" w:after="120"/>
-        <w:jc w:val="left"/>
-        <w:rPr>
-          <w:rFonts w:ascii="Arial" w:hAnsi="Arial" w:cs="Arial"/>
-          <w:sz w:val="18"/>
-          <w:szCs w:val="18"/>
-          <w:lang w:val="de-DE"/>
-        </w:rPr>
-      </w:pPr>
-      <w:r>
-        <w:rPr>
-          <w:rFonts w:eastAsia="Arial" w:cs="Arial" w:ascii="Arial" w:hAnsi="Arial"/>
-          <w:color w:val="auto"/>
-          <w:spacing w:val="0"/>
-          <w:w w:val="100"/>
-          <w:sz w:val="20"/>
-          <w:szCs w:val="20"/>
-          <w:lang w:val="ro-RO"/>
-        </w:rPr>
-        <w:t>Odată cu prezentului material informativ, s-au predat și următoarele documente:</w:t>
-      </w:r>
-    </w:p>
-    <w:tbl>
-      <w:tblPr>
-        <w:tblW w:w="5000" w:type="pct"/>
-        <w:jc w:val="left"/>
-        <w:tblInd w:w="55" w:type="dxa"/>
-        <w:tblLayout w:type="fixed"/>
-        <w:tblCellMar>
-          <w:top w:w="55" w:type="dxa"/>
-          <w:left w:w="55" w:type="dxa"/>
-          <w:bottom w:w="55" w:type="dxa"/>
-          <w:right w:w="55" w:type="dxa"/>
-        </w:tblCellMar>
-      </w:tblPr>
-      <w:tblGrid>
-        <w:gridCol w:w="654"/>
-        <w:gridCol w:w="6081"/>
-        <w:gridCol w:w="1310"/>
-        <w:gridCol w:w="1310"/>
-      </w:tblGrid>
       <w:tr>
         <w:trPr>
-          <w:tblHeader w:val="true"/>
+          <w:cantSplit/>
         </w:trPr>
         <w:tc>
           <w:tcPr>
-            <w:tcW w:w="654" w:type="dxa"/>
-            <w:tcBorders>
-              <w:top w:val="single" w:sz="4" w:space="0" w:color="000000"/>
-              <w:left w:val="single" w:sz="4" w:space="0" w:color="000000"/>
-              <w:bottom w:val="single" w:sz="4" w:space="0" w:color="000000"/>
-            </w:tcBorders>
-            <w:vAlign w:val="center"/>
-          </w:tcPr>
-          <w:p>
-            <w:pPr>
-              <w:pStyle w:val="TableHeading"/>
-              <w:keepNext w:val="false"/>
-              <w:widowControl/>
-              <w:spacing w:before="0" w:after="0"/>
-              <w:ind w:hanging="0" w:left="0"/>
-              <w:jc w:val="center"/>
-              <w:rPr>
-                <w:rFonts w:ascii="Arial" w:hAnsi="Arial" w:eastAsia="Arial" w:cs="Arial"/>
-                <w:b/>
-                <w:i w:val="false"/>
-                <w:color w:val="auto"/>
-                <w:spacing w:val="0"/>
-                <w:w w:val="100"/>
-                <w:sz w:val="18"/>
-                <w:szCs w:val="18"/>
-                <w:lang w:val="ro-RO"/>
-              </w:rPr>
-            </w:pPr>
-            <w:r>
-              <w:rPr>
-                <w:rFonts w:eastAsia="Arial" w:cs="Arial" w:ascii="Arial" w:hAnsi="Arial"/>
-                <w:b/>
-                <w:i w:val="false"/>
-                <w:color w:val="auto"/>
-                <w:spacing w:val="0"/>
-                <w:w w:val="100"/>
-                <w:sz w:val="18"/>
-                <w:szCs w:val="18"/>
-                <w:lang w:val="ro-RO"/>
-              </w:rPr>
-              <w:t>Nr. crt.</w:t>
-            </w:r>
-          </w:p>
-        </w:tc>
-        <w:tc>
-          <w:tcPr>
-            <w:tcW w:w="6081" w:type="dxa"/>
-            <w:tcBorders>
-              <w:top w:val="single" w:sz="4" w:space="0" w:color="000000"/>
-              <w:left w:val="single" w:sz="4" w:space="0" w:color="000000"/>
-              <w:bottom w:val="single" w:sz="4" w:space="0" w:color="000000"/>
-            </w:tcBorders>
-            <w:vAlign w:val="center"/>
-          </w:tcPr>
-          <w:p>
-            <w:pPr>
-              <w:pStyle w:val="TableHeading"/>
-              <w:keepNext w:val="false"/>
-              <w:widowControl/>
-              <w:spacing w:before="0" w:after="0"/>
-              <w:ind w:hanging="0" w:left="0"/>
-              <w:jc w:val="center"/>
-              <w:rPr>
-                <w:rFonts w:ascii="Arial" w:hAnsi="Arial" w:eastAsia="Arial" w:cs="Arial"/>
-                <w:b/>
-                <w:i w:val="false"/>
-                <w:color w:val="auto"/>
-                <w:spacing w:val="0"/>
-                <w:w w:val="100"/>
-                <w:sz w:val="18"/>
-                <w:szCs w:val="18"/>
-                <w:lang w:val="ro-RO"/>
-              </w:rPr>
-            </w:pPr>
-            <w:r>
-              <w:rPr>
-                <w:rFonts w:eastAsia="Arial" w:cs="Arial" w:ascii="Arial" w:hAnsi="Arial"/>
-                <w:b/>
-                <w:i w:val="false"/>
-                <w:color w:val="auto"/>
-                <w:spacing w:val="0"/>
-                <w:w w:val="100"/>
-                <w:sz w:val="18"/>
-                <w:szCs w:val="18"/>
-                <w:lang w:val="ro-RO"/>
-              </w:rPr>
-              <w:t>Denumire document</w:t>
-            </w:r>
-          </w:p>
-        </w:tc>
-        <w:tc>
-          <w:tcPr>
-            <w:tcW w:w="1310" w:type="dxa"/>
-            <w:tcBorders>
-              <w:top w:val="single" w:sz="4" w:space="0" w:color="000000"/>
-              <w:left w:val="single" w:sz="4" w:space="0" w:color="000000"/>
-              <w:bottom w:val="single" w:sz="4" w:space="0" w:color="000000"/>
-            </w:tcBorders>
-            <w:vAlign w:val="center"/>
-          </w:tcPr>
-          <w:p>
-            <w:pPr>
-              <w:pStyle w:val="TableHeading"/>
-              <w:keepNext w:val="false"/>
-              <w:widowControl/>
-              <w:spacing w:before="0" w:after="0"/>
-              <w:ind w:hanging="0" w:left="0"/>
-              <w:jc w:val="center"/>
-              <w:rPr>
-                <w:rFonts w:ascii="Arial" w:hAnsi="Arial" w:eastAsia="Arial" w:cs="Arial"/>
-                <w:b/>
-                <w:i w:val="false"/>
-                <w:color w:val="auto"/>
-                <w:spacing w:val="0"/>
-                <w:w w:val="100"/>
-                <w:sz w:val="18"/>
-                <w:szCs w:val="18"/>
-                <w:lang w:val="ro-RO"/>
-              </w:rPr>
-            </w:pPr>
-            <w:r>
-              <w:rPr>
-                <w:rFonts w:eastAsia="Arial" w:cs="Arial" w:ascii="Arial" w:hAnsi="Arial"/>
-                <w:b/>
-                <w:i w:val="false"/>
-                <w:color w:val="auto"/>
-                <w:spacing w:val="0"/>
-                <w:w w:val="100"/>
-                <w:sz w:val="18"/>
-                <w:szCs w:val="18"/>
-                <w:lang w:val="ro-RO"/>
-              </w:rPr>
-              <w:t>Situație existentă</w:t>
-            </w:r>
-          </w:p>
-        </w:tc>
-        <w:tc>
-          <w:tcPr>
-            <w:tcW w:w="1310" w:type="dxa"/>
-            <w:tcBorders>
-              <w:top w:val="single" w:sz="4" w:space="0" w:color="000000"/>
-              <w:left w:val="single" w:sz="4" w:space="0" w:color="000000"/>
-              <w:bottom w:val="single" w:sz="4" w:space="0" w:color="000000"/>
-              <w:right w:val="single" w:sz="4" w:space="0" w:color="000000"/>
-            </w:tcBorders>
-            <w:vAlign w:val="center"/>
-          </w:tcPr>
-          <w:p>
-            <w:pPr>
-              <w:pStyle w:val="TableHeading"/>
-              <w:keepNext w:val="false"/>
-              <w:widowControl/>
-              <w:spacing w:before="0" w:after="0"/>
-              <w:ind w:hanging="0" w:left="0"/>
-              <w:jc w:val="center"/>
-              <w:rPr>
-                <w:rFonts w:ascii="Arial" w:hAnsi="Arial" w:eastAsia="Arial" w:cs="Arial"/>
-                <w:b/>
-                <w:i w:val="false"/>
-                <w:color w:val="auto"/>
-                <w:spacing w:val="0"/>
-                <w:w w:val="100"/>
-                <w:sz w:val="18"/>
-                <w:szCs w:val="18"/>
-                <w:lang w:val="ro-RO"/>
-              </w:rPr>
-            </w:pPr>
-            <w:r>
-              <w:rPr>
-                <w:rFonts w:eastAsia="Arial" w:cs="Arial" w:ascii="Arial" w:hAnsi="Arial"/>
-                <w:b/>
-                <w:i w:val="false"/>
-                <w:color w:val="auto"/>
-                <w:spacing w:val="0"/>
-                <w:w w:val="100"/>
-                <w:sz w:val="18"/>
-                <w:szCs w:val="18"/>
-                <w:lang w:val="ro-RO"/>
-              </w:rPr>
-              <w:t>Codificare</w:t>
-            </w:r>
-          </w:p>
-          <w:p>
-            <w:pPr>
-              <w:pStyle w:val="TableHeading"/>
-              <w:keepNext w:val="false"/>
-              <w:widowControl/>
-              <w:spacing w:before="0" w:after="0"/>
-              <w:ind w:hanging="0" w:left="0"/>
-              <w:jc w:val="center"/>
-              <w:rPr>
-                <w:rFonts w:ascii="Arial" w:hAnsi="Arial" w:eastAsia="Arial" w:cs="Arial"/>
-                <w:b/>
-                <w:i w:val="false"/>
-                <w:color w:val="auto"/>
-                <w:spacing w:val="0"/>
-                <w:w w:val="100"/>
-                <w:sz w:val="18"/>
-                <w:szCs w:val="18"/>
-                <w:lang w:val="ro-RO"/>
-              </w:rPr>
-            </w:pPr>
-            <w:r>
-              <w:rPr>
-                <w:rFonts w:eastAsia="Arial" w:cs="Arial" w:ascii="Arial" w:hAnsi="Arial"/>
-                <w:b/>
-                <w:i w:val="false"/>
-                <w:color w:val="auto"/>
-                <w:spacing w:val="0"/>
-                <w:w w:val="100"/>
-                <w:sz w:val="18"/>
-                <w:szCs w:val="18"/>
-                <w:lang w:val="ro-RO"/>
-              </w:rPr>
-              <w:t>document</w:t>
-            </w:r>
-          </w:p>
-        </w:tc>
-      </w:tr>
-      <w:tr>
-        <w:trPr/>
-        <w:tc>
-          <w:tcPr>
-            <w:tcW w:w="654" w:type="dxa"/>
-            <w:tcBorders>
-              <w:left w:val="single" w:sz="4" w:space="0" w:color="000000"/>
-              <w:bottom w:val="single" w:sz="4" w:space="0" w:color="000000"/>
-            </w:tcBorders>
-            <w:vAlign w:val="center"/>
+            <w:tcW w:w="4677" w:type="dxa"/>
+            <w:tcBorders/>
           </w:tcPr>
           <w:p>
             <w:pPr>
               <w:pStyle w:val="TableContents"/>
               <w:keepNext w:val="false"/>
-              <w:widowControl/>
-              <w:spacing w:before="0" w:after="0"/>
+              <w:spacing w:before="240" w:after="0"/>
               <w:ind w:hanging="0" w:left="0"/>
               <w:jc w:val="center"/>
               <w:rPr>
@@ -590,89 +311,34 @@
                 <w:b w:val="false"/>
                 <w:i w:val="false"/>
                 <w:color w:val="auto"/>
-                <w:spacing w:val="0"/>
-                <w:w w:val="100"/>
-                <w:sz w:val="18"/>
-                <w:szCs w:val="18"/>
+                <w:sz w:val="20"/>
                 <w:lang w:val="ro-RO"/>
               </w:rPr>
             </w:pPr>
             <w:r>
               <w:rPr>
                 <w:rFonts w:eastAsia="Arial" w:cs="Arial" w:ascii="Arial" w:hAnsi="Arial"/>
-                <w:b w:val="false"/>
-                <w:i w:val="false"/>
                 <w:color w:val="auto"/>
                 <w:spacing w:val="0"/>
                 <w:w w:val="100"/>
-                <w:sz w:val="18"/>
-                <w:szCs w:val="18"/>
+                <w:sz w:val="20"/>
+                <w:szCs w:val="20"/>
                 <w:lang w:val="ro-RO"/>
               </w:rPr>
-              <w:t>1.</w:t>
+              <w:t>Data: ____________________</w:t>
             </w:r>
           </w:p>
         </w:tc>
         <w:tc>
           <w:tcPr>
-            <w:tcW w:w="6081" w:type="dxa"/>
-            <w:tcBorders>
-              <w:left w:val="single" w:sz="4" w:space="0" w:color="000000"/>
-              <w:bottom w:val="single" w:sz="4" w:space="0" w:color="000000"/>
-            </w:tcBorders>
-            <w:vAlign w:val="center"/>
+            <w:tcW w:w="4678" w:type="dxa"/>
+            <w:tcBorders/>
           </w:tcPr>
           <w:p>
             <w:pPr>
               <w:pStyle w:val="TableContents"/>
               <w:keepNext w:val="false"/>
-              <w:widowControl/>
-              <w:spacing w:before="0" w:after="0"/>
-              <w:ind w:hanging="0" w:left="0"/>
-              <w:jc w:val="left"/>
-              <w:rPr>
-                <w:rFonts w:ascii="Arial" w:hAnsi="Arial" w:eastAsia="Arial" w:cs="Arial"/>
-                <w:b w:val="false"/>
-                <w:i w:val="false"/>
-                <w:color w:val="auto"/>
-                <w:spacing w:val="0"/>
-                <w:w w:val="100"/>
-                <w:sz w:val="18"/>
-                <w:szCs w:val="18"/>
-                <w:lang w:val="ro-RO"/>
-              </w:rPr>
-            </w:pPr>
-            <w:r>
-              <w:rPr>
-                <w:rFonts w:eastAsia="Arial" w:cs="Arial" w:ascii="Arial" w:hAnsi="Arial"/>
-                <w:b w:val="false"/>
-                <w:i w:val="false"/>
-                <w:color w:val="auto"/>
-                <w:spacing w:val="0"/>
-                <w:w w:val="100"/>
-                <w:sz w:val="18"/>
-                <w:szCs w:val="18"/>
-                <w:lang w:val="ro-RO"/>
-              </w:rPr>
-              <w:t>Decizia / Dispoziția privind responsabilii cu instruirea în domeniul securității și sănătății în muncă</w:t>
-            </w:r>
-          </w:p>
-        </w:tc>
-        <w:tc>
-          <w:tcPr>
-            <w:tcW w:w="1310" w:type="dxa"/>
-            <w:tcBorders>
-              <w:left w:val="single" w:sz="4" w:space="0" w:color="000000"/>
-              <w:bottom w:val="single" w:sz="4" w:space="0" w:color="000000"/>
-            </w:tcBorders>
-            <w:vAlign w:val="center"/>
-          </w:tcPr>
-          <w:p>
-            <w:pPr>
-              <w:pStyle w:val="TableContents"/>
-              <w:keepNext w:val="false"/>
-              <w:widowControl/>
-              <w:spacing w:before="0" w:after="0"/>
+              <w:spacing w:before="240" w:after="0"/>
               <w:ind w:hanging="0" w:left="0"/>
               <w:jc w:val="center"/>
               <w:rPr>
@@ -680,2280 +346,21 @@
                 <w:b w:val="false"/>
                 <w:i w:val="false"/>
                 <w:color w:val="auto"/>
-                <w:spacing w:val="0"/>
-                <w:w w:val="100"/>
-                <w:sz w:val="18"/>
-                <w:szCs w:val="18"/>
+                <w:sz w:val="20"/>
                 <w:lang w:val="ro-RO"/>
               </w:rPr>
             </w:pPr>
             <w:r>
               <w:rPr>
                 <w:rFonts w:eastAsia="Arial" w:cs="Arial" w:ascii="Arial" w:hAnsi="Arial"/>
-                <w:b w:val="false"/>
-                <w:i w:val="false"/>
                 <w:color w:val="auto"/>
                 <w:spacing w:val="0"/>
                 <w:w w:val="100"/>
-                <w:sz w:val="18"/>
-                <w:szCs w:val="18"/>
+                <w:sz w:val="20"/>
+                <w:szCs w:val="20"/>
                 <w:lang w:val="ro-RO"/>
               </w:rPr>
-              <w:t>DA</w:t>
-            </w:r>
-          </w:p>
-        </w:tc>
-        <w:tc>
-          <w:tcPr>
-            <w:tcW w:w="1310" w:type="dxa"/>
-            <w:tcBorders>
-              <w:left w:val="single" w:sz="4" w:space="0" w:color="000000"/>
-              <w:bottom w:val="single" w:sz="4" w:space="0" w:color="000000"/>
-              <w:right w:val="single" w:sz="4" w:space="0" w:color="000000"/>
-            </w:tcBorders>
-            <w:vAlign w:val="center"/>
-          </w:tcPr>
-          <w:p>
-            <w:pPr>
-              <w:pStyle w:val="TableContents"/>
-              <w:keepNext w:val="false"/>
-              <w:widowControl/>
-              <w:spacing w:before="0" w:after="0"/>
-              <w:ind w:hanging="0" w:left="0"/>
-              <w:jc w:val="center"/>
-              <w:rPr>
-                <w:rFonts w:ascii="Arial" w:hAnsi="Arial" w:eastAsia="Arial" w:cs="Arial"/>
-                <w:b w:val="false"/>
-                <w:i w:val="false"/>
-                <w:color w:val="auto"/>
-                <w:spacing w:val="0"/>
-                <w:w w:val="100"/>
-                <w:sz w:val="18"/>
-                <w:szCs w:val="18"/>
-                <w:lang w:val="ro-RO"/>
-              </w:rPr>
-            </w:pPr>
-            <w:r>
-              <w:rPr>
-                <w:rFonts w:eastAsia="Arial" w:cs="Arial" w:ascii="Arial" w:hAnsi="Arial"/>
-                <w:b w:val="false"/>
-                <w:i w:val="false"/>
-                <w:color w:val="auto"/>
-                <w:spacing w:val="0"/>
-                <w:w w:val="100"/>
-                <w:sz w:val="18"/>
-                <w:szCs w:val="18"/>
-                <w:lang w:val="ro-RO"/>
-              </w:rPr>
-              <w:t>--</w:t>
-            </w:r>
-          </w:p>
-        </w:tc>
-      </w:tr>
-      <w:tr>
-        <w:trPr/>
-        <w:tc>
-          <w:tcPr>
-            <w:tcW w:w="654" w:type="dxa"/>
-            <w:tcBorders>
-              <w:left w:val="single" w:sz="4" w:space="0" w:color="000000"/>
-              <w:bottom w:val="single" w:sz="4" w:space="0" w:color="000000"/>
-            </w:tcBorders>
-            <w:vAlign w:val="center"/>
-          </w:tcPr>
-          <w:p>
-            <w:pPr>
-              <w:pStyle w:val="TableContents"/>
-              <w:keepNext w:val="false"/>
-              <w:widowControl/>
-              <w:spacing w:before="0" w:after="0"/>
-              <w:ind w:hanging="0" w:left="0"/>
-              <w:jc w:val="center"/>
-              <w:rPr>
-                <w:rFonts w:ascii="Arial" w:hAnsi="Arial" w:eastAsia="Arial" w:cs="Arial"/>
-                <w:b w:val="false"/>
-                <w:i w:val="false"/>
-                <w:color w:val="auto"/>
-                <w:spacing w:val="0"/>
-                <w:w w:val="100"/>
-                <w:sz w:val="18"/>
-                <w:szCs w:val="18"/>
-                <w:lang w:val="ro-RO"/>
-              </w:rPr>
-            </w:pPr>
-            <w:r>
-              <w:rPr>
-                <w:rFonts w:eastAsia="Arial" w:cs="Arial" w:ascii="Arial" w:hAnsi="Arial"/>
-                <w:b w:val="false"/>
-                <w:i w:val="false"/>
-                <w:color w:val="auto"/>
-                <w:spacing w:val="0"/>
-                <w:w w:val="100"/>
-                <w:sz w:val="18"/>
-                <w:szCs w:val="18"/>
-                <w:lang w:val="ro-RO"/>
-              </w:rPr>
-              <w:t>2.</w:t>
-            </w:r>
-          </w:p>
-        </w:tc>
-        <w:tc>
-          <w:tcPr>
-            <w:tcW w:w="6081" w:type="dxa"/>
-            <w:tcBorders>
-              <w:left w:val="single" w:sz="4" w:space="0" w:color="000000"/>
-              <w:bottom w:val="single" w:sz="4" w:space="0" w:color="000000"/>
-            </w:tcBorders>
-            <w:vAlign w:val="center"/>
-          </w:tcPr>
-          <w:p>
-            <w:pPr>
-              <w:pStyle w:val="TableContents"/>
-              <w:keepNext w:val="false"/>
-              <w:widowControl/>
-              <w:spacing w:before="0" w:after="0"/>
-              <w:ind w:hanging="0" w:left="0"/>
-              <w:jc w:val="left"/>
-              <w:rPr>
-                <w:rFonts w:ascii="Arial" w:hAnsi="Arial" w:eastAsia="Arial" w:cs="Arial"/>
-                <w:b w:val="false"/>
-                <w:i w:val="false"/>
-                <w:color w:val="auto"/>
-                <w:spacing w:val="0"/>
-                <w:w w:val="100"/>
-                <w:sz w:val="18"/>
-                <w:szCs w:val="18"/>
-                <w:lang w:val="ro-RO"/>
-              </w:rPr>
-            </w:pPr>
-            <w:r>
-              <w:rPr>
-                <w:rFonts w:eastAsia="Arial" w:cs="Arial" w:ascii="Arial" w:hAnsi="Arial"/>
-                <w:b w:val="false"/>
-                <w:i w:val="false"/>
-                <w:color w:val="auto"/>
-                <w:spacing w:val="0"/>
-                <w:w w:val="100"/>
-                <w:sz w:val="18"/>
-                <w:szCs w:val="18"/>
-                <w:lang w:val="ro-RO"/>
-              </w:rPr>
-              <w:t>Decizia / Dispoziția privind responsabilii cu acordare primului ajutor</w:t>
-            </w:r>
-          </w:p>
-        </w:tc>
-        <w:tc>
-          <w:tcPr>
-            <w:tcW w:w="1310" w:type="dxa"/>
-            <w:tcBorders>
-              <w:left w:val="single" w:sz="4" w:space="0" w:color="000000"/>
-              <w:bottom w:val="single" w:sz="4" w:space="0" w:color="000000"/>
-            </w:tcBorders>
-            <w:vAlign w:val="center"/>
-          </w:tcPr>
-          <w:p>
-            <w:pPr>
-              <w:pStyle w:val="TableContents"/>
-              <w:keepNext w:val="false"/>
-              <w:widowControl/>
-              <w:spacing w:before="0" w:after="0"/>
-              <w:ind w:hanging="0" w:left="0"/>
-              <w:jc w:val="center"/>
-              <w:rPr>
-                <w:rFonts w:ascii="Arial" w:hAnsi="Arial" w:eastAsia="Arial" w:cs="Arial"/>
-                <w:b w:val="false"/>
-                <w:i w:val="false"/>
-                <w:color w:val="auto"/>
-                <w:spacing w:val="0"/>
-                <w:w w:val="100"/>
-                <w:sz w:val="18"/>
-                <w:szCs w:val="18"/>
-                <w:lang w:val="ro-RO"/>
-              </w:rPr>
-            </w:pPr>
-            <w:r>
-              <w:rPr>
-                <w:rFonts w:eastAsia="Arial" w:cs="Arial" w:ascii="Arial" w:hAnsi="Arial"/>
-                <w:b w:val="false"/>
-                <w:i w:val="false"/>
-                <w:color w:val="auto"/>
-                <w:spacing w:val="0"/>
-                <w:w w:val="100"/>
-                <w:sz w:val="18"/>
-                <w:szCs w:val="18"/>
-                <w:lang w:val="ro-RO"/>
-              </w:rPr>
-              <w:t>DA</w:t>
-            </w:r>
-          </w:p>
-        </w:tc>
-        <w:tc>
-          <w:tcPr>
-            <w:tcW w:w="1310" w:type="dxa"/>
-            <w:tcBorders>
-              <w:left w:val="single" w:sz="4" w:space="0" w:color="000000"/>
-              <w:bottom w:val="single" w:sz="4" w:space="0" w:color="000000"/>
-              <w:right w:val="single" w:sz="4" w:space="0" w:color="000000"/>
-            </w:tcBorders>
-            <w:vAlign w:val="center"/>
-          </w:tcPr>
-          <w:p>
-            <w:pPr>
-              <w:pStyle w:val="TableContents"/>
-              <w:keepNext w:val="false"/>
-              <w:widowControl/>
-              <w:spacing w:before="0" w:after="0"/>
-              <w:ind w:hanging="0" w:left="0"/>
-              <w:jc w:val="center"/>
-              <w:rPr>
-                <w:rFonts w:ascii="Arial" w:hAnsi="Arial" w:eastAsia="Arial" w:cs="Arial"/>
-                <w:b w:val="false"/>
-                <w:i w:val="false"/>
-                <w:color w:val="auto"/>
-                <w:spacing w:val="0"/>
-                <w:w w:val="100"/>
-                <w:sz w:val="18"/>
-                <w:szCs w:val="18"/>
-                <w:lang w:val="ro-RO"/>
-              </w:rPr>
-            </w:pPr>
-            <w:r>
-              <w:rPr>
-                <w:rFonts w:eastAsia="Arial" w:cs="Arial" w:ascii="Arial" w:hAnsi="Arial"/>
-                <w:b w:val="false"/>
-                <w:i w:val="false"/>
-                <w:color w:val="auto"/>
-                <w:spacing w:val="0"/>
-                <w:w w:val="100"/>
-                <w:sz w:val="18"/>
-                <w:szCs w:val="18"/>
-                <w:lang w:val="ro-RO"/>
-              </w:rPr>
-              <w:t>--</w:t>
-            </w:r>
-          </w:p>
-        </w:tc>
-      </w:tr>
-      <w:tr>
-        <w:trPr/>
-        <w:tc>
-          <w:tcPr>
-            <w:tcW w:w="654" w:type="dxa"/>
-            <w:tcBorders>
-              <w:left w:val="single" w:sz="4" w:space="0" w:color="000000"/>
-              <w:bottom w:val="single" w:sz="4" w:space="0" w:color="000000"/>
-            </w:tcBorders>
-            <w:vAlign w:val="center"/>
-          </w:tcPr>
-          <w:p>
-            <w:pPr>
-              <w:pStyle w:val="TableContents"/>
-              <w:keepNext w:val="false"/>
-              <w:widowControl/>
-              <w:spacing w:before="0" w:after="0"/>
-              <w:ind w:hanging="0" w:left="0"/>
-              <w:jc w:val="center"/>
-              <w:rPr>
-                <w:rFonts w:ascii="Arial" w:hAnsi="Arial" w:eastAsia="Arial" w:cs="Arial"/>
-                <w:b w:val="false"/>
-                <w:i w:val="false"/>
-                <w:color w:val="auto"/>
-                <w:spacing w:val="0"/>
-                <w:w w:val="100"/>
-                <w:sz w:val="18"/>
-                <w:szCs w:val="18"/>
-                <w:lang w:val="ro-RO"/>
-              </w:rPr>
-            </w:pPr>
-            <w:r>
-              <w:rPr>
-                <w:rFonts w:eastAsia="Arial" w:cs="Arial" w:ascii="Arial" w:hAnsi="Arial"/>
-                <w:b w:val="false"/>
-                <w:i w:val="false"/>
-                <w:color w:val="auto"/>
-                <w:spacing w:val="0"/>
-                <w:w w:val="100"/>
-                <w:sz w:val="18"/>
-                <w:szCs w:val="18"/>
-                <w:lang w:val="ro-RO"/>
-              </w:rPr>
-              <w:t>3.</w:t>
-            </w:r>
-          </w:p>
-        </w:tc>
-        <w:tc>
-          <w:tcPr>
-            <w:tcW w:w="6081" w:type="dxa"/>
-            <w:tcBorders>
-              <w:left w:val="single" w:sz="4" w:space="0" w:color="000000"/>
-              <w:bottom w:val="single" w:sz="4" w:space="0" w:color="000000"/>
-            </w:tcBorders>
-            <w:vAlign w:val="center"/>
-          </w:tcPr>
-          <w:p>
-            <w:pPr>
-              <w:pStyle w:val="TableContents"/>
-              <w:keepNext w:val="false"/>
-              <w:widowControl/>
-              <w:spacing w:before="0" w:after="0"/>
-              <w:ind w:hanging="0" w:left="0"/>
-              <w:jc w:val="left"/>
-              <w:rPr>
-                <w:rFonts w:ascii="Arial" w:hAnsi="Arial" w:eastAsia="Arial" w:cs="Arial"/>
-                <w:b w:val="false"/>
-                <w:i w:val="false"/>
-                <w:color w:val="auto"/>
-                <w:spacing w:val="0"/>
-                <w:w w:val="100"/>
-                <w:sz w:val="18"/>
-                <w:szCs w:val="18"/>
-                <w:lang w:val="ro-RO"/>
-              </w:rPr>
-            </w:pPr>
-            <w:r>
-              <w:rPr>
-                <w:rFonts w:eastAsia="Arial" w:cs="Arial" w:ascii="Arial" w:hAnsi="Arial"/>
-                <w:b w:val="false"/>
-                <w:i w:val="false"/>
-                <w:color w:val="auto"/>
-                <w:spacing w:val="0"/>
-                <w:w w:val="100"/>
-                <w:sz w:val="18"/>
-                <w:szCs w:val="18"/>
-                <w:lang w:val="ro-RO"/>
-              </w:rPr>
-              <w:t>Decizia / Dispoziția de constituire echipa de evaluare a riscurilor de accidentare și/ sau îmbolnăvire profesională</w:t>
-            </w:r>
-          </w:p>
-        </w:tc>
-        <w:tc>
-          <w:tcPr>
-            <w:tcW w:w="1310" w:type="dxa"/>
-            <w:tcBorders>
-              <w:left w:val="single" w:sz="4" w:space="0" w:color="000000"/>
-              <w:bottom w:val="single" w:sz="4" w:space="0" w:color="000000"/>
-            </w:tcBorders>
-            <w:vAlign w:val="center"/>
-          </w:tcPr>
-          <w:p>
-            <w:pPr>
-              <w:pStyle w:val="TableContents"/>
-              <w:keepNext w:val="false"/>
-              <w:widowControl/>
-              <w:spacing w:before="0" w:after="0"/>
-              <w:ind w:hanging="0" w:left="0"/>
-              <w:jc w:val="center"/>
-              <w:rPr>
-                <w:rFonts w:ascii="Arial" w:hAnsi="Arial" w:eastAsia="Arial" w:cs="Arial"/>
-                <w:b w:val="false"/>
-                <w:i w:val="false"/>
-                <w:color w:val="auto"/>
-                <w:spacing w:val="0"/>
-                <w:w w:val="100"/>
-                <w:sz w:val="18"/>
-                <w:szCs w:val="18"/>
-                <w:lang w:val="ro-RO"/>
-              </w:rPr>
-            </w:pPr>
-            <w:r>
-              <w:rPr>
-                <w:rFonts w:eastAsia="Arial" w:cs="Arial" w:ascii="Arial" w:hAnsi="Arial"/>
-                <w:b w:val="false"/>
-                <w:i w:val="false"/>
-                <w:color w:val="auto"/>
-                <w:spacing w:val="0"/>
-                <w:w w:val="100"/>
-                <w:sz w:val="18"/>
-                <w:szCs w:val="18"/>
-                <w:lang w:val="ro-RO"/>
-              </w:rPr>
-              <w:t>DA</w:t>
-            </w:r>
-          </w:p>
-        </w:tc>
-        <w:tc>
-          <w:tcPr>
-            <w:tcW w:w="1310" w:type="dxa"/>
-            <w:tcBorders>
-              <w:left w:val="single" w:sz="4" w:space="0" w:color="000000"/>
-              <w:bottom w:val="single" w:sz="4" w:space="0" w:color="000000"/>
-              <w:right w:val="single" w:sz="4" w:space="0" w:color="000000"/>
-            </w:tcBorders>
-            <w:vAlign w:val="center"/>
-          </w:tcPr>
-          <w:p>
-            <w:pPr>
-              <w:pStyle w:val="TableContents"/>
-              <w:keepNext w:val="false"/>
-              <w:widowControl/>
-              <w:spacing w:before="0" w:after="0"/>
-              <w:ind w:hanging="0" w:left="0"/>
-              <w:jc w:val="center"/>
-              <w:rPr>
-                <w:rFonts w:ascii="Arial" w:hAnsi="Arial" w:eastAsia="Arial" w:cs="Arial"/>
-                <w:b w:val="false"/>
-                <w:i w:val="false"/>
-                <w:color w:val="auto"/>
-                <w:spacing w:val="0"/>
-                <w:w w:val="100"/>
-                <w:sz w:val="18"/>
-                <w:szCs w:val="18"/>
-                <w:lang w:val="ro-RO"/>
-              </w:rPr>
-            </w:pPr>
-            <w:r>
-              <w:rPr>
-                <w:rFonts w:eastAsia="Arial" w:cs="Arial" w:ascii="Arial" w:hAnsi="Arial"/>
-                <w:b w:val="false"/>
-                <w:i w:val="false"/>
-                <w:color w:val="auto"/>
-                <w:spacing w:val="0"/>
-                <w:w w:val="100"/>
-                <w:sz w:val="18"/>
-                <w:szCs w:val="18"/>
-                <w:lang w:val="ro-RO"/>
-              </w:rPr>
-              <w:t>--</w:t>
-            </w:r>
-          </w:p>
-        </w:tc>
-      </w:tr>
-      <w:tr>
-        <w:trPr/>
-        <w:tc>
-          <w:tcPr>
-            <w:tcW w:w="654" w:type="dxa"/>
-            <w:tcBorders>
-              <w:left w:val="single" w:sz="4" w:space="0" w:color="000000"/>
-              <w:bottom w:val="single" w:sz="4" w:space="0" w:color="000000"/>
-            </w:tcBorders>
-            <w:vAlign w:val="center"/>
-          </w:tcPr>
-          <w:p>
-            <w:pPr>
-              <w:pStyle w:val="TableContents"/>
-              <w:keepNext w:val="false"/>
-              <w:widowControl/>
-              <w:spacing w:before="0" w:after="0"/>
-              <w:ind w:hanging="0" w:left="0"/>
-              <w:jc w:val="center"/>
-              <w:rPr>
-                <w:rFonts w:ascii="Arial" w:hAnsi="Arial" w:eastAsia="Arial" w:cs="Arial"/>
-                <w:b w:val="false"/>
-                <w:i w:val="false"/>
-                <w:color w:val="auto"/>
-                <w:spacing w:val="0"/>
-                <w:w w:val="100"/>
-                <w:sz w:val="18"/>
-                <w:szCs w:val="18"/>
-                <w:lang w:val="ro-RO"/>
-              </w:rPr>
-            </w:pPr>
-            <w:r>
-              <w:rPr>
-                <w:rFonts w:eastAsia="Arial" w:cs="Arial" w:ascii="Arial" w:hAnsi="Arial"/>
-                <w:b w:val="false"/>
-                <w:i w:val="false"/>
-                <w:color w:val="auto"/>
-                <w:spacing w:val="0"/>
-                <w:w w:val="100"/>
-                <w:sz w:val="18"/>
-                <w:szCs w:val="18"/>
-                <w:lang w:val="ro-RO"/>
-              </w:rPr>
-              <w:t>4.</w:t>
-            </w:r>
-          </w:p>
-        </w:tc>
-        <w:tc>
-          <w:tcPr>
-            <w:tcW w:w="6081" w:type="dxa"/>
-            <w:tcBorders>
-              <w:left w:val="single" w:sz="4" w:space="0" w:color="000000"/>
-              <w:bottom w:val="single" w:sz="4" w:space="0" w:color="000000"/>
-            </w:tcBorders>
-            <w:vAlign w:val="center"/>
-          </w:tcPr>
-          <w:p>
-            <w:pPr>
-              <w:pStyle w:val="TableContents"/>
-              <w:keepNext w:val="false"/>
-              <w:widowControl/>
-              <w:spacing w:before="0" w:after="0"/>
-              <w:ind w:hanging="0" w:left="0"/>
-              <w:jc w:val="left"/>
-              <w:rPr>
-                <w:rFonts w:ascii="Arial" w:hAnsi="Arial" w:eastAsia="Arial" w:cs="Arial"/>
-                <w:b w:val="false"/>
-                <w:i w:val="false"/>
-                <w:color w:val="auto"/>
-                <w:spacing w:val="0"/>
-                <w:w w:val="100"/>
-                <w:sz w:val="18"/>
-                <w:szCs w:val="18"/>
-                <w:lang w:val="ro-RO"/>
-              </w:rPr>
-            </w:pPr>
-            <w:r>
-              <w:rPr>
-                <w:rFonts w:eastAsia="Arial" w:cs="Arial" w:ascii="Arial" w:hAnsi="Arial"/>
-                <w:b w:val="false"/>
-                <w:i w:val="false"/>
-                <w:color w:val="auto"/>
-                <w:spacing w:val="0"/>
-                <w:w w:val="100"/>
-                <w:sz w:val="18"/>
-                <w:szCs w:val="18"/>
-                <w:lang w:val="ro-RO"/>
-              </w:rPr>
-              <w:t>Registre de evidența a evenimentelor</w:t>
-            </w:r>
-          </w:p>
-        </w:tc>
-        <w:tc>
-          <w:tcPr>
-            <w:tcW w:w="1310" w:type="dxa"/>
-            <w:tcBorders>
-              <w:left w:val="single" w:sz="4" w:space="0" w:color="000000"/>
-              <w:bottom w:val="single" w:sz="4" w:space="0" w:color="000000"/>
-            </w:tcBorders>
-            <w:vAlign w:val="center"/>
-          </w:tcPr>
-          <w:p>
-            <w:pPr>
-              <w:pStyle w:val="TableContents"/>
-              <w:keepNext w:val="false"/>
-              <w:widowControl/>
-              <w:spacing w:before="0" w:after="0"/>
-              <w:ind w:hanging="0" w:left="0"/>
-              <w:jc w:val="center"/>
-              <w:rPr>
-                <w:rFonts w:ascii="Arial" w:hAnsi="Arial" w:eastAsia="Arial" w:cs="Arial"/>
-                <w:b w:val="false"/>
-                <w:i w:val="false"/>
-                <w:color w:val="auto"/>
-                <w:spacing w:val="0"/>
-                <w:w w:val="100"/>
-                <w:sz w:val="18"/>
-                <w:szCs w:val="18"/>
-                <w:lang w:val="ro-RO"/>
-              </w:rPr>
-            </w:pPr>
-            <w:r>
-              <w:rPr>
-                <w:rFonts w:eastAsia="Arial" w:cs="Arial" w:ascii="Arial" w:hAnsi="Arial"/>
-                <w:b w:val="false"/>
-                <w:i w:val="false"/>
-                <w:color w:val="auto"/>
-                <w:spacing w:val="0"/>
-                <w:w w:val="100"/>
-                <w:sz w:val="18"/>
-                <w:szCs w:val="18"/>
-                <w:lang w:val="ro-RO"/>
-              </w:rPr>
-              <w:t>DA</w:t>
-            </w:r>
-          </w:p>
-        </w:tc>
-        <w:tc>
-          <w:tcPr>
-            <w:tcW w:w="1310" w:type="dxa"/>
-            <w:tcBorders>
-              <w:left w:val="single" w:sz="4" w:space="0" w:color="000000"/>
-              <w:bottom w:val="single" w:sz="4" w:space="0" w:color="000000"/>
-              <w:right w:val="single" w:sz="4" w:space="0" w:color="000000"/>
-            </w:tcBorders>
-            <w:vAlign w:val="center"/>
-          </w:tcPr>
-          <w:p>
-            <w:pPr>
-              <w:pStyle w:val="TableContents"/>
-              <w:keepNext w:val="false"/>
-              <w:widowControl/>
-              <w:spacing w:before="0" w:after="0"/>
-              <w:ind w:hanging="0" w:left="0"/>
-              <w:jc w:val="center"/>
-              <w:rPr>
-                <w:rFonts w:ascii="Arial" w:hAnsi="Arial" w:eastAsia="Arial" w:cs="Arial"/>
-                <w:b w:val="false"/>
-                <w:i w:val="false"/>
-                <w:color w:val="auto"/>
-                <w:spacing w:val="0"/>
-                <w:w w:val="100"/>
-                <w:sz w:val="18"/>
-                <w:szCs w:val="18"/>
-                <w:lang w:val="ro-RO"/>
-              </w:rPr>
-            </w:pPr>
-            <w:r>
-              <w:rPr>
-                <w:rFonts w:eastAsia="Arial" w:cs="Arial" w:ascii="Arial" w:hAnsi="Arial"/>
-                <w:b w:val="false"/>
-                <w:i w:val="false"/>
-                <w:color w:val="auto"/>
-                <w:spacing w:val="0"/>
-                <w:w w:val="100"/>
-                <w:sz w:val="18"/>
-                <w:szCs w:val="18"/>
-                <w:lang w:val="ro-RO"/>
-              </w:rPr>
-              <w:t>--</w:t>
-            </w:r>
-          </w:p>
-        </w:tc>
-      </w:tr>
-      <w:tr>
-        <w:trPr/>
-        <w:tc>
-          <w:tcPr>
-            <w:tcW w:w="654" w:type="dxa"/>
-            <w:tcBorders>
-              <w:left w:val="single" w:sz="4" w:space="0" w:color="000000"/>
-              <w:bottom w:val="single" w:sz="4" w:space="0" w:color="000000"/>
-            </w:tcBorders>
-            <w:vAlign w:val="center"/>
-          </w:tcPr>
-          <w:p>
-            <w:pPr>
-              <w:pStyle w:val="TableContents"/>
-              <w:keepNext w:val="false"/>
-              <w:widowControl/>
-              <w:spacing w:before="0" w:after="0"/>
-              <w:ind w:hanging="0" w:left="0"/>
-              <w:jc w:val="center"/>
-              <w:rPr>
-                <w:rFonts w:ascii="Arial" w:hAnsi="Arial" w:eastAsia="Arial" w:cs="Arial"/>
-                <w:b w:val="false"/>
-                <w:i w:val="false"/>
-                <w:color w:val="auto"/>
-                <w:spacing w:val="0"/>
-                <w:w w:val="100"/>
-                <w:sz w:val="18"/>
-                <w:szCs w:val="18"/>
-                <w:lang w:val="ro-RO"/>
-              </w:rPr>
-            </w:pPr>
-            <w:r>
-              <w:rPr>
-                <w:rFonts w:eastAsia="Arial" w:cs="Arial" w:ascii="Arial" w:hAnsi="Arial"/>
-                <w:b w:val="false"/>
-                <w:i w:val="false"/>
-                <w:color w:val="auto"/>
-                <w:spacing w:val="0"/>
-                <w:w w:val="100"/>
-                <w:sz w:val="18"/>
-                <w:szCs w:val="18"/>
-                <w:lang w:val="ro-RO"/>
-              </w:rPr>
-              <w:t>5.</w:t>
-            </w:r>
-          </w:p>
-        </w:tc>
-        <w:tc>
-          <w:tcPr>
-            <w:tcW w:w="6081" w:type="dxa"/>
-            <w:tcBorders>
-              <w:left w:val="single" w:sz="4" w:space="0" w:color="000000"/>
-              <w:bottom w:val="single" w:sz="4" w:space="0" w:color="000000"/>
-            </w:tcBorders>
-            <w:vAlign w:val="center"/>
-          </w:tcPr>
-          <w:p>
-            <w:pPr>
-              <w:pStyle w:val="TableContents"/>
-              <w:keepNext w:val="false"/>
-              <w:widowControl/>
-              <w:spacing w:before="0" w:after="0"/>
-              <w:ind w:hanging="0" w:left="0"/>
-              <w:jc w:val="left"/>
-              <w:rPr>
-                <w:rFonts w:ascii="Arial" w:hAnsi="Arial" w:eastAsia="Arial" w:cs="Arial"/>
-                <w:b w:val="false"/>
-                <w:i w:val="false"/>
-                <w:color w:val="auto"/>
-                <w:spacing w:val="0"/>
-                <w:w w:val="100"/>
-                <w:sz w:val="18"/>
-                <w:szCs w:val="18"/>
-                <w:lang w:val="ro-RO"/>
-              </w:rPr>
-            </w:pPr>
-            <w:r>
-              <w:rPr>
-                <w:rFonts w:eastAsia="Arial" w:cs="Arial" w:ascii="Arial" w:hAnsi="Arial"/>
-                <w:b w:val="false"/>
-                <w:i w:val="false"/>
-                <w:color w:val="auto"/>
-                <w:spacing w:val="0"/>
-                <w:w w:val="100"/>
-                <w:sz w:val="18"/>
-                <w:szCs w:val="18"/>
-                <w:lang w:val="ro-RO"/>
-              </w:rPr>
-              <w:t>Material de instruire în domeniul securității și sănătății în muncă pentru instruirea introductiv – generală</w:t>
-            </w:r>
-          </w:p>
-        </w:tc>
-        <w:tc>
-          <w:tcPr>
-            <w:tcW w:w="1310" w:type="dxa"/>
-            <w:tcBorders>
-              <w:left w:val="single" w:sz="4" w:space="0" w:color="000000"/>
-              <w:bottom w:val="single" w:sz="4" w:space="0" w:color="000000"/>
-            </w:tcBorders>
-            <w:vAlign w:val="center"/>
-          </w:tcPr>
-          <w:p>
-            <w:pPr>
-              <w:pStyle w:val="TableContents"/>
-              <w:keepNext w:val="false"/>
-              <w:widowControl/>
-              <w:spacing w:before="0" w:after="0"/>
-              <w:ind w:hanging="0" w:left="0"/>
-              <w:jc w:val="center"/>
-              <w:rPr>
-                <w:rFonts w:ascii="Arial" w:hAnsi="Arial" w:eastAsia="Arial" w:cs="Arial"/>
-                <w:b w:val="false"/>
-                <w:i w:val="false"/>
-                <w:color w:val="auto"/>
-                <w:spacing w:val="0"/>
-                <w:w w:val="100"/>
-                <w:sz w:val="18"/>
-                <w:szCs w:val="18"/>
-                <w:lang w:val="ro-RO"/>
-              </w:rPr>
-            </w:pPr>
-            <w:r>
-              <w:rPr>
-                <w:rFonts w:eastAsia="Arial" w:cs="Arial" w:ascii="Arial" w:hAnsi="Arial"/>
-                <w:b w:val="false"/>
-                <w:i w:val="false"/>
-                <w:color w:val="auto"/>
-                <w:spacing w:val="0"/>
-                <w:w w:val="100"/>
-                <w:sz w:val="18"/>
-                <w:szCs w:val="18"/>
-                <w:lang w:val="ro-RO"/>
-              </w:rPr>
-              <w:t>DA</w:t>
-            </w:r>
-          </w:p>
-        </w:tc>
-        <w:tc>
-          <w:tcPr>
-            <w:tcW w:w="1310" w:type="dxa"/>
-            <w:tcBorders>
-              <w:left w:val="single" w:sz="4" w:space="0" w:color="000000"/>
-              <w:bottom w:val="single" w:sz="4" w:space="0" w:color="000000"/>
-              <w:right w:val="single" w:sz="4" w:space="0" w:color="000000"/>
-            </w:tcBorders>
-            <w:vAlign w:val="center"/>
-          </w:tcPr>
-          <w:p>
-            <w:pPr>
-              <w:pStyle w:val="TableContents"/>
-              <w:keepNext w:val="false"/>
-              <w:widowControl/>
-              <w:spacing w:before="0" w:after="0"/>
-              <w:ind w:hanging="0" w:left="0"/>
-              <w:jc w:val="center"/>
-              <w:rPr>
-                <w:rFonts w:ascii="Arial" w:hAnsi="Arial" w:eastAsia="Arial" w:cs="Arial"/>
-                <w:b w:val="false"/>
-                <w:i w:val="false"/>
-                <w:color w:val="auto"/>
-                <w:spacing w:val="0"/>
-                <w:w w:val="100"/>
-                <w:sz w:val="18"/>
-                <w:szCs w:val="18"/>
-                <w:lang w:val="ro-RO"/>
-              </w:rPr>
-            </w:pPr>
-            <w:r>
-              <w:rPr>
-                <w:rFonts w:eastAsia="Arial" w:cs="Arial" w:ascii="Arial" w:hAnsi="Arial"/>
-                <w:b w:val="false"/>
-                <w:i w:val="false"/>
-                <w:color w:val="auto"/>
-                <w:spacing w:val="0"/>
-                <w:w w:val="100"/>
-                <w:sz w:val="18"/>
-                <w:szCs w:val="18"/>
-                <w:lang w:val="ro-RO"/>
-              </w:rPr>
-              <w:t>MISSMIG</w:t>
-            </w:r>
-          </w:p>
-        </w:tc>
-      </w:tr>
-      <w:tr>
-        <w:trPr/>
-        <w:tc>
-          <w:tcPr>
-            <w:tcW w:w="654" w:type="dxa"/>
-            <w:tcBorders>
-              <w:left w:val="single" w:sz="4" w:space="0" w:color="000000"/>
-              <w:bottom w:val="single" w:sz="4" w:space="0" w:color="000000"/>
-            </w:tcBorders>
-            <w:vAlign w:val="center"/>
-          </w:tcPr>
-          <w:p>
-            <w:pPr>
-              <w:pStyle w:val="TableContents"/>
-              <w:keepNext w:val="false"/>
-              <w:widowControl/>
-              <w:spacing w:before="0" w:after="0"/>
-              <w:ind w:hanging="0" w:left="0"/>
-              <w:jc w:val="center"/>
-              <w:rPr>
-                <w:rFonts w:ascii="Arial" w:hAnsi="Arial" w:eastAsia="Arial" w:cs="Arial"/>
-                <w:b w:val="false"/>
-                <w:i w:val="false"/>
-                <w:color w:val="auto"/>
-                <w:spacing w:val="0"/>
-                <w:w w:val="100"/>
-                <w:sz w:val="18"/>
-                <w:szCs w:val="18"/>
-                <w:lang w:val="ro-RO"/>
-              </w:rPr>
-            </w:pPr>
-            <w:r>
-              <w:rPr>
-                <w:rFonts w:eastAsia="Arial" w:cs="Arial" w:ascii="Arial" w:hAnsi="Arial"/>
-                <w:b w:val="false"/>
-                <w:i w:val="false"/>
-                <w:color w:val="auto"/>
-                <w:spacing w:val="0"/>
-                <w:w w:val="100"/>
-                <w:sz w:val="18"/>
-                <w:szCs w:val="18"/>
-                <w:lang w:val="ro-RO"/>
-              </w:rPr>
-              <w:t>6.</w:t>
-            </w:r>
-          </w:p>
-        </w:tc>
-        <w:tc>
-          <w:tcPr>
-            <w:tcW w:w="6081" w:type="dxa"/>
-            <w:tcBorders>
-              <w:left w:val="single" w:sz="4" w:space="0" w:color="000000"/>
-              <w:bottom w:val="single" w:sz="4" w:space="0" w:color="000000"/>
-            </w:tcBorders>
-            <w:vAlign w:val="center"/>
-          </w:tcPr>
-          <w:p>
-            <w:pPr>
-              <w:pStyle w:val="TableContents"/>
-              <w:keepNext w:val="false"/>
-              <w:widowControl/>
-              <w:spacing w:before="0" w:after="0"/>
-              <w:ind w:hanging="0" w:left="0"/>
-              <w:jc w:val="left"/>
-              <w:rPr>
-                <w:rFonts w:ascii="Arial" w:hAnsi="Arial" w:eastAsia="Arial" w:cs="Arial"/>
-                <w:b w:val="false"/>
-                <w:i w:val="false"/>
-                <w:color w:val="auto"/>
-                <w:spacing w:val="0"/>
-                <w:w w:val="100"/>
-                <w:sz w:val="18"/>
-                <w:szCs w:val="18"/>
-                <w:lang w:val="ro-RO"/>
-              </w:rPr>
-            </w:pPr>
-            <w:r>
-              <w:rPr>
-                <w:rFonts w:eastAsia="Arial" w:cs="Arial" w:ascii="Arial" w:hAnsi="Arial"/>
-                <w:b w:val="false"/>
-                <w:i w:val="false"/>
-                <w:color w:val="auto"/>
-                <w:spacing w:val="0"/>
-                <w:w w:val="100"/>
-                <w:sz w:val="18"/>
-                <w:szCs w:val="18"/>
-                <w:lang w:val="ro-RO"/>
-              </w:rPr>
-              <w:t>Instrucțiuni proprii privind instruirea lucrătorilor în domeniul securității și sănătății în muncă</w:t>
-            </w:r>
-          </w:p>
-        </w:tc>
-        <w:tc>
-          <w:tcPr>
-            <w:tcW w:w="1310" w:type="dxa"/>
-            <w:tcBorders>
-              <w:left w:val="single" w:sz="4" w:space="0" w:color="000000"/>
-              <w:bottom w:val="single" w:sz="4" w:space="0" w:color="000000"/>
-            </w:tcBorders>
-            <w:vAlign w:val="center"/>
-          </w:tcPr>
-          <w:p>
-            <w:pPr>
-              <w:pStyle w:val="TableContents"/>
-              <w:keepNext w:val="false"/>
-              <w:widowControl/>
-              <w:spacing w:before="0" w:after="0"/>
-              <w:ind w:hanging="0" w:left="0"/>
-              <w:jc w:val="center"/>
-              <w:rPr>
-                <w:rFonts w:ascii="Arial" w:hAnsi="Arial" w:eastAsia="Arial" w:cs="Arial"/>
-                <w:b w:val="false"/>
-                <w:i w:val="false"/>
-                <w:color w:val="auto"/>
-                <w:spacing w:val="0"/>
-                <w:w w:val="100"/>
-                <w:sz w:val="18"/>
-                <w:szCs w:val="18"/>
-                <w:lang w:val="ro-RO"/>
-              </w:rPr>
-            </w:pPr>
-            <w:r>
-              <w:rPr>
-                <w:rFonts w:eastAsia="Arial" w:cs="Arial" w:ascii="Arial" w:hAnsi="Arial"/>
-                <w:b w:val="false"/>
-                <w:i w:val="false"/>
-                <w:color w:val="auto"/>
-                <w:spacing w:val="0"/>
-                <w:w w:val="100"/>
-                <w:sz w:val="18"/>
-                <w:szCs w:val="18"/>
-                <w:lang w:val="ro-RO"/>
-              </w:rPr>
-              <w:t>DA</w:t>
-            </w:r>
-          </w:p>
-        </w:tc>
-        <w:tc>
-          <w:tcPr>
-            <w:tcW w:w="1310" w:type="dxa"/>
-            <w:tcBorders>
-              <w:left w:val="single" w:sz="4" w:space="0" w:color="000000"/>
-              <w:bottom w:val="single" w:sz="4" w:space="0" w:color="000000"/>
-              <w:right w:val="single" w:sz="4" w:space="0" w:color="000000"/>
-            </w:tcBorders>
-            <w:vAlign w:val="center"/>
-          </w:tcPr>
-          <w:p>
-            <w:pPr>
-              <w:pStyle w:val="TableContents"/>
-              <w:keepNext w:val="false"/>
-              <w:widowControl/>
-              <w:spacing w:before="0" w:after="0"/>
-              <w:ind w:hanging="0" w:left="0"/>
-              <w:jc w:val="center"/>
-              <w:rPr>
-                <w:rFonts w:ascii="Arial" w:hAnsi="Arial" w:eastAsia="Arial" w:cs="Arial"/>
-                <w:b w:val="false"/>
-                <w:i w:val="false"/>
-                <w:color w:val="auto"/>
-                <w:spacing w:val="0"/>
-                <w:w w:val="100"/>
-                <w:sz w:val="18"/>
-                <w:szCs w:val="18"/>
-                <w:lang w:val="ro-RO"/>
-              </w:rPr>
-            </w:pPr>
-            <w:r>
-              <w:rPr>
-                <w:rFonts w:eastAsia="Arial" w:cs="Arial" w:ascii="Arial" w:hAnsi="Arial"/>
-                <w:b w:val="false"/>
-                <w:i w:val="false"/>
-                <w:color w:val="auto"/>
-                <w:spacing w:val="0"/>
-                <w:w w:val="100"/>
-                <w:sz w:val="18"/>
-                <w:szCs w:val="18"/>
-                <w:lang w:val="ro-RO"/>
-              </w:rPr>
-              <w:t>IPSSM</w:t>
-            </w:r>
-          </w:p>
-        </w:tc>
-      </w:tr>
-      <w:tr>
-        <w:trPr/>
-        <w:tc>
-          <w:tcPr>
-            <w:tcW w:w="654" w:type="dxa"/>
-            <w:tcBorders>
-              <w:left w:val="single" w:sz="4" w:space="0" w:color="000000"/>
-              <w:bottom w:val="single" w:sz="4" w:space="0" w:color="000000"/>
-            </w:tcBorders>
-            <w:vAlign w:val="center"/>
-          </w:tcPr>
-          <w:p>
-            <w:pPr>
-              <w:pStyle w:val="TableContents"/>
-              <w:keepNext w:val="false"/>
-              <w:widowControl/>
-              <w:spacing w:before="0" w:after="0"/>
-              <w:ind w:hanging="0" w:left="0"/>
-              <w:jc w:val="center"/>
-              <w:rPr>
-                <w:rFonts w:ascii="Arial" w:hAnsi="Arial" w:eastAsia="Arial" w:cs="Arial"/>
-                <w:b w:val="false"/>
-                <w:i w:val="false"/>
-                <w:color w:val="auto"/>
-                <w:spacing w:val="0"/>
-                <w:w w:val="100"/>
-                <w:sz w:val="18"/>
-                <w:szCs w:val="18"/>
-                <w:lang w:val="ro-RO"/>
-              </w:rPr>
-            </w:pPr>
-            <w:r>
-              <w:rPr>
-                <w:rFonts w:eastAsia="Arial" w:cs="Arial" w:ascii="Arial" w:hAnsi="Arial"/>
-                <w:b w:val="false"/>
-                <w:i w:val="false"/>
-                <w:color w:val="auto"/>
-                <w:spacing w:val="0"/>
-                <w:w w:val="100"/>
-                <w:sz w:val="18"/>
-                <w:szCs w:val="18"/>
-                <w:lang w:val="ro-RO"/>
-              </w:rPr>
-              <w:t>7.</w:t>
-            </w:r>
-          </w:p>
-        </w:tc>
-        <w:tc>
-          <w:tcPr>
-            <w:tcW w:w="6081" w:type="dxa"/>
-            <w:tcBorders>
-              <w:left w:val="single" w:sz="4" w:space="0" w:color="000000"/>
-              <w:bottom w:val="single" w:sz="4" w:space="0" w:color="000000"/>
-            </w:tcBorders>
-            <w:vAlign w:val="center"/>
-          </w:tcPr>
-          <w:p>
-            <w:pPr>
-              <w:pStyle w:val="TableContents"/>
-              <w:keepNext w:val="false"/>
-              <w:widowControl/>
-              <w:spacing w:before="0" w:after="0"/>
-              <w:ind w:hanging="0" w:left="0"/>
-              <w:jc w:val="left"/>
-              <w:rPr>
-                <w:rFonts w:ascii="Arial" w:hAnsi="Arial" w:eastAsia="Arial" w:cs="Arial"/>
-                <w:b w:val="false"/>
-                <w:i w:val="false"/>
-                <w:color w:val="auto"/>
-                <w:spacing w:val="0"/>
-                <w:w w:val="100"/>
-                <w:sz w:val="18"/>
-                <w:szCs w:val="18"/>
-                <w:lang w:val="ro-RO"/>
-              </w:rPr>
-            </w:pPr>
-            <w:r>
-              <w:rPr>
-                <w:rFonts w:eastAsia="Arial" w:cs="Arial" w:ascii="Arial" w:hAnsi="Arial"/>
-                <w:b w:val="false"/>
-                <w:i w:val="false"/>
-                <w:color w:val="auto"/>
-                <w:spacing w:val="0"/>
-                <w:w w:val="100"/>
-                <w:sz w:val="18"/>
-                <w:szCs w:val="18"/>
-                <w:lang w:val="ro-RO"/>
-              </w:rPr>
-              <w:t>Tematicile pentru toate fazele de instruire și programul de instruire – testare la nivelul unității, conform cu periodicitatea adecvat stabilită pentru fiecare loc de muncă / post de lucru</w:t>
-            </w:r>
-          </w:p>
-        </w:tc>
-        <w:tc>
-          <w:tcPr>
-            <w:tcW w:w="1310" w:type="dxa"/>
-            <w:tcBorders>
-              <w:left w:val="single" w:sz="4" w:space="0" w:color="000000"/>
-              <w:bottom w:val="single" w:sz="4" w:space="0" w:color="000000"/>
-            </w:tcBorders>
-            <w:vAlign w:val="center"/>
-          </w:tcPr>
-          <w:p>
-            <w:pPr>
-              <w:pStyle w:val="TableContents"/>
-              <w:keepNext w:val="false"/>
-              <w:widowControl/>
-              <w:spacing w:before="0" w:after="0"/>
-              <w:ind w:hanging="0" w:left="0"/>
-              <w:jc w:val="center"/>
-              <w:rPr>
-                <w:rFonts w:ascii="Arial" w:hAnsi="Arial" w:eastAsia="Arial" w:cs="Arial"/>
-                <w:b w:val="false"/>
-                <w:i w:val="false"/>
-                <w:color w:val="auto"/>
-                <w:spacing w:val="0"/>
-                <w:w w:val="100"/>
-                <w:sz w:val="18"/>
-                <w:szCs w:val="18"/>
-                <w:lang w:val="ro-RO"/>
-              </w:rPr>
-            </w:pPr>
-            <w:r>
-              <w:rPr>
-                <w:rFonts w:eastAsia="Arial" w:cs="Arial" w:ascii="Arial" w:hAnsi="Arial"/>
-                <w:b w:val="false"/>
-                <w:i w:val="false"/>
-                <w:color w:val="auto"/>
-                <w:spacing w:val="0"/>
-                <w:w w:val="100"/>
-                <w:sz w:val="18"/>
-                <w:szCs w:val="18"/>
-                <w:lang w:val="ro-RO"/>
-              </w:rPr>
-              <w:t>DA</w:t>
-            </w:r>
-          </w:p>
-        </w:tc>
-        <w:tc>
-          <w:tcPr>
-            <w:tcW w:w="1310" w:type="dxa"/>
-            <w:tcBorders>
-              <w:left w:val="single" w:sz="4" w:space="0" w:color="000000"/>
-              <w:bottom w:val="single" w:sz="4" w:space="0" w:color="000000"/>
-              <w:right w:val="single" w:sz="4" w:space="0" w:color="000000"/>
-            </w:tcBorders>
-            <w:vAlign w:val="center"/>
-          </w:tcPr>
-          <w:p>
-            <w:pPr>
-              <w:pStyle w:val="TableContents"/>
-              <w:keepNext w:val="false"/>
-              <w:widowControl/>
-              <w:spacing w:before="0" w:after="0"/>
-              <w:ind w:hanging="0" w:left="0"/>
-              <w:jc w:val="center"/>
-              <w:rPr>
-                <w:rFonts w:ascii="Arial" w:hAnsi="Arial" w:eastAsia="Arial" w:cs="Arial"/>
-                <w:b w:val="false"/>
-                <w:i w:val="false"/>
-                <w:color w:val="auto"/>
-                <w:spacing w:val="0"/>
-                <w:w w:val="100"/>
-                <w:sz w:val="18"/>
-                <w:szCs w:val="18"/>
-                <w:lang w:val="ro-RO"/>
-              </w:rPr>
-            </w:pPr>
-            <w:r>
-              <w:rPr>
-                <w:rFonts w:eastAsia="Arial" w:cs="Arial" w:ascii="Arial" w:hAnsi="Arial"/>
-                <w:b w:val="false"/>
-                <w:i w:val="false"/>
-                <w:color w:val="auto"/>
-                <w:spacing w:val="0"/>
-                <w:w w:val="100"/>
-                <w:sz w:val="18"/>
-                <w:szCs w:val="18"/>
-                <w:lang w:val="ro-RO"/>
-              </w:rPr>
-              <w:t>TISSM</w:t>
-            </w:r>
-          </w:p>
-        </w:tc>
-      </w:tr>
-      <w:tr>
-        <w:trPr/>
-        <w:tc>
-          <w:tcPr>
-            <w:tcW w:w="654" w:type="dxa"/>
-            <w:tcBorders>
-              <w:left w:val="single" w:sz="4" w:space="0" w:color="000000"/>
-              <w:bottom w:val="single" w:sz="4" w:space="0" w:color="000000"/>
-            </w:tcBorders>
-            <w:vAlign w:val="center"/>
-          </w:tcPr>
-          <w:p>
-            <w:pPr>
-              <w:pStyle w:val="TableContents"/>
-              <w:keepNext w:val="false"/>
-              <w:widowControl/>
-              <w:spacing w:before="0" w:after="0"/>
-              <w:ind w:hanging="0" w:left="0"/>
-              <w:jc w:val="center"/>
-              <w:rPr>
-                <w:rFonts w:ascii="Arial" w:hAnsi="Arial" w:eastAsia="Arial" w:cs="Arial"/>
-                <w:b w:val="false"/>
-                <w:i w:val="false"/>
-                <w:color w:val="auto"/>
-                <w:spacing w:val="0"/>
-                <w:w w:val="100"/>
-                <w:sz w:val="18"/>
-                <w:szCs w:val="18"/>
-                <w:lang w:val="ro-RO"/>
-              </w:rPr>
-            </w:pPr>
-            <w:r>
-              <w:rPr>
-                <w:rFonts w:eastAsia="Arial" w:cs="Arial" w:ascii="Arial" w:hAnsi="Arial"/>
-                <w:b w:val="false"/>
-                <w:i w:val="false"/>
-                <w:color w:val="auto"/>
-                <w:spacing w:val="0"/>
-                <w:w w:val="100"/>
-                <w:sz w:val="18"/>
-                <w:szCs w:val="18"/>
-                <w:lang w:val="ro-RO"/>
-              </w:rPr>
-              <w:t>8.</w:t>
-            </w:r>
-          </w:p>
-        </w:tc>
-        <w:tc>
-          <w:tcPr>
-            <w:tcW w:w="6081" w:type="dxa"/>
-            <w:tcBorders>
-              <w:left w:val="single" w:sz="4" w:space="0" w:color="000000"/>
-              <w:bottom w:val="single" w:sz="4" w:space="0" w:color="000000"/>
-            </w:tcBorders>
-            <w:vAlign w:val="center"/>
-          </w:tcPr>
-          <w:p>
-            <w:pPr>
-              <w:pStyle w:val="TableContents"/>
-              <w:keepNext w:val="false"/>
-              <w:widowControl/>
-              <w:spacing w:before="0" w:after="0"/>
-              <w:ind w:hanging="0" w:left="0"/>
-              <w:jc w:val="left"/>
-              <w:rPr>
-                <w:rFonts w:ascii="Arial" w:hAnsi="Arial" w:eastAsia="Arial" w:cs="Arial"/>
-                <w:b w:val="false"/>
-                <w:i w:val="false"/>
-                <w:color w:val="auto"/>
-                <w:spacing w:val="0"/>
-                <w:w w:val="100"/>
-                <w:sz w:val="18"/>
-                <w:szCs w:val="18"/>
-                <w:lang w:val="ro-RO"/>
-              </w:rPr>
-            </w:pPr>
-            <w:r>
-              <w:rPr>
-                <w:rFonts w:eastAsia="Arial" w:cs="Arial" w:ascii="Arial" w:hAnsi="Arial"/>
-                <w:b w:val="false"/>
-                <w:i w:val="false"/>
-                <w:color w:val="auto"/>
-                <w:spacing w:val="0"/>
-                <w:w w:val="100"/>
-                <w:sz w:val="18"/>
-                <w:szCs w:val="18"/>
-                <w:lang w:val="ro-RO"/>
-              </w:rPr>
-              <w:t>Test angajare în domeniul securității și sănătății în muncă</w:t>
-            </w:r>
-          </w:p>
-        </w:tc>
-        <w:tc>
-          <w:tcPr>
-            <w:tcW w:w="1310" w:type="dxa"/>
-            <w:tcBorders>
-              <w:left w:val="single" w:sz="4" w:space="0" w:color="000000"/>
-              <w:bottom w:val="single" w:sz="4" w:space="0" w:color="000000"/>
-            </w:tcBorders>
-            <w:vAlign w:val="center"/>
-          </w:tcPr>
-          <w:p>
-            <w:pPr>
-              <w:pStyle w:val="TableContents"/>
-              <w:keepNext w:val="false"/>
-              <w:widowControl/>
-              <w:spacing w:before="0" w:after="0"/>
-              <w:ind w:hanging="0" w:left="0"/>
-              <w:jc w:val="center"/>
-              <w:rPr>
-                <w:rFonts w:ascii="Arial" w:hAnsi="Arial" w:eastAsia="Arial" w:cs="Arial"/>
-                <w:b w:val="false"/>
-                <w:i w:val="false"/>
-                <w:color w:val="auto"/>
-                <w:spacing w:val="0"/>
-                <w:w w:val="100"/>
-                <w:sz w:val="18"/>
-                <w:szCs w:val="18"/>
-                <w:lang w:val="ro-RO"/>
-              </w:rPr>
-            </w:pPr>
-            <w:r>
-              <w:rPr>
-                <w:rFonts w:eastAsia="Arial" w:cs="Arial" w:ascii="Arial" w:hAnsi="Arial"/>
-                <w:b w:val="false"/>
-                <w:i w:val="false"/>
-                <w:color w:val="auto"/>
-                <w:spacing w:val="0"/>
-                <w:w w:val="100"/>
-                <w:sz w:val="18"/>
-                <w:szCs w:val="18"/>
-                <w:lang w:val="ro-RO"/>
-              </w:rPr>
-              <w:t>DA</w:t>
-            </w:r>
-          </w:p>
-        </w:tc>
-        <w:tc>
-          <w:tcPr>
-            <w:tcW w:w="1310" w:type="dxa"/>
-            <w:tcBorders>
-              <w:left w:val="single" w:sz="4" w:space="0" w:color="000000"/>
-              <w:bottom w:val="single" w:sz="4" w:space="0" w:color="000000"/>
-              <w:right w:val="single" w:sz="4" w:space="0" w:color="000000"/>
-            </w:tcBorders>
-            <w:vAlign w:val="center"/>
-          </w:tcPr>
-          <w:p>
-            <w:pPr>
-              <w:pStyle w:val="TableContents"/>
-              <w:keepNext w:val="false"/>
-              <w:widowControl/>
-              <w:spacing w:before="0" w:after="0"/>
-              <w:ind w:hanging="0" w:left="0"/>
-              <w:jc w:val="center"/>
-              <w:rPr>
-                <w:rFonts w:ascii="Arial" w:hAnsi="Arial" w:eastAsia="Arial" w:cs="Arial"/>
-                <w:b w:val="false"/>
-                <w:i w:val="false"/>
-                <w:color w:val="auto"/>
-                <w:spacing w:val="0"/>
-                <w:w w:val="100"/>
-                <w:sz w:val="18"/>
-                <w:szCs w:val="18"/>
-                <w:lang w:val="ro-RO"/>
-              </w:rPr>
-            </w:pPr>
-            <w:r>
-              <w:rPr>
-                <w:rFonts w:eastAsia="Arial" w:cs="Arial" w:ascii="Arial" w:hAnsi="Arial"/>
-                <w:b w:val="false"/>
-                <w:i w:val="false"/>
-                <w:color w:val="auto"/>
-                <w:spacing w:val="0"/>
-                <w:w w:val="100"/>
-                <w:sz w:val="18"/>
-                <w:szCs w:val="18"/>
-                <w:lang w:val="ro-RO"/>
-              </w:rPr>
-              <w:t>TASSM</w:t>
-            </w:r>
-          </w:p>
-        </w:tc>
-      </w:tr>
-      <w:tr>
-        <w:trPr/>
-        <w:tc>
-          <w:tcPr>
-            <w:tcW w:w="654" w:type="dxa"/>
-            <w:tcBorders>
-              <w:left w:val="single" w:sz="4" w:space="0" w:color="000000"/>
-              <w:bottom w:val="single" w:sz="4" w:space="0" w:color="000000"/>
-            </w:tcBorders>
-            <w:vAlign w:val="center"/>
-          </w:tcPr>
-          <w:p>
-            <w:pPr>
-              <w:pStyle w:val="TableContents"/>
-              <w:keepNext w:val="false"/>
-              <w:widowControl/>
-              <w:spacing w:before="0" w:after="0"/>
-              <w:ind w:hanging="0" w:left="0"/>
-              <w:jc w:val="center"/>
-              <w:rPr>
-                <w:rFonts w:ascii="Arial" w:hAnsi="Arial" w:eastAsia="Arial" w:cs="Arial"/>
-                <w:b w:val="false"/>
-                <w:i w:val="false"/>
-                <w:color w:val="auto"/>
-                <w:spacing w:val="0"/>
-                <w:w w:val="100"/>
-                <w:sz w:val="18"/>
-                <w:szCs w:val="18"/>
-                <w:lang w:val="ro-RO"/>
-              </w:rPr>
-            </w:pPr>
-            <w:r>
-              <w:rPr>
-                <w:rFonts w:eastAsia="Arial" w:cs="Arial" w:ascii="Arial" w:hAnsi="Arial"/>
-                <w:b w:val="false"/>
-                <w:i w:val="false"/>
-                <w:color w:val="auto"/>
-                <w:spacing w:val="0"/>
-                <w:w w:val="100"/>
-                <w:sz w:val="18"/>
-                <w:szCs w:val="18"/>
-                <w:lang w:val="ro-RO"/>
-              </w:rPr>
-              <w:t>9.</w:t>
-            </w:r>
-          </w:p>
-        </w:tc>
-        <w:tc>
-          <w:tcPr>
-            <w:tcW w:w="6081" w:type="dxa"/>
-            <w:tcBorders>
-              <w:left w:val="single" w:sz="4" w:space="0" w:color="000000"/>
-              <w:bottom w:val="single" w:sz="4" w:space="0" w:color="000000"/>
-            </w:tcBorders>
-            <w:vAlign w:val="center"/>
-          </w:tcPr>
-          <w:p>
-            <w:pPr>
-              <w:pStyle w:val="TableContents"/>
-              <w:keepNext w:val="false"/>
-              <w:widowControl/>
-              <w:spacing w:before="0" w:after="0"/>
-              <w:ind w:hanging="0" w:left="0"/>
-              <w:jc w:val="left"/>
-              <w:rPr>
-                <w:rFonts w:ascii="Arial" w:hAnsi="Arial" w:eastAsia="Arial" w:cs="Arial"/>
-                <w:b w:val="false"/>
-                <w:i w:val="false"/>
-                <w:color w:val="auto"/>
-                <w:spacing w:val="0"/>
-                <w:w w:val="100"/>
-                <w:sz w:val="18"/>
-                <w:szCs w:val="18"/>
-                <w:lang w:val="ro-RO"/>
-              </w:rPr>
-            </w:pPr>
-            <w:r>
-              <w:rPr>
-                <w:rFonts w:eastAsia="Arial" w:cs="Arial" w:ascii="Arial" w:hAnsi="Arial"/>
-                <w:b w:val="false"/>
-                <w:i w:val="false"/>
-                <w:color w:val="auto"/>
-                <w:spacing w:val="0"/>
-                <w:w w:val="100"/>
-                <w:sz w:val="18"/>
-                <w:szCs w:val="18"/>
-                <w:lang w:val="ro-RO"/>
-              </w:rPr>
-              <w:t>Test anual în domeniul securității și sănătății în muncă</w:t>
-            </w:r>
-          </w:p>
-        </w:tc>
-        <w:tc>
-          <w:tcPr>
-            <w:tcW w:w="1310" w:type="dxa"/>
-            <w:tcBorders>
-              <w:left w:val="single" w:sz="4" w:space="0" w:color="000000"/>
-              <w:bottom w:val="single" w:sz="4" w:space="0" w:color="000000"/>
-            </w:tcBorders>
-            <w:vAlign w:val="center"/>
-          </w:tcPr>
-          <w:p>
-            <w:pPr>
-              <w:pStyle w:val="TableContents"/>
-              <w:keepNext w:val="false"/>
-              <w:widowControl/>
-              <w:spacing w:before="0" w:after="0"/>
-              <w:ind w:hanging="0" w:left="0"/>
-              <w:jc w:val="center"/>
-              <w:rPr>
-                <w:rFonts w:ascii="Arial" w:hAnsi="Arial" w:eastAsia="Arial" w:cs="Arial"/>
-                <w:b w:val="false"/>
-                <w:i w:val="false"/>
-                <w:color w:val="auto"/>
-                <w:spacing w:val="0"/>
-                <w:w w:val="100"/>
-                <w:sz w:val="18"/>
-                <w:szCs w:val="18"/>
-                <w:lang w:val="ro-RO"/>
-              </w:rPr>
-            </w:pPr>
-            <w:r>
-              <w:rPr>
-                <w:rFonts w:eastAsia="Arial" w:cs="Arial" w:ascii="Arial" w:hAnsi="Arial"/>
-                <w:b w:val="false"/>
-                <w:i w:val="false"/>
-                <w:color w:val="auto"/>
-                <w:spacing w:val="0"/>
-                <w:w w:val="100"/>
-                <w:sz w:val="18"/>
-                <w:szCs w:val="18"/>
-                <w:lang w:val="ro-RO"/>
-              </w:rPr>
-              <w:t>DA</w:t>
-            </w:r>
-          </w:p>
-        </w:tc>
-        <w:tc>
-          <w:tcPr>
-            <w:tcW w:w="1310" w:type="dxa"/>
-            <w:tcBorders>
-              <w:left w:val="single" w:sz="4" w:space="0" w:color="000000"/>
-              <w:bottom w:val="single" w:sz="4" w:space="0" w:color="000000"/>
-              <w:right w:val="single" w:sz="4" w:space="0" w:color="000000"/>
-            </w:tcBorders>
-            <w:vAlign w:val="center"/>
-          </w:tcPr>
-          <w:p>
-            <w:pPr>
-              <w:pStyle w:val="TableContents"/>
-              <w:keepNext w:val="false"/>
-              <w:widowControl/>
-              <w:spacing w:before="0" w:after="0"/>
-              <w:ind w:hanging="0" w:left="0"/>
-              <w:jc w:val="center"/>
-              <w:rPr>
-                <w:rFonts w:ascii="Arial" w:hAnsi="Arial" w:eastAsia="Arial" w:cs="Arial"/>
-                <w:b w:val="false"/>
-                <w:i w:val="false"/>
-                <w:color w:val="auto"/>
-                <w:spacing w:val="0"/>
-                <w:w w:val="100"/>
-                <w:sz w:val="18"/>
-                <w:szCs w:val="18"/>
-                <w:lang w:val="ro-RO"/>
-              </w:rPr>
-            </w:pPr>
-            <w:r>
-              <w:rPr>
-                <w:rFonts w:eastAsia="Arial" w:cs="Arial" w:ascii="Arial" w:hAnsi="Arial"/>
-                <w:b w:val="false"/>
-                <w:i w:val="false"/>
-                <w:color w:val="auto"/>
-                <w:spacing w:val="0"/>
-                <w:w w:val="100"/>
-                <w:sz w:val="18"/>
-                <w:szCs w:val="18"/>
-                <w:lang w:val="ro-RO"/>
-              </w:rPr>
-              <w:t>TPSSM</w:t>
-            </w:r>
-          </w:p>
-        </w:tc>
-      </w:tr>
-      <w:tr>
-        <w:trPr/>
-        <w:tc>
-          <w:tcPr>
-            <w:tcW w:w="654" w:type="dxa"/>
-            <w:tcBorders>
-              <w:left w:val="single" w:sz="4" w:space="0" w:color="000000"/>
-              <w:bottom w:val="single" w:sz="4" w:space="0" w:color="000000"/>
-            </w:tcBorders>
-            <w:vAlign w:val="center"/>
-          </w:tcPr>
-          <w:p>
-            <w:pPr>
-              <w:pStyle w:val="TableContents"/>
-              <w:keepNext w:val="false"/>
-              <w:widowControl/>
-              <w:spacing w:before="0" w:after="0"/>
-              <w:ind w:hanging="0" w:left="0"/>
-              <w:jc w:val="center"/>
-              <w:rPr>
-                <w:rFonts w:ascii="Arial" w:hAnsi="Arial" w:eastAsia="Arial" w:cs="Arial"/>
-                <w:b w:val="false"/>
-                <w:i w:val="false"/>
-                <w:color w:val="auto"/>
-                <w:spacing w:val="0"/>
-                <w:w w:val="100"/>
-                <w:sz w:val="18"/>
-                <w:szCs w:val="18"/>
-                <w:lang w:val="ro-RO"/>
-              </w:rPr>
-            </w:pPr>
-            <w:r>
-              <w:rPr>
-                <w:rFonts w:eastAsia="Arial" w:cs="Arial" w:ascii="Arial" w:hAnsi="Arial"/>
-                <w:b w:val="false"/>
-                <w:i w:val="false"/>
-                <w:color w:val="auto"/>
-                <w:spacing w:val="0"/>
-                <w:w w:val="100"/>
-                <w:sz w:val="18"/>
-                <w:szCs w:val="18"/>
-                <w:lang w:val="ro-RO"/>
-              </w:rPr>
-              <w:t>10.</w:t>
-            </w:r>
-          </w:p>
-        </w:tc>
-        <w:tc>
-          <w:tcPr>
-            <w:tcW w:w="6081" w:type="dxa"/>
-            <w:tcBorders>
-              <w:left w:val="single" w:sz="4" w:space="0" w:color="000000"/>
-              <w:bottom w:val="single" w:sz="4" w:space="0" w:color="000000"/>
-            </w:tcBorders>
-            <w:vAlign w:val="center"/>
-          </w:tcPr>
-          <w:p>
-            <w:pPr>
-              <w:pStyle w:val="TableContents"/>
-              <w:keepNext w:val="false"/>
-              <w:widowControl/>
-              <w:spacing w:before="0" w:after="0"/>
-              <w:ind w:hanging="0" w:left="0"/>
-              <w:jc w:val="left"/>
-              <w:rPr>
-                <w:rFonts w:ascii="Arial" w:hAnsi="Arial" w:eastAsia="Arial" w:cs="Arial"/>
-                <w:b w:val="false"/>
-                <w:i w:val="false"/>
-                <w:color w:val="auto"/>
-                <w:spacing w:val="0"/>
-                <w:w w:val="100"/>
-                <w:sz w:val="18"/>
-                <w:szCs w:val="18"/>
-                <w:lang w:val="ro-RO"/>
-              </w:rPr>
-            </w:pPr>
-            <w:r>
-              <w:rPr>
-                <w:rFonts w:eastAsia="Arial" w:cs="Arial" w:ascii="Arial" w:hAnsi="Arial"/>
-                <w:b w:val="false"/>
-                <w:i w:val="false"/>
-                <w:color w:val="auto"/>
-                <w:spacing w:val="0"/>
-                <w:w w:val="100"/>
-                <w:sz w:val="18"/>
-                <w:szCs w:val="18"/>
-                <w:lang w:val="ro-RO"/>
-              </w:rPr>
-              <w:t>Lista internă cu necesarul de dotare cu echipament individual de protecție (e.i.p.) a lucrătorilor</w:t>
-            </w:r>
-          </w:p>
-        </w:tc>
-        <w:tc>
-          <w:tcPr>
-            <w:tcW w:w="1310" w:type="dxa"/>
-            <w:tcBorders>
-              <w:left w:val="single" w:sz="4" w:space="0" w:color="000000"/>
-              <w:bottom w:val="single" w:sz="4" w:space="0" w:color="000000"/>
-            </w:tcBorders>
-            <w:vAlign w:val="center"/>
-          </w:tcPr>
-          <w:p>
-            <w:pPr>
-              <w:pStyle w:val="TableContents"/>
-              <w:keepNext w:val="false"/>
-              <w:widowControl/>
-              <w:spacing w:before="0" w:after="0"/>
-              <w:ind w:hanging="0" w:left="0"/>
-              <w:jc w:val="center"/>
-              <w:rPr>
-                <w:rFonts w:ascii="Arial" w:hAnsi="Arial" w:eastAsia="Arial" w:cs="Arial"/>
-                <w:b w:val="false"/>
-                <w:i w:val="false"/>
-                <w:color w:val="auto"/>
-                <w:spacing w:val="0"/>
-                <w:w w:val="100"/>
-                <w:sz w:val="18"/>
-                <w:szCs w:val="18"/>
-                <w:lang w:val="ro-RO"/>
-              </w:rPr>
-            </w:pPr>
-            <w:r>
-              <w:rPr>
-                <w:rFonts w:eastAsia="Arial" w:cs="Arial" w:ascii="Arial" w:hAnsi="Arial"/>
-                <w:b w:val="false"/>
-                <w:i w:val="false"/>
-                <w:color w:val="auto"/>
-                <w:spacing w:val="0"/>
-                <w:w w:val="100"/>
-                <w:sz w:val="18"/>
-                <w:szCs w:val="18"/>
-                <w:lang w:val="ro-RO"/>
-              </w:rPr>
-              <w:t>DA</w:t>
-            </w:r>
-          </w:p>
-        </w:tc>
-        <w:tc>
-          <w:tcPr>
-            <w:tcW w:w="1310" w:type="dxa"/>
-            <w:tcBorders>
-              <w:left w:val="single" w:sz="4" w:space="0" w:color="000000"/>
-              <w:bottom w:val="single" w:sz="4" w:space="0" w:color="000000"/>
-              <w:right w:val="single" w:sz="4" w:space="0" w:color="000000"/>
-            </w:tcBorders>
-            <w:vAlign w:val="center"/>
-          </w:tcPr>
-          <w:p>
-            <w:pPr>
-              <w:pStyle w:val="TableContents"/>
-              <w:keepNext w:val="false"/>
-              <w:widowControl/>
-              <w:spacing w:before="0" w:after="0"/>
-              <w:ind w:hanging="0" w:left="0"/>
-              <w:jc w:val="center"/>
-              <w:rPr>
-                <w:rFonts w:ascii="Arial" w:hAnsi="Arial" w:eastAsia="Arial" w:cs="Arial"/>
-                <w:b w:val="false"/>
-                <w:i w:val="false"/>
-                <w:color w:val="auto"/>
-                <w:spacing w:val="0"/>
-                <w:w w:val="100"/>
-                <w:sz w:val="18"/>
-                <w:szCs w:val="18"/>
-                <w:lang w:val="ro-RO"/>
-              </w:rPr>
-            </w:pPr>
-            <w:r>
-              <w:rPr>
-                <w:rFonts w:eastAsia="Arial" w:cs="Arial" w:ascii="Arial" w:hAnsi="Arial"/>
-                <w:b w:val="false"/>
-                <w:i w:val="false"/>
-                <w:color w:val="auto"/>
-                <w:spacing w:val="0"/>
-                <w:w w:val="100"/>
-                <w:sz w:val="18"/>
-                <w:szCs w:val="18"/>
-                <w:lang w:val="ro-RO"/>
-              </w:rPr>
-              <w:t>LNEIP</w:t>
-            </w:r>
-          </w:p>
-        </w:tc>
-      </w:tr>
-      <w:tr>
-        <w:trPr/>
-        <w:tc>
-          <w:tcPr>
-            <w:tcW w:w="654" w:type="dxa"/>
-            <w:tcBorders>
-              <w:left w:val="single" w:sz="4" w:space="0" w:color="000000"/>
-              <w:bottom w:val="single" w:sz="4" w:space="0" w:color="000000"/>
-            </w:tcBorders>
-            <w:vAlign w:val="center"/>
-          </w:tcPr>
-          <w:p>
-            <w:pPr>
-              <w:pStyle w:val="TableContents"/>
-              <w:keepNext w:val="false"/>
-              <w:widowControl/>
-              <w:spacing w:before="0" w:after="0"/>
-              <w:ind w:hanging="0" w:left="0"/>
-              <w:jc w:val="center"/>
-              <w:rPr>
-                <w:rFonts w:ascii="Arial" w:hAnsi="Arial" w:eastAsia="Arial" w:cs="Arial"/>
-                <w:b w:val="false"/>
-                <w:i w:val="false"/>
-                <w:color w:val="auto"/>
-                <w:spacing w:val="0"/>
-                <w:w w:val="100"/>
-                <w:sz w:val="18"/>
-                <w:szCs w:val="18"/>
-                <w:lang w:val="ro-RO"/>
-              </w:rPr>
-            </w:pPr>
-            <w:r>
-              <w:rPr>
-                <w:rFonts w:eastAsia="Arial" w:cs="Arial" w:ascii="Arial" w:hAnsi="Arial"/>
-                <w:b w:val="false"/>
-                <w:i w:val="false"/>
-                <w:color w:val="auto"/>
-                <w:spacing w:val="0"/>
-                <w:w w:val="100"/>
-                <w:sz w:val="18"/>
-                <w:szCs w:val="18"/>
-                <w:lang w:val="ro-RO"/>
-              </w:rPr>
-              <w:t>11.</w:t>
-            </w:r>
-          </w:p>
-        </w:tc>
-        <w:tc>
-          <w:tcPr>
-            <w:tcW w:w="6081" w:type="dxa"/>
-            <w:tcBorders>
-              <w:left w:val="single" w:sz="4" w:space="0" w:color="000000"/>
-              <w:bottom w:val="single" w:sz="4" w:space="0" w:color="000000"/>
-            </w:tcBorders>
-            <w:vAlign w:val="center"/>
-          </w:tcPr>
-          <w:p>
-            <w:pPr>
-              <w:pStyle w:val="TableContents"/>
-              <w:keepNext w:val="false"/>
-              <w:widowControl/>
-              <w:spacing w:before="0" w:after="0"/>
-              <w:ind w:hanging="0" w:left="0"/>
-              <w:jc w:val="left"/>
-              <w:rPr>
-                <w:rFonts w:ascii="Arial" w:hAnsi="Arial" w:eastAsia="Arial" w:cs="Arial"/>
-                <w:b w:val="false"/>
-                <w:i w:val="false"/>
-                <w:color w:val="auto"/>
-                <w:spacing w:val="0"/>
-                <w:w w:val="100"/>
-                <w:sz w:val="18"/>
-                <w:szCs w:val="18"/>
-                <w:lang w:val="ro-RO"/>
-              </w:rPr>
-            </w:pPr>
-            <w:r>
-              <w:rPr>
-                <w:rFonts w:eastAsia="Arial" w:cs="Arial" w:ascii="Arial" w:hAnsi="Arial"/>
-                <w:b w:val="false"/>
-                <w:i w:val="false"/>
-                <w:color w:val="auto"/>
-                <w:spacing w:val="0"/>
-                <w:w w:val="100"/>
-                <w:sz w:val="18"/>
-                <w:szCs w:val="18"/>
-                <w:lang w:val="ro-RO"/>
-              </w:rPr>
-              <w:t>Document justificativ de control, privind verificarea tematică la locurile de muncă, informare deficiențe constatate și propuneri de măsuri de prevenire și protecție</w:t>
-            </w:r>
-          </w:p>
-        </w:tc>
-        <w:tc>
-          <w:tcPr>
-            <w:tcW w:w="1310" w:type="dxa"/>
-            <w:tcBorders>
-              <w:left w:val="single" w:sz="4" w:space="0" w:color="000000"/>
-              <w:bottom w:val="single" w:sz="4" w:space="0" w:color="000000"/>
-            </w:tcBorders>
-            <w:vAlign w:val="center"/>
-          </w:tcPr>
-          <w:p>
-            <w:pPr>
-              <w:pStyle w:val="TableContents"/>
-              <w:keepNext w:val="false"/>
-              <w:widowControl/>
-              <w:spacing w:before="0" w:after="0"/>
-              <w:ind w:hanging="0" w:left="0"/>
-              <w:jc w:val="center"/>
-              <w:rPr>
-                <w:rFonts w:ascii="Arial" w:hAnsi="Arial" w:eastAsia="Arial" w:cs="Arial"/>
-                <w:b w:val="false"/>
-                <w:i w:val="false"/>
-                <w:color w:val="auto"/>
-                <w:spacing w:val="0"/>
-                <w:w w:val="100"/>
-                <w:sz w:val="18"/>
-                <w:szCs w:val="18"/>
-                <w:lang w:val="ro-RO"/>
-              </w:rPr>
-            </w:pPr>
-            <w:r>
-              <w:rPr>
-                <w:rFonts w:eastAsia="Arial" w:cs="Arial" w:ascii="Arial" w:hAnsi="Arial"/>
-                <w:b w:val="false"/>
-                <w:i w:val="false"/>
-                <w:color w:val="auto"/>
-                <w:spacing w:val="0"/>
-                <w:w w:val="100"/>
-                <w:sz w:val="18"/>
-                <w:szCs w:val="18"/>
-                <w:lang w:val="ro-RO"/>
-              </w:rPr>
-              <w:t>DA</w:t>
-            </w:r>
-          </w:p>
-        </w:tc>
-        <w:tc>
-          <w:tcPr>
-            <w:tcW w:w="1310" w:type="dxa"/>
-            <w:tcBorders>
-              <w:left w:val="single" w:sz="4" w:space="0" w:color="000000"/>
-              <w:bottom w:val="single" w:sz="4" w:space="0" w:color="000000"/>
-              <w:right w:val="single" w:sz="4" w:space="0" w:color="000000"/>
-            </w:tcBorders>
-            <w:vAlign w:val="center"/>
-          </w:tcPr>
-          <w:p>
-            <w:pPr>
-              <w:pStyle w:val="TableContents"/>
-              <w:keepNext w:val="false"/>
-              <w:widowControl/>
-              <w:spacing w:before="0" w:after="0"/>
-              <w:ind w:hanging="0" w:left="0"/>
-              <w:jc w:val="center"/>
-              <w:rPr>
-                <w:rFonts w:ascii="Arial" w:hAnsi="Arial" w:eastAsia="Arial" w:cs="Arial"/>
-                <w:b w:val="false"/>
-                <w:i w:val="false"/>
-                <w:color w:val="auto"/>
-                <w:spacing w:val="0"/>
-                <w:w w:val="100"/>
-                <w:sz w:val="18"/>
-                <w:szCs w:val="18"/>
-                <w:lang w:val="ro-RO"/>
-              </w:rPr>
-            </w:pPr>
-            <w:r>
-              <w:rPr>
-                <w:rFonts w:eastAsia="Arial" w:cs="Arial" w:ascii="Arial" w:hAnsi="Arial"/>
-                <w:b w:val="false"/>
-                <w:i w:val="false"/>
-                <w:color w:val="auto"/>
-                <w:spacing w:val="0"/>
-                <w:w w:val="100"/>
-                <w:sz w:val="18"/>
-                <w:szCs w:val="18"/>
-                <w:lang w:val="ro-RO"/>
-              </w:rPr>
-              <w:t>RSSM</w:t>
-            </w:r>
-          </w:p>
-        </w:tc>
-      </w:tr>
-      <w:tr>
-        <w:trPr/>
-        <w:tc>
-          <w:tcPr>
-            <w:tcW w:w="654" w:type="dxa"/>
-            <w:tcBorders>
-              <w:left w:val="single" w:sz="4" w:space="0" w:color="000000"/>
-              <w:bottom w:val="single" w:sz="4" w:space="0" w:color="000000"/>
-            </w:tcBorders>
-            <w:vAlign w:val="center"/>
-          </w:tcPr>
-          <w:p>
-            <w:pPr>
-              <w:pStyle w:val="TableContents"/>
-              <w:keepNext w:val="false"/>
-              <w:widowControl/>
-              <w:spacing w:before="0" w:after="0"/>
-              <w:ind w:hanging="0" w:left="0"/>
-              <w:jc w:val="center"/>
-              <w:rPr>
-                <w:rFonts w:ascii="Arial" w:hAnsi="Arial" w:eastAsia="Arial" w:cs="Arial"/>
-                <w:b w:val="false"/>
-                <w:i w:val="false"/>
-                <w:color w:val="auto"/>
-                <w:spacing w:val="0"/>
-                <w:w w:val="100"/>
-                <w:sz w:val="18"/>
-                <w:szCs w:val="18"/>
-                <w:lang w:val="ro-RO"/>
-              </w:rPr>
-            </w:pPr>
-            <w:r>
-              <w:rPr>
-                <w:rFonts w:eastAsia="Arial" w:cs="Arial" w:ascii="Arial" w:hAnsi="Arial"/>
-                <w:b w:val="false"/>
-                <w:i w:val="false"/>
-                <w:color w:val="auto"/>
-                <w:spacing w:val="0"/>
-                <w:w w:val="100"/>
-                <w:sz w:val="18"/>
-                <w:szCs w:val="18"/>
-                <w:lang w:val="ro-RO"/>
-              </w:rPr>
-              <w:t>12.</w:t>
-            </w:r>
-          </w:p>
-        </w:tc>
-        <w:tc>
-          <w:tcPr>
-            <w:tcW w:w="6081" w:type="dxa"/>
-            <w:tcBorders>
-              <w:left w:val="single" w:sz="4" w:space="0" w:color="000000"/>
-              <w:bottom w:val="single" w:sz="4" w:space="0" w:color="000000"/>
-            </w:tcBorders>
-            <w:vAlign w:val="center"/>
-          </w:tcPr>
-          <w:p>
-            <w:pPr>
-              <w:pStyle w:val="TableContents"/>
-              <w:keepNext w:val="false"/>
-              <w:widowControl/>
-              <w:spacing w:before="0" w:after="0"/>
-              <w:ind w:hanging="0" w:left="0"/>
-              <w:jc w:val="left"/>
-              <w:rPr>
-                <w:rFonts w:ascii="Arial" w:hAnsi="Arial" w:eastAsia="Arial" w:cs="Arial"/>
-                <w:b w:val="false"/>
-                <w:i w:val="false"/>
-                <w:color w:val="auto"/>
-                <w:spacing w:val="0"/>
-                <w:w w:val="100"/>
-                <w:sz w:val="18"/>
-                <w:szCs w:val="18"/>
-                <w:lang w:val="ro-RO"/>
-              </w:rPr>
-            </w:pPr>
-            <w:r>
-              <w:rPr>
-                <w:rFonts w:eastAsia="Arial" w:cs="Arial" w:ascii="Arial" w:hAnsi="Arial"/>
-                <w:b w:val="false"/>
-                <w:i w:val="false"/>
-                <w:color w:val="auto"/>
-                <w:spacing w:val="0"/>
-                <w:w w:val="100"/>
-                <w:sz w:val="18"/>
-                <w:szCs w:val="18"/>
-                <w:lang w:val="ro-RO"/>
-              </w:rPr>
-              <w:t>Evaluarea riscurilor de accidentare și îmbolnăvire profesională pentru locurile de muncă (Descrierea metodei elaborate de I.N.C.D.P.M București, utilizată de evaluator)</w:t>
-            </w:r>
-          </w:p>
-        </w:tc>
-        <w:tc>
-          <w:tcPr>
-            <w:tcW w:w="1310" w:type="dxa"/>
-            <w:tcBorders>
-              <w:left w:val="single" w:sz="4" w:space="0" w:color="000000"/>
-              <w:bottom w:val="single" w:sz="4" w:space="0" w:color="000000"/>
-            </w:tcBorders>
-            <w:vAlign w:val="center"/>
-          </w:tcPr>
-          <w:p>
-            <w:pPr>
-              <w:pStyle w:val="TableContents"/>
-              <w:keepNext w:val="false"/>
-              <w:widowControl/>
-              <w:spacing w:before="0" w:after="0"/>
-              <w:ind w:hanging="0" w:left="0"/>
-              <w:jc w:val="center"/>
-              <w:rPr>
-                <w:rFonts w:ascii="Arial" w:hAnsi="Arial" w:eastAsia="Arial" w:cs="Arial"/>
-                <w:b w:val="false"/>
-                <w:i w:val="false"/>
-                <w:color w:val="auto"/>
-                <w:spacing w:val="0"/>
-                <w:w w:val="100"/>
-                <w:sz w:val="18"/>
-                <w:szCs w:val="18"/>
-                <w:lang w:val="ro-RO"/>
-              </w:rPr>
-            </w:pPr>
-            <w:r>
-              <w:rPr>
-                <w:rFonts w:eastAsia="Arial" w:cs="Arial" w:ascii="Arial" w:hAnsi="Arial"/>
-                <w:b w:val="false"/>
-                <w:i w:val="false"/>
-                <w:color w:val="auto"/>
-                <w:spacing w:val="0"/>
-                <w:w w:val="100"/>
-                <w:sz w:val="18"/>
-                <w:szCs w:val="18"/>
-                <w:lang w:val="ro-RO"/>
-              </w:rPr>
-              <w:t>DA</w:t>
-            </w:r>
-          </w:p>
-        </w:tc>
-        <w:tc>
-          <w:tcPr>
-            <w:tcW w:w="1310" w:type="dxa"/>
-            <w:tcBorders>
-              <w:left w:val="single" w:sz="4" w:space="0" w:color="000000"/>
-              <w:bottom w:val="single" w:sz="4" w:space="0" w:color="000000"/>
-              <w:right w:val="single" w:sz="4" w:space="0" w:color="000000"/>
-            </w:tcBorders>
-            <w:vAlign w:val="center"/>
-          </w:tcPr>
-          <w:p>
-            <w:pPr>
-              <w:pStyle w:val="TableContents"/>
-              <w:keepNext w:val="false"/>
-              <w:widowControl/>
-              <w:spacing w:before="0" w:after="0"/>
-              <w:ind w:hanging="0" w:left="0"/>
-              <w:jc w:val="center"/>
-              <w:rPr>
-                <w:rFonts w:ascii="Arial" w:hAnsi="Arial" w:eastAsia="Arial" w:cs="Arial"/>
-                <w:b w:val="false"/>
-                <w:i w:val="false"/>
-                <w:color w:val="auto"/>
-                <w:spacing w:val="0"/>
-                <w:w w:val="100"/>
-                <w:sz w:val="18"/>
-                <w:szCs w:val="18"/>
-                <w:lang w:val="ro-RO"/>
-              </w:rPr>
-            </w:pPr>
-            <w:r>
-              <w:rPr>
-                <w:rFonts w:eastAsia="Arial" w:cs="Arial" w:ascii="Arial" w:hAnsi="Arial"/>
-                <w:b w:val="false"/>
-                <w:i w:val="false"/>
-                <w:color w:val="auto"/>
-                <w:spacing w:val="0"/>
-                <w:w w:val="100"/>
-                <w:sz w:val="18"/>
-                <w:szCs w:val="18"/>
-                <w:lang w:val="ro-RO"/>
-              </w:rPr>
-              <w:t>EVR</w:t>
-            </w:r>
-          </w:p>
-        </w:tc>
-      </w:tr>
-      <w:tr>
-        <w:trPr/>
-        <w:tc>
-          <w:tcPr>
-            <w:tcW w:w="654" w:type="dxa"/>
-            <w:tcBorders>
-              <w:left w:val="single" w:sz="4" w:space="0" w:color="000000"/>
-              <w:bottom w:val="single" w:sz="4" w:space="0" w:color="000000"/>
-            </w:tcBorders>
-            <w:vAlign w:val="center"/>
-          </w:tcPr>
-          <w:p>
-            <w:pPr>
-              <w:pStyle w:val="TableContents"/>
-              <w:keepNext w:val="false"/>
-              <w:widowControl/>
-              <w:spacing w:before="0" w:after="0"/>
-              <w:ind w:hanging="0" w:left="0"/>
-              <w:jc w:val="center"/>
-              <w:rPr>
-                <w:rFonts w:ascii="Arial" w:hAnsi="Arial" w:eastAsia="Arial" w:cs="Arial"/>
-                <w:b w:val="false"/>
-                <w:i w:val="false"/>
-                <w:color w:val="auto"/>
-                <w:spacing w:val="0"/>
-                <w:w w:val="100"/>
-                <w:sz w:val="18"/>
-                <w:szCs w:val="18"/>
-                <w:lang w:val="ro-RO"/>
-              </w:rPr>
-            </w:pPr>
-            <w:r>
-              <w:rPr>
-                <w:rFonts w:eastAsia="Arial" w:cs="Arial" w:ascii="Arial" w:hAnsi="Arial"/>
-                <w:b w:val="false"/>
-                <w:i w:val="false"/>
-                <w:color w:val="auto"/>
-                <w:spacing w:val="0"/>
-                <w:w w:val="100"/>
-                <w:sz w:val="18"/>
-                <w:szCs w:val="18"/>
-                <w:lang w:val="ro-RO"/>
-              </w:rPr>
-              <w:t>13.</w:t>
-            </w:r>
-          </w:p>
-        </w:tc>
-        <w:tc>
-          <w:tcPr>
-            <w:tcW w:w="6081" w:type="dxa"/>
-            <w:tcBorders>
-              <w:left w:val="single" w:sz="4" w:space="0" w:color="000000"/>
-              <w:bottom w:val="single" w:sz="4" w:space="0" w:color="000000"/>
-            </w:tcBorders>
-            <w:vAlign w:val="center"/>
-          </w:tcPr>
-          <w:p>
-            <w:pPr>
-              <w:pStyle w:val="TableContents"/>
-              <w:keepNext w:val="false"/>
-              <w:widowControl/>
-              <w:spacing w:before="0" w:after="0"/>
-              <w:ind w:hanging="0" w:left="0"/>
-              <w:jc w:val="left"/>
-              <w:rPr>
-                <w:rFonts w:ascii="Arial" w:hAnsi="Arial" w:eastAsia="Arial" w:cs="Arial"/>
-                <w:b w:val="false"/>
-                <w:i w:val="false"/>
-                <w:color w:val="auto"/>
-                <w:spacing w:val="0"/>
-                <w:w w:val="100"/>
-                <w:sz w:val="18"/>
-                <w:szCs w:val="18"/>
-                <w:lang w:val="ro-RO"/>
-              </w:rPr>
-            </w:pPr>
-            <w:r>
-              <w:rPr>
-                <w:rFonts w:eastAsia="Arial" w:cs="Arial" w:ascii="Arial" w:hAnsi="Arial"/>
-                <w:b w:val="false"/>
-                <w:i w:val="false"/>
-                <w:color w:val="auto"/>
-                <w:spacing w:val="0"/>
-                <w:w w:val="100"/>
-                <w:sz w:val="18"/>
-                <w:szCs w:val="18"/>
-                <w:lang w:val="ro-RO"/>
-              </w:rPr>
-              <w:t>Planul de prevenire și protecție întocmit în baza evaluării riscurilor</w:t>
-            </w:r>
-          </w:p>
-        </w:tc>
-        <w:tc>
-          <w:tcPr>
-            <w:tcW w:w="1310" w:type="dxa"/>
-            <w:tcBorders>
-              <w:left w:val="single" w:sz="4" w:space="0" w:color="000000"/>
-              <w:bottom w:val="single" w:sz="4" w:space="0" w:color="000000"/>
-            </w:tcBorders>
-            <w:vAlign w:val="center"/>
-          </w:tcPr>
-          <w:p>
-            <w:pPr>
-              <w:pStyle w:val="TableContents"/>
-              <w:keepNext w:val="false"/>
-              <w:widowControl/>
-              <w:spacing w:before="0" w:after="0"/>
-              <w:ind w:hanging="0" w:left="0"/>
-              <w:jc w:val="center"/>
-              <w:rPr>
-                <w:rFonts w:ascii="Arial" w:hAnsi="Arial" w:eastAsia="Arial" w:cs="Arial"/>
-                <w:b w:val="false"/>
-                <w:i w:val="false"/>
-                <w:color w:val="auto"/>
-                <w:spacing w:val="0"/>
-                <w:w w:val="100"/>
-                <w:sz w:val="18"/>
-                <w:szCs w:val="18"/>
-                <w:lang w:val="ro-RO"/>
-              </w:rPr>
-            </w:pPr>
-            <w:r>
-              <w:rPr>
-                <w:rFonts w:eastAsia="Arial" w:cs="Arial" w:ascii="Arial" w:hAnsi="Arial"/>
-                <w:b w:val="false"/>
-                <w:i w:val="false"/>
-                <w:color w:val="auto"/>
-                <w:spacing w:val="0"/>
-                <w:w w:val="100"/>
-                <w:sz w:val="18"/>
-                <w:szCs w:val="18"/>
-                <w:lang w:val="ro-RO"/>
-              </w:rPr>
-              <w:t>DA</w:t>
-            </w:r>
-          </w:p>
-        </w:tc>
-        <w:tc>
-          <w:tcPr>
-            <w:tcW w:w="1310" w:type="dxa"/>
-            <w:tcBorders>
-              <w:left w:val="single" w:sz="4" w:space="0" w:color="000000"/>
-              <w:bottom w:val="single" w:sz="4" w:space="0" w:color="000000"/>
-              <w:right w:val="single" w:sz="4" w:space="0" w:color="000000"/>
-            </w:tcBorders>
-            <w:vAlign w:val="center"/>
-          </w:tcPr>
-          <w:p>
-            <w:pPr>
-              <w:pStyle w:val="TableContents"/>
-              <w:keepNext w:val="false"/>
-              <w:widowControl/>
-              <w:spacing w:before="0" w:after="0"/>
-              <w:ind w:hanging="0" w:left="0"/>
-              <w:jc w:val="center"/>
-              <w:rPr>
-                <w:rFonts w:ascii="Arial" w:hAnsi="Arial" w:eastAsia="Arial" w:cs="Arial"/>
-                <w:b w:val="false"/>
-                <w:i w:val="false"/>
-                <w:color w:val="auto"/>
-                <w:spacing w:val="0"/>
-                <w:w w:val="100"/>
-                <w:sz w:val="18"/>
-                <w:szCs w:val="18"/>
-                <w:lang w:val="ro-RO"/>
-              </w:rPr>
-            </w:pPr>
-            <w:r>
-              <w:rPr>
-                <w:rFonts w:eastAsia="Arial" w:cs="Arial" w:ascii="Arial" w:hAnsi="Arial"/>
-                <w:b w:val="false"/>
-                <w:i w:val="false"/>
-                <w:color w:val="auto"/>
-                <w:spacing w:val="0"/>
-                <w:w w:val="100"/>
-                <w:sz w:val="18"/>
-                <w:szCs w:val="18"/>
-                <w:lang w:val="ro-RO"/>
-              </w:rPr>
-              <w:t>PPP</w:t>
+              <w:t>Data: ____________________</w:t>
             </w:r>
           </w:p>
         </w:tc>
@@ -2964,6 +371,587 @@
         <w:pStyle w:val="Normal"/>
         <w:keepNext w:val="true"/>
         <w:widowControl/>
+        <w:numPr>
+          <w:ilvl w:val="0"/>
+          <w:numId w:val="9"/>
+        </w:numPr>
+        <w:spacing w:before="120" w:after="120"/>
+        <w:jc w:val="left"/>
+        <w:rPr>
+          <w:rFonts w:ascii="Arial" w:hAnsi="Arial" w:cs="Arial"/>
+          <w:sz w:val="18"/>
+          <w:szCs w:val="18"/>
+          <w:lang w:val="de-DE"/>
+        </w:rPr>
+      </w:pPr>
+      <w:r>
+        <w:rPr>
+          <w:rFonts w:eastAsia="Arial" w:cs="Arial" w:ascii="Arial" w:hAnsi="Arial"/>
+          <w:color w:val="auto"/>
+          <w:spacing w:val="0"/>
+          <w:w w:val="100"/>
+          <w:sz w:val="20"/>
+          <w:szCs w:val="20"/>
+          <w:lang w:val="ro-RO"/>
+        </w:rPr>
+        <w:t>Odată cu prezentul material informativ, s-au predat și următoarele documente:</w:t>
+      </w:r>
+    </w:p>
+    <w:p>
+      <w:pPr>
+        <w:pStyle w:val="Normal"/>
+        <w:widowControl/>
+        <w:numPr>
+          <w:ilvl w:val="0"/>
+          <w:numId w:val="53"/>
+        </w:numPr>
+        <w:spacing w:before="0" w:after="40"/>
+        <w:ind w:left="720" w:hanging="360"/>
+        <w:jc w:val="left"/>
+        <w:rPr>
+          <w:rFonts w:ascii="Arial" w:hAnsi="Arial" w:cs="Arial"/>
+          <w:sz w:val="20"/>
+          <w:szCs w:val="20"/>
+          <w:lang w:val="ro-RO"/>
+        </w:rPr>
+      </w:pPr>
+      <w:r>
+        <w:rPr>
+          <w:rFonts w:eastAsia="Arial" w:cs="Arial" w:ascii="Arial" w:hAnsi="Arial"/>
+          <w:color w:val="auto"/>
+          <w:spacing w:val="0"/>
+          <w:w w:val="100"/>
+          <w:sz w:val="20"/>
+          <w:szCs w:val="20"/>
+          <w:lang w:val="ro-RO"/>
+        </w:rPr>
+        <w:t>Decizia / Dispoziția privind responsabilii cu instruirea în domeniul securității și sănătății în muncă</w:t>
+      </w:r>
+    </w:p>
+    <w:p>
+      <w:pPr>
+        <w:pStyle w:val="Normal"/>
+        <w:widowControl/>
+        <w:numPr>
+          <w:ilvl w:val="0"/>
+          <w:numId w:val="53"/>
+        </w:numPr>
+        <w:spacing w:before="0" w:after="40"/>
+        <w:ind w:left="720" w:hanging="360"/>
+        <w:jc w:val="left"/>
+        <w:rPr>
+          <w:rFonts w:ascii="Arial" w:hAnsi="Arial" w:cs="Arial"/>
+          <w:sz w:val="20"/>
+          <w:szCs w:val="20"/>
+          <w:lang w:val="ro-RO"/>
+        </w:rPr>
+      </w:pPr>
+      <w:r>
+        <w:rPr>
+          <w:rFonts w:eastAsia="Arial" w:cs="Arial" w:ascii="Arial" w:hAnsi="Arial"/>
+          <w:color w:val="auto"/>
+          <w:spacing w:val="0"/>
+          <w:w w:val="100"/>
+          <w:sz w:val="20"/>
+          <w:szCs w:val="20"/>
+          <w:lang w:val="ro-RO"/>
+        </w:rPr>
+        <w:t>Decizia / Dispoziția privind responsabilii cu acordarea primului ajutor</w:t>
+      </w:r>
+    </w:p>
+    <w:p>
+      <w:pPr>
+        <w:pStyle w:val="Normal"/>
+        <w:widowControl/>
+        <w:numPr>
+          <w:ilvl w:val="0"/>
+          <w:numId w:val="53"/>
+        </w:numPr>
+        <w:spacing w:before="0" w:after="40"/>
+        <w:ind w:left="720" w:hanging="360"/>
+        <w:jc w:val="left"/>
+        <w:rPr>
+          <w:rFonts w:ascii="Arial" w:hAnsi="Arial" w:cs="Arial"/>
+          <w:sz w:val="20"/>
+          <w:szCs w:val="20"/>
+          <w:lang w:val="ro-RO"/>
+        </w:rPr>
+      </w:pPr>
+      <w:r>
+        <w:rPr>
+          <w:rFonts w:eastAsia="Arial" w:cs="Arial" w:ascii="Arial" w:hAnsi="Arial"/>
+          <w:color w:val="auto"/>
+          <w:spacing w:val="0"/>
+          <w:w w:val="100"/>
+          <w:sz w:val="20"/>
+          <w:szCs w:val="20"/>
+          <w:lang w:val="ro-RO"/>
+        </w:rPr>
+        <w:t>Decizia / Dispoziția de constituire echipa de evaluare a riscurilor de accidentare și/ sau îmbolnăvire profesională</w:t>
+      </w:r>
+    </w:p>
+    <w:p>
+      <w:pPr>
+        <w:pStyle w:val="Normal"/>
+        <w:widowControl/>
+        <w:numPr>
+          <w:ilvl w:val="0"/>
+          <w:numId w:val="53"/>
+        </w:numPr>
+        <w:spacing w:before="0" w:after="40"/>
+        <w:ind w:left="720" w:hanging="360"/>
+        <w:jc w:val="left"/>
+        <w:rPr>
+          <w:rFonts w:ascii="Arial" w:hAnsi="Arial" w:cs="Arial"/>
+          <w:sz w:val="20"/>
+          <w:szCs w:val="20"/>
+          <w:lang w:val="ro-RO"/>
+        </w:rPr>
+      </w:pPr>
+      <w:r>
+        <w:rPr>
+          <w:rFonts w:eastAsia="Arial" w:cs="Arial" w:ascii="Arial" w:hAnsi="Arial"/>
+          <w:color w:val="auto"/>
+          <w:spacing w:val="0"/>
+          <w:w w:val="100"/>
+          <w:sz w:val="20"/>
+          <w:szCs w:val="20"/>
+          <w:lang w:val="ro-RO"/>
+        </w:rPr>
+        <w:t>Decizia / Dispoziția privind lucrătorii desemnați cu luarea măsurilor în caz de pericol grav și iminent</w:t>
+      </w:r>
+    </w:p>
+    <w:p>
+      <w:pPr>
+        <w:pStyle w:val="Normal"/>
+        <w:widowControl/>
+        <w:spacing w:before="0" w:after="0"/>
+        <w:ind w:left="0" w:hanging="0"/>
+        <w:jc w:val="left"/>
+        <w:rPr>
+          <w:rFonts w:ascii="Arial" w:hAnsi="Arial" w:cs="Arial"/>
+          <w:sz w:val="20"/>
+          <w:szCs w:val="20"/>
+          <w:lang w:val="ro-RO"/>
+        </w:rPr>
+      </w:pPr>
+      <w:r>
+        <w:rPr>
+          <w:rFonts w:eastAsia="Arial" w:cs="Arial" w:ascii="Arial" w:hAnsi="Arial"/>
+          <w:color w:val="auto"/>
+          <w:spacing w:val="0"/>
+          <w:w w:val="100"/>
+          <w:sz w:val="20"/>
+          <w:szCs w:val="20"/>
+          <w:lang w:val="ro-RO"/>
+        </w:rPr>
+        <w:t>{{#workersRepresentativeDecision}}</w:t>
+      </w:r>
+    </w:p>
+    <w:p>
+      <w:pPr>
+        <w:pStyle w:val="Normal"/>
+        <w:widowControl/>
+        <w:numPr>
+          <w:ilvl w:val="0"/>
+          <w:numId w:val="53"/>
+        </w:numPr>
+        <w:spacing w:before="0" w:after="40"/>
+        <w:ind w:left="720" w:hanging="360"/>
+        <w:jc w:val="left"/>
+        <w:rPr>
+          <w:rFonts w:ascii="Arial" w:hAnsi="Arial" w:cs="Arial"/>
+          <w:sz w:val="20"/>
+          <w:szCs w:val="20"/>
+          <w:lang w:val="ro-RO"/>
+        </w:rPr>
+      </w:pPr>
+      <w:r>
+        <w:rPr>
+          <w:rFonts w:eastAsia="Arial" w:cs="Arial" w:ascii="Arial" w:hAnsi="Arial"/>
+          <w:color w:val="auto"/>
+          <w:spacing w:val="0"/>
+          <w:w w:val="100"/>
+          <w:sz w:val="20"/>
+          <w:szCs w:val="20"/>
+          <w:lang w:val="ro-RO"/>
+        </w:rPr>
+        <w:t>Decizia / Dispoziția privind desemnarea reprezentanților lucrătorilor cu răspunderi specifice în domeniul securității și sănătății în muncă</w:t>
+      </w:r>
+    </w:p>
+    <w:p>
+      <w:pPr>
+        <w:pStyle w:val="Normal"/>
+        <w:widowControl/>
+        <w:spacing w:before="0" w:after="0"/>
+        <w:ind w:left="0" w:hanging="0"/>
+        <w:jc w:val="left"/>
+        <w:rPr>
+          <w:rFonts w:ascii="Arial" w:hAnsi="Arial" w:cs="Arial"/>
+          <w:sz w:val="20"/>
+          <w:szCs w:val="20"/>
+          <w:lang w:val="ro-RO"/>
+        </w:rPr>
+      </w:pPr>
+      <w:r>
+        <w:rPr>
+          <w:rFonts w:eastAsia="Arial" w:cs="Arial" w:ascii="Arial" w:hAnsi="Arial"/>
+          <w:color w:val="auto"/>
+          <w:spacing w:val="0"/>
+          <w:w w:val="100"/>
+          <w:sz w:val="20"/>
+          <w:szCs w:val="20"/>
+          <w:lang w:val="ro-RO"/>
+        </w:rPr>
+        <w:t>{{/workersRepresentativeDecision}}</w:t>
+      </w:r>
+    </w:p>
+    <w:p>
+      <w:pPr>
+        <w:pStyle w:val="Normal"/>
+        <w:widowControl/>
+        <w:numPr>
+          <w:ilvl w:val="0"/>
+          <w:numId w:val="53"/>
+        </w:numPr>
+        <w:spacing w:before="0" w:after="40"/>
+        <w:ind w:left="720" w:hanging="360"/>
+        <w:jc w:val="left"/>
+        <w:rPr>
+          <w:rFonts w:ascii="Arial" w:hAnsi="Arial" w:cs="Arial"/>
+          <w:sz w:val="20"/>
+          <w:szCs w:val="20"/>
+          <w:lang w:val="ro-RO"/>
+        </w:rPr>
+      </w:pPr>
+      <w:r>
+        <w:rPr>
+          <w:rFonts w:eastAsia="Arial" w:cs="Arial" w:ascii="Arial" w:hAnsi="Arial"/>
+          <w:color w:val="auto"/>
+          <w:spacing w:val="0"/>
+          <w:w w:val="100"/>
+          <w:sz w:val="20"/>
+          <w:szCs w:val="20"/>
+          <w:lang w:val="ro-RO"/>
+        </w:rPr>
+        <w:t>Registre de evidență a evenimentelor</w:t>
+      </w:r>
+    </w:p>
+    <w:p>
+      <w:pPr>
+        <w:pStyle w:val="Normal"/>
+        <w:widowControl/>
+        <w:numPr>
+          <w:ilvl w:val="0"/>
+          <w:numId w:val="53"/>
+        </w:numPr>
+        <w:spacing w:before="0" w:after="40"/>
+        <w:ind w:left="720" w:hanging="360"/>
+        <w:jc w:val="left"/>
+        <w:rPr>
+          <w:rFonts w:ascii="Arial" w:hAnsi="Arial" w:cs="Arial"/>
+          <w:sz w:val="20"/>
+          <w:szCs w:val="20"/>
+          <w:lang w:val="ro-RO"/>
+        </w:rPr>
+      </w:pPr>
+      <w:r>
+        <w:rPr>
+          <w:rFonts w:eastAsia="Arial" w:cs="Arial" w:ascii="Arial" w:hAnsi="Arial"/>
+          <w:color w:val="auto"/>
+          <w:spacing w:val="0"/>
+          <w:w w:val="100"/>
+          <w:sz w:val="20"/>
+          <w:szCs w:val="20"/>
+          <w:lang w:val="ro-RO"/>
+        </w:rPr>
+        <w:t>Material de instruire în domeniul securității și sănătății în muncă pentru instruirea introductiv – generală (cod MISSMIG)</w:t>
+      </w:r>
+    </w:p>
+    <w:p>
+      <w:pPr>
+        <w:pStyle w:val="Normal"/>
+        <w:widowControl/>
+        <w:numPr>
+          <w:ilvl w:val="0"/>
+          <w:numId w:val="53"/>
+        </w:numPr>
+        <w:spacing w:before="0" w:after="40"/>
+        <w:ind w:left="720" w:hanging="360"/>
+        <w:jc w:val="left"/>
+        <w:rPr>
+          <w:rFonts w:ascii="Arial" w:hAnsi="Arial" w:cs="Arial"/>
+          <w:sz w:val="20"/>
+          <w:szCs w:val="20"/>
+          <w:lang w:val="ro-RO"/>
+        </w:rPr>
+      </w:pPr>
+      <w:r>
+        <w:rPr>
+          <w:rFonts w:eastAsia="Arial" w:cs="Arial" w:ascii="Arial" w:hAnsi="Arial"/>
+          <w:color w:val="auto"/>
+          <w:spacing w:val="0"/>
+          <w:w w:val="100"/>
+          <w:sz w:val="20"/>
+          <w:szCs w:val="20"/>
+          <w:lang w:val="ro-RO"/>
+        </w:rPr>
+        <w:t>Instrucțiuni proprii privind instruirea lucrătorilor în domeniul securității și sănătății în muncă (cod IPSSM)</w:t>
+      </w:r>
+    </w:p>
+    <w:p>
+      <w:pPr>
+        <w:pStyle w:val="Normal"/>
+        <w:widowControl/>
+        <w:numPr>
+          <w:ilvl w:val="0"/>
+          <w:numId w:val="53"/>
+        </w:numPr>
+        <w:spacing w:before="0" w:after="40"/>
+        <w:ind w:left="720" w:hanging="360"/>
+        <w:jc w:val="left"/>
+        <w:rPr>
+          <w:rFonts w:ascii="Arial" w:hAnsi="Arial" w:cs="Arial"/>
+          <w:sz w:val="20"/>
+          <w:szCs w:val="20"/>
+          <w:lang w:val="ro-RO"/>
+        </w:rPr>
+      </w:pPr>
+      <w:r>
+        <w:rPr>
+          <w:rFonts w:eastAsia="Arial" w:cs="Arial" w:ascii="Arial" w:hAnsi="Arial"/>
+          <w:color w:val="auto"/>
+          <w:spacing w:val="0"/>
+          <w:w w:val="100"/>
+          <w:sz w:val="20"/>
+          <w:szCs w:val="20"/>
+          <w:lang w:val="ro-RO"/>
+        </w:rPr>
+        <w:t>Tematicile pentru toate fazele de instruire și programul de instruire – testare la nivelul unității, conform cu periodicitatea adecvat stabilită pentru fiecare loc de muncă / post de lucru (cod TISSM)</w:t>
+      </w:r>
+    </w:p>
+    <w:p>
+      <w:pPr>
+        <w:pStyle w:val="Normal"/>
+        <w:widowControl/>
+        <w:numPr>
+          <w:ilvl w:val="0"/>
+          <w:numId w:val="53"/>
+        </w:numPr>
+        <w:spacing w:before="0" w:after="40"/>
+        <w:ind w:left="720" w:hanging="360"/>
+        <w:jc w:val="left"/>
+        <w:rPr>
+          <w:rFonts w:ascii="Arial" w:hAnsi="Arial" w:cs="Arial"/>
+          <w:sz w:val="20"/>
+          <w:szCs w:val="20"/>
+          <w:lang w:val="ro-RO"/>
+        </w:rPr>
+      </w:pPr>
+      <w:r>
+        <w:rPr>
+          <w:rFonts w:eastAsia="Arial" w:cs="Arial" w:ascii="Arial" w:hAnsi="Arial"/>
+          <w:color w:val="auto"/>
+          <w:spacing w:val="0"/>
+          <w:w w:val="100"/>
+          <w:sz w:val="20"/>
+          <w:szCs w:val="20"/>
+          <w:lang w:val="ro-RO"/>
+        </w:rPr>
+        <w:t>Test angajare în domeniul securității și sănătății în muncă (cod TASSM)</w:t>
+      </w:r>
+    </w:p>
+    <w:p>
+      <w:pPr>
+        <w:pStyle w:val="Normal"/>
+        <w:widowControl/>
+        <w:numPr>
+          <w:ilvl w:val="0"/>
+          <w:numId w:val="53"/>
+        </w:numPr>
+        <w:spacing w:before="0" w:after="40"/>
+        <w:ind w:left="720" w:hanging="360"/>
+        <w:jc w:val="left"/>
+        <w:rPr>
+          <w:rFonts w:ascii="Arial" w:hAnsi="Arial" w:cs="Arial"/>
+          <w:sz w:val="20"/>
+          <w:szCs w:val="20"/>
+          <w:lang w:val="ro-RO"/>
+        </w:rPr>
+      </w:pPr>
+      <w:r>
+        <w:rPr>
+          <w:rFonts w:eastAsia="Arial" w:cs="Arial" w:ascii="Arial" w:hAnsi="Arial"/>
+          <w:color w:val="auto"/>
+          <w:spacing w:val="0"/>
+          <w:w w:val="100"/>
+          <w:sz w:val="20"/>
+          <w:szCs w:val="20"/>
+          <w:lang w:val="ro-RO"/>
+        </w:rPr>
+        <w:t>Test anual în domeniul securității și sănătății în muncă (cod TPSSM)</w:t>
+      </w:r>
+    </w:p>
+    <w:p>
+      <w:pPr>
+        <w:pStyle w:val="Normal"/>
+        <w:widowControl/>
+        <w:numPr>
+          <w:ilvl w:val="0"/>
+          <w:numId w:val="53"/>
+        </w:numPr>
+        <w:spacing w:before="0" w:after="40"/>
+        <w:ind w:left="720" w:hanging="360"/>
+        <w:jc w:val="left"/>
+        <w:rPr>
+          <w:rFonts w:ascii="Arial" w:hAnsi="Arial" w:cs="Arial"/>
+          <w:sz w:val="20"/>
+          <w:szCs w:val="20"/>
+          <w:lang w:val="ro-RO"/>
+        </w:rPr>
+      </w:pPr>
+      <w:r>
+        <w:rPr>
+          <w:rFonts w:eastAsia="Arial" w:cs="Arial" w:ascii="Arial" w:hAnsi="Arial"/>
+          <w:color w:val="auto"/>
+          <w:spacing w:val="0"/>
+          <w:w w:val="100"/>
+          <w:sz w:val="20"/>
+          <w:szCs w:val="20"/>
+          <w:lang w:val="ro-RO"/>
+        </w:rPr>
+        <w:t>Lista internă cu necesarul de dotare cu echipament individual de protecție (e.i.p.) a lucrătorilor (cod LN E.I.P.)</w:t>
+      </w:r>
+    </w:p>
+    <w:p>
+      <w:pPr>
+        <w:pStyle w:val="Normal"/>
+        <w:widowControl/>
+        <w:numPr>
+          <w:ilvl w:val="0"/>
+          <w:numId w:val="53"/>
+        </w:numPr>
+        <w:spacing w:before="0" w:after="40"/>
+        <w:ind w:left="720" w:hanging="360"/>
+        <w:jc w:val="left"/>
+        <w:rPr>
+          <w:rFonts w:ascii="Arial" w:hAnsi="Arial" w:cs="Arial"/>
+          <w:sz w:val="20"/>
+          <w:szCs w:val="20"/>
+          <w:lang w:val="ro-RO"/>
+        </w:rPr>
+      </w:pPr>
+      <w:r>
+        <w:rPr>
+          <w:rFonts w:eastAsia="Arial" w:cs="Arial" w:ascii="Arial" w:hAnsi="Arial"/>
+          <w:color w:val="auto"/>
+          <w:spacing w:val="0"/>
+          <w:w w:val="100"/>
+          <w:sz w:val="20"/>
+          <w:szCs w:val="20"/>
+          <w:lang w:val="ro-RO"/>
+        </w:rPr>
+        <w:t>Document justificativ de control, privind verificarea tematică la locurile de muncă, informare deficiențe constatate și propuneri de măsuri de prevenire și protecție (cod RSSM)</w:t>
+      </w:r>
+    </w:p>
+    <w:p>
+      <w:pPr>
+        <w:pStyle w:val="Normal"/>
+        <w:widowControl/>
+        <w:numPr>
+          <w:ilvl w:val="0"/>
+          <w:numId w:val="53"/>
+        </w:numPr>
+        <w:spacing w:before="0" w:after="40"/>
+        <w:ind w:left="720" w:hanging="360"/>
+        <w:jc w:val="left"/>
+        <w:rPr>
+          <w:rFonts w:ascii="Arial" w:hAnsi="Arial" w:cs="Arial"/>
+          <w:sz w:val="20"/>
+          <w:szCs w:val="20"/>
+          <w:lang w:val="ro-RO"/>
+        </w:rPr>
+      </w:pPr>
+      <w:r>
+        <w:rPr>
+          <w:rFonts w:eastAsia="Arial" w:cs="Arial" w:ascii="Arial" w:hAnsi="Arial"/>
+          <w:color w:val="auto"/>
+          <w:spacing w:val="0"/>
+          <w:w w:val="100"/>
+          <w:sz w:val="20"/>
+          <w:szCs w:val="20"/>
+          <w:lang w:val="ro-RO"/>
+        </w:rPr>
+        <w:t>Regulament intern privind controlul propriu privind respectarea prevederilor legale, a dispozițiilor, instrucțiunilor și reglementărilor interne în domeniul securității și sănătății în muncă (cod M.I. SSM)</w:t>
+      </w:r>
+    </w:p>
+    <w:p>
+      <w:pPr>
+        <w:pStyle w:val="Normal"/>
+        <w:widowControl/>
+        <w:numPr>
+          <w:ilvl w:val="0"/>
+          <w:numId w:val="53"/>
+        </w:numPr>
+        <w:spacing w:before="0" w:after="40"/>
+        <w:ind w:left="720" w:hanging="360"/>
+        <w:jc w:val="left"/>
+        <w:rPr>
+          <w:rFonts w:ascii="Arial" w:hAnsi="Arial" w:cs="Arial"/>
+          <w:sz w:val="20"/>
+          <w:szCs w:val="20"/>
+          <w:lang w:val="ro-RO"/>
+        </w:rPr>
+      </w:pPr>
+      <w:r>
+        <w:rPr>
+          <w:rFonts w:eastAsia="Arial" w:cs="Arial" w:ascii="Arial" w:hAnsi="Arial"/>
+          <w:color w:val="auto"/>
+          <w:spacing w:val="0"/>
+          <w:w w:val="100"/>
+          <w:sz w:val="20"/>
+          <w:szCs w:val="20"/>
+          <w:lang w:val="ro-RO"/>
+        </w:rPr>
+        <w:t>Evaluarea riscurilor de accidentare și îmbolnăvire profesională pentru locurile de muncă (Descrierea metodei elaborate de I.N.C.D.P.M București, utilizată de evaluator) (cod EVR)</w:t>
+      </w:r>
+    </w:p>
+    <w:p>
+      <w:pPr>
+        <w:pStyle w:val="Normal"/>
+        <w:widowControl/>
+        <w:numPr>
+          <w:ilvl w:val="0"/>
+          <w:numId w:val="53"/>
+        </w:numPr>
+        <w:spacing w:before="0" w:after="40"/>
+        <w:ind w:left="720" w:hanging="360"/>
+        <w:jc w:val="left"/>
+        <w:rPr>
+          <w:rFonts w:ascii="Arial" w:hAnsi="Arial" w:cs="Arial"/>
+          <w:sz w:val="20"/>
+          <w:szCs w:val="20"/>
+          <w:lang w:val="ro-RO"/>
+        </w:rPr>
+      </w:pPr>
+      <w:r>
+        <w:rPr>
+          <w:rFonts w:eastAsia="Arial" w:cs="Arial" w:ascii="Arial" w:hAnsi="Arial"/>
+          <w:color w:val="auto"/>
+          <w:spacing w:val="0"/>
+          <w:w w:val="100"/>
+          <w:sz w:val="20"/>
+          <w:szCs w:val="20"/>
+          <w:lang w:val="ro-RO"/>
+        </w:rPr>
+        <w:t>Planul de prevenire și protecție întocmit în baza evaluării riscurilor (cod PPP)</w:t>
+      </w:r>
+    </w:p>
+    <w:p>
+      <w:pPr>
+        <w:pStyle w:val="Normal"/>
+        <w:keepNext w:val="true"/>
+        <w:widowControl/>
         <w:tabs>
           <w:tab w:val="clear" w:pos="720"/>
           <w:tab w:val="left" w:pos="567" w:leader="none"/>
@@ -3007,2810 +995,519 @@
         <w:t xml:space="preserve"> – {{client.legalName}}</w:t>
       </w:r>
     </w:p>
-    <w:tbl>
-      <w:tblPr>
-        <w:tblW w:w="5000" w:type="pct"/>
-        <w:jc w:val="left"/>
-        <w:tblInd w:w="55" w:type="dxa"/>
-        <w:tblLayout w:type="fixed"/>
-        <w:tblCellMar>
-          <w:top w:w="55" w:type="dxa"/>
-          <w:left w:w="55" w:type="dxa"/>
-          <w:bottom w:w="55" w:type="dxa"/>
-          <w:right w:w="55" w:type="dxa"/>
-        </w:tblCellMar>
-      </w:tblPr>
-      <w:tblGrid>
-        <w:gridCol w:w="654"/>
-        <w:gridCol w:w="1029"/>
-        <w:gridCol w:w="7672"/>
-      </w:tblGrid>
-      <w:tr>
-        <w:trPr>
-          <w:tblHeader w:val="true"/>
-        </w:trPr>
-        <w:tc>
-          <w:tcPr>
-            <w:tcW w:w="654" w:type="dxa"/>
-            <w:tcBorders>
-              <w:top w:val="single" w:sz="4" w:space="0" w:color="000000"/>
-              <w:left w:val="single" w:sz="4" w:space="0" w:color="000000"/>
-              <w:bottom w:val="single" w:sz="4" w:space="0" w:color="000000"/>
-            </w:tcBorders>
-            <w:vAlign w:val="center"/>
-          </w:tcPr>
-          <w:p>
-            <w:pPr>
-              <w:pStyle w:val="TableHeading"/>
-              <w:keepNext w:val="false"/>
-              <w:widowControl/>
-              <w:spacing w:before="0" w:after="0"/>
-              <w:ind w:hanging="0" w:left="0"/>
-              <w:jc w:val="center"/>
-              <w:rPr>
-                <w:rFonts w:ascii="Arial" w:hAnsi="Arial" w:eastAsia="Arial" w:cs="Arial"/>
-                <w:b/>
-                <w:i w:val="false"/>
-                <w:color w:val="auto"/>
-                <w:spacing w:val="0"/>
-                <w:w w:val="100"/>
-                <w:sz w:val="18"/>
-                <w:szCs w:val="18"/>
-                <w:lang w:val="ro-RO"/>
-              </w:rPr>
-            </w:pPr>
-            <w:r>
-              <w:rPr>
-                <w:rFonts w:eastAsia="Arial" w:cs="Arial" w:ascii="Arial" w:hAnsi="Arial"/>
-                <w:b/>
-                <w:i w:val="false"/>
-                <w:color w:val="auto"/>
-                <w:spacing w:val="0"/>
-                <w:w w:val="100"/>
-                <w:sz w:val="18"/>
-                <w:szCs w:val="18"/>
-                <w:lang w:val="ro-RO"/>
-              </w:rPr>
-              <w:t>Nr. crt.</w:t>
-            </w:r>
-          </w:p>
-        </w:tc>
-        <w:tc>
-          <w:tcPr>
-            <w:tcW w:w="1029" w:type="dxa"/>
-            <w:tcBorders>
-              <w:top w:val="single" w:sz="4" w:space="0" w:color="000000"/>
-              <w:left w:val="single" w:sz="4" w:space="0" w:color="000000"/>
-              <w:bottom w:val="single" w:sz="4" w:space="0" w:color="000000"/>
-            </w:tcBorders>
-            <w:vAlign w:val="center"/>
-          </w:tcPr>
-          <w:p>
-            <w:pPr>
-              <w:pStyle w:val="TableHeading"/>
-              <w:keepNext w:val="false"/>
-              <w:widowControl/>
-              <w:spacing w:before="0" w:after="0"/>
-              <w:ind w:hanging="0" w:left="0"/>
-              <w:jc w:val="center"/>
-              <w:rPr>
-                <w:rFonts w:ascii="Arial" w:hAnsi="Arial" w:eastAsia="Arial" w:cs="Arial"/>
-                <w:b/>
-                <w:i w:val="false"/>
-                <w:color w:val="auto"/>
-                <w:spacing w:val="0"/>
-                <w:w w:val="100"/>
-                <w:sz w:val="18"/>
-                <w:szCs w:val="18"/>
-                <w:lang w:val="ro-RO"/>
-              </w:rPr>
-            </w:pPr>
-            <w:r>
-              <w:rPr>
-                <w:rFonts w:eastAsia="Arial" w:cs="Arial" w:ascii="Arial" w:hAnsi="Arial"/>
-                <w:b/>
-                <w:i w:val="false"/>
-                <w:color w:val="auto"/>
-                <w:spacing w:val="0"/>
-                <w:w w:val="100"/>
-                <w:sz w:val="18"/>
-                <w:szCs w:val="18"/>
-                <w:lang w:val="ro-RO"/>
-              </w:rPr>
-              <w:t>Nr. capitol</w:t>
-            </w:r>
-          </w:p>
-        </w:tc>
-        <w:tc>
-          <w:tcPr>
-            <w:tcW w:w="7672" w:type="dxa"/>
-            <w:tcBorders>
-              <w:top w:val="single" w:sz="4" w:space="0" w:color="000000"/>
-              <w:left w:val="single" w:sz="4" w:space="0" w:color="000000"/>
-              <w:bottom w:val="single" w:sz="4" w:space="0" w:color="000000"/>
-              <w:right w:val="single" w:sz="4" w:space="0" w:color="000000"/>
-            </w:tcBorders>
-            <w:vAlign w:val="center"/>
-          </w:tcPr>
-          <w:p>
-            <w:pPr>
-              <w:pStyle w:val="TableHeading"/>
-              <w:keepNext w:val="false"/>
-              <w:widowControl/>
-              <w:spacing w:before="0" w:after="0"/>
-              <w:ind w:hanging="0" w:left="0"/>
-              <w:jc w:val="center"/>
-              <w:rPr>
-                <w:rFonts w:ascii="Arial" w:hAnsi="Arial" w:eastAsia="Arial" w:cs="Arial"/>
-                <w:b/>
-                <w:i w:val="false"/>
-                <w:color w:val="auto"/>
-                <w:spacing w:val="0"/>
-                <w:w w:val="100"/>
-                <w:sz w:val="18"/>
-                <w:szCs w:val="18"/>
-                <w:lang w:val="ro-RO"/>
-              </w:rPr>
-            </w:pPr>
-            <w:r>
-              <w:rPr>
-                <w:rFonts w:eastAsia="Arial" w:cs="Arial" w:ascii="Arial" w:hAnsi="Arial"/>
-                <w:b/>
-                <w:i w:val="false"/>
-                <w:color w:val="auto"/>
-                <w:spacing w:val="0"/>
-                <w:w w:val="100"/>
-                <w:sz w:val="18"/>
-                <w:szCs w:val="18"/>
-                <w:lang w:val="ro-RO"/>
-              </w:rPr>
-              <w:t>Denumire material informativ</w:t>
-            </w:r>
-          </w:p>
-        </w:tc>
-      </w:tr>
-      <w:tr>
-        <w:trPr/>
-        <w:tc>
-          <w:tcPr>
-            <w:tcW w:w="654" w:type="dxa"/>
-            <w:tcBorders>
-              <w:left w:val="single" w:sz="4" w:space="0" w:color="000000"/>
-              <w:bottom w:val="single" w:sz="4" w:space="0" w:color="000000"/>
-            </w:tcBorders>
-            <w:vAlign w:val="center"/>
-          </w:tcPr>
-          <w:p>
-            <w:pPr>
-              <w:pStyle w:val="TableContents"/>
-              <w:keepNext w:val="false"/>
-              <w:widowControl/>
-              <w:spacing w:before="0" w:after="0"/>
-              <w:ind w:hanging="0" w:left="0"/>
-              <w:jc w:val="center"/>
-              <w:rPr>
-                <w:rFonts w:ascii="Arial" w:hAnsi="Arial" w:eastAsia="Arial" w:cs="Arial"/>
-                <w:b w:val="false"/>
-                <w:i w:val="false"/>
-                <w:color w:val="auto"/>
-                <w:spacing w:val="0"/>
-                <w:w w:val="100"/>
-                <w:sz w:val="18"/>
-                <w:szCs w:val="18"/>
-                <w:lang w:val="ro-RO"/>
-              </w:rPr>
-            </w:pPr>
-            <w:r>
-              <w:rPr>
-                <w:rFonts w:eastAsia="Arial" w:cs="Arial" w:ascii="Arial" w:hAnsi="Arial"/>
-                <w:b w:val="false"/>
-                <w:i w:val="false"/>
-                <w:color w:val="auto"/>
-                <w:spacing w:val="0"/>
-                <w:w w:val="100"/>
-                <w:sz w:val="18"/>
-                <w:szCs w:val="18"/>
-                <w:lang w:val="ro-RO"/>
-              </w:rPr>
-              <w:t>1.</w:t>
-            </w:r>
-          </w:p>
-        </w:tc>
-        <w:tc>
-          <w:tcPr>
-            <w:tcW w:w="1029" w:type="dxa"/>
-            <w:tcBorders>
-              <w:left w:val="single" w:sz="4" w:space="0" w:color="000000"/>
-              <w:bottom w:val="single" w:sz="4" w:space="0" w:color="000000"/>
-            </w:tcBorders>
-            <w:vAlign w:val="center"/>
-          </w:tcPr>
-          <w:p>
-            <w:pPr>
-              <w:pStyle w:val="TableContents"/>
-              <w:keepNext w:val="false"/>
-              <w:widowControl/>
-              <w:spacing w:before="0" w:after="0"/>
-              <w:ind w:hanging="0" w:left="0"/>
-              <w:jc w:val="center"/>
-              <w:rPr>
-                <w:rFonts w:ascii="Arial" w:hAnsi="Arial" w:eastAsia="Arial" w:cs="Arial"/>
-                <w:b w:val="false"/>
-                <w:i w:val="false"/>
-                <w:color w:val="auto"/>
-                <w:spacing w:val="0"/>
-                <w:w w:val="100"/>
-                <w:sz w:val="18"/>
-                <w:szCs w:val="18"/>
-                <w:lang w:val="ro-RO"/>
-              </w:rPr>
-            </w:pPr>
-            <w:r>
-              <w:rPr>
-                <w:rFonts w:eastAsia="Arial" w:cs="Arial" w:ascii="Arial" w:hAnsi="Arial"/>
-                <w:b w:val="false"/>
-                <w:i w:val="false"/>
-                <w:color w:val="auto"/>
-                <w:spacing w:val="0"/>
-                <w:w w:val="100"/>
-                <w:sz w:val="18"/>
-                <w:szCs w:val="18"/>
-                <w:lang w:val="ro-RO"/>
-              </w:rPr>
-              <w:t>I</w:t>
-            </w:r>
-          </w:p>
-        </w:tc>
-        <w:tc>
-          <w:tcPr>
-            <w:tcW w:w="7672" w:type="dxa"/>
-            <w:tcBorders>
-              <w:left w:val="single" w:sz="4" w:space="0" w:color="000000"/>
-              <w:bottom w:val="single" w:sz="4" w:space="0" w:color="000000"/>
-              <w:right w:val="single" w:sz="4" w:space="0" w:color="000000"/>
-            </w:tcBorders>
-            <w:vAlign w:val="center"/>
-          </w:tcPr>
-          <w:p>
-            <w:pPr>
-              <w:pStyle w:val="TableContents"/>
-              <w:keepNext w:val="false"/>
-              <w:widowControl/>
-              <w:spacing w:before="0" w:after="0"/>
-              <w:ind w:hanging="0" w:left="0"/>
-              <w:jc w:val="left"/>
-              <w:rPr>
-                <w:rFonts w:ascii="Arial" w:hAnsi="Arial" w:eastAsia="Arial" w:cs="Arial"/>
-                <w:b w:val="false"/>
-                <w:i w:val="false"/>
-                <w:color w:val="auto"/>
-                <w:spacing w:val="0"/>
-                <w:w w:val="100"/>
-                <w:sz w:val="18"/>
-                <w:szCs w:val="18"/>
-                <w:lang w:val="ro-RO"/>
-              </w:rPr>
-            </w:pPr>
-            <w:r>
-              <w:rPr>
-                <w:rFonts w:eastAsia="Arial" w:cs="Arial" w:ascii="Arial" w:hAnsi="Arial"/>
-                <w:b w:val="false"/>
-                <w:i w:val="false"/>
-                <w:color w:val="auto"/>
-                <w:spacing w:val="0"/>
-                <w:w w:val="100"/>
-                <w:sz w:val="18"/>
-                <w:szCs w:val="18"/>
-                <w:lang w:val="ro-RO"/>
-              </w:rPr>
-              <w:t>Prevederi generale pentru angajator conform legii 319/ 2006</w:t>
-            </w:r>
-          </w:p>
-        </w:tc>
-      </w:tr>
-      <w:tr>
-        <w:trPr/>
-        <w:tc>
-          <w:tcPr>
-            <w:tcW w:w="654" w:type="dxa"/>
-            <w:tcBorders>
-              <w:left w:val="single" w:sz="4" w:space="0" w:color="000000"/>
-              <w:bottom w:val="single" w:sz="4" w:space="0" w:color="000000"/>
-            </w:tcBorders>
-            <w:vAlign w:val="center"/>
-          </w:tcPr>
-          <w:p>
-            <w:pPr>
-              <w:pStyle w:val="TableContents"/>
-              <w:keepNext w:val="false"/>
-              <w:widowControl/>
-              <w:spacing w:before="0" w:after="0"/>
-              <w:ind w:hanging="0" w:left="0"/>
-              <w:jc w:val="center"/>
-              <w:rPr>
-                <w:rFonts w:ascii="Arial" w:hAnsi="Arial" w:eastAsia="Arial" w:cs="Arial"/>
-                <w:b w:val="false"/>
-                <w:i w:val="false"/>
-                <w:color w:val="auto"/>
-                <w:spacing w:val="0"/>
-                <w:w w:val="100"/>
-                <w:sz w:val="18"/>
-                <w:szCs w:val="18"/>
-                <w:lang w:val="ro-RO"/>
-              </w:rPr>
-            </w:pPr>
-            <w:r>
-              <w:rPr>
-                <w:rFonts w:eastAsia="Arial" w:cs="Arial" w:ascii="Arial" w:hAnsi="Arial"/>
-                <w:b w:val="false"/>
-                <w:i w:val="false"/>
-                <w:color w:val="auto"/>
-                <w:spacing w:val="0"/>
-                <w:w w:val="100"/>
-                <w:sz w:val="18"/>
-                <w:szCs w:val="18"/>
-                <w:lang w:val="ro-RO"/>
-              </w:rPr>
-              <w:t>2.</w:t>
-            </w:r>
-          </w:p>
-        </w:tc>
-        <w:tc>
-          <w:tcPr>
-            <w:tcW w:w="1029" w:type="dxa"/>
-            <w:tcBorders>
-              <w:left w:val="single" w:sz="4" w:space="0" w:color="000000"/>
-              <w:bottom w:val="single" w:sz="4" w:space="0" w:color="000000"/>
-            </w:tcBorders>
-            <w:vAlign w:val="center"/>
-          </w:tcPr>
-          <w:p>
-            <w:pPr>
-              <w:pStyle w:val="TableContents"/>
-              <w:keepNext w:val="false"/>
-              <w:widowControl/>
-              <w:spacing w:before="0" w:after="0"/>
-              <w:ind w:hanging="0" w:left="0"/>
-              <w:jc w:val="center"/>
-              <w:rPr>
-                <w:rFonts w:ascii="Arial" w:hAnsi="Arial" w:eastAsia="Arial" w:cs="Arial"/>
-                <w:b w:val="false"/>
-                <w:i w:val="false"/>
-                <w:color w:val="auto"/>
-                <w:spacing w:val="0"/>
-                <w:w w:val="100"/>
-                <w:sz w:val="18"/>
-                <w:szCs w:val="18"/>
-                <w:lang w:val="ro-RO"/>
-              </w:rPr>
-            </w:pPr>
-            <w:r>
-              <w:rPr>
-                <w:rFonts w:eastAsia="Arial" w:cs="Arial" w:ascii="Arial" w:hAnsi="Arial"/>
-                <w:b w:val="false"/>
-                <w:i w:val="false"/>
-                <w:color w:val="auto"/>
-                <w:spacing w:val="0"/>
-                <w:w w:val="100"/>
-                <w:sz w:val="18"/>
-                <w:szCs w:val="18"/>
-                <w:lang w:val="ro-RO"/>
-              </w:rPr>
-              <w:t>II</w:t>
-            </w:r>
-          </w:p>
-        </w:tc>
-        <w:tc>
-          <w:tcPr>
-            <w:tcW w:w="7672" w:type="dxa"/>
-            <w:tcBorders>
-              <w:left w:val="single" w:sz="4" w:space="0" w:color="000000"/>
-              <w:bottom w:val="single" w:sz="4" w:space="0" w:color="000000"/>
-              <w:right w:val="single" w:sz="4" w:space="0" w:color="000000"/>
-            </w:tcBorders>
-            <w:vAlign w:val="center"/>
-          </w:tcPr>
-          <w:p>
-            <w:pPr>
-              <w:pStyle w:val="TableContents"/>
-              <w:keepNext w:val="false"/>
-              <w:widowControl/>
-              <w:spacing w:before="0" w:after="0"/>
-              <w:ind w:hanging="0" w:left="0"/>
-              <w:jc w:val="left"/>
-              <w:rPr>
-                <w:rFonts w:ascii="Arial" w:hAnsi="Arial" w:eastAsia="Arial" w:cs="Arial"/>
-                <w:b w:val="false"/>
-                <w:i w:val="false"/>
-                <w:color w:val="auto"/>
-                <w:spacing w:val="0"/>
-                <w:w w:val="100"/>
-                <w:sz w:val="18"/>
-                <w:szCs w:val="18"/>
-                <w:lang w:val="ro-RO"/>
-              </w:rPr>
-            </w:pPr>
-            <w:r>
-              <w:rPr>
-                <w:rFonts w:eastAsia="Arial" w:cs="Arial" w:ascii="Arial" w:hAnsi="Arial"/>
-                <w:b w:val="false"/>
-                <w:i w:val="false"/>
-                <w:color w:val="auto"/>
-                <w:spacing w:val="0"/>
-                <w:w w:val="100"/>
-                <w:sz w:val="18"/>
-                <w:szCs w:val="18"/>
-                <w:lang w:val="ro-RO"/>
-              </w:rPr>
-              <w:t>Obligațiile angajatorului în domeniul securității și sănătății în muncă</w:t>
-            </w:r>
-          </w:p>
-        </w:tc>
-      </w:tr>
-      <w:tr>
-        <w:trPr/>
-        <w:tc>
-          <w:tcPr>
-            <w:tcW w:w="654" w:type="dxa"/>
-            <w:tcBorders>
-              <w:left w:val="single" w:sz="4" w:space="0" w:color="000000"/>
-              <w:bottom w:val="single" w:sz="4" w:space="0" w:color="000000"/>
-            </w:tcBorders>
-            <w:vAlign w:val="center"/>
-          </w:tcPr>
-          <w:p>
-            <w:pPr>
-              <w:pStyle w:val="TableContents"/>
-              <w:keepNext w:val="false"/>
-              <w:widowControl/>
-              <w:spacing w:before="0" w:after="0"/>
-              <w:ind w:hanging="0" w:left="0"/>
-              <w:jc w:val="center"/>
-              <w:rPr>
-                <w:rFonts w:ascii="Arial" w:hAnsi="Arial" w:eastAsia="Arial" w:cs="Arial"/>
-                <w:b w:val="false"/>
-                <w:i w:val="false"/>
-                <w:color w:val="auto"/>
-                <w:spacing w:val="0"/>
-                <w:w w:val="100"/>
-                <w:sz w:val="18"/>
-                <w:szCs w:val="18"/>
-                <w:lang w:val="ro-RO"/>
-              </w:rPr>
-            </w:pPr>
-            <w:r>
-              <w:rPr>
-                <w:rFonts w:eastAsia="Arial" w:cs="Arial" w:ascii="Arial" w:hAnsi="Arial"/>
-                <w:b w:val="false"/>
-                <w:i w:val="false"/>
-                <w:color w:val="auto"/>
-                <w:spacing w:val="0"/>
-                <w:w w:val="100"/>
-                <w:sz w:val="18"/>
-                <w:szCs w:val="18"/>
-                <w:lang w:val="ro-RO"/>
-              </w:rPr>
-              <w:t>3.</w:t>
-            </w:r>
-          </w:p>
-        </w:tc>
-        <w:tc>
-          <w:tcPr>
-            <w:tcW w:w="1029" w:type="dxa"/>
-            <w:tcBorders>
-              <w:left w:val="single" w:sz="4" w:space="0" w:color="000000"/>
-              <w:bottom w:val="single" w:sz="4" w:space="0" w:color="000000"/>
-            </w:tcBorders>
-            <w:vAlign w:val="center"/>
-          </w:tcPr>
-          <w:p>
-            <w:pPr>
-              <w:pStyle w:val="TableContents"/>
-              <w:keepNext w:val="false"/>
-              <w:widowControl/>
-              <w:spacing w:before="0" w:after="0"/>
-              <w:ind w:hanging="0" w:left="0"/>
-              <w:jc w:val="center"/>
-              <w:rPr>
-                <w:rFonts w:ascii="Arial" w:hAnsi="Arial" w:eastAsia="Arial" w:cs="Arial"/>
-                <w:b w:val="false"/>
-                <w:i w:val="false"/>
-                <w:color w:val="auto"/>
-                <w:spacing w:val="0"/>
-                <w:w w:val="100"/>
-                <w:sz w:val="18"/>
-                <w:szCs w:val="18"/>
-                <w:lang w:val="ro-RO"/>
-              </w:rPr>
-            </w:pPr>
-            <w:r>
-              <w:rPr>
-                <w:rFonts w:eastAsia="Arial" w:cs="Arial" w:ascii="Arial" w:hAnsi="Arial"/>
-                <w:b w:val="false"/>
-                <w:i w:val="false"/>
-                <w:color w:val="auto"/>
-                <w:spacing w:val="0"/>
-                <w:w w:val="100"/>
-                <w:sz w:val="18"/>
-                <w:szCs w:val="18"/>
-                <w:lang w:val="ro-RO"/>
-              </w:rPr>
-              <w:t>III</w:t>
-            </w:r>
-          </w:p>
-        </w:tc>
-        <w:tc>
-          <w:tcPr>
-            <w:tcW w:w="7672" w:type="dxa"/>
-            <w:tcBorders>
-              <w:left w:val="single" w:sz="4" w:space="0" w:color="000000"/>
-              <w:bottom w:val="single" w:sz="4" w:space="0" w:color="000000"/>
-              <w:right w:val="single" w:sz="4" w:space="0" w:color="000000"/>
-            </w:tcBorders>
-            <w:vAlign w:val="center"/>
-          </w:tcPr>
-          <w:p>
-            <w:pPr>
-              <w:pStyle w:val="TableContents"/>
-              <w:keepNext w:val="false"/>
-              <w:widowControl/>
-              <w:spacing w:before="0" w:after="0"/>
-              <w:ind w:hanging="0" w:left="0"/>
-              <w:jc w:val="left"/>
-              <w:rPr>
-                <w:rFonts w:ascii="Arial" w:hAnsi="Arial" w:eastAsia="Arial" w:cs="Arial"/>
-                <w:b w:val="false"/>
-                <w:i w:val="false"/>
-                <w:color w:val="auto"/>
-                <w:spacing w:val="0"/>
-                <w:w w:val="100"/>
-                <w:sz w:val="18"/>
-                <w:szCs w:val="18"/>
-                <w:lang w:val="ro-RO"/>
-              </w:rPr>
-            </w:pPr>
-            <w:r>
-              <w:rPr>
-                <w:rFonts w:eastAsia="Arial" w:cs="Arial" w:ascii="Arial" w:hAnsi="Arial"/>
-                <w:b w:val="false"/>
-                <w:i w:val="false"/>
-                <w:color w:val="auto"/>
-                <w:spacing w:val="0"/>
-                <w:w w:val="100"/>
-                <w:sz w:val="18"/>
-                <w:szCs w:val="18"/>
-                <w:lang w:val="ro-RO"/>
-              </w:rPr>
-              <w:t>Obligațiile și drepturile angajaților în domeniul securității și sănătății în muncă</w:t>
-            </w:r>
-          </w:p>
-        </w:tc>
-      </w:tr>
-      <w:tr>
-        <w:trPr/>
-        <w:tc>
-          <w:tcPr>
-            <w:tcW w:w="654" w:type="dxa"/>
-            <w:tcBorders>
-              <w:left w:val="single" w:sz="4" w:space="0" w:color="000000"/>
-              <w:bottom w:val="single" w:sz="4" w:space="0" w:color="000000"/>
-            </w:tcBorders>
-            <w:vAlign w:val="center"/>
-          </w:tcPr>
-          <w:p>
-            <w:pPr>
-              <w:pStyle w:val="TableContents"/>
-              <w:keepNext w:val="false"/>
-              <w:widowControl/>
-              <w:spacing w:before="0" w:after="0"/>
-              <w:ind w:hanging="0" w:left="0"/>
-              <w:jc w:val="center"/>
-              <w:rPr>
-                <w:rFonts w:ascii="Arial" w:hAnsi="Arial" w:eastAsia="Arial" w:cs="Arial"/>
-                <w:b w:val="false"/>
-                <w:i w:val="false"/>
-                <w:color w:val="auto"/>
-                <w:spacing w:val="0"/>
-                <w:w w:val="100"/>
-                <w:sz w:val="18"/>
-                <w:szCs w:val="18"/>
-                <w:lang w:val="ro-RO"/>
-              </w:rPr>
-            </w:pPr>
-            <w:r>
-              <w:rPr>
-                <w:rFonts w:eastAsia="Arial" w:cs="Arial" w:ascii="Arial" w:hAnsi="Arial"/>
-                <w:b w:val="false"/>
-                <w:i w:val="false"/>
-                <w:color w:val="auto"/>
-                <w:spacing w:val="0"/>
-                <w:w w:val="100"/>
-                <w:sz w:val="18"/>
-                <w:szCs w:val="18"/>
-                <w:lang w:val="ro-RO"/>
-              </w:rPr>
-              <w:t>4.</w:t>
-            </w:r>
-          </w:p>
-        </w:tc>
-        <w:tc>
-          <w:tcPr>
-            <w:tcW w:w="1029" w:type="dxa"/>
-            <w:tcBorders>
-              <w:left w:val="single" w:sz="4" w:space="0" w:color="000000"/>
-              <w:bottom w:val="single" w:sz="4" w:space="0" w:color="000000"/>
-            </w:tcBorders>
-            <w:vAlign w:val="center"/>
-          </w:tcPr>
-          <w:p>
-            <w:pPr>
-              <w:pStyle w:val="TableContents"/>
-              <w:keepNext w:val="false"/>
-              <w:widowControl/>
-              <w:spacing w:before="0" w:after="0"/>
-              <w:ind w:hanging="0" w:left="0"/>
-              <w:jc w:val="center"/>
-              <w:rPr>
-                <w:rFonts w:ascii="Arial" w:hAnsi="Arial" w:eastAsia="Arial" w:cs="Arial"/>
-                <w:b w:val="false"/>
-                <w:i w:val="false"/>
-                <w:color w:val="auto"/>
-                <w:spacing w:val="0"/>
-                <w:w w:val="100"/>
-                <w:sz w:val="18"/>
-                <w:szCs w:val="18"/>
-                <w:lang w:val="ro-RO"/>
-              </w:rPr>
-            </w:pPr>
-            <w:r>
-              <w:rPr>
-                <w:rFonts w:eastAsia="Arial" w:cs="Arial" w:ascii="Arial" w:hAnsi="Arial"/>
-                <w:b w:val="false"/>
-                <w:i w:val="false"/>
-                <w:color w:val="auto"/>
-                <w:spacing w:val="0"/>
-                <w:w w:val="100"/>
-                <w:sz w:val="18"/>
-                <w:szCs w:val="18"/>
-                <w:lang w:val="ro-RO"/>
-              </w:rPr>
-              <w:t>IV</w:t>
-            </w:r>
-          </w:p>
-        </w:tc>
-        <w:tc>
-          <w:tcPr>
-            <w:tcW w:w="7672" w:type="dxa"/>
-            <w:tcBorders>
-              <w:left w:val="single" w:sz="4" w:space="0" w:color="000000"/>
-              <w:bottom w:val="single" w:sz="4" w:space="0" w:color="000000"/>
-              <w:right w:val="single" w:sz="4" w:space="0" w:color="000000"/>
-            </w:tcBorders>
-            <w:vAlign w:val="center"/>
-          </w:tcPr>
-          <w:p>
-            <w:pPr>
-              <w:pStyle w:val="TableContents"/>
-              <w:keepNext w:val="false"/>
-              <w:widowControl/>
-              <w:spacing w:before="0" w:after="0"/>
-              <w:ind w:hanging="0" w:left="0"/>
-              <w:jc w:val="left"/>
-              <w:rPr>
-                <w:rFonts w:ascii="Arial" w:hAnsi="Arial" w:eastAsia="Arial" w:cs="Arial"/>
-                <w:b w:val="false"/>
-                <w:i w:val="false"/>
-                <w:color w:val="auto"/>
-                <w:spacing w:val="0"/>
-                <w:w w:val="100"/>
-                <w:sz w:val="18"/>
-                <w:szCs w:val="18"/>
-                <w:lang w:val="ro-RO"/>
-              </w:rPr>
-            </w:pPr>
-            <w:r>
-              <w:rPr>
-                <w:rFonts w:eastAsia="Arial" w:cs="Arial" w:ascii="Arial" w:hAnsi="Arial"/>
-                <w:b w:val="false"/>
-                <w:i w:val="false"/>
-                <w:color w:val="auto"/>
-                <w:spacing w:val="0"/>
-                <w:w w:val="100"/>
-                <w:sz w:val="18"/>
-                <w:szCs w:val="18"/>
-                <w:lang w:val="ro-RO"/>
-              </w:rPr>
-              <w:t>Organizarea activităților de prevenire și protecție</w:t>
-            </w:r>
-          </w:p>
-        </w:tc>
-      </w:tr>
-      <w:tr>
-        <w:trPr/>
-        <w:tc>
-          <w:tcPr>
-            <w:tcW w:w="654" w:type="dxa"/>
-            <w:tcBorders>
-              <w:left w:val="single" w:sz="4" w:space="0" w:color="000000"/>
-              <w:bottom w:val="single" w:sz="4" w:space="0" w:color="000000"/>
-            </w:tcBorders>
-            <w:vAlign w:val="center"/>
-          </w:tcPr>
-          <w:p>
-            <w:pPr>
-              <w:pStyle w:val="TableContents"/>
-              <w:keepNext w:val="false"/>
-              <w:widowControl/>
-              <w:spacing w:before="0" w:after="0"/>
-              <w:ind w:hanging="0" w:left="0"/>
-              <w:jc w:val="center"/>
-              <w:rPr>
-                <w:rFonts w:ascii="Arial" w:hAnsi="Arial" w:eastAsia="Arial" w:cs="Arial"/>
-                <w:b w:val="false"/>
-                <w:i w:val="false"/>
-                <w:color w:val="auto"/>
-                <w:spacing w:val="0"/>
-                <w:w w:val="100"/>
-                <w:sz w:val="18"/>
-                <w:szCs w:val="18"/>
-                <w:lang w:val="ro-RO"/>
-              </w:rPr>
-            </w:pPr>
-            <w:r>
-              <w:rPr>
-                <w:rFonts w:eastAsia="Arial" w:cs="Arial" w:ascii="Arial" w:hAnsi="Arial"/>
-                <w:b w:val="false"/>
-                <w:i w:val="false"/>
-                <w:color w:val="auto"/>
-                <w:spacing w:val="0"/>
-                <w:w w:val="100"/>
-                <w:sz w:val="18"/>
-                <w:szCs w:val="18"/>
-                <w:lang w:val="ro-RO"/>
-              </w:rPr>
-              <w:t>5.</w:t>
-            </w:r>
-          </w:p>
-        </w:tc>
-        <w:tc>
-          <w:tcPr>
-            <w:tcW w:w="1029" w:type="dxa"/>
-            <w:tcBorders>
-              <w:left w:val="single" w:sz="4" w:space="0" w:color="000000"/>
-              <w:bottom w:val="single" w:sz="4" w:space="0" w:color="000000"/>
-            </w:tcBorders>
-            <w:vAlign w:val="center"/>
-          </w:tcPr>
-          <w:p>
-            <w:pPr>
-              <w:pStyle w:val="TableContents"/>
-              <w:keepNext w:val="false"/>
-              <w:widowControl/>
-              <w:spacing w:before="0" w:after="0"/>
-              <w:ind w:hanging="0" w:left="0"/>
-              <w:jc w:val="center"/>
-              <w:rPr>
-                <w:rFonts w:ascii="Arial" w:hAnsi="Arial" w:eastAsia="Arial" w:cs="Arial"/>
-                <w:b w:val="false"/>
-                <w:i w:val="false"/>
-                <w:color w:val="auto"/>
-                <w:spacing w:val="0"/>
-                <w:w w:val="100"/>
-                <w:sz w:val="18"/>
-                <w:szCs w:val="18"/>
-                <w:lang w:val="ro-RO"/>
-              </w:rPr>
-            </w:pPr>
-            <w:r>
-              <w:rPr>
-                <w:rFonts w:eastAsia="Arial" w:cs="Arial" w:ascii="Arial" w:hAnsi="Arial"/>
-                <w:b w:val="false"/>
-                <w:i w:val="false"/>
-                <w:color w:val="auto"/>
-                <w:spacing w:val="0"/>
-                <w:w w:val="100"/>
-                <w:sz w:val="18"/>
-                <w:szCs w:val="18"/>
-                <w:lang w:val="ro-RO"/>
-              </w:rPr>
-              <w:t>IV.I</w:t>
-            </w:r>
-          </w:p>
-        </w:tc>
-        <w:tc>
-          <w:tcPr>
-            <w:tcW w:w="7672" w:type="dxa"/>
-            <w:tcBorders>
-              <w:left w:val="single" w:sz="4" w:space="0" w:color="000000"/>
-              <w:bottom w:val="single" w:sz="4" w:space="0" w:color="000000"/>
-              <w:right w:val="single" w:sz="4" w:space="0" w:color="000000"/>
-            </w:tcBorders>
-            <w:vAlign w:val="center"/>
-          </w:tcPr>
-          <w:p>
-            <w:pPr>
-              <w:pStyle w:val="TableContents"/>
-              <w:keepNext w:val="false"/>
-              <w:widowControl/>
-              <w:spacing w:before="0" w:after="0"/>
-              <w:ind w:hanging="0" w:left="0"/>
-              <w:jc w:val="left"/>
-              <w:rPr>
-                <w:rFonts w:ascii="Arial" w:hAnsi="Arial" w:eastAsia="Arial" w:cs="Arial"/>
-                <w:b w:val="false"/>
-                <w:i w:val="false"/>
-                <w:color w:val="auto"/>
-                <w:spacing w:val="0"/>
-                <w:w w:val="100"/>
-                <w:sz w:val="18"/>
-                <w:szCs w:val="18"/>
-                <w:lang w:val="ro-RO"/>
-              </w:rPr>
-            </w:pPr>
-            <w:r>
-              <w:rPr>
-                <w:rFonts w:eastAsia="Arial" w:cs="Arial" w:ascii="Arial" w:hAnsi="Arial"/>
-                <w:b w:val="false"/>
-                <w:i w:val="false"/>
-                <w:color w:val="auto"/>
-                <w:spacing w:val="0"/>
-                <w:w w:val="100"/>
-                <w:sz w:val="18"/>
-                <w:szCs w:val="18"/>
-                <w:lang w:val="ro-RO"/>
-              </w:rPr>
-              <w:t>Organizarea activităților de prevenire și protecție pentru întreprinderile cu până la 9 lucrători inclusiv</w:t>
-            </w:r>
-          </w:p>
-        </w:tc>
-      </w:tr>
-      <w:tr>
-        <w:trPr/>
-        <w:tc>
-          <w:tcPr>
-            <w:tcW w:w="654" w:type="dxa"/>
-            <w:tcBorders>
-              <w:left w:val="single" w:sz="4" w:space="0" w:color="000000"/>
-              <w:bottom w:val="single" w:sz="4" w:space="0" w:color="000000"/>
-            </w:tcBorders>
-            <w:vAlign w:val="center"/>
-          </w:tcPr>
-          <w:p>
-            <w:pPr>
-              <w:pStyle w:val="TableContents"/>
-              <w:keepNext w:val="false"/>
-              <w:widowControl/>
-              <w:spacing w:before="0" w:after="0"/>
-              <w:ind w:hanging="0" w:left="0"/>
-              <w:jc w:val="center"/>
-              <w:rPr>
-                <w:rFonts w:ascii="Arial" w:hAnsi="Arial" w:eastAsia="Arial" w:cs="Arial"/>
-                <w:b w:val="false"/>
-                <w:i w:val="false"/>
-                <w:color w:val="auto"/>
-                <w:spacing w:val="0"/>
-                <w:w w:val="100"/>
-                <w:sz w:val="18"/>
-                <w:szCs w:val="18"/>
-                <w:lang w:val="ro-RO"/>
-              </w:rPr>
-            </w:pPr>
-            <w:r>
-              <w:rPr>
-                <w:rFonts w:eastAsia="Arial" w:cs="Arial" w:ascii="Arial" w:hAnsi="Arial"/>
-                <w:b w:val="false"/>
-                <w:i w:val="false"/>
-                <w:color w:val="auto"/>
-                <w:spacing w:val="0"/>
-                <w:w w:val="100"/>
-                <w:sz w:val="18"/>
-                <w:szCs w:val="18"/>
-                <w:lang w:val="ro-RO"/>
-              </w:rPr>
-              <w:t>6.</w:t>
-            </w:r>
-          </w:p>
-        </w:tc>
-        <w:tc>
-          <w:tcPr>
-            <w:tcW w:w="1029" w:type="dxa"/>
-            <w:tcBorders>
-              <w:left w:val="single" w:sz="4" w:space="0" w:color="000000"/>
-              <w:bottom w:val="single" w:sz="4" w:space="0" w:color="000000"/>
-            </w:tcBorders>
-            <w:vAlign w:val="center"/>
-          </w:tcPr>
-          <w:p>
-            <w:pPr>
-              <w:pStyle w:val="TableContents"/>
-              <w:keepNext w:val="false"/>
-              <w:widowControl/>
-              <w:spacing w:before="0" w:after="0"/>
-              <w:ind w:hanging="0" w:left="0"/>
-              <w:jc w:val="center"/>
-              <w:rPr>
-                <w:rFonts w:ascii="Arial" w:hAnsi="Arial" w:eastAsia="Arial" w:cs="Arial"/>
-                <w:b w:val="false"/>
-                <w:i w:val="false"/>
-                <w:color w:val="auto"/>
-                <w:spacing w:val="0"/>
-                <w:w w:val="100"/>
-                <w:sz w:val="18"/>
-                <w:szCs w:val="18"/>
-                <w:lang w:val="ro-RO"/>
-              </w:rPr>
-            </w:pPr>
-            <w:r>
-              <w:rPr>
-                <w:rFonts w:eastAsia="Arial" w:cs="Arial" w:ascii="Arial" w:hAnsi="Arial"/>
-                <w:b w:val="false"/>
-                <w:i w:val="false"/>
-                <w:color w:val="auto"/>
-                <w:spacing w:val="0"/>
-                <w:w w:val="100"/>
-                <w:sz w:val="18"/>
-                <w:szCs w:val="18"/>
-                <w:lang w:val="ro-RO"/>
-              </w:rPr>
-              <w:t>IV.II</w:t>
-            </w:r>
-          </w:p>
-        </w:tc>
-        <w:tc>
-          <w:tcPr>
-            <w:tcW w:w="7672" w:type="dxa"/>
-            <w:tcBorders>
-              <w:left w:val="single" w:sz="4" w:space="0" w:color="000000"/>
-              <w:bottom w:val="single" w:sz="4" w:space="0" w:color="000000"/>
-              <w:right w:val="single" w:sz="4" w:space="0" w:color="000000"/>
-            </w:tcBorders>
-            <w:vAlign w:val="center"/>
-          </w:tcPr>
-          <w:p>
-            <w:pPr>
-              <w:pStyle w:val="TableContents"/>
-              <w:keepNext w:val="false"/>
-              <w:widowControl/>
-              <w:spacing w:before="0" w:after="0"/>
-              <w:ind w:hanging="0" w:left="0"/>
-              <w:jc w:val="left"/>
-              <w:rPr>
-                <w:rFonts w:ascii="Arial" w:hAnsi="Arial" w:eastAsia="Arial" w:cs="Arial"/>
-                <w:b w:val="false"/>
-                <w:i w:val="false"/>
-                <w:color w:val="auto"/>
-                <w:spacing w:val="0"/>
-                <w:w w:val="100"/>
-                <w:sz w:val="18"/>
-                <w:szCs w:val="18"/>
-                <w:lang w:val="ro-RO"/>
-              </w:rPr>
-            </w:pPr>
-            <w:r>
-              <w:rPr>
-                <w:rFonts w:eastAsia="Arial" w:cs="Arial" w:ascii="Arial" w:hAnsi="Arial"/>
-                <w:b w:val="false"/>
-                <w:i w:val="false"/>
-                <w:color w:val="auto"/>
-                <w:spacing w:val="0"/>
-                <w:w w:val="100"/>
-                <w:sz w:val="18"/>
-                <w:szCs w:val="18"/>
-                <w:lang w:val="ro-RO"/>
-              </w:rPr>
-              <w:t>Organizarea activităților de prevenire și protecție pentru întreprinderile care au între 10 și 49 de lucrători inclusiv</w:t>
-            </w:r>
-          </w:p>
-        </w:tc>
-      </w:tr>
-      <w:tr>
-        <w:trPr/>
-        <w:tc>
-          <w:tcPr>
-            <w:tcW w:w="654" w:type="dxa"/>
-            <w:tcBorders>
-              <w:left w:val="single" w:sz="4" w:space="0" w:color="000000"/>
-              <w:bottom w:val="single" w:sz="4" w:space="0" w:color="000000"/>
-            </w:tcBorders>
-            <w:vAlign w:val="center"/>
-          </w:tcPr>
-          <w:p>
-            <w:pPr>
-              <w:pStyle w:val="TableContents"/>
-              <w:keepNext w:val="false"/>
-              <w:widowControl/>
-              <w:spacing w:before="0" w:after="0"/>
-              <w:ind w:hanging="0" w:left="0"/>
-              <w:jc w:val="center"/>
-              <w:rPr>
-                <w:rFonts w:ascii="Arial" w:hAnsi="Arial" w:eastAsia="Arial" w:cs="Arial"/>
-                <w:b w:val="false"/>
-                <w:i w:val="false"/>
-                <w:color w:val="auto"/>
-                <w:spacing w:val="0"/>
-                <w:w w:val="100"/>
-                <w:sz w:val="18"/>
-                <w:szCs w:val="18"/>
-                <w:lang w:val="ro-RO"/>
-              </w:rPr>
-            </w:pPr>
-            <w:r>
-              <w:rPr>
-                <w:rFonts w:eastAsia="Arial" w:cs="Arial" w:ascii="Arial" w:hAnsi="Arial"/>
-                <w:b w:val="false"/>
-                <w:i w:val="false"/>
-                <w:color w:val="auto"/>
-                <w:spacing w:val="0"/>
-                <w:w w:val="100"/>
-                <w:sz w:val="18"/>
-                <w:szCs w:val="18"/>
-                <w:lang w:val="ro-RO"/>
-              </w:rPr>
-              <w:t>7.</w:t>
-            </w:r>
-          </w:p>
-        </w:tc>
-        <w:tc>
-          <w:tcPr>
-            <w:tcW w:w="1029" w:type="dxa"/>
-            <w:tcBorders>
-              <w:left w:val="single" w:sz="4" w:space="0" w:color="000000"/>
-              <w:bottom w:val="single" w:sz="4" w:space="0" w:color="000000"/>
-            </w:tcBorders>
-            <w:vAlign w:val="center"/>
-          </w:tcPr>
-          <w:p>
-            <w:pPr>
-              <w:pStyle w:val="TableContents"/>
-              <w:keepNext w:val="false"/>
-              <w:widowControl/>
-              <w:spacing w:before="0" w:after="0"/>
-              <w:ind w:hanging="0" w:left="0"/>
-              <w:jc w:val="center"/>
-              <w:rPr>
-                <w:rFonts w:ascii="Arial" w:hAnsi="Arial" w:eastAsia="Arial" w:cs="Arial"/>
-                <w:b w:val="false"/>
-                <w:i w:val="false"/>
-                <w:color w:val="auto"/>
-                <w:spacing w:val="0"/>
-                <w:w w:val="100"/>
-                <w:sz w:val="18"/>
-                <w:szCs w:val="18"/>
-                <w:lang w:val="ro-RO"/>
-              </w:rPr>
-            </w:pPr>
-            <w:r>
-              <w:rPr>
-                <w:rFonts w:eastAsia="Arial" w:cs="Arial" w:ascii="Arial" w:hAnsi="Arial"/>
-                <w:b w:val="false"/>
-                <w:i w:val="false"/>
-                <w:color w:val="auto"/>
-                <w:spacing w:val="0"/>
-                <w:w w:val="100"/>
-                <w:sz w:val="18"/>
-                <w:szCs w:val="18"/>
-                <w:lang w:val="ro-RO"/>
-              </w:rPr>
-              <w:t>IV.III</w:t>
-            </w:r>
-          </w:p>
-        </w:tc>
-        <w:tc>
-          <w:tcPr>
-            <w:tcW w:w="7672" w:type="dxa"/>
-            <w:tcBorders>
-              <w:left w:val="single" w:sz="4" w:space="0" w:color="000000"/>
-              <w:bottom w:val="single" w:sz="4" w:space="0" w:color="000000"/>
-              <w:right w:val="single" w:sz="4" w:space="0" w:color="000000"/>
-            </w:tcBorders>
-            <w:vAlign w:val="center"/>
-          </w:tcPr>
-          <w:p>
-            <w:pPr>
-              <w:pStyle w:val="TableContents"/>
-              <w:keepNext w:val="false"/>
-              <w:widowControl/>
-              <w:spacing w:before="0" w:after="0"/>
-              <w:ind w:hanging="0" w:left="0"/>
-              <w:jc w:val="left"/>
-              <w:rPr>
-                <w:rFonts w:ascii="Arial" w:hAnsi="Arial" w:eastAsia="Arial" w:cs="Arial"/>
-                <w:b w:val="false"/>
-                <w:i w:val="false"/>
-                <w:color w:val="auto"/>
-                <w:spacing w:val="0"/>
-                <w:w w:val="100"/>
-                <w:sz w:val="18"/>
-                <w:szCs w:val="18"/>
-                <w:lang w:val="ro-RO"/>
-              </w:rPr>
-            </w:pPr>
-            <w:r>
-              <w:rPr>
-                <w:rFonts w:eastAsia="Arial" w:cs="Arial" w:ascii="Arial" w:hAnsi="Arial"/>
-                <w:b w:val="false"/>
-                <w:i w:val="false"/>
-                <w:color w:val="auto"/>
-                <w:spacing w:val="0"/>
-                <w:w w:val="100"/>
-                <w:sz w:val="18"/>
-                <w:szCs w:val="18"/>
-                <w:lang w:val="ro-RO"/>
-              </w:rPr>
-              <w:t>Organizarea activităților de prevenire și protecție pentru întreprinderile care au între 50 și 249 de lucrători inclusiv</w:t>
-            </w:r>
-          </w:p>
-        </w:tc>
-      </w:tr>
-      <w:tr>
-        <w:trPr/>
-        <w:tc>
-          <w:tcPr>
-            <w:tcW w:w="654" w:type="dxa"/>
-            <w:tcBorders>
-              <w:left w:val="single" w:sz="4" w:space="0" w:color="000000"/>
-              <w:bottom w:val="single" w:sz="4" w:space="0" w:color="000000"/>
-            </w:tcBorders>
-            <w:vAlign w:val="center"/>
-          </w:tcPr>
-          <w:p>
-            <w:pPr>
-              <w:pStyle w:val="TableContents"/>
-              <w:keepNext w:val="false"/>
-              <w:widowControl/>
-              <w:spacing w:before="0" w:after="0"/>
-              <w:ind w:hanging="0" w:left="0"/>
-              <w:jc w:val="center"/>
-              <w:rPr>
-                <w:rFonts w:ascii="Arial" w:hAnsi="Arial" w:eastAsia="Arial" w:cs="Arial"/>
-                <w:b w:val="false"/>
-                <w:i w:val="false"/>
-                <w:color w:val="auto"/>
-                <w:spacing w:val="0"/>
-                <w:w w:val="100"/>
-                <w:sz w:val="18"/>
-                <w:szCs w:val="18"/>
-                <w:lang w:val="ro-RO"/>
-              </w:rPr>
-            </w:pPr>
-            <w:r>
-              <w:rPr>
-                <w:rFonts w:eastAsia="Arial" w:cs="Arial" w:ascii="Arial" w:hAnsi="Arial"/>
-                <w:b w:val="false"/>
-                <w:i w:val="false"/>
-                <w:color w:val="auto"/>
-                <w:spacing w:val="0"/>
-                <w:w w:val="100"/>
-                <w:sz w:val="18"/>
-                <w:szCs w:val="18"/>
-                <w:lang w:val="ro-RO"/>
-              </w:rPr>
-              <w:t>8.</w:t>
-            </w:r>
-          </w:p>
-        </w:tc>
-        <w:tc>
-          <w:tcPr>
-            <w:tcW w:w="1029" w:type="dxa"/>
-            <w:tcBorders>
-              <w:left w:val="single" w:sz="4" w:space="0" w:color="000000"/>
-              <w:bottom w:val="single" w:sz="4" w:space="0" w:color="000000"/>
-            </w:tcBorders>
-            <w:vAlign w:val="center"/>
-          </w:tcPr>
-          <w:p>
-            <w:pPr>
-              <w:pStyle w:val="TableContents"/>
-              <w:keepNext w:val="false"/>
-              <w:widowControl/>
-              <w:spacing w:before="0" w:after="0"/>
-              <w:ind w:hanging="0" w:left="0"/>
-              <w:jc w:val="center"/>
-              <w:rPr>
-                <w:rFonts w:ascii="Arial" w:hAnsi="Arial" w:eastAsia="Arial" w:cs="Arial"/>
-                <w:b w:val="false"/>
-                <w:i w:val="false"/>
-                <w:color w:val="auto"/>
-                <w:spacing w:val="0"/>
-                <w:w w:val="100"/>
-                <w:sz w:val="18"/>
-                <w:szCs w:val="18"/>
-                <w:lang w:val="ro-RO"/>
-              </w:rPr>
-            </w:pPr>
-            <w:r>
-              <w:rPr>
-                <w:rFonts w:eastAsia="Arial" w:cs="Arial" w:ascii="Arial" w:hAnsi="Arial"/>
-                <w:b w:val="false"/>
-                <w:i w:val="false"/>
-                <w:color w:val="auto"/>
-                <w:spacing w:val="0"/>
-                <w:w w:val="100"/>
-                <w:sz w:val="18"/>
-                <w:szCs w:val="18"/>
-                <w:lang w:val="ro-RO"/>
-              </w:rPr>
-              <w:t>IV.IV</w:t>
-            </w:r>
-          </w:p>
-        </w:tc>
-        <w:tc>
-          <w:tcPr>
-            <w:tcW w:w="7672" w:type="dxa"/>
-            <w:tcBorders>
-              <w:left w:val="single" w:sz="4" w:space="0" w:color="000000"/>
-              <w:bottom w:val="single" w:sz="4" w:space="0" w:color="000000"/>
-              <w:right w:val="single" w:sz="4" w:space="0" w:color="000000"/>
-            </w:tcBorders>
-            <w:vAlign w:val="center"/>
-          </w:tcPr>
-          <w:p>
-            <w:pPr>
-              <w:pStyle w:val="TableContents"/>
-              <w:keepNext w:val="false"/>
-              <w:widowControl/>
-              <w:spacing w:before="0" w:after="0"/>
-              <w:ind w:hanging="0" w:left="0"/>
-              <w:jc w:val="left"/>
-              <w:rPr>
-                <w:rFonts w:ascii="Arial" w:hAnsi="Arial" w:eastAsia="Arial" w:cs="Arial"/>
-                <w:b w:val="false"/>
-                <w:i w:val="false"/>
-                <w:color w:val="auto"/>
-                <w:spacing w:val="0"/>
-                <w:w w:val="100"/>
-                <w:sz w:val="18"/>
-                <w:szCs w:val="18"/>
-                <w:lang w:val="ro-RO"/>
-              </w:rPr>
-            </w:pPr>
-            <w:r>
-              <w:rPr>
-                <w:rFonts w:eastAsia="Arial" w:cs="Arial" w:ascii="Arial" w:hAnsi="Arial"/>
-                <w:b w:val="false"/>
-                <w:i w:val="false"/>
-                <w:color w:val="auto"/>
-                <w:spacing w:val="0"/>
-                <w:w w:val="100"/>
-                <w:sz w:val="18"/>
-                <w:szCs w:val="18"/>
-                <w:lang w:val="ro-RO"/>
-              </w:rPr>
-              <w:t>Organizarea activităților de prevenire și protecție în cazul întreprinderilor și/ sau unităților care au peste 250 de lucrători</w:t>
-            </w:r>
-          </w:p>
-        </w:tc>
-      </w:tr>
-      <w:tr>
-        <w:trPr/>
-        <w:tc>
-          <w:tcPr>
-            <w:tcW w:w="654" w:type="dxa"/>
-            <w:tcBorders>
-              <w:left w:val="single" w:sz="4" w:space="0" w:color="000000"/>
-              <w:bottom w:val="single" w:sz="4" w:space="0" w:color="000000"/>
-            </w:tcBorders>
-            <w:vAlign w:val="center"/>
-          </w:tcPr>
-          <w:p>
-            <w:pPr>
-              <w:pStyle w:val="TableContents"/>
-              <w:keepNext w:val="false"/>
-              <w:widowControl/>
-              <w:spacing w:before="0" w:after="0"/>
-              <w:ind w:hanging="0" w:left="0"/>
-              <w:jc w:val="center"/>
-              <w:rPr>
-                <w:rFonts w:ascii="Arial" w:hAnsi="Arial" w:eastAsia="Arial" w:cs="Arial"/>
-                <w:b w:val="false"/>
-                <w:i w:val="false"/>
-                <w:color w:val="auto"/>
-                <w:spacing w:val="0"/>
-                <w:w w:val="100"/>
-                <w:sz w:val="18"/>
-                <w:szCs w:val="18"/>
-                <w:lang w:val="ro-RO"/>
-              </w:rPr>
-            </w:pPr>
-            <w:r>
-              <w:rPr>
-                <w:rFonts w:eastAsia="Arial" w:cs="Arial" w:ascii="Arial" w:hAnsi="Arial"/>
-                <w:b w:val="false"/>
-                <w:i w:val="false"/>
-                <w:color w:val="auto"/>
-                <w:spacing w:val="0"/>
-                <w:w w:val="100"/>
-                <w:sz w:val="18"/>
-                <w:szCs w:val="18"/>
-                <w:lang w:val="ro-RO"/>
-              </w:rPr>
-              <w:t>9.</w:t>
-            </w:r>
-          </w:p>
-        </w:tc>
-        <w:tc>
-          <w:tcPr>
-            <w:tcW w:w="1029" w:type="dxa"/>
-            <w:tcBorders>
-              <w:left w:val="single" w:sz="4" w:space="0" w:color="000000"/>
-              <w:bottom w:val="single" w:sz="4" w:space="0" w:color="000000"/>
-            </w:tcBorders>
-            <w:vAlign w:val="center"/>
-          </w:tcPr>
-          <w:p>
-            <w:pPr>
-              <w:pStyle w:val="TableContents"/>
-              <w:keepNext w:val="false"/>
-              <w:widowControl/>
-              <w:spacing w:before="0" w:after="0"/>
-              <w:ind w:hanging="0" w:left="0"/>
-              <w:jc w:val="center"/>
-              <w:rPr>
-                <w:rFonts w:ascii="Arial" w:hAnsi="Arial" w:eastAsia="Arial" w:cs="Arial"/>
-                <w:b w:val="false"/>
-                <w:i w:val="false"/>
-                <w:color w:val="auto"/>
-                <w:spacing w:val="0"/>
-                <w:w w:val="100"/>
-                <w:sz w:val="18"/>
-                <w:szCs w:val="18"/>
-                <w:lang w:val="ro-RO"/>
-              </w:rPr>
-            </w:pPr>
-            <w:r>
-              <w:rPr>
-                <w:rFonts w:eastAsia="Arial" w:cs="Arial" w:ascii="Arial" w:hAnsi="Arial"/>
-                <w:b w:val="false"/>
-                <w:i w:val="false"/>
-                <w:color w:val="auto"/>
-                <w:spacing w:val="0"/>
-                <w:w w:val="100"/>
-                <w:sz w:val="18"/>
-                <w:szCs w:val="18"/>
-                <w:lang w:val="ro-RO"/>
-              </w:rPr>
-              <w:t>IV.V</w:t>
-            </w:r>
-          </w:p>
-        </w:tc>
-        <w:tc>
-          <w:tcPr>
-            <w:tcW w:w="7672" w:type="dxa"/>
-            <w:tcBorders>
-              <w:left w:val="single" w:sz="4" w:space="0" w:color="000000"/>
-              <w:bottom w:val="single" w:sz="4" w:space="0" w:color="000000"/>
-              <w:right w:val="single" w:sz="4" w:space="0" w:color="000000"/>
-            </w:tcBorders>
-            <w:vAlign w:val="center"/>
-          </w:tcPr>
-          <w:p>
-            <w:pPr>
-              <w:pStyle w:val="TableContents"/>
-              <w:keepNext w:val="false"/>
-              <w:widowControl/>
-              <w:spacing w:before="0" w:after="0"/>
-              <w:ind w:hanging="0" w:left="0"/>
-              <w:jc w:val="left"/>
-              <w:rPr>
-                <w:rFonts w:ascii="Arial" w:hAnsi="Arial" w:eastAsia="Arial" w:cs="Arial"/>
-                <w:b w:val="false"/>
-                <w:i w:val="false"/>
-                <w:color w:val="auto"/>
-                <w:spacing w:val="0"/>
-                <w:w w:val="100"/>
-                <w:sz w:val="18"/>
-                <w:szCs w:val="18"/>
-                <w:lang w:val="ro-RO"/>
-              </w:rPr>
-            </w:pPr>
-            <w:r>
-              <w:rPr>
-                <w:rFonts w:eastAsia="Arial" w:cs="Arial" w:ascii="Arial" w:hAnsi="Arial"/>
-                <w:b w:val="false"/>
-                <w:i w:val="false"/>
-                <w:color w:val="auto"/>
-                <w:spacing w:val="0"/>
-                <w:w w:val="100"/>
-                <w:sz w:val="18"/>
-                <w:szCs w:val="18"/>
-                <w:lang w:val="ro-RO"/>
-              </w:rPr>
-              <w:t>Organizarea activităților de prevenire și protecție în cazul întreprinderilor și/ sau unităților care au peste 250 de lucrători</w:t>
-            </w:r>
-          </w:p>
-        </w:tc>
-      </w:tr>
-      <w:tr>
-        <w:trPr/>
-        <w:tc>
-          <w:tcPr>
-            <w:tcW w:w="654" w:type="dxa"/>
-            <w:tcBorders>
-              <w:left w:val="single" w:sz="4" w:space="0" w:color="000000"/>
-              <w:bottom w:val="single" w:sz="4" w:space="0" w:color="000000"/>
-            </w:tcBorders>
-            <w:vAlign w:val="center"/>
-          </w:tcPr>
-          <w:p>
-            <w:pPr>
-              <w:pStyle w:val="TableContents"/>
-              <w:keepNext w:val="false"/>
-              <w:widowControl/>
-              <w:spacing w:before="0" w:after="0"/>
-              <w:ind w:hanging="0" w:left="0"/>
-              <w:jc w:val="center"/>
-              <w:rPr>
-                <w:rFonts w:ascii="Arial" w:hAnsi="Arial" w:eastAsia="Arial" w:cs="Arial"/>
-                <w:b w:val="false"/>
-                <w:i w:val="false"/>
-                <w:color w:val="auto"/>
-                <w:spacing w:val="0"/>
-                <w:w w:val="100"/>
-                <w:sz w:val="18"/>
-                <w:szCs w:val="18"/>
-                <w:lang w:val="ro-RO"/>
-              </w:rPr>
-            </w:pPr>
-            <w:r>
-              <w:rPr>
-                <w:rFonts w:eastAsia="Arial" w:cs="Arial" w:ascii="Arial" w:hAnsi="Arial"/>
-                <w:b w:val="false"/>
-                <w:i w:val="false"/>
-                <w:color w:val="auto"/>
-                <w:spacing w:val="0"/>
-                <w:w w:val="100"/>
-                <w:sz w:val="18"/>
-                <w:szCs w:val="18"/>
-                <w:lang w:val="ro-RO"/>
-              </w:rPr>
-              <w:t>10.</w:t>
-            </w:r>
-          </w:p>
-        </w:tc>
-        <w:tc>
-          <w:tcPr>
-            <w:tcW w:w="1029" w:type="dxa"/>
-            <w:tcBorders>
-              <w:left w:val="single" w:sz="4" w:space="0" w:color="000000"/>
-              <w:bottom w:val="single" w:sz="4" w:space="0" w:color="000000"/>
-            </w:tcBorders>
-            <w:vAlign w:val="center"/>
-          </w:tcPr>
-          <w:p>
-            <w:pPr>
-              <w:pStyle w:val="TableContents"/>
-              <w:keepNext w:val="false"/>
-              <w:widowControl/>
-              <w:spacing w:before="0" w:after="0"/>
-              <w:ind w:hanging="0" w:left="0"/>
-              <w:jc w:val="center"/>
-              <w:rPr>
-                <w:rFonts w:ascii="Arial" w:hAnsi="Arial" w:eastAsia="Arial" w:cs="Arial"/>
-                <w:b w:val="false"/>
-                <w:i w:val="false"/>
-                <w:color w:val="auto"/>
-                <w:spacing w:val="0"/>
-                <w:w w:val="100"/>
-                <w:sz w:val="18"/>
-                <w:szCs w:val="18"/>
-                <w:lang w:val="ro-RO"/>
-              </w:rPr>
-            </w:pPr>
-            <w:r>
-              <w:rPr>
-                <w:rFonts w:eastAsia="Arial" w:cs="Arial" w:ascii="Arial" w:hAnsi="Arial"/>
-                <w:b w:val="false"/>
-                <w:i w:val="false"/>
-                <w:color w:val="auto"/>
-                <w:spacing w:val="0"/>
-                <w:w w:val="100"/>
-                <w:sz w:val="18"/>
-                <w:szCs w:val="18"/>
-                <w:lang w:val="ro-RO"/>
-              </w:rPr>
-              <w:t>IV.VI</w:t>
-            </w:r>
-          </w:p>
-        </w:tc>
-        <w:tc>
-          <w:tcPr>
-            <w:tcW w:w="7672" w:type="dxa"/>
-            <w:tcBorders>
-              <w:left w:val="single" w:sz="4" w:space="0" w:color="000000"/>
-              <w:bottom w:val="single" w:sz="4" w:space="0" w:color="000000"/>
-              <w:right w:val="single" w:sz="4" w:space="0" w:color="000000"/>
-            </w:tcBorders>
-            <w:vAlign w:val="center"/>
-          </w:tcPr>
-          <w:p>
-            <w:pPr>
-              <w:pStyle w:val="TableContents"/>
-              <w:keepNext w:val="false"/>
-              <w:widowControl/>
-              <w:spacing w:before="0" w:after="0"/>
-              <w:ind w:hanging="0" w:left="0"/>
-              <w:jc w:val="left"/>
-              <w:rPr>
-                <w:rFonts w:ascii="Arial" w:hAnsi="Arial" w:eastAsia="Arial" w:cs="Arial"/>
-                <w:b w:val="false"/>
-                <w:i w:val="false"/>
-                <w:color w:val="auto"/>
-                <w:spacing w:val="0"/>
-                <w:w w:val="100"/>
-                <w:sz w:val="18"/>
-                <w:szCs w:val="18"/>
-                <w:lang w:val="ro-RO"/>
-              </w:rPr>
-            </w:pPr>
-            <w:r>
-              <w:rPr>
-                <w:rFonts w:eastAsia="Arial" w:cs="Arial" w:ascii="Arial" w:hAnsi="Arial"/>
-                <w:b w:val="false"/>
-                <w:i w:val="false"/>
-                <w:color w:val="auto"/>
-                <w:spacing w:val="0"/>
-                <w:w w:val="100"/>
-                <w:sz w:val="18"/>
-                <w:szCs w:val="18"/>
-                <w:lang w:val="ro-RO"/>
-              </w:rPr>
-              <w:t>Lucrătorii desemnați</w:t>
-            </w:r>
-          </w:p>
-        </w:tc>
-      </w:tr>
-      <w:tr>
-        <w:trPr/>
-        <w:tc>
-          <w:tcPr>
-            <w:tcW w:w="654" w:type="dxa"/>
-            <w:tcBorders>
-              <w:left w:val="single" w:sz="4" w:space="0" w:color="000000"/>
-              <w:bottom w:val="single" w:sz="4" w:space="0" w:color="000000"/>
-            </w:tcBorders>
-            <w:vAlign w:val="center"/>
-          </w:tcPr>
-          <w:p>
-            <w:pPr>
-              <w:pStyle w:val="TableContents"/>
-              <w:keepNext w:val="false"/>
-              <w:widowControl/>
-              <w:spacing w:before="0" w:after="0"/>
-              <w:ind w:hanging="0" w:left="0"/>
-              <w:jc w:val="center"/>
-              <w:rPr>
-                <w:rFonts w:ascii="Arial" w:hAnsi="Arial" w:eastAsia="Arial" w:cs="Arial"/>
-                <w:b w:val="false"/>
-                <w:i w:val="false"/>
-                <w:color w:val="auto"/>
-                <w:spacing w:val="0"/>
-                <w:w w:val="100"/>
-                <w:sz w:val="18"/>
-                <w:szCs w:val="18"/>
-                <w:lang w:val="ro-RO"/>
-              </w:rPr>
-            </w:pPr>
-            <w:r>
-              <w:rPr>
-                <w:rFonts w:eastAsia="Arial" w:cs="Arial" w:ascii="Arial" w:hAnsi="Arial"/>
-                <w:b w:val="false"/>
-                <w:i w:val="false"/>
-                <w:color w:val="auto"/>
-                <w:spacing w:val="0"/>
-                <w:w w:val="100"/>
-                <w:sz w:val="18"/>
-                <w:szCs w:val="18"/>
-                <w:lang w:val="ro-RO"/>
-              </w:rPr>
-              <w:t>11.</w:t>
-            </w:r>
-          </w:p>
-        </w:tc>
-        <w:tc>
-          <w:tcPr>
-            <w:tcW w:w="1029" w:type="dxa"/>
-            <w:tcBorders>
-              <w:left w:val="single" w:sz="4" w:space="0" w:color="000000"/>
-              <w:bottom w:val="single" w:sz="4" w:space="0" w:color="000000"/>
-            </w:tcBorders>
-            <w:vAlign w:val="center"/>
-          </w:tcPr>
-          <w:p>
-            <w:pPr>
-              <w:pStyle w:val="TableContents"/>
-              <w:keepNext w:val="false"/>
-              <w:widowControl/>
-              <w:spacing w:before="0" w:after="0"/>
-              <w:ind w:hanging="0" w:left="0"/>
-              <w:jc w:val="center"/>
-              <w:rPr>
-                <w:rFonts w:ascii="Arial" w:hAnsi="Arial" w:eastAsia="Arial" w:cs="Arial"/>
-                <w:b w:val="false"/>
-                <w:i w:val="false"/>
-                <w:color w:val="auto"/>
-                <w:spacing w:val="0"/>
-                <w:w w:val="100"/>
-                <w:sz w:val="18"/>
-                <w:szCs w:val="18"/>
-                <w:lang w:val="ro-RO"/>
-              </w:rPr>
-            </w:pPr>
-            <w:r>
-              <w:rPr>
-                <w:rFonts w:eastAsia="Arial" w:cs="Arial" w:ascii="Arial" w:hAnsi="Arial"/>
-                <w:b w:val="false"/>
-                <w:i w:val="false"/>
-                <w:color w:val="auto"/>
-                <w:spacing w:val="0"/>
-                <w:w w:val="100"/>
-                <w:sz w:val="18"/>
-                <w:szCs w:val="18"/>
-                <w:lang w:val="ro-RO"/>
-              </w:rPr>
-              <w:t>IV.VII</w:t>
-            </w:r>
-          </w:p>
-        </w:tc>
-        <w:tc>
-          <w:tcPr>
-            <w:tcW w:w="7672" w:type="dxa"/>
-            <w:tcBorders>
-              <w:left w:val="single" w:sz="4" w:space="0" w:color="000000"/>
-              <w:bottom w:val="single" w:sz="4" w:space="0" w:color="000000"/>
-              <w:right w:val="single" w:sz="4" w:space="0" w:color="000000"/>
-            </w:tcBorders>
-            <w:vAlign w:val="center"/>
-          </w:tcPr>
-          <w:p>
-            <w:pPr>
-              <w:pStyle w:val="TableContents"/>
-              <w:keepNext w:val="false"/>
-              <w:widowControl/>
-              <w:spacing w:before="0" w:after="0"/>
-              <w:ind w:hanging="0" w:left="0"/>
-              <w:jc w:val="left"/>
-              <w:rPr>
-                <w:rFonts w:ascii="Arial" w:hAnsi="Arial" w:eastAsia="Arial" w:cs="Arial"/>
-                <w:b w:val="false"/>
-                <w:i w:val="false"/>
-                <w:color w:val="auto"/>
-                <w:spacing w:val="0"/>
-                <w:w w:val="100"/>
-                <w:sz w:val="18"/>
-                <w:szCs w:val="18"/>
-                <w:lang w:val="ro-RO"/>
-              </w:rPr>
-            </w:pPr>
-            <w:r>
-              <w:rPr>
-                <w:rFonts w:eastAsia="Arial" w:cs="Arial" w:ascii="Arial" w:hAnsi="Arial"/>
-                <w:b w:val="false"/>
-                <w:i w:val="false"/>
-                <w:color w:val="auto"/>
-                <w:spacing w:val="0"/>
-                <w:w w:val="100"/>
-                <w:sz w:val="18"/>
-                <w:szCs w:val="18"/>
-                <w:lang w:val="ro-RO"/>
-              </w:rPr>
-              <w:t>Servicii externe de prevenire și protecție</w:t>
-            </w:r>
-          </w:p>
-        </w:tc>
-      </w:tr>
-      <w:tr>
-        <w:trPr/>
-        <w:tc>
-          <w:tcPr>
-            <w:tcW w:w="654" w:type="dxa"/>
-            <w:tcBorders>
-              <w:left w:val="single" w:sz="4" w:space="0" w:color="000000"/>
-              <w:bottom w:val="single" w:sz="4" w:space="0" w:color="000000"/>
-            </w:tcBorders>
-            <w:vAlign w:val="center"/>
-          </w:tcPr>
-          <w:p>
-            <w:pPr>
-              <w:pStyle w:val="TableContents"/>
-              <w:keepNext w:val="false"/>
-              <w:widowControl/>
-              <w:spacing w:before="0" w:after="0"/>
-              <w:ind w:hanging="0" w:left="0"/>
-              <w:jc w:val="center"/>
-              <w:rPr>
-                <w:rFonts w:ascii="Arial" w:hAnsi="Arial" w:eastAsia="Arial" w:cs="Arial"/>
-                <w:b w:val="false"/>
-                <w:i w:val="false"/>
-                <w:color w:val="auto"/>
-                <w:spacing w:val="0"/>
-                <w:w w:val="100"/>
-                <w:sz w:val="18"/>
-                <w:szCs w:val="18"/>
-                <w:lang w:val="ro-RO"/>
-              </w:rPr>
-            </w:pPr>
-            <w:r>
-              <w:rPr>
-                <w:rFonts w:eastAsia="Arial" w:cs="Arial" w:ascii="Arial" w:hAnsi="Arial"/>
-                <w:b w:val="false"/>
-                <w:i w:val="false"/>
-                <w:color w:val="auto"/>
-                <w:spacing w:val="0"/>
-                <w:w w:val="100"/>
-                <w:sz w:val="18"/>
-                <w:szCs w:val="18"/>
-                <w:lang w:val="ro-RO"/>
-              </w:rPr>
-              <w:t>12.</w:t>
-            </w:r>
-          </w:p>
-        </w:tc>
-        <w:tc>
-          <w:tcPr>
-            <w:tcW w:w="1029" w:type="dxa"/>
-            <w:tcBorders>
-              <w:left w:val="single" w:sz="4" w:space="0" w:color="000000"/>
-              <w:bottom w:val="single" w:sz="4" w:space="0" w:color="000000"/>
-            </w:tcBorders>
-            <w:vAlign w:val="center"/>
-          </w:tcPr>
-          <w:p>
-            <w:pPr>
-              <w:pStyle w:val="TableContents"/>
-              <w:keepNext w:val="false"/>
-              <w:widowControl/>
-              <w:spacing w:before="0" w:after="0"/>
-              <w:ind w:hanging="0" w:left="0"/>
-              <w:jc w:val="center"/>
-              <w:rPr>
-                <w:rFonts w:ascii="Arial" w:hAnsi="Arial" w:eastAsia="Arial" w:cs="Arial"/>
-                <w:b w:val="false"/>
-                <w:i w:val="false"/>
-                <w:color w:val="auto"/>
-                <w:spacing w:val="0"/>
-                <w:w w:val="100"/>
-                <w:sz w:val="18"/>
-                <w:szCs w:val="18"/>
-                <w:lang w:val="ro-RO"/>
-              </w:rPr>
-            </w:pPr>
-            <w:r>
-              <w:rPr>
-                <w:rFonts w:eastAsia="Arial" w:cs="Arial" w:ascii="Arial" w:hAnsi="Arial"/>
-                <w:b w:val="false"/>
-                <w:i w:val="false"/>
-                <w:color w:val="auto"/>
-                <w:spacing w:val="0"/>
-                <w:w w:val="100"/>
-                <w:sz w:val="18"/>
-                <w:szCs w:val="18"/>
-                <w:lang w:val="ro-RO"/>
-              </w:rPr>
-              <w:t>IV.VIII</w:t>
-            </w:r>
-          </w:p>
-        </w:tc>
-        <w:tc>
-          <w:tcPr>
-            <w:tcW w:w="7672" w:type="dxa"/>
-            <w:tcBorders>
-              <w:left w:val="single" w:sz="4" w:space="0" w:color="000000"/>
-              <w:bottom w:val="single" w:sz="4" w:space="0" w:color="000000"/>
-              <w:right w:val="single" w:sz="4" w:space="0" w:color="000000"/>
-            </w:tcBorders>
-            <w:vAlign w:val="center"/>
-          </w:tcPr>
-          <w:p>
-            <w:pPr>
-              <w:pStyle w:val="TableContents"/>
-              <w:keepNext w:val="false"/>
-              <w:widowControl/>
-              <w:spacing w:before="0" w:after="0"/>
-              <w:ind w:hanging="0" w:left="0"/>
-              <w:jc w:val="left"/>
-              <w:rPr>
-                <w:rFonts w:ascii="Arial" w:hAnsi="Arial" w:eastAsia="Arial" w:cs="Arial"/>
-                <w:b w:val="false"/>
-                <w:i w:val="false"/>
-                <w:color w:val="auto"/>
-                <w:spacing w:val="0"/>
-                <w:w w:val="100"/>
-                <w:sz w:val="18"/>
-                <w:szCs w:val="18"/>
-                <w:lang w:val="ro-RO"/>
-              </w:rPr>
-            </w:pPr>
-            <w:r>
-              <w:rPr>
-                <w:rFonts w:eastAsia="Arial" w:cs="Arial" w:ascii="Arial" w:hAnsi="Arial"/>
-                <w:b w:val="false"/>
-                <w:i w:val="false"/>
-                <w:color w:val="auto"/>
-                <w:spacing w:val="0"/>
-                <w:w w:val="100"/>
-                <w:sz w:val="18"/>
-                <w:szCs w:val="18"/>
-                <w:lang w:val="ro-RO"/>
-              </w:rPr>
-              <w:t>Reprezentanții lucrătorilor cu răspunderi specifice</w:t>
-            </w:r>
-          </w:p>
-        </w:tc>
-      </w:tr>
-      <w:tr>
-        <w:trPr/>
-        <w:tc>
-          <w:tcPr>
-            <w:tcW w:w="654" w:type="dxa"/>
-            <w:tcBorders>
-              <w:left w:val="single" w:sz="4" w:space="0" w:color="000000"/>
-              <w:bottom w:val="single" w:sz="4" w:space="0" w:color="000000"/>
-            </w:tcBorders>
-            <w:vAlign w:val="center"/>
-          </w:tcPr>
-          <w:p>
-            <w:pPr>
-              <w:pStyle w:val="TableContents"/>
-              <w:keepNext w:val="false"/>
-              <w:widowControl/>
-              <w:spacing w:before="0" w:after="0"/>
-              <w:ind w:hanging="0" w:left="0"/>
-              <w:jc w:val="center"/>
-              <w:rPr>
-                <w:rFonts w:ascii="Arial" w:hAnsi="Arial" w:eastAsia="Arial" w:cs="Arial"/>
-                <w:b w:val="false"/>
-                <w:i w:val="false"/>
-                <w:color w:val="auto"/>
-                <w:spacing w:val="0"/>
-                <w:w w:val="100"/>
-                <w:sz w:val="18"/>
-                <w:szCs w:val="18"/>
-                <w:lang w:val="ro-RO"/>
-              </w:rPr>
-            </w:pPr>
-            <w:r>
-              <w:rPr>
-                <w:rFonts w:eastAsia="Arial" w:cs="Arial" w:ascii="Arial" w:hAnsi="Arial"/>
-                <w:b w:val="false"/>
-                <w:i w:val="false"/>
-                <w:color w:val="auto"/>
-                <w:spacing w:val="0"/>
-                <w:w w:val="100"/>
-                <w:sz w:val="18"/>
-                <w:szCs w:val="18"/>
-                <w:lang w:val="ro-RO"/>
-              </w:rPr>
-              <w:t>13.</w:t>
-            </w:r>
-          </w:p>
-        </w:tc>
-        <w:tc>
-          <w:tcPr>
-            <w:tcW w:w="1029" w:type="dxa"/>
-            <w:tcBorders>
-              <w:left w:val="single" w:sz="4" w:space="0" w:color="000000"/>
-              <w:bottom w:val="single" w:sz="4" w:space="0" w:color="000000"/>
-            </w:tcBorders>
-            <w:vAlign w:val="center"/>
-          </w:tcPr>
-          <w:p>
-            <w:pPr>
-              <w:pStyle w:val="TableContents"/>
-              <w:keepNext w:val="false"/>
-              <w:widowControl/>
-              <w:spacing w:before="0" w:after="0"/>
-              <w:ind w:hanging="0" w:left="0"/>
-              <w:jc w:val="center"/>
-              <w:rPr>
-                <w:rFonts w:ascii="Arial" w:hAnsi="Arial" w:eastAsia="Arial" w:cs="Arial"/>
-                <w:b w:val="false"/>
-                <w:i w:val="false"/>
-                <w:color w:val="auto"/>
-                <w:spacing w:val="0"/>
-                <w:w w:val="100"/>
-                <w:sz w:val="18"/>
-                <w:szCs w:val="18"/>
-                <w:lang w:val="ro-RO"/>
-              </w:rPr>
-            </w:pPr>
-            <w:r>
-              <w:rPr>
-                <w:rFonts w:eastAsia="Arial" w:cs="Arial" w:ascii="Arial" w:hAnsi="Arial"/>
-                <w:b w:val="false"/>
-                <w:i w:val="false"/>
-                <w:color w:val="auto"/>
-                <w:spacing w:val="0"/>
-                <w:w w:val="100"/>
-                <w:sz w:val="18"/>
-                <w:szCs w:val="18"/>
-                <w:lang w:val="ro-RO"/>
-              </w:rPr>
-              <w:t>V</w:t>
-            </w:r>
-          </w:p>
-        </w:tc>
-        <w:tc>
-          <w:tcPr>
-            <w:tcW w:w="7672" w:type="dxa"/>
-            <w:tcBorders>
-              <w:left w:val="single" w:sz="4" w:space="0" w:color="000000"/>
-              <w:bottom w:val="single" w:sz="4" w:space="0" w:color="000000"/>
-              <w:right w:val="single" w:sz="4" w:space="0" w:color="000000"/>
-            </w:tcBorders>
-            <w:vAlign w:val="center"/>
-          </w:tcPr>
-          <w:p>
-            <w:pPr>
-              <w:pStyle w:val="TableContents"/>
-              <w:keepNext w:val="false"/>
-              <w:widowControl/>
-              <w:spacing w:before="0" w:after="0"/>
-              <w:ind w:hanging="0" w:left="0"/>
-              <w:jc w:val="left"/>
-              <w:rPr>
-                <w:rFonts w:ascii="Arial" w:hAnsi="Arial" w:eastAsia="Arial" w:cs="Arial"/>
-                <w:b w:val="false"/>
-                <w:i w:val="false"/>
-                <w:color w:val="auto"/>
-                <w:spacing w:val="0"/>
-                <w:w w:val="100"/>
-                <w:sz w:val="18"/>
-                <w:szCs w:val="18"/>
-                <w:lang w:val="ro-RO"/>
-              </w:rPr>
-            </w:pPr>
-            <w:r>
-              <w:rPr>
-                <w:rFonts w:eastAsia="Arial" w:cs="Arial" w:ascii="Arial" w:hAnsi="Arial"/>
-                <w:b w:val="false"/>
-                <w:i w:val="false"/>
-                <w:color w:val="auto"/>
-                <w:spacing w:val="0"/>
-                <w:w w:val="100"/>
-                <w:sz w:val="18"/>
-                <w:szCs w:val="18"/>
-                <w:lang w:val="ro-RO"/>
-              </w:rPr>
-              <w:t>Informații privind instruirea lucrătorilor în domeniul securității și sănătății în muncă</w:t>
-            </w:r>
-          </w:p>
-        </w:tc>
-      </w:tr>
-      <w:tr>
-        <w:trPr/>
-        <w:tc>
-          <w:tcPr>
-            <w:tcW w:w="654" w:type="dxa"/>
-            <w:tcBorders>
-              <w:left w:val="single" w:sz="4" w:space="0" w:color="000000"/>
-              <w:bottom w:val="single" w:sz="4" w:space="0" w:color="000000"/>
-            </w:tcBorders>
-            <w:vAlign w:val="center"/>
-          </w:tcPr>
-          <w:p>
-            <w:pPr>
-              <w:pStyle w:val="TableContents"/>
-              <w:keepNext w:val="false"/>
-              <w:widowControl/>
-              <w:spacing w:before="0" w:after="0"/>
-              <w:ind w:hanging="0" w:left="0"/>
-              <w:jc w:val="center"/>
-              <w:rPr>
-                <w:rFonts w:ascii="Arial" w:hAnsi="Arial" w:eastAsia="Arial" w:cs="Arial"/>
-                <w:b w:val="false"/>
-                <w:i w:val="false"/>
-                <w:color w:val="auto"/>
-                <w:spacing w:val="0"/>
-                <w:w w:val="100"/>
-                <w:sz w:val="18"/>
-                <w:szCs w:val="18"/>
-                <w:lang w:val="ro-RO"/>
-              </w:rPr>
-            </w:pPr>
-            <w:r>
-              <w:rPr>
-                <w:rFonts w:eastAsia="Arial" w:cs="Arial" w:ascii="Arial" w:hAnsi="Arial"/>
-                <w:b w:val="false"/>
-                <w:i w:val="false"/>
-                <w:color w:val="auto"/>
-                <w:spacing w:val="0"/>
-                <w:w w:val="100"/>
-                <w:sz w:val="18"/>
-                <w:szCs w:val="18"/>
-                <w:lang w:val="ro-RO"/>
-              </w:rPr>
-              <w:t>14.</w:t>
-            </w:r>
-          </w:p>
-        </w:tc>
-        <w:tc>
-          <w:tcPr>
-            <w:tcW w:w="1029" w:type="dxa"/>
-            <w:tcBorders>
-              <w:left w:val="single" w:sz="4" w:space="0" w:color="000000"/>
-              <w:bottom w:val="single" w:sz="4" w:space="0" w:color="000000"/>
-            </w:tcBorders>
-            <w:vAlign w:val="center"/>
-          </w:tcPr>
-          <w:p>
-            <w:pPr>
-              <w:pStyle w:val="TableContents"/>
-              <w:keepNext w:val="false"/>
-              <w:widowControl/>
-              <w:spacing w:before="0" w:after="0"/>
-              <w:ind w:hanging="0" w:left="0"/>
-              <w:jc w:val="center"/>
-              <w:rPr>
-                <w:rFonts w:ascii="Arial" w:hAnsi="Arial" w:eastAsia="Arial" w:cs="Arial"/>
-                <w:b w:val="false"/>
-                <w:i w:val="false"/>
-                <w:color w:val="auto"/>
-                <w:spacing w:val="0"/>
-                <w:w w:val="100"/>
-                <w:sz w:val="18"/>
-                <w:szCs w:val="18"/>
-                <w:lang w:val="ro-RO"/>
-              </w:rPr>
-            </w:pPr>
-            <w:r>
-              <w:rPr>
-                <w:rFonts w:eastAsia="Arial" w:cs="Arial" w:ascii="Arial" w:hAnsi="Arial"/>
-                <w:b w:val="false"/>
-                <w:i w:val="false"/>
-                <w:color w:val="auto"/>
-                <w:spacing w:val="0"/>
-                <w:w w:val="100"/>
-                <w:sz w:val="18"/>
-                <w:szCs w:val="18"/>
-                <w:lang w:val="ro-RO"/>
-              </w:rPr>
-              <w:t>VI</w:t>
-            </w:r>
-          </w:p>
-        </w:tc>
-        <w:tc>
-          <w:tcPr>
-            <w:tcW w:w="7672" w:type="dxa"/>
-            <w:tcBorders>
-              <w:left w:val="single" w:sz="4" w:space="0" w:color="000000"/>
-              <w:bottom w:val="single" w:sz="4" w:space="0" w:color="000000"/>
-              <w:right w:val="single" w:sz="4" w:space="0" w:color="000000"/>
-            </w:tcBorders>
-            <w:vAlign w:val="center"/>
-          </w:tcPr>
-          <w:p>
-            <w:pPr>
-              <w:pStyle w:val="TableContents"/>
-              <w:keepNext w:val="false"/>
-              <w:widowControl/>
-              <w:spacing w:before="0" w:after="0"/>
-              <w:ind w:hanging="0" w:left="0"/>
-              <w:jc w:val="left"/>
-              <w:rPr>
-                <w:rFonts w:ascii="Arial" w:hAnsi="Arial" w:eastAsia="Arial" w:cs="Arial"/>
-                <w:b w:val="false"/>
-                <w:i w:val="false"/>
-                <w:color w:val="auto"/>
-                <w:spacing w:val="0"/>
-                <w:w w:val="100"/>
-                <w:sz w:val="18"/>
-                <w:szCs w:val="18"/>
-                <w:lang w:val="ro-RO"/>
-              </w:rPr>
-            </w:pPr>
-            <w:r>
-              <w:rPr>
-                <w:rFonts w:eastAsia="Arial" w:cs="Arial" w:ascii="Arial" w:hAnsi="Arial"/>
-                <w:b w:val="false"/>
-                <w:i w:val="false"/>
-                <w:color w:val="auto"/>
-                <w:spacing w:val="0"/>
-                <w:w w:val="100"/>
-                <w:sz w:val="18"/>
-                <w:szCs w:val="18"/>
-                <w:lang w:val="ro-RO"/>
-              </w:rPr>
-              <w:t>Informații cu privire la comitetul de securitate și sănătate în muncă</w:t>
-            </w:r>
-          </w:p>
-        </w:tc>
-      </w:tr>
-      <w:tr>
-        <w:trPr/>
-        <w:tc>
-          <w:tcPr>
-            <w:tcW w:w="654" w:type="dxa"/>
-            <w:tcBorders>
-              <w:left w:val="single" w:sz="4" w:space="0" w:color="000000"/>
-              <w:bottom w:val="single" w:sz="4" w:space="0" w:color="000000"/>
-            </w:tcBorders>
-            <w:vAlign w:val="center"/>
-          </w:tcPr>
-          <w:p>
-            <w:pPr>
-              <w:pStyle w:val="TableContents"/>
-              <w:keepNext w:val="false"/>
-              <w:widowControl/>
-              <w:spacing w:before="0" w:after="0"/>
-              <w:ind w:hanging="0" w:left="0"/>
-              <w:jc w:val="center"/>
-              <w:rPr>
-                <w:rFonts w:ascii="Arial" w:hAnsi="Arial" w:eastAsia="Arial" w:cs="Arial"/>
-                <w:b w:val="false"/>
-                <w:i w:val="false"/>
-                <w:color w:val="auto"/>
-                <w:spacing w:val="0"/>
-                <w:w w:val="100"/>
-                <w:sz w:val="18"/>
-                <w:szCs w:val="18"/>
-                <w:lang w:val="ro-RO"/>
-              </w:rPr>
-            </w:pPr>
-            <w:r>
-              <w:rPr>
-                <w:rFonts w:eastAsia="Arial" w:cs="Arial" w:ascii="Arial" w:hAnsi="Arial"/>
-                <w:b w:val="false"/>
-                <w:i w:val="false"/>
-                <w:color w:val="auto"/>
-                <w:spacing w:val="0"/>
-                <w:w w:val="100"/>
-                <w:sz w:val="18"/>
-                <w:szCs w:val="18"/>
-                <w:lang w:val="ro-RO"/>
-              </w:rPr>
-              <w:t>15.</w:t>
-            </w:r>
-          </w:p>
-        </w:tc>
-        <w:tc>
-          <w:tcPr>
-            <w:tcW w:w="1029" w:type="dxa"/>
-            <w:tcBorders>
-              <w:left w:val="single" w:sz="4" w:space="0" w:color="000000"/>
-              <w:bottom w:val="single" w:sz="4" w:space="0" w:color="000000"/>
-            </w:tcBorders>
-            <w:vAlign w:val="center"/>
-          </w:tcPr>
-          <w:p>
-            <w:pPr>
-              <w:pStyle w:val="TableContents"/>
-              <w:keepNext w:val="false"/>
-              <w:widowControl/>
-              <w:spacing w:before="0" w:after="0"/>
-              <w:ind w:hanging="0" w:left="0"/>
-              <w:jc w:val="center"/>
-              <w:rPr>
-                <w:rFonts w:ascii="Arial" w:hAnsi="Arial" w:eastAsia="Arial" w:cs="Arial"/>
-                <w:b w:val="false"/>
-                <w:i w:val="false"/>
-                <w:color w:val="auto"/>
-                <w:spacing w:val="0"/>
-                <w:w w:val="100"/>
-                <w:sz w:val="18"/>
-                <w:szCs w:val="18"/>
-                <w:lang w:val="ro-RO"/>
-              </w:rPr>
-            </w:pPr>
-            <w:r>
-              <w:rPr>
-                <w:rFonts w:eastAsia="Arial" w:cs="Arial" w:ascii="Arial" w:hAnsi="Arial"/>
-                <w:b w:val="false"/>
-                <w:i w:val="false"/>
-                <w:color w:val="auto"/>
-                <w:spacing w:val="0"/>
-                <w:w w:val="100"/>
-                <w:sz w:val="18"/>
-                <w:szCs w:val="18"/>
-                <w:lang w:val="ro-RO"/>
-              </w:rPr>
-              <w:t>VII</w:t>
-            </w:r>
-          </w:p>
-        </w:tc>
-        <w:tc>
-          <w:tcPr>
-            <w:tcW w:w="7672" w:type="dxa"/>
-            <w:tcBorders>
-              <w:left w:val="single" w:sz="4" w:space="0" w:color="000000"/>
-              <w:bottom w:val="single" w:sz="4" w:space="0" w:color="000000"/>
-              <w:right w:val="single" w:sz="4" w:space="0" w:color="000000"/>
-            </w:tcBorders>
-            <w:vAlign w:val="center"/>
-          </w:tcPr>
-          <w:p>
-            <w:pPr>
-              <w:pStyle w:val="TableContents"/>
-              <w:keepNext w:val="false"/>
-              <w:widowControl/>
-              <w:spacing w:before="0" w:after="0"/>
-              <w:ind w:hanging="0" w:left="0"/>
-              <w:jc w:val="left"/>
-              <w:rPr>
-                <w:rFonts w:ascii="Arial" w:hAnsi="Arial" w:eastAsia="Arial" w:cs="Arial"/>
-                <w:b w:val="false"/>
-                <w:i w:val="false"/>
-                <w:color w:val="auto"/>
-                <w:spacing w:val="0"/>
-                <w:w w:val="100"/>
-                <w:sz w:val="18"/>
-                <w:szCs w:val="18"/>
-                <w:lang w:val="ro-RO"/>
-              </w:rPr>
-            </w:pPr>
-            <w:r>
-              <w:rPr>
-                <w:rFonts w:eastAsia="Arial" w:cs="Arial" w:ascii="Arial" w:hAnsi="Arial"/>
-                <w:b w:val="false"/>
-                <w:i w:val="false"/>
-                <w:color w:val="auto"/>
-                <w:spacing w:val="0"/>
-                <w:w w:val="100"/>
-                <w:sz w:val="18"/>
-                <w:szCs w:val="18"/>
-                <w:lang w:val="ro-RO"/>
-              </w:rPr>
-              <w:t>Comunicarea, cercetarea, înregistrarea și raportarea evenimentelor, accidente de muncă și boli profesionale</w:t>
-            </w:r>
-          </w:p>
-        </w:tc>
-      </w:tr>
-      <w:tr>
-        <w:trPr/>
-        <w:tc>
-          <w:tcPr>
-            <w:tcW w:w="654" w:type="dxa"/>
-            <w:tcBorders>
-              <w:left w:val="single" w:sz="4" w:space="0" w:color="000000"/>
-              <w:bottom w:val="single" w:sz="4" w:space="0" w:color="000000"/>
-            </w:tcBorders>
-            <w:vAlign w:val="center"/>
-          </w:tcPr>
-          <w:p>
-            <w:pPr>
-              <w:pStyle w:val="TableContents"/>
-              <w:keepNext w:val="false"/>
-              <w:widowControl/>
-              <w:spacing w:before="0" w:after="0"/>
-              <w:ind w:hanging="0" w:left="0"/>
-              <w:jc w:val="center"/>
-              <w:rPr>
-                <w:rFonts w:ascii="Arial" w:hAnsi="Arial" w:eastAsia="Arial" w:cs="Arial"/>
-                <w:b w:val="false"/>
-                <w:i w:val="false"/>
-                <w:color w:val="auto"/>
-                <w:spacing w:val="0"/>
-                <w:w w:val="100"/>
-                <w:sz w:val="18"/>
-                <w:szCs w:val="18"/>
-                <w:lang w:val="ro-RO"/>
-              </w:rPr>
-            </w:pPr>
-            <w:r>
-              <w:rPr>
-                <w:rFonts w:eastAsia="Arial" w:cs="Arial" w:ascii="Arial" w:hAnsi="Arial"/>
-                <w:b w:val="false"/>
-                <w:i w:val="false"/>
-                <w:color w:val="auto"/>
-                <w:spacing w:val="0"/>
-                <w:w w:val="100"/>
-                <w:sz w:val="18"/>
-                <w:szCs w:val="18"/>
-                <w:lang w:val="ro-RO"/>
-              </w:rPr>
-              <w:t>16.</w:t>
-            </w:r>
-          </w:p>
-        </w:tc>
-        <w:tc>
-          <w:tcPr>
-            <w:tcW w:w="1029" w:type="dxa"/>
-            <w:tcBorders>
-              <w:left w:val="single" w:sz="4" w:space="0" w:color="000000"/>
-              <w:bottom w:val="single" w:sz="4" w:space="0" w:color="000000"/>
-            </w:tcBorders>
-            <w:vAlign w:val="center"/>
-          </w:tcPr>
-          <w:p>
-            <w:pPr>
-              <w:pStyle w:val="TableContents"/>
-              <w:keepNext w:val="false"/>
-              <w:widowControl/>
-              <w:spacing w:before="0" w:after="0"/>
-              <w:ind w:hanging="0" w:left="0"/>
-              <w:jc w:val="center"/>
-              <w:rPr>
-                <w:rFonts w:ascii="Arial" w:hAnsi="Arial" w:eastAsia="Arial" w:cs="Arial"/>
-                <w:b w:val="false"/>
-                <w:i w:val="false"/>
-                <w:color w:val="auto"/>
-                <w:spacing w:val="0"/>
-                <w:w w:val="100"/>
-                <w:sz w:val="18"/>
-                <w:szCs w:val="18"/>
-                <w:lang w:val="ro-RO"/>
-              </w:rPr>
-            </w:pPr>
-            <w:r>
-              <w:rPr>
-                <w:rFonts w:eastAsia="Arial" w:cs="Arial" w:ascii="Arial" w:hAnsi="Arial"/>
-                <w:b w:val="false"/>
-                <w:i w:val="false"/>
-                <w:color w:val="auto"/>
-                <w:spacing w:val="0"/>
-                <w:w w:val="100"/>
-                <w:sz w:val="18"/>
-                <w:szCs w:val="18"/>
-                <w:lang w:val="ro-RO"/>
-              </w:rPr>
-              <w:t>VIII</w:t>
-            </w:r>
-          </w:p>
-        </w:tc>
-        <w:tc>
-          <w:tcPr>
-            <w:tcW w:w="7672" w:type="dxa"/>
-            <w:tcBorders>
-              <w:left w:val="single" w:sz="4" w:space="0" w:color="000000"/>
-              <w:bottom w:val="single" w:sz="4" w:space="0" w:color="000000"/>
-              <w:right w:val="single" w:sz="4" w:space="0" w:color="000000"/>
-            </w:tcBorders>
-            <w:vAlign w:val="center"/>
-          </w:tcPr>
-          <w:p>
-            <w:pPr>
-              <w:pStyle w:val="TableContents"/>
-              <w:keepNext w:val="false"/>
-              <w:widowControl/>
-              <w:spacing w:before="0" w:after="0"/>
-              <w:ind w:hanging="0" w:left="0"/>
-              <w:jc w:val="left"/>
-              <w:rPr>
-                <w:rFonts w:ascii="Arial" w:hAnsi="Arial" w:eastAsia="Arial" w:cs="Arial"/>
-                <w:b w:val="false"/>
-                <w:i w:val="false"/>
-                <w:color w:val="auto"/>
-                <w:spacing w:val="0"/>
-                <w:w w:val="100"/>
-                <w:sz w:val="18"/>
-                <w:szCs w:val="18"/>
-                <w:lang w:val="ro-RO"/>
-              </w:rPr>
-            </w:pPr>
-            <w:r>
-              <w:rPr>
-                <w:rFonts w:eastAsia="Arial" w:cs="Arial" w:ascii="Arial" w:hAnsi="Arial"/>
-                <w:b w:val="false"/>
-                <w:i w:val="false"/>
-                <w:color w:val="auto"/>
-                <w:spacing w:val="0"/>
-                <w:w w:val="100"/>
-                <w:sz w:val="18"/>
-                <w:szCs w:val="18"/>
-                <w:lang w:val="ro-RO"/>
-              </w:rPr>
-              <w:t>Evaluarea riscurilor de accidentare și/ sau îmbolnăvire profesională</w:t>
-            </w:r>
-          </w:p>
-        </w:tc>
-      </w:tr>
-      <w:tr>
-        <w:trPr/>
-        <w:tc>
-          <w:tcPr>
-            <w:tcW w:w="654" w:type="dxa"/>
-            <w:tcBorders>
-              <w:left w:val="single" w:sz="4" w:space="0" w:color="000000"/>
-              <w:bottom w:val="single" w:sz="4" w:space="0" w:color="000000"/>
-            </w:tcBorders>
-            <w:vAlign w:val="center"/>
-          </w:tcPr>
-          <w:p>
-            <w:pPr>
-              <w:pStyle w:val="TableContents"/>
-              <w:keepNext w:val="false"/>
-              <w:widowControl/>
-              <w:spacing w:before="0" w:after="0"/>
-              <w:ind w:hanging="0" w:left="0"/>
-              <w:jc w:val="center"/>
-              <w:rPr>
-                <w:rFonts w:ascii="Arial" w:hAnsi="Arial" w:eastAsia="Arial" w:cs="Arial"/>
-                <w:b w:val="false"/>
-                <w:i w:val="false"/>
-                <w:color w:val="auto"/>
-                <w:spacing w:val="0"/>
-                <w:w w:val="100"/>
-                <w:sz w:val="18"/>
-                <w:szCs w:val="18"/>
-                <w:lang w:val="ro-RO"/>
-              </w:rPr>
-            </w:pPr>
-            <w:r>
-              <w:rPr>
-                <w:rFonts w:eastAsia="Arial" w:cs="Arial" w:ascii="Arial" w:hAnsi="Arial"/>
-                <w:b w:val="false"/>
-                <w:i w:val="false"/>
-                <w:color w:val="auto"/>
-                <w:spacing w:val="0"/>
-                <w:w w:val="100"/>
-                <w:sz w:val="18"/>
-                <w:szCs w:val="18"/>
-                <w:lang w:val="ro-RO"/>
-              </w:rPr>
-              <w:t>17.</w:t>
-            </w:r>
-          </w:p>
-        </w:tc>
-        <w:tc>
-          <w:tcPr>
-            <w:tcW w:w="1029" w:type="dxa"/>
-            <w:tcBorders>
-              <w:left w:val="single" w:sz="4" w:space="0" w:color="000000"/>
-              <w:bottom w:val="single" w:sz="4" w:space="0" w:color="000000"/>
-            </w:tcBorders>
-            <w:vAlign w:val="center"/>
-          </w:tcPr>
-          <w:p>
-            <w:pPr>
-              <w:pStyle w:val="TableContents"/>
-              <w:keepNext w:val="false"/>
-              <w:widowControl/>
-              <w:spacing w:before="0" w:after="0"/>
-              <w:ind w:hanging="0" w:left="0"/>
-              <w:jc w:val="center"/>
-              <w:rPr>
-                <w:rFonts w:ascii="Arial" w:hAnsi="Arial" w:eastAsia="Arial" w:cs="Arial"/>
-                <w:b w:val="false"/>
-                <w:i w:val="false"/>
-                <w:color w:val="auto"/>
-                <w:spacing w:val="0"/>
-                <w:w w:val="100"/>
-                <w:sz w:val="18"/>
-                <w:szCs w:val="18"/>
-                <w:lang w:val="ro-RO"/>
-              </w:rPr>
-            </w:pPr>
-            <w:r>
-              <w:rPr>
-                <w:rFonts w:eastAsia="Arial" w:cs="Arial" w:ascii="Arial" w:hAnsi="Arial"/>
-                <w:b w:val="false"/>
-                <w:i w:val="false"/>
-                <w:color w:val="auto"/>
-                <w:spacing w:val="0"/>
-                <w:w w:val="100"/>
-                <w:sz w:val="18"/>
-                <w:szCs w:val="18"/>
-                <w:lang w:val="ro-RO"/>
-              </w:rPr>
-              <w:t>IX</w:t>
-            </w:r>
-          </w:p>
-        </w:tc>
-        <w:tc>
-          <w:tcPr>
-            <w:tcW w:w="7672" w:type="dxa"/>
-            <w:tcBorders>
-              <w:left w:val="single" w:sz="4" w:space="0" w:color="000000"/>
-              <w:bottom w:val="single" w:sz="4" w:space="0" w:color="000000"/>
-              <w:right w:val="single" w:sz="4" w:space="0" w:color="000000"/>
-            </w:tcBorders>
-            <w:vAlign w:val="center"/>
-          </w:tcPr>
-          <w:p>
-            <w:pPr>
-              <w:pStyle w:val="TableContents"/>
-              <w:keepNext w:val="false"/>
-              <w:widowControl/>
-              <w:spacing w:before="0" w:after="0"/>
-              <w:ind w:hanging="0" w:left="0"/>
-              <w:jc w:val="left"/>
-              <w:rPr>
-                <w:rFonts w:ascii="Arial" w:hAnsi="Arial" w:eastAsia="Arial" w:cs="Arial"/>
-                <w:b w:val="false"/>
-                <w:i w:val="false"/>
-                <w:color w:val="auto"/>
-                <w:spacing w:val="0"/>
-                <w:w w:val="100"/>
-                <w:sz w:val="18"/>
-                <w:szCs w:val="18"/>
-                <w:lang w:val="ro-RO"/>
-              </w:rPr>
-            </w:pPr>
-            <w:r>
-              <w:rPr>
-                <w:rFonts w:eastAsia="Arial" w:cs="Arial" w:ascii="Arial" w:hAnsi="Arial"/>
-                <w:b w:val="false"/>
-                <w:i w:val="false"/>
-                <w:color w:val="auto"/>
-                <w:spacing w:val="0"/>
-                <w:w w:val="100"/>
-                <w:sz w:val="18"/>
-                <w:szCs w:val="18"/>
-                <w:lang w:val="ro-RO"/>
-              </w:rPr>
-              <w:t>Informații privind necesarul, întocmirea și implementarea necesarului de documentații cu caracter tehnic de informare și instruire a lucrătorilor în domeniul securității și sănătății în muncă</w:t>
-            </w:r>
-          </w:p>
-        </w:tc>
-      </w:tr>
-      <w:tr>
-        <w:trPr/>
-        <w:tc>
-          <w:tcPr>
-            <w:tcW w:w="654" w:type="dxa"/>
-            <w:tcBorders>
-              <w:left w:val="single" w:sz="4" w:space="0" w:color="000000"/>
-              <w:bottom w:val="single" w:sz="4" w:space="0" w:color="000000"/>
-            </w:tcBorders>
-            <w:vAlign w:val="center"/>
-          </w:tcPr>
-          <w:p>
-            <w:pPr>
-              <w:pStyle w:val="TableContents"/>
-              <w:keepNext w:val="false"/>
-              <w:widowControl/>
-              <w:spacing w:before="0" w:after="0"/>
-              <w:ind w:hanging="0" w:left="0"/>
-              <w:jc w:val="center"/>
-              <w:rPr>
-                <w:rFonts w:ascii="Arial" w:hAnsi="Arial" w:eastAsia="Arial" w:cs="Arial"/>
-                <w:b w:val="false"/>
-                <w:i w:val="false"/>
-                <w:color w:val="auto"/>
-                <w:spacing w:val="0"/>
-                <w:w w:val="100"/>
-                <w:sz w:val="18"/>
-                <w:szCs w:val="18"/>
-                <w:lang w:val="ro-RO"/>
-              </w:rPr>
-            </w:pPr>
-            <w:r>
-              <w:rPr>
-                <w:rFonts w:eastAsia="Arial" w:cs="Arial" w:ascii="Arial" w:hAnsi="Arial"/>
-                <w:b w:val="false"/>
-                <w:i w:val="false"/>
-                <w:color w:val="auto"/>
-                <w:spacing w:val="0"/>
-                <w:w w:val="100"/>
-                <w:sz w:val="18"/>
-                <w:szCs w:val="18"/>
-                <w:lang w:val="ro-RO"/>
-              </w:rPr>
-              <w:t>18.</w:t>
-            </w:r>
-          </w:p>
-        </w:tc>
-        <w:tc>
-          <w:tcPr>
-            <w:tcW w:w="1029" w:type="dxa"/>
-            <w:tcBorders>
-              <w:left w:val="single" w:sz="4" w:space="0" w:color="000000"/>
-              <w:bottom w:val="single" w:sz="4" w:space="0" w:color="000000"/>
-            </w:tcBorders>
-            <w:vAlign w:val="center"/>
-          </w:tcPr>
-          <w:p>
-            <w:pPr>
-              <w:pStyle w:val="TableContents"/>
-              <w:keepNext w:val="false"/>
-              <w:widowControl/>
-              <w:spacing w:before="0" w:after="0"/>
-              <w:ind w:hanging="0" w:left="0"/>
-              <w:jc w:val="center"/>
-              <w:rPr>
-                <w:rFonts w:ascii="Arial" w:hAnsi="Arial" w:eastAsia="Arial" w:cs="Arial"/>
-                <w:b w:val="false"/>
-                <w:i w:val="false"/>
-                <w:color w:val="auto"/>
-                <w:spacing w:val="0"/>
-                <w:w w:val="100"/>
-                <w:sz w:val="18"/>
-                <w:szCs w:val="18"/>
-                <w:lang w:val="ro-RO"/>
-              </w:rPr>
-            </w:pPr>
-            <w:r>
-              <w:rPr>
-                <w:rFonts w:eastAsia="Arial" w:cs="Arial" w:ascii="Arial" w:hAnsi="Arial"/>
-                <w:b w:val="false"/>
-                <w:i w:val="false"/>
-                <w:color w:val="auto"/>
-                <w:spacing w:val="0"/>
-                <w:w w:val="100"/>
-                <w:sz w:val="18"/>
-                <w:szCs w:val="18"/>
-                <w:lang w:val="ro-RO"/>
-              </w:rPr>
-              <w:t>X</w:t>
-            </w:r>
-          </w:p>
-        </w:tc>
-        <w:tc>
-          <w:tcPr>
-            <w:tcW w:w="7672" w:type="dxa"/>
-            <w:tcBorders>
-              <w:left w:val="single" w:sz="4" w:space="0" w:color="000000"/>
-              <w:bottom w:val="single" w:sz="4" w:space="0" w:color="000000"/>
-              <w:right w:val="single" w:sz="4" w:space="0" w:color="000000"/>
-            </w:tcBorders>
-            <w:vAlign w:val="center"/>
-          </w:tcPr>
-          <w:p>
-            <w:pPr>
-              <w:pStyle w:val="TableContents"/>
-              <w:keepNext w:val="false"/>
-              <w:widowControl/>
-              <w:spacing w:before="0" w:after="0"/>
-              <w:ind w:hanging="0" w:left="0"/>
-              <w:jc w:val="left"/>
-              <w:rPr>
-                <w:rFonts w:ascii="Arial" w:hAnsi="Arial" w:eastAsia="Arial" w:cs="Arial"/>
-                <w:b w:val="false"/>
-                <w:i w:val="false"/>
-                <w:color w:val="auto"/>
-                <w:spacing w:val="0"/>
-                <w:w w:val="100"/>
-                <w:sz w:val="18"/>
-                <w:szCs w:val="18"/>
-                <w:lang w:val="ro-RO"/>
-              </w:rPr>
-            </w:pPr>
-            <w:r>
-              <w:rPr>
-                <w:rFonts w:eastAsia="Arial" w:cs="Arial" w:ascii="Arial" w:hAnsi="Arial"/>
-                <w:b w:val="false"/>
-                <w:i w:val="false"/>
-                <w:color w:val="auto"/>
-                <w:spacing w:val="0"/>
-                <w:w w:val="100"/>
-                <w:sz w:val="18"/>
-                <w:szCs w:val="18"/>
-                <w:lang w:val="ro-RO"/>
-              </w:rPr>
-              <w:t>Informații privind întocmirea fișei postului</w:t>
-            </w:r>
-          </w:p>
-        </w:tc>
-      </w:tr>
-      <w:tr>
-        <w:trPr/>
-        <w:tc>
-          <w:tcPr>
-            <w:tcW w:w="654" w:type="dxa"/>
-            <w:tcBorders>
-              <w:left w:val="single" w:sz="4" w:space="0" w:color="000000"/>
-              <w:bottom w:val="single" w:sz="4" w:space="0" w:color="000000"/>
-            </w:tcBorders>
-            <w:vAlign w:val="center"/>
-          </w:tcPr>
-          <w:p>
-            <w:pPr>
-              <w:pStyle w:val="TableContents"/>
-              <w:keepNext w:val="false"/>
-              <w:widowControl/>
-              <w:spacing w:before="0" w:after="0"/>
-              <w:ind w:hanging="0" w:left="0"/>
-              <w:jc w:val="center"/>
-              <w:rPr>
-                <w:rFonts w:ascii="Arial" w:hAnsi="Arial" w:eastAsia="Arial" w:cs="Arial"/>
-                <w:b w:val="false"/>
-                <w:i w:val="false"/>
-                <w:color w:val="auto"/>
-                <w:spacing w:val="0"/>
-                <w:w w:val="100"/>
-                <w:sz w:val="18"/>
-                <w:szCs w:val="18"/>
-                <w:lang w:val="ro-RO"/>
-              </w:rPr>
-            </w:pPr>
-            <w:r>
-              <w:rPr>
-                <w:rFonts w:eastAsia="Arial" w:cs="Arial" w:ascii="Arial" w:hAnsi="Arial"/>
-                <w:b w:val="false"/>
-                <w:i w:val="false"/>
-                <w:color w:val="auto"/>
-                <w:spacing w:val="0"/>
-                <w:w w:val="100"/>
-                <w:sz w:val="18"/>
-                <w:szCs w:val="18"/>
-                <w:lang w:val="ro-RO"/>
-              </w:rPr>
-              <w:t>19.</w:t>
-            </w:r>
-          </w:p>
-        </w:tc>
-        <w:tc>
-          <w:tcPr>
-            <w:tcW w:w="1029" w:type="dxa"/>
-            <w:tcBorders>
-              <w:left w:val="single" w:sz="4" w:space="0" w:color="000000"/>
-              <w:bottom w:val="single" w:sz="4" w:space="0" w:color="000000"/>
-            </w:tcBorders>
-            <w:vAlign w:val="center"/>
-          </w:tcPr>
-          <w:p>
-            <w:pPr>
-              <w:pStyle w:val="TableContents"/>
-              <w:keepNext w:val="false"/>
-              <w:widowControl/>
-              <w:spacing w:before="0" w:after="0"/>
-              <w:ind w:hanging="0" w:left="0"/>
-              <w:jc w:val="center"/>
-              <w:rPr>
-                <w:rFonts w:ascii="Arial" w:hAnsi="Arial" w:eastAsia="Arial" w:cs="Arial"/>
-                <w:b w:val="false"/>
-                <w:i w:val="false"/>
-                <w:color w:val="auto"/>
-                <w:spacing w:val="0"/>
-                <w:w w:val="100"/>
-                <w:sz w:val="18"/>
-                <w:szCs w:val="18"/>
-                <w:lang w:val="ro-RO"/>
-              </w:rPr>
-            </w:pPr>
-            <w:r>
-              <w:rPr>
-                <w:rFonts w:eastAsia="Arial" w:cs="Arial" w:ascii="Arial" w:hAnsi="Arial"/>
-                <w:b w:val="false"/>
-                <w:i w:val="false"/>
-                <w:color w:val="auto"/>
-                <w:spacing w:val="0"/>
-                <w:w w:val="100"/>
-                <w:sz w:val="18"/>
-                <w:szCs w:val="18"/>
-                <w:lang w:val="ro-RO"/>
-              </w:rPr>
-              <w:t>XI</w:t>
-            </w:r>
-          </w:p>
-        </w:tc>
-        <w:tc>
-          <w:tcPr>
-            <w:tcW w:w="7672" w:type="dxa"/>
-            <w:tcBorders>
-              <w:left w:val="single" w:sz="4" w:space="0" w:color="000000"/>
-              <w:bottom w:val="single" w:sz="4" w:space="0" w:color="000000"/>
-              <w:right w:val="single" w:sz="4" w:space="0" w:color="000000"/>
-            </w:tcBorders>
-            <w:vAlign w:val="center"/>
-          </w:tcPr>
-          <w:p>
-            <w:pPr>
-              <w:pStyle w:val="TableContents"/>
-              <w:keepNext w:val="false"/>
-              <w:widowControl/>
-              <w:spacing w:before="0" w:after="0"/>
-              <w:ind w:hanging="0" w:left="0"/>
-              <w:jc w:val="left"/>
-              <w:rPr>
-                <w:rFonts w:ascii="Arial" w:hAnsi="Arial" w:eastAsia="Arial" w:cs="Arial"/>
-                <w:b w:val="false"/>
-                <w:i w:val="false"/>
-                <w:color w:val="auto"/>
-                <w:spacing w:val="0"/>
-                <w:w w:val="100"/>
-                <w:sz w:val="18"/>
-                <w:szCs w:val="18"/>
-                <w:lang w:val="ro-RO"/>
-              </w:rPr>
-            </w:pPr>
-            <w:r>
-              <w:rPr>
-                <w:rFonts w:eastAsia="Arial" w:cs="Arial" w:ascii="Arial" w:hAnsi="Arial"/>
-                <w:b w:val="false"/>
-                <w:i w:val="false"/>
-                <w:color w:val="auto"/>
-                <w:spacing w:val="0"/>
-                <w:w w:val="100"/>
-                <w:sz w:val="18"/>
-                <w:szCs w:val="18"/>
-                <w:lang w:val="ro-RO"/>
-              </w:rPr>
-              <w:t>Informații privind întocmirea regulamentului intern</w:t>
-            </w:r>
-          </w:p>
-        </w:tc>
-      </w:tr>
-    </w:tbl>
+    <w:p>
+      <w:pPr>
+        <w:pStyle w:val="Normal"/>
+        <w:widowControl/>
+        <w:spacing w:before="0" w:after="40"/>
+        <w:ind w:left="0" w:hanging="0"/>
+        <w:jc w:val="left"/>
+        <w:rPr>
+          <w:rFonts w:ascii="Arial" w:hAnsi="Arial" w:cs="Arial"/>
+          <w:sz w:val="20"/>
+          <w:szCs w:val="20"/>
+          <w:lang w:val="ro-RO"/>
+        </w:rPr>
+      </w:pPr>
+      <w:r>
+        <w:rPr>
+          <w:rFonts w:eastAsia="Arial" w:cs="Arial" w:ascii="Arial" w:hAnsi="Arial"/>
+          <w:color w:val="auto"/>
+          <w:spacing w:val="0"/>
+          <w:w w:val="100"/>
+          <w:sz w:val="20"/>
+          <w:szCs w:val="20"/>
+          <w:lang w:val="ro-RO"/>
+        </w:rPr>
+        <w:t>Capitolul I. Prevederi generale pentru angajator conform legii 319/ 2006</w:t>
+      </w:r>
+    </w:p>
+    <w:p>
+      <w:pPr>
+        <w:pStyle w:val="Normal"/>
+        <w:widowControl/>
+        <w:spacing w:before="0" w:after="40"/>
+        <w:ind w:left="0" w:hanging="0"/>
+        <w:jc w:val="left"/>
+        <w:rPr>
+          <w:rFonts w:ascii="Arial" w:hAnsi="Arial" w:cs="Arial"/>
+          <w:sz w:val="20"/>
+          <w:szCs w:val="20"/>
+          <w:lang w:val="ro-RO"/>
+        </w:rPr>
+      </w:pPr>
+      <w:r>
+        <w:rPr>
+          <w:rFonts w:eastAsia="Arial" w:cs="Arial" w:ascii="Arial" w:hAnsi="Arial"/>
+          <w:color w:val="auto"/>
+          <w:spacing w:val="0"/>
+          <w:w w:val="100"/>
+          <w:sz w:val="20"/>
+          <w:szCs w:val="20"/>
+          <w:lang w:val="ro-RO"/>
+        </w:rPr>
+        <w:t>Capitolul II. Obligațiile angajatorului în domeniul securității și sănătății în muncă</w:t>
+      </w:r>
+    </w:p>
+    <w:p>
+      <w:pPr>
+        <w:pStyle w:val="Normal"/>
+        <w:widowControl/>
+        <w:spacing w:before="0" w:after="40"/>
+        <w:ind w:left="0" w:hanging="0"/>
+        <w:jc w:val="left"/>
+        <w:rPr>
+          <w:rFonts w:ascii="Arial" w:hAnsi="Arial" w:cs="Arial"/>
+          <w:sz w:val="20"/>
+          <w:szCs w:val="20"/>
+          <w:lang w:val="ro-RO"/>
+        </w:rPr>
+      </w:pPr>
+      <w:r>
+        <w:rPr>
+          <w:rFonts w:eastAsia="Arial" w:cs="Arial" w:ascii="Arial" w:hAnsi="Arial"/>
+          <w:color w:val="auto"/>
+          <w:spacing w:val="0"/>
+          <w:w w:val="100"/>
+          <w:sz w:val="20"/>
+          <w:szCs w:val="20"/>
+          <w:lang w:val="ro-RO"/>
+        </w:rPr>
+        <w:t>Capitolul III. Obligațiile și drepturile angajaților în domeniul securității și sănătății în muncă</w:t>
+      </w:r>
+    </w:p>
+    <w:p>
+      <w:pPr>
+        <w:pStyle w:val="Normal"/>
+        <w:widowControl/>
+        <w:spacing w:before="0" w:after="40"/>
+        <w:ind w:left="0" w:hanging="0"/>
+        <w:jc w:val="left"/>
+        <w:rPr>
+          <w:rFonts w:ascii="Arial" w:hAnsi="Arial" w:cs="Arial"/>
+          <w:sz w:val="20"/>
+          <w:szCs w:val="20"/>
+          <w:lang w:val="ro-RO"/>
+        </w:rPr>
+      </w:pPr>
+      <w:r>
+        <w:rPr>
+          <w:rFonts w:eastAsia="Arial" w:cs="Arial" w:ascii="Arial" w:hAnsi="Arial"/>
+          <w:color w:val="auto"/>
+          <w:spacing w:val="0"/>
+          <w:w w:val="100"/>
+          <w:sz w:val="20"/>
+          <w:szCs w:val="20"/>
+          <w:lang w:val="ro-RO"/>
+        </w:rPr>
+        <w:t>Capitolul IV. Organizarea activităților de prevenire și protecție</w:t>
+      </w:r>
+    </w:p>
+    <w:p>
+      <w:pPr>
+        <w:pStyle w:val="Normal"/>
+        <w:widowControl/>
+        <w:spacing w:before="0" w:after="40"/>
+        <w:ind w:left="360" w:hanging="0"/>
+        <w:jc w:val="left"/>
+        <w:rPr>
+          <w:rFonts w:ascii="Arial" w:hAnsi="Arial" w:cs="Arial"/>
+          <w:sz w:val="20"/>
+          <w:szCs w:val="20"/>
+          <w:lang w:val="ro-RO"/>
+        </w:rPr>
+      </w:pPr>
+      <w:r>
+        <w:rPr>
+          <w:rFonts w:eastAsia="Arial" w:cs="Arial" w:ascii="Arial" w:hAnsi="Arial"/>
+          <w:color w:val="auto"/>
+          <w:spacing w:val="0"/>
+          <w:w w:val="100"/>
+          <w:sz w:val="20"/>
+          <w:szCs w:val="20"/>
+          <w:lang w:val="ro-RO"/>
+        </w:rPr>
+        <w:t>Subcapitolul IV.I. Organizarea activităților de prevenire și protecție pentru întreprinderile cu până la 9 lucrători inclusiv</w:t>
+      </w:r>
+    </w:p>
+    <w:p>
+      <w:pPr>
+        <w:pStyle w:val="Normal"/>
+        <w:widowControl/>
+        <w:spacing w:before="0" w:after="40"/>
+        <w:ind w:left="360" w:hanging="0"/>
+        <w:jc w:val="left"/>
+        <w:rPr>
+          <w:rFonts w:ascii="Arial" w:hAnsi="Arial" w:cs="Arial"/>
+          <w:sz w:val="20"/>
+          <w:szCs w:val="20"/>
+          <w:lang w:val="ro-RO"/>
+        </w:rPr>
+      </w:pPr>
+      <w:r>
+        <w:rPr>
+          <w:rFonts w:eastAsia="Arial" w:cs="Arial" w:ascii="Arial" w:hAnsi="Arial"/>
+          <w:color w:val="auto"/>
+          <w:spacing w:val="0"/>
+          <w:w w:val="100"/>
+          <w:sz w:val="20"/>
+          <w:szCs w:val="20"/>
+          <w:lang w:val="ro-RO"/>
+        </w:rPr>
+        <w:t>Subcapitolul IV.II. Organizarea activităților de prevenire și protecție pentru întreprinderile care au între 10 și 49 de lucrători inclusiv</w:t>
+      </w:r>
+    </w:p>
+    <w:p>
+      <w:pPr>
+        <w:pStyle w:val="Normal"/>
+        <w:widowControl/>
+        <w:spacing w:before="0" w:after="40"/>
+        <w:ind w:left="360" w:hanging="0"/>
+        <w:jc w:val="left"/>
+        <w:rPr>
+          <w:rFonts w:ascii="Arial" w:hAnsi="Arial" w:cs="Arial"/>
+          <w:sz w:val="20"/>
+          <w:szCs w:val="20"/>
+          <w:lang w:val="ro-RO"/>
+        </w:rPr>
+      </w:pPr>
+      <w:r>
+        <w:rPr>
+          <w:rFonts w:eastAsia="Arial" w:cs="Arial" w:ascii="Arial" w:hAnsi="Arial"/>
+          <w:color w:val="auto"/>
+          <w:spacing w:val="0"/>
+          <w:w w:val="100"/>
+          <w:sz w:val="20"/>
+          <w:szCs w:val="20"/>
+          <w:lang w:val="ro-RO"/>
+        </w:rPr>
+        <w:t>Subcapitolul IV.III. Organizarea activităților de prevenire și protecție pentru întreprinderile care au între 50 și 249 de lucrători inclusiv</w:t>
+      </w:r>
+    </w:p>
+    <w:p>
+      <w:pPr>
+        <w:pStyle w:val="Normal"/>
+        <w:widowControl/>
+        <w:spacing w:before="0" w:after="40"/>
+        <w:ind w:left="360" w:hanging="0"/>
+        <w:jc w:val="left"/>
+        <w:rPr>
+          <w:rFonts w:ascii="Arial" w:hAnsi="Arial" w:cs="Arial"/>
+          <w:sz w:val="20"/>
+          <w:szCs w:val="20"/>
+          <w:lang w:val="ro-RO"/>
+        </w:rPr>
+      </w:pPr>
+      <w:r>
+        <w:rPr>
+          <w:rFonts w:eastAsia="Arial" w:cs="Arial" w:ascii="Arial" w:hAnsi="Arial"/>
+          <w:color w:val="auto"/>
+          <w:spacing w:val="0"/>
+          <w:w w:val="100"/>
+          <w:sz w:val="20"/>
+          <w:szCs w:val="20"/>
+          <w:lang w:val="ro-RO"/>
+        </w:rPr>
+        <w:t>Subcapitolul IV.IV. Organizarea activităților de prevenire și protecție în cazul întreprinderilor și/ sau unităților care au peste 250 de lucrători</w:t>
+      </w:r>
+    </w:p>
+    <w:p>
+      <w:pPr>
+        <w:pStyle w:val="Normal"/>
+        <w:widowControl/>
+        <w:spacing w:before="0" w:after="40"/>
+        <w:ind w:left="360" w:hanging="0"/>
+        <w:jc w:val="left"/>
+        <w:rPr>
+          <w:rFonts w:ascii="Arial" w:hAnsi="Arial" w:cs="Arial"/>
+          <w:sz w:val="20"/>
+          <w:szCs w:val="20"/>
+          <w:lang w:val="ro-RO"/>
+        </w:rPr>
+      </w:pPr>
+      <w:r>
+        <w:rPr>
+          <w:rFonts w:eastAsia="Arial" w:cs="Arial" w:ascii="Arial" w:hAnsi="Arial"/>
+          <w:color w:val="auto"/>
+          <w:spacing w:val="0"/>
+          <w:w w:val="100"/>
+          <w:sz w:val="20"/>
+          <w:szCs w:val="20"/>
+          <w:lang w:val="ro-RO"/>
+        </w:rPr>
+        <w:t>Subcapitolul IV.V. Desemnarea lucrătorilor pentru activitățile de prevenire și protecție</w:t>
+      </w:r>
+    </w:p>
+    <w:p>
+      <w:pPr>
+        <w:pStyle w:val="Normal"/>
+        <w:widowControl/>
+        <w:spacing w:before="0" w:after="40"/>
+        <w:ind w:left="360" w:hanging="0"/>
+        <w:jc w:val="left"/>
+        <w:rPr>
+          <w:rFonts w:ascii="Arial" w:hAnsi="Arial" w:cs="Arial"/>
+          <w:sz w:val="20"/>
+          <w:szCs w:val="20"/>
+          <w:lang w:val="ro-RO"/>
+        </w:rPr>
+      </w:pPr>
+      <w:r>
+        <w:rPr>
+          <w:rFonts w:eastAsia="Arial" w:cs="Arial" w:ascii="Arial" w:hAnsi="Arial"/>
+          <w:color w:val="auto"/>
+          <w:spacing w:val="0"/>
+          <w:w w:val="100"/>
+          <w:sz w:val="20"/>
+          <w:szCs w:val="20"/>
+          <w:lang w:val="ro-RO"/>
+        </w:rPr>
+        <w:t>Subcapitolul IV.VI. Lucrătorii desemnați</w:t>
+      </w:r>
+    </w:p>
+    <w:p>
+      <w:pPr>
+        <w:pStyle w:val="Normal"/>
+        <w:widowControl/>
+        <w:spacing w:before="0" w:after="40"/>
+        <w:ind w:left="360" w:hanging="0"/>
+        <w:jc w:val="left"/>
+        <w:rPr>
+          <w:rFonts w:ascii="Arial" w:hAnsi="Arial" w:cs="Arial"/>
+          <w:sz w:val="20"/>
+          <w:szCs w:val="20"/>
+          <w:lang w:val="ro-RO"/>
+        </w:rPr>
+      </w:pPr>
+      <w:r>
+        <w:rPr>
+          <w:rFonts w:eastAsia="Arial" w:cs="Arial" w:ascii="Arial" w:hAnsi="Arial"/>
+          <w:color w:val="auto"/>
+          <w:spacing w:val="0"/>
+          <w:w w:val="100"/>
+          <w:sz w:val="20"/>
+          <w:szCs w:val="20"/>
+          <w:lang w:val="ro-RO"/>
+        </w:rPr>
+        <w:t>Subcapitolul IV.VII. Servicii externe de prevenire și protecție</w:t>
+      </w:r>
+    </w:p>
+    <w:p>
+      <w:pPr>
+        <w:pStyle w:val="Normal"/>
+        <w:widowControl/>
+        <w:spacing w:before="0" w:after="40"/>
+        <w:ind w:left="360" w:hanging="0"/>
+        <w:jc w:val="left"/>
+        <w:rPr>
+          <w:rFonts w:ascii="Arial" w:hAnsi="Arial" w:cs="Arial"/>
+          <w:sz w:val="20"/>
+          <w:szCs w:val="20"/>
+          <w:lang w:val="ro-RO"/>
+        </w:rPr>
+      </w:pPr>
+      <w:r>
+        <w:rPr>
+          <w:rFonts w:eastAsia="Arial" w:cs="Arial" w:ascii="Arial" w:hAnsi="Arial"/>
+          <w:color w:val="auto"/>
+          <w:spacing w:val="0"/>
+          <w:w w:val="100"/>
+          <w:sz w:val="20"/>
+          <w:szCs w:val="20"/>
+          <w:lang w:val="ro-RO"/>
+        </w:rPr>
+        <w:t>Subcapitolul IV.VIII. Reprezentanții lucrătorilor cu răspunderi specifice</w:t>
+      </w:r>
+    </w:p>
+    <w:p>
+      <w:pPr>
+        <w:pStyle w:val="Normal"/>
+        <w:widowControl/>
+        <w:spacing w:before="0" w:after="40"/>
+        <w:ind w:left="0" w:hanging="0"/>
+        <w:jc w:val="left"/>
+        <w:rPr>
+          <w:rFonts w:ascii="Arial" w:hAnsi="Arial" w:cs="Arial"/>
+          <w:sz w:val="20"/>
+          <w:szCs w:val="20"/>
+          <w:lang w:val="ro-RO"/>
+        </w:rPr>
+      </w:pPr>
+      <w:r>
+        <w:rPr>
+          <w:rFonts w:eastAsia="Arial" w:cs="Arial" w:ascii="Arial" w:hAnsi="Arial"/>
+          <w:color w:val="auto"/>
+          <w:spacing w:val="0"/>
+          <w:w w:val="100"/>
+          <w:sz w:val="20"/>
+          <w:szCs w:val="20"/>
+          <w:lang w:val="ro-RO"/>
+        </w:rPr>
+        <w:t>Capitolul V. Informații privind instruirea lucrătorilor în domeniul securității și sănătății în muncă</w:t>
+      </w:r>
+    </w:p>
+    <w:p>
+      <w:pPr>
+        <w:pStyle w:val="Normal"/>
+        <w:widowControl/>
+        <w:spacing w:before="0" w:after="40"/>
+        <w:ind w:left="0" w:hanging="0"/>
+        <w:jc w:val="left"/>
+        <w:rPr>
+          <w:rFonts w:ascii="Arial" w:hAnsi="Arial" w:cs="Arial"/>
+          <w:sz w:val="20"/>
+          <w:szCs w:val="20"/>
+          <w:lang w:val="ro-RO"/>
+        </w:rPr>
+      </w:pPr>
+      <w:r>
+        <w:rPr>
+          <w:rFonts w:eastAsia="Arial" w:cs="Arial" w:ascii="Arial" w:hAnsi="Arial"/>
+          <w:color w:val="auto"/>
+          <w:spacing w:val="0"/>
+          <w:w w:val="100"/>
+          <w:sz w:val="20"/>
+          <w:szCs w:val="20"/>
+          <w:lang w:val="ro-RO"/>
+        </w:rPr>
+        <w:t>Capitolul VI. Informații cu privire la comitetul de securitate și sănătate în muncă</w:t>
+      </w:r>
+    </w:p>
+    <w:p>
+      <w:pPr>
+        <w:pStyle w:val="Normal"/>
+        <w:widowControl/>
+        <w:spacing w:before="0" w:after="40"/>
+        <w:ind w:left="0" w:hanging="0"/>
+        <w:jc w:val="left"/>
+        <w:rPr>
+          <w:rFonts w:ascii="Arial" w:hAnsi="Arial" w:cs="Arial"/>
+          <w:sz w:val="20"/>
+          <w:szCs w:val="20"/>
+          <w:lang w:val="ro-RO"/>
+        </w:rPr>
+      </w:pPr>
+      <w:r>
+        <w:rPr>
+          <w:rFonts w:eastAsia="Arial" w:cs="Arial" w:ascii="Arial" w:hAnsi="Arial"/>
+          <w:color w:val="auto"/>
+          <w:spacing w:val="0"/>
+          <w:w w:val="100"/>
+          <w:sz w:val="20"/>
+          <w:szCs w:val="20"/>
+          <w:lang w:val="ro-RO"/>
+        </w:rPr>
+        <w:t>Capitolul VII. Comunicarea, cercetarea, înregistrarea și raportarea evenimentelor, accidente de muncă și boli profesionale</w:t>
+      </w:r>
+    </w:p>
+    <w:p>
+      <w:pPr>
+        <w:pStyle w:val="Normal"/>
+        <w:widowControl/>
+        <w:spacing w:before="0" w:after="40"/>
+        <w:ind w:left="0" w:hanging="0"/>
+        <w:jc w:val="left"/>
+        <w:rPr>
+          <w:rFonts w:ascii="Arial" w:hAnsi="Arial" w:cs="Arial"/>
+          <w:sz w:val="20"/>
+          <w:szCs w:val="20"/>
+          <w:lang w:val="ro-RO"/>
+        </w:rPr>
+      </w:pPr>
+      <w:r>
+        <w:rPr>
+          <w:rFonts w:eastAsia="Arial" w:cs="Arial" w:ascii="Arial" w:hAnsi="Arial"/>
+          <w:color w:val="auto"/>
+          <w:spacing w:val="0"/>
+          <w:w w:val="100"/>
+          <w:sz w:val="20"/>
+          <w:szCs w:val="20"/>
+          <w:lang w:val="ro-RO"/>
+        </w:rPr>
+        <w:t>Capitolul VIII. Evaluarea riscurilor de accidentare și/ sau îmbolnăvire profesională</w:t>
+      </w:r>
+    </w:p>
+    <w:p>
+      <w:pPr>
+        <w:pStyle w:val="Normal"/>
+        <w:widowControl/>
+        <w:spacing w:before="0" w:after="40"/>
+        <w:ind w:left="0" w:hanging="0"/>
+        <w:jc w:val="left"/>
+        <w:rPr>
+          <w:rFonts w:ascii="Arial" w:hAnsi="Arial" w:cs="Arial"/>
+          <w:sz w:val="20"/>
+          <w:szCs w:val="20"/>
+          <w:lang w:val="ro-RO"/>
+        </w:rPr>
+      </w:pPr>
+      <w:r>
+        <w:rPr>
+          <w:rFonts w:eastAsia="Arial" w:cs="Arial" w:ascii="Arial" w:hAnsi="Arial"/>
+          <w:color w:val="auto"/>
+          <w:spacing w:val="0"/>
+          <w:w w:val="100"/>
+          <w:sz w:val="20"/>
+          <w:szCs w:val="20"/>
+          <w:lang w:val="ro-RO"/>
+        </w:rPr>
+        <w:t>Capitolul IX. Informații privind necesarul, întocmirea și implementarea necesarului de documentații cu caracter tehnic de informare și instruire a lucrătorilor în domeniul securității și sănătății în muncă</w:t>
+      </w:r>
+    </w:p>
+    <w:p>
+      <w:pPr>
+        <w:pStyle w:val="Normal"/>
+        <w:widowControl/>
+        <w:spacing w:before="0" w:after="40"/>
+        <w:ind w:left="0" w:hanging="0"/>
+        <w:jc w:val="left"/>
+        <w:rPr>
+          <w:rFonts w:ascii="Arial" w:hAnsi="Arial" w:cs="Arial"/>
+          <w:sz w:val="20"/>
+          <w:szCs w:val="20"/>
+          <w:lang w:val="ro-RO"/>
+        </w:rPr>
+      </w:pPr>
+      <w:r>
+        <w:rPr>
+          <w:rFonts w:eastAsia="Arial" w:cs="Arial" w:ascii="Arial" w:hAnsi="Arial"/>
+          <w:color w:val="auto"/>
+          <w:spacing w:val="0"/>
+          <w:w w:val="100"/>
+          <w:sz w:val="20"/>
+          <w:szCs w:val="20"/>
+          <w:lang w:val="ro-RO"/>
+        </w:rPr>
+        <w:t>Capitolul X. Informații privind întocmirea fișei postului</w:t>
+      </w:r>
+    </w:p>
+    <w:p>
+      <w:pPr>
+        <w:pStyle w:val="Normal"/>
+        <w:widowControl/>
+        <w:spacing w:before="0" w:after="40"/>
+        <w:ind w:left="0" w:hanging="0"/>
+        <w:jc w:val="left"/>
+        <w:rPr>
+          <w:rFonts w:ascii="Arial" w:hAnsi="Arial" w:cs="Arial"/>
+          <w:sz w:val="20"/>
+          <w:szCs w:val="20"/>
+          <w:lang w:val="ro-RO"/>
+        </w:rPr>
+      </w:pPr>
+      <w:r>
+        <w:rPr>
+          <w:rFonts w:eastAsia="Arial" w:cs="Arial" w:ascii="Arial" w:hAnsi="Arial"/>
+          <w:color w:val="auto"/>
+          <w:spacing w:val="0"/>
+          <w:w w:val="100"/>
+          <w:sz w:val="20"/>
+          <w:szCs w:val="20"/>
+          <w:lang w:val="ro-RO"/>
+        </w:rPr>
+        <w:t>Capitolul XI. Informații privind întocmirea regulamentului intern</w:t>
+      </w:r>
+    </w:p>
     <w:p>
       <w:pPr>
         <w:pStyle w:val="Normal"/>
@@ -6009,7 +1706,7 @@
           <w:szCs w:val="20"/>
           <w:lang w:val="ro-RO"/>
         </w:rPr>
-        <w:t>(Legea 319/ 2006, Art. 7, alin. 3) Angajatorul are obligația să implementeze măsurile prevăzute de legea 319/ 2007 pe baza următoarelor principii generale de prevenire:</w:t>
+        <w:t>(Legea 319/ 2006, Art. 7, alin. 3) Angajatorul are obligația să implementeze măsurile prevăzute de legea 319/ 2006 pe baza următoarelor principii generale de prevenire:</w:t>
       </w:r>
     </w:p>
     <w:p>
@@ -7600,7 +3297,7 @@
           <w:szCs w:val="20"/>
           <w:lang w:val="ro-RO"/>
         </w:rPr>
-        <w:t>să nu impună lucrătorilor reluarea lucrului în situația în care încă există un pericol grav și iminent, în afară cazurilor excepționale și pentru motive justificate.</w:t>
+        <w:t>să nu impună lucrătorilor reluarea lucrului în situația în care încă există un pericol grav și iminent, în afara cazurilor excepționale și pentru motive justificate.</w:t>
       </w:r>
     </w:p>
     <w:p>
@@ -8128,7 +3825,7 @@
           <w:szCs w:val="20"/>
           <w:lang w:val="ro-RO"/>
         </w:rPr>
-        <w:t>să asigure și să controleze cunoașterea și aplicarea de către toți lucrătorii a măsurilor prevăzute în planul de prevenire și de protecție stabilit, precum și a prevederilor legale în domeniul securității și sănătății în muncă, prin lucrătorii desemnați, prin propria competența sau prin servicii externe;</w:t>
+        <w:t>să asigure și să controleze cunoașterea și aplicarea de către toți lucrătorii a măsurilor prevăzute în planul de prevenire și de protecție stabilit, precum și a prevederilor legale în domeniul securității și sănătății în muncă, prin lucrătorii desemnați, prin propria competență sau prin servicii externe;</w:t>
       </w:r>
     </w:p>
     <w:p>
@@ -10121,7 +5818,7 @@
           <w:szCs w:val="20"/>
           <w:lang w:val="ro-RO"/>
         </w:rPr>
-        <w:t>Capitolul. III. Obligațiile și drepturile angajaților</w:t>
+        <w:t>Capitolul III. Obligațiile și drepturile angajaților</w:t>
       </w:r>
       <w:r>
         <w:rPr>
@@ -10468,7 +6165,7 @@
           <w:szCs w:val="20"/>
           <w:lang w:val="ro-RO"/>
         </w:rPr>
-        <w:t>să coopereze, atât timp cât este necesar, cu angajatorul și/ sau cu lucrătorii desemnați, pentru a permite angajatorului să se asigure ca mediul de muncă și condițiile de lucru sunt sigure și fără riscuri pentru securitate și sănătate, în domeniul sau de activitate;</w:t>
+        <w:t>să coopereze, atât timp cât este necesar, cu angajatorul și/ sau cu lucrătorii desemnați, pentru a permite angajatorului să se asigure ca mediul de muncă și condițiile de lucru sunt sigure și fără riscuri pentru securitate și sănătate, în domeniul său de activitate;</w:t>
       </w:r>
     </w:p>
     <w:p>
@@ -12108,7 +7805,7 @@
           <w:szCs w:val="20"/>
           <w:lang w:val="ro-RO"/>
         </w:rPr>
-        <w:t xml:space="preserve">Subcapitolul IV.V. Organizarea activităților de prevenire și protecție </w:t>
+        <w:t xml:space="preserve">Subcapitolul IV.V. Desemnarea lucrătorilor pentru activitățile de prevenire și protecție</w:t>
       </w:r>
       <w:r>
         <w:rPr>
@@ -12123,7 +7820,7 @@
           <w:szCs w:val="20"/>
           <w:lang w:val="ro-RO"/>
         </w:rPr>
-        <w:t>în cazul întreprinderilor și/ sau unităților care au peste 250 de lucrători</w:t>
+        <w:t/>
       </w:r>
     </w:p>
     <w:p>
@@ -13211,7 +8908,7 @@
           <w:szCs w:val="20"/>
           <w:lang w:val="ro-RO"/>
         </w:rPr>
-        <w:t>2 reprezentanți, în cazul întreprinderilor și/sau unităților care au sub 50 și 100 de lucrători inclusiv;</w:t>
+        <w:t>2 reprezentanți, în cazul întreprinderilor și/sau unităților care au între 50 și 100 de lucrători inclusiv;</w:t>
       </w:r>
     </w:p>
     <w:p>
@@ -13663,7 +9360,7 @@
           <w:szCs w:val="20"/>
           <w:lang w:val="ro-RO"/>
         </w:rPr>
-        <w:t>Angajatorul va asigura toate condițiile pentru ca fiecare lucrător să primească o instruire suficiența și adecvată în domeniul securității și sănătății în muncă, în special sub forma de informații și instrucțiuni de lucru, specifice locului de muncă și postului sau:</w:t>
+        <w:t>Angajatorul va asigura toate condițiile pentru ca fiecare lucrător să primească o instruire suficiența și adecvată în domeniul securității și sănătății în muncă, în special sub forma de informații și instrucțiuni de lucru, specifice locului de muncă și postului său:</w:t>
       </w:r>
     </w:p>
     <w:p>
@@ -14103,7 +9800,7 @@
           <w:szCs w:val="20"/>
           <w:lang w:val="ro-RO"/>
         </w:rPr>
-        <w:t xml:space="preserve"> Instruirea lucrătorilor în domeniul securității și sănătății în muncă se va efectua în timpul programului de lucru, fie în interiorul, fie în afară întreprinderii și/ sau unității.</w:t>
+        <w:t xml:space="preserve"> Instruirea lucrătorilor în domeniul securității și sănătății în muncă se va efectua în timpul programului de lucru, fie în interiorul, fie în afara întreprinderii și/ sau unității.</w:t>
       </w:r>
     </w:p>
     <w:p>
@@ -15260,208 +10957,125 @@
     </w:p>
     <w:p>
       <w:pPr>
-        <w:pStyle w:val="Heading1"/>
-        <w:keepNext w:val="false"/>
-        <w:widowControl/>
-        <w:numPr>
-          <w:ilvl w:val="0"/>
-          <w:numId w:val="1"/>
-        </w:numPr>
-        <w:spacing w:before="0" w:after="40"/>
-        <w:ind w:hanging="360" w:left="720"/>
-        <w:jc w:val="left"/>
+        <w:pStyle w:val="Normal"/>
+        <w:widowControl/>
+        <w:numPr>
+          <w:ilvl w:val="2"/>
+          <w:numId w:val="9"/>
+        </w:numPr>
+        <w:spacing w:before="0" w:after="40"/>
+        <w:jc w:val="left"/>
+        <w:rPr>
+          <w:rFonts w:ascii="Arial" w:hAnsi="Arial" w:cs="Arial"/>
+          <w:sz w:val="18"/>
+          <w:szCs w:val="18"/>
+          <w:lang w:val="it-IT"/>
+        </w:rPr>
+      </w:pPr>
+      <w:r>
         <w:rPr>
           <w:rStyle w:val="slitbdy"/>
-          <w:b/>
-          <w:sz w:val="18"/>
-          <w:szCs w:val="18"/>
-          <w:shd w:fill="FFFFFF" w:val="clear"/>
+          <w:rFonts w:eastAsia="Arial" w:cs="Arial" w:ascii="Arial" w:hAnsi="Arial"/>
+          <w:color w:val="auto"/>
+          <w:spacing w:val="0"/>
+          <w:w w:val="100"/>
+          <w:sz w:val="20"/>
+          <w:szCs w:val="20"/>
+          <w:lang w:val="ro-RO"/>
+        </w:rPr>
+        <w:t>conducătorul locului de muncă respectiv; sau</w:t>
+      </w:r>
+    </w:p>
+    <w:p>
+      <w:pPr>
+        <w:pStyle w:val="Normal"/>
+        <w:widowControl/>
+        <w:numPr>
+          <w:ilvl w:val="2"/>
+          <w:numId w:val="9"/>
+        </w:numPr>
+        <w:spacing w:before="0" w:after="40"/>
+        <w:jc w:val="left"/>
+        <w:rPr>
+          <w:rFonts w:ascii="Arial" w:hAnsi="Arial" w:cs="Arial"/>
+          <w:sz w:val="18"/>
+          <w:szCs w:val="18"/>
+          <w:lang w:val="it-IT"/>
         </w:rPr>
       </w:pPr>
       <w:r>
         <w:rPr>
           <w:rStyle w:val="slitbdy"/>
           <w:rFonts w:eastAsia="Arial" w:cs="Arial" w:ascii="Arial" w:hAnsi="Arial"/>
-          <w:b/>
-          <w:color w:val="auto"/>
-          <w:spacing w:val="0"/>
-          <w:w w:val="100"/>
-          <w:sz w:val="20"/>
-          <w:szCs w:val="20"/>
-          <w:shd w:fill="FFFFFF" w:val="clear"/>
-          <w:lang w:val="ro-RO"/>
-        </w:rPr>
-        <w:t>a)</w:t>
-      </w:r>
+          <w:color w:val="auto"/>
+          <w:spacing w:val="0"/>
+          <w:w w:val="100"/>
+          <w:sz w:val="20"/>
+          <w:szCs w:val="20"/>
+          <w:lang w:val="ro-RO"/>
+        </w:rPr>
+        <w:t>lucrătorul desemnat; sau</w:t>
+      </w:r>
+    </w:p>
+    <w:p>
+      <w:pPr>
+        <w:pStyle w:val="Normal"/>
+        <w:widowControl/>
+        <w:numPr>
+          <w:ilvl w:val="2"/>
+          <w:numId w:val="9"/>
+        </w:numPr>
+        <w:spacing w:before="0" w:after="40"/>
+        <w:jc w:val="left"/>
+        <w:rPr>
+          <w:rFonts w:ascii="Arial" w:hAnsi="Arial" w:cs="Arial"/>
+          <w:sz w:val="18"/>
+          <w:szCs w:val="18"/>
+          <w:lang w:val="it-IT"/>
+        </w:rPr>
+      </w:pPr>
       <w:r>
         <w:rPr>
           <w:rStyle w:val="slitbdy"/>
           <w:rFonts w:eastAsia="Arial" w:cs="Arial" w:ascii="Arial" w:hAnsi="Arial"/>
-          <w:b/>
-          <w:color w:val="auto"/>
-          <w:spacing w:val="0"/>
-          <w:w w:val="100"/>
-          <w:sz w:val="20"/>
-          <w:szCs w:val="20"/>
-          <w:shd w:fill="FFFFFF" w:val="clear"/>
-          <w:lang w:val="ro-RO"/>
-        </w:rPr>
-        <w:tab/>
-        <w:t>conducătorul locului de muncă respectiv; sau</w:t>
-      </w:r>
-    </w:p>
-    <w:p>
-      <w:pPr>
-        <w:pStyle w:val="Heading1"/>
-        <w:keepNext w:val="false"/>
-        <w:widowControl/>
-        <w:numPr>
-          <w:ilvl w:val="0"/>
-          <w:numId w:val="1"/>
-        </w:numPr>
-        <w:spacing w:before="0" w:after="40"/>
-        <w:ind w:hanging="360" w:left="720"/>
-        <w:jc w:val="left"/>
+          <w:color w:val="auto"/>
+          <w:spacing w:val="0"/>
+          <w:w w:val="100"/>
+          <w:sz w:val="20"/>
+          <w:szCs w:val="20"/>
+          <w:lang w:val="ro-RO"/>
+        </w:rPr>
+        <w:t>serviciul intern de prevenire și protecție; sau</w:t>
+      </w:r>
+    </w:p>
+    <w:p>
+      <w:pPr>
+        <w:pStyle w:val="Normal"/>
+        <w:widowControl/>
+        <w:numPr>
+          <w:ilvl w:val="2"/>
+          <w:numId w:val="9"/>
+        </w:numPr>
+        <w:spacing w:before="0" w:after="40"/>
+        <w:jc w:val="left"/>
+        <w:rPr>
+          <w:rFonts w:ascii="Arial" w:hAnsi="Arial" w:cs="Arial"/>
+          <w:sz w:val="18"/>
+          <w:szCs w:val="18"/>
+          <w:lang w:val="it-IT"/>
+        </w:rPr>
+      </w:pPr>
+      <w:r>
         <w:rPr>
           <w:rStyle w:val="slitbdy"/>
-          <w:b/>
-          <w:sz w:val="18"/>
-          <w:szCs w:val="18"/>
-          <w:shd w:fill="FFFFFF" w:val="clear"/>
-        </w:rPr>
-      </w:pPr>
-      <w:r>
-        <w:rPr>
-          <w:rStyle w:val="slitbdy"/>
-          <w:rFonts w:eastAsia="Arial" w:cs="Arial" w:ascii="Arial" w:hAnsi="Arial"/>
-          <w:b/>
-          <w:color w:val="auto"/>
-          <w:spacing w:val="0"/>
-          <w:w w:val="100"/>
-          <w:sz w:val="20"/>
-          <w:szCs w:val="20"/>
-          <w:shd w:fill="FFFFFF" w:val="clear"/>
-          <w:lang w:val="ro-RO"/>
-        </w:rPr>
-        <w:t>b)</w:t>
-      </w:r>
-      <w:r>
-        <w:rPr>
-          <w:rStyle w:val="slitbdy"/>
-          <w:rFonts w:eastAsia="Arial" w:cs="Arial" w:ascii="Arial" w:hAnsi="Arial"/>
-          <w:b/>
-          <w:color w:val="auto"/>
-          <w:spacing w:val="0"/>
-          <w:w w:val="100"/>
-          <w:sz w:val="20"/>
-          <w:szCs w:val="20"/>
-          <w:shd w:fill="FFFFFF" w:val="clear"/>
-          <w:lang w:val="ro-RO"/>
-        </w:rPr>
-        <w:tab/>
-        <w:t>lucrătorul desemnat; sau</w:t>
-      </w:r>
-    </w:p>
-    <w:p>
-      <w:pPr>
-        <w:pStyle w:val="Heading1"/>
-        <w:keepNext w:val="false"/>
-        <w:widowControl/>
-        <w:numPr>
-          <w:ilvl w:val="0"/>
-          <w:numId w:val="1"/>
-        </w:numPr>
-        <w:spacing w:before="0" w:after="40"/>
-        <w:ind w:hanging="360" w:left="720"/>
-        <w:jc w:val="left"/>
-        <w:rPr>
-          <w:rStyle w:val="slitbdy"/>
-          <w:b/>
-          <w:sz w:val="18"/>
-          <w:szCs w:val="18"/>
-          <w:shd w:fill="FFFFFF" w:val="clear"/>
-        </w:rPr>
-      </w:pPr>
-      <w:r>
-        <w:rPr>
-          <w:rStyle w:val="slitbdy"/>
-          <w:rFonts w:eastAsia="Arial" w:cs="Arial" w:ascii="Arial" w:hAnsi="Arial"/>
-          <w:b/>
-          <w:color w:val="auto"/>
-          <w:spacing w:val="0"/>
-          <w:w w:val="100"/>
-          <w:sz w:val="20"/>
-          <w:szCs w:val="20"/>
-          <w:shd w:fill="FFFFFF" w:val="clear"/>
-          <w:lang w:val="ro-RO"/>
-        </w:rPr>
-        <w:t>c)</w:t>
-      </w:r>
-      <w:r>
-        <w:rPr>
-          <w:rStyle w:val="slitbdy"/>
-          <w:rFonts w:eastAsia="Arial" w:cs="Arial" w:ascii="Arial" w:hAnsi="Arial"/>
-          <w:b/>
-          <w:color w:val="auto"/>
-          <w:spacing w:val="0"/>
-          <w:w w:val="100"/>
-          <w:sz w:val="20"/>
-          <w:szCs w:val="20"/>
-          <w:shd w:fill="FFFFFF" w:val="clear"/>
-          <w:lang w:val="ro-RO"/>
-        </w:rPr>
-        <w:tab/>
-        <w:t>serviciul intern de prevenire și protecție; sau</w:t>
-      </w:r>
-    </w:p>
-    <w:p>
-      <w:pPr>
-        <w:pStyle w:val="Heading1"/>
-        <w:keepNext w:val="false"/>
-        <w:widowControl/>
-        <w:numPr>
-          <w:ilvl w:val="0"/>
-          <w:numId w:val="1"/>
-        </w:numPr>
-        <w:spacing w:before="0" w:after="120"/>
-        <w:ind w:hanging="360" w:left="720"/>
-        <w:jc w:val="left"/>
-        <w:rPr>
-          <w:b w:val="false"/>
-          <w:sz w:val="18"/>
-          <w:szCs w:val="18"/>
-          <w:lang w:val="ro-RO"/>
-        </w:rPr>
-      </w:pPr>
-      <w:r>
-        <w:rPr>
-          <w:rStyle w:val="slitbdy"/>
-          <w:rFonts w:eastAsia="Arial" w:cs="Arial" w:ascii="Arial" w:hAnsi="Arial"/>
-          <w:b/>
-          <w:color w:val="auto"/>
-          <w:spacing w:val="0"/>
-          <w:w w:val="100"/>
-          <w:sz w:val="20"/>
-          <w:szCs w:val="20"/>
-          <w:shd w:fill="FFFFFF" w:val="clear"/>
-          <w:lang w:val="ro-RO"/>
-        </w:rPr>
-        <w:t>d)</w:t>
-      </w:r>
-      <w:r>
-        <w:rPr>
-          <w:rStyle w:val="slitbdy"/>
-          <w:rFonts w:eastAsia="Arial" w:cs="Arial" w:ascii="Arial" w:hAnsi="Arial"/>
-          <w:b/>
-          <w:color w:val="auto"/>
-          <w:spacing w:val="0"/>
-          <w:w w:val="100"/>
-          <w:sz w:val="20"/>
-          <w:szCs w:val="20"/>
-          <w:shd w:fill="FFFFFF" w:val="clear"/>
-          <w:lang w:val="ro-RO"/>
-        </w:rPr>
-        <w:tab/>
+          <w:rFonts w:eastAsia="Arial" w:cs="Arial" w:ascii="Arial" w:hAnsi="Arial"/>
+          <w:color w:val="auto"/>
+          <w:spacing w:val="0"/>
+          <w:w w:val="100"/>
+          <w:sz w:val="20"/>
+          <w:szCs w:val="20"/>
+          <w:lang w:val="ro-RO"/>
+        </w:rPr>
         <w:t>serviciul extern de prevenire și protecție.</w:t>
       </w:r>
     </w:p>
@@ -16101,208 +11715,125 @@
     </w:p>
     <w:p>
       <w:pPr>
-        <w:pStyle w:val="Heading1"/>
-        <w:keepNext w:val="false"/>
-        <w:widowControl/>
-        <w:numPr>
-          <w:ilvl w:val="0"/>
-          <w:numId w:val="1"/>
-        </w:numPr>
-        <w:spacing w:before="0" w:after="40"/>
-        <w:ind w:hanging="360" w:left="720"/>
-        <w:jc w:val="left"/>
+        <w:pStyle w:val="Normal"/>
+        <w:widowControl/>
+        <w:numPr>
+          <w:ilvl w:val="2"/>
+          <w:numId w:val="9"/>
+        </w:numPr>
+        <w:spacing w:before="0" w:after="40"/>
+        <w:jc w:val="left"/>
+        <w:rPr>
+          <w:rFonts w:ascii="Arial" w:hAnsi="Arial" w:cs="Arial"/>
+          <w:sz w:val="18"/>
+          <w:szCs w:val="18"/>
+          <w:lang w:val="it-IT"/>
+        </w:rPr>
+      </w:pPr>
+      <w:r>
         <w:rPr>
           <w:rStyle w:val="slitbdy"/>
-          <w:b/>
-          <w:sz w:val="18"/>
-          <w:szCs w:val="18"/>
-          <w:shd w:fill="FFFFFF" w:val="clear"/>
+          <w:rFonts w:eastAsia="Arial" w:cs="Arial" w:ascii="Arial" w:hAnsi="Arial"/>
+          <w:color w:val="auto"/>
+          <w:spacing w:val="0"/>
+          <w:w w:val="100"/>
+          <w:sz w:val="20"/>
+          <w:szCs w:val="20"/>
+          <w:lang w:val="ro-RO"/>
+        </w:rPr>
+        <w:t>conducătorul locului de muncă respectiv; sau</w:t>
+      </w:r>
+    </w:p>
+    <w:p>
+      <w:pPr>
+        <w:pStyle w:val="Normal"/>
+        <w:widowControl/>
+        <w:numPr>
+          <w:ilvl w:val="2"/>
+          <w:numId w:val="9"/>
+        </w:numPr>
+        <w:spacing w:before="0" w:after="40"/>
+        <w:jc w:val="left"/>
+        <w:rPr>
+          <w:rFonts w:ascii="Arial" w:hAnsi="Arial" w:cs="Arial"/>
+          <w:sz w:val="18"/>
+          <w:szCs w:val="18"/>
+          <w:lang w:val="it-IT"/>
         </w:rPr>
       </w:pPr>
       <w:r>
         <w:rPr>
           <w:rStyle w:val="slitbdy"/>
           <w:rFonts w:eastAsia="Arial" w:cs="Arial" w:ascii="Arial" w:hAnsi="Arial"/>
-          <w:b/>
-          <w:color w:val="auto"/>
-          <w:spacing w:val="0"/>
-          <w:w w:val="100"/>
-          <w:sz w:val="20"/>
-          <w:szCs w:val="20"/>
-          <w:shd w:fill="FFFFFF" w:val="clear"/>
-          <w:lang w:val="ro-RO"/>
-        </w:rPr>
-        <w:t>a)</w:t>
-      </w:r>
+          <w:color w:val="auto"/>
+          <w:spacing w:val="0"/>
+          <w:w w:val="100"/>
+          <w:sz w:val="20"/>
+          <w:szCs w:val="20"/>
+          <w:lang w:val="ro-RO"/>
+        </w:rPr>
+        <w:t>lucrătorul desemnat; sau</w:t>
+      </w:r>
+    </w:p>
+    <w:p>
+      <w:pPr>
+        <w:pStyle w:val="Normal"/>
+        <w:widowControl/>
+        <w:numPr>
+          <w:ilvl w:val="2"/>
+          <w:numId w:val="9"/>
+        </w:numPr>
+        <w:spacing w:before="0" w:after="40"/>
+        <w:jc w:val="left"/>
+        <w:rPr>
+          <w:rFonts w:ascii="Arial" w:hAnsi="Arial" w:cs="Arial"/>
+          <w:sz w:val="18"/>
+          <w:szCs w:val="18"/>
+          <w:lang w:val="it-IT"/>
+        </w:rPr>
+      </w:pPr>
       <w:r>
         <w:rPr>
           <w:rStyle w:val="slitbdy"/>
           <w:rFonts w:eastAsia="Arial" w:cs="Arial" w:ascii="Arial" w:hAnsi="Arial"/>
-          <w:b/>
-          <w:color w:val="auto"/>
-          <w:spacing w:val="0"/>
-          <w:w w:val="100"/>
-          <w:sz w:val="20"/>
-          <w:szCs w:val="20"/>
-          <w:shd w:fill="FFFFFF" w:val="clear"/>
-          <w:lang w:val="ro-RO"/>
-        </w:rPr>
-        <w:tab/>
-        <w:t>conducătorul locului de muncă respectiv; sau</w:t>
-      </w:r>
-    </w:p>
-    <w:p>
-      <w:pPr>
-        <w:pStyle w:val="Heading1"/>
-        <w:keepNext w:val="false"/>
-        <w:widowControl/>
-        <w:numPr>
-          <w:ilvl w:val="0"/>
-          <w:numId w:val="1"/>
-        </w:numPr>
-        <w:spacing w:before="0" w:after="40"/>
-        <w:ind w:hanging="360" w:left="720"/>
-        <w:jc w:val="left"/>
+          <w:color w:val="auto"/>
+          <w:spacing w:val="0"/>
+          <w:w w:val="100"/>
+          <w:sz w:val="20"/>
+          <w:szCs w:val="20"/>
+          <w:lang w:val="ro-RO"/>
+        </w:rPr>
+        <w:t>serviciul intern de prevenire și protecție; sau</w:t>
+      </w:r>
+    </w:p>
+    <w:p>
+      <w:pPr>
+        <w:pStyle w:val="Normal"/>
+        <w:widowControl/>
+        <w:numPr>
+          <w:ilvl w:val="2"/>
+          <w:numId w:val="9"/>
+        </w:numPr>
+        <w:spacing w:before="0" w:after="40"/>
+        <w:jc w:val="left"/>
+        <w:rPr>
+          <w:rFonts w:ascii="Arial" w:hAnsi="Arial" w:cs="Arial"/>
+          <w:sz w:val="18"/>
+          <w:szCs w:val="18"/>
+          <w:lang w:val="it-IT"/>
+        </w:rPr>
+      </w:pPr>
+      <w:r>
         <w:rPr>
           <w:rStyle w:val="slitbdy"/>
-          <w:b/>
-          <w:sz w:val="18"/>
-          <w:szCs w:val="18"/>
-          <w:shd w:fill="FFFFFF" w:val="clear"/>
-        </w:rPr>
-      </w:pPr>
-      <w:r>
-        <w:rPr>
-          <w:rStyle w:val="slitbdy"/>
-          <w:rFonts w:eastAsia="Arial" w:cs="Arial" w:ascii="Arial" w:hAnsi="Arial"/>
-          <w:b/>
-          <w:color w:val="auto"/>
-          <w:spacing w:val="0"/>
-          <w:w w:val="100"/>
-          <w:sz w:val="20"/>
-          <w:szCs w:val="20"/>
-          <w:shd w:fill="FFFFFF" w:val="clear"/>
-          <w:lang w:val="ro-RO"/>
-        </w:rPr>
-        <w:t>b)</w:t>
-      </w:r>
-      <w:r>
-        <w:rPr>
-          <w:rStyle w:val="slitbdy"/>
-          <w:rFonts w:eastAsia="Arial" w:cs="Arial" w:ascii="Arial" w:hAnsi="Arial"/>
-          <w:b/>
-          <w:color w:val="auto"/>
-          <w:spacing w:val="0"/>
-          <w:w w:val="100"/>
-          <w:sz w:val="20"/>
-          <w:szCs w:val="20"/>
-          <w:shd w:fill="FFFFFF" w:val="clear"/>
-          <w:lang w:val="ro-RO"/>
-        </w:rPr>
-        <w:tab/>
-        <w:t>lucrătorul desemnat; sau</w:t>
-      </w:r>
-    </w:p>
-    <w:p>
-      <w:pPr>
-        <w:pStyle w:val="Heading1"/>
-        <w:keepNext w:val="false"/>
-        <w:widowControl/>
-        <w:numPr>
-          <w:ilvl w:val="0"/>
-          <w:numId w:val="1"/>
-        </w:numPr>
-        <w:spacing w:before="0" w:after="40"/>
-        <w:ind w:hanging="360" w:left="720"/>
-        <w:jc w:val="left"/>
-        <w:rPr>
-          <w:rStyle w:val="slitbdy"/>
-          <w:b/>
-          <w:sz w:val="18"/>
-          <w:szCs w:val="18"/>
-          <w:shd w:fill="FFFFFF" w:val="clear"/>
-        </w:rPr>
-      </w:pPr>
-      <w:r>
-        <w:rPr>
-          <w:rStyle w:val="slitbdy"/>
-          <w:rFonts w:eastAsia="Arial" w:cs="Arial" w:ascii="Arial" w:hAnsi="Arial"/>
-          <w:b/>
-          <w:color w:val="auto"/>
-          <w:spacing w:val="0"/>
-          <w:w w:val="100"/>
-          <w:sz w:val="20"/>
-          <w:szCs w:val="20"/>
-          <w:shd w:fill="FFFFFF" w:val="clear"/>
-          <w:lang w:val="ro-RO"/>
-        </w:rPr>
-        <w:t>c)</w:t>
-      </w:r>
-      <w:r>
-        <w:rPr>
-          <w:rStyle w:val="slitbdy"/>
-          <w:rFonts w:eastAsia="Arial" w:cs="Arial" w:ascii="Arial" w:hAnsi="Arial"/>
-          <w:b/>
-          <w:color w:val="auto"/>
-          <w:spacing w:val="0"/>
-          <w:w w:val="100"/>
-          <w:sz w:val="20"/>
-          <w:szCs w:val="20"/>
-          <w:shd w:fill="FFFFFF" w:val="clear"/>
-          <w:lang w:val="ro-RO"/>
-        </w:rPr>
-        <w:tab/>
-        <w:t>serviciul intern de prevenire și protecție; sau</w:t>
-      </w:r>
-    </w:p>
-    <w:p>
-      <w:pPr>
-        <w:pStyle w:val="Heading1"/>
-        <w:widowControl/>
-        <w:numPr>
-          <w:ilvl w:val="0"/>
-          <w:numId w:val="1"/>
-        </w:numPr>
-        <w:spacing w:before="0" w:after="120"/>
-        <w:ind w:hanging="360" w:left="720"/>
-        <w:jc w:val="left"/>
-        <w:rPr>
-          <w:b w:val="false"/>
-          <w:i/>
-          <w:sz w:val="18"/>
-          <w:szCs w:val="18"/>
-          <w:lang w:val="ro-RO"/>
-        </w:rPr>
-      </w:pPr>
-      <w:r>
-        <w:rPr>
-          <w:rStyle w:val="slitbdy"/>
-          <w:rFonts w:eastAsia="Arial" w:cs="Arial" w:ascii="Arial" w:hAnsi="Arial"/>
-          <w:b/>
-          <w:color w:val="auto"/>
-          <w:spacing w:val="0"/>
-          <w:w w:val="100"/>
-          <w:sz w:val="20"/>
-          <w:szCs w:val="20"/>
-          <w:shd w:fill="FFFFFF" w:val="clear"/>
-          <w:lang w:val="ro-RO"/>
-        </w:rPr>
-        <w:t>d)</w:t>
-      </w:r>
-      <w:r>
-        <w:rPr>
-          <w:rStyle w:val="slitbdy"/>
-          <w:rFonts w:eastAsia="Arial" w:cs="Arial" w:ascii="Arial" w:hAnsi="Arial"/>
-          <w:b/>
-          <w:color w:val="auto"/>
-          <w:spacing w:val="0"/>
-          <w:w w:val="100"/>
-          <w:sz w:val="20"/>
-          <w:szCs w:val="20"/>
-          <w:shd w:fill="FFFFFF" w:val="clear"/>
-          <w:lang w:val="ro-RO"/>
-        </w:rPr>
-        <w:tab/>
+          <w:rFonts w:eastAsia="Arial" w:cs="Arial" w:ascii="Arial" w:hAnsi="Arial"/>
+          <w:color w:val="auto"/>
+          <w:spacing w:val="0"/>
+          <w:w w:val="100"/>
+          <w:sz w:val="20"/>
+          <w:szCs w:val="20"/>
+          <w:lang w:val="ro-RO"/>
+        </w:rPr>
         <w:t>serviciul extern de prevenire și protecție.</w:t>
       </w:r>
     </w:p>
@@ -16528,7 +12059,7 @@
           <w:szCs w:val="20"/>
           <w:lang w:val="ro-RO"/>
         </w:rPr>
-        <w:t>Capitolul. VI. Informații cu privire la comitetul de securitate și sănătate în muncă</w:t>
+        <w:t>Capitolul VI. Informații cu privire la comitetul de securitate și sănătate în muncă</w:t>
       </w:r>
     </w:p>
     <w:p>
@@ -16961,7 +12492,7 @@
           <w:szCs w:val="20"/>
           <w:lang w:val="ro-RO"/>
         </w:rPr>
-        <w:t>Capitolul. VII. Comunicarea, cercetarea, înregistrarea și raportarea evenimentelor, accidente de muncă și boli profesionale</w:t>
+        <w:t>Capitolul VII. Comunicarea, cercetarea, înregistrarea și raportarea evenimentelor, accidente de muncă și boli profesionale</w:t>
       </w:r>
     </w:p>
     <w:p>
@@ -17191,7 +12722,7 @@
           <w:szCs w:val="20"/>
           <w:lang w:val="ro-RO"/>
         </w:rPr>
-        <w:t>(Preluare din Legea 319/ 2006, Art. 5, lit. g)</w:t>
+        <w:t>(Preluare din Legea 319/ 2006, Art. 5, lit. h) În sensul legii 319/ 2006, termenul de boală profesională</w:t>
       </w:r>
       <w:r>
         <w:rPr>
@@ -17204,32 +12735,32 @@
           <w:szCs w:val="20"/>
           <w:lang w:val="ro-RO"/>
         </w:rPr>
+        <w:t xml:space="preserve"/>
+      </w:r>
+      <w:r>
+        <w:rPr>
+          <w:rFonts w:eastAsia="Arial" w:cs="Arial" w:ascii="Arial" w:hAnsi="Arial"/>
+          <w:color w:val="auto"/>
+          <w:spacing w:val="0"/>
+          <w:w w:val="100"/>
+          <w:sz w:val="20"/>
+          <w:szCs w:val="20"/>
+          <w:lang w:val="ro-RO"/>
+        </w:rPr>
+        <w:t xml:space="preserve"/>
+      </w:r>
+      <w:r>
+        <w:rPr>
+          <w:rFonts w:eastAsia="Arial" w:cs="Arial" w:ascii="Arial" w:hAnsi="Arial"/>
+          <w:i/>
+          <w:color w:val="auto"/>
+          <w:spacing w:val="0"/>
+          <w:w w:val="100"/>
+          <w:sz w:val="20"/>
+          <w:szCs w:val="20"/>
+          <w:lang w:val="ro-RO"/>
+        </w:rPr>
         <w:t xml:space="preserve"> </w:t>
-      </w:r>
-      <w:r>
-        <w:rPr>
-          <w:rFonts w:eastAsia="Arial" w:cs="Arial" w:ascii="Arial" w:hAnsi="Arial"/>
-          <w:color w:val="auto"/>
-          <w:spacing w:val="0"/>
-          <w:w w:val="100"/>
-          <w:sz w:val="20"/>
-          <w:szCs w:val="20"/>
-          <w:lang w:val="ro-RO"/>
-        </w:rPr>
-        <w:t xml:space="preserve">În sensul legii 319/ 2006, termenul de </w:t>
-      </w:r>
-      <w:r>
-        <w:rPr>
-          <w:rFonts w:eastAsia="Arial" w:cs="Arial" w:ascii="Arial" w:hAnsi="Arial"/>
-          <w:i/>
-          <w:color w:val="auto"/>
-          <w:spacing w:val="0"/>
-          <w:w w:val="100"/>
-          <w:sz w:val="20"/>
-          <w:szCs w:val="20"/>
-          <w:lang w:val="ro-RO"/>
-        </w:rPr>
-        <w:t xml:space="preserve">boala profesională </w:t>
       </w:r>
       <w:r>
         <w:rPr>
@@ -17286,7 +12817,7 @@
           <w:szCs w:val="20"/>
           <w:lang w:val="ro-RO"/>
         </w:rPr>
-        <w:t xml:space="preserve"> Orice eveniment va fi comunicat de îndată angajatorului, de către conducătorul locului de muncă sau de orice altă persoană care are cunoștință despre producerea acestuia</w:t>
+        <w:t xml:space="preserve"> Orice eveniment va fi comunicat de îndată angajatorului, de către conducătorul locului de muncă sau de orice altă persoană care are cunoștință despre producerea acestuia.</w:t>
       </w:r>
     </w:p>
     <w:p>
@@ -17720,7 +13251,7 @@
           <w:szCs w:val="20"/>
           <w:lang w:val="ro-RO"/>
         </w:rPr>
-        <w:t>de către inspectoratele teritoriale de muncă, în cazul evenimentelor care au produs invaliditate evidența sau confirmată, deces, accidente colective, incidente periculoase, în cazul evenimentelor care au produs incapacitate temporară de muncă lucrătorilor la angajatorii persoane fizice, precum și în situațiile cu persoane date dispărute;</w:t>
+        <w:t>de către inspectoratele teritoriale de muncă, în cazul evenimentelor care au produs invaliditate evidentă sau confirmată, deces, accidente colective, incidente periculoase, în cazul evenimentelor care au produs incapacitate temporară de muncă lucrătorilor la angajatorii persoane fizice, precum și în situațiile cu persoane date dispărute;</w:t>
       </w:r>
     </w:p>
     <w:p>
@@ -17862,7 +13393,7 @@
           <w:szCs w:val="20"/>
           <w:lang w:val="ro-RO"/>
         </w:rPr>
-        <w:t xml:space="preserve"> În caz de deces al persoanei accidentate ca urmare a unui eveniment, instituția medico-legală competența este obligată să înainteze inspectoratului teritorial de muncă, în termen de 7 zile de la data decesului, o copie a raportului de constatare medico-legală.</w:t>
+        <w:t xml:space="preserve"> În caz de deces al persoanei accidentate ca urmare a unui eveniment, instituția medico-legală competentă este obligată să înainteze inspectoratului teritorial de muncă, în termen de 7 zile de la data decesului, o copie a raportului de constatare medico-legală.</w:t>
       </w:r>
     </w:p>
     <w:p>
@@ -17995,7 +13526,7 @@
           <w:szCs w:val="20"/>
           <w:lang w:val="ro-RO"/>
         </w:rPr>
-        <w:t>accidentul suferit de persoanele care îndeplinesc sarcini de stat sau de interes public, inclusiv în cadrul unor activități culturale, sportive, în țara sau în afară granițelor țării, în timpul și din cauza îndeplinirii acestor sarcini;</w:t>
+        <w:t>accidentul suferit de persoanele care îndeplinesc sarcini de stat sau de interes public, inclusiv în cadrul unor activități culturale, sportive, în țara sau în afara granițelor țării, în timpul și din cauza îndeplinirii acestor sarcini;</w:t>
       </w:r>
     </w:p>
     <w:p>
@@ -18243,7 +13774,7 @@
           <w:szCs w:val="20"/>
           <w:lang w:val="ro-RO"/>
         </w:rPr>
-        <w:t>accidentul suferit înainte sau după încetarea lucrului, dacă victima preluă sau preda uneltele de lucru, locul de muncă, utilajul ori materialele, dacă schimbă îmbrăcămintea personală, echipamentul individual de protecție sau orice alt echipament pus la dispoziție de angajator, dacă se află în baie ori în spălător sau dacă se deplasă de la locul de muncă la ieșirea din întreprindere sau unitate și invers;</w:t>
+        <w:t>accidentul suferit înainte sau după încetarea lucrului, dacă victima prelua sau preda uneltele de lucru, locul de muncă, utilajul ori materialele, dacă schimbă îmbrăcămintea personală, echipamentul individual de protecție sau orice alt echipament pus la dispoziție de angajator, dacă se află în baie ori în spălător sau dacă se deplasa de la locul de muncă la ieșirea din întreprindere sau unitate și invers;</w:t>
       </w:r>
     </w:p>
     <w:p>
@@ -18305,7 +13836,7 @@
           <w:szCs w:val="20"/>
           <w:lang w:val="ro-RO"/>
         </w:rPr>
-        <w:t>accidentul suferit de lucrători ai angajatorilor romani sau de persoane fizice romane, delegați pentru îndeplinirea îndatoririlor de serviciu în afară granițelor țării, pe durată și traseul prevăzute în documentul de deplasare;</w:t>
+        <w:t>accidentul suferit de lucrători ai angajatorilor romani sau de persoane fizice romane, delegați pentru îndeplinirea îndatoririlor de serviciu în afara granițelor țării, pe durată și traseul prevăzute în documentul de deplasare;</w:t>
       </w:r>
     </w:p>
     <w:p>
@@ -19430,7 +14961,7 @@
           <w:szCs w:val="20"/>
           <w:lang w:val="ro-RO"/>
         </w:rPr>
-        <w:t>TABEL 1. ACTE NORMATIVE ÎN DOMENIUL SECURITĂȚII SE SĂNĂTĂȚII ÎN MUNCĂ</w:t>
+        <w:t>TABEL 1. ACTE NORMATIVE ÎN DOMENIUL SECURITĂȚII ȘI SĂNĂTĂȚII ÎN MUNCĂ</w:t>
       </w:r>
     </w:p>
     <w:tbl>
@@ -23626,7 +19157,7 @@
                 <w:szCs w:val="18"/>
                 <w:lang w:val="ro-RO"/>
               </w:rPr>
-              <w:t>LNEIP</w:t>
+              <w:t>LN E.I.P.</w:t>
             </w:r>
           </w:p>
         </w:tc>
@@ -23961,12 +19492,12 @@
         <w:pStyle w:val="Normal"/>
         <w:keepNext w:val="true"/>
         <w:widowControl/>
-        <w:spacing w:before="0" w:after="120"/>
+        <w:spacing w:before="240" w:after="120"/>
         <w:ind w:hanging="0"/>
-        <w:jc w:val="left"/>
-        <w:rPr>
-          <w:rFonts w:ascii="Arial" w:hAnsi="Arial" w:cs="Arial"/>
-          <w:sz w:val="8"/>
+        <w:jc w:val="center"/>
+        <w:rPr>
+          <w:rFonts w:ascii="Arial" w:hAnsi="Arial" w:cs="Arial"/>
+          <w:sz w:val="18"/>
           <w:szCs w:val="18"/>
           <w:lang w:val="pt-PT"/>
         </w:rPr>
@@ -23974,100 +19505,54 @@
       <w:r>
         <w:rPr>
           <w:rFonts w:eastAsia="Arial" w:cs="Arial" w:ascii="Arial" w:hAnsi="Arial"/>
-          <w:color w:val="auto"/>
-          <w:spacing w:val="0"/>
-          <w:w w:val="100"/>
-          <w:sz w:val="20"/>
-          <w:szCs w:val="20"/>
-          <w:lang w:val="ro-RO"/>
-        </w:rPr>
+          <w:b/>
+          <w:color w:val="auto"/>
+          <w:spacing w:val="0"/>
+          <w:w w:val="100"/>
+          <w:sz w:val="20"/>
+          <w:szCs w:val="20"/>
+          <w:lang w:val="ro-RO"/>
+        </w:rPr>
+        <w:t>TABEL 3. ALTE MATERIALE INFORMATIVE</w:t>
       </w:r>
     </w:p>
     <w:tbl>
       <w:tblPr>
         <w:tblW w:w="5000" w:type="pct"/>
         <w:jc w:val="left"/>
-        <w:tblInd w:w="-80" w:type="dxa"/>
+        <w:tblInd w:w="55" w:type="dxa"/>
         <w:tblLayout w:type="fixed"/>
         <w:tblCellMar>
-          <w:top w:w="17" w:type="dxa"/>
-          <w:left w:w="28" w:type="dxa"/>
-          <w:bottom w:w="17" w:type="dxa"/>
-          <w:right w:w="28" w:type="dxa"/>
+          <w:top w:w="55" w:type="dxa"/>
+          <w:left w:w="55" w:type="dxa"/>
+          <w:bottom w:w="55" w:type="dxa"/>
+          <w:right w:w="55" w:type="dxa"/>
         </w:tblCellMar>
       </w:tblPr>
       <w:tblGrid>
-        <w:gridCol w:w="452"/>
-        <w:gridCol w:w="2205"/>
-        <w:gridCol w:w="1303"/>
-        <w:gridCol w:w="955"/>
-        <w:gridCol w:w="1290"/>
-        <w:gridCol w:w="919"/>
-        <w:gridCol w:w="1311"/>
-        <w:gridCol w:w="920"/>
+        <w:gridCol w:w="654"/>
+        <w:gridCol w:w="2152"/>
+        <w:gridCol w:w="1203"/>
+        <w:gridCol w:w="980"/>
+        <w:gridCol w:w="1203"/>
+        <w:gridCol w:w="980"/>
+        <w:gridCol w:w="1203"/>
+        <w:gridCol w:w="980"/>
       </w:tblGrid>
       <w:tr>
         <w:trPr>
           <w:tblHeader w:val="true"/>
-          <w:trHeight w:val="140" w:hRule="atLeast"/>
+          <w:cantSplit/>
+          <w:trHeight w:val="46" w:hRule="atLeast"/>
         </w:trPr>
         <w:tc>
           <w:tcPr>
-            <w:tcW w:w="9355" w:type="dxa"/>
-            <w:gridSpan w:val="8"/>
+            <w:tcW w:w="654" w:type="dxa"/>
             <w:tcBorders>
               <w:top w:val="single" w:sz="4" w:space="0" w:color="000000"/>
               <w:left w:val="single" w:sz="4" w:space="0" w:color="000000"/>
               <w:bottom w:val="single" w:sz="4" w:space="0" w:color="000000"/>
-              <w:right w:val="single" w:sz="4" w:space="0" w:color="000000"/>
             </w:tcBorders>
-            <w:vAlign w:val="center"/>
-          </w:tcPr>
-          <w:p>
-            <w:pPr>
-              <w:pStyle w:val="Normal"/>
-              <w:keepNext w:val="true"/>
-              <w:widowControl/>
-              <w:spacing w:before="0" w:after="0"/>
-              <w:jc w:val="center"/>
-              <w:rPr>
-                <w:rFonts w:ascii="Arial" w:hAnsi="Arial" w:cs="Arial"/>
-                <w:b/>
-                <w:sz w:val="18"/>
-                <w:szCs w:val="18"/>
-                <w:lang w:val="pt-PT"/>
-              </w:rPr>
-            </w:pPr>
-            <w:r>
-              <w:rPr>
-                <w:rFonts w:eastAsia="Arial" w:cs="Arial" w:ascii="Arial" w:hAnsi="Arial"/>
-                <w:b/>
-                <w:color w:val="auto"/>
-                <w:spacing w:val="0"/>
-                <w:w w:val="100"/>
-                <w:sz w:val="18"/>
-                <w:szCs w:val="20"/>
-                <w:lang w:val="ro-RO"/>
-              </w:rPr>
-              <w:t>TABEL 3. ALTE MATERIALE INFORMATIVE</w:t>
-            </w:r>
-          </w:p>
-        </w:tc>
-      </w:tr>
-      <w:tr>
-        <w:trPr>
-          <w:trHeight w:val="46" w:hRule="atLeast"/>
-        </w:trPr>
-        <w:tc>
-          <w:tcPr>
-            <w:tcW w:w="452" w:type="dxa"/>
-            <w:tcBorders>
-              <w:top w:val="single" w:sz="4" w:space="0" w:color="000000"/>
-              <w:left w:val="single" w:sz="4" w:space="0" w:color="000000"/>
-              <w:bottom w:val="single" w:sz="4" w:space="0" w:color="000000"/>
-              <w:right w:val="single" w:sz="4" w:space="0" w:color="000000"/>
-            </w:tcBorders>
-            <w:shd w:fill="E6E6E6" w:val="clear"/>
             <w:vAlign w:val="center"/>
           </w:tcPr>
           <w:p>
@@ -24102,14 +19587,12 @@
         </w:tc>
         <w:tc>
           <w:tcPr>
-            <w:tcW w:w="2205" w:type="dxa"/>
+            <w:tcW w:w="2152" w:type="dxa"/>
             <w:tcBorders>
               <w:top w:val="single" w:sz="4" w:space="0" w:color="000000"/>
               <w:left w:val="single" w:sz="4" w:space="0" w:color="000000"/>
               <w:bottom w:val="single" w:sz="4" w:space="0" w:color="000000"/>
-              <w:right w:val="single" w:sz="4" w:space="0" w:color="000000"/>
             </w:tcBorders>
-            <w:shd w:fill="E6E6E6" w:val="clear"/>
             <w:vAlign w:val="center"/>
           </w:tcPr>
           <w:p>
@@ -24137,13 +19620,13 @@
                 <w:szCs w:val="20"/>
                 <w:lang w:val="ro-RO"/>
               </w:rPr>
-              <w:t>Denumirea material informativ</w:t>
+              <w:t>Denumirea materialului informativ</w:t>
             </w:r>
           </w:p>
         </w:tc>
         <w:tc>
           <w:tcPr>
-            <w:tcW w:w="6698" w:type="dxa"/>
+            <w:tcW w:w="6549" w:type="dxa"/>
             <w:gridSpan w:val="6"/>
             <w:tcBorders>
               <w:top w:val="single" w:sz="4" w:space="0" w:color="000000"/>
@@ -24151,7 +19634,6 @@
               <w:bottom w:val="single" w:sz="4" w:space="0" w:color="000000"/>
               <w:right w:val="single" w:sz="4" w:space="0" w:color="000000"/>
             </w:tcBorders>
-            <w:shd w:fill="E6E6E6" w:val="clear"/>
             <w:vAlign w:val="center"/>
           </w:tcPr>
           <w:p>
@@ -24186,17 +19668,16 @@
       </w:tr>
       <w:tr>
         <w:trPr>
+          <w:cantSplit/>
           <w:trHeight w:val="46" w:hRule="atLeast"/>
         </w:trPr>
         <w:tc>
           <w:tcPr>
-            <w:tcW w:w="452" w:type="dxa"/>
+            <w:tcW w:w="654" w:type="dxa"/>
             <w:vMerge w:val="restart"/>
             <w:tcBorders>
-              <w:top w:val="single" w:sz="4" w:space="0" w:color="000000"/>
               <w:left w:val="single" w:sz="4" w:space="0" w:color="000000"/>
               <w:bottom w:val="single" w:sz="4" w:space="0" w:color="000000"/>
-              <w:right w:val="single" w:sz="4" w:space="0" w:color="000000"/>
             </w:tcBorders>
             <w:vAlign w:val="center"/>
           </w:tcPr>
@@ -24205,10 +19686,6 @@
               <w:pStyle w:val="Normal"/>
               <w:keepNext w:val="true"/>
               <w:widowControl/>
-              <w:numPr>
-                <w:ilvl w:val="0"/>
-                <w:numId w:val="4"/>
-              </w:numPr>
               <w:snapToGrid w:val="false"/>
               <w:spacing w:before="0" w:after="0"/>
               <w:jc w:val="center"/>
@@ -24229,18 +19706,17 @@
                 <w:szCs w:val="20"/>
                 <w:lang w:val="ro-RO"/>
               </w:rPr>
+              <w:t>1.</w:t>
             </w:r>
           </w:p>
         </w:tc>
         <w:tc>
           <w:tcPr>
-            <w:tcW w:w="2205" w:type="dxa"/>
+            <w:tcW w:w="2152" w:type="dxa"/>
             <w:vMerge w:val="restart"/>
             <w:tcBorders>
-              <w:top w:val="single" w:sz="4" w:space="0" w:color="000000"/>
               <w:left w:val="single" w:sz="4" w:space="0" w:color="000000"/>
               <w:bottom w:val="single" w:sz="4" w:space="0" w:color="000000"/>
-              <w:right w:val="single" w:sz="4" w:space="0" w:color="000000"/>
             </w:tcBorders>
             <w:vAlign w:val="center"/>
           </w:tcPr>
@@ -24273,13 +19749,11 @@
         </w:tc>
         <w:tc>
           <w:tcPr>
-            <w:tcW w:w="2258" w:type="dxa"/>
+            <w:tcW w:w="2183" w:type="dxa"/>
             <w:gridSpan w:val="2"/>
             <w:tcBorders>
-              <w:top w:val="single" w:sz="4" w:space="0" w:color="000000"/>
               <w:left w:val="single" w:sz="4" w:space="0" w:color="000000"/>
               <w:bottom w:val="single" w:sz="4" w:space="0" w:color="000000"/>
-              <w:right w:val="single" w:sz="4" w:space="0" w:color="000000"/>
             </w:tcBorders>
             <w:vAlign w:val="center"/>
           </w:tcPr>
@@ -24313,13 +19787,11 @@
         </w:tc>
         <w:tc>
           <w:tcPr>
-            <w:tcW w:w="2209" w:type="dxa"/>
+            <w:tcW w:w="2183" w:type="dxa"/>
             <w:gridSpan w:val="2"/>
             <w:tcBorders>
-              <w:top w:val="single" w:sz="4" w:space="0" w:color="000000"/>
               <w:left w:val="single" w:sz="4" w:space="0" w:color="000000"/>
               <w:bottom w:val="single" w:sz="4" w:space="0" w:color="000000"/>
-              <w:right w:val="single" w:sz="4" w:space="0" w:color="000000"/>
             </w:tcBorders>
             <w:vAlign w:val="center"/>
           </w:tcPr>
@@ -24353,10 +19825,9 @@
         </w:tc>
         <w:tc>
           <w:tcPr>
-            <w:tcW w:w="2231" w:type="dxa"/>
+            <w:tcW w:w="2183" w:type="dxa"/>
             <w:gridSpan w:val="2"/>
             <w:tcBorders>
-              <w:top w:val="single" w:sz="4" w:space="0" w:color="000000"/>
               <w:left w:val="single" w:sz="4" w:space="0" w:color="000000"/>
               <w:bottom w:val="single" w:sz="4" w:space="0" w:color="000000"/>
               <w:right w:val="single" w:sz="4" w:space="0" w:color="000000"/>
@@ -24394,36 +19865,24 @@
       </w:tr>
       <w:tr>
         <w:trPr>
+          <w:cantSplit/>
           <w:trHeight w:val="569" w:hRule="atLeast"/>
         </w:trPr>
         <w:tc>
           <w:tcPr>
-            <w:tcW w:w="452" w:type="dxa"/>
+            <w:tcW w:w="654" w:type="dxa"/>
             <w:vMerge w:val="continue"/>
             <w:tcBorders>
-              <w:top w:val="single" w:sz="4" w:space="0" w:color="000000"/>
               <w:left w:val="single" w:sz="4" w:space="0" w:color="000000"/>
               <w:bottom w:val="single" w:sz="4" w:space="0" w:color="000000"/>
-              <w:right w:val="single" w:sz="4" w:space="0" w:color="000000"/>
             </w:tcBorders>
-            <w:tcMar>
-              <w:top w:w="0" w:type="dxa"/>
-              <w:left w:w="108" w:type="dxa"/>
-              <w:bottom w:w="0" w:type="dxa"/>
-              <w:right w:w="108" w:type="dxa"/>
-            </w:tcMar>
             <w:vAlign w:val="center"/>
           </w:tcPr>
           <w:p>
             <w:pPr>
               <w:pStyle w:val="Normal"/>
               <w:keepNext w:val="true"/>
-              <w:numPr>
-                <w:ilvl w:val="0"/>
-                <w:numId w:val="0"/>
-              </w:numPr>
               <w:snapToGrid w:val="false"/>
-              <w:ind w:hanging="0" w:left="360"/>
               <w:jc w:val="center"/>
               <w:rPr>
                 <w:rFonts w:ascii="Arial" w:hAnsi="Arial" w:cs="Arial"/>
@@ -24447,20 +19906,12 @@
         </w:tc>
         <w:tc>
           <w:tcPr>
-            <w:tcW w:w="2205" w:type="dxa"/>
+            <w:tcW w:w="2152" w:type="dxa"/>
             <w:vMerge w:val="continue"/>
             <w:tcBorders>
-              <w:top w:val="single" w:sz="4" w:space="0" w:color="000000"/>
               <w:left w:val="single" w:sz="4" w:space="0" w:color="000000"/>
               <w:bottom w:val="single" w:sz="4" w:space="0" w:color="000000"/>
-              <w:right w:val="single" w:sz="4" w:space="0" w:color="000000"/>
             </w:tcBorders>
-            <w:tcMar>
-              <w:top w:w="0" w:type="dxa"/>
-              <w:left w:w="108" w:type="dxa"/>
-              <w:bottom w:w="0" w:type="dxa"/>
-              <w:right w:w="108" w:type="dxa"/>
-            </w:tcMar>
             <w:vAlign w:val="center"/>
           </w:tcPr>
           <w:p>
@@ -24490,12 +19941,10 @@
         </w:tc>
         <w:tc>
           <w:tcPr>
-            <w:tcW w:w="1303" w:type="dxa"/>
+            <w:tcW w:w="1203" w:type="dxa"/>
             <w:tcBorders>
-              <w:top w:val="single" w:sz="4" w:space="0" w:color="000000"/>
               <w:left w:val="single" w:sz="4" w:space="0" w:color="000000"/>
               <w:bottom w:val="single" w:sz="4" w:space="0" w:color="000000"/>
-              <w:right w:val="single" w:sz="4" w:space="0" w:color="000000"/>
             </w:tcBorders>
             <w:vAlign w:val="center"/>
           </w:tcPr>
@@ -24520,7 +19969,7 @@
                 <w:color w:val="auto"/>
                 <w:spacing w:val="0"/>
                 <w:w w:val="100"/>
-                <w:sz w:val="18"/>
+                <w:sz w:val="14"/>
                 <w:szCs w:val="20"/>
                 <w:lang w:val="ro-RO"/>
               </w:rPr>
@@ -24548,7 +19997,7 @@
                 <w:color w:val="auto"/>
                 <w:spacing w:val="0"/>
                 <w:w w:val="100"/>
-                <w:sz w:val="18"/>
+                <w:sz w:val="14"/>
                 <w:szCs w:val="20"/>
                 <w:lang w:val="ro-RO"/>
               </w:rPr>
@@ -24576,7 +20025,7 @@
                 <w:color w:val="auto"/>
                 <w:spacing w:val="0"/>
                 <w:w w:val="100"/>
-                <w:sz w:val="18"/>
+                <w:sz w:val="14"/>
                 <w:szCs w:val="20"/>
                 <w:lang w:val="ro-RO"/>
               </w:rPr>
@@ -24586,12 +20035,10 @@
         </w:tc>
         <w:tc>
           <w:tcPr>
-            <w:tcW w:w="955" w:type="dxa"/>
+            <w:tcW w:w="980" w:type="dxa"/>
             <w:tcBorders>
-              <w:top w:val="single" w:sz="4" w:space="0" w:color="000000"/>
               <w:left w:val="single" w:sz="4" w:space="0" w:color="000000"/>
               <w:bottom w:val="single" w:sz="4" w:space="0" w:color="000000"/>
-              <w:right w:val="single" w:sz="4" w:space="0" w:color="000000"/>
             </w:tcBorders>
             <w:vAlign w:val="center"/>
           </w:tcPr>
@@ -24661,12 +20108,10 @@
         </w:tc>
         <w:tc>
           <w:tcPr>
-            <w:tcW w:w="1290" w:type="dxa"/>
+            <w:tcW w:w="1203" w:type="dxa"/>
             <w:tcBorders>
-              <w:top w:val="single" w:sz="4" w:space="0" w:color="000000"/>
               <w:left w:val="single" w:sz="4" w:space="0" w:color="000000"/>
               <w:bottom w:val="single" w:sz="4" w:space="0" w:color="000000"/>
-              <w:right w:val="single" w:sz="4" w:space="0" w:color="000000"/>
             </w:tcBorders>
             <w:vAlign w:val="center"/>
           </w:tcPr>
@@ -24675,7 +20120,6 @@
               <w:pStyle w:val="Normal"/>
               <w:widowControl/>
               <w:spacing w:before="0" w:after="0"/>
-              <w:ind w:left="-127" w:right="-108"/>
               <w:jc w:val="center"/>
               <w:rPr>
                 <w:rFonts w:ascii="Arial" w:hAnsi="Arial" w:cs="Arial"/>
@@ -24692,7 +20136,7 @@
                 <w:color w:val="auto"/>
                 <w:spacing w:val="0"/>
                 <w:w w:val="100"/>
-                <w:sz w:val="18"/>
+                <w:sz w:val="14"/>
                 <w:szCs w:val="20"/>
                 <w:lang w:val="ro-RO"/>
               </w:rPr>
@@ -24704,7 +20148,6 @@
               <w:pStyle w:val="Normal"/>
               <w:widowControl/>
               <w:spacing w:before="0" w:after="0"/>
-              <w:ind w:left="-127" w:right="-108"/>
               <w:jc w:val="center"/>
               <w:rPr>
                 <w:rFonts w:ascii="Arial" w:hAnsi="Arial" w:cs="Arial"/>
@@ -24721,7 +20164,7 @@
                 <w:color w:val="auto"/>
                 <w:spacing w:val="0"/>
                 <w:w w:val="100"/>
-                <w:sz w:val="18"/>
+                <w:sz w:val="14"/>
                 <w:szCs w:val="20"/>
                 <w:lang w:val="ro-RO"/>
               </w:rPr>
@@ -24731,12 +20174,10 @@
         </w:tc>
         <w:tc>
           <w:tcPr>
-            <w:tcW w:w="919" w:type="dxa"/>
+            <w:tcW w:w="980" w:type="dxa"/>
             <w:tcBorders>
-              <w:top w:val="single" w:sz="4" w:space="0" w:color="000000"/>
               <w:left w:val="single" w:sz="4" w:space="0" w:color="000000"/>
               <w:bottom w:val="single" w:sz="4" w:space="0" w:color="000000"/>
-              <w:right w:val="single" w:sz="4" w:space="0" w:color="000000"/>
             </w:tcBorders>
             <w:vAlign w:val="center"/>
           </w:tcPr>
@@ -24745,7 +20186,6 @@
               <w:pStyle w:val="Normal"/>
               <w:widowControl/>
               <w:spacing w:before="0" w:after="0"/>
-              <w:ind w:left="-108" w:right="-108"/>
               <w:jc w:val="center"/>
               <w:rPr>
                 <w:rFonts w:ascii="Arial" w:hAnsi="Arial" w:cs="Arial"/>
@@ -24808,12 +20248,10 @@
         </w:tc>
         <w:tc>
           <w:tcPr>
-            <w:tcW w:w="1311" w:type="dxa"/>
+            <w:tcW w:w="1203" w:type="dxa"/>
             <w:tcBorders>
-              <w:top w:val="single" w:sz="4" w:space="0" w:color="000000"/>
               <w:left w:val="single" w:sz="4" w:space="0" w:color="000000"/>
               <w:bottom w:val="single" w:sz="4" w:space="0" w:color="000000"/>
-              <w:right w:val="single" w:sz="4" w:space="0" w:color="000000"/>
             </w:tcBorders>
             <w:vAlign w:val="center"/>
           </w:tcPr>
@@ -24822,7 +20260,6 @@
               <w:pStyle w:val="Normal"/>
               <w:widowControl/>
               <w:spacing w:before="0" w:after="0"/>
-              <w:ind w:left="-108" w:right="-100"/>
               <w:jc w:val="center"/>
               <w:rPr>
                 <w:rFonts w:ascii="Arial" w:hAnsi="Arial" w:cs="Arial"/>
@@ -24839,19 +20276,20 @@
                 <w:color w:val="auto"/>
                 <w:spacing w:val="0"/>
                 <w:w w:val="100"/>
-                <w:sz w:val="18"/>
+                <w:sz w:val="14"/>
                 <w:szCs w:val="20"/>
                 <w:lang w:val="ro-RO"/>
               </w:rPr>
-              <w:t>OBLIGATIVITATE</w:t>
+              <w:t>OBLIGATIVI</w:t>
+              <w:softHyphen/>
+              <w:t>TATE</w:t>
             </w:r>
           </w:p>
         </w:tc>
         <w:tc>
           <w:tcPr>
-            <w:tcW w:w="920" w:type="dxa"/>
+            <w:tcW w:w="980" w:type="dxa"/>
             <w:tcBorders>
-              <w:top w:val="single" w:sz="4" w:space="0" w:color="000000"/>
               <w:left w:val="single" w:sz="4" w:space="0" w:color="000000"/>
               <w:bottom w:val="single" w:sz="4" w:space="0" w:color="000000"/>
               <w:right w:val="single" w:sz="4" w:space="0" w:color="000000"/>
@@ -24926,24 +20364,17 @@
       </w:tr>
       <w:tr>
         <w:trPr>
+          <w:cantSplit/>
           <w:trHeight w:val="46" w:hRule="atLeast"/>
         </w:trPr>
         <w:tc>
           <w:tcPr>
-            <w:tcW w:w="452" w:type="dxa"/>
+            <w:tcW w:w="654" w:type="dxa"/>
             <w:vMerge w:val="continue"/>
             <w:tcBorders>
-              <w:top w:val="single" w:sz="4" w:space="0" w:color="000000"/>
               <w:left w:val="single" w:sz="4" w:space="0" w:color="000000"/>
               <w:bottom w:val="single" w:sz="4" w:space="0" w:color="000000"/>
-              <w:right w:val="single" w:sz="4" w:space="0" w:color="000000"/>
             </w:tcBorders>
-            <w:tcMar>
-              <w:top w:w="0" w:type="dxa"/>
-              <w:left w:w="108" w:type="dxa"/>
-              <w:bottom w:w="0" w:type="dxa"/>
-              <w:right w:w="108" w:type="dxa"/>
-            </w:tcMar>
             <w:vAlign w:val="center"/>
           </w:tcPr>
           <w:p>
@@ -24974,20 +20405,12 @@
         </w:tc>
         <w:tc>
           <w:tcPr>
-            <w:tcW w:w="2205" w:type="dxa"/>
+            <w:tcW w:w="2152" w:type="dxa"/>
             <w:vMerge w:val="continue"/>
             <w:tcBorders>
-              <w:top w:val="single" w:sz="4" w:space="0" w:color="000000"/>
               <w:left w:val="single" w:sz="4" w:space="0" w:color="000000"/>
               <w:bottom w:val="single" w:sz="4" w:space="0" w:color="000000"/>
-              <w:right w:val="single" w:sz="4" w:space="0" w:color="000000"/>
             </w:tcBorders>
-            <w:tcMar>
-              <w:top w:w="0" w:type="dxa"/>
-              <w:left w:w="108" w:type="dxa"/>
-              <w:bottom w:w="0" w:type="dxa"/>
-              <w:right w:w="108" w:type="dxa"/>
-            </w:tcMar>
             <w:vAlign w:val="center"/>
           </w:tcPr>
           <w:p>
@@ -25017,13 +20440,11 @@
         </w:tc>
         <w:tc>
           <w:tcPr>
-            <w:tcW w:w="2258" w:type="dxa"/>
+            <w:tcW w:w="2183" w:type="dxa"/>
             <w:gridSpan w:val="2"/>
             <w:tcBorders>
-              <w:top w:val="single" w:sz="4" w:space="0" w:color="000000"/>
               <w:left w:val="single" w:sz="4" w:space="0" w:color="000000"/>
               <w:bottom w:val="single" w:sz="4" w:space="0" w:color="000000"/>
-              <w:right w:val="single" w:sz="4" w:space="0" w:color="000000"/>
             </w:tcBorders>
             <w:vAlign w:val="center"/>
           </w:tcPr>
@@ -25057,13 +20478,11 @@
         </w:tc>
         <w:tc>
           <w:tcPr>
-            <w:tcW w:w="2209" w:type="dxa"/>
+            <w:tcW w:w="2183" w:type="dxa"/>
             <w:gridSpan w:val="2"/>
             <w:tcBorders>
-              <w:top w:val="single" w:sz="4" w:space="0" w:color="000000"/>
               <w:left w:val="single" w:sz="4" w:space="0" w:color="000000"/>
               <w:bottom w:val="single" w:sz="4" w:space="0" w:color="000000"/>
-              <w:right w:val="single" w:sz="4" w:space="0" w:color="000000"/>
             </w:tcBorders>
             <w:vAlign w:val="center"/>
           </w:tcPr>
@@ -25097,10 +20516,9 @@
         </w:tc>
         <w:tc>
           <w:tcPr>
-            <w:tcW w:w="2231" w:type="dxa"/>
+            <w:tcW w:w="2183" w:type="dxa"/>
             <w:gridSpan w:val="2"/>
             <w:tcBorders>
-              <w:top w:val="single" w:sz="4" w:space="0" w:color="000000"/>
               <w:left w:val="single" w:sz="4" w:space="0" w:color="000000"/>
               <w:bottom w:val="single" w:sz="4" w:space="0" w:color="000000"/>
               <w:right w:val="single" w:sz="4" w:space="0" w:color="000000"/>
@@ -25138,73 +20556,17 @@
       </w:tr>
       <w:tr>
         <w:trPr>
+          <w:cantSplit/>
           <w:trHeight w:val="569" w:hRule="atLeast"/>
         </w:trPr>
         <w:tc>
           <w:tcPr>
-            <w:tcW w:w="452" w:type="dxa"/>
+            <w:tcW w:w="654" w:type="dxa"/>
             <w:vMerge w:val="continue"/>
             <w:tcBorders>
-              <w:top w:val="single" w:sz="4" w:space="0" w:color="000000"/>
               <w:left w:val="single" w:sz="4" w:space="0" w:color="000000"/>
               <w:bottom w:val="single" w:sz="4" w:space="0" w:color="000000"/>
-              <w:right w:val="single" w:sz="4" w:space="0" w:color="000000"/>
             </w:tcBorders>
-            <w:tcMar>
-              <w:top w:w="0" w:type="dxa"/>
-              <w:left w:w="108" w:type="dxa"/>
-              <w:bottom w:w="0" w:type="dxa"/>
-              <w:right w:w="108" w:type="dxa"/>
-            </w:tcMar>
-            <w:vAlign w:val="center"/>
-          </w:tcPr>
-          <w:p>
-            <w:pPr>
-              <w:pStyle w:val="Normal"/>
-              <w:keepNext w:val="true"/>
-              <w:numPr>
-                <w:ilvl w:val="0"/>
-                <w:numId w:val="0"/>
-              </w:numPr>
-              <w:snapToGrid w:val="false"/>
-              <w:ind w:hanging="0" w:left="360"/>
-              <w:jc w:val="center"/>
-              <w:rPr>
-                <w:rFonts w:ascii="Arial" w:hAnsi="Arial" w:cs="Arial"/>
-                <w:sz w:val="18"/>
-                <w:szCs w:val="18"/>
-                <w:lang w:val="pt-PT"/>
-              </w:rPr>
-            </w:pPr>
-            <w:r>
-              <w:rPr>
-                <w:rFonts w:eastAsia="Arial" w:cs="Arial" w:ascii="Arial" w:hAnsi="Arial"/>
-                <w:color w:val="auto"/>
-                <w:spacing w:val="0"/>
-                <w:w w:val="100"/>
-                <w:sz w:val="20"/>
-                <w:szCs w:val="20"/>
-                <w:lang w:val="ro-RO"/>
-              </w:rPr>
-            </w:r>
-          </w:p>
-        </w:tc>
-        <w:tc>
-          <w:tcPr>
-            <w:tcW w:w="2205" w:type="dxa"/>
-            <w:vMerge w:val="continue"/>
-            <w:tcBorders>
-              <w:top w:val="single" w:sz="4" w:space="0" w:color="000000"/>
-              <w:left w:val="single" w:sz="4" w:space="0" w:color="000000"/>
-              <w:bottom w:val="single" w:sz="4" w:space="0" w:color="000000"/>
-              <w:right w:val="single" w:sz="4" w:space="0" w:color="000000"/>
-            </w:tcBorders>
-            <w:tcMar>
-              <w:top w:w="0" w:type="dxa"/>
-              <w:left w:w="108" w:type="dxa"/>
-              <w:bottom w:w="0" w:type="dxa"/>
-              <w:right w:w="108" w:type="dxa"/>
-            </w:tcMar>
             <w:vAlign w:val="center"/>
           </w:tcPr>
           <w:p>
@@ -25234,12 +20596,45 @@
         </w:tc>
         <w:tc>
           <w:tcPr>
-            <w:tcW w:w="1303" w:type="dxa"/>
+            <w:tcW w:w="2152" w:type="dxa"/>
+            <w:vMerge w:val="continue"/>
             <w:tcBorders>
-              <w:top w:val="single" w:sz="4" w:space="0" w:color="000000"/>
               <w:left w:val="single" w:sz="4" w:space="0" w:color="000000"/>
               <w:bottom w:val="single" w:sz="4" w:space="0" w:color="000000"/>
-              <w:right w:val="single" w:sz="4" w:space="0" w:color="000000"/>
+            </w:tcBorders>
+            <w:vAlign w:val="center"/>
+          </w:tcPr>
+          <w:p>
+            <w:pPr>
+              <w:pStyle w:val="Normal"/>
+              <w:snapToGrid w:val="false"/>
+              <w:jc w:val="center"/>
+              <w:rPr>
+                <w:rFonts w:ascii="Arial" w:hAnsi="Arial" w:cs="Arial"/>
+                <w:sz w:val="18"/>
+                <w:szCs w:val="18"/>
+                <w:lang w:val="pt-PT"/>
+              </w:rPr>
+            </w:pPr>
+            <w:r>
+              <w:rPr>
+                <w:rFonts w:eastAsia="Arial" w:cs="Arial" w:ascii="Arial" w:hAnsi="Arial"/>
+                <w:color w:val="auto"/>
+                <w:spacing w:val="0"/>
+                <w:w w:val="100"/>
+                <w:sz w:val="20"/>
+                <w:szCs w:val="20"/>
+                <w:lang w:val="ro-RO"/>
+              </w:rPr>
+            </w:r>
+          </w:p>
+        </w:tc>
+        <w:tc>
+          <w:tcPr>
+            <w:tcW w:w="1203" w:type="dxa"/>
+            <w:tcBorders>
+              <w:left w:val="single" w:sz="4" w:space="0" w:color="000000"/>
+              <w:bottom w:val="single" w:sz="4" w:space="0" w:color="000000"/>
             </w:tcBorders>
             <w:vAlign w:val="center"/>
           </w:tcPr>
@@ -25264,7 +20659,7 @@
                 <w:color w:val="auto"/>
                 <w:spacing w:val="0"/>
                 <w:w w:val="100"/>
-                <w:sz w:val="18"/>
+                <w:sz w:val="14"/>
                 <w:szCs w:val="20"/>
                 <w:lang w:val="ro-RO"/>
               </w:rPr>
@@ -25292,7 +20687,7 @@
                 <w:color w:val="auto"/>
                 <w:spacing w:val="0"/>
                 <w:w w:val="100"/>
-                <w:sz w:val="18"/>
+                <w:sz w:val="14"/>
                 <w:szCs w:val="20"/>
                 <w:lang w:val="ro-RO"/>
               </w:rPr>
@@ -25302,12 +20697,10 @@
         </w:tc>
         <w:tc>
           <w:tcPr>
-            <w:tcW w:w="955" w:type="dxa"/>
+            <w:tcW w:w="980" w:type="dxa"/>
             <w:tcBorders>
-              <w:top w:val="single" w:sz="4" w:space="0" w:color="000000"/>
               <w:left w:val="single" w:sz="4" w:space="0" w:color="000000"/>
               <w:bottom w:val="single" w:sz="4" w:space="0" w:color="000000"/>
-              <w:right w:val="single" w:sz="4" w:space="0" w:color="000000"/>
             </w:tcBorders>
             <w:vAlign w:val="center"/>
           </w:tcPr>
@@ -25316,7 +20709,6 @@
               <w:pStyle w:val="Normal"/>
               <w:widowControl/>
               <w:spacing w:before="0" w:after="0"/>
-              <w:ind w:left="-95" w:right="-89"/>
               <w:jc w:val="center"/>
               <w:rPr>
                 <w:rFonts w:ascii="Arial" w:hAnsi="Arial" w:cs="Arial"/>
@@ -25378,12 +20770,10 @@
         </w:tc>
         <w:tc>
           <w:tcPr>
-            <w:tcW w:w="1290" w:type="dxa"/>
+            <w:tcW w:w="1203" w:type="dxa"/>
             <w:tcBorders>
-              <w:top w:val="single" w:sz="4" w:space="0" w:color="000000"/>
               <w:left w:val="single" w:sz="4" w:space="0" w:color="000000"/>
               <w:bottom w:val="single" w:sz="4" w:space="0" w:color="000000"/>
-              <w:right w:val="single" w:sz="4" w:space="0" w:color="000000"/>
             </w:tcBorders>
             <w:vAlign w:val="center"/>
           </w:tcPr>
@@ -25392,7 +20782,6 @@
               <w:pStyle w:val="Normal"/>
               <w:widowControl/>
               <w:spacing w:before="0" w:after="0"/>
-              <w:ind w:left="-127" w:right="-108"/>
               <w:jc w:val="center"/>
               <w:rPr>
                 <w:rFonts w:ascii="Arial" w:hAnsi="Arial" w:cs="Arial"/>
@@ -25410,7 +20799,7 @@
                 <w:color w:val="auto"/>
                 <w:spacing w:val="0"/>
                 <w:w w:val="100"/>
-                <w:sz w:val="18"/>
+                <w:sz w:val="14"/>
                 <w:szCs w:val="20"/>
                 <w:lang w:val="ro-RO"/>
               </w:rPr>
@@ -25420,12 +20809,10 @@
         </w:tc>
         <w:tc>
           <w:tcPr>
-            <w:tcW w:w="919" w:type="dxa"/>
+            <w:tcW w:w="980" w:type="dxa"/>
             <w:tcBorders>
-              <w:top w:val="single" w:sz="4" w:space="0" w:color="000000"/>
               <w:left w:val="single" w:sz="4" w:space="0" w:color="000000"/>
               <w:bottom w:val="single" w:sz="4" w:space="0" w:color="000000"/>
-              <w:right w:val="single" w:sz="4" w:space="0" w:color="000000"/>
             </w:tcBorders>
             <w:vAlign w:val="center"/>
           </w:tcPr>
@@ -25434,7 +20821,6 @@
               <w:pStyle w:val="Normal"/>
               <w:widowControl/>
               <w:spacing w:before="0" w:after="0"/>
-              <w:ind w:left="-108" w:right="-108"/>
               <w:jc w:val="center"/>
               <w:rPr>
                 <w:rFonts w:ascii="Arial" w:hAnsi="Arial" w:cs="Arial"/>
@@ -25497,12 +20883,10 @@
         </w:tc>
         <w:tc>
           <w:tcPr>
-            <w:tcW w:w="1311" w:type="dxa"/>
+            <w:tcW w:w="1203" w:type="dxa"/>
             <w:tcBorders>
-              <w:top w:val="single" w:sz="4" w:space="0" w:color="000000"/>
               <w:left w:val="single" w:sz="4" w:space="0" w:color="000000"/>
               <w:bottom w:val="single" w:sz="4" w:space="0" w:color="000000"/>
-              <w:right w:val="single" w:sz="4" w:space="0" w:color="000000"/>
             </w:tcBorders>
             <w:vAlign w:val="center"/>
           </w:tcPr>
@@ -25511,7 +20895,6 @@
               <w:pStyle w:val="Normal"/>
               <w:widowControl/>
               <w:spacing w:before="0" w:after="0"/>
-              <w:ind w:left="-108" w:right="-100"/>
               <w:jc w:val="center"/>
               <w:rPr>
                 <w:rFonts w:ascii="Arial" w:hAnsi="Arial" w:cs="Arial"/>
@@ -25528,7 +20911,7 @@
                 <w:color w:val="auto"/>
                 <w:spacing w:val="0"/>
                 <w:w w:val="100"/>
-                <w:sz w:val="18"/>
+                <w:sz w:val="14"/>
                 <w:szCs w:val="20"/>
                 <w:lang w:val="ro-RO"/>
               </w:rPr>
@@ -25538,9 +20921,8 @@
         </w:tc>
         <w:tc>
           <w:tcPr>
-            <w:tcW w:w="920" w:type="dxa"/>
+            <w:tcW w:w="980" w:type="dxa"/>
             <w:tcBorders>
-              <w:top w:val="single" w:sz="4" w:space="0" w:color="000000"/>
               <w:left w:val="single" w:sz="4" w:space="0" w:color="000000"/>
               <w:bottom w:val="single" w:sz="4" w:space="0" w:color="000000"/>
               <w:right w:val="single" w:sz="4" w:space="0" w:color="000000"/>
@@ -25552,7 +20934,6 @@
               <w:pStyle w:val="Normal"/>
               <w:widowControl/>
               <w:spacing w:before="0" w:after="0"/>
-              <w:ind w:left="-108" w:right="-108"/>
               <w:jc w:val="center"/>
               <w:rPr>
                 <w:rFonts w:ascii="Arial" w:hAnsi="Arial" w:cs="Arial"/>
@@ -25620,16 +21001,15 @@
       </w:tr>
       <w:tr>
         <w:trPr>
+          <w:cantSplit/>
           <w:trHeight w:val="53" w:hRule="atLeast"/>
         </w:trPr>
         <w:tc>
           <w:tcPr>
-            <w:tcW w:w="452" w:type="dxa"/>
+            <w:tcW w:w="654" w:type="dxa"/>
             <w:tcBorders>
-              <w:top w:val="single" w:sz="4" w:space="0" w:color="000000"/>
               <w:left w:val="single" w:sz="4" w:space="0" w:color="000000"/>
               <w:bottom w:val="single" w:sz="4" w:space="0" w:color="000000"/>
-              <w:right w:val="single" w:sz="4" w:space="0" w:color="000000"/>
             </w:tcBorders>
             <w:vAlign w:val="center"/>
           </w:tcPr>
@@ -25637,10 +21017,6 @@
             <w:pPr>
               <w:pStyle w:val="Normal"/>
               <w:widowControl/>
-              <w:numPr>
-                <w:ilvl w:val="0"/>
-                <w:numId w:val="4"/>
-              </w:numPr>
               <w:snapToGrid w:val="false"/>
               <w:spacing w:before="0" w:after="0"/>
               <w:jc w:val="center"/>
@@ -25661,17 +21037,16 @@
                 <w:szCs w:val="20"/>
                 <w:lang w:val="ro-RO"/>
               </w:rPr>
+              <w:t>2.</w:t>
             </w:r>
           </w:p>
         </w:tc>
         <w:tc>
           <w:tcPr>
-            <w:tcW w:w="2205" w:type="dxa"/>
+            <w:tcW w:w="2152" w:type="dxa"/>
             <w:tcBorders>
-              <w:top w:val="single" w:sz="4" w:space="0" w:color="000000"/>
               <w:left w:val="single" w:sz="4" w:space="0" w:color="000000"/>
               <w:bottom w:val="single" w:sz="4" w:space="0" w:color="000000"/>
-              <w:right w:val="single" w:sz="4" w:space="0" w:color="000000"/>
             </w:tcBorders>
             <w:vAlign w:val="center"/>
           </w:tcPr>
@@ -25704,10 +21079,9 @@
         </w:tc>
         <w:tc>
           <w:tcPr>
-            <w:tcW w:w="6698" w:type="dxa"/>
+            <w:tcW w:w="6549" w:type="dxa"/>
             <w:gridSpan w:val="6"/>
             <w:tcBorders>
-              <w:top w:val="single" w:sz="4" w:space="0" w:color="000000"/>
               <w:left w:val="single" w:sz="4" w:space="0" w:color="000000"/>
               <w:bottom w:val="single" w:sz="4" w:space="0" w:color="000000"/>
               <w:right w:val="single" w:sz="4" w:space="0" w:color="000000"/>
@@ -25735,7 +21109,7 @@
                 <w:szCs w:val="20"/>
                 <w:lang w:val="ro-RO"/>
               </w:rPr>
-              <w:t>Se vor afisa panouri care vor informa cu privire la primul ajutor, stingerea incendiilor, măsuri de evacuare, instrucțiuni pentru echipamente de muncă, planuri de evacuare și alte informații utile în domeniul securității și sănătății în muncă și situații de urgență.</w:t>
+              <w:t>Se vor afișa panouri care vor informa cu privire la primul ajutor, stingerea incendiilor, măsuri de evacuare, instrucțiuni pentru echipamente de muncă, planuri de evacuare și alte informații utile în domeniul securității și sănătății în muncă și situații de urgență.</w:t>
             </w:r>
           </w:p>
           <w:p>
@@ -25760,7 +21134,7 @@
                 <w:szCs w:val="20"/>
                 <w:lang w:val="ro-RO"/>
               </w:rPr>
-              <w:t>Pentru informații mai precise privind modul de afișare, informațiile care trebuiesc afișate și cazurile în care este necesară afișarea de informații, angajatorul va solicita serviciului extern de prevenire și protecție pentru oferirea de informații specifice și clare cu privire la aceste activități.</w:t>
+              <w:t>Pentru informații mai precise privind modul de afișare, informațiile care trebuie afișate și cazurile în care este necesară afișarea de informații, angajatorul va solicita serviciului extern de prevenire și protecție pentru oferirea de informații specifice și clare cu privire la aceste activități.</w:t>
             </w:r>
           </w:p>
         </w:tc>
@@ -26120,7 +21494,7 @@
           <w:szCs w:val="20"/>
           <w:lang w:val="ro-RO"/>
         </w:rPr>
-        <w:t>să coopereze, atât timp cât este necesar, cu angajatorul și/ sau cu lucrătorii desemnați, pentru a permite angajatorului să se asigure ca mediul de muncă și condițiile de lucru sunt sigure și fără riscuri pentru securitate și sănătate, în domeniul sau de activitate;</w:t>
+        <w:t>să coopereze, atât timp cât este necesar, cu angajatorul și/ sau cu lucrătorii desemnați, pentru a permite angajatorului să se asigure ca mediul de muncă și condițiile de lucru sunt sigure și fără riscuri pentru securitate și sănătate, în domeniul său de activitate;</w:t>
       </w:r>
     </w:p>
     <w:p>
@@ -26470,7 +21844,7 @@
           <w:szCs w:val="20"/>
           <w:lang w:val="ro-RO"/>
         </w:rPr>
-        <w:t>Obligații, atribuții și răspunderi în domeniul situațiilor de urgența (conform legii 307/2007), valabile pentru lucrători:</w:t>
+        <w:t>Obligații, atribuții și răspunderi în domeniul situațiilor de urgența (conform legii 307/2006), valabile pentru lucrători:</w:t>
       </w:r>
     </w:p>
     <w:p>
@@ -27160,7 +22534,7 @@
           <w:szCs w:val="20"/>
           <w:lang w:val="ro-RO"/>
         </w:rPr>
-        <w:t>Obligațiile, atribuțiile și răspunderile în domeniul situațiilor de urgența (conform legii 307/ 2007), valabile pentru șefii locurilor de muncă vor fi aceleași cu ale lucrătorilor doar ca se va suplimenta cu următoarea prevedere:</w:t>
+        <w:t>Obligațiile, atribuțiile și răspunderile în domeniul situațiilor de urgența (conform legii 307/ 2006), valabile pentru șefii locurilor de muncă vor fi aceleași cu ale lucrătorilor doar ca se va suplimenta cu următoarea prevedere:</w:t>
       </w:r>
       <w:r>
         <w:rPr>
@@ -29070,7 +24444,6 @@
           <w:w w:val="100"/>
           <w:sz w:val="20"/>
           <w:szCs w:val="20"/>
-          <w:u w:val="single"/>
           <w:lang w:val="ro-RO"/>
         </w:rPr>
         <w:t>Sănătate și securitate în muncă, medicina muncii, situații de urgență și igiena muncii</w:t>
@@ -29478,6 +24851,7 @@
           <w:numId w:val="37"/>
         </w:numPr>
         <w:spacing w:before="0" w:after="40"/>
+        <w:ind w:left="1800" w:hanging="360"/>
         <w:jc w:val="left"/>
         <w:rPr>
           <w:rFonts w:ascii="Arial" w:hAnsi="Arial" w:cs="Arial"/>
@@ -29510,6 +24884,7 @@
           <w:numId w:val="37"/>
         </w:numPr>
         <w:spacing w:before="0" w:after="40"/>
+        <w:ind w:left="1800" w:hanging="360"/>
         <w:jc w:val="left"/>
         <w:rPr>
           <w:rFonts w:ascii="Arial" w:hAnsi="Arial" w:cs="Arial"/>
@@ -29542,6 +24917,7 @@
           <w:numId w:val="37"/>
         </w:numPr>
         <w:spacing w:before="0" w:after="40"/>
+        <w:ind w:left="1800" w:hanging="360"/>
         <w:jc w:val="left"/>
         <w:rPr>
           <w:rFonts w:ascii="Arial" w:hAnsi="Arial" w:cs="Arial"/>
@@ -29574,6 +24950,7 @@
           <w:numId w:val="37"/>
         </w:numPr>
         <w:spacing w:before="0" w:after="40"/>
+        <w:ind w:left="1800" w:hanging="360"/>
         <w:jc w:val="left"/>
         <w:rPr>
           <w:rFonts w:ascii="Arial" w:hAnsi="Arial" w:cs="Arial"/>
@@ -30020,6 +25397,7 @@
           <w:numId w:val="10"/>
         </w:numPr>
         <w:spacing w:before="0" w:after="40"/>
+        <w:ind w:left="1800" w:hanging="360"/>
         <w:jc w:val="left"/>
         <w:rPr>
           <w:rFonts w:ascii="Arial" w:hAnsi="Arial" w:cs="Arial"/>
@@ -30052,6 +25430,7 @@
           <w:numId w:val="10"/>
         </w:numPr>
         <w:spacing w:before="0" w:after="40"/>
+        <w:ind w:left="1800" w:hanging="360"/>
         <w:jc w:val="left"/>
         <w:rPr>
           <w:rFonts w:ascii="Arial" w:hAnsi="Arial" w:cs="Arial"/>
@@ -30517,19 +25896,19 @@
           <w:szCs w:val="20"/>
           <w:lang w:val="ro-RO"/>
         </w:rPr>
-        <w:t xml:space="preserve">Medicul de </w:t>
-      </w:r>
-      <w:r>
-        <w:rPr>
-          <w:rFonts w:eastAsia="Arial" w:cs="Arial" w:ascii="Arial" w:hAnsi="Arial"/>
-          <w:color w:val="auto"/>
-          <w:spacing w:val="0"/>
-          <w:w w:val="100"/>
-          <w:sz w:val="20"/>
-          <w:szCs w:val="20"/>
-          <w:lang w:val="ro-RO"/>
-        </w:rPr>
-        <w:t xml:space="preserve">de medicina muncii ce prestează aceste servicii pentru angajații </w:t>
+        <w:t xml:space="preserve">Medicul de medicina</w:t>
+      </w:r>
+      <w:r>
+        <w:rPr>
+          <w:rFonts w:eastAsia="Arial" w:cs="Arial" w:ascii="Arial" w:hAnsi="Arial"/>
+          <w:color w:val="auto"/>
+          <w:spacing w:val="0"/>
+          <w:w w:val="100"/>
+          <w:sz w:val="20"/>
+          <w:szCs w:val="20"/>
+          <w:lang w:val="ro-RO"/>
+        </w:rPr>
+        <w:t xml:space="preserve"> muncii ce prestează aceste servicii pentru angajații </w:t>
       </w:r>
       <w:r>
         <w:rPr>
@@ -30628,6 +26007,7 @@
           <w:numId w:val="30"/>
         </w:numPr>
         <w:spacing w:before="0" w:after="40"/>
+        <w:ind w:left="1800" w:hanging="360"/>
         <w:jc w:val="left"/>
         <w:rPr>
           <w:rFonts w:ascii="Arial" w:hAnsi="Arial" w:cs="Arial"/>
@@ -30658,6 +26038,7 @@
           <w:numId w:val="30"/>
         </w:numPr>
         <w:spacing w:before="0" w:after="40"/>
+        <w:ind w:left="1800" w:hanging="360"/>
         <w:jc w:val="left"/>
         <w:rPr>
           <w:rFonts w:ascii="Arial" w:hAnsi="Arial" w:cs="Arial"/>
@@ -30688,6 +26069,7 @@
           <w:numId w:val="30"/>
         </w:numPr>
         <w:spacing w:before="0" w:after="40"/>
+        <w:ind w:left="1800" w:hanging="360"/>
         <w:jc w:val="left"/>
         <w:rPr>
           <w:rFonts w:ascii="Arial" w:hAnsi="Arial" w:cs="Arial"/>
@@ -30718,6 +26100,7 @@
           <w:numId w:val="30"/>
         </w:numPr>
         <w:spacing w:before="0" w:after="40"/>
+        <w:ind w:left="1800" w:hanging="360"/>
         <w:jc w:val="left"/>
         <w:rPr>
           <w:rFonts w:ascii="Arial" w:hAnsi="Arial" w:cs="Arial"/>
@@ -31155,7 +26538,7 @@
           <w:szCs w:val="20"/>
           <w:lang w:val="ro-RO"/>
         </w:rPr>
-        <w:t>evaluarea handicapului în relație cu muncă;</w:t>
+        <w:t>evaluarea handicapului în relație cu munca;</w:t>
       </w:r>
     </w:p>
     <w:p>
@@ -32419,7 +27802,7 @@
           <w:szCs w:val="20"/>
           <w:lang w:val="ro-RO"/>
         </w:rPr>
-        <w:t>Cadrul tehnic PSI - SU are obligația de întocmire a tematicilor anuale de instruire a a lucrătorilor și instruirea acestora în domeniul prevenirii și stingerii incendiilor conform Dispoziției MAI privind instruirea salariaților în domeniul situațiilor de urgență.</w:t>
+        <w:t>Cadrul tehnic PSI - SU are obligația de întocmire a tematicilor anuale de instruire a lucrătorilor și instruirea acestora în domeniul prevenirii și stingerii incendiilor conform Dispoziției MAI privind instruirea salariaților în domeniul situațiilor de urgență.</w:t>
       </w:r>
     </w:p>
     <w:p>
@@ -33029,7 +28412,7 @@
         <w:widowControl/>
         <w:numPr>
           <w:ilvl w:val="0"/>
-          <w:numId w:val="23"/>
+          <w:numId w:val="7"/>
         </w:numPr>
         <w:spacing w:before="0" w:after="40"/>
         <w:jc w:val="left"/>
@@ -33178,7 +28561,7 @@
         <w:widowControl/>
         <w:numPr>
           <w:ilvl w:val="0"/>
-          <w:numId w:val="23"/>
+          <w:numId w:val="7"/>
         </w:numPr>
         <w:spacing w:before="0" w:after="40"/>
         <w:jc w:val="left"/>
@@ -33537,7 +28920,7 @@
         <w:widowControl/>
         <w:numPr>
           <w:ilvl w:val="0"/>
-          <w:numId w:val="23"/>
+          <w:numId w:val="7"/>
         </w:numPr>
         <w:spacing w:before="0" w:after="40"/>
         <w:jc w:val="left"/>
@@ -33574,7 +28957,7 @@
         <w:widowControl/>
         <w:numPr>
           <w:ilvl w:val="0"/>
-          <w:numId w:val="23"/>
+          <w:numId w:val="7"/>
         </w:numPr>
         <w:spacing w:before="0" w:after="40"/>
         <w:jc w:val="left"/>
@@ -33729,7 +29112,7 @@
         <w:widowControl/>
         <w:numPr>
           <w:ilvl w:val="0"/>
-          <w:numId w:val="23"/>
+          <w:numId w:val="7"/>
         </w:numPr>
         <w:spacing w:before="0" w:after="40"/>
         <w:jc w:val="left"/>
@@ -33751,7 +29134,7 @@
           <w:szCs w:val="20"/>
           <w:lang w:val="ro-RO"/>
         </w:rPr>
-        <w:t>Comitetul de securitate și sănătate în muncă este constituit din reprezentanții lucrătorilor cu răspunderi specifice în domeniul securității și sănătății lucrătorilor, pe de o parte, și angajator sau reprezentantul sau legal și/ sau reprezentanții sai în număr egal cu cel al reprezentanților lucrătorilor și medicul de medicina muncii, pe de altă parte.</w:t>
+        <w:t>Comitetul de securitate și sănătate în muncă este constituit din reprezentanții lucrătorilor cu răspunderi specifice în domeniul securității și sănătății lucrătorilor, pe de o parte, și angajator sau reprezentantul său legal și/ sau reprezentanții săi în număr egal cu cel al reprezentanților lucrătorilor și medicul de medicina muncii, pe de altă parte.</w:t>
       </w:r>
     </w:p>
     <w:p>
@@ -33760,7 +29143,7 @@
         <w:widowControl/>
         <w:numPr>
           <w:ilvl w:val="0"/>
-          <w:numId w:val="23"/>
+          <w:numId w:val="7"/>
         </w:numPr>
         <w:spacing w:before="0" w:after="40"/>
         <w:jc w:val="left"/>
@@ -33791,7 +29174,7 @@
         <w:widowControl/>
         <w:numPr>
           <w:ilvl w:val="0"/>
-          <w:numId w:val="23"/>
+          <w:numId w:val="7"/>
         </w:numPr>
         <w:spacing w:before="0" w:after="40"/>
         <w:jc w:val="left"/>
@@ -33862,7 +29245,7 @@
         <w:widowControl/>
         <w:numPr>
           <w:ilvl w:val="0"/>
-          <w:numId w:val="23"/>
+          <w:numId w:val="7"/>
         </w:numPr>
         <w:spacing w:before="0" w:after="40"/>
         <w:jc w:val="left"/>
@@ -33893,7 +29276,7 @@
         <w:widowControl/>
         <w:numPr>
           <w:ilvl w:val="0"/>
-          <w:numId w:val="23"/>
+          <w:numId w:val="7"/>
         </w:numPr>
         <w:spacing w:before="0" w:after="40"/>
         <w:jc w:val="left"/>
@@ -33952,7 +29335,7 @@
         <w:widowControl/>
         <w:numPr>
           <w:ilvl w:val="0"/>
-          <w:numId w:val="23"/>
+          <w:numId w:val="7"/>
         </w:numPr>
         <w:spacing w:before="0" w:after="40"/>
         <w:jc w:val="left"/>
@@ -33983,7 +29366,7 @@
         <w:widowControl/>
         <w:numPr>
           <w:ilvl w:val="0"/>
-          <w:numId w:val="23"/>
+          <w:numId w:val="7"/>
         </w:numPr>
         <w:spacing w:before="0" w:after="40"/>
         <w:jc w:val="left"/>
@@ -34071,7 +29454,7 @@
         <w:widowControl/>
         <w:numPr>
           <w:ilvl w:val="0"/>
-          <w:numId w:val="23"/>
+          <w:numId w:val="7"/>
         </w:numPr>
         <w:spacing w:before="0" w:after="40"/>
         <w:jc w:val="left"/>
@@ -34344,7 +29727,6 @@
           <w:w w:val="100"/>
           <w:sz w:val="20"/>
           <w:szCs w:val="20"/>
-          <w:u w:val="single"/>
           <w:lang w:val="ro-RO"/>
         </w:rPr>
         <w:t>Reguli privind respectarea principiului nediscriminării și al înlăturării oricărei forme de încălcare a demnității</w:t>
@@ -35221,10 +30603,9 @@
           <w:w w:val="100"/>
           <w:sz w:val="20"/>
           <w:szCs w:val="20"/>
-          <w:u w:val="single"/>
-          <w:lang w:val="ro-RO"/>
-        </w:rPr>
-        <w:t>Reglementari privind protecția maternității</w:t>
+          <w:lang w:val="ro-RO"/>
+        </w:rPr>
+        <w:t>Reglementări privind protecția maternității</w:t>
       </w:r>
       <w:r>
         <w:rPr>
@@ -35348,19 +30729,19 @@
           <w:szCs w:val="20"/>
           <w:lang w:val="ro-RO"/>
         </w:rPr>
-        <w:t xml:space="preserve">salariată gravidă va </w:t>
-      </w:r>
-      <w:r>
-        <w:rPr>
-          <w:rFonts w:eastAsia="Arial" w:cs="Arial" w:ascii="Arial" w:hAnsi="Arial"/>
-          <w:color w:val="auto"/>
-          <w:spacing w:val="0"/>
-          <w:w w:val="100"/>
-          <w:sz w:val="20"/>
-          <w:szCs w:val="20"/>
-          <w:lang w:val="ro-RO"/>
-        </w:rPr>
-        <w:t>anunța în scris angajatorul asupra stării sale fiziologice de graviditate, va depune în copie Anexa pentru supravegherea medicală a gravidei – document medical, completat de medic, însoțită de o cerere care conține infirmații referitoare la starea de maternitate și solicitarea de a i se aplică măsurile de protecție prevăzute de ordonanță; documentul medical va conține constatarea stării fiziologice de sănătate, data prezumtivă a nașterii, recomandări privind capacitatea de muncă a acesteia pe timp de zi/ noapte, precum și în condiții de muncă insalubre sau greu de suportat;</w:t>
+        <w:t xml:space="preserve">salariata gravidă va anunța</w:t>
+      </w:r>
+      <w:r>
+        <w:rPr>
+          <w:rFonts w:eastAsia="Arial" w:cs="Arial" w:ascii="Arial" w:hAnsi="Arial"/>
+          <w:color w:val="auto"/>
+          <w:spacing w:val="0"/>
+          <w:w w:val="100"/>
+          <w:sz w:val="20"/>
+          <w:szCs w:val="20"/>
+          <w:lang w:val="ro-RO"/>
+        </w:rPr>
+        <w:t xml:space="preserve"> în scris angajatorul asupra stării sale fiziologice de graviditate, va depune în copie Anexa pentru supravegherea medicală a gravidei – document medical, completat de medic, însoțită de o cerere care conține informații referitoare la starea de maternitate și solicitarea de a i se aplica măsurile de protecție prevăzute de ordonanță; documentul medical va conține constatarea stării fiziologice de sănătate, data prezumtivă a nașterii, recomandări privind capacitatea de muncă a acesteia pe timp de zi/ noapte, precum și în condiții de muncă insalubre sau greu de suportat;</w:t>
       </w:r>
     </w:p>
     <w:p>
@@ -35392,7 +30773,7 @@
           <w:szCs w:val="20"/>
           <w:lang w:val="ro-RO"/>
         </w:rPr>
-        <w:t>salariată lăuză, care și-a reluat activitatea după efectuarea concediului de lăuzie respectiv a concediului postnatal obligatoriu de 42 de zile, sau după caz a 63 de zile ale concediului de lăuzie, va solicita angajatorului în scris măsurile de protecție prevăzute de lege, anexând un document medical eliberat de medicul de familie/ medicul specialist, dar nu mai târziu de 6 luni de la data la care a născut;</w:t>
+        <w:t>salariata lăuză, care și-a reluat activitatea după efectuarea concediului de lăuzie respectiv a concediului postnatal obligatoriu de 42 de zile, sau după caz a 63 de zile ale concediului de lăuzie, va solicita angajatorului în scris măsurile de protecție prevăzute de lege, anexând un document medical eliberat de medicul de familie/ medicul specialist, dar nu mai târziu de 6 luni de la data la care a născut;</w:t>
       </w:r>
     </w:p>
     <w:p>
@@ -35425,7 +30806,7 @@
           <w:szCs w:val="20"/>
           <w:lang w:val="ro-RO"/>
         </w:rPr>
-        <w:t xml:space="preserve">salariată care alăptează, </w:t>
+        <w:t xml:space="preserve">salariata care alăptează, la reluarea</w:t>
       </w:r>
       <w:r>
         <w:rPr>
@@ -35438,7 +30819,7 @@
           <w:szCs w:val="20"/>
           <w:lang w:val="ro-RO"/>
         </w:rPr>
-        <w:t>la reluarea activității după efectuarea concediului de lăuzie, va anunța angajatorul în scris cu privire la începutul și sfârșitul prezumat al perioadei de alăptare, anexând documente medicale eliberate de medicul de familie/ medicul specialist în acest sens care va cuprinde și recomandări cu privire la capacitatea de muncă a acesteia.</w:t>
+        <w:t xml:space="preserve"> activității după efectuarea concediului de lăuzie, va anunța angajatorul în scris cu privire la începutul și sfârșitul prezumat al perioadei de alăptare, anexând documente medicale eliberate de medicul de familie/ medicul specialist în acest sens care va cuprinde și recomandări cu privire la capacitatea de muncă a acesteia.</w:t>
       </w:r>
     </w:p>
     <w:p>
@@ -35505,7 +30886,7 @@
           <w:szCs w:val="20"/>
           <w:lang w:val="ro-RO"/>
         </w:rPr>
-        <w:t>salariată mamă are obligația să efectueze, în cadrul concediului pentru sarcină și lăuzie, concediul postnatal de 42 de zile, după naștere, sau după caz 63 de zile ale concediului de lăuzie;</w:t>
+        <w:t>salariata mamă are obligația să efectueze, în cadrul concediului pentru sarcină și lăuzie, concediul postnatal de 42 de zile, după naștere, sau după caz 63 de zile ale concediului de lăuzie;</w:t>
       </w:r>
     </w:p>
     <w:p>
@@ -35585,7 +30966,7 @@
           <w:szCs w:val="20"/>
           <w:lang w:val="ro-RO"/>
         </w:rPr>
-        <w:t>Pentru toate activitățile susceptibile să prezinte un risc specific de expunere la agenți, procedee și condiții de muncă, a căror listă este prevăzută în anexa nr. 1 din O.U.G. nr. 96/ 2003, angajatorul este obligat să evalueze anual și să întocmească rapoarte de evaluare, cu participarea medicului de medicina muncii, cu privire la natură, gradul și durata de expunere a angajatelor în unitate pentru a depista orice risc pentru sănătatea și securitatea angajatelor și orice efect posibil asupra sarcinii sau alăptării și pentru a stabili măsurile care trebuie luate.</w:t>
+        <w:t>Pentru toate activitățile susceptibile să prezinte un risc specific de expunere la agenți, procedee și condiții de muncă, a căror listă este prevăzută în anexa nr. 1 din O.U.G. nr. 96/ 2003, angajatorul este obligat să evalueze anual și să întocmească rapoarte de evaluare, cu participarea medicului de medicina muncii, cu privire la natura, gradul și durata de expunere a angajatelor în unitate pentru a depista orice risc pentru sănătatea și securitatea angajatelor și orice efect posibil asupra sarcinii sau alăptării și pentru a stabili măsurile care trebuie luate.</w:t>
       </w:r>
     </w:p>
     <w:p>
@@ -36339,7 +31720,7 @@
           <w:szCs w:val="20"/>
           <w:lang w:val="ro-RO"/>
         </w:rPr>
-        <w:t>integral sau fracționat, înainte sau după nașterea copilului, pentru salariată care nu îndeplinește condițiile pentru a beneficia de concediul de maternitate.</w:t>
+        <w:t>integral sau fracționat, înainte sau după nașterea copilului, pentru salariata care nu îndeplinește condițiile pentru a beneficia de concediul de maternitate.</w:t>
       </w:r>
     </w:p>
     <w:p>
@@ -44907,6 +40288,132 @@
       </w:pPr>
     </w:lvl>
   </w:abstractNum>
+  <w:abstractNum w:abstractNumId="52">
+    <w:lvl w:ilvl="0">
+      <w:start w:val="1"/>
+      <w:numFmt w:val="decimal"/>
+      <w:lvlText w:val="%1."/>
+      <w:lvlJc w:val="left"/>
+      <w:pPr>
+        <w:tabs>
+          <w:tab w:val="num" w:pos="720"/>
+        </w:tabs>
+        <w:ind w:left="720" w:hanging="360"/>
+      </w:pPr>
+      <w:rPr>
+        <w:b/>
+        <w:i w:val="false"/>
+        <w:sz w:val="18"/>
+        <w:szCs w:val="18"/>
+      </w:rPr>
+    </w:lvl>
+    <w:lvl w:ilvl="1">
+      <w:start w:val="1"/>
+      <w:numFmt w:val="lowerLetter"/>
+      <w:lvlText w:val="%2."/>
+      <w:lvlJc w:val="left"/>
+      <w:pPr>
+        <w:tabs>
+          <w:tab w:val="num" w:pos="1440"/>
+        </w:tabs>
+        <w:ind w:left="1440" w:hanging="360"/>
+      </w:pPr>
+      <w:rPr/>
+    </w:lvl>
+    <w:lvl w:ilvl="2">
+      <w:start w:val="1"/>
+      <w:numFmt w:val="lowerRoman"/>
+      <w:lvlText w:val="%3."/>
+      <w:lvlJc w:val="right"/>
+      <w:pPr>
+        <w:tabs>
+          <w:tab w:val="num" w:pos="2160"/>
+        </w:tabs>
+        <w:ind w:left="2160" w:hanging="180"/>
+      </w:pPr>
+      <w:rPr/>
+    </w:lvl>
+    <w:lvl w:ilvl="3">
+      <w:start w:val="1"/>
+      <w:numFmt w:val="lowerLetter"/>
+      <w:lvlText w:val="%4)"/>
+      <w:lvlJc w:val="left"/>
+      <w:pPr>
+        <w:tabs>
+          <w:tab w:val="num" w:pos="720"/>
+        </w:tabs>
+        <w:ind w:left="720" w:hanging="360"/>
+      </w:pPr>
+      <w:rPr>
+        <w:b/>
+      </w:rPr>
+    </w:lvl>
+    <w:lvl w:ilvl="4">
+      <w:start w:val="1"/>
+      <w:numFmt w:val="lowerLetter"/>
+      <w:lvlText w:val="%5."/>
+      <w:lvlJc w:val="left"/>
+      <w:pPr>
+        <w:tabs>
+          <w:tab w:val="num" w:pos="3600"/>
+        </w:tabs>
+        <w:ind w:left="3600" w:hanging="360"/>
+      </w:pPr>
+      <w:rPr/>
+    </w:lvl>
+    <w:lvl w:ilvl="5">
+      <w:start w:val="1"/>
+      <w:numFmt w:val="lowerRoman"/>
+      <w:lvlText w:val="%6."/>
+      <w:lvlJc w:val="right"/>
+      <w:pPr>
+        <w:tabs>
+          <w:tab w:val="num" w:pos="4320"/>
+        </w:tabs>
+        <w:ind w:left="4320" w:hanging="180"/>
+      </w:pPr>
+      <w:rPr/>
+    </w:lvl>
+    <w:lvl w:ilvl="6">
+      <w:start w:val="1"/>
+      <w:numFmt w:val="decimal"/>
+      <w:lvlText w:val="%7."/>
+      <w:lvlJc w:val="left"/>
+      <w:pPr>
+        <w:tabs>
+          <w:tab w:val="num" w:pos="5040"/>
+        </w:tabs>
+        <w:ind w:left="5040" w:hanging="360"/>
+      </w:pPr>
+      <w:rPr/>
+    </w:lvl>
+    <w:lvl w:ilvl="7">
+      <w:start w:val="1"/>
+      <w:numFmt w:val="lowerLetter"/>
+      <w:lvlText w:val="%8."/>
+      <w:lvlJc w:val="left"/>
+      <w:pPr>
+        <w:tabs>
+          <w:tab w:val="num" w:pos="5760"/>
+        </w:tabs>
+        <w:ind w:left="5760" w:hanging="360"/>
+      </w:pPr>
+      <w:rPr/>
+    </w:lvl>
+    <w:lvl w:ilvl="8">
+      <w:start w:val="1"/>
+      <w:numFmt w:val="lowerRoman"/>
+      <w:lvlText w:val="%9."/>
+      <w:lvlJc w:val="right"/>
+      <w:pPr>
+        <w:tabs>
+          <w:tab w:val="num" w:pos="6480"/>
+        </w:tabs>
+        <w:ind w:left="6480" w:hanging="180"/>
+      </w:pPr>
+      <w:rPr/>
+    </w:lvl>
+  </w:abstractNum>
   <w:num w:numId="1">
     <w:abstractNumId w:val="1"/>
   </w:num>
@@ -45066,6 +40573,9 @@
       <w:startOverride w:val="1"/>
     </w:lvlOverride>
   </w:num>
+  <w:num w:numId="53">
+    <w:abstractNumId w:val="52"/>
+  </w:num>
 </w:numbering>
 </file>
 

--- a/packages/document-engine/templates/11_employer_briefing.docx
+++ b/packages/document-engine/templates/11_employer_briefing.docx
@@ -2193,6 +2193,7 @@
     <w:p>
       <w:pPr>
         <w:pStyle w:val="Normal"/>
+        <w:keepNext/>
         <w:widowControl/>
         <w:numPr>
           <w:ilvl w:val="0"/>
@@ -2409,6 +2410,7 @@
     <w:p>
       <w:pPr>
         <w:pStyle w:val="Normal"/>
+        <w:keepNext/>
         <w:widowControl/>
         <w:spacing w:before="0" w:after="60"/>
         <w:ind w:hanging="0"/>
@@ -2728,6 +2730,7 @@
     <w:p>
       <w:pPr>
         <w:pStyle w:val="Normal"/>
+        <w:keepNext/>
         <w:widowControl/>
         <w:spacing w:before="0" w:after="60"/>
         <w:ind w:hanging="0"/>
@@ -2950,6 +2953,7 @@
     <w:p>
       <w:pPr>
         <w:pStyle w:val="Normal"/>
+        <w:keepNext/>
         <w:widowControl/>
         <w:spacing w:before="0" w:after="60"/>
         <w:ind w:hanging="0"/>
@@ -3154,6 +3158,7 @@
     <w:p>
       <w:pPr>
         <w:pStyle w:val="Normal"/>
+        <w:keepNext/>
         <w:widowControl/>
         <w:numPr>
           <w:ilvl w:val="0"/>
@@ -3423,6 +3428,7 @@
     <w:p>
       <w:pPr>
         <w:pStyle w:val="Normal"/>
+        <w:keepNext/>
         <w:widowControl/>
         <w:numPr>
           <w:ilvl w:val="0"/>
@@ -3602,6 +3608,7 @@
     <w:p>
       <w:pPr>
         <w:pStyle w:val="Normal"/>
+        <w:keepNext/>
         <w:widowControl/>
         <w:numPr>
           <w:ilvl w:val="0"/>
@@ -4385,6 +4392,7 @@
     <w:p>
       <w:pPr>
         <w:pStyle w:val="Normal"/>
+        <w:keepNext/>
         <w:widowControl/>
         <w:numPr>
           <w:ilvl w:val="0"/>
@@ -5893,6 +5901,7 @@
     <w:p>
       <w:pPr>
         <w:pStyle w:val="Normal"/>
+        <w:keepNext/>
         <w:widowControl/>
         <w:numPr>
           <w:ilvl w:val="0"/>
@@ -6800,6 +6809,7 @@
     <w:p>
       <w:pPr>
         <w:pStyle w:val="Normal"/>
+        <w:keepNext/>
         <w:widowControl/>
         <w:numPr>
           <w:ilvl w:val="0"/>
@@ -7101,6 +7111,7 @@
     <w:p>
       <w:pPr>
         <w:pStyle w:val="Normal"/>
+        <w:keepNext/>
         <w:widowControl/>
         <w:numPr>
           <w:ilvl w:val="0"/>
@@ -8374,6 +8385,7 @@
     <w:p>
       <w:pPr>
         <w:pStyle w:val="Normal"/>
+        <w:keepNext/>
         <w:widowControl/>
         <w:numPr>
           <w:ilvl w:val="0"/>
@@ -8794,6 +8806,7 @@
     <w:p>
       <w:pPr>
         <w:pStyle w:val="Normal"/>
+        <w:keepNext/>
         <w:widowControl/>
         <w:spacing w:before="0" w:after="60"/>
         <w:ind w:hanging="0"/>
@@ -9516,6 +9529,7 @@
     <w:p>
       <w:pPr>
         <w:pStyle w:val="Normal"/>
+        <w:keepNext/>
         <w:widowControl/>
         <w:spacing w:before="0" w:after="60"/>
         <w:ind w:hanging="0"/>
@@ -10338,7 +10352,7 @@
     <w:p>
       <w:pPr>
         <w:pStyle w:val="Heading1"/>
-        <w:keepNext w:val="false"/>
+        <w:keepNext/>
         <w:widowControl/>
         <w:numPr>
           <w:ilvl w:val="0"/>
@@ -10413,7 +10427,7 @@
     <w:p>
       <w:pPr>
         <w:pStyle w:val="Heading1"/>
-        <w:keepNext w:val="false"/>
+        <w:keepNext/>
         <w:widowControl/>
         <w:numPr>
           <w:ilvl w:val="0"/>
@@ -11082,7 +11096,7 @@
     <w:p>
       <w:pPr>
         <w:pStyle w:val="Heading1"/>
-        <w:keepNext w:val="false"/>
+        <w:keepNext/>
         <w:widowControl/>
         <w:numPr>
           <w:ilvl w:val="0"/>
@@ -21192,6 +21206,7 @@
     <w:p>
       <w:pPr>
         <w:pStyle w:val="Normal"/>
+        <w:keepNext/>
         <w:widowControl/>
         <w:numPr>
           <w:ilvl w:val="0"/>
@@ -21253,6 +21268,7 @@
     <w:p>
       <w:pPr>
         <w:pStyle w:val="Normal"/>
+        <w:keepNext/>
         <w:widowControl/>
         <w:numPr>
           <w:ilvl w:val="0"/>
@@ -21562,6 +21578,7 @@
     <w:p>
       <w:pPr>
         <w:pStyle w:val="Normal"/>
+        <w:keepNext/>
         <w:widowControl/>
         <w:numPr>
           <w:ilvl w:val="0"/>
@@ -21819,6 +21836,7 @@
     <w:p>
       <w:pPr>
         <w:pStyle w:val="Normal"/>
+        <w:keepNext/>
         <w:widowControl/>
         <w:numPr>
           <w:ilvl w:val="0"/>
@@ -21910,6 +21928,7 @@
     <w:p>
       <w:pPr>
         <w:pStyle w:val="Normal"/>
+        <w:keepNext/>
         <w:widowControl/>
         <w:numPr>
           <w:ilvl w:val="0"/>
@@ -22095,6 +22114,7 @@
     <w:p>
       <w:pPr>
         <w:pStyle w:val="Normal"/>
+        <w:keepNext/>
         <w:widowControl/>
         <w:numPr>
           <w:ilvl w:val="0"/>
@@ -22342,6 +22362,7 @@
     <w:p>
       <w:pPr>
         <w:pStyle w:val="Normal"/>
+        <w:keepNext/>
         <w:widowControl/>
         <w:numPr>
           <w:ilvl w:val="0"/>
@@ -22552,6 +22573,7 @@
     <w:p>
       <w:pPr>
         <w:pStyle w:val="Normal"/>
+        <w:keepNext/>
         <w:widowControl/>
         <w:numPr>
           <w:ilvl w:val="0"/>
@@ -22862,6 +22884,7 @@
     <w:p>
       <w:pPr>
         <w:pStyle w:val="Normal"/>
+        <w:keepNext/>
         <w:widowControl/>
         <w:numPr>
           <w:ilvl w:val="0"/>
@@ -24422,6 +24445,7 @@
     <w:p>
       <w:pPr>
         <w:pStyle w:val="Normal"/>
+        <w:keepNext/>
         <w:widowControl/>
         <w:numPr>
           <w:ilvl w:val="0"/>
@@ -24525,6 +24549,7 @@
     <w:p>
       <w:pPr>
         <w:pStyle w:val="Normal"/>
+        <w:keepNext/>
         <w:widowControl/>
         <w:numPr>
           <w:ilvl w:val="0"/>
@@ -24801,6 +24826,7 @@
     <w:p>
       <w:pPr>
         <w:pStyle w:val="Normal"/>
+        <w:keepNext/>
         <w:widowControl/>
         <w:numPr>
           <w:ilvl w:val="0"/>
@@ -25079,6 +25105,7 @@
     <w:p>
       <w:pPr>
         <w:pStyle w:val="Normal"/>
+        <w:keepNext/>
         <w:widowControl/>
         <w:numPr>
           <w:ilvl w:val="0"/>
@@ -25359,6 +25386,7 @@
     <w:p>
       <w:pPr>
         <w:pStyle w:val="Normal"/>
+        <w:keepNext/>
         <w:widowControl/>
         <w:numPr>
           <w:ilvl w:val="0"/>
@@ -25870,6 +25898,7 @@
     <w:p>
       <w:pPr>
         <w:pStyle w:val="Normal"/>
+        <w:keepNext/>
         <w:widowControl/>
         <w:numPr>
           <w:ilvl w:val="0"/>
@@ -25970,6 +25999,7 @@
     <w:p>
       <w:pPr>
         <w:pStyle w:val="Normal"/>
+        <w:keepNext/>
         <w:widowControl/>
         <w:numPr>
           <w:ilvl w:val="0"/>
@@ -26275,6 +26305,7 @@
     <w:p>
       <w:pPr>
         <w:pStyle w:val="Normal"/>
+        <w:keepNext/>
         <w:widowControl/>
         <w:numPr>
           <w:ilvl w:val="0"/>
@@ -26483,6 +26514,7 @@
     <w:p>
       <w:pPr>
         <w:pStyle w:val="Normal"/>
+        <w:keepNext/>
         <w:widowControl/>
         <w:numPr>
           <w:ilvl w:val="0"/>
@@ -26821,6 +26853,7 @@
     <w:p>
       <w:pPr>
         <w:pStyle w:val="normal1"/>
+        <w:keepNext/>
         <w:widowControl/>
         <w:numPr>
           <w:ilvl w:val="0"/>
@@ -26944,6 +26977,7 @@
     <w:p>
       <w:pPr>
         <w:pStyle w:val="Normal"/>
+        <w:keepNext/>
         <w:widowControl/>
         <w:numPr>
           <w:ilvl w:val="0"/>
@@ -27128,6 +27162,7 @@
     <w:p>
       <w:pPr>
         <w:pStyle w:val="Normal"/>
+        <w:keepNext/>
         <w:widowControl/>
         <w:numPr>
           <w:ilvl w:val="0"/>
@@ -27341,6 +27376,7 @@
     <w:p>
       <w:pPr>
         <w:pStyle w:val="Normal"/>
+        <w:keepNext/>
         <w:widowControl/>
         <w:numPr>
           <w:ilvl w:val="0"/>
@@ -27956,6 +27992,7 @@
     <w:p>
       <w:pPr>
         <w:pStyle w:val="Normal"/>
+        <w:keepNext/>
         <w:widowControl/>
         <w:numPr>
           <w:ilvl w:val="0"/>
@@ -28409,6 +28446,7 @@
     <w:p>
       <w:pPr>
         <w:pStyle w:val="Normal"/>
+        <w:keepNext/>
         <w:widowControl/>
         <w:numPr>
           <w:ilvl w:val="0"/>
@@ -28558,6 +28596,7 @@
     <w:p>
       <w:pPr>
         <w:pStyle w:val="Normal"/>
+        <w:keepNext/>
         <w:widowControl/>
         <w:numPr>
           <w:ilvl w:val="0"/>
@@ -29451,6 +29490,7 @@
     <w:p>
       <w:pPr>
         <w:pStyle w:val="Normal"/>
+        <w:keepNext/>
         <w:widowControl/>
         <w:numPr>
           <w:ilvl w:val="0"/>
@@ -29705,6 +29745,7 @@
     <w:p>
       <w:pPr>
         <w:pStyle w:val="Normal"/>
+        <w:keepNext/>
         <w:widowControl/>
         <w:numPr>
           <w:ilvl w:val="0"/>
@@ -29809,7 +29850,7 @@
     <w:p>
       <w:pPr>
         <w:pStyle w:val="Heading5"/>
-        <w:keepNext w:val="false"/>
+        <w:keepNext/>
         <w:widowControl/>
         <w:numPr>
           <w:ilvl w:val="0"/>
@@ -29969,6 +30010,7 @@
     <w:p>
       <w:pPr>
         <w:pStyle w:val="Normal"/>
+        <w:keepNext/>
         <w:widowControl/>
         <w:numPr>
           <w:ilvl w:val="0"/>
@@ -30488,6 +30530,7 @@
     <w:p>
       <w:pPr>
         <w:pStyle w:val="Normal"/>
+        <w:keepNext/>
         <w:widowControl/>
         <w:numPr>
           <w:ilvl w:val="0"/>
@@ -30580,6 +30623,7 @@
     <w:p>
       <w:pPr>
         <w:pStyle w:val="Normal"/>
+        <w:keepNext/>
         <w:widowControl/>
         <w:numPr>
           <w:ilvl w:val="0"/>
@@ -30669,6 +30713,7 @@
     <w:p>
       <w:pPr>
         <w:pStyle w:val="Normal"/>
+        <w:keepNext/>
         <w:widowControl/>
         <w:numPr>
           <w:ilvl w:val="0"/>
@@ -30825,6 +30870,7 @@
     <w:p>
       <w:pPr>
         <w:pStyle w:val="Normal"/>
+        <w:keepNext/>
         <w:widowControl/>
         <w:numPr>
           <w:ilvl w:val="0"/>
@@ -31097,6 +31143,7 @@
     <w:p>
       <w:pPr>
         <w:pStyle w:val="Normal"/>
+        <w:keepNext/>
         <w:widowControl/>
         <w:numPr>
           <w:ilvl w:val="0"/>
@@ -31576,6 +31623,7 @@
     <w:p>
       <w:pPr>
         <w:pStyle w:val="Normal"/>
+        <w:keepNext/>
         <w:widowControl/>
         <w:numPr>
           <w:ilvl w:val="0"/>

--- a/packages/document-engine/templates/11_employer_briefing.docx
+++ b/packages/document-engine/templates/11_employer_briefing.docx
@@ -487,7 +487,7 @@
           <w:szCs w:val="20"/>
           <w:lang w:val="ro-RO"/>
         </w:rPr>
-        <w:t>Decizia / Dispoziția de constituire echipa de evaluare a riscurilor de accidentare și/ sau îmbolnăvire profesională</w:t>
+        <w:t xml:space="preserve">Decizia / Dispoziția de constituire a echipei de evaluare a riscurilor de accidentare și/ sau îmbolnăvire profesională</w:t>
       </w:r>
     </w:p>
     <w:p>
@@ -6084,7 +6084,7 @@
           <w:szCs w:val="20"/>
           <w:lang w:val="ro-RO"/>
         </w:rPr>
-        <w:t>să comunice imediat angajatorului și/ sau lucrătorilor desemnați orice situație de muncă despre care au motive întemeiate să o considere un pericol pentru securitatea și sănătatea lucrătorilor, precum și orice deficiența a sistemelor de protecție;</w:t>
+        <w:t xml:space="preserve">să comunice imediat angajatorului și/ sau lucrătorilor desemnați orice situație de muncă despre care au motive întemeiate să o considere un pericol pentru securitatea și sănătatea lucrătorilor, precum și orice deficiență a sistemelor de protecție;</w:t>
       </w:r>
     </w:p>
     <w:p>
@@ -21417,7 +21417,7 @@
           <w:szCs w:val="20"/>
           <w:lang w:val="ro-RO"/>
         </w:rPr>
-        <w:t>să comunice imediat angajatorului și/ sau lucrătorilor desemnați orice situație de muncă despre care au motive întemeiate să o considere un pericol pentru securitatea și sănătatea lucrătorilor, precum și orice deficiența a sistemelor de protecție;</w:t>
+        <w:t xml:space="preserve">să comunice imediat angajatorului și/ sau lucrătorilor desemnați orice situație de muncă despre care au motive întemeiate să o considere un pericol pentru securitatea și sănătatea lucrătorilor, precum și orice deficiență a sistemelor de protecție;</w:t>
       </w:r>
     </w:p>
     <w:p>
@@ -21862,7 +21862,7 @@
           <w:szCs w:val="20"/>
           <w:lang w:val="ro-RO"/>
         </w:rPr>
-        <w:t>Obligații, atribuții și răspunderi în domeniul situațiilor de urgența (conform legii 307/2006), valabile pentru lucrători:</w:t>
+        <w:t xml:space="preserve">Obligații, atribuții și răspunderi în domeniul situațiilor de urgență (conform legii 307/2006), valabile pentru lucrători:</w:t>
       </w:r>
     </w:p>
     <w:p>
@@ -22418,7 +22418,7 @@
           <w:szCs w:val="20"/>
           <w:lang w:val="ro-RO"/>
         </w:rPr>
-        <w:t>să participe la instruirile de la angajare în domeniul situațiilor de urgența (instruirea introductiv – generală, instruirea la locul de muncă);</w:t>
+        <w:t xml:space="preserve">să participe la instruirile de la angajare în domeniul situațiilor de urgență (instruirea introductiv – generală, instruirea la locul de muncă);</w:t>
       </w:r>
     </w:p>
     <w:p>
@@ -22449,7 +22449,7 @@
           <w:szCs w:val="20"/>
           <w:lang w:val="ro-RO"/>
         </w:rPr>
-        <w:t>să participe la instruirile periodice în domeniul situațiilor de urgența (atunci când acestea sunt programate) după ce au fost informați în prealabil de către șeful ierarhic (șeful locului de muncă);</w:t>
+        <w:t xml:space="preserve">să participe la instruirile periodice în domeniul situațiilor de urgență (atunci când acestea sunt programate) după ce au fost informați în prealabil de către șeful ierarhic (șeful locului de muncă);</w:t>
       </w:r>
     </w:p>
     <w:p>
@@ -22481,7 +22481,7 @@
           <w:szCs w:val="20"/>
           <w:lang w:val="ro-RO"/>
         </w:rPr>
-        <w:t>să participe la instruirile suplimentare în domeniul situațiilor de urgența (atunci când acestea sunt programate) după ce au fost informați în prealabil de către șeful ierarhic (șeful locului de muncă);</w:t>
+        <w:t xml:space="preserve">să participe la instruirile suplimentare în domeniul situațiilor de urgență (atunci când acestea sunt programate) după ce au fost informați în prealabil de către șeful ierarhic (șeful locului de muncă);</w:t>
       </w:r>
     </w:p>
     <w:p>
@@ -22555,7 +22555,7 @@
           <w:szCs w:val="20"/>
           <w:lang w:val="ro-RO"/>
         </w:rPr>
-        <w:t>Obligațiile, atribuțiile și răspunderile în domeniul situațiilor de urgența (conform legii 307/ 2006), valabile pentru șefii locurilor de muncă vor fi aceleași cu ale lucrătorilor doar ca se va suplimenta cu următoarea prevedere:</w:t>
+        <w:t xml:space="preserve">Obligațiile, atribuțiile și răspunderile în domeniul situațiilor de urgență (conform legii 307/ 2006), valabile pentru șefii locurilor de muncă vor fi aceleași cu ale lucrătorilor doar ca se va suplimenta cu următoarea prevedere:</w:t>
       </w:r>
       <w:r>
         <w:rPr>

--- a/packages/document-engine/templates/11_employer_briefing.docx
+++ b/packages/document-engine/templates/11_employer_briefing.docx
@@ -2869,7 +2869,7 @@
           <w:ilvl w:val="0"/>
           <w:numId w:val="6"/>
         </w:numPr>
-        <w:spacing w:before="0" w:after="120"/>
+        <w:spacing w:before="0" w:after="40"/>
         <w:ind w:right="0"/>
         <w:jc w:val="left"/>
         <w:rPr>
@@ -2889,34 +2889,7 @@
           <w:szCs w:val="20"/>
           <w:lang w:val="ro-RO"/>
         </w:rPr>
-        <w:t>să asigure ca planificarea și introducerea de noi tehnologii să facă obiectul consultărilor cu lucrătorii și/ sau reprezentanții acestora în ceea ce privește consecințele asupra securității și sănătății lucrătorilor, determinate</w:t>
-      </w:r>
-    </w:p>
-    <w:p>
-      <w:pPr>
-        <w:pStyle w:val="Normal"/>
-        <w:widowControl/>
-        <w:spacing w:before="0" w:after="40"/>
-        <w:ind w:left="360" w:right="0"/>
-        <w:jc w:val="left"/>
-        <w:rPr>
-          <w:rFonts w:ascii="Arial" w:hAnsi="Arial" w:cs="Arial"/>
-          <w:sz w:val="18"/>
-          <w:szCs w:val="18"/>
-          <w:lang w:val="es-ES_tradnl"/>
-        </w:rPr>
-      </w:pPr>
-      <w:r>
-        <w:rPr>
-          <w:rFonts w:eastAsia="Arial" w:cs="Arial" w:ascii="Arial" w:hAnsi="Arial"/>
-          <w:color w:val="auto"/>
-          <w:spacing w:val="0"/>
-          <w:w w:val="100"/>
-          <w:sz w:val="20"/>
-          <w:szCs w:val="20"/>
-          <w:lang w:val="ro-RO"/>
-        </w:rPr>
-        <w:t>de alegerea echipamentelor, de condițiile și mediul de muncă;</w:t>
+        <w:t>să asigure ca planificarea și introducerea de noi tehnologii să facă obiectul consultărilor cu lucrătorii și/ sau reprezentanții acestora în ceea ce privește consecințele asupra securității și sănătății lucrătorilor, determinate de alegerea echipamentelor, de condițiile și mediul de muncă;</w:t>
       </w:r>
     </w:p>
     <w:p>
@@ -14999,6 +14972,7 @@
       <w:tr>
         <w:trPr>
           <w:tblHeader w:val="true"/>
+          <w:cantSplit/>
         </w:trPr>
         <w:tc>
           <w:tcPr>
@@ -15141,7 +15115,9 @@
         </w:tc>
       </w:tr>
       <w:tr>
-        <w:trPr/>
+        <w:trPr>
+          <w:cantSplit/>
+        </w:trPr>
         <w:tc>
           <w:tcPr>
             <w:tcW w:w="654" w:type="dxa"/>
@@ -15280,7 +15256,9 @@
         </w:tc>
       </w:tr>
       <w:tr>
-        <w:trPr/>
+        <w:trPr>
+          <w:cantSplit/>
+        </w:trPr>
         <w:tc>
           <w:tcPr>
             <w:tcW w:w="654" w:type="dxa"/>
@@ -15419,7 +15397,9 @@
         </w:tc>
       </w:tr>
       <w:tr>
-        <w:trPr/>
+        <w:trPr>
+          <w:cantSplit/>
+        </w:trPr>
         <w:tc>
           <w:tcPr>
             <w:tcW w:w="654" w:type="dxa"/>
@@ -15558,7 +15538,9 @@
         </w:tc>
       </w:tr>
       <w:tr>
-        <w:trPr/>
+        <w:trPr>
+          <w:cantSplit/>
+        </w:trPr>
         <w:tc>
           <w:tcPr>
             <w:tcW w:w="654" w:type="dxa"/>
@@ -15697,7 +15679,9 @@
         </w:tc>
       </w:tr>
       <w:tr>
-        <w:trPr/>
+        <w:trPr>
+          <w:cantSplit/>
+        </w:trPr>
         <w:tc>
           <w:tcPr>
             <w:tcW w:w="654" w:type="dxa"/>
@@ -15836,7 +15820,9 @@
         </w:tc>
       </w:tr>
       <w:tr>
-        <w:trPr/>
+        <w:trPr>
+          <w:cantSplit/>
+        </w:trPr>
         <w:tc>
           <w:tcPr>
             <w:tcW w:w="654" w:type="dxa"/>
@@ -15975,7 +15961,9 @@
         </w:tc>
       </w:tr>
       <w:tr>
-        <w:trPr/>
+        <w:trPr>
+          <w:cantSplit/>
+        </w:trPr>
         <w:tc>
           <w:tcPr>
             <w:tcW w:w="654" w:type="dxa"/>
@@ -16114,7 +16102,9 @@
         </w:tc>
       </w:tr>
       <w:tr>
-        <w:trPr/>
+        <w:trPr>
+          <w:cantSplit/>
+        </w:trPr>
         <w:tc>
           <w:tcPr>
             <w:tcW w:w="654" w:type="dxa"/>
@@ -16253,7 +16243,9 @@
         </w:tc>
       </w:tr>
       <w:tr>
-        <w:trPr/>
+        <w:trPr>
+          <w:cantSplit/>
+        </w:trPr>
         <w:tc>
           <w:tcPr>
             <w:tcW w:w="654" w:type="dxa"/>
@@ -16392,7 +16384,9 @@
         </w:tc>
       </w:tr>
       <w:tr>
-        <w:trPr/>
+        <w:trPr>
+          <w:cantSplit/>
+        </w:trPr>
         <w:tc>
           <w:tcPr>
             <w:tcW w:w="654" w:type="dxa"/>
@@ -16531,7 +16525,9 @@
         </w:tc>
       </w:tr>
       <w:tr>
-        <w:trPr/>
+        <w:trPr>
+          <w:cantSplit/>
+        </w:trPr>
         <w:tc>
           <w:tcPr>
             <w:tcW w:w="654" w:type="dxa"/>
@@ -16670,7 +16666,9 @@
         </w:tc>
       </w:tr>
       <w:tr>
-        <w:trPr/>
+        <w:trPr>
+          <w:cantSplit/>
+        </w:trPr>
         <w:tc>
           <w:tcPr>
             <w:tcW w:w="654" w:type="dxa"/>
@@ -16809,7 +16807,9 @@
         </w:tc>
       </w:tr>
       <w:tr>
-        <w:trPr/>
+        <w:trPr>
+          <w:cantSplit/>
+        </w:trPr>
         <w:tc>
           <w:tcPr>
             <w:tcW w:w="654" w:type="dxa"/>
@@ -16948,7 +16948,9 @@
         </w:tc>
       </w:tr>
       <w:tr>
-        <w:trPr/>
+        <w:trPr>
+          <w:cantSplit/>
+        </w:trPr>
         <w:tc>
           <w:tcPr>
             <w:tcW w:w="654" w:type="dxa"/>
@@ -17087,7 +17089,9 @@
         </w:tc>
       </w:tr>
       <w:tr>
-        <w:trPr/>
+        <w:trPr>
+          <w:cantSplit/>
+        </w:trPr>
         <w:tc>
           <w:tcPr>
             <w:tcW w:w="654" w:type="dxa"/>
@@ -17226,7 +17230,9 @@
         </w:tc>
       </w:tr>
       <w:tr>
-        <w:trPr/>
+        <w:trPr>
+          <w:cantSplit/>
+        </w:trPr>
         <w:tc>
           <w:tcPr>
             <w:tcW w:w="654" w:type="dxa"/>
@@ -17365,7 +17371,9 @@
         </w:tc>
       </w:tr>
       <w:tr>
-        <w:trPr/>
+        <w:trPr>
+          <w:cantSplit/>
+        </w:trPr>
         <w:tc>
           <w:tcPr>
             <w:tcW w:w="654" w:type="dxa"/>
@@ -17504,7 +17512,9 @@
         </w:tc>
       </w:tr>
       <w:tr>
-        <w:trPr/>
+        <w:trPr>
+          <w:cantSplit/>
+        </w:trPr>
         <w:tc>
           <w:tcPr>
             <w:tcW w:w="654" w:type="dxa"/>
@@ -17643,7 +17653,9 @@
         </w:tc>
       </w:tr>
       <w:tr>
-        <w:trPr/>
+        <w:trPr>
+          <w:cantSplit/>
+        </w:trPr>
         <w:tc>
           <w:tcPr>
             <w:tcW w:w="654" w:type="dxa"/>
@@ -17782,7 +17794,9 @@
         </w:tc>
       </w:tr>
       <w:tr>
-        <w:trPr/>
+        <w:trPr>
+          <w:cantSplit/>
+        </w:trPr>
         <w:tc>
           <w:tcPr>
             <w:tcW w:w="654" w:type="dxa"/>
@@ -17921,7 +17935,9 @@
         </w:tc>
       </w:tr>
       <w:tr>
-        <w:trPr/>
+        <w:trPr>
+          <w:cantSplit/>
+        </w:trPr>
         <w:tc>
           <w:tcPr>
             <w:tcW w:w="654" w:type="dxa"/>
@@ -18060,7 +18076,9 @@
         </w:tc>
       </w:tr>
       <w:tr>
-        <w:trPr/>
+        <w:trPr>
+          <w:cantSplit/>
+        </w:trPr>
         <w:tc>
           <w:tcPr>
             <w:tcW w:w="654" w:type="dxa"/>
@@ -18247,7 +18265,10 @@
         <w:gridCol w:w="6549"/>
       </w:tblGrid>
       <w:tr>
-        <w:trPr/>
+        <w:trPr>
+          <w:tblHeader w:val="true"/>
+          <w:cantSplit/>
+        </w:trPr>
         <w:tc>
           <w:tcPr>
             <w:tcW w:w="654" w:type="dxa"/>
@@ -18389,7 +18410,9 @@
         </w:tc>
       </w:tr>
       <w:tr>
-        <w:trPr/>
+        <w:trPr>
+          <w:cantSplit/>
+        </w:trPr>
         <w:tc>
           <w:tcPr>
             <w:tcW w:w="654" w:type="dxa"/>
@@ -18529,7 +18552,9 @@
         </w:tc>
       </w:tr>
       <w:tr>
-        <w:trPr/>
+        <w:trPr>
+          <w:cantSplit/>
+        </w:trPr>
         <w:tc>
           <w:tcPr>
             <w:tcW w:w="654" w:type="dxa"/>
@@ -18667,7 +18692,9 @@
         </w:tc>
       </w:tr>
       <w:tr>
-        <w:trPr/>
+        <w:trPr>
+          <w:cantSplit/>
+        </w:trPr>
         <w:tc>
           <w:tcPr>
             <w:tcW w:w="654" w:type="dxa"/>
@@ -18806,7 +18833,9 @@
         </w:tc>
       </w:tr>
       <w:tr>
-        <w:trPr/>
+        <w:trPr>
+          <w:cantSplit/>
+        </w:trPr>
         <w:tc>
           <w:tcPr>
             <w:tcW w:w="654" w:type="dxa"/>
@@ -18945,7 +18974,9 @@
         </w:tc>
       </w:tr>
       <w:tr>
-        <w:trPr/>
+        <w:trPr>
+          <w:cantSplit/>
+        </w:trPr>
         <w:tc>
           <w:tcPr>
             <w:tcW w:w="654" w:type="dxa"/>
@@ -19084,7 +19115,9 @@
         </w:tc>
       </w:tr>
       <w:tr>
-        <w:trPr/>
+        <w:trPr>
+          <w:cantSplit/>
+        </w:trPr>
         <w:tc>
           <w:tcPr>
             <w:tcW w:w="654" w:type="dxa"/>
@@ -19223,7 +19256,9 @@
         </w:tc>
       </w:tr>
       <w:tr>
-        <w:trPr/>
+        <w:trPr>
+          <w:cantSplit/>
+        </w:trPr>
         <w:tc>
           <w:tcPr>
             <w:tcW w:w="654" w:type="dxa"/>
@@ -19362,7 +19397,9 @@
         </w:tc>
       </w:tr>
       <w:tr>
-        <w:trPr/>
+        <w:trPr>
+          <w:cantSplit/>
+        </w:trPr>
         <w:tc>
           <w:tcPr>
             <w:tcW w:w="654" w:type="dxa"/>

--- a/packages/document-engine/templates/11_employer_briefing.docx
+++ b/packages/document-engine/templates/11_employer_briefing.docx
@@ -28346,7 +28346,7 @@
           <w:szCs w:val="20"/>
           <w:lang w:val="ro-RO"/>
         </w:rPr>
-        <w:t xml:space="preserve">Numărul de reprezentanți ai lucrătorilor cu răspunderi specifice în domeniul securității și sănătății în muncă pentru </w:t>
+        <w:t xml:space="preserve">{{#workersRepresentativeDecision}}Reprezentanții lucrătorilor cu răspunderi specifice în domeniul securității și sănătății în muncă pentru </w:t>
       </w:r>
       <w:r>
         <w:rPr>
@@ -28374,7 +28374,48 @@
           <w:szCs w:val="20"/>
           <w:lang w:val="ro-RO"/>
         </w:rPr>
-        <w:t xml:space="preserve"> nu este stabilit, deoarece nu se încadrează conform HG 1425/ 2006 art. 60, alin. (2), litera c).</w:t>
+        <w:t xml:space="preserve"> sunt desemnați prin decizia internă privind reprezentanții lucrătorilor.{{/workersRepresentativeDecision}}</w:t>
+      </w:r>
+      <w:r>
+        <w:rPr>
+          <w:rStyle w:val="tpa1"/>
+          <w:rFonts w:eastAsia="Arial" w:cs="Arial" w:ascii="Arial" w:hAnsi="Arial"/>
+          <w:color w:val="auto"/>
+          <w:spacing w:val="0"/>
+          <w:w w:val="100"/>
+          <w:sz w:val="20"/>
+          <w:szCs w:val="20"/>
+          <w:lang w:val="ro-RO"/>
+        </w:rPr>
+        <w:t xml:space="preserve">{{^workersRepresentativeDecision}}Numărul de reprezentanți ai lucrătorilor cu răspunderi specifice în domeniul securității și sănătății în muncă pentru </w:t>
+      </w:r>
+      <w:r>
+        <w:rPr>
+          <w:rStyle w:val="tpa1"/>
+          <w:rFonts w:eastAsia="Arial" w:cs="Arial" w:ascii="Arial" w:hAnsi="Arial"/>
+          <w:b/>
+          <w:bCs/>
+          <w:color w:val="auto"/>
+          <w:spacing w:val="0"/>
+          <w:w w:val="100"/>
+          <w:sz w:val="20"/>
+          <w:szCs w:val="20"/>
+          <w:lang w:val="ro-RO"/>
+        </w:rPr>
+        <w:t>{{client.legalName}}</w:t>
+      </w:r>
+      <w:r>
+        <w:rPr>
+          <w:rStyle w:val="tpa1"/>
+          <w:rFonts w:eastAsia="Arial" w:cs="Arial" w:ascii="Arial" w:hAnsi="Arial"/>
+          <w:color w:val="auto"/>
+          <w:spacing w:val="0"/>
+          <w:w w:val="100"/>
+          <w:sz w:val="20"/>
+          <w:szCs w:val="20"/>
+          <w:lang w:val="ro-RO"/>
+        </w:rPr>
+        <w:t xml:space="preserve"> nu este stabilit, deoarece nu se încadrează conform HG 1425/ 2006 art. 60, alin. (2), litera c).{{/workersRepresentativeDecision}}</w:t>
       </w:r>
     </w:p>
     <w:p>
@@ -29085,7 +29126,7 @@
           <w:szCs w:val="20"/>
           <w:lang w:val="ro-RO"/>
         </w:rPr>
-        <w:t xml:space="preserve"> are un număr mediu de până la </w:t>
+        <w:t xml:space="preserve"> are un număr mediu de sub </w:t>
       </w:r>
       <w:r>
         <w:rPr>
@@ -29098,7 +29139,7 @@
           <w:szCs w:val="20"/>
           <w:lang w:val="ro-RO"/>
         </w:rPr>
-        <w:t>5</w:t>
+        <w:t>50</w:t>
       </w:r>
       <w:r>
         <w:rPr>
@@ -29112,7 +29153,7 @@
           <w:szCs w:val="20"/>
           <w:lang w:val="ro-RO"/>
         </w:rPr>
-        <w:t xml:space="preserve"> lucrători, </w:t>
+        <w:t xml:space="preserve"> de lucrători, </w:t>
       </w:r>
       <w:r>
         <w:rPr>

--- a/packages/document-engine/templates/11_employer_briefing.docx
+++ b/packages/document-engine/templates/11_employer_briefing.docx
@@ -789,7 +789,7 @@
           <w:szCs w:val="20"/>
           <w:lang w:val="ro-RO"/>
         </w:rPr>
-        <w:t>Test anual în domeniul securității și sănătății în muncă (cod TPSSM)</w:t>
+        <w:t>Test periodic în domeniul securității și sănătății în muncă (cod TPSSM)</w:t>
       </w:r>
     </w:p>
     <w:p>
@@ -27438,7 +27438,7 @@
           <w:szCs w:val="20"/>
           <w:lang w:val="ro-RO"/>
         </w:rPr>
-        <w:t>Instruirea introductivă durează cf.deciziei și planificării interne și în cadrul său se prezintă:</w:t>
+        <w:t>Instruirea introductivă durează cf. deciziei și planificării interne și în cadrul său se prezintă:</w:t>
       </w:r>
     </w:p>
     <w:p>
@@ -28302,7 +28302,7 @@
           <w:szCs w:val="20"/>
           <w:lang w:val="ro-RO"/>
         </w:rPr>
-        <w:t xml:space="preserve">Reprezentanții lucrătorilor cu răspunderi specifice în domeniul securității și sănătății în muncă este </w:t>
+        <w:t xml:space="preserve">Reprezentantul lucrătorilor cu răspunderi specifice în domeniul securității și sănătății în muncă este </w:t>
       </w:r>
       <w:r>
         <w:rPr>
@@ -28846,7 +28846,7 @@
           <w:szCs w:val="20"/>
           <w:lang w:val="ro-RO"/>
         </w:rPr>
-        <w:t xml:space="preserve">, cu ocazia adunării generale a salariaților, vor hotăra prin vot secret </w:t>
+        <w:t xml:space="preserve">, cu ocazia adunării generale a salariaților, vor hotărî prin vot secret </w:t>
       </w:r>
       <w:r>
         <w:rPr>
@@ -28859,7 +28859,7 @@
           <w:szCs w:val="20"/>
           <w:lang w:val="ro-RO"/>
         </w:rPr>
-        <w:t xml:space="preserve">reprezentanți lucrătorilor </w:t>
+        <w:t xml:space="preserve">reprezentanții lucrătorilor </w:t>
       </w:r>
       <w:r>
         <w:rPr>
@@ -28936,7 +28936,7 @@
           <w:szCs w:val="20"/>
           <w:lang w:val="ro-RO"/>
         </w:rPr>
-        <w:t xml:space="preserve">pentru ca alegerea să fie validate fiecare reprezentant al lucrătorilor cu răspunderi specifice în domeniul securității și sănătății în muncă va trebui să fie ales de cel puțin 50 % + 1 din totalul numărului de angajați ai </w:t>
+        <w:t xml:space="preserve">pentru ca alegerea să fie validată fiecare reprezentant al lucrătorilor cu răspunderi specifice în domeniul securității și sănătății în muncă va trebui să fie ales de cel puțin 50 % + 1 din totalul numărului de angajați ai </w:t>
       </w:r>
       <w:r>
         <w:rPr>
@@ -29028,7 +29028,7 @@
           <w:szCs w:val="20"/>
           <w:lang w:val="ro-RO"/>
         </w:rPr>
-        <w:t>atribuțiile reprezentanții lucrătorilor cu răspunderi specifice în domeniul securității și sănătății în muncă vor fi specificate în fișa postului pentru fiecare lucrător ales.</w:t>
+        <w:t>atribuțiile reprezentanților lucrătorilor cu răspunderi specifice în domeniul securității și sănătății în muncă vor fi specificate în fișa postului pentru fiecare lucrător ales.</w:t>
       </w:r>
     </w:p>
     <w:p>
@@ -29340,7 +29340,7 @@
           <w:szCs w:val="20"/>
           <w:lang w:val="ro-RO"/>
         </w:rPr>
-        <w:t>15 ore pe luna</w:t>
+        <w:t>15 ore pe lună</w:t>
       </w:r>
       <w:r>
         <w:rPr>
@@ -29384,7 +29384,7 @@
           <w:szCs w:val="20"/>
           <w:lang w:val="ro-RO"/>
         </w:rPr>
-        <w:t>Membrii comitetului de securitate și sănătate în muncă se nominalizează prin decizie scrisă a președintelui acestuia, iar componența comitetului va fi adusa la cunoștința tuturor lucrătorilor.</w:t>
+        <w:t>Membrii comitetului de securitate și sănătate în muncă se nominalizează prin decizie scrisă a președintelui acestuia, iar componența comitetului va fi adusă la cunoștința tuturor lucrătorilor.</w:t>
       </w:r>
     </w:p>
     <w:p>
@@ -29534,7 +29534,7 @@
           <w:szCs w:val="20"/>
           <w:lang w:val="ro-RO"/>
         </w:rPr>
-        <w:t xml:space="preserve"> propriu</w:t>
+        <w:t xml:space="preserve"> propriu al</w:t>
       </w:r>
       <w:r>
         <w:rPr>
@@ -29562,7 +29562,7 @@
           <w:szCs w:val="20"/>
           <w:lang w:val="ro-RO"/>
         </w:rPr>
-        <w:t>{{client.legalName}}</w:t>
+        <w:t>{{client.legalName}}.</w:t>
       </w:r>
     </w:p>
     <w:p>
@@ -31905,7 +31905,7 @@
     <w:pPr>
       <w:pStyle w:val="Footer"/>
       <w:spacing w:before="60" w:after="0"/>
-      <w:ind w:hanging="0" w:left="0" w:right="360"/>
+      <w:ind w:hanging="0" w:left="0"/>
       <w:jc w:val="center"/>
       <w:rPr>
         <w:rStyle w:val="PageNumber"/>
@@ -31939,7 +31939,7 @@
     <w:pPr>
       <w:pStyle w:val="Footer"/>
       <w:spacing w:before="60" w:after="0"/>
-      <w:ind w:hanging="0" w:left="0" w:right="360"/>
+      <w:ind w:hanging="0" w:left="0"/>
       <w:jc w:val="center"/>
       <w:rPr>
         <w:rStyle w:val="PageNumber"/>
@@ -31973,7 +31973,7 @@
     <w:pPr>
       <w:pStyle w:val="Footer"/>
       <w:spacing w:before="60" w:after="0"/>
-      <w:ind w:hanging="0" w:left="0" w:right="360"/>
+      <w:ind w:hanging="0" w:left="0"/>
       <w:jc w:val="center"/>
       <w:rPr>
         <w:rStyle w:val="PageNumber"/>

--- a/packages/document-engine/templates/11_employer_briefing.docx
+++ b/packages/document-engine/templates/11_employer_briefing.docx
@@ -27772,7 +27772,7 @@
           <w:szCs w:val="20"/>
           <w:lang w:val="ro-RO"/>
         </w:rPr>
-        <w:t>Instructajul periodic durează 1,30 ore și va avea frecvența stabilită prin instrucțiunile proprii ale societății.</w:t>
+        <w:t>Instructajul periodic durează {{training.periodicDuration}} și va avea frecvența stabilită prin instrucțiunile proprii ale societății.</w:t>
       </w:r>
     </w:p>
     <w:p>

--- a/packages/document-engine/templates/11_employer_briefing.docx
+++ b/packages/document-engine/templates/11_employer_briefing.docx
@@ -456,7 +456,7 @@
           <w:szCs w:val="20"/>
           <w:lang w:val="ro-RO"/>
         </w:rPr>
-        <w:t>Decizia / Dispoziția privind responsabilii cu acordarea primului ajutor</w:t>
+        <w:t xml:space="preserve">Decizia / Dispoziția de constituire a echipei de evaluare a riscurilor de accidentare și/ sau îmbolnăvire profesională</w:t>
       </w:r>
     </w:p>
     <w:p>
@@ -487,7 +487,7 @@
           <w:szCs w:val="20"/>
           <w:lang w:val="ro-RO"/>
         </w:rPr>
-        <w:t xml:space="preserve">Decizia / Dispoziția de constituire a echipei de evaluare a riscurilor de accidentare și/ sau îmbolnăvire profesională</w:t>
+        <w:t>Decizia / Dispoziția privind responsabilii cu acordarea primului ajutor</w:t>
       </w:r>
     </w:p>
     <w:p>
@@ -820,7 +820,7 @@
           <w:szCs w:val="20"/>
           <w:lang w:val="ro-RO"/>
         </w:rPr>
-        <w:t>Lista internă cu necesarul de dotare cu echipament individual de protecție (e.i.p.) a lucrătorilor (cod LN E.I.P.)</w:t>
+        <w:t xml:space="preserve">Lista internă cu necesarul de dotare cu echipament individual de protecție (E.I.P.) a lucrătorilor (cod LN E.I.P.)</w:t>
       </w:r>
     </w:p>
     <w:p>
@@ -913,7 +913,7 @@
           <w:szCs w:val="20"/>
           <w:lang w:val="ro-RO"/>
         </w:rPr>
-        <w:t>Evaluarea riscurilor de accidentare și îmbolnăvire profesională pentru locurile de muncă (Descrierea metodei elaborate de I.N.C.D.P.M București, utilizată de evaluator) (cod EVR)</w:t>
+        <w:t xml:space="preserve">Evaluarea riscurilor de accidentare și îmbolnăvire profesională pentru locurile de muncă (Descrierea metodei elaborate de I.N.C.D.P.M. București, utilizată de evaluator) (cod EVR)</w:t>
       </w:r>
     </w:p>
     <w:p>
@@ -1019,7 +1019,7 @@
           <w:szCs w:val="20"/>
           <w:lang w:val="ro-RO"/>
         </w:rPr>
-        <w:t>Capitolul I. Prevederi generale pentru angajator conform legii 319/ 2006</w:t>
+        <w:t xml:space="preserve">Capitolul I. Prevederi generale pentru angajator conform Legii 319/ 2006</w:t>
       </w:r>
     </w:p>
     <w:p>
@@ -1397,7 +1397,7 @@
           <w:szCs w:val="20"/>
           <w:lang w:val="ro-RO"/>
         </w:rPr>
-        <w:t>Capitolul VII. Comunicarea, cercetarea, înregistrarea și raportarea evenimentelor, accidente de muncă și boli profesionale</w:t>
+        <w:t xml:space="preserve">Capitolul VII. Comunicarea, cercetarea, înregistrarea și raportarea evenimentelor, accidentelor de muncă și bolilor profesionale</w:t>
       </w:r>
     </w:p>
     <w:p>
@@ -1539,7 +1539,7 @@
           <w:szCs w:val="20"/>
           <w:lang w:val="ro-RO"/>
         </w:rPr>
-        <w:t>Capitolul I. Prevederi generale pentru angajator conform legii 319/ 2006</w:t>
+        <w:t xml:space="preserve">Capitolul I. Prevederi generale pentru angajator conform Legii 319/ 2006</w:t>
       </w:r>
     </w:p>
     <w:p>
@@ -1706,7 +1706,7 @@
           <w:szCs w:val="20"/>
           <w:lang w:val="ro-RO"/>
         </w:rPr>
-        <w:t>(Legea 319/ 2006, Art. 7, alin. 3) Angajatorul are obligația să implementeze măsurile prevăzute de legea 319/ 2006 pe baza următoarelor principii generale de prevenire:</w:t>
+        <w:t xml:space="preserve">(Legea 319/ 2006, Art. 7, alin. 3) Angajatorul are obligația să implementeze măsurile prevăzute de Legea 319/ 2006 pe baza următoarelor principii generale de prevenire:</w:t>
       </w:r>
     </w:p>
     <w:p>
@@ -2765,7 +2765,7 @@
           <w:szCs w:val="20"/>
           <w:lang w:val="ro-RO"/>
         </w:rPr>
-        <w:t xml:space="preserve"> Fără a aduce atingere altor prevederi ale legi 319/ 2006, ținând seama de natura activităților din întreprindere și/ sau unitate, angajatorul are obligația:</w:t>
+        <w:t xml:space="preserve"> Fără a aduce atingere altor prevederi ale Legii 319/ 2006, ținând seama de natura activităților din întreprindere și/ sau unitate, angajatorul are obligația:</w:t>
       </w:r>
     </w:p>
     <w:p>
@@ -3244,7 +3244,7 @@
           <w:szCs w:val="20"/>
           <w:lang w:val="ro-RO"/>
         </w:rPr>
-        <w:t>să ia măsuri și să furnizeze instrucțiuni pentru a da lucrătorilor posibilitatea să oprească lucrul și/sau să părăsească imediat locul de muncă și să se îndrepte spre o zona sigură, în caz de pericol grav și iminent;</w:t>
+        <w:t xml:space="preserve">să ia măsuri și să furnizeze instrucțiuni pentru a da lucrătorilor posibilitatea să oprească lucrul și/sau să părăsească imediat locul de muncă și să se îndrepte spre o zonă sigură, în caz de pericol grav și iminent;</w:t>
       </w:r>
     </w:p>
     <w:p>
@@ -3315,7 +3315,7 @@
           <w:szCs w:val="20"/>
           <w:lang w:val="ro-RO"/>
         </w:rPr>
-        <w:t xml:space="preserve"> Lucrătorii care, în cazul unui pericol grav și iminent, părăsesc locul de muncă și/ sau o zona periculoasă nu trebuie să fie prejudiciați și trebuie să fie protejați împotriva oricăror consecințe negative și nejustificate pentru aceștia.</w:t>
+        <w:t xml:space="preserve"> Lucrătorii care, în cazul unui pericol grav și iminent, părăsesc locul de muncă și/ sau o zonă periculoasă nu trebuie să fie prejudiciați și trebuie să fie protejați împotriva oricăror consecințe negative și nejustificate pentru aceștia.</w:t>
       </w:r>
     </w:p>
     <w:p>
@@ -3355,7 +3355,7 @@
           <w:szCs w:val="20"/>
           <w:lang w:val="ro-RO"/>
         </w:rPr>
-        <w:t xml:space="preserve"> Angajatorul trebuie să se asigure ca, în cazul unui pericol grav și iminent pentru propria securitate sau a altor persoane, atunci când șeful ierarhic imediat superior nu poate fi contactat, toți lucrătorii sunt apți să aplice măsurile corespunzătoare, în conformitate cu cunoștințele lor și cu mijloacele tehnice de care dispun, pentru a evita consecințele unui astfel de pericol.</w:t>
+        <w:t xml:space="preserve"> Angajatorul trebuie să se asigure că, în cazul unui pericol grav și iminent pentru propria securitate sau a altor persoane, atunci când șeful ierarhic imediat superior nu poate fi contactat, toți lucrătorii sunt apți să aplice măsurile corespunzătoare, în conformitate cu cunoștințele lor și cu mijloacele tehnice de care dispun, pentru a evita consecințele unui astfel de pericol.</w:t>
       </w:r>
     </w:p>
     <w:p>
@@ -3395,7 +3395,7 @@
           <w:szCs w:val="20"/>
           <w:lang w:val="ro-RO"/>
         </w:rPr>
-        <w:t xml:space="preserve"> Lucrătorii nu trebuie să fie prejudiciați pentru cazurile prevăzute la alin. (3) de mai sus, cu excepția situațiilor în care aceștia acționează imprudent sau dau dovada de neglijența gravă.</w:t>
+        <w:t xml:space="preserve"> Lucrătorii nu trebuie să fie prejudiciați pentru cazurile prevăzute la alin. (3) de mai sus, cu excepția situațiilor în care aceștia acționează imprudent sau dau dovadă de neglijență gravă.</w:t>
       </w:r>
     </w:p>
     <w:p>
@@ -3960,7 +3960,7 @@
           <w:szCs w:val="20"/>
           <w:lang w:val="ro-RO"/>
         </w:rPr>
-        <w:t>să țină evidența zonelor cu risc ridicat și specific prevăzute la art. 7, alin. (4), lit. e) din legea 319/ 2006;</w:t>
+        <w:t xml:space="preserve">să țină evidența zonelor cu risc ridicat și specific prevăzute la art. 7, alin. (4), lit. e) din Legea 319/ 2006;</w:t>
       </w:r>
     </w:p>
     <w:p>
@@ -3991,7 +3991,7 @@
           <w:szCs w:val="20"/>
           <w:lang w:val="ro-RO"/>
         </w:rPr>
-        <w:t>să asigure funcționarea permanenta și corectă a sistemelor și dispozitivelor de protecție, a aparaturii de măsura și control, precum și a instalațiilor de captare, reținere și neutralizare a substanțelor nocive degajate în desfășurarea proceselor tehnologice;</w:t>
+        <w:t xml:space="preserve">să asigure funcționarea permanentă și corectă a sistemelor și dispozitivelor de protecție, a aparaturii de măsură și control, precum și a instalațiilor de captare, reținere și neutralizare a substanțelor nocive degajate în desfășurarea proceselor tehnologice;</w:t>
       </w:r>
     </w:p>
     <w:p>
@@ -5433,7 +5433,7 @@
           <w:szCs w:val="20"/>
           <w:lang w:val="ro-RO"/>
         </w:rPr>
-        <w:t>art. 12 alin. (1) lit. d) din Lege 319/ 2006</w:t>
+        <w:t xml:space="preserve">art. 12 alin. (1) lit. d) din Legea 319/ 2006</w:t>
       </w:r>
       <w:r>
         <w:rPr>
@@ -6147,7 +6147,7 @@
           <w:szCs w:val="20"/>
           <w:lang w:val="ro-RO"/>
         </w:rPr>
-        <w:t>să coopereze, atât timp cât este necesar, cu angajatorul și/ sau cu lucrătorii desemnați, pentru a permite angajatorului să se asigure ca mediul de muncă și condițiile de lucru sunt sigure și fără riscuri pentru securitate și sănătate, în domeniul său de activitate;</w:t>
+        <w:t xml:space="preserve">să coopereze, atât timp cât este necesar, cu angajatorul și/ sau cu lucrătorii desemnați, pentru a permite angajatorului să se asigure că mediul de muncă și condițiile de lucru sunt sigure și fără riscuri pentru securitate și sănătate, în domeniul său de activitate;</w:t>
       </w:r>
     </w:p>
     <w:p>
@@ -6687,7 +6687,7 @@
           <w:szCs w:val="20"/>
           <w:lang w:val="ro-RO"/>
         </w:rPr>
-        <w:t xml:space="preserve"> În cazul microintreprinderilor și al întreprinderilor mici, în care se desfășoară activități fără riscuri deosebite, angajatorul își poate asuma atribuțiile din domeniul securității și sănătății în muncă pentru realizarea măsurilor prevăzute de prezenta lege, dacă are capacitatea necesară în domeniu.</w:t>
+        <w:t xml:space="preserve"> În cazul microîntreprinderilor și al întreprinderilor mici, în care se desfășoară activități fără riscuri deosebite, angajatorul își poate asuma atribuțiile din domeniul securității și sănătății în muncă pentru realizarea măsurilor prevăzute de prezenta lege, dacă are capacitatea necesară în domeniu.</w:t>
       </w:r>
     </w:p>
     <w:p>
@@ -6943,7 +6943,7 @@
           <w:szCs w:val="20"/>
           <w:lang w:val="ro-RO"/>
         </w:rPr>
-        <w:t>angajatorul a urmat cel puțin un program de pregătire în domeniul securității și sănătății în muncă, cu o durată minimă de 40 de ore și conținutul prevăzut în anexa nr. 6 lit. A din H.G. 1425/ 2006, fapt care se atesta printr-un document de absolvire a programului de pregătire.</w:t>
+        <w:t xml:space="preserve">angajatorul a urmat cel puțin un program de pregătire în domeniul securității și sănătății în muncă, cu o durată minimă de 40 de ore și conținutul prevăzut în anexa nr. 6 lit. A din H.G. 1425/ 2006, fapt care se atestă printr-un document de absolvire a programului de pregătire.</w:t>
       </w:r>
     </w:p>
     <w:p>
@@ -7917,7 +7917,7 @@
           <w:szCs w:val="20"/>
           <w:lang w:val="ro-RO"/>
         </w:rPr>
-        <w:t>Angajatorul va desemna lucrătorul numai din rândul lucrătorilor cu care are încheiat contract individual de muncă cu norma întreaga.</w:t>
+        <w:t xml:space="preserve">Angajatorul va desemna lucrătorul numai din rândul lucrătorilor cu care are încheiat contract individual de muncă cu normă întreagă.</w:t>
       </w:r>
     </w:p>
     <w:p>
@@ -7961,7 +7961,7 @@
           <w:szCs w:val="20"/>
           <w:lang w:val="ro-RO"/>
         </w:rPr>
-        <w:t>Angajatorul va consemna în fișa postului activitățile de prevenire și protecție pe care lucrătorul desemnat are capacitatea, timpul necesar și mijloacele adecvate să le efectueze</w:t>
+        <w:t xml:space="preserve">Angajatorul va consemna în fișa postului activitățile de prevenire și protecție pe care lucrătorul desemnat are capacitatea, timpul necesar și mijloacele adecvate să le efectueze.</w:t>
       </w:r>
     </w:p>
     <w:p>
@@ -8538,7 +8538,7 @@
           <w:szCs w:val="20"/>
           <w:lang w:val="ro-RO"/>
         </w:rPr>
-        <w:t>clauze privind soluționarea litigiilor apărute între parti.</w:t>
+        <w:t xml:space="preserve">clauze privind soluționarea litigiilor apărute între părți.</w:t>
       </w:r>
     </w:p>
     <w:p>
@@ -8646,7 +8646,7 @@
           <w:szCs w:val="20"/>
           <w:lang w:val="ro-RO"/>
         </w:rPr>
-        <w:t>Reprezentanții lucrătorilor cu răspunderi specifice în domeniul securității și sănătății în muncă, definiți conform art. 5 lit. d) din legea 319/ 2006, sunt aleși de către și dintre lucrătorii din întreprindere și/sau unitate, conform celor stabilite prin contractul colectiv de muncă, regulamentul intern sau regulamentul de organizare și funcționare.</w:t>
+        <w:t xml:space="preserve">Reprezentanții lucrătorilor cu răspunderi specifice în domeniul securității și sănătății în muncă, definiți conform art. 5 lit. d) din Legea 319/ 2006, sunt aleși de către și dintre lucrătorii din întreprindere și/sau unitate, conform celor stabilite prin contractul colectiv de muncă, regulamentul intern sau regulamentul de organizare și funcționare.</w:t>
       </w:r>
     </w:p>
     <w:p>
@@ -8702,7 +8702,7 @@
           <w:szCs w:val="20"/>
           <w:lang w:val="ro-RO"/>
         </w:rPr>
-        <w:t>În sensul legii 319/ 2006, termenul de reprezentant al lucrătorilor cu răspunderi specifice în domeniul securității și sănătății lucrătorilor are următorul înțeles: persoana aleasă, selectată sau desemnată de lucrători, în conformitate cu prevederile legale, să îi reprezinte pe aceștia în ceea ce privește problemele referitoare la protecția securității și sănătății lucrătorilor în muncă;</w:t>
+        <w:t xml:space="preserve">În sensul Legii 319/ 2006, termenul de reprezentant al lucrătorilor cu răspunderi specifice în domeniul securității și sănătății lucrătorilor are următorul înțeles: persoana aleasă, selectată sau desemnată de lucrători, în conformitate cu prevederile legale, să îi reprezinte pe aceștia în ceea ce privește problemele referitoare la protecția securității și sănătății lucrătorilor în muncă.</w:t>
       </w:r>
     </w:p>
     <w:p>
@@ -9084,7 +9084,7 @@
           <w:szCs w:val="20"/>
           <w:lang w:val="ro-RO"/>
         </w:rPr>
-        <w:t>Reprezentanții lucrătorilor cu răspunderi specifice în domeniul securității și sănătății lucrătorilor trebuie să urmeze un program de pregătire în domeniul securității și sănătății în muncă, cu o durată de cel puțin 40 de ore, cu conținutul minim conform celui prevăzut în H.G. 1425/ 2006 anexa nr. 6 lit. A</w:t>
+        <w:t xml:space="preserve">Reprezentanții lucrătorilor cu răspunderi specifice în domeniul securității și sănătății lucrătorilor trebuie să urmeze un program de pregătire în domeniul securității și sănătății în muncă, cu o durată de cel puțin 40 de ore, cu conținutul minim conform celui prevăzut în anexa nr. 6 lit. A</w:t>
       </w:r>
       <w:r>
         <w:rPr>
@@ -9154,7 +9154,7 @@
           <w:szCs w:val="20"/>
           <w:lang w:val="ro-RO"/>
         </w:rPr>
-        <w:t>Îndeplinirea cerinței prevăzute la alin. (1) se atesta printr-un document de absolvire a programului de pregătire.</w:t>
+        <w:t xml:space="preserve">Îndeplinirea cerinței prevăzute la alin. (1) se atestă printr-un document de absolvire a programului de pregătire.</w:t>
       </w:r>
     </w:p>
     <w:p>
@@ -9276,7 +9276,7 @@
           <w:szCs w:val="20"/>
           <w:lang w:val="ro-RO"/>
         </w:rPr>
-        <w:t xml:space="preserve"> document cu caracter intern de reglementare al modului de instruire al lucrătorilor.</w:t>
+        <w:t xml:space="preserve"> document cu caracter intern de reglementare a modului de instruire a lucrătorilor.</w:t>
       </w:r>
     </w:p>
     <w:p>
@@ -9346,7 +9346,7 @@
           <w:szCs w:val="20"/>
           <w:lang w:val="ro-RO"/>
         </w:rPr>
-        <w:t>Angajatorul va asigura toate condițiile pentru ca fiecare lucrător să primească o instruire suficiența și adecvată în domeniul securității și sănătății în muncă, în special sub forma de informații și instrucțiuni de lucru, specifice locului de muncă și postului său:</w:t>
+        <w:t xml:space="preserve">Angajatorul va asigura toate condițiile pentru ca fiecare lucrător să primească o instruire suficientă și adecvată în domeniul securității și sănătății în muncă, în special sub formă de informații și instrucțiuni de lucru, specifice locului de muncă și postului său:</w:t>
       </w:r>
     </w:p>
     <w:p>
@@ -10503,7 +10503,7 @@
           <w:szCs w:val="20"/>
           <w:lang w:val="ro-RO"/>
         </w:rPr>
-        <w:t>(Preluare din H.G. 1425/ 2006 – Art. 87, alin (1) și (3))</w:t>
+        <w:t xml:space="preserve">(Preluare din H.G. 1425/ 2006 – Art. 87, alin. (1) și (3))</w:t>
       </w:r>
       <w:r>
         <w:rPr>
@@ -10644,7 +10644,7 @@
           <w:shd w:fill="FFFFFF" w:val="clear"/>
           <w:lang w:val="ro-RO"/>
         </w:rPr>
-        <w:t xml:space="preserve"> Persoanele prevăzute la art. 82 din HG 1425/ 2006 li se vor prezenta succint activitățile, riscurile și măsurile de prevenire și protecție din întreprindere și/sau unitate.</w:t>
+        <w:t xml:space="preserve"> Persoanelor prevăzute la art. 82 din HG 1425/ 2006 li se vor prezenta succint activitățile, riscurile și măsurile de prevenire și protecție din întreprindere și/sau unitate.</w:t>
       </w:r>
     </w:p>
     <w:p>
@@ -10689,7 +10689,7 @@
           <w:szCs w:val="20"/>
           <w:lang w:val="ro-RO"/>
         </w:rPr>
-        <w:t>și are denumire de « Material de instruire în domeniul securității și sănătății în muncă pentru instruirea introductiv – generală », fiind codificat MISSMIG.</w:t>
+        <w:t xml:space="preserve">și are denumirea de « Material de instruire în domeniul securității și sănătății în muncă pentru instruirea introductiv – generală », fiind codificat MISSMIG.</w:t>
       </w:r>
     </w:p>
     <w:p>
@@ -11109,7 +11109,7 @@
           <w:szCs w:val="20"/>
           <w:lang w:val="ro-RO"/>
         </w:rPr>
-        <w:t xml:space="preserve">și poarta denumire de « </w:t>
+        <w:t xml:space="preserve">și poartă denumirea de « </w:t>
       </w:r>
       <w:r>
         <w:rPr>
@@ -11940,7 +11940,7 @@
           <w:szCs w:val="20"/>
           <w:lang w:val="ro-RO"/>
         </w:rPr>
-        <w:t xml:space="preserve">Ținând cont ca instruirea în domeniul securității și sănătății în muncă cuprinde 3 (trei) faze, instruirea introductive-generală, instruirea la locul de muncă și instruirea periodică, va fi întocmită o « </w:t>
+        <w:t xml:space="preserve">Ținând cont că instruirea în domeniul securității și sănătății în muncă cuprinde 3 (trei) faze, instruirea introductiv-generală, instruirea la locul de muncă și instruirea periodică, va fi întocmită o « </w:t>
       </w:r>
       <w:r>
         <w:rPr>
@@ -11967,7 +11967,7 @@
           <w:szCs w:val="20"/>
           <w:lang w:val="ro-RO"/>
         </w:rPr>
-        <w:t xml:space="preserve"> », fiind codificat TISSM.</w:t>
+        <w:t xml:space="preserve"> », fiind codificată TISSM.</w:t>
       </w:r>
     </w:p>
     <w:p>
@@ -12010,7 +12010,7 @@
           <w:szCs w:val="20"/>
           <w:lang w:val="ro-RO"/>
         </w:rPr>
-        <w:t>în funcție de sarcinile de muncă desfășurată de executanți și va reieși din articolele prevăzute și specificate în tematica de instruire, articole din MISSMIG și IPSSM.</w:t>
+        <w:t xml:space="preserve">în funcție de sarcinile de muncă desfășurate de executanți și va reieși din articolele prevăzute și specificate în tematica de instruire, articole din MISSMIG și IPSSM.</w:t>
       </w:r>
     </w:p>
     <w:p>
@@ -12479,7 +12479,7 @@
           <w:szCs w:val="20"/>
           <w:lang w:val="ro-RO"/>
         </w:rPr>
-        <w:t>Capitolul VII. Comunicarea, cercetarea, înregistrarea și raportarea evenimentelor, accidente de muncă și boli profesionale</w:t>
+        <w:t xml:space="preserve">Capitolul VII. Comunicarea, cercetarea, înregistrarea și raportarea evenimentelor, accidentelor de muncă și bolilor profesionale</w:t>
       </w:r>
     </w:p>
     <w:p>
@@ -12653,7 +12653,7 @@
           <w:szCs w:val="20"/>
           <w:lang w:val="ro-RO"/>
         </w:rPr>
-        <w:t xml:space="preserve">În sensul legii 319/ 2006, termenul de </w:t>
+        <w:t xml:space="preserve">În sensul Legii 319/ 2006, termenul de </w:t>
       </w:r>
       <w:r>
         <w:rPr>
@@ -12678,7 +12678,7 @@
           <w:szCs w:val="20"/>
           <w:lang w:val="ro-RO"/>
         </w:rPr>
-        <w:t>are următorul înțeles: vătămarea violenta a organismului, precum și intoxicația acută profesională, care au loc în timpul procesului de muncă sau în îndeplinirea îndatoririlor de serviciu și care provoacă incapacitate temporară de muncă de cel puțin 3 zile calendaristice, invaliditate ori deces.</w:t>
+        <w:t xml:space="preserve">are următorul înțeles: vătămarea violentă a organismului, precum și intoxicația acută profesională, care au loc în timpul procesului de muncă sau în îndeplinirea îndatoririlor de serviciu și care provoacă incapacitate temporară de muncă de cel puțin 3 zile calendaristice, invaliditate ori deces.</w:t>
       </w:r>
     </w:p>
     <w:p>
@@ -12709,7 +12709,7 @@
           <w:szCs w:val="20"/>
           <w:lang w:val="ro-RO"/>
         </w:rPr>
-        <w:t>(Preluare din Legea 319/ 2006, Art. 5, lit. h) În sensul legii 319/ 2006, termenul de boală profesională</w:t>
+        <w:t xml:space="preserve">(Preluare din Legea 319/ 2006, Art. 5, lit. h) În sensul Legii 319/ 2006, termenul de boală profesională</w:t>
       </w:r>
       <w:r>
         <w:rPr>
@@ -13020,7 +13020,7 @@
           <w:szCs w:val="20"/>
           <w:lang w:val="ro-RO"/>
         </w:rPr>
-        <w:t xml:space="preserve"> Orice medic, inclusiv medicul de medicina a muncii aflat într-o relație contractuală cu angajatorul, conform prevederilor legale, va semnala obligatoriu suspiciunea de boala profesională sau legată de profesiune, depistată cu prilejul prestațiilor medicale.</w:t>
+        <w:t xml:space="preserve"> Orice medic, inclusiv medicul de medicina muncii aflat într-o relație contractuală cu angajatorul, conform prevederilor legale, va semnala obligatoriu suspiciunea de boală profesională sau legată de profesiune, depistată cu prilejul prestațiilor medicale.</w:t>
       </w:r>
     </w:p>
     <w:p>
@@ -13105,7 +13105,7 @@
           <w:szCs w:val="20"/>
           <w:lang w:val="ro-RO"/>
         </w:rPr>
-        <w:t xml:space="preserve"> În cazul accidentelor de circulație produse pe drumurile publice, în care printre victime sunt și persoane aflate în îndeplinirea unor sarcini de serviciu, organele de poliție rutieră competente vor trimite instituțiilor și/ sau persoanelor fizice/ juridice prevăzute la art. 29 alin. (1) lit. a) și b) din legea 319/ 2006, în termen de 5 zile de la data solicitării, un exemplar al procesului-verbal de cercetare la fața locului.</w:t>
+        <w:t xml:space="preserve"> În cazul accidentelor de circulație produse pe drumurile publice, în care printre victime sunt și persoane aflate în îndeplinirea unor sarcini de serviciu, organele de poliție rutieră competente vor trimite instituțiilor și/ sau persoanelor fizice/ juridice prevăzute la art. 29 alin. (1) lit. a) și b) din Legea 319/ 2006, în termen de 5 zile de la data solicitării, un exemplar al procesului-verbal de cercetare la fața locului.</w:t>
       </w:r>
     </w:p>
     <w:p>
@@ -13300,7 +13300,7 @@
           <w:szCs w:val="20"/>
           <w:lang w:val="ro-RO"/>
         </w:rPr>
-        <w:t>de către autoritățile de sănătate publică teritoriale, respectiv a municipiului București, în cazul suspiciunilor de boala profesională și a bolilor legate de profesiune.</w:t>
+        <w:t xml:space="preserve">de către autoritățile de sănătate publică teritoriale, respectiv a municipiului București, în cazul suspiciunilor de boală profesională și a bolilor legate de profesiune.</w:t>
       </w:r>
     </w:p>
     <w:p>
@@ -13482,7 +13482,7 @@
           <w:szCs w:val="20"/>
           <w:lang w:val="ro-RO"/>
         </w:rPr>
-        <w:t>accidentul suferit de persoane aflate în vizita în întreprindere și/sau unitate, cu permisiunea angajatorului;</w:t>
+        <w:t xml:space="preserve">accidentul suferit de persoane aflate în vizită în întreprindere și/sau unitate, cu permisiunea angajatorului;</w:t>
       </w:r>
     </w:p>
     <w:p>
@@ -13513,7 +13513,7 @@
           <w:szCs w:val="20"/>
           <w:lang w:val="ro-RO"/>
         </w:rPr>
-        <w:t>accidentul suferit de persoanele care îndeplinesc sarcini de stat sau de interes public, inclusiv în cadrul unor activități culturale, sportive, în țara sau în afara granițelor țării, în timpul și din cauza îndeplinirii acestor sarcini;</w:t>
+        <w:t xml:space="preserve">accidentul suferit de persoanele care îndeplinesc sarcini de stat sau de interes public, inclusiv în cadrul unor activități culturale, sportive, în țară sau în afara granițelor țării, în timpul și din cauza îndeplinirii acestor sarcini;</w:t>
       </w:r>
     </w:p>
     <w:p>
@@ -13575,7 +13575,7 @@
           <w:szCs w:val="20"/>
           <w:lang w:val="ro-RO"/>
         </w:rPr>
-        <w:t>accidentul suferit de orice persoană, ca urmare a unei acțiuni întreprinse din proprie inițiativa pentru salvarea de vieți omenești;</w:t>
+        <w:t xml:space="preserve">accidentul suferit de orice persoană, ca urmare a unei acțiuni întreprinse din proprie inițiativă pentru salvarea de vieți omenești;</w:t>
       </w:r>
     </w:p>
     <w:p>
@@ -13606,7 +13606,7 @@
           <w:szCs w:val="20"/>
           <w:lang w:val="ro-RO"/>
         </w:rPr>
-        <w:t>accidentul suferit de orice persoană, ca urmare a unei acțiuni întreprinse din proprie inițiativa pentru prevenirea ori înlăturarea unui pericol care ameninta avutul public și privat;</w:t>
+        <w:t xml:space="preserve">accidentul suferit de orice persoană, ca urmare a unei acțiuni întreprinse din proprie inițiativă pentru prevenirea ori înlăturarea unui pericol care amenință avutul public și privat;</w:t>
       </w:r>
     </w:p>
     <w:p>
@@ -13823,7 +13823,7 @@
           <w:szCs w:val="20"/>
           <w:lang w:val="ro-RO"/>
         </w:rPr>
-        <w:t>accidentul suferit de lucrători ai angajatorilor romani sau de persoane fizice romane, delegați pentru îndeplinirea îndatoririlor de serviciu în afara granițelor țării, pe durată și traseul prevăzute în documentul de deplasare;</w:t>
+        <w:t xml:space="preserve">accidentul suferit de lucrători ai angajatorilor români sau de persoane fizice române, delegați pentru îndeplinirea îndatoririlor de serviciu în afara granițelor țării, pe durată și traseul prevăzute în documentul de deplasare;</w:t>
       </w:r>
     </w:p>
     <w:p>
@@ -13854,7 +13854,7 @@
           <w:szCs w:val="20"/>
           <w:lang w:val="ro-RO"/>
         </w:rPr>
-        <w:t>accidentul suferit de personalul roman care efectuează lucrări și servicii pe teritoriul altor tari, în baza unor contracte, convenții sau în alte condiții prevăzute de lege, încheiate de persoane juridice romane cu parteneri străini, în timpul și din cauza îndeplinirii îndatoririlor de serviciu;</w:t>
+        <w:t xml:space="preserve">accidentul suferit de personalul român care efectuează lucrări și servicii pe teritoriul altor țări, în baza unor contracte, convenții sau în alte condiții prevăzute de lege, încheiate de persoane juridice române cu parteneri străini, în timpul și din cauza îndeplinirii îndatoririlor de serviciu;</w:t>
       </w:r>
     </w:p>
     <w:p>
@@ -13916,7 +13916,7 @@
           <w:szCs w:val="20"/>
           <w:lang w:val="ro-RO"/>
         </w:rPr>
-        <w:t>accidentul determinat de fenomene sau calamități naturale, cum ar fi furtuna, viscol, cutremur, inundație, alunecări de teren, trăsnet (electrocutare), dacă victima se află în timpul procesului de muncă sau în îndeplinirea îndatoririlor de serviciu;</w:t>
+        <w:t xml:space="preserve">accidentul determinat de fenomene sau calamități naturale, cum ar fi furtună, viscol, cutremur, inundație, alunecări de teren, trăsnet (electrocutare), dacă victima se află în timpul procesului de muncă sau în îndeplinirea îndatoririlor de serviciu;</w:t>
       </w:r>
     </w:p>
     <w:p>
@@ -14064,7 +14064,7 @@
           <w:szCs w:val="20"/>
           <w:lang w:val="ro-RO"/>
         </w:rPr>
-        <w:t>Accidentele de muncă se clasifica, în raport cu urmările produse și cu numărul persoanelor accidentate, în:</w:t>
+        <w:t xml:space="preserve">Accidentele de muncă se clasifică, în raport cu urmările produse și cu numărul persoanelor accidentate, în:</w:t>
       </w:r>
     </w:p>
     <w:p>
@@ -14518,7 +14518,7 @@
           <w:szCs w:val="20"/>
           <w:lang w:val="ro-RO"/>
         </w:rPr>
-        <w:t xml:space="preserve"> Bolile profesionale nou-declarate se raportează lunar de către autoritatea de sănătate publică teritorială și a municipiului București la Centrul național de coordonare metodologică și informare privind bolile profesionale din cadrul Institutului de Sănătate Publica București, la Centrul de Calcul și Statistica Sanitară București, precum și la structurile teritoriale ale asigurătorului stabilit conform legii.</w:t>
+        <w:t xml:space="preserve"> Bolile profesionale nou-declarate se raportează lunar de către autoritatea de sănătate publică teritorială și a municipiului București la Centrul național de coordonare metodologică și informare privind bolile profesionale din cadrul Institutului de Sănătate Publică București, la Centrul de Calcul și Statistică Sanitară București, precum și la structurile teritoriale ale asigurătorului stabilit conform legii.</w:t>
       </w:r>
     </w:p>
     <w:p>
@@ -14558,7 +14558,7 @@
           <w:szCs w:val="20"/>
           <w:lang w:val="ro-RO"/>
         </w:rPr>
-        <w:t xml:space="preserve"> Intoxicația acută profesională se declara, se cercetează și se înregistrează atât ca boala profesională, cât și ca accident de muncă.</w:t>
+        <w:t xml:space="preserve"> Intoxicația acută profesională se declară, se cercetează și se înregistrează atât ca boală profesională, cât și ca accident de muncă.</w:t>
       </w:r>
     </w:p>
     <w:p>
@@ -15673,7 +15673,7 @@
                 <w:szCs w:val="18"/>
                 <w:lang w:val="ro-RO"/>
               </w:rPr>
-              <w:t>Completarea măsurilor destinate să promoveze îmbunătățirea securității și sănătății la locul de muncă pentru salariații încadrați în baza unui contract individual de muncă pe durata determinată și pentru salariații temporari încadrați la agenți de muncă temporară</w:t>
+              <w:t xml:space="preserve">Completarea măsurilor destinate să promoveze îmbunătățirea securității și sănătății la locul de muncă pentru salariații încadrați în baza unui contract individual de muncă pe durată determinată și pentru salariații temporari încadrați la agenți de muncă temporară</w:t>
             </w:r>
           </w:p>
         </w:tc>
@@ -18546,7 +18546,7 @@
                 <w:szCs w:val="18"/>
                 <w:lang w:val="ro-RO"/>
               </w:rPr>
-              <w:t>Toate informațiile necesare cu privire la modul de utilizare, depozitarea, întreținerea și mentenanta, specificații tehnice și principii de funcționare și a sistemelor de control și securitate, obligații și atenționări specifice, pentru a putea obține maximum de eficiență, performante ridicate și evitarea producerii de accidente cauzate de mijlocul de producție pentru fiecare echipament de muncă din dotarea unității.</w:t>
+              <w:t xml:space="preserve">Toate informațiile necesare cu privire la modul de utilizare, depozitarea, întreținerea și mentenanța, specificații tehnice și principii de funcționare și a sistemelor de control și securitate, obligații și atenționări specifice, pentru a putea obține maximum de eficiență, performanțe ridicate și evitarea producerii de accidente cauzate de mijlocul de producție pentru fiecare echipament de muncă din dotarea unității.</w:t>
             </w:r>
           </w:p>
         </w:tc>
@@ -19250,7 +19250,7 @@
                 <w:szCs w:val="18"/>
                 <w:lang w:val="ro-RO"/>
               </w:rPr>
-              <w:t>Lista internă cu necesarul de dotare cu echipament individual de protecție (e.i.p.) a lucrătorilor</w:t>
+              <w:t xml:space="preserve">Lista internă cu necesarul de dotare cu echipament individual de protecție (E.I.P.) a lucrătorilor</w:t>
             </w:r>
           </w:p>
         </w:tc>
@@ -21269,7 +21269,7 @@
           <w:szCs w:val="20"/>
           <w:lang w:val="ro-RO"/>
         </w:rPr>
-        <w:t>Obligații, atribuții și răspunderi în domeniul securității și sănătății în muncă (conform legii 319/2006 și H.G. 1425/ 2006), valabile pentru lucrători:</w:t>
+        <w:t xml:space="preserve">Obligații, atribuții și răspunderi în domeniul securității și sănătății în muncă (conform Legii 319/2006 și H.G. 1425/ 2006), valabile pentru lucrători:</w:t>
       </w:r>
     </w:p>
     <w:p>
@@ -21547,7 +21547,7 @@
           <w:szCs w:val="20"/>
           <w:lang w:val="ro-RO"/>
         </w:rPr>
-        <w:t>să coopereze, atât timp cât este necesar, cu angajatorul și/ sau cu lucrătorii desemnați, pentru a permite angajatorului să se asigure ca mediul de muncă și condițiile de lucru sunt sigure și fără riscuri pentru securitate și sănătate, în domeniul său de activitate;</w:t>
+        <w:t xml:space="preserve">să coopereze, atât timp cât este necesar, cu angajatorul și/ sau cu lucrătorii desemnați, pentru a permite angajatorului să se asigure că mediul de muncă și condițiile de lucru sunt sigure și fără riscuri pentru securitate și sănătate, în domeniul său de activitate;</w:t>
       </w:r>
     </w:p>
     <w:p>
@@ -21702,7 +21702,7 @@
           <w:szCs w:val="20"/>
           <w:lang w:val="ro-RO"/>
         </w:rPr>
-        <w:t>să participe la instruirile periodice în domeniul securității și sănătății în muncă (atunci când acestea sunt programate) după ce au fost informați în prealabil de către șeful ierarhic (șeful locului de muncă)</w:t>
+        <w:t xml:space="preserve">să participe la instruirile periodice în domeniul securității și sănătății în muncă (atunci când acestea sunt programate) după ce au fost informați în prealabil de către șeful ierarhic (șeful locului de muncă);</w:t>
       </w:r>
     </w:p>
     <w:p>
@@ -21764,7 +21764,7 @@
           <w:szCs w:val="20"/>
           <w:lang w:val="ro-RO"/>
         </w:rPr>
-        <w:t xml:space="preserve">Fiecare lucrător se va prezenta la cabinetul de medicina a muncii pentru </w:t>
+        <w:t xml:space="preserve">Fiecare lucrător se va prezenta la cabinetul de medicina muncii pentru </w:t>
       </w:r>
       <w:r>
         <w:rPr>
@@ -21899,7 +21899,7 @@
           <w:szCs w:val="20"/>
           <w:lang w:val="ro-RO"/>
         </w:rPr>
-        <w:t xml:space="preserve">Obligații, atribuții și răspunderi în domeniul situațiilor de urgență (conform legii 307/2006), valabile pentru lucrători:</w:t>
+        <w:t xml:space="preserve">Obligații, atribuții și răspunderi în domeniul situațiilor de urgență (conform Legii 307/2006), valabile pentru lucrători:</w:t>
       </w:r>
     </w:p>
     <w:p>
@@ -22393,7 +22393,7 @@
           <w:szCs w:val="20"/>
           <w:lang w:val="ro-RO"/>
         </w:rPr>
-        <w:t>să furnizeze persoanelor abilitate toate datele și informațiile de care are cunoștința, referitoare la producerea incendiilor.</w:t>
+        <w:t xml:space="preserve">să furnizeze persoanelor abilitate toate datele și informațiile de care are cunoștință, referitoare la producerea incendiilor.</w:t>
       </w:r>
     </w:p>
     <w:p>
@@ -22424,7 +22424,7 @@
           <w:szCs w:val="20"/>
           <w:lang w:val="ro-RO"/>
         </w:rPr>
-        <w:t>De asemenea, în scopul realizării obiectivelor prevăzute la art. 3, lit. a) și c) din prezenta anexa, lucrătorii au următoarele obligații:</w:t>
+        <w:t xml:space="preserve">De asemenea, în scopul realizării obiectivelor prevăzute la art. 3, lit. a) și c) din prezenta anexă, lucrătorii au următoarele obligații:</w:t>
       </w:r>
     </w:p>
     <w:p>
@@ -22518,7 +22518,7 @@
           <w:szCs w:val="20"/>
           <w:lang w:val="ro-RO"/>
         </w:rPr>
-        <w:t xml:space="preserve">să participe la instruirile suplimentare în domeniul situațiilor de urgență (atunci când acestea sunt programate) după ce au fost informați în prealabil de către șeful ierarhic (șeful locului de muncă);</w:t>
+        <w:t xml:space="preserve">să participe la instruirile suplimentare în domeniul situațiilor de urgență (atunci când acestea sunt programate) după ce au fost informați în prealabil de către șeful ierarhic (șeful locului de muncă).</w:t>
       </w:r>
     </w:p>
     <w:p>
@@ -22549,7 +22549,7 @@
           <w:szCs w:val="20"/>
           <w:lang w:val="ro-RO"/>
         </w:rPr>
-        <w:t>Obligațiile, atribuțiile și răspunderile în domeniul securității și sănătății în muncă (conform legii 319/ 2006 și H.G. 1425/ 2006), valabile pentru șefii locurilor de muncă vor fi aceleași cu ale lucrătorilor doar ca se va suplimenta cu următoarea prevedere:</w:t>
+        <w:t xml:space="preserve">Obligațiile, atribuțiile și răspunderile în domeniul securității și sănătății în muncă (conform Legii 319/ 2006 și H.G. 1425/ 2006), valabile pentru șefii locurilor de muncă vor fi aceleași cu ale lucrătorilor doar că se va suplimenta cu următoarea prevedere:</w:t>
       </w:r>
       <w:r>
         <w:rPr>
@@ -22592,7 +22592,7 @@
           <w:szCs w:val="20"/>
           <w:lang w:val="ro-RO"/>
         </w:rPr>
-        <w:t xml:space="preserve">Obligațiile, atribuțiile și răspunderile în domeniul situațiilor de urgență (conform legii 307/ 2006), valabile pentru șefii locurilor de muncă vor fi aceleași cu ale lucrătorilor doar ca se va suplimenta cu următoarea prevedere:</w:t>
+        <w:t xml:space="preserve">Obligațiile, atribuțiile și răspunderile în domeniul situațiilor de urgență (conform Legii 307/ 2006), valabile pentru șefii locurilor de muncă vor fi aceleași cu ale lucrătorilor doar că se va suplimenta cu următoarea prevedere:</w:t>
       </w:r>
       <w:r>
         <w:rPr>
@@ -22689,7 +22689,7 @@
           <w:szCs w:val="20"/>
           <w:lang w:val="ro-RO"/>
         </w:rPr>
-        <w:t>vor fi suplimentate cu următoarea prevede</w:t>
+        <w:t xml:space="preserve">vor fi suplimentate cu următoarele prevederi</w:t>
       </w:r>
       <w:bookmarkEnd w:id="14"/>
       <w:r>
@@ -22703,7 +22703,7 @@
           <w:szCs w:val="20"/>
           <w:lang w:val="ro-RO"/>
         </w:rPr>
-        <w:t>ri</w:t>
+        <w:t xml:space="preserve"/>
       </w:r>
       <w:r>
         <w:rPr>
@@ -22999,7 +22999,7 @@
           <w:szCs w:val="20"/>
           <w:lang w:val="ro-RO"/>
         </w:rPr>
-        <w:t>vor fi suplimentate cu următoarea prevederi (aceste atribuții vor fi stabilite de comun acord între lucrătorul desemnat și angajator)</w:t>
+        <w:t xml:space="preserve">vor fi suplimentate cu următoarele prevederi (aceste atribuții vor fi stabilite de comun acord între lucrătorul desemnat și angajator)</w:t>
       </w:r>
       <w:r>
         <w:rPr>
@@ -24077,7 +24077,7 @@
           <w:szCs w:val="20"/>
           <w:lang w:val="ro-RO"/>
         </w:rPr>
-        <w:t>art. 12 alin. (1) lit. d) din Lege 319/ 2006</w:t>
+        <w:t xml:space="preserve">art. 12 alin. (1) lit. d) din Legea 319/ 2006</w:t>
       </w:r>
       <w:r>
         <w:rPr>
@@ -24739,7 +24739,7 @@
           <w:szCs w:val="20"/>
           <w:lang w:val="ro-RO"/>
         </w:rPr>
-        <w:t>să asigure evaluarea riscurilor pentru securitatea și sănătatea lucrătorilor în vedea stabilirii măsurilor de prevenire, incluzând echipamentul și amenajarea locului de muncă etc;</w:t>
+        <w:t xml:space="preserve">să asigure evaluarea riscurilor pentru securitatea și sănătatea lucrătorilor în vederea stabilirii măsurilor de prevenire, incluzând echipamentul și amenajarea locului de muncă etc.;</w:t>
       </w:r>
     </w:p>
     <w:p>
@@ -24826,7 +24826,7 @@
           <w:szCs w:val="20"/>
           <w:lang w:val="ro-RO"/>
         </w:rPr>
-        <w:t xml:space="preserve"> din punct de vedere al securității muncii, să mențină condițiile de lucru pentru care s-a obținut autorizație și să ceara revizuirea acesteia în cazul modificării condițiilor inițiale pentru care a fost emisa;</w:t>
+        <w:t xml:space="preserve"> din punct de vedere al securității muncii, să mențină condițiile de lucru pentru care s-a obținut autorizație și să ceară revizuirea acesteia în cazul modificării condițiilor inițiale pentru care a fost emisă;</w:t>
       </w:r>
     </w:p>
     <w:p>
@@ -24857,7 +24857,7 @@
           <w:szCs w:val="20"/>
           <w:lang w:val="ro-RO"/>
         </w:rPr>
-        <w:t>să stabilească măsurile tehnice și organizatorice de securitate a muncii, corespunzător condițiilor de muncă și factorilor de risc evaluați la locurile de muncă, pentru asigurarea securității și sănătății angajaților.</w:t>
+        <w:t xml:space="preserve">să stabilească măsurile tehnice și organizatorice de securitate a muncii, corespunzător condițiilor de muncă și factorilor de risc evaluați la locurile de muncă, pentru asigurarea securității și sănătății angajaților;</w:t>
       </w:r>
     </w:p>
     <w:p>
@@ -24968,7 +24968,7 @@
           <w:szCs w:val="20"/>
           <w:lang w:val="ro-RO"/>
         </w:rPr>
-        <w:t>lucrătorii care își schimbă locul de muncă sau felul muncii sau își reia activitatea după o întrerupere mai mare de 6 luni;</w:t>
+        <w:t xml:space="preserve">lucrătorii care își schimbă locul de muncă sau felul muncii sau își reiau activitatea după o întrerupere mai mare de 6 luni;</w:t>
       </w:r>
     </w:p>
     <w:p>
@@ -25098,7 +25098,7 @@
           <w:szCs w:val="20"/>
           <w:lang w:val="ro-RO"/>
         </w:rPr>
-        <w:t xml:space="preserve">Instruirea lucrătorilor este obligatorie și în situația în care intervin modificări ale legislației în domeniu, se introduce aparatura noua în domeniul tehnicii de calcul sau alte domenii noi de activitate în cadrul </w:t>
+        <w:t xml:space="preserve">Instruirea lucrătorilor este obligatorie și în situația în care intervin modificări ale legislației în domeniu, se introduce aparatura nouă în domeniul tehnicii de calcul sau alte domenii noi de activitate în cadrul </w:t>
       </w:r>
       <w:r>
         <w:rPr>
@@ -25231,7 +25231,7 @@
           <w:szCs w:val="20"/>
           <w:lang w:val="ro-RO"/>
         </w:rPr>
-        <w:t>să elaboreze instrucțiuni proprii de securitatea a muncii, care să detalieze și să particularizeze normele specifice securității și sănătății muncii;</w:t>
+        <w:t xml:space="preserve">să elaboreze instrucțiuni proprii de securitate a muncii, care să detalieze și să particularizeze normele specifice securității și sănătății muncii;</w:t>
       </w:r>
     </w:p>
     <w:p>
@@ -25262,7 +25262,7 @@
           <w:szCs w:val="20"/>
           <w:lang w:val="ro-RO"/>
         </w:rPr>
-        <w:t>să asigure și să controleze, prin personal propriu cunoașterea și aplicarea de către toți angajații a măsurilor tehnice și organizatorice stabilite, precum și a prevederilor legale în domeniul securității muncii;</w:t>
+        <w:t xml:space="preserve">să asigure și să controleze, prin personal propriu, cunoașterea și aplicarea de către toți angajații a măsurilor tehnice și organizatorice stabilite, precum și a prevederilor legale în domeniul securității muncii;</w:t>
       </w:r>
     </w:p>
     <w:p>
@@ -25293,7 +25293,7 @@
           <w:szCs w:val="20"/>
           <w:lang w:val="ro-RO"/>
         </w:rPr>
-        <w:t>să asigure pentru angajații cu contract de muncă pe durata determinată același nivel de protecție de care beneficiază ceilalți angajați ai unității;</w:t>
+        <w:t xml:space="preserve">să asigure pentru angajații cu contract de muncă pe durată determinată același nivel de protecție de care beneficiază ceilalți angajați ai unității;</w:t>
       </w:r>
     </w:p>
     <w:p>
@@ -25324,7 +25324,7 @@
           <w:szCs w:val="20"/>
           <w:lang w:val="ro-RO"/>
         </w:rPr>
-        <w:t>să ia măsuri pentru asigurarea de materiale necesare informării și educării angajaților: afișe, filme, cărți, broșuri, pliante, acte normative, manuale, teste, fișe tehnice de securitate etc;</w:t>
+        <w:t xml:space="preserve">să ia măsuri pentru asigurarea de materiale necesare informării și educării angajaților: afișe, filme, cărți, broșuri, pliante, acte normative, manuale, teste, fișe tehnice de securitate etc.;</w:t>
       </w:r>
     </w:p>
     <w:p>
@@ -25355,7 +25355,7 @@
           <w:szCs w:val="20"/>
           <w:lang w:val="ro-RO"/>
         </w:rPr>
-        <w:t>să asigure informarea fiecărei persoane, anterior angajării, asupra riscurilor la care acesta va fi expus, precum și asupra măsurilor tehnice și organizatorice de prevenire necesare;</w:t>
+        <w:t xml:space="preserve">să asigure informarea fiecărei persoane, anterior angajării, asupra riscurilor la care aceasta va fi expusă, precum și asupra măsurilor tehnice și organizatorice de prevenire necesare;</w:t>
       </w:r>
     </w:p>
     <w:p>
@@ -25386,7 +25386,7 @@
           <w:szCs w:val="20"/>
           <w:lang w:val="ro-RO"/>
         </w:rPr>
-        <w:t>să asigure măsurile necesare pentru informarea angajatorilor din orice unitate exterioară, ai căror angajați lucrează în unitatea sa, referitor la riscurile pentru securitate și sănătate la care aceștia pot fi expuși, precum și măsurile de prevenire și protecție adoptate la nivel de unitate și loc de muncă, inclusive cele referitoare la primul ajutor, prevenirea și stingerea incendiilor și evacuarea în caz de urgență;</w:t>
+        <w:t xml:space="preserve">să asigure măsurile necesare pentru informarea angajatorilor din orice unitate exterioară, ai căror angajați lucrează în unitatea sa, referitor la riscurile pentru securitate și sănătate la care aceștia pot fi expuși, precum și măsurile de prevenire și protecție adoptate la nivel de unitate și loc de muncă, inclusiv cele referitoare la primul ajutor, prevenirea și stingerea incendiilor și evacuarea în caz de urgență;</w:t>
       </w:r>
     </w:p>
     <w:p>
@@ -25450,7 +25450,7 @@
           <w:szCs w:val="20"/>
           <w:lang w:val="ro-RO"/>
         </w:rPr>
-        <w:t>să asigure efectuare și plata contravalorii:</w:t>
+        <w:t xml:space="preserve">să asigure efectuarea și plata contravalorii:</w:t>
       </w:r>
     </w:p>
     <w:p>
@@ -25579,7 +25579,7 @@
           <w:szCs w:val="20"/>
           <w:lang w:val="ro-RO"/>
         </w:rPr>
-        <w:t>să ia măsurile necesare informării compartimentului de securitate a muncii sau lucrătorului desemnat despre angajații care au relatii de muncă cu durata determinată sau cu caracter interimar, pentru ca aceștia să fie incluși în programul de activitate care are ca scop asigurarea condițiilor de securitate și sănătate în muncă;</w:t>
+        <w:t xml:space="preserve">să ia măsurile necesare informării compartimentului de securitate a muncii sau lucrătorului desemnat despre angajații care au relații de muncă cu durată determinată sau cu caracter interimar, pentru ca aceștia să fie incluși în programul de activitate care are ca scop asigurarea condițiilor de securitate și sănătate în muncă;</w:t>
       </w:r>
     </w:p>
     <w:p>
@@ -25610,7 +25610,7 @@
           <w:szCs w:val="20"/>
           <w:lang w:val="ro-RO"/>
         </w:rPr>
-        <w:t>să se asigure ca sunt consultați angajații și/sau reprezentanții lor în problemele referitoare la măsurile și consecințele privind securitatea și sănătatea în muncă la introducerea de noi tehnologii, alegerea echipamentului tehnic, îmbunătățirea condițiilor și mediului de muncă, la desemnarea persoanelor cu atribuții privind primul ajutor, prevenirea și stingerea incendiilor, evacuarea angajaților, precum și la modul de desfășurare a activității de prevenire și protecție împotriva riscurilor profesionale, inclusiv a celei de instruire în domeniu;</w:t>
+        <w:t xml:space="preserve">să se asigure că sunt consultați angajații și/sau reprezentanții lor în problemele referitoare la măsurile și consecințele privind securitatea și sănătatea în muncă la introducerea de noi tehnologii, alegerea echipamentului tehnic, îmbunătățirea condițiilor și mediului de muncă, la desemnarea persoanelor cu atribuții privind primul ajutor, prevenirea și stingerea incendiilor, evacuarea angajaților, precum și la modul de desfășurare a activității de prevenire și protecție împotriva riscurilor profesionale, inclusiv a celei de instruire în domeniu;</w:t>
       </w:r>
     </w:p>
     <w:p>
@@ -25641,7 +25641,7 @@
           <w:szCs w:val="20"/>
           <w:lang w:val="ro-RO"/>
         </w:rPr>
-        <w:t>să asigure periodic sau ori de câte ori este cazul, verificarea încadrării nivelului noxelor în limitele admise, prin măsurători efectuate de către organismele abilitate(dacă este cazul);</w:t>
+        <w:t xml:space="preserve">să asigure periodic sau ori de câte ori este cazul, verificarea încadrării nivelului noxelor în limitele admise, prin măsurători efectuate de către organismele abilitate (dacă este cazul);</w:t>
       </w:r>
     </w:p>
     <w:p>
@@ -25672,7 +25672,7 @@
           <w:szCs w:val="20"/>
           <w:lang w:val="ro-RO"/>
         </w:rPr>
-        <w:t>să comunice, cerceteze, înregistreze, declare și să tina evidența accidentelor de muncă, a bolilor profesionale, a accidentelor tehnice și avariilor;</w:t>
+        <w:t xml:space="preserve">să comunice, cerceteze, înregistreze, declare și să țină evidența accidentelor de muncă, a bolilor profesionale, a accidentelor tehnice și avariilor;</w:t>
       </w:r>
     </w:p>
     <w:p>
@@ -25765,7 +25765,7 @@
           <w:szCs w:val="20"/>
           <w:lang w:val="ro-RO"/>
         </w:rPr>
-        <w:t>să asigure echipamentul de lucru și protecție conform normativelor interne aprobate.</w:t>
+        <w:t xml:space="preserve">să asigure echipamentul de lucru și protecție conform normativelor interne aprobate;</w:t>
       </w:r>
     </w:p>
     <w:p>
@@ -25796,7 +25796,7 @@
           <w:szCs w:val="20"/>
           <w:lang w:val="ro-RO"/>
         </w:rPr>
-        <w:t>să anunțe imediat producerea de avarii tehnice, evenimente, accidente de muncă sau îmbolnăviri profesionale la inspectoratul teritorial de muncă și organele de urmărire penale competente, potrivit legii;</w:t>
+        <w:t xml:space="preserve">să anunțe imediat producerea de avarii tehnice, evenimente, accidente de muncă sau îmbolnăviri profesionale la inspectoratul teritorial de muncă și organele de urmărire penală competente, potrivit legii;</w:t>
       </w:r>
     </w:p>
     <w:p>
@@ -25840,7 +25840,7 @@
           <w:szCs w:val="20"/>
           <w:lang w:val="ro-RO"/>
         </w:rPr>
-        <w:t>în cazul în care temperaturile atmosferice sau cele din spațiul de lucru sunt ridicate și pot afecta sănătatea (peste 30</w:t>
+        <w:t xml:space="preserve">în cazul în care temperaturile atmosferice sau cele din spațiul de lucru sunt ridicate și pot afecta sănătatea (peste 30 °C)</w:t>
       </w:r>
       <w:r>
         <w:rPr>
@@ -25851,23 +25851,9 @@
           <w:w w:val="100"/>
           <w:sz w:val="20"/>
           <w:szCs w:val="20"/>
-          <w:vertAlign w:val="superscript"/>
-          <w:lang w:val="ro-RO"/>
-        </w:rPr>
-        <w:t>0</w:t>
-      </w:r>
-      <w:r>
-        <w:rPr>
-          <w:rFonts w:eastAsia="Arial" w:cs="Arial" w:ascii="Arial" w:hAnsi="Arial"/>
-          <w:bCs/>
-          <w:color w:val="auto"/>
-          <w:spacing w:val="0"/>
-          <w:w w:val="100"/>
-          <w:sz w:val="20"/>
-          <w:szCs w:val="20"/>
-          <w:lang w:val="ro-RO"/>
-        </w:rPr>
-        <w:t>C), în funcție de posibilități, aer condiționat sau ventilație. În cazul în care acest lucru nu este posibil se va asigura un litru de apa minerală pe zi pentru fiecare salariat și/sau în raport cu timpul lucrat.</w:t>
+          <w:lang w:val="ro-RO"/>
+        </w:rPr>
+        <w:t xml:space="preserve">, în funcție de posibilități, aer condiționat sau ventilație. În cazul în care acest lucru nu este posibil se va asigura un litru de apă minerală pe zi pentru fiecare salariat și/sau în raport cu timpul lucrat;</w:t>
       </w:r>
     </w:p>
     <w:p>
@@ -25898,7 +25884,7 @@
           <w:szCs w:val="20"/>
           <w:lang w:val="ro-RO"/>
         </w:rPr>
-        <w:t>să întocmească evidența nominală a angajaților cu handicap și a celor cu vârsta sub 18 ani.</w:t>
+        <w:t xml:space="preserve">să întocmească evidența nominală a angajaților cu handicap și a celor cu vârsta sub 18 ani;</w:t>
       </w:r>
     </w:p>
     <w:p>
@@ -25929,7 +25915,7 @@
           <w:szCs w:val="20"/>
           <w:lang w:val="ro-RO"/>
         </w:rPr>
-        <w:t>să asigure securitatea și sănătatea în muncă a salariatelor gravide și/sau mame, lăuze sau care alăptează conform OUG nr 96/2003 privind protecția maternității la locurile de muncă conform prevederilor capitolului 12</w:t>
+        <w:t xml:space="preserve">să asigure securitatea și sănătatea în muncă a salariatelor gravide și/sau mame, lăuze sau care alăptează conform OUG nr. 96/2003 privind protecția maternității la locurile de muncă conform prevederilor capitolului 12.</w:t>
       </w:r>
     </w:p>
     <w:p>
@@ -26030,7 +26016,7 @@
           <w:szCs w:val="20"/>
           <w:lang w:val="ro-RO"/>
         </w:rPr>
-        <w:t>să participe la evaluarea riscurilor privind îmbolnăvirilor</w:t>
+        <w:t xml:space="preserve">să participe la evaluarea riscurilor privind îmbolnăvirile;</w:t>
       </w:r>
     </w:p>
     <w:p>
@@ -26367,7 +26353,7 @@
           <w:szCs w:val="20"/>
           <w:lang w:val="ro-RO"/>
         </w:rPr>
-        <w:t>Pentru asigurarea atribuțiilor ce revin structurilor medicale de medicina muncii, angajatorul vor lua următoarele măsuri:</w:t>
+        <w:t xml:space="preserve">Pentru asigurarea atribuțiilor ce revin structurilor medicale de medicina muncii, angajatorul va lua următoarele măsuri:</w:t>
       </w:r>
     </w:p>
     <w:p>
@@ -26490,7 +26476,7 @@
           <w:szCs w:val="20"/>
           <w:lang w:val="ro-RO"/>
         </w:rPr>
-        <w:t>Angajatorii nu au dreptul să intervină prin nici un mijloc în influențarea activității medicale, a conținutului acesteia, a concluziilor și măsurilor medicale stabilite.</w:t>
+        <w:t xml:space="preserve">Angajatorii nu au dreptul să intervină prin niciun mijloc în influențarea activității medicale, a conținutului acesteia, a concluziilor și măsurilor medicale stabilite.</w:t>
       </w:r>
     </w:p>
     <w:p>
@@ -26576,7 +26562,7 @@
           <w:szCs w:val="20"/>
           <w:lang w:val="ro-RO"/>
         </w:rPr>
-        <w:t>Angajatorul va cere medicului de medicină a muncii să evaluează aptitudinea pentru muncă în relație cu starea de sănătate și să propună adaptarea muncii la posibilitățile lucrătorilor, asigurând:</w:t>
+        <w:t xml:space="preserve">Angajatorul va cere medicului de medicină a muncii să evalueze aptitudinea pentru muncă în relație cu starea de sănătate și să propună adaptarea muncii la posibilitățile lucrătorilor, asigurând:</w:t>
       </w:r>
     </w:p>
     <w:p>
@@ -27008,7 +26994,7 @@
           <w:szCs w:val="20"/>
           <w:lang w:val="ro-RO"/>
         </w:rPr>
-        <w:t>angajatul va păstra concluzia examinării medicale;</w:t>
+        <w:t xml:space="preserve">angajatul va păstra concluzia examinării medicale.</w:t>
       </w:r>
     </w:p>
     <w:p>
@@ -27070,7 +27056,7 @@
           <w:szCs w:val="20"/>
           <w:lang w:val="ro-RO"/>
         </w:rPr>
-        <w:t>confirmarea sau infirmarea aptitudinii în muncă pentru profesia/funcția și locul de muncă pentru care s-a făcut angajarea.</w:t>
+        <w:t xml:space="preserve">confirmarea sau infirmarea aptitudinii în muncă pentru profesia/funcția și locul de muncă pentru care s-a făcut angajarea;</w:t>
       </w:r>
     </w:p>
     <w:p>
@@ -27101,7 +27087,7 @@
           <w:szCs w:val="20"/>
           <w:lang w:val="ro-RO"/>
         </w:rPr>
-        <w:t>diagnosticarea bolilor profesionale</w:t>
+        <w:t xml:space="preserve">diagnosticarea bolilor profesionale;</w:t>
       </w:r>
     </w:p>
     <w:p>
@@ -27132,7 +27118,7 @@
           <w:szCs w:val="20"/>
           <w:lang w:val="ro-RO"/>
         </w:rPr>
-        <w:t>diagnosticarea bolilor legate de profesie</w:t>
+        <w:t xml:space="preserve">diagnosticarea bolilor legate de profesie;</w:t>
       </w:r>
     </w:p>
     <w:p>
@@ -27163,7 +27149,7 @@
           <w:szCs w:val="20"/>
           <w:lang w:val="ro-RO"/>
         </w:rPr>
-        <w:t>depistarea bolilor care ar constitui risc pentru viață și sănătatea celorlalți angajați la același loc de muncă depistarea bolilor care ar constitui risc pentru securitatea unității, pentru calitatea produselor sau pentru populația cu care angajatul vine în contact prin natura activității sale</w:t>
+        <w:t xml:space="preserve">depistarea bolilor care ar constitui risc pentru viață și sănătatea celorlalți angajați la același loc de muncă; depistarea bolilor care ar constitui risc pentru securitatea unității, pentru calitatea produselor sau pentru populația cu care angajatul vine în contact prin natura activității sale.</w:t>
       </w:r>
     </w:p>
     <w:p>
@@ -27255,7 +27241,7 @@
           <w:szCs w:val="20"/>
           <w:lang w:val="ro-RO"/>
         </w:rPr>
-        <w:t>instruirea introductiv general</w:t>
+        <w:t xml:space="preserve">instruirea introductiv-generală</w:t>
       </w:r>
     </w:p>
     <w:p>
@@ -27377,7 +27363,7 @@
           <w:szCs w:val="20"/>
           <w:lang w:val="ro-RO"/>
         </w:rPr>
-        <w:t>Instruirea introductiv generală se face tuturor lucrătorilor care au raporturi de muncă cu societatea fie prin angajare, fie prin detașare de la altă societate, la intrarea în societate.</w:t>
+        <w:t xml:space="preserve">Instruirea introductiv-generală se face tuturor lucrătorilor care au raporturi de muncă cu societatea fie prin angajare, fie prin detașare de la altă societate, la intrarea în societate.</w:t>
       </w:r>
     </w:p>
     <w:p>
@@ -27802,7 +27788,7 @@
           <w:szCs w:val="20"/>
           <w:lang w:val="ro-RO"/>
         </w:rPr>
-        <w:t>Prezentul capitol se completează cu prevederile legii 319/ 2006 și H.G. 1425/ 2006.</w:t>
+        <w:t xml:space="preserve">Prezentul capitol se completează cu prevederile Legii 319/ 2006 și H.G. 1425/ 2006.</w:t>
       </w:r>
     </w:p>
     <w:p>
@@ -27845,7 +27831,7 @@
           <w:szCs w:val="20"/>
           <w:lang w:val="ro-RO"/>
         </w:rPr>
-        <w:t xml:space="preserve"> are obligația de întocmire și actualizare a documentelor de organizare a activității de apărare împotriva incendiilor conform legii 307.</w:t>
+        <w:t xml:space="preserve"> are obligația de întocmire și actualizare a documentelor de organizare a activității de apărare împotriva incendiilor conform Legii 307.</w:t>
       </w:r>
     </w:p>
     <w:p>
@@ -27963,7 +27949,7 @@
           <w:szCs w:val="20"/>
           <w:lang w:val="ro-RO"/>
         </w:rPr>
-        <w:t>Asigurarea inscripționării cu indicatoare de avertizare a locurilor periculoase și surselor de alimentare cu apă, locului pentru fumat, căilor de evacuare, etc.</w:t>
+        <w:t xml:space="preserve">Asigurarea inscripționării cu indicatoare de avertizare a locurilor periculoase și surselor de alimentare cu apă, locului pentru fumat, căilor de evacuare etc.</w:t>
       </w:r>
     </w:p>
     <w:p>
@@ -27993,7 +27979,7 @@
           <w:szCs w:val="20"/>
           <w:lang w:val="ro-RO"/>
         </w:rPr>
-        <w:t>Asigurarea mijloacelor tehnice, echipamentelor de protecție, substanțelor chimice de stingere care sunt specifice riscurilor care decurg din existența și funcționarea unității, precum și a medicamentelor și antidotului necesare acordării primului ajutor, conform art. 19, litera n din Legea nr.307 din 12.07.2006.</w:t>
+        <w:t xml:space="preserve">Asigurarea mijloacelor tehnice, echipamentelor de protecție, substanțelor chimice de stingere care sunt specifice riscurilor care decurg din existența și funcționarea unității, precum și a medicamentelor și antidotului necesare acordării primului ajutor, conform art. 19, litera n din Legea nr. 307 din 12.07.2006.</w:t>
       </w:r>
     </w:p>
     <w:p>
@@ -28023,7 +28009,7 @@
           <w:szCs w:val="20"/>
           <w:lang w:val="ro-RO"/>
         </w:rPr>
-        <w:t>Prelucrarea actelor normative noi apărute care reglementează activitatea de apărare împotriva incendiilor, a legii nr. 307/2006 și a altor acte normative subsecvente acesteia.</w:t>
+        <w:t xml:space="preserve">Prelucrarea actelor normative noi apărute care reglementează activitatea de apărare împotriva incendiilor, a Legii nr. 307/2006 și a altor acte normative subsecvente acesteia.</w:t>
       </w:r>
     </w:p>
     <w:p>
@@ -28147,7 +28133,7 @@
           <w:szCs w:val="20"/>
           <w:lang w:val="ro-RO"/>
         </w:rPr>
-        <w:t>să aducă la cunoștința conducătorului locului de muncă orice defecțiune sau altă situație care constituie un pericol de accidentare sau îmbolnăvire profesională.</w:t>
+        <w:t xml:space="preserve">să aducă la cunoștința conducătorului locului de muncă orice defecțiune sau altă situație care constituie un pericol de accidentare sau îmbolnăvire profesională;</w:t>
       </w:r>
     </w:p>
     <w:p>
@@ -28178,7 +28164,7 @@
           <w:szCs w:val="20"/>
           <w:lang w:val="ro-RO"/>
         </w:rPr>
-        <w:t>să oprească lucru la apariția unui pericol iminent de producere a unui accident și să informeze imediat conducătorul locului de muncă;</w:t>
+        <w:t xml:space="preserve">să oprească lucrul la apariția unui pericol iminent de producere a unui accident și să informeze imediat conducătorul locului de muncă;</w:t>
       </w:r>
     </w:p>
     <w:p>
@@ -28209,7 +28195,7 @@
           <w:szCs w:val="20"/>
           <w:lang w:val="ro-RO"/>
         </w:rPr>
-        <w:t>să refuze întemeiat executarea unei sarcini de muncă dacă acesta ar pune în pericol de accidentare sau îmbolnăvire profesională persoana sa sau a celorlalți participanți în procesul de producție;</w:t>
+        <w:t xml:space="preserve">să refuze întemeiat executarea unei sarcini de muncă dacă aceasta ar pune în pericol de accidentare sau îmbolnăvire profesională persoana sa sau a celorlalți participanți în procesul de producție;</w:t>
       </w:r>
     </w:p>
     <w:p>
@@ -28271,7 +28257,7 @@
           <w:szCs w:val="20"/>
           <w:lang w:val="ro-RO"/>
         </w:rPr>
-        <w:t>au dreptul să ceara angajatorului să ia măsurile cele mai potrivite și să prezinte acestuia propunerile lor de măsuri pentru eliminarea sau reducerea riscurilor de accidente și îmbolnăvire profesională.</w:t>
+        <w:t xml:space="preserve">au dreptul să ceară angajatorului să ia măsurile cele mai potrivite și să prezinte acestuia propunerile lor de măsuri pentru eliminarea sau reducerea riscurilor de accidente și îmbolnăvire profesională.</w:t>
       </w:r>
     </w:p>
     <w:p>
@@ -28872,7 +28858,7 @@
           <w:szCs w:val="20"/>
           <w:lang w:val="ro-RO"/>
         </w:rPr>
-        <w:t>cu răspunderi specifice în domeniul securității și sănătății în muncă, potrivit listei de semnături ce constituie anexa la Procesul – verbal de întrunire a adunării generale a salariaților;</w:t>
+        <w:t xml:space="preserve">cu răspunderi specifice în domeniul securității și sănătății în muncă, potrivit listei de semnături ce constituie anexa la procesul-verbal de întrunire a adunării generale a salariaților;</w:t>
       </w:r>
     </w:p>
     <w:p>
@@ -28904,7 +28890,7 @@
           <w:szCs w:val="20"/>
           <w:lang w:val="ro-RO"/>
         </w:rPr>
-        <w:t>procesul – verbal de întrunire a adunării generale a salariaților va fi încheiat în 3 (trei) exemplare, din care un exemplar pentru reprezentanții salariaților, un exemplar la Departamentul Resurse umane și un exemplar la Departamentul SSM-SU-PM;</w:t>
+        <w:t xml:space="preserve">procesul-verbal de întrunire a adunării generale a salariaților va fi încheiat în 3 (trei) exemplare, din care un exemplar pentru reprezentanții salariaților, un exemplar la Departamentul Resurse umane și un exemplar la Departamentul SSM-SU-PM;</w:t>
       </w:r>
     </w:p>
     <w:p>
@@ -29251,7 +29237,7 @@
           <w:szCs w:val="20"/>
           <w:lang w:val="ro-RO"/>
         </w:rPr>
-        <w:t>Comitetul de securitate și sănătate în muncă este constituit din reprezentanții lucrătorilor cu răspunderi specifice în domeniul securității și sănătății lucrătorilor, pe de o parte, și angajator sau reprezentantul său legal și/ sau reprezentanții săi în număr egal cu cel al reprezentanților lucrătorilor și medicul de medicina muncii, pe de altă parte.</w:t>
+        <w:t xml:space="preserve">Comitetul de securitate și sănătate în muncă este constituit din reprezentanții lucrătorilor cu răspunderi specifice în domeniul securității și sănătății lucrătorilor, pe de o parte, și angajatorul sau reprezentantul său legal și/ sau reprezentanții săi în număr egal cu cel al reprezentanților lucrătorilor și medicul de medicina muncii, pe de altă parte.</w:t>
       </w:r>
     </w:p>
     <w:p>
@@ -29693,7 +29679,7 @@
           <w:szCs w:val="20"/>
           <w:lang w:val="ro-RO"/>
         </w:rPr>
-        <w:t>să elaboreze instrucțiuni proprii de securitatea a muncii, care să detalieze și să particularizeze normele specifice securității și sănătății muncii;</w:t>
+        <w:t xml:space="preserve">să elaboreze instrucțiuni proprii de securitate a muncii, care să detalieze și să particularizeze normele specifice securității și sănătății muncii;</w:t>
       </w:r>
     </w:p>
     <w:p>
@@ -29724,7 +29710,7 @@
           <w:szCs w:val="20"/>
           <w:lang w:val="ro-RO"/>
         </w:rPr>
-        <w:t>să asigure și să controleze, cunoașterea și aplicarea de către toți angajații, a măsurilor tehnice și organizatorice stabilite, precum și a prevederilor legale în domeniul securității muncii;</w:t>
+        <w:t xml:space="preserve">să asigure și să controleze cunoașterea și aplicarea de către toți angajații, a măsurilor tehnice și organizatorice stabilite, precum și a prevederilor legale în domeniul securității muncii;</w:t>
       </w:r>
     </w:p>
     <w:p>
@@ -29755,7 +29741,7 @@
           <w:szCs w:val="20"/>
           <w:lang w:val="ro-RO"/>
         </w:rPr>
-        <w:t>să asigure materiale necesare informării și educării angajaților: afișe, pliante, teste, fișe tehnice de securitate, carto, etc.;</w:t>
+        <w:t xml:space="preserve">să asigure materiale necesare informării și educării angajaților: afișe, pliante, teste, fișe tehnice de securitate, carto etc.;</w:t>
       </w:r>
     </w:p>
     <w:p>
@@ -29786,7 +29772,7 @@
           <w:szCs w:val="20"/>
           <w:lang w:val="ro-RO"/>
         </w:rPr>
-        <w:t>să asigure informarea fiecărei persoane, anterior angajării, asupra riscurilor la care acesta va fi expus, precum și asupra măsurilor tehnice și organizatorice de prevenire necesare;</w:t>
+        <w:t xml:space="preserve">să asigure informarea fiecărei persoane, anterior angajării, asupra riscurilor la care aceasta va fi expusă, precum și asupra măsurilor tehnice și organizatorice de prevenire necesare;</w:t>
       </w:r>
     </w:p>
     <w:p>
@@ -29817,7 +29803,7 @@
           <w:szCs w:val="20"/>
           <w:lang w:val="ro-RO"/>
         </w:rPr>
-        <w:t>să asigure materialul necesar pentru informarea angajatorilor din orice unitate exterioară, ai căror angajați lucrează în unitatea sa, referitor la riscurile pentru securitate și sănătate la care aceștia pot fi expuși, precum și măsurile de prevenire și protecție adoptate la nivel de unitate și loc de muncă, inclusive cele referitoare la primul ajutor, prevenirea și stingerea incendiilor și evacuarea în caz de urgență;</w:t>
+        <w:t xml:space="preserve">să asigure materialul necesar pentru informarea angajatorilor din orice unitate exterioară, ai căror angajați lucrează în unitatea sa, referitor la riscurile pentru securitate și sănătate la care aceștia pot fi expuși, precum și măsurile de prevenire și protecție adoptate la nivel de unitate și loc de muncă, inclusiv cele referitoare la primul ajutor, prevenirea și stingerea incendiilor și evacuarea în caz de urgență.</w:t>
       </w:r>
     </w:p>
     <w:p>
@@ -29890,7 +29876,7 @@
           <w:szCs w:val="20"/>
           <w:lang w:val="ro-RO"/>
         </w:rPr>
-        <w:t>În cadrul relațiilor de muncă funcționează principiul egalității de tratament față de toți LUCRĂTORII și angajatorii orice discriminare este interzisă.</w:t>
+        <w:t xml:space="preserve">În cadrul relațiilor de muncă funcționează principiul egalității de tratament față de toți lucrătorii și angajatorii; orice discriminare este interzisă.</w:t>
       </w:r>
     </w:p>
     <w:p>
@@ -29922,7 +29908,7 @@
           <w:szCs w:val="20"/>
           <w:lang w:val="ro-RO"/>
         </w:rPr>
-        <w:t>Prin discriminare se înțelege orice deosebire, excludere, restricție sau preferinta, pe baza de rasa, naționalitate, etnie, limba, religie, categorie socială, convingeri, gen, orientare sexuală, vârsta, dizabilitate, boala cronica necontagioasă, infectare HIV ori apartenenta la o categorie defavorizată sau orice alt criteriu care are ca scop sau efect restrângerea sau înlăturarea recunoașterii, folosinței sau exercitării, în condiții egale, a drepturilor omului și libertăților fundamentale sau a drepturilor recunoscute de lege, în domeniul politic, economic, social și cultural.</w:t>
+        <w:t xml:space="preserve">Prin discriminare se înțelege orice deosebire, excludere, restricție sau preferință, pe bază de rasă, naționalitate, etnie, limbă, religie, categorie socială, convingeri, gen, orientare sexuală, vârstă, dizabilitate, boală cronică necontagioasă, infectare HIV ori apartenență la o categorie defavorizată sau orice alt criteriu care are ca scop sau efect restrângerea sau înlăturarea recunoașterii, folosinței sau exercitării, în condiții egale, a drepturilor omului și libertăților fundamentale sau a drepturilor recunoscute de lege, în domeniul politic, economic, social și cultural.</w:t>
       </w:r>
     </w:p>
     <w:p>
@@ -30361,7 +30347,7 @@
           <w:szCs w:val="20"/>
           <w:lang w:val="ro-RO"/>
         </w:rPr>
-        <w:t>evaluarea performantelor profesionale individuale;</w:t>
+        <w:t xml:space="preserve">evaluarea performanțelor profesionale individuale;</w:t>
       </w:r>
     </w:p>
     <w:p>
@@ -30454,7 +30440,7 @@
           <w:szCs w:val="20"/>
           <w:lang w:val="ro-RO"/>
         </w:rPr>
-        <w:t>formarea, perfecționarea, reconversia, și promovarea profesională;</w:t>
+        <w:t xml:space="preserve">formarea, perfecționarea, reconversia și promovarea profesională;</w:t>
       </w:r>
     </w:p>
     <w:p>
@@ -30695,7 +30681,7 @@
           <w:szCs w:val="20"/>
           <w:lang w:val="ro-RO"/>
         </w:rPr>
-        <w:t>influențarea negativă a situației lucrătorului în ceea ce privește promovarea profesională, remunerația sau veniturile de orice natură ori accesul la formarea și perfecționarea profesională, în cazul refuzului acestuia de a accepta un comportament nedorit, ce tine de viața sexuală.</w:t>
+        <w:t xml:space="preserve">influențarea negativă a situației lucrătorului în ceea ce privește promovarea profesională, remunerația sau veniturile de orice natură ori accesul la formarea și perfecționarea profesională, în cazul refuzului acestuia de a accepta un comportament nedorit, ce ține de viața sexuală.</w:t>
       </w:r>
     </w:p>
     <w:p>
@@ -31123,7 +31109,7 @@
           <w:szCs w:val="20"/>
           <w:lang w:val="ro-RO"/>
         </w:rPr>
-        <w:t>Angajatorii sunt obligați ca, în termen de 5 zile lucrătoare de la data întocmirii raportului, să înmâneze o copie a acestuia către reprezentanții salariaților (dacă este cazul);</w:t>
+        <w:t xml:space="preserve">Angajatorii sunt obligați ca, în termen de 5 zile lucrătoare de la data întocmirii raportului, să înmâneze o copie a acestuia către reprezentanții salariaților (dacă este cazul).</w:t>
       </w:r>
     </w:p>
     <w:p>

--- a/packages/document-engine/templates/11_employer_briefing.docx
+++ b/packages/document-engine/templates/11_employer_briefing.docx
@@ -5112,7 +5112,7 @@
           <w:szCs w:val="20"/>
           <w:lang w:val="ro-RO"/>
         </w:rPr>
-        <w:t>întocmirea rapoartelor și/ sau a listelor prevăzute de hotărârile Guvernului emise în temeiul, inclusiv cele referitoare la azbest, vibrații, zgomot și șantiere temporare și mobile;</w:t>
+        <w:t xml:space="preserve">întocmirea rapoartelor și/ sau a listelor prevăzute de hotărârile Guvernului emise în temeiul art. 51 alin. (1) lit. b) din Legea 319/ 2006, inclusiv cele referitoare la azbest, vibrații, zgomot și șantiere temporare și mobile;</w:t>
       </w:r>
     </w:p>
     <w:p>
@@ -6247,7 +6247,7 @@
           <w:szCs w:val="20"/>
           <w:lang w:val="ro-RO"/>
         </w:rPr>
-        <w:t xml:space="preserve"> Obligațiile prevăzute la art. 22, alin. (1) din Legea 319/ 2006 se aplică, după caz, și celorlalți participanți la procesul de muncă, potrivit activităților pe care aceștia le desfășoară.</w:t>
+        <w:t xml:space="preserve"> Obligațiile prevăzute la art. 23, alin. (1) din Legea 319/ 2006 se aplică, după caz, și celorlalți participanți la procesul de muncă, potrivit activităților pe care aceștia le desfășoară.</w:t>
       </w:r>
     </w:p>
     <w:p>
@@ -6312,7 +6312,7 @@
           <w:szCs w:val="20"/>
           <w:lang w:val="ro-RO"/>
         </w:rPr>
-        <w:t xml:space="preserve">(H.G. 1425/ 2006, Art. 14, alin. 6) </w:t>
+        <w:t xml:space="preserve">(H.G. 1425/ 2006, Art. 14) </w:t>
       </w:r>
       <w:r>
         <w:rPr>
@@ -6390,6 +6390,37 @@
           <w:lang w:val="ro-RO"/>
         </w:rPr>
         <w:t>prin desemnarea unuia sau mai multor lucrători pentru a se ocupa de activitățile de prevenire și protecție;</w:t>
+      </w:r>
+    </w:p>
+    <w:p>
+      <w:pPr>
+        <w:pStyle w:val="Normal"/>
+        <w:widowControl/>
+        <w:numPr>
+          <w:ilvl w:val="2"/>
+          <w:numId w:val="9"/>
+        </w:numPr>
+        <w:spacing w:before="0" w:after="40"/>
+        <w:jc w:val="left"/>
+        <w:rPr>
+          <w:rFonts w:ascii="Arial" w:hAnsi="Arial" w:cs="Arial"/>
+          <w:sz w:val="18"/>
+          <w:szCs w:val="18"/>
+          <w:lang w:val="fr-FR"/>
+        </w:rPr>
+      </w:pPr>
+      <w:r>
+        <w:rPr>
+          <w:rStyle w:val="tli1"/>
+          <w:rFonts w:eastAsia="Arial" w:cs="Arial" w:ascii="Arial" w:hAnsi="Arial"/>
+          <w:color w:val="auto"/>
+          <w:spacing w:val="0"/>
+          <w:w w:val="100"/>
+          <w:sz w:val="20"/>
+          <w:szCs w:val="20"/>
+          <w:lang w:val="ro-RO"/>
+        </w:rPr>
+        <w:t xml:space="preserve">prin înființarea unuia sau mai multor servicii interne de prevenire și protecție;</w:t>
       </w:r>
     </w:p>
     <w:p>
@@ -9625,7 +9656,7 @@
           <w:szCs w:val="20"/>
           <w:lang w:val="ro-RO"/>
         </w:rPr>
-        <w:t>(3)</w:t>
+        <w:t xml:space="preserve">(4)</w:t>
       </w:r>
       <w:r>
         <w:rPr>
@@ -9669,7 +9700,7 @@
           <w:szCs w:val="20"/>
           <w:lang w:val="ro-RO"/>
         </w:rPr>
-        <w:t>(Preluare din Legea 319/ 2006 – Art. 21, alin. 1, 2, 3)</w:t>
+        <w:t xml:space="preserve">(Preluare din Legea 319/ 2006 – Art. 21)</w:t>
       </w:r>
       <w:r>
         <w:rPr>
@@ -9787,7 +9818,113 @@
           <w:szCs w:val="20"/>
           <w:lang w:val="ro-RO"/>
         </w:rPr>
-        <w:t xml:space="preserve"> Instruirea lucrătorilor în domeniul securității și sănătății în muncă se va efectua în timpul programului de lucru, fie în interiorul, fie în afara întreprinderii și/ sau unității.</w:t>
+        <w:t xml:space="preserve"> Instruirea prevăzută la art. 20 alin. (4) trebuie să se efectueze în timpul programului de lucru, fie în interiorul, fie în afara întreprinderii și/sau unității, fie online.</w:t>
+      </w:r>
+    </w:p>
+    <w:p>
+      <w:pPr>
+        <w:pStyle w:val="Normal"/>
+        <w:widowControl/>
+        <w:spacing w:before="0" w:after="120"/>
+        <w:ind w:hanging="0"/>
+        <w:jc w:val="left"/>
+        <w:rPr>
+          <w:rFonts w:ascii="Arial" w:hAnsi="Arial" w:cs="Arial"/>
+          <w:sz w:val="18"/>
+          <w:szCs w:val="18"/>
+          <w:lang w:val="ro-RO"/>
+        </w:rPr>
+      </w:pPr>
+      <w:r>
+        <w:rPr>
+          <w:rFonts w:eastAsia="Arial" w:cs="Arial" w:ascii="Arial" w:hAnsi="Arial"/>
+          <w:b/>
+          <w:color w:val="auto"/>
+          <w:spacing w:val="0"/>
+          <w:w w:val="100"/>
+          <w:sz w:val="20"/>
+          <w:szCs w:val="20"/>
+          <w:lang w:val="ro-RO"/>
+        </w:rPr>
+        <w:t xml:space="preserve">(4)</w:t>
+      </w:r>
+      <w:r>
+        <w:rPr>
+          <w:rFonts w:eastAsia="Arial" w:cs="Arial" w:ascii="Arial" w:hAnsi="Arial"/>
+          <w:b/>
+          <w:color w:val="auto"/>
+          <w:spacing w:val="0"/>
+          <w:w w:val="100"/>
+          <w:sz w:val="20"/>
+          <w:szCs w:val="20"/>
+          <w:lang w:val="ro-RO"/>
+        </w:rPr>
+        <w:t xml:space="preserve"> </w:t>
+      </w:r>
+      <w:r>
+        <w:rPr>
+          <w:rFonts w:eastAsia="Arial" w:cs="Arial" w:ascii="Arial" w:hAnsi="Arial"/>
+          <w:color w:val="auto"/>
+          <w:spacing w:val="0"/>
+          <w:w w:val="100"/>
+          <w:sz w:val="20"/>
+          <w:szCs w:val="20"/>
+          <w:lang w:val="ro-RO"/>
+        </w:rPr>
+        <w:t xml:space="preserve">Dovada instruirii prevăzută la art. 20 poate fi realizată în format electronic sau pe suport hârtie în funcție de modalitatea aleasă de către angajator, stabilită prin regulamentul intern.</w:t>
+      </w:r>
+    </w:p>
+    <w:p>
+      <w:pPr>
+        <w:pStyle w:val="Normal"/>
+        <w:widowControl/>
+        <w:spacing w:before="0" w:after="120"/>
+        <w:ind w:hanging="0"/>
+        <w:jc w:val="left"/>
+        <w:rPr>
+          <w:rFonts w:ascii="Arial" w:hAnsi="Arial" w:cs="Arial"/>
+          <w:sz w:val="18"/>
+          <w:szCs w:val="18"/>
+          <w:lang w:val="ro-RO"/>
+        </w:rPr>
+      </w:pPr>
+      <w:r>
+        <w:rPr>
+          <w:rFonts w:eastAsia="Arial" w:cs="Arial" w:ascii="Arial" w:hAnsi="Arial"/>
+          <w:b/>
+          <w:color w:val="auto"/>
+          <w:spacing w:val="0"/>
+          <w:w w:val="100"/>
+          <w:sz w:val="20"/>
+          <w:szCs w:val="20"/>
+          <w:lang w:val="ro-RO"/>
+        </w:rPr>
+        <w:t xml:space="preserve">(5)</w:t>
+      </w:r>
+      <w:r>
+        <w:rPr>
+          <w:rFonts w:eastAsia="Arial" w:cs="Arial" w:ascii="Arial" w:hAnsi="Arial"/>
+          <w:b/>
+          <w:color w:val="auto"/>
+          <w:spacing w:val="0"/>
+          <w:w w:val="100"/>
+          <w:sz w:val="20"/>
+          <w:szCs w:val="20"/>
+          <w:lang w:val="ro-RO"/>
+        </w:rPr>
+        <w:t xml:space="preserve"> </w:t>
+      </w:r>
+      <w:r>
+        <w:rPr>
+          <w:rFonts w:eastAsia="Arial" w:cs="Arial" w:ascii="Arial" w:hAnsi="Arial"/>
+          <w:color w:val="auto"/>
+          <w:spacing w:val="0"/>
+          <w:w w:val="100"/>
+          <w:sz w:val="20"/>
+          <w:szCs w:val="20"/>
+          <w:lang w:val="ro-RO"/>
+        </w:rPr>
+        <w:t xml:space="preserve">În cazul folosirii variantei în format electronic prevăzute la alin. (4), dovada instruirii trebuie să fie semnată cu semnătură electronică, semnătură electronică avansată sau semnătură electronică calificată.</w:t>
       </w:r>
     </w:p>
     <w:p>
@@ -10153,7 +10290,7 @@
           <w:szCs w:val="20"/>
           <w:lang w:val="ro-RO"/>
         </w:rPr>
-        <w:t>ezultatul instruirii lucrătorilor în domeniul securității și sănătății în muncă se consemnează în mod obligatoriu în fișa de instruire individuală, cu indicarea materialului predat, a duratei și datei instruirii.</w:t>
+        <w:t xml:space="preserve">ezultatul instruirii lucrătorilor în domeniul securității și sănătății în muncă se consemnează în mod obligatoriu în fișa de instruire individuală, întocmită pe suport hârtie sau în format electronic, conform informațiilor prevăzute în anexa nr. 11, cu indicarea materialului predat, a duratei și datei instruirii.</w:t>
       </w:r>
     </w:p>
     <w:p>
@@ -10208,7 +10345,7 @@
           <w:szCs w:val="20"/>
           <w:lang w:val="ro-RO"/>
         </w:rPr>
-        <w:t>Completarea fișei de instruire individuală se va face cu pix cu pastă sau cu stilou, imediat după verificarea instruirii.</w:t>
+        <w:t xml:space="preserve">Completarea fișei de instruire individuală se va face în format electronic sau olograf, în funcție de varianta de instruire aleasă, imediat după verificarea instruirii.</w:t>
       </w:r>
     </w:p>
     <w:p>
@@ -10274,7 +10411,87 @@
         <w:ind w:hanging="0"/>
         <w:jc w:val="left"/>
         <w:rPr>
+          <w:rFonts w:ascii="Arial" w:hAnsi="Arial" w:cs="Arial"/>
+          <w:sz w:val="18"/>
+          <w:szCs w:val="18"/>
+          <w:lang w:val="ro-RO"/>
+        </w:rPr>
+      </w:pPr>
+      <w:r>
+        <w:rPr>
+          <w:rStyle w:val="al1"/>
+          <w:rFonts w:eastAsia="Arial" w:cs="Arial" w:ascii="Arial" w:hAnsi="Arial"/>
+          <w:color w:val="auto"/>
+          <w:spacing w:val="0"/>
+          <w:w w:val="100"/>
+          <w:sz w:val="20"/>
+          <w:szCs w:val="20"/>
+          <w:lang w:val="ro-RO"/>
+        </w:rPr>
+        <w:t xml:space="preserve">(3</w:t>
+      </w:r>
+      <w:r>
+        <w:rPr>
+          <w:rStyle w:val="al1"/>
+          <w:rFonts w:eastAsia="Arial" w:cs="Arial" w:ascii="Arial" w:hAnsi="Arial"/>
+          <w:color w:val="auto"/>
+          <w:spacing w:val="0"/>
+          <w:w w:val="100"/>
+          <w:sz w:val="20"/>
+          <w:szCs w:val="20"/>
+          <w:vertAlign w:val="superscript"/>
+          <w:lang w:val="ro-RO"/>
+        </w:rPr>
+        <w:t xml:space="preserve">1</w:t>
+      </w:r>
+      <w:r>
+        <w:rPr>
+          <w:rStyle w:val="al1"/>
+          <w:rFonts w:eastAsia="Arial" w:cs="Arial" w:ascii="Arial" w:hAnsi="Arial"/>
+          <w:color w:val="auto"/>
+          <w:spacing w:val="0"/>
+          <w:w w:val="100"/>
+          <w:sz w:val="20"/>
+          <w:szCs w:val="20"/>
+          <w:lang w:val="ro-RO"/>
+        </w:rPr>
+        <w:t xml:space="preserve">)</w:t>
+      </w:r>
+      <w:r>
+        <w:rPr>
+          <w:rStyle w:val="al1"/>
+          <w:rFonts w:eastAsia="Arial" w:cs="Arial" w:ascii="Arial" w:hAnsi="Arial"/>
+          <w:color w:val="auto"/>
+          <w:spacing w:val="0"/>
+          <w:w w:val="100"/>
+          <w:sz w:val="20"/>
+          <w:szCs w:val="20"/>
+          <w:lang w:val="ro-RO"/>
+        </w:rPr>
+        <w:t xml:space="preserve"> </w:t>
+      </w:r>
+      <w:r>
+        <w:rPr>
           <w:rStyle w:val="tal1"/>
+          <w:rFonts w:eastAsia="Arial" w:cs="Arial" w:ascii="Arial" w:hAnsi="Arial"/>
+          <w:color w:val="auto"/>
+          <w:spacing w:val="0"/>
+          <w:w w:val="100"/>
+          <w:sz w:val="20"/>
+          <w:szCs w:val="20"/>
+          <w:lang w:val="ro-RO"/>
+        </w:rPr>
+        <w:t xml:space="preserve">În funcție de modalitatea stabilită de angajator prin regulamentul intern, fișa de instruire individuală se semnează olograf sau cu semnătură electronică, semnătură electronică avansată sau semnătură electronică calificată.</w:t>
+      </w:r>
+    </w:p>
+    <w:p>
+      <w:pPr>
+        <w:pStyle w:val="Normal"/>
+        <w:widowControl/>
+        <w:spacing w:before="0" w:after="120"/>
+        <w:ind w:hanging="0"/>
+        <w:jc w:val="left"/>
+        <w:rPr>
           <w:rFonts w:ascii="Arial" w:hAnsi="Arial" w:cs="Arial"/>
           <w:sz w:val="18"/>
           <w:szCs w:val="18"/>
@@ -10292,6 +10509,169 @@
           <w:szCs w:val="20"/>
           <w:lang w:val="ro-RO"/>
         </w:rPr>
+        <w:t xml:space="preserve">(3</w:t>
+      </w:r>
+      <w:r>
+        <w:rPr>
+          <w:rStyle w:val="al1"/>
+          <w:rFonts w:eastAsia="Arial" w:cs="Arial" w:ascii="Arial" w:hAnsi="Arial"/>
+          <w:color w:val="auto"/>
+          <w:spacing w:val="0"/>
+          <w:w w:val="100"/>
+          <w:sz w:val="20"/>
+          <w:szCs w:val="20"/>
+          <w:vertAlign w:val="superscript"/>
+          <w:lang w:val="ro-RO"/>
+        </w:rPr>
+        <w:t xml:space="preserve">2</w:t>
+      </w:r>
+      <w:r>
+        <w:rPr>
+          <w:rStyle w:val="al1"/>
+          <w:rFonts w:eastAsia="Arial" w:cs="Arial" w:ascii="Arial" w:hAnsi="Arial"/>
+          <w:color w:val="auto"/>
+          <w:spacing w:val="0"/>
+          <w:w w:val="100"/>
+          <w:sz w:val="20"/>
+          <w:szCs w:val="20"/>
+          <w:lang w:val="ro-RO"/>
+        </w:rPr>
+        <w:t xml:space="preserve">)</w:t>
+      </w:r>
+      <w:r>
+        <w:rPr>
+          <w:rStyle w:val="al1"/>
+          <w:rFonts w:eastAsia="Arial" w:cs="Arial" w:ascii="Arial" w:hAnsi="Arial"/>
+          <w:color w:val="auto"/>
+          <w:spacing w:val="0"/>
+          <w:w w:val="100"/>
+          <w:sz w:val="20"/>
+          <w:szCs w:val="20"/>
+          <w:lang w:val="ro-RO"/>
+        </w:rPr>
+        <w:t xml:space="preserve"> </w:t>
+      </w:r>
+      <w:r>
+        <w:rPr>
+          <w:rStyle w:val="tal1"/>
+          <w:rFonts w:eastAsia="Arial" w:cs="Arial" w:ascii="Arial" w:hAnsi="Arial"/>
+          <w:color w:val="auto"/>
+          <w:spacing w:val="0"/>
+          <w:w w:val="100"/>
+          <w:sz w:val="20"/>
+          <w:szCs w:val="20"/>
+          <w:lang w:val="ro-RO"/>
+        </w:rPr>
+        <w:t xml:space="preserve">În conformitate cu prevederile art. 17 alin. (3) lit. o) și alin. (4) din Legea nr. 53/2003 - Codul muncii, republicată, cu modificările și completările ulterioare, procedurile privind utilizarea semnăturii electronice, semnăturii electronice avansate sau semnăturii electronice calificate pentru semnarea fișei de instruire individuală se regăsesc în contractul individual de muncă.</w:t>
+      </w:r>
+    </w:p>
+    <w:p>
+      <w:pPr>
+        <w:pStyle w:val="Normal"/>
+        <w:widowControl/>
+        <w:spacing w:before="0" w:after="120"/>
+        <w:ind w:hanging="0"/>
+        <w:jc w:val="left"/>
+        <w:rPr>
+          <w:rFonts w:ascii="Arial" w:hAnsi="Arial" w:cs="Arial"/>
+          <w:sz w:val="18"/>
+          <w:szCs w:val="18"/>
+          <w:lang w:val="ro-RO"/>
+        </w:rPr>
+      </w:pPr>
+      <w:r>
+        <w:rPr>
+          <w:rStyle w:val="al1"/>
+          <w:rFonts w:eastAsia="Arial" w:cs="Arial" w:ascii="Arial" w:hAnsi="Arial"/>
+          <w:color w:val="auto"/>
+          <w:spacing w:val="0"/>
+          <w:w w:val="100"/>
+          <w:sz w:val="20"/>
+          <w:szCs w:val="20"/>
+          <w:lang w:val="ro-RO"/>
+        </w:rPr>
+        <w:t xml:space="preserve">(3</w:t>
+      </w:r>
+      <w:r>
+        <w:rPr>
+          <w:rStyle w:val="al1"/>
+          <w:rFonts w:eastAsia="Arial" w:cs="Arial" w:ascii="Arial" w:hAnsi="Arial"/>
+          <w:color w:val="auto"/>
+          <w:spacing w:val="0"/>
+          <w:w w:val="100"/>
+          <w:sz w:val="20"/>
+          <w:szCs w:val="20"/>
+          <w:vertAlign w:val="superscript"/>
+          <w:lang w:val="ro-RO"/>
+        </w:rPr>
+        <w:t xml:space="preserve">3</w:t>
+      </w:r>
+      <w:r>
+        <w:rPr>
+          <w:rStyle w:val="al1"/>
+          <w:rFonts w:eastAsia="Arial" w:cs="Arial" w:ascii="Arial" w:hAnsi="Arial"/>
+          <w:color w:val="auto"/>
+          <w:spacing w:val="0"/>
+          <w:w w:val="100"/>
+          <w:sz w:val="20"/>
+          <w:szCs w:val="20"/>
+          <w:lang w:val="ro-RO"/>
+        </w:rPr>
+        <w:t xml:space="preserve">)</w:t>
+      </w:r>
+      <w:r>
+        <w:rPr>
+          <w:rStyle w:val="al1"/>
+          <w:rFonts w:eastAsia="Arial" w:cs="Arial" w:ascii="Arial" w:hAnsi="Arial"/>
+          <w:color w:val="auto"/>
+          <w:spacing w:val="0"/>
+          <w:w w:val="100"/>
+          <w:sz w:val="20"/>
+          <w:szCs w:val="20"/>
+          <w:lang w:val="ro-RO"/>
+        </w:rPr>
+        <w:t xml:space="preserve"> </w:t>
+      </w:r>
+      <w:r>
+        <w:rPr>
+          <w:rStyle w:val="tal1"/>
+          <w:rFonts w:eastAsia="Arial" w:cs="Arial" w:ascii="Arial" w:hAnsi="Arial"/>
+          <w:color w:val="auto"/>
+          <w:spacing w:val="0"/>
+          <w:w w:val="100"/>
+          <w:sz w:val="20"/>
+          <w:szCs w:val="20"/>
+          <w:lang w:val="ro-RO"/>
+        </w:rPr>
+        <w:t xml:space="preserve">Angajatorul are obligația de a asigura trasabilitatea și integritatea materialelor utilizate în cadrul fiecărei instruiri în format electronic a lucrătorului.</w:t>
+      </w:r>
+    </w:p>
+    <w:p>
+      <w:pPr>
+        <w:pStyle w:val="Normal"/>
+        <w:widowControl/>
+        <w:spacing w:before="0" w:after="120"/>
+        <w:ind w:hanging="0"/>
+        <w:jc w:val="left"/>
+        <w:rPr>
+          <w:rStyle w:val="tal1"/>
+          <w:rFonts w:ascii="Arial" w:hAnsi="Arial" w:cs="Arial"/>
+          <w:sz w:val="18"/>
+          <w:szCs w:val="18"/>
+          <w:lang w:val="ro-RO"/>
+        </w:rPr>
+      </w:pPr>
+      <w:r>
+        <w:rPr>
+          <w:rStyle w:val="al1"/>
+          <w:rFonts w:eastAsia="Arial" w:cs="Arial" w:ascii="Arial" w:hAnsi="Arial"/>
+          <w:color w:val="auto"/>
+          <w:spacing w:val="0"/>
+          <w:w w:val="100"/>
+          <w:sz w:val="20"/>
+          <w:szCs w:val="20"/>
+          <w:lang w:val="ro-RO"/>
+        </w:rPr>
         <w:t>(4)</w:t>
       </w:r>
       <w:r>
@@ -10319,7 +10699,62 @@
           <w:szCs w:val="20"/>
           <w:lang w:val="ro-RO"/>
         </w:rPr>
-        <w:t>Fișa de instruire individuală va fi păstrată de către conducătorul locului de muncă și va fi însoțită de o copie a fișei de aptitudini, completată de către medicul de medicina muncii în urma examenului medical la angajare.</w:t>
+        <w:t xml:space="preserve">Fișa de instruire individuală va fi păstrată de către conducătorul locului de muncă, pe suport hârtie sau în format electronic, după caz, și va fi însoțită de o copie a ultimei fișe de aptitudini completate de către medicul de medicina muncii.</w:t>
+      </w:r>
+    </w:p>
+    <w:p>
+      <w:pPr>
+        <w:pStyle w:val="Normal"/>
+        <w:widowControl/>
+        <w:spacing w:before="0" w:after="120"/>
+        <w:ind w:hanging="0"/>
+        <w:jc w:val="left"/>
+        <w:rPr>
+          <w:rStyle w:val="tal1"/>
+          <w:rFonts w:ascii="Arial" w:hAnsi="Arial" w:cs="Arial"/>
+          <w:sz w:val="18"/>
+          <w:szCs w:val="18"/>
+          <w:lang w:val="ro-RO"/>
+        </w:rPr>
+      </w:pPr>
+      <w:r>
+        <w:rPr>
+          <w:rStyle w:val="al1"/>
+          <w:rFonts w:eastAsia="Arial" w:cs="Arial" w:ascii="Arial" w:hAnsi="Arial"/>
+          <w:color w:val="auto"/>
+          <w:spacing w:val="0"/>
+          <w:w w:val="100"/>
+          <w:sz w:val="20"/>
+          <w:szCs w:val="20"/>
+          <w:lang w:val="ro-RO"/>
+        </w:rPr>
+        <w:t xml:space="preserve">(5)</w:t>
+      </w:r>
+      <w:r>
+        <w:rPr>
+          <w:rStyle w:val="al1"/>
+          <w:rFonts w:eastAsia="Arial" w:cs="Arial" w:ascii="Arial" w:hAnsi="Arial"/>
+          <w:color w:val="auto"/>
+          <w:spacing w:val="0"/>
+          <w:w w:val="100"/>
+          <w:sz w:val="20"/>
+          <w:szCs w:val="20"/>
+          <w:lang w:val="ro-RO"/>
+        </w:rPr>
+        <w:t xml:space="preserve"> </w:t>
+      </w:r>
+      <w:r>
+        <w:rPr>
+          <w:rStyle w:val="tal1"/>
+          <w:rFonts w:eastAsia="Arial" w:cs="Arial" w:ascii="Arial" w:hAnsi="Arial"/>
+          <w:color w:val="auto"/>
+          <w:spacing w:val="0"/>
+          <w:w w:val="100"/>
+          <w:sz w:val="20"/>
+          <w:szCs w:val="20"/>
+          <w:lang w:val="ro-RO"/>
+        </w:rPr>
+        <w:t xml:space="preserve">Fișa de instruire individuală se păstrează în întreprindere/unitate, pe suport hârtie sau în format electronic, după caz, de la angajare până la data încetării raporturilor de muncă.</w:t>
       </w:r>
     </w:p>
     <w:p>
@@ -10650,6 +11085,7 @@
     <w:p>
       <w:pPr>
         <w:pStyle w:val="Heading1"/>
+        <w:keepNext w:val="false"/>
         <w:widowControl/>
         <w:numPr>
           <w:ilvl w:val="0"/>
@@ -10782,64 +11218,6 @@
           <w:lang w:val="ro-RO"/>
         </w:rPr>
         <w:t>Instruirea la locul de muncă se face de către conducătorul direct al fiecărui loc de muncă, în grupe de maximum 20 de persoane.</w:t>
-      </w:r>
-    </w:p>
-    <w:p>
-      <w:pPr>
-        <w:pStyle w:val="Normal"/>
-        <w:widowControl/>
-        <w:spacing w:before="0" w:after="120"/>
-        <w:ind w:hanging="0"/>
-        <w:jc w:val="left"/>
-        <w:rPr>
-          <w:rStyle w:val="tal1"/>
-          <w:rFonts w:ascii="Arial" w:hAnsi="Arial" w:cs="Arial"/>
-          <w:sz w:val="18"/>
-          <w:szCs w:val="18"/>
-          <w:lang w:val="fr-FR"/>
-        </w:rPr>
-      </w:pPr>
-      <w:bookmarkStart w:id="13" w:name="do|caV|si3|ar91|al2"/>
-      <w:bookmarkEnd w:id="13"/>
-      <w:r>
-        <w:rPr>
-          <w:rStyle w:val="al1"/>
-          <w:rFonts w:eastAsia="Arial" w:cs="Arial" w:ascii="Arial" w:hAnsi="Arial"/>
-          <w:color w:val="auto"/>
-          <w:spacing w:val="0"/>
-          <w:w w:val="100"/>
-          <w:sz w:val="20"/>
-          <w:szCs w:val="20"/>
-          <w:lang w:val="ro-RO"/>
-        </w:rPr>
-        <w:t>(2)</w:t>
-      </w:r>
-      <w:r>
-        <w:rPr>
-          <w:rStyle w:val="al1"/>
-          <w:rFonts w:eastAsia="Arial" w:cs="Arial" w:ascii="Arial" w:hAnsi="Arial"/>
-          <w:b w:val="false"/>
-          <w:color w:val="auto"/>
-          <w:spacing w:val="0"/>
-          <w:w w:val="100"/>
-          <w:sz w:val="20"/>
-          <w:szCs w:val="20"/>
-          <w:lang w:val="ro-RO"/>
-        </w:rPr>
-        <w:t xml:space="preserve"> </w:t>
-      </w:r>
-      <w:r>
-        <w:rPr>
-          <w:rStyle w:val="tal1"/>
-          <w:rFonts w:eastAsia="Arial" w:cs="Arial" w:ascii="Arial" w:hAnsi="Arial"/>
-          <w:color w:val="auto"/>
-          <w:spacing w:val="0"/>
-          <w:w w:val="100"/>
-          <w:sz w:val="20"/>
-          <w:szCs w:val="20"/>
-          <w:lang w:val="ro-RO"/>
-        </w:rPr>
-        <w:t>Fișa de instruire se păstrează de către conducătorul locului de muncă.</w:t>
       </w:r>
     </w:p>
     <w:p>
@@ -13575,7 +13953,7 @@
           <w:szCs w:val="20"/>
           <w:lang w:val="ro-RO"/>
         </w:rPr>
-        <w:t xml:space="preserve">accidentul suferit de orice persoană, ca urmare a unei acțiuni întreprinse din proprie inițiativă pentru salvarea de vieți omenești;</w:t>
+        <w:t xml:space="preserve">accidentul suferit de orice persoană ca urmare a unei acțiuni întreprinse din propria inițiativă pentru salvarea de vieți omenești, precum și accidentul suferit în timpul intervenției de urgență sau al pregătirii în vederea participării la aceasta, pe durata efectuării serviciului de voluntariat organizat conform prevederilor legale;</w:t>
       </w:r>
     </w:p>
     <w:p>
@@ -22947,7 +23325,7 @@
           <w:szCs w:val="20"/>
           <w:lang w:val="ro-RO"/>
         </w:rPr>
-        <w:t>(Preluare din H.G. 1425/ 2006, Art. 56)</w:t>
+        <w:t xml:space="preserve">(Preluare din H.G. 1425/ 2006, Art. 15)</w:t>
       </w:r>
       <w:r>
         <w:rPr>
@@ -23744,7 +24122,7 @@
           <w:szCs w:val="20"/>
           <w:lang w:val="ro-RO"/>
         </w:rPr>
-        <w:t>întocmirea rapoartelor și/ sau a listelor prevăzute de hotărârile Guvernului emise în temeiul, inclusiv cele referitoare la azbest, vibrații, zgomot și șantiere temporare și mobile;</w:t>
+        <w:t xml:space="preserve">întocmirea rapoartelor și/ sau a listelor prevăzute de hotărârile Guvernului emise în temeiul art. 51 alin. (1) lit. b) din Legea 319/ 2006, inclusiv cele referitoare la azbest, vibrații, zgomot și șantiere temporare și mobile;</w:t>
       </w:r>
     </w:p>
     <w:p>
@@ -27979,7 +28357,7 @@
           <w:szCs w:val="20"/>
           <w:lang w:val="ro-RO"/>
         </w:rPr>
-        <w:t xml:space="preserve">Asigurarea mijloacelor tehnice, echipamentelor de protecție, substanțelor chimice de stingere care sunt specifice riscurilor care decurg din existența și funcționarea unității, precum și a medicamentelor și antidotului necesare acordării primului ajutor, conform art. 19, litera n din Legea nr. 307 din 12.07.2006.</w:t>
+        <w:t xml:space="preserve">Asigurarea mijloacelor tehnice, echipamentelor de protecție, substanțelor chimice de stingere care sunt specifice riscurilor care decurg din existența și funcționarea unității, precum și a medicamentelor și antidotului necesare acordării primului ajutor, conform art. 19, alin. (1), litera o din Legea nr. 307 din 12.07.2006.</w:t>
       </w:r>
     </w:p>
     <w:p>
@@ -28510,7 +28888,6 @@
     <w:p>
       <w:pPr>
         <w:pStyle w:val="Normal"/>
-        <w:keepNext/>
         <w:widowControl/>
         <w:numPr>
           <w:ilvl w:val="0"/>
@@ -28527,19 +28904,6 @@
       </w:pPr>
       <w:r>
         <w:rPr>
-          <w:rStyle w:val="tpa1"/>
-          <w:rFonts w:eastAsia="Arial" w:cs="Arial" w:ascii="Arial" w:hAnsi="Arial"/>
-          <w:color w:val="auto"/>
-          <w:spacing w:val="0"/>
-          <w:w w:val="100"/>
-          <w:sz w:val="20"/>
-          <w:szCs w:val="20"/>
-          <w:lang w:val="ro-RO"/>
-        </w:rPr>
-        <w:t>Reprezentanții lucrătorilor cu răspunderi specifice în domeniul securității și sănătății în muncă vor trebui să îndeplinească c</w:t>
-      </w:r>
-      <w:r>
-        <w:rPr>
           <w:rStyle w:val="tal1"/>
           <w:rFonts w:eastAsia="Arial" w:cs="Arial" w:ascii="Arial" w:hAnsi="Arial"/>
           <w:color w:val="auto"/>
@@ -28549,112 +28913,7 @@
           <w:szCs w:val="20"/>
           <w:lang w:val="ro-RO"/>
         </w:rPr>
-        <w:t>erințele minime de pregătire în domeniul securității și sănătății în muncă corespunzătoare nivelului de bază (conform HG 1425/ 2006, art. 48, 55), astfel:</w:t>
-      </w:r>
-    </w:p>
-    <w:p>
-      <w:pPr>
-        <w:pStyle w:val="Normal"/>
-        <w:widowControl/>
-        <w:numPr>
-          <w:ilvl w:val="0"/>
-          <w:numId w:val="41"/>
-        </w:numPr>
-        <w:spacing w:before="0" w:after="40"/>
-        <w:ind w:hanging="360" w:left="1080"/>
-        <w:jc w:val="left"/>
-        <w:rPr>
-          <w:rFonts w:ascii="Arial" w:hAnsi="Arial" w:cs="Arial"/>
-          <w:sz w:val="18"/>
-          <w:szCs w:val="18"/>
-        </w:rPr>
-      </w:pPr>
-      <w:r>
-        <w:rPr>
-          <w:rStyle w:val="tli1"/>
-          <w:rFonts w:eastAsia="Arial" w:cs="Arial" w:ascii="Arial" w:hAnsi="Arial"/>
-          <w:color w:val="auto"/>
-          <w:spacing w:val="0"/>
-          <w:w w:val="100"/>
-          <w:sz w:val="20"/>
-          <w:szCs w:val="20"/>
-          <w:lang w:val="ro-RO"/>
-        </w:rPr>
-        <w:t>studii în învățământul liceal filiera teoretică în profil real sau filiera tehnologică în profil tehnic;</w:t>
-      </w:r>
-    </w:p>
-    <w:p>
-      <w:pPr>
-        <w:pStyle w:val="Normal"/>
-        <w:widowControl/>
-        <w:numPr>
-          <w:ilvl w:val="0"/>
-          <w:numId w:val="41"/>
-        </w:numPr>
-        <w:spacing w:before="0" w:after="40"/>
-        <w:ind w:hanging="360" w:left="1080"/>
-        <w:jc w:val="left"/>
-        <w:rPr>
-          <w:rFonts w:ascii="Arial" w:hAnsi="Arial" w:cs="Arial"/>
-          <w:sz w:val="18"/>
-          <w:szCs w:val="18"/>
-        </w:rPr>
-      </w:pPr>
-      <w:r>
-        <w:rPr>
-          <w:rStyle w:val="tli1"/>
-          <w:rFonts w:eastAsia="Arial" w:cs="Arial" w:ascii="Arial" w:hAnsi="Arial"/>
-          <w:color w:val="auto"/>
-          <w:spacing w:val="0"/>
-          <w:w w:val="100"/>
-          <w:sz w:val="20"/>
-          <w:szCs w:val="20"/>
-          <w:lang w:val="ro-RO"/>
-        </w:rPr>
-        <w:t>curs în domeniul securității și sănătății în muncă, cu conținut minim conform celui prevăzut în anexa nr. 6 lit. A din HG 1425/ 2006, cu o durată de cel puțin 40 de ore;</w:t>
-      </w:r>
-    </w:p>
-    <w:p>
-      <w:pPr>
-        <w:pStyle w:val="Normal"/>
-        <w:widowControl/>
-        <w:numPr>
-          <w:ilvl w:val="0"/>
-          <w:numId w:val="41"/>
-        </w:numPr>
-        <w:spacing w:before="0" w:after="40"/>
-        <w:ind w:hanging="360" w:left="1080"/>
-        <w:jc w:val="left"/>
-        <w:rPr>
-          <w:rFonts w:ascii="Arial" w:hAnsi="Arial" w:cs="Arial"/>
-          <w:sz w:val="18"/>
-          <w:szCs w:val="18"/>
-        </w:rPr>
-      </w:pPr>
-      <w:r>
-        <w:rPr>
-          <w:rFonts w:eastAsia="Arial" w:cs="Arial" w:ascii="Arial" w:hAnsi="Arial"/>
-          <w:color w:val="auto"/>
-          <w:spacing w:val="0"/>
-          <w:w w:val="100"/>
-          <w:sz w:val="20"/>
-          <w:szCs w:val="20"/>
-          <w:lang w:val="ro-RO"/>
-        </w:rPr>
-        <w:t>n</w:t>
-      </w:r>
-      <w:r>
-        <w:rPr>
-          <w:rStyle w:val="tal1"/>
-          <w:rFonts w:eastAsia="Arial" w:cs="Arial" w:ascii="Arial" w:hAnsi="Arial"/>
-          <w:color w:val="auto"/>
-          <w:spacing w:val="0"/>
-          <w:w w:val="100"/>
-          <w:sz w:val="20"/>
-          <w:szCs w:val="20"/>
-          <w:lang w:val="ro-RO"/>
-        </w:rPr>
-        <w:t>ivelul de bază se atestă prin diploma de studii și certificatul de absolvire a cursului.</w:t>
+        <w:t xml:space="preserve">Conform HG 1425/ 2006, art. 55, reprezentanții lucrătorilor cu răspunderi specifice în domeniul securității și sănătății în muncă trebuie să urmeze un program de pregătire în domeniul securității și sănătății în muncă, cu o durată de cel puțin 40 de ore, cu conținutul minim conform celui prevăzut în anexa nr. 6 lit. A; îndeplinirea cerinței se atestă printr-un document de absolvire a programului de pregătire.</w:t>
       </w:r>
     </w:p>
     <w:p>

--- a/packages/document-engine/templates/11_employer_briefing.docx
+++ b/packages/document-engine/templates/11_employer_briefing.docx
@@ -15864,147 +15864,6 @@
                 <w:szCs w:val="18"/>
                 <w:lang w:val="ro-RO"/>
               </w:rPr>
-              <w:t>H.G. 261/ 2001</w:t>
-            </w:r>
-          </w:p>
-        </w:tc>
-        <w:tc>
-          <w:tcPr>
-            <w:tcW w:w="6549" w:type="dxa"/>
-            <w:tcBorders>
-              <w:left w:val="single" w:sz="4" w:space="0" w:color="000000"/>
-              <w:bottom w:val="single" w:sz="4" w:space="0" w:color="000000"/>
-              <w:right w:val="single" w:sz="4" w:space="0" w:color="000000"/>
-            </w:tcBorders>
-            <w:vAlign w:val="center"/>
-          </w:tcPr>
-          <w:p>
-            <w:pPr>
-              <w:pStyle w:val="TableContents"/>
-              <w:keepNext w:val="false"/>
-              <w:widowControl/>
-              <w:spacing w:before="0" w:after="0"/>
-              <w:ind w:hanging="0" w:left="0"/>
-              <w:jc w:val="left"/>
-              <w:rPr>
-                <w:rFonts w:ascii="Arial" w:hAnsi="Arial" w:eastAsia="Arial" w:cs="Arial"/>
-                <w:b w:val="false"/>
-                <w:i w:val="false"/>
-                <w:color w:val="auto"/>
-                <w:spacing w:val="0"/>
-                <w:w w:val="100"/>
-                <w:sz w:val="18"/>
-                <w:szCs w:val="18"/>
-                <w:lang w:val="ro-RO"/>
-              </w:rPr>
-            </w:pPr>
-            <w:r>
-              <w:rPr>
-                <w:rFonts w:eastAsia="Arial" w:cs="Arial" w:ascii="Arial" w:hAnsi="Arial"/>
-                <w:b w:val="false"/>
-                <w:i w:val="false"/>
-                <w:color w:val="auto"/>
-                <w:spacing w:val="0"/>
-                <w:w w:val="100"/>
-                <w:sz w:val="18"/>
-                <w:szCs w:val="18"/>
-                <w:lang w:val="ro-RO"/>
-              </w:rPr>
-              <w:t>Privind criteriile și metodologia de încadrare a locurilor de muncă în condiții deosebite</w:t>
-            </w:r>
-          </w:p>
-        </w:tc>
-      </w:tr>
-      <w:tr>
-        <w:trPr>
-          <w:cantSplit/>
-        </w:trPr>
-        <w:tc>
-          <w:tcPr>
-            <w:tcW w:w="654" w:type="dxa"/>
-            <w:tcBorders>
-              <w:left w:val="single" w:sz="4" w:space="0" w:color="000000"/>
-              <w:bottom w:val="single" w:sz="4" w:space="0" w:color="000000"/>
-            </w:tcBorders>
-            <w:vAlign w:val="center"/>
-          </w:tcPr>
-          <w:p>
-            <w:pPr>
-              <w:pStyle w:val="TableContents"/>
-              <w:keepNext w:val="false"/>
-              <w:widowControl/>
-              <w:spacing w:before="0" w:after="0"/>
-              <w:ind w:hanging="0" w:left="0"/>
-              <w:jc w:val="center"/>
-              <w:rPr>
-                <w:rFonts w:ascii="Arial" w:hAnsi="Arial" w:eastAsia="Arial" w:cs="Arial"/>
-                <w:b w:val="false"/>
-                <w:i w:val="false"/>
-                <w:color w:val="auto"/>
-                <w:spacing w:val="0"/>
-                <w:w w:val="100"/>
-                <w:sz w:val="18"/>
-                <w:szCs w:val="18"/>
-                <w:lang w:val="ro-RO"/>
-              </w:rPr>
-            </w:pPr>
-            <w:r>
-              <w:rPr>
-                <w:rFonts w:eastAsia="Arial" w:cs="Arial" w:ascii="Arial" w:hAnsi="Arial"/>
-                <w:b w:val="false"/>
-                <w:i w:val="false"/>
-                <w:color w:val="auto"/>
-                <w:spacing w:val="0"/>
-                <w:w w:val="100"/>
-                <w:sz w:val="18"/>
-                <w:szCs w:val="18"/>
-                <w:lang w:val="ro-RO"/>
-              </w:rPr>
-              <w:t>4.</w:t>
-            </w:r>
-          </w:p>
-        </w:tc>
-        <w:tc>
-          <w:tcPr>
-            <w:tcW w:w="2152" w:type="dxa"/>
-            <w:tcBorders>
-              <w:left w:val="single" w:sz="4" w:space="0" w:color="000000"/>
-              <w:bottom w:val="single" w:sz="4" w:space="0" w:color="000000"/>
-            </w:tcBorders>
-            <w:vAlign w:val="center"/>
-          </w:tcPr>
-          <w:p>
-            <w:pPr>
-              <w:pStyle w:val="TableContents"/>
-              <w:keepNext w:val="false"/>
-              <w:widowControl/>
-              <w:spacing w:before="0" w:after="0"/>
-              <w:ind w:hanging="0" w:left="0"/>
-              <w:jc w:val="center"/>
-              <w:rPr>
-                <w:rFonts w:ascii="Arial" w:hAnsi="Arial" w:eastAsia="Arial" w:cs="Arial"/>
-                <w:b w:val="false"/>
-                <w:i w:val="false"/>
-                <w:color w:val="auto"/>
-                <w:spacing w:val="0"/>
-                <w:w w:val="100"/>
-                <w:sz w:val="18"/>
-                <w:szCs w:val="18"/>
-                <w:lang w:val="ro-RO"/>
-              </w:rPr>
-            </w:pPr>
-            <w:r>
-              <w:rPr>
-                <w:rFonts w:eastAsia="Arial" w:cs="Arial" w:ascii="Arial" w:hAnsi="Arial"/>
-                <w:b w:val="false"/>
-                <w:i w:val="false"/>
-                <w:color w:val="auto"/>
-                <w:spacing w:val="0"/>
-                <w:w w:val="100"/>
-                <w:sz w:val="18"/>
-                <w:szCs w:val="18"/>
-                <w:lang w:val="ro-RO"/>
-              </w:rPr>
               <w:t>H.G. 557/ 2007</w:t>
             </w:r>
           </w:p>
@@ -16101,7 +15960,7 @@
                 <w:szCs w:val="18"/>
                 <w:lang w:val="ro-RO"/>
               </w:rPr>
-              <w:t>5.</w:t>
+              <w:t>4.</w:t>
             </w:r>
           </w:p>
         </w:tc>
@@ -16242,7 +16101,7 @@
                 <w:szCs w:val="18"/>
                 <w:lang w:val="ro-RO"/>
               </w:rPr>
-              <w:t>6.</w:t>
+              <w:t>5.</w:t>
             </w:r>
           </w:p>
         </w:tc>
@@ -16383,7 +16242,7 @@
                 <w:szCs w:val="18"/>
                 <w:lang w:val="ro-RO"/>
               </w:rPr>
-              <w:t>7.</w:t>
+              <w:t>6.</w:t>
             </w:r>
           </w:p>
         </w:tc>
@@ -16524,7 +16383,7 @@
                 <w:szCs w:val="18"/>
                 <w:lang w:val="ro-RO"/>
               </w:rPr>
-              <w:t>8.</w:t>
+              <w:t>7.</w:t>
             </w:r>
           </w:p>
         </w:tc>
@@ -16665,7 +16524,7 @@
                 <w:szCs w:val="18"/>
                 <w:lang w:val="ro-RO"/>
               </w:rPr>
-              <w:t>9.</w:t>
+              <w:t>8.</w:t>
             </w:r>
           </w:p>
         </w:tc>
@@ -16806,7 +16665,7 @@
                 <w:szCs w:val="18"/>
                 <w:lang w:val="ro-RO"/>
               </w:rPr>
-              <w:t>10.</w:t>
+              <w:t>9.</w:t>
             </w:r>
           </w:p>
         </w:tc>
@@ -16947,7 +16806,7 @@
                 <w:szCs w:val="18"/>
                 <w:lang w:val="ro-RO"/>
               </w:rPr>
-              <w:t>11.</w:t>
+              <w:t>10.</w:t>
             </w:r>
           </w:p>
         </w:tc>
@@ -17088,7 +16947,7 @@
                 <w:szCs w:val="18"/>
                 <w:lang w:val="ro-RO"/>
               </w:rPr>
-              <w:t>12.</w:t>
+              <w:t>11.</w:t>
             </w:r>
           </w:p>
         </w:tc>
@@ -17229,7 +17088,7 @@
                 <w:szCs w:val="18"/>
                 <w:lang w:val="ro-RO"/>
               </w:rPr>
-              <w:t>13.</w:t>
+              <w:t>12.</w:t>
             </w:r>
           </w:p>
         </w:tc>
@@ -17370,7 +17229,7 @@
                 <w:szCs w:val="18"/>
                 <w:lang w:val="ro-RO"/>
               </w:rPr>
-              <w:t>14.</w:t>
+              <w:t>13.</w:t>
             </w:r>
           </w:p>
         </w:tc>
@@ -17511,7 +17370,7 @@
                 <w:szCs w:val="18"/>
                 <w:lang w:val="ro-RO"/>
               </w:rPr>
-              <w:t>15.</w:t>
+              <w:t>14.</w:t>
             </w:r>
           </w:p>
         </w:tc>
@@ -17652,7 +17511,7 @@
                 <w:szCs w:val="18"/>
                 <w:lang w:val="ro-RO"/>
               </w:rPr>
-              <w:t>16.</w:t>
+              <w:t>15.</w:t>
             </w:r>
           </w:p>
         </w:tc>
@@ -17793,7 +17652,7 @@
                 <w:szCs w:val="18"/>
                 <w:lang w:val="ro-RO"/>
               </w:rPr>
-              <w:t>17.</w:t>
+              <w:t>16.</w:t>
             </w:r>
           </w:p>
         </w:tc>
@@ -17934,7 +17793,7 @@
                 <w:szCs w:val="18"/>
                 <w:lang w:val="ro-RO"/>
               </w:rPr>
-              <w:t>18.</w:t>
+              <w:t>17.</w:t>
             </w:r>
           </w:p>
         </w:tc>
@@ -18075,7 +17934,7 @@
                 <w:szCs w:val="18"/>
                 <w:lang w:val="ro-RO"/>
               </w:rPr>
-              <w:t>19.</w:t>
+              <w:t>18.</w:t>
             </w:r>
           </w:p>
         </w:tc>
@@ -18216,7 +18075,7 @@
                 <w:szCs w:val="18"/>
                 <w:lang w:val="ro-RO"/>
               </w:rPr>
-              <w:t>20.</w:t>
+              <w:t>19.</w:t>
             </w:r>
           </w:p>
         </w:tc>
@@ -18357,7 +18216,7 @@
                 <w:szCs w:val="18"/>
                 <w:lang w:val="ro-RO"/>
               </w:rPr>
-              <w:t>21.</w:t>
+              <w:t>20.</w:t>
             </w:r>
           </w:p>
         </w:tc>
@@ -18498,7 +18357,7 @@
                 <w:szCs w:val="18"/>
                 <w:lang w:val="ro-RO"/>
               </w:rPr>
-              <w:t>22.</w:t>
+              <w:t>21.</w:t>
             </w:r>
           </w:p>
         </w:tc>

--- a/packages/document-engine/templates/11_employer_briefing.docx
+++ b/packages/document-engine/templates/11_employer_briefing.docx
@@ -28702,6 +28702,7 @@
     <w:p>
       <w:pPr>
         <w:pStyle w:val="Normal"/>
+        <w:keepNext/>
         <w:widowControl/>
         <w:numPr>
           <w:ilvl w:val="0"/>
@@ -28728,20 +28729,167 @@
           <w:szCs w:val="20"/>
           <w:lang w:val="ro-RO"/>
         </w:rPr>
-        <w:t xml:space="preserve">Angajatorul va acorda fiecărui reprezentant al lucrătorilor în comitetele de securitate și sănătate în muncă timpul necesar exercitării atribuțiilor specifice și anume </w:t>
-      </w:r>
-      <w:r>
-        <w:rPr>
-          <w:rStyle w:val="tli1"/>
-          <w:rFonts w:eastAsia="Arial" w:cs="Arial" w:ascii="Arial" w:hAnsi="Arial"/>
-          <w:color w:val="auto"/>
-          <w:spacing w:val="0"/>
-          <w:w w:val="100"/>
-          <w:sz w:val="20"/>
-          <w:szCs w:val="20"/>
-          <w:lang w:val="ro-RO"/>
-        </w:rPr>
-        <w:t>15 ore pe lună.</w:t>
+        <w:t xml:space="preserve">Angajatorul va acorda fiecărui reprezentant al lucrătorilor în comitetele de securitate și sănătate în muncă timpul necesar exercitării atribuțiilor specifice. Conform H.G. 1425/ 2006, art. 61 alin. (2), timpul alocat acestei activități va fi considerat timp de muncă și va fi de cel puțin:</w:t>
+      </w:r>
+    </w:p>
+    <w:p>
+      <w:pPr>
+        <w:pStyle w:val="Normal"/>
+        <w:widowControl/>
+        <w:numPr>
+          <w:ilvl w:val="3"/>
+          <w:numId w:val="7"/>
+        </w:numPr>
+        <w:spacing w:before="0" w:after="40"/>
+        <w:ind w:hanging="360" w:left="1080"/>
+        <w:jc w:val="left"/>
+        <w:rPr>
+          <w:rStyle w:val="tpa1"/>
+          <w:rFonts w:ascii="Arial" w:hAnsi="Arial" w:cs="Arial"/>
+          <w:sz w:val="18"/>
+          <w:szCs w:val="18"/>
+        </w:rPr>
+      </w:pPr>
+      <w:r>
+        <w:rPr>
+          <w:rStyle w:val="tpa1"/>
+          <w:rFonts w:eastAsia="Arial" w:cs="Arial" w:ascii="Arial" w:hAnsi="Arial"/>
+          <w:color w:val="auto"/>
+          <w:spacing w:val="0"/>
+          <w:w w:val="100"/>
+          <w:sz w:val="20"/>
+          <w:szCs w:val="20"/>
+          <w:lang w:val="ro-RO"/>
+        </w:rPr>
+        <w:t xml:space="preserve">2 ore pe lună în unitățile având un efectiv de până la 99 de lucrători;</w:t>
+      </w:r>
+    </w:p>
+    <w:p>
+      <w:pPr>
+        <w:pStyle w:val="Normal"/>
+        <w:widowControl/>
+        <w:numPr>
+          <w:ilvl w:val="3"/>
+          <w:numId w:val="7"/>
+        </w:numPr>
+        <w:spacing w:before="0" w:after="40"/>
+        <w:ind w:hanging="360" w:left="1080"/>
+        <w:jc w:val="left"/>
+        <w:rPr>
+          <w:rStyle w:val="tpa1"/>
+          <w:rFonts w:ascii="Arial" w:hAnsi="Arial" w:cs="Arial"/>
+          <w:sz w:val="18"/>
+          <w:szCs w:val="18"/>
+        </w:rPr>
+      </w:pPr>
+      <w:r>
+        <w:rPr>
+          <w:rStyle w:val="tpa1"/>
+          <w:rFonts w:eastAsia="Arial" w:cs="Arial" w:ascii="Arial" w:hAnsi="Arial"/>
+          <w:color w:val="auto"/>
+          <w:spacing w:val="0"/>
+          <w:w w:val="100"/>
+          <w:sz w:val="20"/>
+          <w:szCs w:val="20"/>
+          <w:lang w:val="ro-RO"/>
+        </w:rPr>
+        <w:t xml:space="preserve">5 ore pe lună în unitățile având un efectiv între 100 și 299 de lucrători;</w:t>
+      </w:r>
+    </w:p>
+    <w:p>
+      <w:pPr>
+        <w:pStyle w:val="Normal"/>
+        <w:widowControl/>
+        <w:numPr>
+          <w:ilvl w:val="3"/>
+          <w:numId w:val="7"/>
+        </w:numPr>
+        <w:spacing w:before="0" w:after="40"/>
+        <w:ind w:hanging="360" w:left="1080"/>
+        <w:jc w:val="left"/>
+        <w:rPr>
+          <w:rStyle w:val="tpa1"/>
+          <w:rFonts w:ascii="Arial" w:hAnsi="Arial" w:cs="Arial"/>
+          <w:sz w:val="18"/>
+          <w:szCs w:val="18"/>
+        </w:rPr>
+      </w:pPr>
+      <w:r>
+        <w:rPr>
+          <w:rStyle w:val="tpa1"/>
+          <w:rFonts w:eastAsia="Arial" w:cs="Arial" w:ascii="Arial" w:hAnsi="Arial"/>
+          <w:color w:val="auto"/>
+          <w:spacing w:val="0"/>
+          <w:w w:val="100"/>
+          <w:sz w:val="20"/>
+          <w:szCs w:val="20"/>
+          <w:lang w:val="ro-RO"/>
+        </w:rPr>
+        <w:t xml:space="preserve">10 ore pe lună în unitățile având un efectiv între 300 și 499 de lucrători;</w:t>
+      </w:r>
+    </w:p>
+    <w:p>
+      <w:pPr>
+        <w:pStyle w:val="Normal"/>
+        <w:widowControl/>
+        <w:numPr>
+          <w:ilvl w:val="3"/>
+          <w:numId w:val="7"/>
+        </w:numPr>
+        <w:spacing w:before="0" w:after="40"/>
+        <w:ind w:hanging="360" w:left="1080"/>
+        <w:jc w:val="left"/>
+        <w:rPr>
+          <w:rStyle w:val="tpa1"/>
+          <w:rFonts w:ascii="Arial" w:hAnsi="Arial" w:cs="Arial"/>
+          <w:sz w:val="18"/>
+          <w:szCs w:val="18"/>
+        </w:rPr>
+      </w:pPr>
+      <w:r>
+        <w:rPr>
+          <w:rStyle w:val="tpa1"/>
+          <w:rFonts w:eastAsia="Arial" w:cs="Arial" w:ascii="Arial" w:hAnsi="Arial"/>
+          <w:color w:val="auto"/>
+          <w:spacing w:val="0"/>
+          <w:w w:val="100"/>
+          <w:sz w:val="20"/>
+          <w:szCs w:val="20"/>
+          <w:lang w:val="ro-RO"/>
+        </w:rPr>
+        <w:t xml:space="preserve">15 ore pe lună în unitățile având un efectiv între 500 și 1.499 de lucrători;</w:t>
+      </w:r>
+    </w:p>
+    <w:p>
+      <w:pPr>
+        <w:pStyle w:val="Normal"/>
+        <w:widowControl/>
+        <w:numPr>
+          <w:ilvl w:val="3"/>
+          <w:numId w:val="7"/>
+        </w:numPr>
+        <w:spacing w:before="0" w:after="40"/>
+        <w:ind w:hanging="360" w:left="1080"/>
+        <w:jc w:val="left"/>
+        <w:rPr>
+          <w:rStyle w:val="tpa1"/>
+          <w:rFonts w:ascii="Arial" w:hAnsi="Arial" w:cs="Arial"/>
+          <w:sz w:val="18"/>
+          <w:szCs w:val="18"/>
+        </w:rPr>
+      </w:pPr>
+      <w:r>
+        <w:rPr>
+          <w:rStyle w:val="tpa1"/>
+          <w:rFonts w:eastAsia="Arial" w:cs="Arial" w:ascii="Arial" w:hAnsi="Arial"/>
+          <w:color w:val="auto"/>
+          <w:spacing w:val="0"/>
+          <w:w w:val="100"/>
+          <w:sz w:val="20"/>
+          <w:szCs w:val="20"/>
+          <w:lang w:val="ro-RO"/>
+        </w:rPr>
+        <w:t xml:space="preserve">20 de ore pe lună în unitățile având un efectiv de 1.500 de lucrători și peste.</w:t>
       </w:r>
     </w:p>
     <w:p>
@@ -29392,6 +29540,7 @@
     <w:p>
       <w:pPr>
         <w:pStyle w:val="Normal"/>
+        <w:keepNext/>
         <w:widowControl/>
         <w:numPr>
           <w:ilvl w:val="0"/>
@@ -29418,46 +29567,167 @@
           <w:szCs w:val="20"/>
           <w:lang w:val="ro-RO"/>
         </w:rPr>
-        <w:t>F</w:t>
-      </w:r>
-      <w:r>
-        <w:rPr>
-          <w:rStyle w:val="tal1"/>
-          <w:rFonts w:eastAsia="Arial" w:cs="Arial" w:ascii="Arial" w:hAnsi="Arial"/>
-          <w:color w:val="auto"/>
-          <w:spacing w:val="0"/>
-          <w:w w:val="100"/>
-          <w:sz w:val="20"/>
-          <w:szCs w:val="20"/>
-          <w:lang w:val="ro-RO"/>
-        </w:rPr>
-        <w:t xml:space="preserve">iecărui reprezentant al lucrătorilor în comitetele de securitate și sănătate în muncă i se va acorda </w:t>
-      </w:r>
-      <w:r>
-        <w:rPr>
-          <w:rStyle w:val="tli1"/>
-          <w:rFonts w:eastAsia="Arial" w:cs="Arial" w:ascii="Arial" w:hAnsi="Arial"/>
-          <w:color w:val="auto"/>
-          <w:spacing w:val="0"/>
-          <w:w w:val="100"/>
-          <w:sz w:val="20"/>
-          <w:szCs w:val="20"/>
-          <w:lang w:val="ro-RO"/>
-        </w:rPr>
-        <w:t>15 ore pe lună</w:t>
-      </w:r>
-      <w:r>
-        <w:rPr>
-          <w:rStyle w:val="tal1"/>
-          <w:rFonts w:eastAsia="Arial" w:cs="Arial" w:ascii="Arial" w:hAnsi="Arial"/>
-          <w:color w:val="auto"/>
-          <w:spacing w:val="0"/>
-          <w:w w:val="100"/>
-          <w:sz w:val="20"/>
-          <w:szCs w:val="20"/>
-          <w:lang w:val="ro-RO"/>
-        </w:rPr>
-        <w:t xml:space="preserve"> ca și timp necesar exercitării atribuțiilor specifice în domeniul securității și sănătății în muncă.</w:t>
+        <w:t xml:space="preserve">Fiecărui reprezentant al lucrătorilor în comitetele de securitate și sănătate în muncă i se va acorda timpul necesar exercitării atribuțiilor specifice în domeniul securității și sănătății în muncă. Conform H.G. 1425/ 2006, art. 61 alin. (2), timpul alocat acestei activități va fi considerat timp de muncă și va fi de cel puțin:</w:t>
+      </w:r>
+    </w:p>
+    <w:p>
+      <w:pPr>
+        <w:pStyle w:val="Normal"/>
+        <w:widowControl/>
+        <w:numPr>
+          <w:ilvl w:val="3"/>
+          <w:numId w:val="7"/>
+        </w:numPr>
+        <w:spacing w:before="0" w:after="40"/>
+        <w:ind w:hanging="360" w:left="1080"/>
+        <w:jc w:val="left"/>
+        <w:rPr>
+          <w:rStyle w:val="tpa1"/>
+          <w:rFonts w:ascii="Arial" w:hAnsi="Arial" w:cs="Arial"/>
+          <w:sz w:val="18"/>
+          <w:szCs w:val="18"/>
+        </w:rPr>
+      </w:pPr>
+      <w:r>
+        <w:rPr>
+          <w:rStyle w:val="tpa1"/>
+          <w:rFonts w:eastAsia="Arial" w:cs="Arial" w:ascii="Arial" w:hAnsi="Arial"/>
+          <w:color w:val="auto"/>
+          <w:spacing w:val="0"/>
+          <w:w w:val="100"/>
+          <w:sz w:val="20"/>
+          <w:szCs w:val="20"/>
+          <w:lang w:val="ro-RO"/>
+        </w:rPr>
+        <w:t xml:space="preserve">2 ore pe lună în unitățile având un efectiv de până la 99 de lucrători;</w:t>
+      </w:r>
+    </w:p>
+    <w:p>
+      <w:pPr>
+        <w:pStyle w:val="Normal"/>
+        <w:widowControl/>
+        <w:numPr>
+          <w:ilvl w:val="3"/>
+          <w:numId w:val="7"/>
+        </w:numPr>
+        <w:spacing w:before="0" w:after="40"/>
+        <w:ind w:hanging="360" w:left="1080"/>
+        <w:jc w:val="left"/>
+        <w:rPr>
+          <w:rStyle w:val="tpa1"/>
+          <w:rFonts w:ascii="Arial" w:hAnsi="Arial" w:cs="Arial"/>
+          <w:sz w:val="18"/>
+          <w:szCs w:val="18"/>
+        </w:rPr>
+      </w:pPr>
+      <w:r>
+        <w:rPr>
+          <w:rStyle w:val="tpa1"/>
+          <w:rFonts w:eastAsia="Arial" w:cs="Arial" w:ascii="Arial" w:hAnsi="Arial"/>
+          <w:color w:val="auto"/>
+          <w:spacing w:val="0"/>
+          <w:w w:val="100"/>
+          <w:sz w:val="20"/>
+          <w:szCs w:val="20"/>
+          <w:lang w:val="ro-RO"/>
+        </w:rPr>
+        <w:t xml:space="preserve">5 ore pe lună în unitățile având un efectiv între 100 și 299 de lucrători;</w:t>
+      </w:r>
+    </w:p>
+    <w:p>
+      <w:pPr>
+        <w:pStyle w:val="Normal"/>
+        <w:widowControl/>
+        <w:numPr>
+          <w:ilvl w:val="3"/>
+          <w:numId w:val="7"/>
+        </w:numPr>
+        <w:spacing w:before="0" w:after="40"/>
+        <w:ind w:hanging="360" w:left="1080"/>
+        <w:jc w:val="left"/>
+        <w:rPr>
+          <w:rStyle w:val="tpa1"/>
+          <w:rFonts w:ascii="Arial" w:hAnsi="Arial" w:cs="Arial"/>
+          <w:sz w:val="18"/>
+          <w:szCs w:val="18"/>
+        </w:rPr>
+      </w:pPr>
+      <w:r>
+        <w:rPr>
+          <w:rStyle w:val="tpa1"/>
+          <w:rFonts w:eastAsia="Arial" w:cs="Arial" w:ascii="Arial" w:hAnsi="Arial"/>
+          <w:color w:val="auto"/>
+          <w:spacing w:val="0"/>
+          <w:w w:val="100"/>
+          <w:sz w:val="20"/>
+          <w:szCs w:val="20"/>
+          <w:lang w:val="ro-RO"/>
+        </w:rPr>
+        <w:t xml:space="preserve">10 ore pe lună în unitățile având un efectiv între 300 și 499 de lucrători;</w:t>
+      </w:r>
+    </w:p>
+    <w:p>
+      <w:pPr>
+        <w:pStyle w:val="Normal"/>
+        <w:widowControl/>
+        <w:numPr>
+          <w:ilvl w:val="3"/>
+          <w:numId w:val="7"/>
+        </w:numPr>
+        <w:spacing w:before="0" w:after="40"/>
+        <w:ind w:hanging="360" w:left="1080"/>
+        <w:jc w:val="left"/>
+        <w:rPr>
+          <w:rStyle w:val="tpa1"/>
+          <w:rFonts w:ascii="Arial" w:hAnsi="Arial" w:cs="Arial"/>
+          <w:sz w:val="18"/>
+          <w:szCs w:val="18"/>
+        </w:rPr>
+      </w:pPr>
+      <w:r>
+        <w:rPr>
+          <w:rStyle w:val="tpa1"/>
+          <w:rFonts w:eastAsia="Arial" w:cs="Arial" w:ascii="Arial" w:hAnsi="Arial"/>
+          <w:color w:val="auto"/>
+          <w:spacing w:val="0"/>
+          <w:w w:val="100"/>
+          <w:sz w:val="20"/>
+          <w:szCs w:val="20"/>
+          <w:lang w:val="ro-RO"/>
+        </w:rPr>
+        <w:t xml:space="preserve">15 ore pe lună în unitățile având un efectiv între 500 și 1.499 de lucrători;</w:t>
+      </w:r>
+    </w:p>
+    <w:p>
+      <w:pPr>
+        <w:pStyle w:val="Normal"/>
+        <w:widowControl/>
+        <w:numPr>
+          <w:ilvl w:val="3"/>
+          <w:numId w:val="7"/>
+        </w:numPr>
+        <w:spacing w:before="0" w:after="40"/>
+        <w:ind w:hanging="360" w:left="1080"/>
+        <w:jc w:val="left"/>
+        <w:rPr>
+          <w:rStyle w:val="tpa1"/>
+          <w:rFonts w:ascii="Arial" w:hAnsi="Arial" w:cs="Arial"/>
+          <w:sz w:val="18"/>
+          <w:szCs w:val="18"/>
+        </w:rPr>
+      </w:pPr>
+      <w:r>
+        <w:rPr>
+          <w:rStyle w:val="tpa1"/>
+          <w:rFonts w:eastAsia="Arial" w:cs="Arial" w:ascii="Arial" w:hAnsi="Arial"/>
+          <w:color w:val="auto"/>
+          <w:spacing w:val="0"/>
+          <w:w w:val="100"/>
+          <w:sz w:val="20"/>
+          <w:szCs w:val="20"/>
+          <w:lang w:val="ro-RO"/>
+        </w:rPr>
+        <w:t xml:space="preserve">20 de ore pe lună în unitățile având un efectiv de 1.500 de lucrători și peste.</w:t>
       </w:r>
     </w:p>
     <w:p>

--- a/packages/document-engine/templates/11_employer_briefing.docx
+++ b/packages/document-engine/templates/11_employer_briefing.docx
@@ -27630,7 +27630,7 @@
           <w:szCs w:val="20"/>
           <w:lang w:val="ro-RO"/>
         </w:rPr>
-        <w:t>Instruirea de securitate și sănătate a muncii se efectuează de lucrătorul cu atribuții în domeniul securității muncii sau de serviciul extern de prevenire și protecție.</w:t>
+        <w:t xml:space="preserve">Instruirea de securitate și sănătate a muncii se efectuează de către conducătorul locului de muncă sau de către serviciul extern de prevenire și protecție, potrivit tematicii de instruire.</w:t>
       </w:r>
     </w:p>
     <w:p>
@@ -27965,7 +27965,7 @@
           <w:szCs w:val="20"/>
           <w:lang w:val="ro-RO"/>
         </w:rPr>
-        <w:t>Instruirea periodică se efectuează de lucrătorul cu atribuții în domeniul securității muncii sau de serviciul extern de prevenire și protecție.</w:t>
+        <w:t xml:space="preserve">Instruirea periodică se efectuează de către conducătorul locului de muncă sau de către serviciul extern de prevenire și protecție, potrivit tematicii de instruire.</w:t>
       </w:r>
     </w:p>
     <w:p>

--- a/packages/document-engine/templates/11_employer_briefing.docx
+++ b/packages/document-engine/templates/11_employer_briefing.docx
@@ -28098,7 +28098,7 @@
           <w:szCs w:val="20"/>
           <w:lang w:val="ro-RO"/>
         </w:rPr>
-        <w:t>Cadrul tehnic PSI - SU are obligația de întocmire a tematicilor anuale de instruire a lucrătorilor și instruirea acestora în domeniul prevenirii și stingerii incendiilor conform Dispoziției MAI privind instruirea salariaților în domeniul situațiilor de urgență.</w:t>
+        <w:t xml:space="preserve">Angajatorul sau persoana desemnată de acesta are obligația de întocmire a tematicilor anuale de instruire a lucrătorilor și instruirea acestora în domeniul prevenirii și stingerii incendiilor conform Dispoziției MAI privind instruirea salariaților în domeniul situațiilor de urgență.</w:t>
       </w:r>
     </w:p>
     <w:p>
@@ -29156,7 +29156,7 @@
           <w:szCs w:val="20"/>
           <w:lang w:val="ro-RO"/>
         </w:rPr>
-        <w:t xml:space="preserve">procesul-verbal de întrunire a adunării generale a salariaților va fi încheiat în 3 (trei) exemplare, din care un exemplar pentru reprezentanții salariaților, un exemplar la Departamentul Resurse umane și un exemplar la Departamentul SSM-SU-PM;</w:t>
+        <w:t xml:space="preserve">procesul-verbal de întrunire a adunării generale a salariaților va fi încheiat în 3 (trei) exemplare, din care un exemplar pentru reprezentanții salariaților și două exemplare la angajator sau la persoana desemnată de acesta;</w:t>
       </w:r>
     </w:p>
     <w:p>

--- a/packages/document-engine/templates/11_employer_briefing.docx
+++ b/packages/document-engine/templates/11_employer_briefing.docx
@@ -9280,7 +9280,7 @@
           <w:szCs w:val="20"/>
           <w:lang w:val="ro-RO"/>
         </w:rPr>
-        <w:t xml:space="preserve">Având în vedere prevederile Legii 319/ 2006, Art. 7, alin. (1), lit. c), Art. 13, lit. e), H.G. 1425/ 2006 Art. 15, alin. (1), punctul 3, Art. 92, s-au întocmit prezentele </w:t>
+        <w:t xml:space="preserve">Având în vedere prevederile Legii 319/ 2006, Art. 7, alin. (1), lit. c), Art. 13, lit. e), H.G. 1425/ 2006 Art. 15, alin. (1), punctul 3, Art. 92, s-au întocmit instrucțiunile proprii privind instruirea lucrătorilor</w:t>
       </w:r>
       <w:r>
         <w:rPr>
@@ -9294,7 +9294,7 @@
           <w:szCs w:val="20"/>
           <w:lang w:val="ro-RO"/>
         </w:rPr>
-        <w:t>instrucțiuni proprii privind instruirea lucrătorilor în domeniul securității și sănătății în muncă,</w:t>
+        <w:t xml:space="preserve"> în domeniul securității și sănătății în muncă,</w:t>
       </w:r>
       <w:r>
         <w:rPr>

--- a/packages/document-engine/templates/11_employer_briefing.docx
+++ b/packages/document-engine/templates/11_employer_briefing.docx
@@ -882,7 +882,7 @@
           <w:szCs w:val="20"/>
           <w:lang w:val="ro-RO"/>
         </w:rPr>
-        <w:t>Regulament intern privind controlul propriu privind respectarea prevederilor legale, a dispozițiilor, instrucțiunilor și reglementărilor interne în domeniul securității și sănătății în muncă (cod M.I. SSM)</w:t>
+        <w:t xml:space="preserve">Regulament intern privind controlul propriu privind respectarea prevederilor legale, a dispozițiilor, instrucțiunilor și reglementărilor interne în domeniul securității și sănătății în muncă (cod R.I.C.P. SSM)</w:t>
       </w:r>
     </w:p>
     <w:p>

--- a/packages/document-engine/templates/11_employer_briefing.docx
+++ b/packages/document-engine/templates/11_employer_briefing.docx
@@ -696,7 +696,7 @@
           <w:szCs w:val="20"/>
           <w:lang w:val="ro-RO"/>
         </w:rPr>
-        <w:t>Instrucțiuni proprii privind instruirea lucrătorilor în domeniul securității și sănătății în muncă (cod IPSSM)</w:t>
+        <w:t xml:space="preserve">Instrucțiuni proprii în domeniul securității și sănătății în muncă (cod IPSSM)</w:t>
       </w:r>
     </w:p>
     <w:p>
@@ -11487,21 +11487,7 @@
           <w:szCs w:val="20"/>
           <w:lang w:val="ro-RO"/>
         </w:rPr>
-        <w:t xml:space="preserve">și poartă denumirea de « </w:t>
-      </w:r>
-      <w:r>
-        <w:rPr>
-          <w:rStyle w:val="tpt1"/>
-          <w:rFonts w:eastAsia="Arial" w:cs="Arial" w:ascii="Arial" w:hAnsi="Arial"/>
-          <w:b/>
-          <w:color w:val="auto"/>
-          <w:spacing w:val="0"/>
-          <w:w w:val="100"/>
-          <w:sz w:val="20"/>
-          <w:szCs w:val="20"/>
-          <w:lang w:val="ro-RO"/>
-        </w:rPr>
-        <w:t>Instrucțiuni proprii în domeniul securității și sănătății în muncă pentru locurile de muncă</w:t>
+        <w:t xml:space="preserve">și poartă denumirea de « Instrucțiuni proprii în domeniul securității și sănătății în muncă »</w:t>
       </w:r>
       <w:r>
         <w:rPr>
@@ -11514,7 +11500,7 @@
           <w:szCs w:val="20"/>
           <w:lang w:val="ro-RO"/>
         </w:rPr>
-        <w:t xml:space="preserve"> », fiind codificat IPSSM.</w:t>
+        <w:t xml:space="preserve">, fiind codificat IPSSM.</w:t>
       </w:r>
     </w:p>
     <w:p>

--- a/packages/document-engine/templates/11_employer_briefing.docx
+++ b/packages/document-engine/templates/11_employer_briefing.docx
@@ -518,7 +518,7 @@
           <w:szCs w:val="20"/>
           <w:lang w:val="ro-RO"/>
         </w:rPr>
-        <w:t>Decizia / Dispoziția privind lucrătorii desemnați cu luarea măsurilor în caz de pericol grav și iminent</w:t>
+        <w:t xml:space="preserve">Decizia / Dispoziția privind personalul desemnat cu luarea măsurilor în caz de pericol grav și iminent</w:t>
       </w:r>
     </w:p>
     <w:p>

--- a/packages/document-engine/templates/11_employer_briefing.docx
+++ b/packages/document-engine/templates/11_employer_briefing.docx
@@ -1676,488 +1676,6 @@
           <w:lang w:val="ro-RO"/>
         </w:rPr>
         <w:t xml:space="preserve"> Obligațiile lucrătorilor în domeniul securității și sănătății în muncă nu aduc atingere principiului responsabilității angajatorului.</w:t>
-      </w:r>
-    </w:p>
-    <w:p>
-      <w:pPr>
-        <w:pStyle w:val="Heading1"/>
-        <w:widowControl/>
-        <w:numPr>
-          <w:ilvl w:val="0"/>
-          <w:numId w:val="9"/>
-        </w:numPr>
-        <w:spacing w:before="120" w:after="60"/>
-        <w:jc w:val="left"/>
-        <w:rPr>
-          <w:b w:val="false"/>
-          <w:sz w:val="18"/>
-          <w:szCs w:val="18"/>
-          <w:lang w:val="ro-RO"/>
-        </w:rPr>
-      </w:pPr>
-      <w:r>
-        <w:rPr>
-          <w:rFonts w:eastAsia="Arial" w:cs="Arial" w:ascii="Arial" w:hAnsi="Arial"/>
-          <w:b w:val="false"/>
-          <w:color w:val="auto"/>
-          <w:spacing w:val="0"/>
-          <w:w w:val="100"/>
-          <w:sz w:val="20"/>
-          <w:szCs w:val="20"/>
-          <w:lang w:val="ro-RO"/>
-        </w:rPr>
-        <w:t xml:space="preserve">(Legea 319/ 2006, Art. 7, alin. 3) Angajatorul are obligația să implementeze măsurile prevăzute de Legea 319/ 2006 pe baza următoarelor principii generale de prevenire:</w:t>
-      </w:r>
-    </w:p>
-    <w:p>
-      <w:pPr>
-        <w:pStyle w:val="Normal"/>
-        <w:widowControl/>
-        <w:numPr>
-          <w:ilvl w:val="2"/>
-          <w:numId w:val="9"/>
-        </w:numPr>
-        <w:spacing w:before="0" w:after="40"/>
-        <w:jc w:val="left"/>
-        <w:rPr>
-          <w:rFonts w:ascii="Arial" w:hAnsi="Arial" w:cs="Arial"/>
-          <w:sz w:val="18"/>
-          <w:szCs w:val="18"/>
-          <w:lang w:val="es-ES_tradnl"/>
-        </w:rPr>
-      </w:pPr>
-      <w:r>
-        <w:rPr>
-          <w:rFonts w:eastAsia="Arial" w:cs="Arial" w:ascii="Arial" w:hAnsi="Arial"/>
-          <w:color w:val="auto"/>
-          <w:spacing w:val="0"/>
-          <w:w w:val="100"/>
-          <w:sz w:val="20"/>
-          <w:szCs w:val="20"/>
-          <w:lang w:val="ro-RO"/>
-        </w:rPr>
-        <w:t>evitarea riscurilor;</w:t>
-      </w:r>
-    </w:p>
-    <w:p>
-      <w:pPr>
-        <w:pStyle w:val="Normal"/>
-        <w:widowControl/>
-        <w:numPr>
-          <w:ilvl w:val="2"/>
-          <w:numId w:val="9"/>
-        </w:numPr>
-        <w:spacing w:before="0" w:after="40"/>
-        <w:jc w:val="left"/>
-        <w:rPr>
-          <w:rFonts w:ascii="Arial" w:hAnsi="Arial" w:cs="Arial"/>
-          <w:sz w:val="18"/>
-          <w:szCs w:val="18"/>
-        </w:rPr>
-      </w:pPr>
-      <w:r>
-        <w:rPr>
-          <w:rFonts w:eastAsia="Arial" w:cs="Arial" w:ascii="Arial" w:hAnsi="Arial"/>
-          <w:color w:val="auto"/>
-          <w:spacing w:val="0"/>
-          <w:w w:val="100"/>
-          <w:sz w:val="20"/>
-          <w:szCs w:val="20"/>
-          <w:lang w:val="ro-RO"/>
-        </w:rPr>
-        <w:t>evaluarea riscurilor care nu pot fi evitate;</w:t>
-      </w:r>
-    </w:p>
-    <w:p>
-      <w:pPr>
-        <w:pStyle w:val="Normal"/>
-        <w:widowControl/>
-        <w:numPr>
-          <w:ilvl w:val="2"/>
-          <w:numId w:val="9"/>
-        </w:numPr>
-        <w:spacing w:before="0" w:after="40"/>
-        <w:jc w:val="left"/>
-        <w:rPr>
-          <w:rFonts w:ascii="Arial" w:hAnsi="Arial" w:cs="Arial"/>
-          <w:sz w:val="18"/>
-          <w:szCs w:val="18"/>
-          <w:lang w:val="es-ES_tradnl"/>
-        </w:rPr>
-      </w:pPr>
-      <w:r>
-        <w:rPr>
-          <w:rFonts w:eastAsia="Arial" w:cs="Arial" w:ascii="Arial" w:hAnsi="Arial"/>
-          <w:color w:val="auto"/>
-          <w:spacing w:val="0"/>
-          <w:w w:val="100"/>
-          <w:sz w:val="20"/>
-          <w:szCs w:val="20"/>
-          <w:lang w:val="ro-RO"/>
-        </w:rPr>
-        <w:t>combaterea riscurilor la sursă;</w:t>
-      </w:r>
-    </w:p>
-    <w:p>
-      <w:pPr>
-        <w:pStyle w:val="Normal"/>
-        <w:widowControl/>
-        <w:numPr>
-          <w:ilvl w:val="2"/>
-          <w:numId w:val="9"/>
-        </w:numPr>
-        <w:spacing w:before="0" w:after="40"/>
-        <w:jc w:val="left"/>
-        <w:rPr>
-          <w:rFonts w:ascii="Arial" w:hAnsi="Arial" w:cs="Arial"/>
-          <w:sz w:val="18"/>
-          <w:szCs w:val="18"/>
-          <w:lang w:val="es-ES_tradnl"/>
-        </w:rPr>
-      </w:pPr>
-      <w:r>
-        <w:rPr>
-          <w:rFonts w:eastAsia="Arial" w:cs="Arial" w:ascii="Arial" w:hAnsi="Arial"/>
-          <w:color w:val="auto"/>
-          <w:spacing w:val="0"/>
-          <w:w w:val="100"/>
-          <w:sz w:val="20"/>
-          <w:szCs w:val="20"/>
-          <w:lang w:val="ro-RO"/>
-        </w:rPr>
-        <w:t>adaptarea muncii la om, în special în ceea ce privește proiectarea posturilor de muncă, alegerea echipamentelor de muncă, a metodelor de muncă și de producție, în vederea reducerii monotoniei muncii, a muncii cu ritm predeterminat și a diminuării efectelor acestora asupra sănătății;</w:t>
-      </w:r>
-    </w:p>
-    <w:p>
-      <w:pPr>
-        <w:pStyle w:val="Normal"/>
-        <w:widowControl/>
-        <w:numPr>
-          <w:ilvl w:val="2"/>
-          <w:numId w:val="9"/>
-        </w:numPr>
-        <w:spacing w:before="0" w:after="40"/>
-        <w:jc w:val="left"/>
-        <w:rPr>
-          <w:rFonts w:ascii="Arial" w:hAnsi="Arial" w:cs="Arial"/>
-          <w:sz w:val="18"/>
-          <w:szCs w:val="18"/>
-          <w:lang w:val="es-ES_tradnl"/>
-        </w:rPr>
-      </w:pPr>
-      <w:r>
-        <w:rPr>
-          <w:rFonts w:eastAsia="Arial" w:cs="Arial" w:ascii="Arial" w:hAnsi="Arial"/>
-          <w:color w:val="auto"/>
-          <w:spacing w:val="0"/>
-          <w:w w:val="100"/>
-          <w:sz w:val="20"/>
-          <w:szCs w:val="20"/>
-          <w:lang w:val="ro-RO"/>
-        </w:rPr>
-        <w:t>adaptarea la progresul tehnic;</w:t>
-      </w:r>
-    </w:p>
-    <w:p>
-      <w:pPr>
-        <w:pStyle w:val="Normal"/>
-        <w:widowControl/>
-        <w:numPr>
-          <w:ilvl w:val="2"/>
-          <w:numId w:val="9"/>
-        </w:numPr>
-        <w:spacing w:before="0" w:after="40"/>
-        <w:jc w:val="left"/>
-        <w:rPr>
-          <w:rFonts w:ascii="Arial" w:hAnsi="Arial" w:cs="Arial"/>
-          <w:sz w:val="18"/>
-          <w:szCs w:val="18"/>
-          <w:lang w:val="es-ES_tradnl"/>
-        </w:rPr>
-      </w:pPr>
-      <w:r>
-        <w:rPr>
-          <w:rFonts w:eastAsia="Arial" w:cs="Arial" w:ascii="Arial" w:hAnsi="Arial"/>
-          <w:color w:val="auto"/>
-          <w:spacing w:val="0"/>
-          <w:w w:val="100"/>
-          <w:sz w:val="20"/>
-          <w:szCs w:val="20"/>
-          <w:lang w:val="ro-RO"/>
-        </w:rPr>
-        <w:t>înlocuirea a ceea ce este periculos cu ceea ce nu este periculos sau cu ceea ce este mai puțin periculos;</w:t>
-      </w:r>
-    </w:p>
-    <w:p>
-      <w:pPr>
-        <w:pStyle w:val="Normal"/>
-        <w:widowControl/>
-        <w:numPr>
-          <w:ilvl w:val="2"/>
-          <w:numId w:val="9"/>
-        </w:numPr>
-        <w:spacing w:before="0" w:after="40"/>
-        <w:jc w:val="left"/>
-        <w:rPr>
-          <w:rFonts w:ascii="Arial" w:hAnsi="Arial" w:cs="Arial"/>
-          <w:sz w:val="18"/>
-          <w:szCs w:val="18"/>
-          <w:lang w:val="es-ES_tradnl"/>
-        </w:rPr>
-      </w:pPr>
-      <w:r>
-        <w:rPr>
-          <w:rFonts w:eastAsia="Arial" w:cs="Arial" w:ascii="Arial" w:hAnsi="Arial"/>
-          <w:color w:val="auto"/>
-          <w:spacing w:val="0"/>
-          <w:w w:val="100"/>
-          <w:sz w:val="20"/>
-          <w:szCs w:val="20"/>
-          <w:lang w:val="ro-RO"/>
-        </w:rPr>
-        <w:t>dezvoltarea unei politici de prevenire coerente care să cuprindă tehnologiile, organizarea muncii, condițiile de muncă, relațiile sociale și influența factorilor din mediul de muncă;</w:t>
-      </w:r>
-    </w:p>
-    <w:p>
-      <w:pPr>
-        <w:pStyle w:val="Normal"/>
-        <w:widowControl/>
-        <w:numPr>
-          <w:ilvl w:val="2"/>
-          <w:numId w:val="9"/>
-        </w:numPr>
-        <w:spacing w:before="0" w:after="40"/>
-        <w:jc w:val="left"/>
-        <w:rPr>
-          <w:rFonts w:ascii="Arial" w:hAnsi="Arial" w:cs="Arial"/>
-          <w:sz w:val="18"/>
-          <w:szCs w:val="18"/>
-          <w:lang w:val="es-ES_tradnl"/>
-        </w:rPr>
-      </w:pPr>
-      <w:r>
-        <w:rPr>
-          <w:rFonts w:eastAsia="Arial" w:cs="Arial" w:ascii="Arial" w:hAnsi="Arial"/>
-          <w:color w:val="auto"/>
-          <w:spacing w:val="0"/>
-          <w:w w:val="100"/>
-          <w:sz w:val="20"/>
-          <w:szCs w:val="20"/>
-          <w:lang w:val="ro-RO"/>
-        </w:rPr>
-        <w:t>adoptarea, în mod prioritar, a măsurilor de protecție colectivă față de măsurile de protecție individuală;</w:t>
-      </w:r>
-    </w:p>
-    <w:p>
-      <w:pPr>
-        <w:pStyle w:val="Normal"/>
-        <w:widowControl/>
-        <w:numPr>
-          <w:ilvl w:val="2"/>
-          <w:numId w:val="9"/>
-        </w:numPr>
-        <w:spacing w:before="0" w:after="120"/>
-        <w:jc w:val="left"/>
-        <w:rPr>
-          <w:rFonts w:ascii="Arial" w:hAnsi="Arial" w:cs="Arial"/>
-          <w:sz w:val="18"/>
-          <w:szCs w:val="18"/>
-          <w:lang w:val="es-ES_tradnl"/>
-        </w:rPr>
-      </w:pPr>
-      <w:r>
-        <w:rPr>
-          <w:rFonts w:eastAsia="Arial" w:cs="Arial" w:ascii="Arial" w:hAnsi="Arial"/>
-          <w:color w:val="auto"/>
-          <w:spacing w:val="0"/>
-          <w:w w:val="100"/>
-          <w:sz w:val="20"/>
-          <w:szCs w:val="20"/>
-          <w:lang w:val="ro-RO"/>
-        </w:rPr>
-        <w:t>furnizarea de instrucțiuni corespunzătoare lucrătorilor.</w:t>
-      </w:r>
-    </w:p>
-    <w:p>
-      <w:pPr>
-        <w:pStyle w:val="Heading1"/>
-        <w:widowControl/>
-        <w:numPr>
-          <w:ilvl w:val="0"/>
-          <w:numId w:val="9"/>
-        </w:numPr>
-        <w:spacing w:before="120" w:after="60"/>
-        <w:jc w:val="left"/>
-        <w:rPr>
-          <w:b w:val="false"/>
-          <w:sz w:val="18"/>
-          <w:szCs w:val="18"/>
-          <w:lang w:val="ro-RO"/>
-        </w:rPr>
-      </w:pPr>
-      <w:r>
-        <w:rPr>
-          <w:rFonts w:eastAsia="Arial" w:cs="Arial" w:ascii="Arial" w:hAnsi="Arial"/>
-          <w:b w:val="false"/>
-          <w:color w:val="auto"/>
-          <w:spacing w:val="0"/>
-          <w:w w:val="100"/>
-          <w:sz w:val="20"/>
-          <w:szCs w:val="20"/>
-          <w:lang w:val="ro-RO"/>
-        </w:rPr>
-        <w:t>(Legea 319/ 2006, Art. 7, alin. 5) Fără a aduce atingere altor prevederi ale prezentei legi, atunci când în același loc de muncă își desfășoară activitatea lucrători din mai multe întreprinderi și/sau unități, angajatorii acestora au următoarele obligații:</w:t>
-      </w:r>
-    </w:p>
-    <w:p>
-      <w:pPr>
-        <w:pStyle w:val="Normal"/>
-        <w:widowControl/>
-        <w:numPr>
-          <w:ilvl w:val="2"/>
-          <w:numId w:val="9"/>
-        </w:numPr>
-        <w:spacing w:before="0" w:after="40"/>
-        <w:jc w:val="left"/>
-        <w:rPr>
-          <w:rFonts w:ascii="Arial" w:hAnsi="Arial" w:cs="Arial"/>
-          <w:sz w:val="18"/>
-          <w:szCs w:val="18"/>
-          <w:lang w:val="es-ES_tradnl"/>
-        </w:rPr>
-      </w:pPr>
-      <w:r>
-        <w:rPr>
-          <w:rFonts w:eastAsia="Arial" w:cs="Arial" w:ascii="Arial" w:hAnsi="Arial"/>
-          <w:color w:val="auto"/>
-          <w:spacing w:val="0"/>
-          <w:w w:val="100"/>
-          <w:sz w:val="20"/>
-          <w:szCs w:val="20"/>
-          <w:lang w:val="ro-RO"/>
-        </w:rPr>
-        <w:t>să coopereze în vederea implementării prevederilor privind securitatea, sănătatea și igiena în muncă, luând în considerare natura activităților;</w:t>
-      </w:r>
-    </w:p>
-    <w:p>
-      <w:pPr>
-        <w:pStyle w:val="Normal"/>
-        <w:widowControl/>
-        <w:numPr>
-          <w:ilvl w:val="2"/>
-          <w:numId w:val="9"/>
-        </w:numPr>
-        <w:spacing w:before="0" w:after="40"/>
-        <w:jc w:val="left"/>
-        <w:rPr>
-          <w:rFonts w:ascii="Arial" w:hAnsi="Arial" w:cs="Arial"/>
-          <w:sz w:val="18"/>
-          <w:szCs w:val="18"/>
-          <w:lang w:val="es-ES_tradnl"/>
-        </w:rPr>
-      </w:pPr>
-      <w:r>
-        <w:rPr>
-          <w:rFonts w:eastAsia="Arial" w:cs="Arial" w:ascii="Arial" w:hAnsi="Arial"/>
-          <w:color w:val="auto"/>
-          <w:spacing w:val="0"/>
-          <w:w w:val="100"/>
-          <w:sz w:val="20"/>
-          <w:szCs w:val="20"/>
-          <w:lang w:val="ro-RO"/>
-        </w:rPr>
-        <w:t>să își coordoneze acțiunile în vederea protecției lucrătorilor și prevenirii riscurilor profesionale, luând în considerare natura activităților;</w:t>
-      </w:r>
-    </w:p>
-    <w:p>
-      <w:pPr>
-        <w:pStyle w:val="Normal"/>
-        <w:widowControl/>
-        <w:numPr>
-          <w:ilvl w:val="2"/>
-          <w:numId w:val="9"/>
-        </w:numPr>
-        <w:spacing w:before="0" w:after="40"/>
-        <w:jc w:val="left"/>
-        <w:rPr>
-          <w:rFonts w:ascii="Arial" w:hAnsi="Arial" w:cs="Arial"/>
-          <w:sz w:val="18"/>
-          <w:szCs w:val="18"/>
-          <w:lang w:val="es-ES_tradnl"/>
-        </w:rPr>
-      </w:pPr>
-      <w:r>
-        <w:rPr>
-          <w:rFonts w:eastAsia="Arial" w:cs="Arial" w:ascii="Arial" w:hAnsi="Arial"/>
-          <w:color w:val="auto"/>
-          <w:spacing w:val="0"/>
-          <w:w w:val="100"/>
-          <w:sz w:val="20"/>
-          <w:szCs w:val="20"/>
-          <w:lang w:val="ro-RO"/>
-        </w:rPr>
-        <w:t>să se informeze reciproc despre riscurile profesionale;</w:t>
-      </w:r>
-    </w:p>
-    <w:p>
-      <w:pPr>
-        <w:pStyle w:val="Normal"/>
-        <w:widowControl/>
-        <w:numPr>
-          <w:ilvl w:val="2"/>
-          <w:numId w:val="9"/>
-        </w:numPr>
-        <w:spacing w:before="0" w:after="120"/>
-        <w:jc w:val="left"/>
-        <w:rPr>
-          <w:rFonts w:ascii="Arial" w:hAnsi="Arial" w:cs="Arial"/>
-          <w:sz w:val="18"/>
-          <w:szCs w:val="18"/>
-          <w:lang w:val="es-ES_tradnl"/>
-        </w:rPr>
-      </w:pPr>
-      <w:r>
-        <w:rPr>
-          <w:rFonts w:eastAsia="Arial" w:cs="Arial" w:ascii="Arial" w:hAnsi="Arial"/>
-          <w:color w:val="auto"/>
-          <w:spacing w:val="0"/>
-          <w:w w:val="100"/>
-          <w:sz w:val="20"/>
-          <w:szCs w:val="20"/>
-          <w:lang w:val="ro-RO"/>
-        </w:rPr>
-        <w:t>să informeze lucrătorii și/sau reprezentanții acestora despre riscurile profesionale.</w:t>
-      </w:r>
-    </w:p>
-    <w:p>
-      <w:pPr>
-        <w:pStyle w:val="Heading1"/>
-        <w:widowControl/>
-        <w:numPr>
-          <w:ilvl w:val="0"/>
-          <w:numId w:val="9"/>
-        </w:numPr>
-        <w:spacing w:before="120" w:after="60"/>
-        <w:jc w:val="left"/>
-        <w:rPr>
-          <w:b w:val="false"/>
-          <w:sz w:val="18"/>
-          <w:szCs w:val="18"/>
-          <w:lang w:val="ro-RO"/>
-        </w:rPr>
-      </w:pPr>
-      <w:r>
-        <w:rPr>
-          <w:rFonts w:eastAsia="Arial" w:cs="Arial" w:ascii="Arial" w:hAnsi="Arial"/>
-          <w:b w:val="false"/>
-          <w:color w:val="auto"/>
-          <w:spacing w:val="0"/>
-          <w:w w:val="100"/>
-          <w:sz w:val="20"/>
-          <w:szCs w:val="20"/>
-          <w:lang w:val="ro-RO"/>
-        </w:rPr>
-        <w:t>(Legea 319/ 2006, Art. 7, alin. 6) Măsurile privind securitatea, sănătatea și igiena în muncă nu trebuie să comporte în nicio situație obligații financiare pentru lucrători.</w:t>
       </w:r>
     </w:p>
     <w:p>
@@ -27801,36 +27319,6 @@
           <w:szCs w:val="20"/>
           <w:lang w:val="ro-RO"/>
         </w:rPr>
-        <w:t>legislația de sănătate și securitate în muncă;</w:t>
-      </w:r>
-    </w:p>
-    <w:p>
-      <w:pPr>
-        <w:pStyle w:val="Normal"/>
-        <w:widowControl/>
-        <w:numPr>
-          <w:ilvl w:val="0"/>
-          <w:numId w:val="45"/>
-        </w:numPr>
-        <w:spacing w:before="0" w:after="40"/>
-        <w:ind w:hanging="360" w:left="1080"/>
-        <w:jc w:val="left"/>
-        <w:rPr>
-          <w:rFonts w:ascii="Arial" w:hAnsi="Arial" w:cs="Arial"/>
-          <w:sz w:val="18"/>
-          <w:szCs w:val="18"/>
-        </w:rPr>
-      </w:pPr>
-      <w:r>
-        <w:rPr>
-          <w:rFonts w:eastAsia="Arial" w:cs="Arial" w:ascii="Arial" w:hAnsi="Arial"/>
-          <w:color w:val="auto"/>
-          <w:spacing w:val="0"/>
-          <w:w w:val="100"/>
-          <w:sz w:val="20"/>
-          <w:szCs w:val="20"/>
-          <w:lang w:val="ro-RO"/>
-        </w:rPr>
         <w:t>instrucțiunile proprii la nivelul societății;</w:t>
       </w:r>
     </w:p>

--- a/packages/document-engine/templates/11_employer_briefing.docx
+++ b/packages/document-engine/templates/11_employer_briefing.docx
@@ -12806,32 +12806,19 @@
           <w:szCs w:val="20"/>
           <w:lang w:val="ro-RO"/>
         </w:rPr>
-        <w:t xml:space="preserve">asigurătorului, potrivit </w:t>
-      </w:r>
-      <w:r>
-        <w:rPr>
-          <w:rFonts w:eastAsia="Arial" w:cs="Arial" w:ascii="Arial" w:hAnsi="Arial"/>
-          <w:vanish/>
-          <w:color w:val="auto"/>
-          <w:spacing w:val="0"/>
-          <w:w w:val="100"/>
-          <w:sz w:val="20"/>
-          <w:szCs w:val="20"/>
-          <w:lang w:val="ro-RO"/>
-        </w:rPr>
-        <w:t>&lt;LLNK 12002 346 10 201 0 18&gt;</w:t>
-      </w:r>
-      <w:r>
-        <w:rPr>
-          <w:rFonts w:eastAsia="Arial" w:cs="Arial" w:ascii="Arial" w:hAnsi="Arial"/>
-          <w:color w:val="auto"/>
-          <w:spacing w:val="0"/>
-          <w:w w:val="100"/>
-          <w:sz w:val="20"/>
-          <w:szCs w:val="20"/>
-          <w:lang w:val="ro-RO"/>
-        </w:rPr>
-        <w:t>Legii nr. 346/ 2002 privind asigurarea pentru accidente de muncă și boli profesionale, cu modificările și completările ulterioare, evenimentele urmate de incapacitate temporară de muncă, invaliditate sau deces, la confirmarea acestora;</w:t>
+        <w:t xml:space="preserve">asigurătorului, potrivit Legii nr. 346/ 2002</w:t>
+      </w:r>
+      <w:r>
+        <w:rPr>
+          <w:rFonts w:eastAsia="Arial" w:cs="Arial" w:ascii="Arial" w:hAnsi="Arial"/>
+          <w:color w:val="auto"/>
+          <w:spacing w:val="0"/>
+          <w:w w:val="100"/>
+          <w:sz w:val="20"/>
+          <w:szCs w:val="20"/>
+          <w:lang w:val="ro-RO"/>
+        </w:rPr>
+        <w:t xml:space="preserve"> privind asigurarea pentru accidente de muncă și boli profesionale, cu modificările și completările ulterioare, evenimentele urmate de incapacitate temporară de muncă, invaliditate sau deces, la confirmarea acestora;</w:t>
       </w:r>
     </w:p>
     <w:p>

--- a/packages/document-engine/templates/11_employer_briefing.docx
+++ b/packages/document-engine/templates/11_employer_briefing.docx
@@ -22152,7 +22152,7 @@
           <w:szCs w:val="20"/>
           <w:lang w:val="ro-RO"/>
         </w:rPr>
-        <w:t xml:space="preserve">De asemenea, în scopul realizării obiectivelor prevăzute la art. 3, lit. a) și c) din prezenta anexă, lucrătorii au următoarele obligații:</w:t>
+        <w:t xml:space="preserve">De asemenea, pentru realizarea instruirii în domeniul situațiilor de urgență, lucrătorii au următoarele obligații:</w:t>
       </w:r>
     </w:p>
     <w:p>
@@ -25643,7 +25643,7 @@
           <w:szCs w:val="20"/>
           <w:lang w:val="ro-RO"/>
         </w:rPr>
-        <w:t xml:space="preserve">să asigure securitatea și sănătatea în muncă a salariatelor gravide și/sau mame, lăuze sau care alăptează conform OUG nr. 96/2003 privind protecția maternității la locurile de muncă conform prevederilor capitolului 12.</w:t>
+        <w:t xml:space="preserve">să asigure securitatea și sănătatea în muncă a salariatelor gravide și/sau mame, lăuze sau care alăptează conform OUG nr. 96/2003 privind protecția maternității la locurile de muncă.</w:t>
       </w:r>
     </w:p>
     <w:p>
@@ -30811,7 +30811,7 @@
           <w:szCs w:val="20"/>
           <w:lang w:val="ro-RO"/>
         </w:rPr>
-        <w:t>Salariatele prevăzute la Art. 54 lit. a, b, c, din prezentul regulament au următoarele obligații:</w:t>
+        <w:t xml:space="preserve">Salariatele gravide, lăuze sau care alăptează au următoarele obligații:</w:t>
       </w:r>
     </w:p>
     <w:p>
@@ -31024,7 +31024,7 @@
           <w:szCs w:val="20"/>
           <w:lang w:val="ro-RO"/>
         </w:rPr>
-        <w:t>În termen de 10 zile lucrătoare de la data la care angajatorul a fost anunțat în scris de către o salariată că se află în una dintre situațiile prevăzute la Art.</w:t>
+        <w:t xml:space="preserve">În termen de 10 zile lucrătoare de la data la care angajatorul a fost anunțat în scris de către o salariată că se află în una dintre situațiile prevăzute la art. 2 lit. c)–e) din O.U.G. nr. 96/ 2003, acesta</w:t>
       </w:r>
       <w:r>
         <w:rPr>
@@ -31037,7 +31037,7 @@
           <w:szCs w:val="20"/>
           <w:lang w:val="ro-RO"/>
         </w:rPr>
-        <w:t xml:space="preserve"> 54 lit. a, b, c, din prezentul regulament</w:t>
+        <w:t xml:space="preserve"/>
       </w:r>
       <w:r>
         <w:rPr>
@@ -31050,7 +31050,7 @@
           <w:szCs w:val="20"/>
           <w:lang w:val="ro-RO"/>
         </w:rPr>
-        <w:t>, acesta are obligația să înștiințeze medicul de medicina muncii, precum și inspectoratul teritorial de muncă pe a cărui rază își desfășoară activitatea.</w:t>
+        <w:t xml:space="preserve"> are obligația să înștiințeze medicul de medicina muncii, precum și inspectoratul teritorial de muncă pe a cărui rază își desfășoară activitatea.</w:t>
       </w:r>
     </w:p>
     <w:p>
@@ -31118,7 +31118,7 @@
           <w:szCs w:val="20"/>
           <w:lang w:val="ro-RO"/>
         </w:rPr>
-        <w:t>să prevină expunerea salariatelor prevăzute la Art.</w:t>
+        <w:t xml:space="preserve">să prevină expunerea salariatelor gravide, lăuze sau care alăptează la riscuri</w:t>
       </w:r>
       <w:r>
         <w:rPr>
@@ -31131,7 +31131,7 @@
           <w:szCs w:val="20"/>
           <w:lang w:val="ro-RO"/>
         </w:rPr>
-        <w:t xml:space="preserve"> 54 lit. a, b, c, din prezentul regulament</w:t>
+        <w:t xml:space="preserve"/>
       </w:r>
       <w:r>
         <w:rPr>
@@ -31144,7 +31144,7 @@
           <w:szCs w:val="20"/>
           <w:lang w:val="ro-RO"/>
         </w:rPr>
-        <w:t xml:space="preserve"> </w:t>
+        <w:t xml:space="preserve"/>
       </w:r>
       <w:r>
         <w:rPr>
@@ -31157,7 +31157,7 @@
           <w:szCs w:val="20"/>
           <w:lang w:val="ro-RO"/>
         </w:rPr>
-        <w:t>la riscuri ce le pot afecta sănătatea și securitatea, în situația în care rezultatele evaluării evidențiază astfel de riscuri;</w:t>
+        <w:t xml:space="preserve"> ce le pot afecta sănătatea și securitatea, în situația în care rezultatele evaluării evidențiază astfel de riscuri;</w:t>
       </w:r>
     </w:p>
     <w:p>
@@ -31257,7 +31257,7 @@
           <w:szCs w:val="20"/>
           <w:lang w:val="ro-RO"/>
         </w:rPr>
-        <w:t xml:space="preserve">să modifice locul de muncă al salariatelor prevăzute la </w:t>
+        <w:t xml:space="preserve">să modifice locul de muncă al salariatelor gravide, lăuze sau care alăptează, care își</w:t>
       </w:r>
       <w:r>
         <w:rPr>
@@ -31270,7 +31270,7 @@
           <w:szCs w:val="20"/>
           <w:lang w:val="ro-RO"/>
         </w:rPr>
-        <w:t>Art.</w:t>
+        <w:t xml:space="preserve"/>
       </w:r>
       <w:r>
         <w:rPr>
@@ -31283,7 +31283,7 @@
           <w:szCs w:val="20"/>
           <w:lang w:val="ro-RO"/>
         </w:rPr>
-        <w:t xml:space="preserve"> 54 lit. a, b, c, din prezentul regulament</w:t>
+        <w:t xml:space="preserve"/>
       </w:r>
       <w:r>
         <w:rPr>
@@ -31296,7 +31296,7 @@
           <w:szCs w:val="20"/>
           <w:lang w:val="ro-RO"/>
         </w:rPr>
-        <w:t xml:space="preserve"> care </w:t>
+        <w:t xml:space="preserve"/>
       </w:r>
       <w:r>
         <w:rPr>
@@ -31309,7 +31309,7 @@
           <w:szCs w:val="20"/>
           <w:lang w:val="ro-RO"/>
         </w:rPr>
-        <w:t>își desfășoară activitatea numai în poziția ortostatică sau în poziția așezat, astfel încât să li se asigure, la intervale regulate de timp, pauze și amenajări pentru repaus în poziție șezândă sau, respectiv, pentru mișcare, la recomandarea medicului de medicina muncii;</w:t>
+        <w:t xml:space="preserve"> desfășoară activitatea numai în poziția ortostatică sau în poziția așezat, astfel încât să li se asigure, la intervale regulate de timp, pauze și amenajări pentru repaus în poziție șezândă sau, respectiv, pentru mișcare, la recomandarea medicului de medicina muncii;</w:t>
       </w:r>
     </w:p>
     <w:p>
@@ -31408,7 +31408,7 @@
           <w:szCs w:val="20"/>
           <w:lang w:val="ro-RO"/>
         </w:rPr>
-        <w:t>să transfere la un alt loc de muncă, cu menținerea salariului de bază brut lunar, salariatele prevăzute la Art.</w:t>
+        <w:t xml:space="preserve">să transfere la un alt loc de muncă, cu menținerea salariului de bază brut lunar, salariatele gravide, lăuze sau care alăptează, care desfășoară</w:t>
       </w:r>
       <w:r>
         <w:rPr>
@@ -31421,7 +31421,7 @@
           <w:szCs w:val="20"/>
           <w:lang w:val="ro-RO"/>
         </w:rPr>
-        <w:t xml:space="preserve"> 54 lit. a, b, c, </w:t>
+        <w:t xml:space="preserve"/>
       </w:r>
       <w:r>
         <w:rPr>
@@ -31434,7 +31434,7 @@
           <w:szCs w:val="20"/>
           <w:lang w:val="ro-RO"/>
         </w:rPr>
-        <w:t>care desfășoară în mod curent muncă cu caracter insalubru sau greu de suportat.</w:t>
+        <w:t xml:space="preserve"> în mod curent muncă cu caracter insalubru sau greu de suportat.</w:t>
       </w:r>
     </w:p>
     <w:p>
@@ -31466,7 +31466,7 @@
           <w:szCs w:val="20"/>
           <w:lang w:val="ro-RO"/>
         </w:rPr>
-        <w:t xml:space="preserve">Pentru salariatele prevăzute la </w:t>
+        <w:t xml:space="preserve">Pentru salariatele gravide, lăuze sau care alăptează, care desfășoară</w:t>
       </w:r>
       <w:r>
         <w:rPr>
@@ -31479,7 +31479,7 @@
           <w:szCs w:val="20"/>
           <w:lang w:val="ro-RO"/>
         </w:rPr>
-        <w:t>Art.</w:t>
+        <w:t xml:space="preserve"/>
       </w:r>
       <w:r>
         <w:rPr>
@@ -31492,7 +31492,7 @@
           <w:szCs w:val="20"/>
           <w:lang w:val="ro-RO"/>
         </w:rPr>
-        <w:t xml:space="preserve"> 54 lit. a, b, c, din prezentul regulament</w:t>
+        <w:t xml:space="preserve"/>
       </w:r>
       <w:r>
         <w:rPr>
@@ -31505,7 +31505,7 @@
           <w:szCs w:val="20"/>
           <w:lang w:val="ro-RO"/>
         </w:rPr>
-        <w:t xml:space="preserve"> care desfășoară activitate care </w:t>
+        <w:t xml:space="preserve"> activitate care </w:t>
       </w:r>
       <w:r>
         <w:rPr>
@@ -31562,7 +31562,7 @@
           <w:szCs w:val="20"/>
           <w:lang w:val="ro-RO"/>
         </w:rPr>
-        <w:t>În cazul în care angajatorul, din motive justificate în mod obiectiv, nu poate să îndeplinească obligația prevăzută la Art. 60, salariatele prevăzute la Art.</w:t>
+        <w:t xml:space="preserve">În cazul în care angajatorul, din motive justificate în mod obiectiv, nu poate să îndeplinească obligația prevăzută la art. 9 alin. (2) din O.U.G. nr. 96/ 2003 (punctul 9 de mai sus), salariatele gravide, lăuze sau care alăptează au dreptul</w:t>
       </w:r>
       <w:r>
         <w:rPr>
@@ -31575,7 +31575,7 @@
           <w:szCs w:val="20"/>
           <w:lang w:val="ro-RO"/>
         </w:rPr>
-        <w:t xml:space="preserve"> 54 lit. a, b, c, din prezentul regulament</w:t>
+        <w:t xml:space="preserve"/>
       </w:r>
       <w:r>
         <w:rPr>
@@ -31588,7 +31588,7 @@
           <w:szCs w:val="20"/>
           <w:lang w:val="ro-RO"/>
         </w:rPr>
-        <w:t xml:space="preserve"> au dreptul la concediu de risc maternal, numai dacă solicitarea este însoțită de documentul medical, astfel:</w:t>
+        <w:t xml:space="preserve"> la concediu de risc maternal, numai dacă solicitarea este însoțită de documentul medical, astfel:</w:t>
       </w:r>
     </w:p>
     <w:p>

--- a/packages/document-engine/templates/11_employer_briefing.docx
+++ b/packages/document-engine/templates/11_employer_briefing.docx
@@ -758,7 +758,7 @@
           <w:szCs w:val="20"/>
           <w:lang w:val="ro-RO"/>
         </w:rPr>
-        <w:t>Test angajare în domeniul securității și sănătății în muncă (cod TASSM)</w:t>
+        <w:t xml:space="preserve">Test de verificare a cunoștințelor în urma instruirii introductiv-generale în domeniul securității și sănătății în muncă (cod TASSM)</w:t>
       </w:r>
     </w:p>
     <w:p>
@@ -789,7 +789,7 @@
           <w:szCs w:val="20"/>
           <w:lang w:val="ro-RO"/>
         </w:rPr>
-        <w:t>Test periodic în domeniul securității și sănătății în muncă (cod TPSSM)</w:t>
+        <w:t xml:space="preserve">Test de verificare periodică în domeniul securității și sănătății în muncă (cod TPSSM)</w:t>
       </w:r>
     </w:p>
     <w:p>
@@ -851,7 +851,7 @@
           <w:szCs w:val="20"/>
           <w:lang w:val="ro-RO"/>
         </w:rPr>
-        <w:t>Document justificativ de control, privind verificarea tematică la locurile de muncă, informare deficiențe constatate și propuneri de măsuri de prevenire și protecție (cod RSSM)</w:t>
+        <w:t xml:space="preserve">Document justificativ de control privind verificarea tematică la locurile de muncă, informarea asupra deficiențelor constatate și propuneri de măsuri de prevenire și protecție (cod RSSM)</w:t>
       </w:r>
     </w:p>
     <w:p>
@@ -913,7 +913,7 @@
           <w:szCs w:val="20"/>
           <w:lang w:val="ro-RO"/>
         </w:rPr>
-        <w:t xml:space="preserve">Evaluarea riscurilor de accidentare și îmbolnăvire profesională pentru locurile de muncă (Descrierea metodei elaborate de I.N.C.D.P.M. București, utilizată de evaluator) (cod EVR)</w:t>
+        <w:t xml:space="preserve">Evaluarea riscurilor de accidentare și/sau îmbolnăvire profesională (Descrierea metodei elaborate de I.N.C.D.P.M. București, utilizată de evaluator) (cod EVR)</w:t>
       </w:r>
     </w:p>
     <w:p>
@@ -6759,7 +6759,7 @@
           <w:szCs w:val="20"/>
           <w:lang w:val="ro-RO"/>
         </w:rPr>
-        <w:t>(1) lit. a) - c);</w:t>
+        <w:t xml:space="preserve">(1) lit. a) - c) din H.G. 1425/ 2006;</w:t>
       </w:r>
     </w:p>
     <w:p>
@@ -6905,7 +6905,7 @@
           <w:szCs w:val="20"/>
           <w:lang w:val="ro-RO"/>
         </w:rPr>
-        <w:t>În cazul în care angajatorul/lucrătorii desemnați/serviciile interne de prevenire și protecție nu au capacitățile și aptitudinile necesare pentru efectuarea tuturor activităților de prevenire și protecție prevăzute la art. 15, angajatorul trebuie să apeleze la servicii externe pentru acele activități de prevenire și protecție pe care nu le poate desfășura cu personalul propriu.</w:t>
+        <w:t xml:space="preserve">În cazul în care angajatorul/lucrătorii desemnați/serviciile interne de prevenire și protecție nu au capacitățile și aptitudinile necesare pentru efectuarea tuturor activităților de prevenire și protecție prevăzute la art. 15 din H.G. 1425/ 2006, angajatorul trebuie să apeleze la servicii externe pentru acele activități de prevenire și protecție pe care nu le poate desfășura cu personalul propriu.</w:t>
       </w:r>
     </w:p>
     <w:p>
@@ -7140,7 +7140,7 @@
           <w:szCs w:val="20"/>
           <w:lang w:val="ro-RO"/>
         </w:rPr>
-        <w:t>În cazul în care lucrătorii desemnați, serviciile interne de prevenire și protecție nu au capacitățile și aptitudinile necesare pentru efectuarea tuturor activităților de prevenire și protecție prevăzute la art. 15, angajatorul trebuie să apeleze la servicii externe pentru acele activități de prevenire și protecție pe care nu le poate desfășura cu personalul propriu.</w:t>
+        <w:t xml:space="preserve">În cazul în care lucrătorii desemnați, serviciile interne de prevenire și protecție nu au capacitățile și aptitudinile necesare pentru efectuarea tuturor activităților de prevenire și protecție prevăzute la art. 15 din H.G. 1425/ 2006, angajatorul trebuie să apeleze la servicii externe pentru acele activități de prevenire și protecție pe care nu le poate desfășura cu personalul propriu.</w:t>
       </w:r>
     </w:p>
     <w:p>
@@ -7304,7 +7304,7 @@
           <w:szCs w:val="20"/>
           <w:lang w:val="ro-RO"/>
         </w:rPr>
-        <w:t>În cazul în care serviciile interne de prevenire și protecție nu au capacitățile și aptitudinile necesare pentru efectuarea tuturor activităților de prevenire și protecție prevăzute la art. 15, angajatorul trebuie să apeleze la unul sau mai multe servicii externe pentru acele activități de prevenire și protecție pe care nu le poate desfășura cu personalul propriu.</w:t>
+        <w:t xml:space="preserve">În cazul în care serviciile interne de prevenire și protecție nu au capacitățile și aptitudinile necesare pentru efectuarea tuturor activităților de prevenire și protecție prevăzute la art. 15 din H.G. 1425/ 2006, angajatorul trebuie să apeleze la unul sau mai multe servicii externe pentru acele activități de prevenire și protecție pe care nu le poate desfășura cu personalul propriu.</w:t>
       </w:r>
     </w:p>
     <w:p>
@@ -9336,7 +9336,7 @@
           <w:szCs w:val="20"/>
           <w:lang w:val="ro-RO"/>
         </w:rPr>
-        <w:t xml:space="preserve"> Instruirea prevăzută la art. 20 alin. (4) trebuie să se efectueze în timpul programului de lucru, fie în interiorul, fie în afara întreprinderii și/sau unității, fie online.</w:t>
+        <w:t xml:space="preserve"> Instruirea prevăzută la art. 20 alin. (4) din Legea 319/ 2006 trebuie să se efectueze în timpul programului de lucru, fie în interiorul, fie în afara întreprinderii și/sau unității, fie online.</w:t>
       </w:r>
     </w:p>
     <w:p>
@@ -9389,7 +9389,7 @@
           <w:szCs w:val="20"/>
           <w:lang w:val="ro-RO"/>
         </w:rPr>
-        <w:t xml:space="preserve">Dovada instruirii prevăzută la art. 20 poate fi realizată în format electronic sau pe suport hârtie în funcție de modalitatea aleasă de către angajator, stabilită prin regulamentul intern.</w:t>
+        <w:t xml:space="preserve">Dovada instruirii prevăzută la art. 20 din Legea 319/ 2006 poate fi realizată în format electronic sau pe suport hârtie în funcție de modalitatea aleasă de către angajator, stabilită prin regulamentul intern.</w:t>
       </w:r>
     </w:p>
     <w:p>
@@ -9785,19 +9785,6 @@
       </w:r>
       <w:r>
         <w:rPr>
-          <w:rFonts w:eastAsia="Arial" w:cs="Arial" w:ascii="Arial" w:hAnsi="Arial"/>
-          <w:b w:val="false"/>
-          <w:color w:val="auto"/>
-          <w:spacing w:val="0"/>
-          <w:w w:val="100"/>
-          <w:sz w:val="20"/>
-          <w:szCs w:val="20"/>
-          <w:lang w:val="ro-RO"/>
-        </w:rPr>
-        <w:t>R</w:t>
-      </w:r>
-      <w:r>
-        <w:rPr>
           <w:rStyle w:val="tal1"/>
           <w:rFonts w:eastAsia="Arial" w:cs="Arial" w:ascii="Arial" w:hAnsi="Arial"/>
           <w:b/>
@@ -9808,7 +9795,7 @@
           <w:szCs w:val="20"/>
           <w:lang w:val="ro-RO"/>
         </w:rPr>
-        <w:t xml:space="preserve">ezultatul instruirii lucrătorilor în domeniul securității și sănătății în muncă se consemnează în mod obligatoriu în fișa de instruire individuală, întocmită pe suport hârtie sau în format electronic, conform informațiilor prevăzute în anexa nr. 11, cu indicarea materialului predat, a duratei și datei instruirii.</w:t>
+        <w:t xml:space="preserve">Rezultatul instruirii lucrătorilor în domeniul securității și sănătății în muncă se consemnează în mod obligatoriu în fișa de instruire individuală, întocmită pe suport hârtie sau în format electronic, conform informațiilor prevăzute în anexa nr. 11, cu indicarea materialului predat, a duratei și datei instruirii.</w:t>
       </w:r>
     </w:p>
     <w:p>
@@ -10319,7 +10306,7 @@
           <w:szCs w:val="20"/>
           <w:lang w:val="ro-RO"/>
         </w:rPr>
-        <w:t xml:space="preserve"> I</w:t>
+        <w:t xml:space="preserve"> </w:t>
       </w:r>
       <w:r>
         <w:rPr>
@@ -10333,7 +10320,7 @@
           <w:szCs w:val="20"/>
           <w:lang w:val="ro-RO"/>
         </w:rPr>
-        <w:t xml:space="preserve">nstruirea introductiv-generală se face de către specialiștii în domeniul securității și sănătății în muncă din cadrul </w:t>
+        <w:t xml:space="preserve">Instruirea introductiv-generală se face de către specialiștii în domeniul securității și sănătății în muncă din cadrul </w:t>
       </w:r>
       <w:r>
         <w:rPr>
@@ -10347,7 +10334,7 @@
           <w:szCs w:val="20"/>
           <w:lang w:val="ro-RO"/>
         </w:rPr>
-        <w:t>serviciului extern de prevenire și protecție, activitate desfășurată prin contractul de prestări servicii sau dacă este posibil, și de către persoanele desemnate în acest sens prin decizie internă și prin fișa postului.</w:t>
+        <w:t xml:space="preserve">serviciului extern de prevenire și protecție, activitate desfășurată prin contractul de prestări servicii sau, dacă este posibil, și de către persoanele desemnate în acest sens prin decizie internă și prin fișa postului.</w:t>
       </w:r>
     </w:p>
     <w:p>
@@ -10399,19 +10386,6 @@
       </w:r>
       <w:r>
         <w:rPr>
-          <w:rFonts w:eastAsia="Arial" w:cs="Arial" w:ascii="Arial" w:hAnsi="Arial"/>
-          <w:b w:val="false"/>
-          <w:color w:val="auto"/>
-          <w:spacing w:val="0"/>
-          <w:w w:val="100"/>
-          <w:sz w:val="20"/>
-          <w:szCs w:val="20"/>
-          <w:lang w:val="ro-RO"/>
-        </w:rPr>
-        <w:t>I</w:t>
-      </w:r>
-      <w:r>
-        <w:rPr>
           <w:rStyle w:val="tpa1"/>
           <w:rFonts w:eastAsia="Arial" w:cs="Arial" w:ascii="Arial" w:hAnsi="Arial"/>
           <w:b/>
@@ -10422,7 +10396,7 @@
           <w:szCs w:val="20"/>
           <w:lang w:val="ro-RO"/>
         </w:rPr>
-        <w:t>nstruirea introductiv-generală se face individual sau în grupuri de cel mult 20 de persoane.</w:t>
+        <w:t>Instruirea introductiv-generală se face individual sau în grupuri de cel mult 20 de persoane.</w:t>
       </w:r>
     </w:p>
     <w:p>
@@ -10597,7 +10571,7 @@
           <w:shd w:fill="FFFFFF" w:val="clear"/>
           <w:lang w:val="ro-RO"/>
         </w:rPr>
-        <w:t xml:space="preserve"> Persoanelor prevăzute la art. 82 din HG 1425/ 2006 li se vor prezenta succint activitățile, riscurile și măsurile de prevenire și protecție din întreprindere și/sau unitate.</w:t>
+        <w:t xml:space="preserve"> Persoanelor prevăzute la art. 82 din H.G. 1425/ 2006 li se vor prezenta succint activitățile, riscurile și măsurile de prevenire și protecție din întreprindere și/sau unitate.</w:t>
       </w:r>
     </w:p>
     <w:p>
@@ -10769,7 +10743,7 @@
           <w:szCs w:val="20"/>
           <w:lang w:val="ro-RO"/>
         </w:rPr>
-        <w:t>(Preluare din H.G. 1425/ 2006 – Art. 92 - conf. H.G. 767/ 2016 pct.4)</w:t>
+        <w:t xml:space="preserve">(Preluare din H.G. 1425/ 2006 – Art. 92 - conf. H.G. 767/ 2016 pct. 4)</w:t>
       </w:r>
       <w:r>
         <w:rPr>
@@ -10811,19 +10785,6 @@
       </w:r>
       <w:r>
         <w:rPr>
-          <w:rFonts w:eastAsia="Arial" w:cs="Arial" w:ascii="Arial" w:hAnsi="Arial"/>
-          <w:b w:val="false"/>
-          <w:color w:val="auto"/>
-          <w:spacing w:val="0"/>
-          <w:w w:val="100"/>
-          <w:sz w:val="20"/>
-          <w:szCs w:val="20"/>
-          <w:lang w:val="ro-RO"/>
-        </w:rPr>
-        <w:t>D</w:t>
-      </w:r>
-      <w:r>
-        <w:rPr>
           <w:rStyle w:val="spar"/>
           <w:rFonts w:eastAsia="Arial" w:cs="Arial" w:ascii="Arial" w:hAnsi="Arial"/>
           <w:b/>
@@ -10835,7 +10796,7 @@
           <w:shd w:fill="FFFFFF" w:val="clear"/>
           <w:lang w:val="ro-RO"/>
         </w:rPr>
-        <w:t>urata instruirii la locul de muncă se stabilește de către angajator, împreună cu:</w:t>
+        <w:t>Durata instruirii la locul de muncă se stabilește de către angajator, împreună cu:</w:t>
       </w:r>
     </w:p>
     <w:p>
@@ -11099,19 +11060,6 @@
       </w:r>
       <w:r>
         <w:rPr>
-          <w:rFonts w:eastAsia="Arial" w:cs="Arial" w:ascii="Arial" w:hAnsi="Arial"/>
-          <w:b w:val="false"/>
-          <w:color w:val="auto"/>
-          <w:spacing w:val="0"/>
-          <w:w w:val="100"/>
-          <w:sz w:val="20"/>
-          <w:szCs w:val="20"/>
-          <w:lang w:val="ro-RO"/>
-        </w:rPr>
-        <w:t>I</w:t>
-      </w:r>
-      <w:r>
-        <w:rPr>
           <w:rStyle w:val="tal1"/>
           <w:rFonts w:eastAsia="Arial" w:cs="Arial" w:ascii="Arial" w:hAnsi="Arial"/>
           <w:b/>
@@ -11122,7 +11070,7 @@
           <w:szCs w:val="20"/>
           <w:lang w:val="ro-RO"/>
         </w:rPr>
-        <w:t>nstruirea periodică se efectuează de către conducătorul locului de muncă.</w:t>
+        <w:t>Instruirea periodică se efectuează de către conducătorul locului de muncă.</w:t>
       </w:r>
     </w:p>
     <w:p>
@@ -11156,7 +11104,7 @@
           <w:szCs w:val="20"/>
           <w:lang w:val="ro-RO"/>
         </w:rPr>
-        <w:t>(Preluare din H.G. 767/ 2016, pct.5)</w:t>
+        <w:t xml:space="preserve">(Preluare din H.G. 767/ 2016, pct. 5)</w:t>
       </w:r>
       <w:r>
         <w:rPr>
@@ -11208,7 +11156,7 @@
           <w:shd w:fill="FFFFFF" w:val="clear"/>
           <w:lang w:val="ro-RO"/>
         </w:rPr>
-        <w:t>ntervalul dintre două instruiri periodice și periodicitatea verificării instruirii vor fi stabilite prin programul de instruire-testare elaborat la nivelul întreprinderii și/sau unității potrivit prevederilor art. 15 alin. (1) pct. 8, în funcție de condițiile locului de muncă și/sau postului de lucru.</w:t>
+        <w:t xml:space="preserve">ntervalul dintre două instruiri periodice și periodicitatea verificării instruirii vor fi stabilite prin programul de instruire-testare elaborat la nivelul întreprinderii și/sau unității potrivit prevederilor art. 15 alin. (1) pct. 8 din H.G. 1425/ 2006, în funcție de condițiile locului de muncă și/sau postului de lucru.</w:t>
       </w:r>
     </w:p>
     <w:p>
@@ -11287,7 +11235,7 @@
           <w:szCs w:val="20"/>
           <w:lang w:val="ro-RO"/>
         </w:rPr>
-        <w:t xml:space="preserve"> I</w:t>
+        <w:t xml:space="preserve"> </w:t>
       </w:r>
       <w:r>
         <w:rPr>
@@ -11301,7 +11249,7 @@
           <w:szCs w:val="20"/>
           <w:lang w:val="ro-RO"/>
         </w:rPr>
-        <w:t>nstruirea periodică se face suplimentar celei programate în următoarele cazuri:</w:t>
+        <w:t>Instruirea periodică se face suplimentar celei programate în următoarele cazuri:</w:t>
       </w:r>
     </w:p>
     <w:p>
@@ -11564,7 +11512,7 @@
           <w:szCs w:val="20"/>
           <w:lang w:val="ro-RO"/>
         </w:rPr>
-        <w:t xml:space="preserve"> D</w:t>
+        <w:t xml:space="preserve"> </w:t>
       </w:r>
       <w:r>
         <w:rPr>
@@ -11579,7 +11527,7 @@
           <w:shd w:fill="FFFFFF" w:val="clear"/>
           <w:lang w:val="ro-RO"/>
         </w:rPr>
-        <w:t>urata instruirii periodice prevăzute la art. 98 se stabilește de către angajator, împreună cu:</w:t>
+        <w:t>Durata instruirii periodice prevăzute la art. 98 se stabilește de către angajator, împreună cu:</w:t>
       </w:r>
     </w:p>
     <w:p>
@@ -11749,7 +11697,7 @@
           <w:szCs w:val="20"/>
           <w:lang w:val="ro-RO"/>
         </w:rPr>
-        <w:t xml:space="preserve"> I</w:t>
+        <w:t xml:space="preserve"> </w:t>
       </w:r>
       <w:r>
         <w:rPr>
@@ -11763,7 +11711,7 @@
           <w:szCs w:val="20"/>
           <w:lang w:val="ro-RO"/>
         </w:rPr>
-        <w:t xml:space="preserve">nstruirea periodică suplimentară se va efectua pe baza tematicilor </w:t>
+        <w:t xml:space="preserve">Instruirea periodică suplimentară se va efectua pe baza tematicilor </w:t>
       </w:r>
       <w:r>
         <w:rPr>
@@ -11777,7 +11725,7 @@
           <w:szCs w:val="20"/>
           <w:lang w:val="ro-RO"/>
         </w:rPr>
-        <w:t>întocmite de către serviciul extern de prevenire și protecție și aprobate de către angajator</w:t>
+        <w:t xml:space="preserve">întocmite de către serviciul extern de prevenire și protecție și aprobate de către angajator,</w:t>
       </w:r>
       <w:r>
         <w:rPr>
@@ -11880,7 +11828,7 @@
           <w:szCs w:val="20"/>
           <w:lang w:val="ro-RO"/>
         </w:rPr>
-        <w:t xml:space="preserve">Diferențierea pentru locurile de muncă respectiv posturile de lucru va fi efectuată </w:t>
+        <w:t xml:space="preserve">Diferențierea pentru locurile de muncă, respectiv posturile de lucru, va fi efectuată </w:t>
       </w:r>
       <w:r>
         <w:rPr>
@@ -13692,7 +13640,7 @@
           <w:szCs w:val="20"/>
           <w:lang w:val="ro-RO"/>
         </w:rPr>
-        <w:t xml:space="preserve">accidentul suferit de lucrători ai angajatorilor români sau de persoane fizice române, delegați pentru îndeplinirea îndatoririlor de serviciu în afara granițelor țării, pe durată și traseul prevăzute în documentul de deplasare;</w:t>
+        <w:t xml:space="preserve">accidentul suferit de lucrători ai angajatorilor români sau de persoane fizice române, delegați pentru îndeplinirea îndatoririlor de serviciu în afara granițelor țării, pe durata și traseul prevăzute în documentul de deplasare;</w:t>
       </w:r>
     </w:p>
     <w:p>
@@ -18085,7 +18033,7 @@
                 <w:szCs w:val="18"/>
                 <w:lang w:val="ro-RO"/>
               </w:rPr>
-              <w:t>Denumirea document</w:t>
+              <w:t xml:space="preserve">Denumirea documentului</w:t>
             </w:r>
           </w:p>
         </w:tc>
@@ -19119,7 +19067,7 @@
                 <w:szCs w:val="18"/>
                 <w:lang w:val="ro-RO"/>
               </w:rPr>
-              <w:t>Evaluarea riscurilor de accidentare și / sau îmbolnăvire profesională</w:t>
+              <w:t xml:space="preserve">Evaluarea riscurilor de accidentare și/sau îmbolnăvire profesională</w:t>
             </w:r>
           </w:p>
         </w:tc>
@@ -21120,7 +21068,7 @@
           <w:szCs w:val="20"/>
           <w:lang w:val="ro-RO"/>
         </w:rPr>
-        <w:t>să utilizeze corect echipamentul individual de protecție acordat și după utilizare, să îl înapoieze sau să îl pună la locul destinat pentru păstrare;</w:t>
+        <w:t xml:space="preserve">să utilizeze corect echipamentul individual de protecție acordat și, după utilizare, să îl înapoieze sau să îl pună la locul destinat pentru păstrare;</w:t>
       </w:r>
     </w:p>
     <w:p>
@@ -21461,7 +21409,7 @@
           <w:szCs w:val="20"/>
           <w:lang w:val="ro-RO"/>
         </w:rPr>
-        <w:t>să participe la instruirile suplimentare (reinstruiri) în domeniul securității și sănătății în muncă (atunci când acestea sunt programate) după ce au fost informați în prealabil de către șeful ierarhic (șeful locului de muncă);</w:t>
+        <w:t xml:space="preserve">să participe la instruirile suplimentare (reinstruiri) în domeniul securității și sănătății în muncă (atunci când acestea sunt programate) după ce au fost informați în prealabil de către șeful ierarhic (șeful locului de muncă).</w:t>
       </w:r>
     </w:p>
     <w:p>
@@ -22277,7 +22225,7 @@
           <w:szCs w:val="20"/>
           <w:lang w:val="ro-RO"/>
         </w:rPr>
-        <w:t xml:space="preserve">Obligațiile, atribuțiile și răspunderile în domeniul securității și sănătății în muncă (conform Legii 319/ 2006 și H.G. 1425/ 2006), valabile pentru șefii locurilor de muncă vor fi aceleași cu ale lucrătorilor doar că se va suplimenta cu următoarea prevedere:</w:t>
+        <w:t xml:space="preserve">Obligațiile, atribuțiile și răspunderile în domeniul securității și sănătății în muncă (conform Legii 319/ 2006 și H.G. 1425/ 2006), valabile pentru șefii locurilor de muncă, vor fi aceleași cu ale lucrătorilor doar că se vor suplimenta cu următoarea prevedere:</w:t>
       </w:r>
       <w:r>
         <w:rPr>
@@ -22320,7 +22268,7 @@
           <w:szCs w:val="20"/>
           <w:lang w:val="ro-RO"/>
         </w:rPr>
-        <w:t xml:space="preserve">Obligațiile, atribuțiile și răspunderile în domeniul situațiilor de urgență (conform Legii 307/ 2006), valabile pentru șefii locurilor de muncă vor fi aceleași cu ale lucrătorilor doar că se va suplimenta cu următoarea prevedere:</w:t>
+        <w:t xml:space="preserve">Obligațiile, atribuțiile și răspunderile în domeniul situațiilor de urgență (conform Legii 307/ 2006), valabile pentru șefii locurilor de muncă, vor fi aceleași cu ale lucrătorilor doar că se vor suplimenta cu următoarea prevedere:</w:t>
       </w:r>
       <w:r>
         <w:rPr>
@@ -22404,7 +22352,7 @@
           <w:szCs w:val="20"/>
           <w:lang w:val="ro-RO"/>
         </w:rPr>
-        <w:t xml:space="preserve">Reprezentanții lucrătorilor cu răspunderi specifice în domeniul securității și sănătății în muncă </w:t>
+        <w:t xml:space="preserve">reprezentanții lucrătorilor cu răspunderi specifice în domeniul securității și sănătății în muncă </w:t>
       </w:r>
       <w:r>
         <w:rPr>
@@ -22714,7 +22662,7 @@
           <w:szCs w:val="20"/>
           <w:lang w:val="ro-RO"/>
         </w:rPr>
-        <w:t xml:space="preserve">Lucrătorii desemnați </w:t>
+        <w:t xml:space="preserve">lucrătorii desemnați </w:t>
       </w:r>
       <w:r>
         <w:rPr>
@@ -24534,7 +24482,6 @@
       <w:r>
         <w:rPr>
           <w:rFonts w:eastAsia="Arial" w:cs="Arial" w:ascii="Arial" w:hAnsi="Arial"/>
-          <w:b/>
           <w:color w:val="auto"/>
           <w:spacing w:val="0"/>
           <w:w w:val="100"/>
@@ -24831,7 +24778,7 @@
       <w:r>
         <w:rPr>
           <w:rFonts w:eastAsia="Arial" w:cs="Arial" w:ascii="Arial" w:hAnsi="Arial"/>
-          <w:b/>
+          <w:bCs/>
           <w:color w:val="auto"/>
           <w:spacing w:val="0"/>
           <w:w w:val="100"/>
@@ -25369,7 +25316,7 @@
           <w:szCs w:val="20"/>
           <w:lang w:val="ro-RO"/>
         </w:rPr>
-        <w:t xml:space="preserve">să asigure periodic sau ori de câte ori este cazul, verificarea încadrării nivelului noxelor în limitele admise, prin măsurători efectuate de către organismele abilitate (dacă este cazul);</w:t>
+        <w:t xml:space="preserve">să asigure, periodic sau ori de câte ori este cazul, verificarea încadrării nivelului noxelor în limitele admise, prin măsurători efectuate de către organismele abilitate (dacă este cazul);</w:t>
       </w:r>
     </w:p>
     <w:p>
@@ -25693,7 +25640,6 @@
       <w:r>
         <w:rPr>
           <w:rFonts w:eastAsia="Arial" w:cs="Arial" w:ascii="Arial" w:hAnsi="Arial"/>
-          <w:b/>
           <w:color w:val="auto"/>
           <w:spacing w:val="0"/>
           <w:w w:val="100"/>
@@ -25912,6 +25858,7 @@
           <w:numId w:val="30"/>
         </w:numPr>
         <w:spacing w:before="0" w:after="40"/>
+        <w:ind w:hanging="360" w:left="1080"/>
         <w:jc w:val="left"/>
         <w:rPr>
           <w:rFonts w:ascii="Arial" w:hAnsi="Arial" w:cs="Arial"/>
@@ -25942,6 +25889,7 @@
           <w:numId w:val="30"/>
         </w:numPr>
         <w:spacing w:before="0" w:after="40"/>
+        <w:ind w:hanging="360" w:left="1080"/>
         <w:jc w:val="left"/>
         <w:rPr>
           <w:rFonts w:ascii="Arial" w:hAnsi="Arial" w:cs="Arial"/>
@@ -25972,6 +25920,7 @@
           <w:numId w:val="30"/>
         </w:numPr>
         <w:spacing w:before="0" w:after="40"/>
+        <w:ind w:hanging="360" w:left="1080"/>
         <w:jc w:val="left"/>
         <w:rPr>
           <w:rFonts w:ascii="Arial" w:hAnsi="Arial" w:cs="Arial"/>
@@ -26002,6 +25951,7 @@
           <w:numId w:val="30"/>
         </w:numPr>
         <w:spacing w:before="0" w:after="40"/>
+        <w:ind w:hanging="360" w:left="1080"/>
         <w:jc w:val="left"/>
         <w:rPr>
           <w:rFonts w:ascii="Arial" w:hAnsi="Arial" w:cs="Arial"/>
@@ -26032,6 +25982,7 @@
           <w:numId w:val="30"/>
         </w:numPr>
         <w:spacing w:before="0" w:after="40"/>
+        <w:ind w:hanging="360" w:left="1080"/>
         <w:jc w:val="left"/>
         <w:rPr>
           <w:rFonts w:ascii="Arial" w:hAnsi="Arial" w:cs="Arial"/>
@@ -26239,7 +26190,6 @@
       <w:r>
         <w:rPr>
           <w:rFonts w:eastAsia="Arial" w:cs="Arial" w:ascii="Arial" w:hAnsi="Arial"/>
-          <w:b/>
           <w:color w:val="auto"/>
           <w:spacing w:val="0"/>
           <w:w w:val="100"/>
@@ -26259,7 +26209,7 @@
           <w:szCs w:val="20"/>
           <w:lang w:val="ro-RO"/>
         </w:rPr>
-        <w:t>, organizează primul ajutor și tratamentul de urgență și instruiește lucrătorii cu privire la aplicarea metodelor accesibile lor de prim ajutor și a procedurilor de urgență în cazul accidentelor de muncă.</w:t>
+        <w:t xml:space="preserve"> organizează primul ajutor și tratamentul de urgență și instruiește lucrătorii cu privire la aplicarea metodelor accesibile lor de prim ajutor și a procedurilor de urgență în cazul accidentelor de muncă.</w:t>
       </w:r>
     </w:p>
     <w:p>
@@ -26598,7 +26548,7 @@
           <w:szCs w:val="20"/>
           <w:lang w:val="ro-RO"/>
         </w:rPr>
-        <w:t>Medicul de medicina muncii și medicul cu competență de medicină a muncii sunt obligați să prezinte comitetului de securitate și sănătate în muncă, rapoarte scrise cu privire la situația stării de sănătate a angajaților în relație cu condițiile de muncă și riscurile profesionale, la acțiunile medicale întreprinse și eficiența acestora.</w:t>
+        <w:t xml:space="preserve">Medicul de medicina muncii și medicul cu competență de medicină a muncii sunt obligați să prezinte comitetului de securitate și sănătate în muncă rapoarte scrise cu privire la situația stării de sănătate a angajaților în relație cu condițiile de muncă și riscurile profesionale, la acțiunile medicale întreprinse și eficiența acestora.</w:t>
       </w:r>
     </w:p>
     <w:p>
@@ -26753,7 +26703,7 @@
           <w:szCs w:val="20"/>
           <w:lang w:val="ro-RO"/>
         </w:rPr>
-        <w:t>În vederea respectării cerințelor privind asigurarea serviciului medical de medicină a muncii lucrătorii care lucrează în cadrul societății sunt obligați să efectueze un examen medical periodic ce are ca scop:</w:t>
+        <w:t xml:space="preserve">În vederea respectării cerințelor privind asigurarea serviciului medical de medicină a muncii, lucrătorii care lucrează în cadrul societății sunt obligați să efectueze un examen medical periodic ce are ca scop:</w:t>
       </w:r>
     </w:p>
     <w:p>
@@ -26969,7 +26919,7 @@
           <w:szCs w:val="20"/>
           <w:lang w:val="ro-RO"/>
         </w:rPr>
-        <w:t xml:space="preserve">instruirea introductiv-generală</w:t>
+        <w:t xml:space="preserve">instruirea introductiv-generală;</w:t>
       </w:r>
     </w:p>
     <w:p>
@@ -27000,7 +26950,7 @@
           <w:szCs w:val="20"/>
           <w:lang w:val="ro-RO"/>
         </w:rPr>
-        <w:t>instruirea la locul de muncă</w:t>
+        <w:t>instruirea la locul de muncă;</w:t>
       </w:r>
     </w:p>
     <w:p>
@@ -27031,7 +26981,7 @@
           <w:szCs w:val="20"/>
           <w:lang w:val="ro-RO"/>
         </w:rPr>
-        <w:t>instruirea periodică</w:t>
+        <w:t>instruirea periodică.</w:t>
       </w:r>
     </w:p>
     <w:p>
@@ -27061,7 +27011,7 @@
           <w:szCs w:val="20"/>
           <w:lang w:val="ro-RO"/>
         </w:rPr>
-        <w:t>Lucrătorii care efectuează instruirea trebuie să fie specialiști în securitate și sănătate în muncă și să aibă terminate cursurile de securitatea muncii necesare nivelului cerut de lege.</w:t>
+        <w:t xml:space="preserve">Lucrătorii care efectuează instruirea trebuie să fie specialiști în securitate și sănătate în muncă și să aibă terminate cursurile de securitate a muncii necesare nivelului cerut de lege.</w:t>
       </w:r>
     </w:p>
     <w:p>
@@ -27509,7 +27459,6 @@
       <w:r>
         <w:rPr>
           <w:rFonts w:eastAsia="Arial" w:cs="Arial" w:ascii="Arial" w:hAnsi="Arial"/>
-          <w:b/>
           <w:color w:val="auto"/>
           <w:spacing w:val="0"/>
           <w:w w:val="100"/>
@@ -27529,7 +27478,7 @@
           <w:szCs w:val="20"/>
           <w:lang w:val="ro-RO"/>
         </w:rPr>
-        <w:t xml:space="preserve"> are obligația de întocmire și actualizare a documentelor de organizare a activității de apărare împotriva incendiilor conform Legii 307.</w:t>
+        <w:t xml:space="preserve"> are obligația de întocmire și actualizare a documentelor de organizare a activității de apărare împotriva incendiilor conform Legii 307/ 2006.</w:t>
       </w:r>
     </w:p>
     <w:p>
@@ -28099,7 +28048,7 @@
           <w:szCs w:val="20"/>
           <w:lang w:val="ro-RO"/>
         </w:rPr>
-        <w:t xml:space="preserve"> nu este stabilit, deoarece nu se încadrează conform HG 1425/ 2006 art. 60, alin. (2), litera c).{{/workersRepresentativeDecision}}</w:t>
+        <w:t xml:space="preserve"> nu este stabilit, deoarece nu se încadrează conform H.G. 1425/ 2006 art. 60, alin. (2), litera c).{{/workersRepresentativeDecision}}</w:t>
       </w:r>
     </w:p>
     <w:p>
@@ -28649,7 +28598,7 @@
           <w:szCs w:val="20"/>
           <w:lang w:val="ro-RO"/>
         </w:rPr>
-        <w:t xml:space="preserve">pentru ca alegerea să fie validată fiecare reprezentant al lucrătorilor cu răspunderi specifice în domeniul securității și sănătății în muncă va trebui să fie ales de cel puțin 50 % + 1 din totalul numărului de angajați ai </w:t>
+        <w:t xml:space="preserve">pentru ca alegerea să fie validată, fiecare reprezentant al lucrătorilor cu răspunderi specifice în domeniul securității și sănătății în muncă va trebui să fie ales de cel puțin 50 % + 1 din totalul numărului de angajați ai </w:t>
       </w:r>
       <w:r>
         <w:rPr>
@@ -28709,7 +28658,7 @@
           <w:szCs w:val="20"/>
           <w:lang w:val="ro-RO"/>
         </w:rPr>
-        <w:t>angajatorul, după alegeri, va desemna prin decizie scrisă, reprezentanții lucrătorilor cu răspunderi specifice în domeniul securității și sănătății în muncă;</w:t>
+        <w:t xml:space="preserve">angajatorul, după alegeri, va desemna prin decizie scrisă reprezentanții lucrătorilor cu răspunderi specifice în domeniul securității și sănătății în muncă;</w:t>
       </w:r>
     </w:p>
     <w:p>
@@ -29559,7 +29508,7 @@
           <w:szCs w:val="20"/>
           <w:lang w:val="ro-RO"/>
         </w:rPr>
-        <w:t xml:space="preserve">să asigure și să controleze cunoașterea și aplicarea de către toți angajații, a măsurilor tehnice și organizatorice stabilite, precum și a prevederilor legale în domeniul securității muncii;</w:t>
+        <w:t xml:space="preserve">să asigure și să controleze cunoașterea și aplicarea de către toți angajații a măsurilor tehnice și organizatorice stabilite, precum și a prevederilor legale în domeniul securității muncii;</w:t>
       </w:r>
     </w:p>
     <w:p>
@@ -30417,27 +30366,26 @@
       <w:r>
         <w:rPr>
           <w:rFonts w:eastAsia="Arial" w:cs="Arial" w:ascii="Arial" w:hAnsi="Arial"/>
-          <w:b/>
-          <w:color w:val="auto"/>
-          <w:spacing w:val="0"/>
-          <w:w w:val="100"/>
-          <w:sz w:val="20"/>
-          <w:szCs w:val="20"/>
-          <w:lang w:val="ro-RO"/>
-        </w:rPr>
-        <w:t>unității</w:t>
-      </w:r>
-      <w:r>
-        <w:rPr>
-          <w:rFonts w:eastAsia="Arial" w:cs="Arial" w:ascii="Arial" w:hAnsi="Arial"/>
-          <w:color w:val="auto"/>
-          <w:spacing w:val="0"/>
-          <w:w w:val="100"/>
-          <w:sz w:val="20"/>
-          <w:szCs w:val="20"/>
-          <w:lang w:val="ro-RO"/>
-        </w:rPr>
-        <w:t xml:space="preserve"> precum și dintre aceștia și alte persoane fizice cu care vin în contact în îndeplinirea atribuțiilor de serviciu, se interzice orice comportament care să aibă ca scop sau efect, defavorizarea sau supunerea la un tratament injust sau degradant a unei persoane sau grup de persoane.</w:t>
+          <w:color w:val="auto"/>
+          <w:spacing w:val="0"/>
+          <w:w w:val="100"/>
+          <w:sz w:val="20"/>
+          <w:szCs w:val="20"/>
+          <w:lang w:val="ro-RO"/>
+        </w:rPr>
+        <w:t xml:space="preserve">unității,</w:t>
+      </w:r>
+      <w:r>
+        <w:rPr>
+          <w:rFonts w:eastAsia="Arial" w:cs="Arial" w:ascii="Arial" w:hAnsi="Arial"/>
+          <w:color w:val="auto"/>
+          <w:spacing w:val="0"/>
+          <w:w w:val="100"/>
+          <w:sz w:val="20"/>
+          <w:szCs w:val="20"/>
+          <w:lang w:val="ro-RO"/>
+        </w:rPr>
+        <w:t xml:space="preserve"> precum și dintre aceștia și alte persoane fizice cu care vin în contact în îndeplinirea atribuțiilor de serviciu, se interzice orice comportament care să aibă ca scop sau efect defavorizarea sau supunerea la un tratament injust sau degradant a unei persoane sau grup de persoane.</w:t>
       </w:r>
     </w:p>
     <w:p>
@@ -30777,7 +30725,7 @@
           <w:szCs w:val="20"/>
           <w:lang w:val="ro-RO"/>
         </w:rPr>
-        <w:t xml:space="preserve"> activității după efectuarea concediului de lăuzie, va anunța angajatorul în scris cu privire la începutul și sfârșitul prezumat al perioadei de alăptare, anexând documente medicale eliberate de medicul de familie/ medicul specialist în acest sens care va cuprinde și recomandări cu privire la capacitatea de muncă a acesteia.</w:t>
+        <w:t xml:space="preserve"> activității după efectuarea concediului de lăuzie, va anunța angajatorul în scris cu privire la începutul și sfârșitul prezumat al perioadei de alăptare, anexând documente medicale eliberate de medicul de familie/ medicul specialist în acest sens care vor cuprinde și recomandări cu privire la capacitatea de muncă a acesteia.</w:t>
       </w:r>
     </w:p>
     <w:p>
@@ -30892,7 +30840,7 @@
           <w:szCs w:val="20"/>
           <w:lang w:val="ro-RO"/>
         </w:rPr>
-        <w:t xml:space="preserve"> obligația de a se prezenta la medicul de familie/ medicul specialist, pentru eliberarea unui document medical care să le ateste starea, care va fi prezentat în copie angajatorului, în termen de maxim 5 zile lucrătoare de la data eliberării.</w:t>
+        <w:t xml:space="preserve"> obligația de a se prezenta la medicul de familie/ medicul specialist, pentru eliberarea unui document medical care să le ateste starea, care va fi prezentat în copie angajatorului, în termen de maximum 5 zile lucrătoare de la data eliberării.</w:t>
       </w:r>
     </w:p>
     <w:p>
@@ -31530,7 +31478,7 @@
           <w:szCs w:val="20"/>
           <w:lang w:val="ro-RO"/>
         </w:rPr>
-        <w:t>să modifice în mod corespunzător condițiile și/ sau orarul de muncă ori, să repartizeze la alt loc de muncă, conform recomandării medicului de medicina muncii sau a medicului de familie, cu menținerea veniturilor salariale.</w:t>
+        <w:t xml:space="preserve">să modifice în mod corespunzător condițiile și/ sau orarul de muncă ori să o repartizeze la alt loc de muncă, conform recomandării medicului de medicina muncii sau a medicului de familie, cu menținerea veniturilor salariale.</w:t>
       </w:r>
     </w:p>
     <w:p>

--- a/packages/document-engine/templates/11_employer_briefing.docx
+++ b/packages/document-engine/templates/11_employer_briefing.docx
@@ -28950,199 +28950,6 @@
     <w:p>
       <w:pPr>
         <w:pStyle w:val="Normal"/>
-        <w:keepNext/>
-        <w:widowControl/>
-        <w:numPr>
-          <w:ilvl w:val="0"/>
-          <w:numId w:val="7"/>
-        </w:numPr>
-        <w:spacing w:before="0" w:after="40"/>
-        <w:jc w:val="left"/>
-        <w:rPr>
-          <w:rFonts w:ascii="Arial" w:hAnsi="Arial" w:cs="Arial"/>
-          <w:sz w:val="18"/>
-          <w:szCs w:val="18"/>
-          <w:lang w:val="it-IT"/>
-        </w:rPr>
-      </w:pPr>
-      <w:r>
-        <w:rPr>
-          <w:rStyle w:val="al1"/>
-          <w:rFonts w:eastAsia="Arial" w:cs="Arial" w:ascii="Arial" w:hAnsi="Arial"/>
-          <w:b w:val="false"/>
-          <w:color w:val="auto"/>
-          <w:spacing w:val="0"/>
-          <w:w w:val="100"/>
-          <w:sz w:val="20"/>
-          <w:szCs w:val="20"/>
-          <w:lang w:val="ro-RO"/>
-        </w:rPr>
-        <w:t xml:space="preserve">Fiecărui reprezentant al lucrătorilor în comitetele de securitate și sănătate în muncă i se va acorda timpul necesar exercitării atribuțiilor specifice în domeniul securității și sănătății în muncă. Conform H.G. 1425/ 2006, art. 61 alin. (2), timpul alocat acestei activități va fi considerat timp de muncă și va fi de cel puțin:</w:t>
-      </w:r>
-    </w:p>
-    <w:p>
-      <w:pPr>
-        <w:pStyle w:val="Normal"/>
-        <w:widowControl/>
-        <w:numPr>
-          <w:ilvl w:val="3"/>
-          <w:numId w:val="7"/>
-        </w:numPr>
-        <w:spacing w:before="0" w:after="40"/>
-        <w:ind w:hanging="360" w:left="1080"/>
-        <w:jc w:val="left"/>
-        <w:rPr>
-          <w:rStyle w:val="tpa1"/>
-          <w:rFonts w:ascii="Arial" w:hAnsi="Arial" w:cs="Arial"/>
-          <w:sz w:val="18"/>
-          <w:szCs w:val="18"/>
-        </w:rPr>
-      </w:pPr>
-      <w:r>
-        <w:rPr>
-          <w:rStyle w:val="tpa1"/>
-          <w:rFonts w:eastAsia="Arial" w:cs="Arial" w:ascii="Arial" w:hAnsi="Arial"/>
-          <w:color w:val="auto"/>
-          <w:spacing w:val="0"/>
-          <w:w w:val="100"/>
-          <w:sz w:val="20"/>
-          <w:szCs w:val="20"/>
-          <w:lang w:val="ro-RO"/>
-        </w:rPr>
-        <w:t xml:space="preserve">2 ore pe lună în unitățile având un efectiv de până la 99 de lucrători;</w:t>
-      </w:r>
-    </w:p>
-    <w:p>
-      <w:pPr>
-        <w:pStyle w:val="Normal"/>
-        <w:widowControl/>
-        <w:numPr>
-          <w:ilvl w:val="3"/>
-          <w:numId w:val="7"/>
-        </w:numPr>
-        <w:spacing w:before="0" w:after="40"/>
-        <w:ind w:hanging="360" w:left="1080"/>
-        <w:jc w:val="left"/>
-        <w:rPr>
-          <w:rStyle w:val="tpa1"/>
-          <w:rFonts w:ascii="Arial" w:hAnsi="Arial" w:cs="Arial"/>
-          <w:sz w:val="18"/>
-          <w:szCs w:val="18"/>
-        </w:rPr>
-      </w:pPr>
-      <w:r>
-        <w:rPr>
-          <w:rStyle w:val="tpa1"/>
-          <w:rFonts w:eastAsia="Arial" w:cs="Arial" w:ascii="Arial" w:hAnsi="Arial"/>
-          <w:color w:val="auto"/>
-          <w:spacing w:val="0"/>
-          <w:w w:val="100"/>
-          <w:sz w:val="20"/>
-          <w:szCs w:val="20"/>
-          <w:lang w:val="ro-RO"/>
-        </w:rPr>
-        <w:t xml:space="preserve">5 ore pe lună în unitățile având un efectiv între 100 și 299 de lucrători;</w:t>
-      </w:r>
-    </w:p>
-    <w:p>
-      <w:pPr>
-        <w:pStyle w:val="Normal"/>
-        <w:widowControl/>
-        <w:numPr>
-          <w:ilvl w:val="3"/>
-          <w:numId w:val="7"/>
-        </w:numPr>
-        <w:spacing w:before="0" w:after="40"/>
-        <w:ind w:hanging="360" w:left="1080"/>
-        <w:jc w:val="left"/>
-        <w:rPr>
-          <w:rStyle w:val="tpa1"/>
-          <w:rFonts w:ascii="Arial" w:hAnsi="Arial" w:cs="Arial"/>
-          <w:sz w:val="18"/>
-          <w:szCs w:val="18"/>
-        </w:rPr>
-      </w:pPr>
-      <w:r>
-        <w:rPr>
-          <w:rStyle w:val="tpa1"/>
-          <w:rFonts w:eastAsia="Arial" w:cs="Arial" w:ascii="Arial" w:hAnsi="Arial"/>
-          <w:color w:val="auto"/>
-          <w:spacing w:val="0"/>
-          <w:w w:val="100"/>
-          <w:sz w:val="20"/>
-          <w:szCs w:val="20"/>
-          <w:lang w:val="ro-RO"/>
-        </w:rPr>
-        <w:t xml:space="preserve">10 ore pe lună în unitățile având un efectiv între 300 și 499 de lucrători;</w:t>
-      </w:r>
-    </w:p>
-    <w:p>
-      <w:pPr>
-        <w:pStyle w:val="Normal"/>
-        <w:widowControl/>
-        <w:numPr>
-          <w:ilvl w:val="3"/>
-          <w:numId w:val="7"/>
-        </w:numPr>
-        <w:spacing w:before="0" w:after="40"/>
-        <w:ind w:hanging="360" w:left="1080"/>
-        <w:jc w:val="left"/>
-        <w:rPr>
-          <w:rStyle w:val="tpa1"/>
-          <w:rFonts w:ascii="Arial" w:hAnsi="Arial" w:cs="Arial"/>
-          <w:sz w:val="18"/>
-          <w:szCs w:val="18"/>
-        </w:rPr>
-      </w:pPr>
-      <w:r>
-        <w:rPr>
-          <w:rStyle w:val="tpa1"/>
-          <w:rFonts w:eastAsia="Arial" w:cs="Arial" w:ascii="Arial" w:hAnsi="Arial"/>
-          <w:color w:val="auto"/>
-          <w:spacing w:val="0"/>
-          <w:w w:val="100"/>
-          <w:sz w:val="20"/>
-          <w:szCs w:val="20"/>
-          <w:lang w:val="ro-RO"/>
-        </w:rPr>
-        <w:t xml:space="preserve">15 ore pe lună în unitățile având un efectiv între 500 și 1.499 de lucrători;</w:t>
-      </w:r>
-    </w:p>
-    <w:p>
-      <w:pPr>
-        <w:pStyle w:val="Normal"/>
-        <w:widowControl/>
-        <w:numPr>
-          <w:ilvl w:val="3"/>
-          <w:numId w:val="7"/>
-        </w:numPr>
-        <w:spacing w:before="0" w:after="40"/>
-        <w:ind w:hanging="360" w:left="1080"/>
-        <w:jc w:val="left"/>
-        <w:rPr>
-          <w:rStyle w:val="tpa1"/>
-          <w:rFonts w:ascii="Arial" w:hAnsi="Arial" w:cs="Arial"/>
-          <w:sz w:val="18"/>
-          <w:szCs w:val="18"/>
-        </w:rPr>
-      </w:pPr>
-      <w:r>
-        <w:rPr>
-          <w:rStyle w:val="tpa1"/>
-          <w:rFonts w:eastAsia="Arial" w:cs="Arial" w:ascii="Arial" w:hAnsi="Arial"/>
-          <w:color w:val="auto"/>
-          <w:spacing w:val="0"/>
-          <w:w w:val="100"/>
-          <w:sz w:val="20"/>
-          <w:szCs w:val="20"/>
-          <w:lang w:val="ro-RO"/>
-        </w:rPr>
-        <w:t xml:space="preserve">20 de ore pe lună în unitățile având un efectiv de 1.500 de lucrători și peste.</w:t>
-      </w:r>
-    </w:p>
-    <w:p>
-      <w:pPr>
-        <w:pStyle w:val="Normal"/>
         <w:widowControl/>
         <w:numPr>
           <w:ilvl w:val="0"/>

--- a/packages/document-engine/templates/11_employer_briefing.docx
+++ b/packages/document-engine/templates/11_employer_briefing.docx
@@ -25515,7 +25515,7 @@
           <w:szCs w:val="20"/>
           <w:lang w:val="ro-RO"/>
         </w:rPr>
-        <w:t xml:space="preserve">în cazul în care temperaturile atmosferice sau cele din spațiul de lucru sunt ridicate și pot afecta sănătatea (peste 30 °C)</w:t>
+        <w:t xml:space="preserve">în cazul în care temperaturile atmosferice sau cele din spațiul de lucru sunt ridicate și pot afecta sănătatea, în funcție de posibilități, aer condiționat sau ventilație. În perioadele cu temperaturi ridicate extreme (peste +37 °C), angajatorul va asigura apă minerală adecvată, câte 2 - 4 litri/ persoană/ schimb, iar în perioadele cu temperaturi scăzute extreme (sub -20 °C), salariaților care lucrează în aer liber, ceai fierbinte în cantitate de 0,5 - 1 litru/ persoană/ schimb (O.U.G. nr. 99/2000, art. 4 și 5)</w:t>
       </w:r>
       <w:r>
         <w:rPr>
@@ -25528,7 +25528,7 @@
           <w:szCs w:val="20"/>
           <w:lang w:val="ro-RO"/>
         </w:rPr>
-        <w:t xml:space="preserve">, în funcție de posibilități, aer condiționat sau ventilație. În cazul în care acest lucru nu este posibil se va asigura un litru de apă minerală pe zi pentru fiecare salariat și/sau în raport cu timpul lucrat;</w:t>
+        <w:t xml:space="preserve">;</w:t>
       </w:r>
     </w:p>
     <w:p>

--- a/packages/document-engine/templates/11_employer_briefing.docx
+++ b/packages/document-engine/templates/11_employer_briefing.docx
@@ -7604,36 +7604,7 @@
           <w:szCs w:val="20"/>
           <w:lang w:val="ro-RO"/>
         </w:rPr>
-        <w:t>Pentru a putea să desfășoare activitățile de prevenire și protecție, lucrătorul desemnat trebuie să îndeplinească cel puțin cerințele minime de pregătire în domeniul securității și sănătății în muncă, potrivit prevederilor art. 49, sau prevederile Art. 51</w:t>
-      </w:r>
-      <w:r>
-        <w:rPr>
-          <w:rStyle w:val="tpa1"/>
-          <w:rFonts w:eastAsia="Arial" w:cs="Arial" w:ascii="Arial" w:hAnsi="Arial"/>
-          <w:bCs/>
-          <w:color w:val="auto"/>
-          <w:spacing w:val="0"/>
-          <w:w w:val="100"/>
-          <w:sz w:val="20"/>
-          <w:szCs w:val="20"/>
-          <w:vertAlign w:val="superscript"/>
-          <w:lang w:val="ro-RO"/>
-        </w:rPr>
-        <w:t>1</w:t>
-      </w:r>
-      <w:r>
-        <w:rPr>
-          <w:rStyle w:val="tpa1"/>
-          <w:rFonts w:eastAsia="Arial" w:cs="Arial" w:ascii="Arial" w:hAnsi="Arial"/>
-          <w:bCs/>
-          <w:color w:val="auto"/>
-          <w:spacing w:val="0"/>
-          <w:w w:val="100"/>
-          <w:sz w:val="20"/>
-          <w:szCs w:val="20"/>
-          <w:lang w:val="ro-RO"/>
-        </w:rPr>
-        <w:t xml:space="preserve"> lit. a) H.G. 1425/ 2006.</w:t>
+        <w:t>Pentru a putea să desfășoare activitățile de prevenire și protecție, lucrătorul desemnat trebuie să îndeplinească cel puțin cerințele minime de pregătire în domeniul securității și sănătății în muncă, potrivit prevederilor art. 49 din H.G. 1425/ 2006.</w:t>
       </w:r>
     </w:p>
     <w:p>

--- a/packages/document-engine/templates/11_employer_briefing.docx
+++ b/packages/document-engine/templates/11_employer_briefing.docx
@@ -27597,7 +27597,7 @@
           <w:szCs w:val="20"/>
           <w:lang w:val="ro-RO"/>
         </w:rPr>
-        <w:t xml:space="preserve">Asigurarea mijloacelor tehnice, echipamentelor de protecție, substanțelor chimice de stingere care sunt specifice riscurilor care decurg din existența și funcționarea unității, precum și a medicamentelor și antidotului necesare acordării primului ajutor, conform art. 19, alin. (1), litera o din Legea nr. 307 din 12.07.2006.</w:t>
+        <w:t xml:space="preserve">Asigurarea mijloacelor tehnice, echipamentelor de protecție, substanțelor chimice de stingere care sunt specifice riscurilor care decurg din existența și funcționarea unității, precum și a medicamentelor și antidotului necesare acordării primului ajutor, conform art. 19, alin. (1), lit. o) din Legea nr. 307 din 12.07.2006.</w:t>
       </w:r>
     </w:p>
     <w:p>
@@ -28301,7 +28301,7 @@
           <w:szCs w:val="20"/>
           <w:lang w:val="ro-RO"/>
         </w:rPr>
-        <w:t xml:space="preserve">Conform HG 1425/ 2006, art. 55, reprezentanții lucrătorilor cu răspunderi specifice în domeniul securității și sănătății în muncă trebuie să urmeze un program de pregătire în domeniul securității și sănătății în muncă, cu o durată de cel puțin 40 de ore, cu conținutul minim conform celui prevăzut în anexa nr. 6 lit. A; îndeplinirea cerinței se atestă printr-un document de absolvire a programului de pregătire.</w:t>
+        <w:t xml:space="preserve">Conform H.G. 1425/ 2006, art. 55, reprezentanții lucrătorilor cu răspunderi specifice în domeniul securității și sănătății în muncă trebuie să urmeze un program de pregătire în domeniul securității și sănătății în muncă, cu o durată de cel puțin 40 de ore, cu conținutul minim conform celui prevăzut în anexa nr. 6 lit. A; îndeplinirea cerinței se atestă printr-un document de absolvire a programului de pregătire.</w:t>
       </w:r>
     </w:p>
     <w:p>

--- a/packages/document-engine/templates/11_employer_briefing.docx
+++ b/packages/document-engine/templates/11_employer_briefing.docx
@@ -26982,7 +26982,7 @@
           <w:szCs w:val="20"/>
           <w:lang w:val="ro-RO"/>
         </w:rPr>
-        <w:t xml:space="preserve">Lucrătorii care efectuează instruirea trebuie să fie specialiști în securitate și sănătate în muncă și să aibă terminate cursurile de securitate a muncii necesare nivelului cerut de lege.</w:t>
+        <w:t xml:space="preserve">Instruirea introductiv-generală se efectuează de către persoane cu pregătire în domeniul securității și sănătății în muncă (lucrătorul desemnat, serviciul intern sau serviciul extern de prevenire și protecție); instruirea la locul de muncă și instruirea periodică se efectuează de către conducătorul locului de muncă sau de către serviciul extern de prevenire și protecție, potrivit deciziei de instruire.</w:t>
       </w:r>
     </w:p>
     <w:p>

--- a/packages/document-engine/templates/11_employer_briefing.docx
+++ b/packages/document-engine/templates/11_employer_briefing.docx
@@ -665,7 +665,7 @@
           <w:szCs w:val="20"/>
           <w:lang w:val="ro-RO"/>
         </w:rPr>
-        <w:t>Material de instruire în domeniul securității și sănătății în muncă pentru instruirea introductiv – generală (cod MISSMIG)</w:t>
+        <w:t xml:space="preserve">Material de instruire în domeniul securității și sănătății în muncă pentru instruirea introductiv-generală (cod MISSMIG)</w:t>
       </w:r>
     </w:p>
     <w:p>
@@ -913,7 +913,7 @@
           <w:szCs w:val="20"/>
           <w:lang w:val="ro-RO"/>
         </w:rPr>
-        <w:t xml:space="preserve">Evaluarea riscurilor de accidentare și/sau îmbolnăvire profesională (Descrierea metodei elaborate de I.N.C.D.P.M. București, utilizată de evaluator) (cod EVR)</w:t>
+        <w:t xml:space="preserve">Evaluarea riscurilor de accidentare și/ sau îmbolnăvire profesională (Descrierea metodei elaborate de I.N.C.D.P.M. București, utilizată de evaluator) (cod EVR)</w:t>
       </w:r>
     </w:p>
     <w:p>
@@ -1570,7 +1570,7 @@
           <w:szCs w:val="20"/>
           <w:lang w:val="ro-RO"/>
         </w:rPr>
-        <w:t xml:space="preserve">(Legea 319/ 2006, Art. 6, alin. 1, 2, 3) </w:t>
+        <w:t xml:space="preserve">(Legea 319/ 2006, Art. 6, alin. (1), (2), (3)) </w:t>
       </w:r>
       <w:r>
         <w:rPr>
@@ -4269,7 +4269,7 @@
           <w:szCs w:val="20"/>
           <w:lang w:val="ro-RO"/>
         </w:rPr>
-        <w:t>asigurarea întocmirii planului de acțiune în caz de pericol grav și iminent, și asigurarea ca toți lucrătorii să fie instruiți pentru aplicarea lui;</w:t>
+        <w:t xml:space="preserve">asigurarea întocmirii planului de acțiune în caz de pericol grav și iminent și asigurarea ca toți lucrătorii să fie instruiți pentru aplicarea lui;</w:t>
       </w:r>
     </w:p>
     <w:p>
@@ -5287,7 +5287,7 @@
           <w:szCs w:val="20"/>
           <w:lang w:val="ro-RO"/>
         </w:rPr>
-        <w:t>alte activități necesare/specifice asigurării securității și sănătății lucrătorilor la locul de muncă;</w:t>
+        <w:t xml:space="preserve">alte activități necesare/specifice asigurării securității și sănătății lucrătorilor la locul de muncă.</w:t>
       </w:r>
     </w:p>
     <w:p>
@@ -8828,7 +8828,7 @@
           <w:szCs w:val="20"/>
           <w:lang w:val="ro-RO"/>
         </w:rPr>
-        <w:t>(Preluare din Legea 319/ 2006 – Art. 20, alin. 1, 2, 4)</w:t>
+        <w:t xml:space="preserve">(Preluare din Legea 319/ 2006 – Art. 20, alin. (1), (2), (4))</w:t>
       </w:r>
       <w:r>
         <w:rPr>
@@ -9446,7 +9446,7 @@
           <w:szCs w:val="20"/>
           <w:lang w:val="ro-RO"/>
         </w:rPr>
-        <w:t>(Preluare din H.G. 1425/ 2006 – Art. 76, alin. 2)</w:t>
+        <w:t xml:space="preserve">(Preluare din H.G. 1425/ 2006 – Art. 76, alin. (2))</w:t>
       </w:r>
       <w:r>
         <w:rPr>
@@ -9728,7 +9728,7 @@
         <w:rPr>
           <w:rStyle w:val="al1"/>
           <w:rFonts w:eastAsia="Arial" w:cs="Arial" w:ascii="Arial" w:hAnsi="Arial"/>
-          <w:b w:val="false"/>
+          <w:b/>
           <w:bCs/>
           <w:color w:val="auto"/>
           <w:spacing w:val="0"/>
@@ -10588,7 +10588,7 @@
           <w:szCs w:val="20"/>
           <w:lang w:val="ro-RO"/>
         </w:rPr>
-        <w:t xml:space="preserve">și are denumirea de « Material de instruire în domeniul securității și sănătății în muncă pentru instruirea introductiv – generală », fiind codificat MISSMIG.</w:t>
+        <w:t xml:space="preserve">și are denumirea de « Material de instruire în domeniul securității și sănătății în muncă pentru instruirea introductiv-generală », fiind codificat MISSMIG.</w:t>
       </w:r>
     </w:p>
     <w:p>
@@ -10714,7 +10714,7 @@
           <w:szCs w:val="20"/>
           <w:lang w:val="ro-RO"/>
         </w:rPr>
-        <w:t xml:space="preserve">(Preluare din H.G. 1425/ 2006 – Art. 92 - conf. H.G. 767/ 2016 pct. 4)</w:t>
+        <w:t xml:space="preserve">(Preluare din H.G. 1425/ 2006 – Art. 92 – conf. H.G. 767/ 2016 pct. 4)</w:t>
       </w:r>
       <w:r>
         <w:rPr>
@@ -13549,7 +13549,7 @@
           <w:szCs w:val="20"/>
           <w:lang w:val="ro-RO"/>
         </w:rPr>
-        <w:t>accidentul suferit înainte sau după încetarea lucrului, dacă victima prelua sau preda uneltele de lucru, locul de muncă, utilajul ori materialele, dacă schimbă îmbrăcămintea personală, echipamentul individual de protecție sau orice alt echipament pus la dispoziție de angajator, dacă se află în baie ori în spălător sau dacă se deplasa de la locul de muncă la ieșirea din întreprindere sau unitate și invers;</w:t>
+        <w:t xml:space="preserve">accidentul suferit înainte sau după încetarea lucrului, dacă victima prelua sau preda uneltele de lucru, locul de muncă, utilajul ori materialele, dacă schimba îmbrăcămintea personală, echipamentul individual de protecție sau orice alt echipament pus la dispoziție de angajator, dacă se afla în baie ori în spălător sau dacă se deplasa de la locul de muncă la ieșirea din întreprindere sau unitate și invers;</w:t>
       </w:r>
     </w:p>
     <w:p>
@@ -13704,7 +13704,7 @@
           <w:szCs w:val="20"/>
           <w:lang w:val="ro-RO"/>
         </w:rPr>
-        <w:t xml:space="preserve">accidentul determinat de fenomene sau calamități naturale, cum ar fi furtună, viscol, cutremur, inundație, alunecări de teren, trăsnet (electrocutare), dacă victima se află în timpul procesului de muncă sau în îndeplinirea îndatoririlor de serviciu;</w:t>
+        <w:t xml:space="preserve">accidentul determinat de fenomene sau calamități naturale, cum ar fi furtună, viscol, cutremur, inundație, alunecări de teren, trăsnet (electrocutare), dacă victima se afla în timpul procesului de muncă sau în îndeplinirea îndatoririlor de serviciu;</w:t>
       </w:r>
     </w:p>
     <w:p>
@@ -14411,7 +14411,7 @@
           <w:szCs w:val="20"/>
           <w:lang w:val="ro-RO"/>
         </w:rPr>
-        <w:t xml:space="preserve">(H.G. 1425/ 2006, Art. 15, alin. 3) </w:t>
+        <w:t xml:space="preserve">(H.G. 1425/ 2006, Art. 15, alin. (3)) </w:t>
       </w:r>
       <w:r>
         <w:rPr>
@@ -14677,7 +14677,7 @@
           <w:szCs w:val="20"/>
           <w:lang w:val="ro-RO"/>
         </w:rPr>
-        <w:t>conform prevederilor H.G. 1425/ 2006, Art. 15, alin. 1, punctul 6, are ca scop oferirea de informații pentru ușurarea desfășurării activităților de prevenire și protecție.</w:t>
+        <w:t xml:space="preserve">conform prevederilor H.G. 1425/ 2006, Art. 15, alin. (1), punctul 6, are ca scop oferirea de informații pentru ușurarea desfășurării activităților de prevenire și protecție.</w:t>
       </w:r>
     </w:p>
     <w:p>
@@ -18474,7 +18474,7 @@
                 <w:szCs w:val="18"/>
                 <w:lang w:val="ro-RO"/>
               </w:rPr>
-              <w:t>Material de instruire în domeniul securității și sănătății în muncă pentru instruirea introductiv – generală</w:t>
+              <w:t xml:space="preserve">Material de instruire în domeniul securității și sănătății în muncă pentru instruirea introductiv-generală</w:t>
             </w:r>
           </w:p>
         </w:tc>
@@ -19038,7 +19038,7 @@
                 <w:szCs w:val="18"/>
                 <w:lang w:val="ro-RO"/>
               </w:rPr>
-              <w:t xml:space="preserve">Evaluarea riscurilor de accidentare și/sau îmbolnăvire profesională</w:t>
+              <w:t xml:space="preserve">Evaluarea riscurilor de accidentare și/ sau îmbolnăvire profesională</w:t>
             </w:r>
           </w:p>
         </w:tc>
@@ -21318,7 +21318,7 @@
           <w:szCs w:val="20"/>
           <w:lang w:val="ro-RO"/>
         </w:rPr>
-        <w:t>să participe la instruirile de la angajare în domeniul securității și sănătății în muncă (instruirea introductiv – generală, instruirea la locul de muncă);</w:t>
+        <w:t xml:space="preserve">să participe la instruirile de la angajare în domeniul securității și sănătății în muncă (instruirea introductiv-generală, instruirea la locul de muncă);</w:t>
       </w:r>
     </w:p>
     <w:p>
@@ -22102,7 +22102,7 @@
           <w:szCs w:val="20"/>
           <w:lang w:val="ro-RO"/>
         </w:rPr>
-        <w:t xml:space="preserve">să participe la instruirile de la angajare în domeniul situațiilor de urgență (instruirea introductiv – generală, instruirea la locul de muncă);</w:t>
+        <w:t xml:space="preserve">să participe la instruirile de la angajare în domeniul situațiilor de urgență (instruirea introductiv-generală, instruirea la locul de muncă);</w:t>
       </w:r>
     </w:p>
     <w:p>
@@ -22323,7 +22323,7 @@
           <w:szCs w:val="20"/>
           <w:lang w:val="ro-RO"/>
         </w:rPr>
-        <w:t xml:space="preserve">reprezentanții lucrătorilor cu răspunderi specifice în domeniul securității și sănătății în muncă </w:t>
+        <w:t xml:space="preserve">reprezentanții lucrătorilor cu răspunderi specifice în domeniul securității și sănătății în muncă, </w:t>
       </w:r>
       <w:r>
         <w:rPr>
@@ -22633,7 +22633,7 @@
           <w:szCs w:val="20"/>
           <w:lang w:val="ro-RO"/>
         </w:rPr>
-        <w:t xml:space="preserve">lucrătorii desemnați </w:t>
+        <w:t xml:space="preserve">lucrătorii desemnați, </w:t>
       </w:r>
       <w:r>
         <w:rPr>
@@ -23012,7 +23012,7 @@
           <w:szCs w:val="20"/>
           <w:lang w:val="ro-RO"/>
         </w:rPr>
-        <w:t>asigurarea întocmirii planului de acțiune în caz de pericol grav și iminent, și asigurarea ca toți lucrătorii să fie instruiți pentru aplicarea lui;</w:t>
+        <w:t xml:space="preserve">asigurarea întocmirii planului de acțiune în caz de pericol grav și iminent și asigurarea ca toți lucrătorii să fie instruiți pentru aplicarea lui;</w:t>
       </w:r>
     </w:p>
     <w:p>
@@ -24472,7 +24472,7 @@
           <w:szCs w:val="20"/>
           <w:lang w:val="ro-RO"/>
         </w:rPr>
-        <w:t xml:space="preserve"> din punct de vedere al securității muncii, să mențină condițiile de lucru pentru care s-a obținut autorizație și să ceară revizuirea acesteia în cazul modificării condițiilor inițiale pentru care a fost emisă;</w:t>
+        <w:t xml:space="preserve"> din punctul de vedere al securității muncii, să mențină condițiile de lucru pentru care s-a obținut autorizație și să ceară revizuirea acesteia în cazul modificării condițiilor inițiale pentru care a fost emisă;</w:t>
       </w:r>
     </w:p>
     <w:p>
@@ -24815,7 +24815,7 @@
           <w:szCs w:val="20"/>
           <w:lang w:val="ro-RO"/>
         </w:rPr>
-        <w:t>Astfel lucrătorul desemnat sau serviciul extern va trebui să:</w:t>
+        <w:t xml:space="preserve">Astfel, lucrătorul desemnat sau serviciul extern va trebui să:</w:t>
       </w:r>
     </w:p>
     <w:p>
@@ -25473,7 +25473,7 @@
           <w:szCs w:val="20"/>
           <w:lang w:val="ro-RO"/>
         </w:rPr>
-        <w:t xml:space="preserve">să asigure </w:t>
+        <w:t xml:space="preserve">să asigure, </w:t>
       </w:r>
       <w:r>
         <w:rPr>
@@ -25561,7 +25561,7 @@
           <w:szCs w:val="20"/>
           <w:lang w:val="ro-RO"/>
         </w:rPr>
-        <w:t xml:space="preserve">să asigure securitatea și sănătatea în muncă a salariatelor gravide și/sau mame, lăuze sau care alăptează conform OUG nr. 96/2003 privind protecția maternității la locurile de muncă.</w:t>
+        <w:t xml:space="preserve">să asigure securitatea și sănătatea în muncă a salariatelor gravide și/sau mame, lăuze sau care alăptează, conform O.U.G. nr. 96/ 2003 privind protecția maternității la locurile de muncă.</w:t>
       </w:r>
     </w:p>
     <w:p>
@@ -26798,7 +26798,38 @@
           <w:szCs w:val="20"/>
           <w:lang w:val="ro-RO"/>
         </w:rPr>
-        <w:t xml:space="preserve">depistarea bolilor care ar constitui risc pentru viață și sănătatea celorlalți angajați la același loc de muncă; depistarea bolilor care ar constitui risc pentru securitatea unității, pentru calitatea produselor sau pentru populația cu care angajatul vine în contact prin natura activității sale.</w:t>
+        <w:t xml:space="preserve">depistarea bolilor care ar constitui risc pentru viața și sănătatea celorlalți angajați la același loc de muncă;</w:t>
+      </w:r>
+    </w:p>
+    <w:p>
+      <w:pPr>
+        <w:pStyle w:val="Normal"/>
+        <w:widowControl/>
+        <w:numPr>
+          <w:ilvl w:val="0"/>
+          <w:numId w:val="31"/>
+        </w:numPr>
+        <w:spacing w:before="0" w:after="40"/>
+        <w:ind w:hanging="360" w:left="1080"/>
+        <w:jc w:val="left"/>
+        <w:rPr>
+          <w:rFonts w:ascii="Arial" w:hAnsi="Arial" w:cs="Arial"/>
+          <w:sz w:val="18"/>
+          <w:szCs w:val="18"/>
+          <w:lang w:val="it-IT"/>
+        </w:rPr>
+      </w:pPr>
+      <w:r>
+        <w:rPr>
+          <w:rFonts w:eastAsia="Arial" w:cs="Arial" w:ascii="Arial" w:hAnsi="Arial"/>
+          <w:color w:val="auto"/>
+          <w:spacing w:val="0"/>
+          <w:w w:val="100"/>
+          <w:sz w:val="20"/>
+          <w:szCs w:val="20"/>
+          <w:lang w:val="ro-RO"/>
+        </w:rPr>
+        <w:t xml:space="preserve">depistarea bolilor care ar constitui risc pentru securitatea unității, pentru calitatea produselor sau pentru populația cu care angajatul vine în contact prin natura activității sale.</w:t>
       </w:r>
     </w:p>
     <w:p>
@@ -30457,7 +30488,7 @@
           <w:szCs w:val="20"/>
           <w:lang w:val="ro-RO"/>
         </w:rPr>
-        <w:t>salariata lăuză, care și-a reluat activitatea după efectuarea concediului de lăuzie respectiv a concediului postnatal obligatoriu de 42 de zile, sau după caz a 63 de zile ale concediului de lăuzie, va solicita angajatorului în scris măsurile de protecție prevăzute de lege, anexând un document medical eliberat de medicul de familie/ medicul specialist, dar nu mai târziu de 6 luni de la data la care a născut;</w:t>
+        <w:t xml:space="preserve">salariata lăuză, care și-a reluat activitatea după efectuarea concediului de lăuzie, respectiv a concediului postnatal obligatoriu de 42 de zile, sau, după caz, a 63 de zile ale concediului de lăuzie, va solicita angajatorului în scris măsurile de protecție prevăzute de lege, anexând un document medical eliberat de medicul de familie/ medicul specialist, dar nu mai târziu de 6 luni de la data la care a născut;</w:t>
       </w:r>
     </w:p>
     <w:p>
@@ -30571,7 +30602,7 @@
           <w:szCs w:val="20"/>
           <w:lang w:val="ro-RO"/>
         </w:rPr>
-        <w:t>salariata mamă are obligația să efectueze, în cadrul concediului pentru sarcină și lăuzie, concediul postnatal de 42 de zile, după naștere, sau după caz 63 de zile ale concediului de lăuzie;</w:t>
+        <w:t xml:space="preserve">salariata mamă are obligația să efectueze, în cadrul concediului pentru sarcină și lăuzie, concediul postnatal de 42 de zile, după naștere, sau, după caz, 63 de zile ale concediului de lăuzie;</w:t>
       </w:r>
     </w:p>
     <w:p>
@@ -31376,7 +31407,7 @@
           <w:szCs w:val="20"/>
           <w:lang w:val="ro-RO"/>
         </w:rPr>
-        <w:t>integral sau fracționat după expirarea concediului postnatal obligatoriu și dacă este cazul, până la data intrării în concediu pentru creșterea copilului în vârstă de până la 2 ani sau în cazul copilului cu handicap, până la 3 ani;</w:t>
+        <w:t xml:space="preserve">integral sau fracționat, după expirarea concediului postnatal obligatoriu și, dacă este cazul, până la data intrării în concediu pentru creșterea copilului în vârstă de până la 2 ani sau în cazul copilului cu handicap, până la 3 ani;</w:t>
       </w:r>
     </w:p>
     <w:p>

--- a/packages/document-engine/templates/11_employer_briefing.docx
+++ b/packages/document-engine/templates/11_employer_briefing.docx
@@ -27049,6 +27049,7 @@
     <w:p>
       <w:pPr>
         <w:pStyle w:val="Normal"/>
+        <w:keepNext/>
         <w:widowControl/>
         <w:numPr>
           <w:ilvl w:val="0"/>
@@ -27060,26 +27061,239 @@
           <w:rFonts w:ascii="Arial" w:hAnsi="Arial" w:cs="Arial"/>
           <w:sz w:val="18"/>
           <w:szCs w:val="18"/>
-          <w:lang w:val="es-ES"/>
-        </w:rPr>
-      </w:pPr>
-      <w:r>
-        <w:rPr>
-          <w:rFonts w:eastAsia="Arial" w:cs="Arial" w:ascii="Arial" w:hAnsi="Arial"/>
-          <w:color w:val="auto"/>
-          <w:spacing w:val="0"/>
-          <w:w w:val="100"/>
-          <w:sz w:val="20"/>
-          <w:szCs w:val="20"/>
-          <w:lang w:val="ro-RO"/>
-        </w:rPr>
-        <w:t xml:space="preserve">Instruirea de securitate și sănătate a muncii se efectuează de către conducătorul locului de muncă sau de către serviciul extern de prevenire și protecție, potrivit tematicii de instruire.</w:t>
-      </w:r>
-    </w:p>
-    <w:p>
-      <w:pPr>
-        <w:pStyle w:val="Normal"/>
-        <w:keepNext/>
+          <w:lang w:val="it-IT"/>
+        </w:rPr>
+      </w:pPr>
+      <w:r>
+        <w:rPr>
+          <w:rFonts w:eastAsia="Arial" w:cs="Arial" w:ascii="Arial" w:hAnsi="Arial"/>
+          <w:color w:val="auto"/>
+          <w:spacing w:val="0"/>
+          <w:w w:val="100"/>
+          <w:sz w:val="20"/>
+          <w:szCs w:val="20"/>
+          <w:lang w:val="ro-RO"/>
+        </w:rPr>
+        <w:t>Instruirea introductivă durează cf. deciziei și planificării interne și în cadrul său se prezintă:</w:t>
+      </w:r>
+    </w:p>
+    <w:p>
+      <w:pPr>
+        <w:pStyle w:val="Normal"/>
+        <w:widowControl/>
+        <w:numPr>
+          <w:ilvl w:val="0"/>
+          <w:numId w:val="45"/>
+        </w:numPr>
+        <w:spacing w:before="0" w:after="40"/>
+        <w:ind w:hanging="360" w:left="1080"/>
+        <w:jc w:val="left"/>
+        <w:rPr>
+          <w:rFonts w:ascii="Arial" w:hAnsi="Arial" w:cs="Arial"/>
+          <w:sz w:val="18"/>
+          <w:szCs w:val="18"/>
+          <w:lang w:val="it-IT"/>
+        </w:rPr>
+      </w:pPr>
+      <w:r>
+        <w:rPr>
+          <w:rFonts w:eastAsia="Arial" w:cs="Arial" w:ascii="Arial" w:hAnsi="Arial"/>
+          <w:color w:val="auto"/>
+          <w:spacing w:val="0"/>
+          <w:w w:val="100"/>
+          <w:sz w:val="20"/>
+          <w:szCs w:val="20"/>
+          <w:lang w:val="ro-RO"/>
+        </w:rPr>
+        <w:t>riscurile de accidentare și îmbolnăvire profesională specifice unității;</w:t>
+      </w:r>
+    </w:p>
+    <w:p>
+      <w:pPr>
+        <w:pStyle w:val="Normal"/>
+        <w:widowControl/>
+        <w:numPr>
+          <w:ilvl w:val="0"/>
+          <w:numId w:val="45"/>
+        </w:numPr>
+        <w:spacing w:before="0" w:after="40"/>
+        <w:ind w:hanging="360" w:left="1080"/>
+        <w:jc w:val="left"/>
+        <w:rPr>
+          <w:rFonts w:ascii="Arial" w:hAnsi="Arial" w:cs="Arial"/>
+          <w:sz w:val="18"/>
+          <w:szCs w:val="18"/>
+          <w:lang w:val="it-IT"/>
+        </w:rPr>
+      </w:pPr>
+      <w:r>
+        <w:rPr>
+          <w:rFonts w:eastAsia="Arial" w:cs="Arial" w:ascii="Arial" w:hAnsi="Arial"/>
+          <w:color w:val="auto"/>
+          <w:spacing w:val="0"/>
+          <w:w w:val="100"/>
+          <w:sz w:val="20"/>
+          <w:szCs w:val="20"/>
+          <w:lang w:val="ro-RO"/>
+        </w:rPr>
+        <w:t>legislația de sănătate și securitate în muncă în vigoare;</w:t>
+      </w:r>
+    </w:p>
+    <w:p>
+      <w:pPr>
+        <w:pStyle w:val="Normal"/>
+        <w:widowControl/>
+        <w:numPr>
+          <w:ilvl w:val="0"/>
+          <w:numId w:val="45"/>
+        </w:numPr>
+        <w:spacing w:before="0" w:after="40"/>
+        <w:ind w:hanging="360" w:left="1080"/>
+        <w:jc w:val="left"/>
+        <w:rPr>
+          <w:rFonts w:ascii="Arial" w:hAnsi="Arial" w:cs="Arial"/>
+          <w:sz w:val="18"/>
+          <w:szCs w:val="18"/>
+          <w:lang w:val="it-IT"/>
+        </w:rPr>
+      </w:pPr>
+      <w:r>
+        <w:rPr>
+          <w:rFonts w:eastAsia="Arial" w:cs="Arial" w:ascii="Arial" w:hAnsi="Arial"/>
+          <w:color w:val="auto"/>
+          <w:spacing w:val="0"/>
+          <w:w w:val="100"/>
+          <w:sz w:val="20"/>
+          <w:szCs w:val="20"/>
+          <w:lang w:val="ro-RO"/>
+        </w:rPr>
+        <w:t>consecințele posibile ale necunoașterii și nerespectării legislației de protecție a muncii;</w:t>
+      </w:r>
+    </w:p>
+    <w:p>
+      <w:pPr>
+        <w:pStyle w:val="Normal"/>
+        <w:widowControl/>
+        <w:numPr>
+          <w:ilvl w:val="0"/>
+          <w:numId w:val="45"/>
+        </w:numPr>
+        <w:spacing w:before="0" w:after="40"/>
+        <w:ind w:hanging="360" w:left="1080"/>
+        <w:jc w:val="left"/>
+        <w:rPr>
+          <w:rFonts w:ascii="Arial" w:hAnsi="Arial" w:cs="Arial"/>
+          <w:sz w:val="18"/>
+          <w:szCs w:val="18"/>
+          <w:lang w:val="it-IT"/>
+        </w:rPr>
+      </w:pPr>
+      <w:r>
+        <w:rPr>
+          <w:rFonts w:eastAsia="Arial" w:cs="Arial" w:ascii="Arial" w:hAnsi="Arial"/>
+          <w:color w:val="auto"/>
+          <w:spacing w:val="0"/>
+          <w:w w:val="100"/>
+          <w:sz w:val="20"/>
+          <w:szCs w:val="20"/>
+          <w:lang w:val="ro-RO"/>
+        </w:rPr>
+        <w:t>măsuri tehnico-organizatorice de prevenire, alarmare, intervenție, evacuare și prim ajutor;</w:t>
+      </w:r>
+    </w:p>
+    <w:p>
+      <w:pPr>
+        <w:pStyle w:val="Normal"/>
+        <w:widowControl/>
+        <w:numPr>
+          <w:ilvl w:val="0"/>
+          <w:numId w:val="45"/>
+        </w:numPr>
+        <w:spacing w:before="0" w:after="40"/>
+        <w:ind w:hanging="360" w:left="1080"/>
+        <w:jc w:val="left"/>
+        <w:rPr>
+          <w:rFonts w:ascii="Arial" w:hAnsi="Arial" w:cs="Arial"/>
+          <w:sz w:val="18"/>
+          <w:szCs w:val="18"/>
+        </w:rPr>
+      </w:pPr>
+      <w:r>
+        <w:rPr>
+          <w:rFonts w:eastAsia="Arial" w:cs="Arial" w:ascii="Arial" w:hAnsi="Arial"/>
+          <w:color w:val="auto"/>
+          <w:spacing w:val="0"/>
+          <w:w w:val="100"/>
+          <w:sz w:val="20"/>
+          <w:szCs w:val="20"/>
+          <w:lang w:val="ro-RO"/>
+        </w:rPr>
+        <w:t>instrucțiunile proprii la nivelul societății;</w:t>
+      </w:r>
+    </w:p>
+    <w:p>
+      <w:pPr>
+        <w:pStyle w:val="Normal"/>
+        <w:widowControl/>
+        <w:numPr>
+          <w:ilvl w:val="0"/>
+          <w:numId w:val="45"/>
+        </w:numPr>
+        <w:spacing w:before="0" w:after="40"/>
+        <w:ind w:hanging="360" w:left="1080"/>
+        <w:jc w:val="left"/>
+        <w:rPr>
+          <w:rFonts w:ascii="Arial" w:hAnsi="Arial" w:cs="Arial"/>
+          <w:sz w:val="18"/>
+          <w:szCs w:val="18"/>
+        </w:rPr>
+      </w:pPr>
+      <w:r>
+        <w:rPr>
+          <w:rFonts w:eastAsia="Arial" w:cs="Arial" w:ascii="Arial" w:hAnsi="Arial"/>
+          <w:color w:val="auto"/>
+          <w:spacing w:val="0"/>
+          <w:w w:val="100"/>
+          <w:sz w:val="20"/>
+          <w:szCs w:val="20"/>
+          <w:lang w:val="ro-RO"/>
+        </w:rPr>
+        <w:t>regulamentul intern;</w:t>
+      </w:r>
+    </w:p>
+    <w:p>
+      <w:pPr>
+        <w:pStyle w:val="Normal"/>
+        <w:widowControl/>
+        <w:numPr>
+          <w:ilvl w:val="0"/>
+          <w:numId w:val="45"/>
+        </w:numPr>
+        <w:spacing w:before="0" w:after="40"/>
+        <w:ind w:hanging="360" w:left="1080"/>
+        <w:jc w:val="left"/>
+        <w:rPr>
+          <w:rFonts w:ascii="Arial" w:hAnsi="Arial" w:cs="Arial"/>
+          <w:sz w:val="18"/>
+          <w:szCs w:val="18"/>
+        </w:rPr>
+      </w:pPr>
+      <w:r>
+        <w:rPr>
+          <w:rFonts w:eastAsia="Arial" w:cs="Arial" w:ascii="Arial" w:hAnsi="Arial"/>
+          <w:color w:val="auto"/>
+          <w:spacing w:val="0"/>
+          <w:w w:val="100"/>
+          <w:sz w:val="20"/>
+          <w:szCs w:val="20"/>
+          <w:lang w:val="ro-RO"/>
+        </w:rPr>
+        <w:t>contractul colectiv de muncă.</w:t>
+      </w:r>
+    </w:p>
+    <w:p>
+      <w:pPr>
+        <w:pStyle w:val="Normal"/>
         <w:widowControl/>
         <w:numPr>
           <w:ilvl w:val="0"/>
@@ -27091,250 +27305,6 @@
           <w:rFonts w:ascii="Arial" w:hAnsi="Arial" w:cs="Arial"/>
           <w:sz w:val="18"/>
           <w:szCs w:val="18"/>
-          <w:lang w:val="it-IT"/>
-        </w:rPr>
-      </w:pPr>
-      <w:r>
-        <w:rPr>
-          <w:rFonts w:eastAsia="Arial" w:cs="Arial" w:ascii="Arial" w:hAnsi="Arial"/>
-          <w:color w:val="auto"/>
-          <w:spacing w:val="0"/>
-          <w:w w:val="100"/>
-          <w:sz w:val="20"/>
-          <w:szCs w:val="20"/>
-          <w:lang w:val="ro-RO"/>
-        </w:rPr>
-        <w:t>Instruirea introductivă durează cf. deciziei și planificării interne și în cadrul său se prezintă:</w:t>
-      </w:r>
-    </w:p>
-    <w:p>
-      <w:pPr>
-        <w:pStyle w:val="Normal"/>
-        <w:widowControl/>
-        <w:numPr>
-          <w:ilvl w:val="0"/>
-          <w:numId w:val="45"/>
-        </w:numPr>
-        <w:spacing w:before="0" w:after="40"/>
-        <w:ind w:hanging="360" w:left="1080"/>
-        <w:jc w:val="left"/>
-        <w:rPr>
-          <w:rFonts w:ascii="Arial" w:hAnsi="Arial" w:cs="Arial"/>
-          <w:sz w:val="18"/>
-          <w:szCs w:val="18"/>
-          <w:lang w:val="it-IT"/>
-        </w:rPr>
-      </w:pPr>
-      <w:r>
-        <w:rPr>
-          <w:rFonts w:eastAsia="Arial" w:cs="Arial" w:ascii="Arial" w:hAnsi="Arial"/>
-          <w:color w:val="auto"/>
-          <w:spacing w:val="0"/>
-          <w:w w:val="100"/>
-          <w:sz w:val="20"/>
-          <w:szCs w:val="20"/>
-          <w:lang w:val="ro-RO"/>
-        </w:rPr>
-        <w:t>riscurile de accidentare și îmbolnăvire profesională specifice unității;</w:t>
-      </w:r>
-    </w:p>
-    <w:p>
-      <w:pPr>
-        <w:pStyle w:val="Normal"/>
-        <w:widowControl/>
-        <w:numPr>
-          <w:ilvl w:val="0"/>
-          <w:numId w:val="45"/>
-        </w:numPr>
-        <w:spacing w:before="0" w:after="40"/>
-        <w:ind w:hanging="360" w:left="1080"/>
-        <w:jc w:val="left"/>
-        <w:rPr>
-          <w:rFonts w:ascii="Arial" w:hAnsi="Arial" w:cs="Arial"/>
-          <w:sz w:val="18"/>
-          <w:szCs w:val="18"/>
-          <w:lang w:val="it-IT"/>
-        </w:rPr>
-      </w:pPr>
-      <w:r>
-        <w:rPr>
-          <w:rFonts w:eastAsia="Arial" w:cs="Arial" w:ascii="Arial" w:hAnsi="Arial"/>
-          <w:color w:val="auto"/>
-          <w:spacing w:val="0"/>
-          <w:w w:val="100"/>
-          <w:sz w:val="20"/>
-          <w:szCs w:val="20"/>
-          <w:lang w:val="ro-RO"/>
-        </w:rPr>
-        <w:t>legislația de sănătate și securitate în muncă în vigoare;</w:t>
-      </w:r>
-    </w:p>
-    <w:p>
-      <w:pPr>
-        <w:pStyle w:val="Normal"/>
-        <w:widowControl/>
-        <w:numPr>
-          <w:ilvl w:val="0"/>
-          <w:numId w:val="45"/>
-        </w:numPr>
-        <w:spacing w:before="0" w:after="40"/>
-        <w:ind w:hanging="360" w:left="1080"/>
-        <w:jc w:val="left"/>
-        <w:rPr>
-          <w:rFonts w:ascii="Arial" w:hAnsi="Arial" w:cs="Arial"/>
-          <w:sz w:val="18"/>
-          <w:szCs w:val="18"/>
-          <w:lang w:val="it-IT"/>
-        </w:rPr>
-      </w:pPr>
-      <w:r>
-        <w:rPr>
-          <w:rFonts w:eastAsia="Arial" w:cs="Arial" w:ascii="Arial" w:hAnsi="Arial"/>
-          <w:color w:val="auto"/>
-          <w:spacing w:val="0"/>
-          <w:w w:val="100"/>
-          <w:sz w:val="20"/>
-          <w:szCs w:val="20"/>
-          <w:lang w:val="ro-RO"/>
-        </w:rPr>
-        <w:t>consecințele posibile ale necunoașterii și nerespectării legislației de protecție a muncii;</w:t>
-      </w:r>
-    </w:p>
-    <w:p>
-      <w:pPr>
-        <w:pStyle w:val="Normal"/>
-        <w:widowControl/>
-        <w:numPr>
-          <w:ilvl w:val="0"/>
-          <w:numId w:val="45"/>
-        </w:numPr>
-        <w:spacing w:before="0" w:after="40"/>
-        <w:ind w:hanging="360" w:left="1080"/>
-        <w:jc w:val="left"/>
-        <w:rPr>
-          <w:rFonts w:ascii="Arial" w:hAnsi="Arial" w:cs="Arial"/>
-          <w:sz w:val="18"/>
-          <w:szCs w:val="18"/>
-          <w:lang w:val="it-IT"/>
-        </w:rPr>
-      </w:pPr>
-      <w:r>
-        <w:rPr>
-          <w:rFonts w:eastAsia="Arial" w:cs="Arial" w:ascii="Arial" w:hAnsi="Arial"/>
-          <w:color w:val="auto"/>
-          <w:spacing w:val="0"/>
-          <w:w w:val="100"/>
-          <w:sz w:val="20"/>
-          <w:szCs w:val="20"/>
-          <w:lang w:val="ro-RO"/>
-        </w:rPr>
-        <w:t>măsuri tehnico-organizatorice de prevenire, alarmare, intervenție, evacuare și prim ajutor;</w:t>
-      </w:r>
-    </w:p>
-    <w:p>
-      <w:pPr>
-        <w:pStyle w:val="Normal"/>
-        <w:widowControl/>
-        <w:numPr>
-          <w:ilvl w:val="0"/>
-          <w:numId w:val="45"/>
-        </w:numPr>
-        <w:spacing w:before="0" w:after="40"/>
-        <w:ind w:hanging="360" w:left="1080"/>
-        <w:jc w:val="left"/>
-        <w:rPr>
-          <w:rFonts w:ascii="Arial" w:hAnsi="Arial" w:cs="Arial"/>
-          <w:sz w:val="18"/>
-          <w:szCs w:val="18"/>
-        </w:rPr>
-      </w:pPr>
-      <w:r>
-        <w:rPr>
-          <w:rFonts w:eastAsia="Arial" w:cs="Arial" w:ascii="Arial" w:hAnsi="Arial"/>
-          <w:color w:val="auto"/>
-          <w:spacing w:val="0"/>
-          <w:w w:val="100"/>
-          <w:sz w:val="20"/>
-          <w:szCs w:val="20"/>
-          <w:lang w:val="ro-RO"/>
-        </w:rPr>
-        <w:t>instrucțiunile proprii la nivelul societății;</w:t>
-      </w:r>
-    </w:p>
-    <w:p>
-      <w:pPr>
-        <w:pStyle w:val="Normal"/>
-        <w:widowControl/>
-        <w:numPr>
-          <w:ilvl w:val="0"/>
-          <w:numId w:val="45"/>
-        </w:numPr>
-        <w:spacing w:before="0" w:after="40"/>
-        <w:ind w:hanging="360" w:left="1080"/>
-        <w:jc w:val="left"/>
-        <w:rPr>
-          <w:rFonts w:ascii="Arial" w:hAnsi="Arial" w:cs="Arial"/>
-          <w:sz w:val="18"/>
-          <w:szCs w:val="18"/>
-        </w:rPr>
-      </w:pPr>
-      <w:r>
-        <w:rPr>
-          <w:rFonts w:eastAsia="Arial" w:cs="Arial" w:ascii="Arial" w:hAnsi="Arial"/>
-          <w:color w:val="auto"/>
-          <w:spacing w:val="0"/>
-          <w:w w:val="100"/>
-          <w:sz w:val="20"/>
-          <w:szCs w:val="20"/>
-          <w:lang w:val="ro-RO"/>
-        </w:rPr>
-        <w:t>regulamentul intern;</w:t>
-      </w:r>
-    </w:p>
-    <w:p>
-      <w:pPr>
-        <w:pStyle w:val="Normal"/>
-        <w:widowControl/>
-        <w:numPr>
-          <w:ilvl w:val="0"/>
-          <w:numId w:val="45"/>
-        </w:numPr>
-        <w:spacing w:before="0" w:after="40"/>
-        <w:ind w:hanging="360" w:left="1080"/>
-        <w:jc w:val="left"/>
-        <w:rPr>
-          <w:rFonts w:ascii="Arial" w:hAnsi="Arial" w:cs="Arial"/>
-          <w:sz w:val="18"/>
-          <w:szCs w:val="18"/>
-        </w:rPr>
-      </w:pPr>
-      <w:r>
-        <w:rPr>
-          <w:rFonts w:eastAsia="Arial" w:cs="Arial" w:ascii="Arial" w:hAnsi="Arial"/>
-          <w:color w:val="auto"/>
-          <w:spacing w:val="0"/>
-          <w:w w:val="100"/>
-          <w:sz w:val="20"/>
-          <w:szCs w:val="20"/>
-          <w:lang w:val="ro-RO"/>
-        </w:rPr>
-        <w:t>contractul colectiv de muncă.</w:t>
-      </w:r>
-    </w:p>
-    <w:p>
-      <w:pPr>
-        <w:pStyle w:val="Normal"/>
-        <w:widowControl/>
-        <w:numPr>
-          <w:ilvl w:val="0"/>
-          <w:numId w:val="7"/>
-        </w:numPr>
-        <w:spacing w:before="0" w:after="40"/>
-        <w:jc w:val="left"/>
-        <w:rPr>
-          <w:rFonts w:ascii="Arial" w:hAnsi="Arial" w:cs="Arial"/>
-          <w:sz w:val="18"/>
-          <w:szCs w:val="18"/>
           <w:lang w:val="pt-BR"/>
         </w:rPr>
       </w:pPr>
@@ -27349,36 +27319,6 @@
           <w:lang w:val="ro-RO"/>
         </w:rPr>
         <w:t>Instruirea periodică se face tuturor lucrătorilor angajați sau detașați.</w:t>
-      </w:r>
-    </w:p>
-    <w:p>
-      <w:pPr>
-        <w:pStyle w:val="Normal"/>
-        <w:widowControl/>
-        <w:numPr>
-          <w:ilvl w:val="0"/>
-          <w:numId w:val="7"/>
-        </w:numPr>
-        <w:spacing w:before="0" w:after="40"/>
-        <w:jc w:val="left"/>
-        <w:rPr>
-          <w:rFonts w:ascii="Arial" w:hAnsi="Arial" w:cs="Arial"/>
-          <w:sz w:val="18"/>
-          <w:szCs w:val="18"/>
-          <w:lang w:val="pt-BR"/>
-        </w:rPr>
-      </w:pPr>
-      <w:r>
-        <w:rPr>
-          <w:rFonts w:eastAsia="Arial" w:cs="Arial" w:ascii="Arial" w:hAnsi="Arial"/>
-          <w:color w:val="auto"/>
-          <w:spacing w:val="0"/>
-          <w:w w:val="100"/>
-          <w:sz w:val="20"/>
-          <w:szCs w:val="20"/>
-          <w:lang w:val="ro-RO"/>
-        </w:rPr>
-        <w:t xml:space="preserve">Instruirea periodică se efectuează de către conducătorul locului de muncă sau de către serviciul extern de prevenire și protecție, potrivit tematicii de instruire.</w:t>
       </w:r>
     </w:p>
     <w:p>

--- a/packages/document-engine/templates/11_employer_briefing.docx
+++ b/packages/document-engine/templates/11_employer_briefing.docx
@@ -27990,7 +27990,7 @@
           <w:szCs w:val="20"/>
           <w:lang w:val="ro-RO"/>
         </w:rPr>
-        <w:t xml:space="preserve"> nu este stabilit, deoarece nu se încadrează conform H.G. 1425/ 2006 art. 60, alin. (2), litera c).{{/workersRepresentativeDecision}}</w:t>
+        <w:t xml:space="preserve"> nu este stabilit, deoarece unitatea are sub 10 lucrători (H.G. 1425/ 2006, art. 53 alin. (2)).{{/workersRepresentativeDecision}}</w:t>
       </w:r>
     </w:p>
     <w:p>

--- a/packages/document-engine/templates/11_employer_briefing.docx
+++ b/packages/document-engine/templates/11_employer_briefing.docx
@@ -31409,7 +31409,7 @@
           <w:szCs w:val="20"/>
           <w:lang w:val="ro-RO"/>
         </w:rPr>
-        <w:t>Concediul de risc maternal se poate acorda, în întregime sau fracționat, pe o perioadă ce nu poate depăși 120 de zile calendaristice, de către medicul de familie sau de medicul specialist, care va elibera un certificat medical în acest sens, dar nu poate fi acordat simultan cu alte concedii prevăzute de legislația privind sistemul public de pensii și alte drepturi de asigurări sociale.</w:t>
+        <w:t xml:space="preserve">Concediul de risc maternal se poate acorda, în întregime sau fracționat, pe o perioadă ce nu poate depăși 120 de zile calendaristice, de către medicul de familie sau de medicul specialist, care va elibera un certificat medical în acest sens, dar nu poate fi acordat simultan cu alte concedii prevăzute de O.U.G. nr. 158/ 2005, aprobată cu modificări și completări prin Legea nr. 399/ 2006, cu modificările și completările ulterioare.</w:t>
       </w:r>
     </w:p>
     <w:sectPr>

--- a/packages/document-engine/templates/11_employer_briefing.docx
+++ b/packages/document-engine/templates/11_employer_briefing.docx
@@ -727,7 +727,7 @@
           <w:szCs w:val="20"/>
           <w:lang w:val="ro-RO"/>
         </w:rPr>
-        <w:t>Tematicile pentru toate fazele de instruire și programul de instruire – testare la nivelul unității, conform cu periodicitatea adecvat stabilită pentru fiecare loc de muncă / post de lucru (cod TISSM)</w:t>
+        <w:t xml:space="preserve">Tematica de instruire și programul de instruire – testare la nivelul unității în domeniul securității și sănătății în muncă (cod TISSM)</w:t>
       </w:r>
     </w:p>
     <w:p>
@@ -11755,7 +11755,7 @@
           <w:szCs w:val="20"/>
           <w:lang w:val="ro-RO"/>
         </w:rPr>
-        <w:t>Tematica de instruire pentru toate fazele de instruire și programul de instruire – testare la nivelul unității în domeniul securității și sănătății în muncă</w:t>
+        <w:t xml:space="preserve">Tematica de instruire și programul de instruire – testare la nivelul unității în domeniul securității și sănătății în muncă</w:t>
       </w:r>
       <w:r>
         <w:rPr>

--- a/packages/document-engine/templates/11_employer_briefing.docx
+++ b/packages/document-engine/templates/11_employer_briefing.docx
@@ -2762,7 +2762,7 @@
           <w:szCs w:val="20"/>
           <w:lang w:val="ro-RO"/>
         </w:rPr>
-        <w:t xml:space="preserve">să ia măsuri și să furnizeze instrucțiuni pentru a da lucrătorilor posibilitatea să oprească lucrul și/sau să părăsească imediat locul de muncă și să se îndrepte spre o zonă sigură, în caz de pericol grav și iminent;</w:t>
+        <w:t xml:space="preserve">să ia măsuri și să furnizeze instrucțiuni pentru a da lucrătorilor posibilitatea să oprească lucrul și/ sau să părăsească imediat locul de muncă și să se îndrepte spre o zonă sigură, în caz de pericol grav și iminent;</w:t>
       </w:r>
     </w:p>
     <w:p>
@@ -5228,7 +5228,7 @@
           <w:szCs w:val="20"/>
           <w:lang w:val="ro-RO"/>
         </w:rPr>
-        <w:t xml:space="preserve">evidența echipamentelor, zonarea corespunzătoare, asigurarea/urmărirea ca verificările și/sau încercările periodice ale echipamentelor de muncă să fie efectuate la timp și de către persoane competente ori alte activități necesare, potrivit prevederilor Hotărârii Guvernului nr. </w:t>
+        <w:t xml:space="preserve">evidența echipamentelor, zonarea corespunzătoare, asigurarea/urmărirea ca verificările și/ sau încercările periodice ale echipamentelor de muncă să fie efectuate la timp și de către persoane competente ori alte activități necesare, potrivit prevederilor Hotărârii Guvernului nr. </w:t>
       </w:r>
       <w:r>
         <w:rPr>
@@ -5287,7 +5287,7 @@
           <w:szCs w:val="20"/>
           <w:lang w:val="ro-RO"/>
         </w:rPr>
-        <w:t xml:space="preserve">alte activități necesare/specifice asigurării securității și sănătății lucrătorilor la locul de muncă.</w:t>
+        <w:t xml:space="preserve">alte activități necesare/ specifice asigurării securității și sănătății lucrătorilor la locul de muncă.</w:t>
       </w:r>
     </w:p>
     <w:p>
@@ -5635,7 +5635,7 @@
           <w:szCs w:val="20"/>
           <w:lang w:val="ro-RO"/>
         </w:rPr>
-        <w:t>să coopereze cu angajatorul și/sau cu lucrătorii desemnați, atât timp cât este necesar, pentru a face posibilă realizarea oricăror măsuri sau cerințe dispuse de către inspectorii de muncă și inspectorii sanitari, pentru protecția sănătății și securității lucrătorilor;</w:t>
+        <w:t xml:space="preserve">să coopereze cu angajatorul și/ sau cu lucrătorii desemnați, atât timp cât este necesar, pentru a face posibilă realizarea oricăror măsuri sau cerințe dispuse de către inspectorii de muncă și inspectorii sanitari, pentru protecția sănătății și securității lucrătorilor;</w:t>
       </w:r>
     </w:p>
     <w:p>
@@ -6156,7 +6156,7 @@
           <w:szCs w:val="20"/>
           <w:lang w:val="ro-RO"/>
         </w:rPr>
-        <w:t xml:space="preserve"> Prevenirea riscurilor, precum și protecția sănătății și securitatea lucrătorilor trebuie să fie asigurate de unul sau mai mulți lucrători, de un serviciu ori de servicii distincte din interiorul sau din exteriorul întreprinderii și/sau unității.</w:t>
+        <w:t xml:space="preserve"> Prevenirea riscurilor, precum și protecția sănătății și securitatea lucrătorilor trebuie să fie asigurate de unul sau mai mulți lucrători, de un serviciu ori de servicii distincte din interiorul sau din exteriorul întreprinderii și/ sau unității.</w:t>
       </w:r>
     </w:p>
     <w:p>
@@ -6196,7 +6196,7 @@
           <w:szCs w:val="20"/>
           <w:lang w:val="ro-RO"/>
         </w:rPr>
-        <w:t xml:space="preserve"> Lucrătorul/lucrătorii și/sau serviciul/serviciile prevăzute la alin. (2) trebuie să colaboreze între ei ori de câte ori este necesar.</w:t>
+        <w:t xml:space="preserve"> Lucrătorul/lucrătorii și/ sau serviciul/serviciile prevăzute la alin. (2) trebuie să colaboreze între ei ori de câte ori este necesar.</w:t>
       </w:r>
     </w:p>
     <w:p>
@@ -6460,7 +6460,7 @@
           <w:szCs w:val="20"/>
           <w:lang w:val="ro-RO"/>
         </w:rPr>
-        <w:t>angajatorul își desfășoară activitatea profesională în mod efectiv și cu regularitate în întreprindere și/sau unitate;</w:t>
+        <w:t xml:space="preserve">angajatorul își desfășoară activitatea profesională în mod efectiv și cu regularitate în întreprindere și/ sau unitate;</w:t>
       </w:r>
     </w:p>
     <w:p>
@@ -6534,7 +6534,7 @@
           <w:szCs w:val="20"/>
           <w:lang w:val="ro-RO"/>
         </w:rPr>
-        <w:t>În situația în care nu sunt îndeplinite condițiile prevăzute la alin. (1) de mai sus, angajatorul trebuie să desemneze unul sau mai mulți lucrători ori poate organiza serviciul intern de prevenire și protecție și/sau poate să apeleze la servicii externe, în condițiile prezentelor norme metodologice.</w:t>
+        <w:t xml:space="preserve">În situația în care nu sunt îndeplinite condițiile prevăzute la alin. (1) de mai sus, angajatorul trebuie să desemneze unul sau mai mulți lucrători ori poate organiza serviciul intern de prevenire și protecție și/ sau poate să apeleze la servicii externe, în condițiile prezentelor norme metodologice.</w:t>
       </w:r>
     </w:p>
     <w:p>
@@ -6759,7 +6759,7 @@
           <w:szCs w:val="20"/>
           <w:lang w:val="ro-RO"/>
         </w:rPr>
-        <w:t xml:space="preserve">(1) lit. a) - c) din H.G. 1425/ 2006;</w:t>
+        <w:t xml:space="preserve">(1) lit. a)–c) din H.G. 1425/ 2006;</w:t>
       </w:r>
     </w:p>
     <w:p>
@@ -6847,7 +6847,7 @@
           <w:szCs w:val="20"/>
           <w:lang w:val="ro-RO"/>
         </w:rPr>
-        <w:t>În situația în care nu sunt îndeplinite condițiile prevăzute la alin. (1), angajatorul trebuie să desemneze unul sau mai mulți lucrători ori poate organiza unul sau mai multe servicii interne de prevenire și protecție și/sau poate să apeleze la servicii externe, în condițiile prezentelor norme metodologice.</w:t>
+        <w:t xml:space="preserve">În situația în care nu sunt îndeplinite condițiile prevăzute la alin. (1), angajatorul trebuie să desemneze unul sau mai mulți lucrători ori poate organiza unul sau mai multe servicii interne de prevenire și protecție și/ sau poate să apeleze la servicii externe, în condițiile prezentelor norme metodologice.</w:t>
       </w:r>
     </w:p>
     <w:p>
@@ -7027,7 +7027,7 @@
           <w:szCs w:val="20"/>
           <w:lang w:val="ro-RO"/>
         </w:rPr>
-        <w:t>În cazul întreprinderilor și/sau unităților care au între 50 și 249 de lucrători, angajatorul trebuie să desemneze unul sau mai mulți lucrători ori să organizeze unul sau mai multe servicii interne de prevenire și protecție pentru a se ocupa de activitățile de prevenire și protecție din cadrul întreprinderii.</w:t>
+        <w:t xml:space="preserve">În cazul întreprinderilor și/ sau unităților care au între 50 și 249 de lucrători, angajatorul trebuie să desemneze unul sau mai mulți lucrători ori să organizeze unul sau mai multe servicii interne de prevenire și protecție pentru a se ocupa de activitățile de prevenire și protecție din cadrul întreprinderii.</w:t>
       </w:r>
     </w:p>
     <w:p>
@@ -7069,7 +7069,7 @@
           <w:szCs w:val="20"/>
           <w:lang w:val="ro-RO"/>
         </w:rPr>
-        <w:t xml:space="preserve">În cazul întreprinderilor și/sau unităților prevăzute la alin. (1) care desfășoară activități dintre cele prevăzute în anexa nr. 5 </w:t>
+        <w:t xml:space="preserve">În cazul întreprinderilor și/ sau unităților prevăzute la alin. (1) care desfășoară activități dintre cele prevăzute în anexa nr. 5 </w:t>
       </w:r>
       <w:r>
         <w:rPr>
@@ -8024,7 +8024,7 @@
           <w:szCs w:val="20"/>
           <w:lang w:val="ro-RO"/>
         </w:rPr>
-        <w:t>modul de colaborare cu lucrătorii desemnați/serviciile interne și/sau cu alte servicii externe de prevenire și protecție;</w:t>
+        <w:t xml:space="preserve">modul de colaborare cu lucrătorii desemnați/serviciile interne și/ sau cu alte servicii externe de prevenire și protecție;</w:t>
       </w:r>
     </w:p>
     <w:p>
@@ -8166,7 +8166,7 @@
           <w:szCs w:val="20"/>
           <w:lang w:val="ro-RO"/>
         </w:rPr>
-        <w:t xml:space="preserve">Reprezentanții lucrătorilor cu răspunderi specifice în domeniul securității și sănătății în muncă, definiți conform art. 5 lit. d) din Legea 319/ 2006, sunt aleși de către și dintre lucrătorii din întreprindere și/sau unitate, conform celor stabilite prin contractul colectiv de muncă, regulamentul intern sau regulamentul de organizare și funcționare.</w:t>
+        <w:t xml:space="preserve">Reprezentanții lucrătorilor cu răspunderi specifice în domeniul securității și sănătății în muncă, definiți conform art. 5 lit. d) din Legea 319/ 2006, sunt aleși de către și dintre lucrătorii din întreprindere și/ sau unitate, conform celor stabilite prin contractul colectiv de muncă, regulamentul intern sau regulamentul de organizare și funcționare.</w:t>
       </w:r>
     </w:p>
     <w:p>
@@ -8293,7 +8293,7 @@
           <w:szCs w:val="20"/>
           <w:lang w:val="ro-RO"/>
         </w:rPr>
-        <w:t>Numărul de reprezentanți ai lucrătorilor cu răspunderi specifice în domeniul securității și sănătății, care se aleg, va fi stabilit prin contractul colectiv de muncă, regulamentul intern sau regulamentul de organizare și funcționare, în funcție de numărul total al lucrătorilor din întreprindere și/sau unitate.</w:t>
+        <w:t xml:space="preserve">Numărul de reprezentanți ai lucrătorilor cu răspunderi specifice în domeniul securității și sănătății, care se aleg, va fi stabilit prin contractul colectiv de muncă, regulamentul intern sau regulamentul de organizare și funcționare, în funcție de numărul total al lucrătorilor din întreprindere și/ sau unitate.</w:t>
       </w:r>
     </w:p>
     <w:p>
@@ -8382,7 +8382,7 @@
           <w:szCs w:val="20"/>
           <w:lang w:val="ro-RO"/>
         </w:rPr>
-        <w:t>un reprezentant, în cazul întreprinderilor și/sau unităților care au între 10 și 49 de lucrători inclusiv;</w:t>
+        <w:t xml:space="preserve">un reprezentant, în cazul întreprinderilor și/ sau unităților care au între 10 și 49 de lucrători inclusiv;</w:t>
       </w:r>
     </w:p>
     <w:p>
@@ -8414,7 +8414,7 @@
           <w:szCs w:val="20"/>
           <w:lang w:val="ro-RO"/>
         </w:rPr>
-        <w:t>2 reprezentanți, în cazul întreprinderilor și/sau unităților care au între 50 și 100 de lucrători inclusiv;</w:t>
+        <w:t xml:space="preserve">2 reprezentanți, în cazul întreprinderilor și/ sau unităților care au între 50 și 100 de lucrători inclusiv;</w:t>
       </w:r>
     </w:p>
     <w:p>
@@ -9307,7 +9307,7 @@
           <w:szCs w:val="20"/>
           <w:lang w:val="ro-RO"/>
         </w:rPr>
-        <w:t xml:space="preserve"> Instruirea prevăzută la art. 20 alin. (4) din Legea 319/ 2006 trebuie să se efectueze în timpul programului de lucru, fie în interiorul, fie în afara întreprinderii și/sau unității, fie online.</w:t>
+        <w:t xml:space="preserve"> Instruirea prevăzută la art. 20 alin. (4) din Legea 319/ 2006 trebuie să se efectueze în timpul programului de lucru, fie în interiorul, fie în afara întreprinderii și/ sau unității, fie online.</w:t>
       </w:r>
     </w:p>
     <w:p>
@@ -10038,7 +10038,7 @@
           <w:szCs w:val="20"/>
           <w:lang w:val="ro-RO"/>
         </w:rPr>
-        <w:t xml:space="preserve">În conformitate cu prevederile art. 17 alin. (3) lit. o) și alin. (4) din Legea nr. 53/2003 - Codul muncii, republicată, cu modificările și completările ulterioare, procedurile privind utilizarea semnăturii electronice, semnăturii electronice avansate sau semnăturii electronice calificate pentru semnarea fișei de instruire individuală se regăsesc în contractul individual de muncă.</w:t>
+        <w:t xml:space="preserve">În conformitate cu prevederile art. 17 alin. (3) lit. o) și alin. (4) din Legea nr. 53/ 2003 – Codul muncii, republicată, cu modificările și completările ulterioare, procedurile privind utilizarea semnăturii electronice, semnăturii electronice avansate sau semnăturii electronice calificate pentru semnarea fișei de instruire individuală se regăsesc în contractul individual de muncă.</w:t>
       </w:r>
     </w:p>
     <w:p>
@@ -10465,7 +10465,7 @@
           <w:szCs w:val="20"/>
           <w:lang w:val="ro-RO"/>
         </w:rPr>
-        <w:t>urata instruirii introductiv-generale depinde de specificul activității și de riscurile pentru securitate și sănătate în muncă, precum și de măsurile și activitățile de prevenire și protecție la nivelul întreprinderii și/sau al unității, în general.</w:t>
+        <w:t xml:space="preserve">urata instruirii introductiv-generale depinde de specificul activității și de riscurile pentru securitate și sănătate în muncă, precum și de măsurile și activitățile de prevenire și protecție la nivelul întreprinderii și/ sau al unității, în general.</w:t>
       </w:r>
     </w:p>
     <w:p>
@@ -10542,7 +10542,7 @@
           <w:shd w:fill="FFFFFF" w:val="clear"/>
           <w:lang w:val="ro-RO"/>
         </w:rPr>
-        <w:t xml:space="preserve"> Persoanelor prevăzute la art. 82 din H.G. 1425/ 2006 li se vor prezenta succint activitățile, riscurile și măsurile de prevenire și protecție din întreprindere și/sau unitate.</w:t>
+        <w:t xml:space="preserve"> Persoanelor prevăzute la art. 82 din H.G. 1425/ 2006 li se vor prezenta succint activitățile, riscurile și măsurile de prevenire și protecție din întreprindere și/ sau unitate.</w:t>
       </w:r>
     </w:p>
     <w:p>
@@ -11127,7 +11127,7 @@
           <w:shd w:fill="FFFFFF" w:val="clear"/>
           <w:lang w:val="ro-RO"/>
         </w:rPr>
-        <w:t xml:space="preserve">ntervalul dintre două instruiri periodice și periodicitatea verificării instruirii vor fi stabilite prin programul de instruire-testare elaborat la nivelul întreprinderii și/sau unității potrivit prevederilor art. 15 alin. (1) pct. 8 din H.G. 1425/ 2006, în funcție de condițiile locului de muncă și/sau postului de lucru.</w:t>
+        <w:t xml:space="preserve">ntervalul dintre două instruiri periodice și periodicitatea verificării instruirii vor fi stabilite prin programul de instruire-testare elaborat la nivelul întreprinderii și/ sau unității potrivit prevederilor art. 15 alin. (1) pct. 8 din H.G. 1425/ 2006, în funcție de condițiile locului de muncă și/ sau postului de lucru.</w:t>
       </w:r>
     </w:p>
     <w:p>
@@ -13270,7 +13270,7 @@
           <w:szCs w:val="20"/>
           <w:lang w:val="ro-RO"/>
         </w:rPr>
-        <w:t xml:space="preserve">accidentul suferit de persoane aflate în vizită în întreprindere și/sau unitate, cu permisiunea angajatorului;</w:t>
+        <w:t xml:space="preserve">accidentul suferit de persoane aflate în vizită în întreprindere și/ sau unitate, cu permisiunea angajatorului;</w:t>
       </w:r>
     </w:p>
     <w:p>
@@ -14426,7 +14426,7 @@
           <w:szCs w:val="20"/>
           <w:lang w:val="ro-RO"/>
         </w:rPr>
-        <w:t>Evaluarea riscurilor cu privire la securitatea și sănătatea în muncă la nivelul întreprinderii și/sau unității, inclusiv pentru grupurile sensibile la riscuri specifice, trebuie revizuită, cel puțin, în următoarele situații:</w:t>
+        <w:t xml:space="preserve">Evaluarea riscurilor cu privire la securitatea și sănătatea în muncă la nivelul întreprinderii și/ sau unității, inclusiv pentru grupurile sensibile la riscuri specifice, trebuie revizuită, cel puțin, în următoarele situații:</w:t>
       </w:r>
     </w:p>
     <w:p>
@@ -16025,7 +16025,7 @@
                 <w:szCs w:val="18"/>
                 <w:lang w:val="ro-RO"/>
               </w:rPr>
-              <w:t>Cerințele minime pentru semnalizarea de securitate și/sau de sănătate la locul de muncă</w:t>
+              <w:t xml:space="preserve">Cerințele minime pentru semnalizarea de securitate și/ sau de sănătate la locul de muncă</w:t>
             </w:r>
           </w:p>
         </w:tc>
@@ -20916,7 +20916,7 @@
           <w:szCs w:val="20"/>
           <w:lang w:val="ro-RO"/>
         </w:rPr>
-        <w:t xml:space="preserve">Obligații, atribuții și răspunderi în domeniul securității și sănătății în muncă (conform Legii 319/2006 și H.G. 1425/ 2006), valabile pentru lucrători:</w:t>
+        <w:t xml:space="preserve">Obligații, atribuții și răspunderi în domeniul securității și sănătății în muncă (conform Legii 319/ 2006 și H.G. 1425/ 2006), valabile pentru lucrători:</w:t>
       </w:r>
     </w:p>
     <w:p>
@@ -21546,7 +21546,7 @@
           <w:szCs w:val="20"/>
           <w:lang w:val="ro-RO"/>
         </w:rPr>
-        <w:t xml:space="preserve">Obligații, atribuții și răspunderi în domeniul situațiilor de urgență (conform Legii 307/2006), valabile pentru lucrători:</w:t>
+        <w:t xml:space="preserve">Obligații, atribuții și răspunderi în domeniul situațiilor de urgență (conform Legii 307/ 2006), valabile pentru lucrători:</w:t>
       </w:r>
     </w:p>
     <w:p>
@@ -24015,7 +24015,7 @@
           <w:szCs w:val="20"/>
           <w:lang w:val="ro-RO"/>
         </w:rPr>
-        <w:t xml:space="preserve">evidența echipamentelor, zonarea corespunzătoare, asigurarea/urmărirea ca verificările și/sau încercările periodice ale echipamentelor de muncă să fie efectuate la timp și de către persoane competente ori alte activități necesare, potrivit prevederilor Hotărârii Guvernului nr. </w:t>
+        <w:t xml:space="preserve">evidența echipamentelor, zonarea corespunzătoare, asigurarea/urmărirea ca verificările și/ sau încercările periodice ale echipamentelor de muncă să fie efectuate la timp și de către persoane competente ori alte activități necesare, potrivit prevederilor Hotărârii Guvernului nr. </w:t>
       </w:r>
       <w:r>
         <w:rPr>
@@ -24197,7 +24197,7 @@
           <w:szCs w:val="20"/>
           <w:lang w:val="ro-RO"/>
         </w:rPr>
-        <w:t>Angajatorul are obligația potrivit Legii 319/2006 să ia toate măsurile necesare pentru protejarea vieții și sănătății salariaților, pentru prevenirea riscurilor profesionale, pentru informarea și pregătirea lucrătorilor cu privire la aceste riscuri, organizarea securității și sănătății în muncă și a mijloacelor necesare acesteia.</w:t>
+        <w:t xml:space="preserve">Angajatorul are obligația, potrivit Legii 319/ 2006, să ia toate măsurile necesare pentru protejarea vieții și sănătății salariaților, pentru prevenirea riscurilor profesionale, pentru informarea și pregătirea lucrătorilor cu privire la aceste riscuri, organizarea securității și sănătății în muncă și a mijloacelor necesare acesteia.</w:t>
       </w:r>
     </w:p>
     <w:p>
@@ -25256,7 +25256,7 @@
           <w:szCs w:val="20"/>
           <w:lang w:val="ro-RO"/>
         </w:rPr>
-        <w:t xml:space="preserve">să se asigure că sunt consultați angajații și/sau reprezentanții lor în problemele referitoare la măsurile și consecințele privind securitatea și sănătatea în muncă la introducerea de noi tehnologii, alegerea echipamentului tehnic, îmbunătățirea condițiilor și mediului de muncă, la desemnarea persoanelor cu atribuții privind primul ajutor, prevenirea și stingerea incendiilor, evacuarea angajaților, precum și la modul de desfășurare a activității de prevenire și protecție împotriva riscurilor profesionale, inclusiv a celei de instruire în domeniu;</w:t>
+        <w:t xml:space="preserve">să se asigure că sunt consultați angajații și/ sau reprezentanții lor în problemele referitoare la măsurile și consecințele privind securitatea și sănătatea în muncă la introducerea de noi tehnologii, alegerea echipamentului tehnic, îmbunătățirea condițiilor și mediului de muncă, la desemnarea persoanelor cu atribuții privind primul ajutor, prevenirea și stingerea incendiilor, evacuarea angajaților, precum și la modul de desfășurare a activității de prevenire și protecție împotriva riscurilor profesionale, inclusiv a celei de instruire în domeniu;</w:t>
       </w:r>
     </w:p>
     <w:p>
@@ -25486,7 +25486,7 @@
           <w:szCs w:val="20"/>
           <w:lang w:val="ro-RO"/>
         </w:rPr>
-        <w:t xml:space="preserve">în cazul în care temperaturile atmosferice sau cele din spațiul de lucru sunt ridicate și pot afecta sănătatea, în funcție de posibilități, aer condiționat sau ventilație. În perioadele cu temperaturi ridicate extreme (peste +37 °C), angajatorul va asigura apă minerală adecvată, câte 2 - 4 litri/ persoană/ schimb, iar în perioadele cu temperaturi scăzute extreme (sub -20 °C), salariaților care lucrează în aer liber, ceai fierbinte în cantitate de 0,5 - 1 litru/ persoană/ schimb (O.U.G. nr. 99/2000, art. 4 și 5)</w:t>
+        <w:t xml:space="preserve">în cazul în care temperaturile atmosferice sau cele din spațiul de lucru sunt ridicate și pot afecta sănătatea, în funcție de posibilități, aer condiționat sau ventilație. În perioadele cu temperaturi ridicate extreme (peste +37 °C), angajatorul va asigura apă minerală adecvată, câte 2 – 4 litri/ persoană/ schimb, iar în perioadele cu temperaturi scăzute extreme (sub -20 °C), salariaților care lucrează în aer liber, ceai fierbinte în cantitate de 0,5 – 1 litru/ persoană/ schimb (O.U.G. nr. 99/ 2000, art. 4 și 5)</w:t>
       </w:r>
       <w:r>
         <w:rPr>
@@ -25561,7 +25561,7 @@
           <w:szCs w:val="20"/>
           <w:lang w:val="ro-RO"/>
         </w:rPr>
-        <w:t xml:space="preserve">să asigure securitatea și sănătatea în muncă a salariatelor gravide și/sau mame, lăuze sau care alăptează, conform O.U.G. nr. 96/ 2003 privind protecția maternității la locurile de muncă.</w:t>
+        <w:t xml:space="preserve">să asigure securitatea și sănătatea în muncă a salariatelor gravide și/ sau mame, lăuze sau care alăptează, conform O.U.G. nr. 96/ 2003 privind protecția maternității la locurile de muncă.</w:t>
       </w:r>
     </w:p>
     <w:p>
@@ -27598,7 +27598,7 @@
           <w:szCs w:val="20"/>
           <w:lang w:val="ro-RO"/>
         </w:rPr>
-        <w:t xml:space="preserve">Prelucrarea actelor normative noi apărute care reglementează activitatea de apărare împotriva incendiilor, a Legii nr. 307/2006 și a altor acte normative subsecvente acesteia.</w:t>
+        <w:t xml:space="preserve">Prelucrarea actelor normative noi apărute care reglementează activitatea de apărare împotriva incendiilor, a Legii nr. 307/ 2006 și a altor acte normative subsecvente acesteia.</w:t>
       </w:r>
     </w:p>
     <w:p>
@@ -29956,7 +29956,7 @@
           <w:szCs w:val="20"/>
           <w:lang w:val="ro-RO"/>
         </w:rPr>
-        <w:t>acordarea altor drepturi sociale altele decât cele reprezentând salariul;</w:t>
+        <w:t xml:space="preserve">acordarea altor drepturi sociale, altele decât cele reprezentând salariul;</w:t>
       </w:r>
     </w:p>
     <w:p>
@@ -30351,7 +30351,7 @@
           <w:szCs w:val="20"/>
           <w:lang w:val="ro-RO"/>
         </w:rPr>
-        <w:t>Salariatele gravide și/ sau mamele, lăuzele sau care alăptează pentru a beneficia de aceste măsuri trebuie să informeze în scris angajatorul asupra stării lor fiziologice astfel:</w:t>
+        <w:t xml:space="preserve">Salariatele gravide și/ sau mamele, lăuzele sau care alăptează, pentru a beneficia de aceste măsuri, trebuie să informeze în scris angajatorul asupra stării lor fiziologice astfel:</w:t>
       </w:r>
     </w:p>
     <w:p>
@@ -30688,7 +30688,7 @@
           <w:szCs w:val="20"/>
           <w:lang w:val="ro-RO"/>
         </w:rPr>
-        <w:t>Angajatorii vor informa în scris salariatele asupra rezultatelor evaluării privind riscurile la care pot fi supuse la locurile lor de muncă, precum și asupra drepturilor care decurg din O.U.G. nr. 96/ 2003 prin informarea privind protecția maternității la locul de muncă (conform modelului din Normele Metodologice) în termen de cel mult 15 zile lucrătoare de la data întocmirii raportului de evaluare.</w:t>
+        <w:t xml:space="preserve">Angajatorii vor informa în scris salariatele asupra rezultatelor evaluării privind riscurile la care pot fi supuse la locurile lor de muncă, precum și asupra drepturilor care decurg din O.U.G. nr. 96/ 2003 prin informarea privind protecția maternității la locul de muncă (conform modelului din Normele metodologice) în termen de cel mult 15 zile lucrătoare de la data întocmirii raportului de evaluare.</w:t>
       </w:r>
     </w:p>
     <w:p>

--- a/packages/document-engine/templates/11_employer_briefing.docx
+++ b/packages/document-engine/templates/11_employer_briefing.docx
@@ -28304,7 +28304,7 @@
           <w:szCs w:val="20"/>
           <w:lang w:val="ro-RO"/>
         </w:rPr>
-        <w:t>M</w:t>
+        <w:t xml:space="preserve">Dacă este cazul, m</w:t>
       </w:r>
       <w:r>
         <w:rPr>
@@ -28330,7 +28330,7 @@
           <w:szCs w:val="20"/>
           <w:lang w:val="ro-RO"/>
         </w:rPr>
-        <w:t>cu răspunderi specifice în domeniul securității și sănătății în muncă:</w:t>
+        <w:t xml:space="preserve">cu răspunderi specifice în domeniul securității și sănătății în muncă este următoarea:</w:t>
       </w:r>
     </w:p>
     <w:p>

--- a/packages/document-engine/templates/11_employer_briefing.docx
+++ b/packages/document-engine/templates/11_employer_briefing.docx
@@ -4042,7 +4042,7 @@
           <w:szCs w:val="20"/>
           <w:lang w:val="ro-RO"/>
         </w:rPr>
-        <w:t>elaborarea de instrucțiuni proprii pentru completarea și/ sau aplicarea reglementărilor de securitate și sănătate în muncă, ținând seama de particularitățile activităților și ale unității/întreprinderii, precum și ale locurilor de muncă/ posturilor de lucru, și difuzarea acestora în întreprindere și/ sau unitate numai după ce au fost aprobate de către angajator</w:t>
+        <w:t xml:space="preserve">elaborarea de instrucțiuni proprii pentru completarea și/ sau aplicarea reglementărilor de securitate și sănătate în muncă, ținând seama de particularitățile activităților și ale unității/ întreprinderii, precum și ale locurilor de muncă/ posturilor de lucru, și difuzarea acestora în întreprindere și/ sau unitate numai după ce au fost aprobate de către angajator</w:t>
       </w:r>
       <w:r>
         <w:rPr>
@@ -5228,7 +5228,7 @@
           <w:szCs w:val="20"/>
           <w:lang w:val="ro-RO"/>
         </w:rPr>
-        <w:t xml:space="preserve">evidența echipamentelor, zonarea corespunzătoare, asigurarea/urmărirea ca verificările și/ sau încercările periodice ale echipamentelor de muncă să fie efectuate la timp și de către persoane competente ori alte activități necesare, potrivit prevederilor Hotărârii Guvernului nr. </w:t>
+        <w:t xml:space="preserve">evidența echipamentelor, zonarea corespunzătoare, asigurarea/ urmărirea ca verificările și/ sau încercările periodice ale echipamentelor de muncă să fie efectuate la timp și de către persoane competente ori alte activități necesare, potrivit prevederilor Hotărârii Guvernului nr. </w:t>
       </w:r>
       <w:r>
         <w:rPr>
@@ -6196,7 +6196,7 @@
           <w:szCs w:val="20"/>
           <w:lang w:val="ro-RO"/>
         </w:rPr>
-        <w:t xml:space="preserve"> Lucrătorul/lucrătorii și/ sau serviciul/serviciile prevăzute la alin. (2) trebuie să colaboreze între ei ori de câte ori este necesar.</w:t>
+        <w:t xml:space="preserve"> Lucrătorul/ lucrătorii și/ sau serviciul/ serviciile prevăzute la alin. (2) trebuie să colaboreze între ei ori de câte ori este necesar.</w:t>
       </w:r>
     </w:p>
     <w:p>
@@ -6578,7 +6578,7 @@
           <w:szCs w:val="20"/>
           <w:lang w:val="ro-RO"/>
         </w:rPr>
-        <w:t>În cazul în care angajatorul/lucrătorii desemnați/serviciile interne de prevenire și protecție nu au capacitățile și aptitudinile necesare pentru efectuarea tuturor activităților de prevenire și protecție prevăzute la art. 15 din H.G. 1425/ 2006, angajatorul trebuie să apeleze la servicii externe pentru acele activități de prevenire și protecție pe care nu le poate desfășura cu personalul propriu.</w:t>
+        <w:t xml:space="preserve">În cazul în care angajatorul/ lucrătorii desemnați/ serviciile interne de prevenire și protecție nu au capacitățile și aptitudinile necesare pentru efectuarea tuturor activităților de prevenire și protecție prevăzute la art. 15 din H.G. 1425/ 2006, angajatorul trebuie să apeleze la servicii externe pentru acele activități de prevenire și protecție pe care nu le poate desfășura cu personalul propriu.</w:t>
       </w:r>
     </w:p>
     <w:p>
@@ -6905,7 +6905,7 @@
           <w:szCs w:val="20"/>
           <w:lang w:val="ro-RO"/>
         </w:rPr>
-        <w:t xml:space="preserve">În cazul în care angajatorul/lucrătorii desemnați/serviciile interne de prevenire și protecție nu au capacitățile și aptitudinile necesare pentru efectuarea tuturor activităților de prevenire și protecție prevăzute la art. 15 din H.G. 1425/ 2006, angajatorul trebuie să apeleze la servicii externe pentru acele activități de prevenire și protecție pe care nu le poate desfășura cu personalul propriu.</w:t>
+        <w:t xml:space="preserve">În cazul în care angajatorul/ lucrătorii desemnați/ serviciile interne de prevenire și protecție nu au capacitățile și aptitudinile necesare pentru efectuarea tuturor activităților de prevenire și protecție prevăzute la art. 15 din H.G. 1425/ 2006, angajatorul trebuie să apeleze la servicii externe pentru acele activități de prevenire și protecție pe care nu le poate desfășura cu personalul propriu.</w:t>
       </w:r>
     </w:p>
     <w:p>
@@ -8024,7 +8024,7 @@
           <w:szCs w:val="20"/>
           <w:lang w:val="ro-RO"/>
         </w:rPr>
-        <w:t xml:space="preserve">modul de colaborare cu lucrătorii desemnați/serviciile interne și/ sau cu alte servicii externe de prevenire și protecție;</w:t>
+        <w:t xml:space="preserve">modul de colaborare cu lucrătorii desemnați/ serviciile interne și/ sau cu alte servicii externe de prevenire și protecție;</w:t>
       </w:r>
     </w:p>
     <w:p>
@@ -10230,7 +10230,7 @@
           <w:szCs w:val="20"/>
           <w:lang w:val="ro-RO"/>
         </w:rPr>
-        <w:t xml:space="preserve">Fișa de instruire individuală se păstrează în întreprindere/unitate, pe suport hârtie sau în format electronic, după caz, de la angajare până la data încetării raporturilor de muncă.</w:t>
+        <w:t xml:space="preserve">Fișa de instruire individuală se păstrează în întreprindere/ unitate, pe suport hârtie sau în format electronic, după caz, de la angajare până la data încetării raporturilor de muncă.</w:t>
       </w:r>
     </w:p>
     <w:p>
@@ -14458,7 +14458,7 @@
           <w:szCs w:val="20"/>
           <w:lang w:val="ro-RO"/>
         </w:rPr>
-        <w:t>ori de câte ori intervin schimbări sau modificări în ceea ce privește tehnologia, echipamentele de muncă, substanțele ori preparatele chimice utilizate și amenajarea locurilor de muncă/posturilor de muncă;</w:t>
+        <w:t xml:space="preserve">ori de câte ori intervin schimbări sau modificări în ceea ce privește tehnologia, echipamentele de muncă, substanțele ori preparatele chimice utilizate și amenajarea locurilor de muncă/ posturilor de muncă;</w:t>
       </w:r>
     </w:p>
     <w:p>
@@ -22429,7 +22429,7 @@
           <w:szCs w:val="20"/>
           <w:lang w:val="ro-RO"/>
         </w:rPr>
-        <w:t>însoțesc echipa/persoana care efectuează evaluarea riscurilor;</w:t>
+        <w:t xml:space="preserve">însoțesc echipa/ persoana care efectuează evaluarea riscurilor;</w:t>
       </w:r>
     </w:p>
     <w:p>
@@ -22773,7 +22773,7 @@
           <w:szCs w:val="20"/>
           <w:lang w:val="ro-RO"/>
         </w:rPr>
-        <w:t>elaborarea de instrucțiuni proprii pentru completarea și/ sau aplicarea reglementărilor de securitate și sănătate în muncă, ținând seama de particularitățile activităților și ale unității/întreprinderii, precum și ale locurilor de muncă/ posturilor de lucru, și difuzarea acestora în întreprindere și/ sau unitate numai după ce au fost aprobate de către angajator</w:t>
+        <w:t xml:space="preserve">elaborarea de instrucțiuni proprii pentru completarea și/ sau aplicarea reglementărilor de securitate și sănătate în muncă, ținând seama de particularitățile activităților și ale unității/ întreprinderii, precum și ale locurilor de muncă/ posturilor de lucru, și difuzarea acestora în întreprindere și/ sau unitate numai după ce au fost aprobate de către angajator</w:t>
       </w:r>
       <w:r>
         <w:rPr>
@@ -24015,7 +24015,7 @@
           <w:szCs w:val="20"/>
           <w:lang w:val="ro-RO"/>
         </w:rPr>
-        <w:t xml:space="preserve">evidența echipamentelor, zonarea corespunzătoare, asigurarea/urmărirea ca verificările și/ sau încercările periodice ale echipamentelor de muncă să fie efectuate la timp și de către persoane competente ori alte activități necesare, potrivit prevederilor Hotărârii Guvernului nr. </w:t>
+        <w:t xml:space="preserve">evidența echipamentelor, zonarea corespunzătoare, asigurarea/ urmărirea ca verificările și/ sau încercările periodice ale echipamentelor de muncă să fie efectuate la timp și de către persoane competente ori alte activități necesare, potrivit prevederilor Hotărârii Guvernului nr. </w:t>
       </w:r>
       <w:r>
         <w:rPr>
@@ -24815,7 +24815,7 @@
           <w:szCs w:val="20"/>
           <w:lang w:val="ro-RO"/>
         </w:rPr>
-        <w:t xml:space="preserve">Astfel, lucrătorul desemnat sau serviciul extern va trebui să:</w:t>
+        <w:t xml:space="preserve">Astfel, lucrătorul desemnat sau serviciul extern va trebui:</w:t>
       </w:r>
     </w:p>
     <w:p>
@@ -24846,7 +24846,7 @@
           <w:szCs w:val="20"/>
           <w:lang w:val="ro-RO"/>
         </w:rPr>
-        <w:t>stabilească în fișa postului atribuțiile și răspunderea angajaților în domeniul securității muncii, corespunzător funcțiilor exercitate;</w:t>
+        <w:t xml:space="preserve">să stabilească în fișa postului atribuțiile și răspunderea angajaților în domeniul securității muncii, corespunzător funcțiilor exercitate;</w:t>
       </w:r>
     </w:p>
     <w:p>
@@ -26705,7 +26705,7 @@
           <w:szCs w:val="20"/>
           <w:lang w:val="ro-RO"/>
         </w:rPr>
-        <w:t xml:space="preserve">confirmarea sau infirmarea aptitudinii în muncă pentru profesia/funcția și locul de muncă pentru care s-a făcut angajarea;</w:t>
+        <w:t xml:space="preserve">confirmarea sau infirmarea aptitudinii în muncă pentru profesia/ funcția și locul de muncă pentru care s-a făcut angajarea;</w:t>
       </w:r>
     </w:p>
     <w:p>
@@ -27508,7 +27508,7 @@
           <w:szCs w:val="20"/>
           <w:lang w:val="ro-RO"/>
         </w:rPr>
-        <w:t>Întocmirea/actualizarea planului de intervenție în caz de incendiu conform legislației actuale.</w:t>
+        <w:t xml:space="preserve">Întocmirea/ actualizarea planului de intervenție în caz de incendiu conform legislației actuale.</w:t>
       </w:r>
     </w:p>
     <w:p>
@@ -31227,7 +31227,7 @@
           <w:szCs w:val="20"/>
           <w:lang w:val="ro-RO"/>
         </w:rPr>
-        <w:t xml:space="preserve">să modifice în mod corespunzător condițiile și/ sau orarul de muncă ori să o repartizeze la alt loc de muncă, conform recomandării medicului de medicina muncii sau a medicului de familie, cu menținerea veniturilor salariale.</w:t>
+        <w:t xml:space="preserve">să modifice în mod corespunzător condițiile și/ sau orarul de muncă ori să le repartizeze la alt loc de muncă, conform recomandării medicului de medicina muncii sau a medicului de familie, cu menținerea veniturilor salariale.</w:t>
       </w:r>
     </w:p>
     <w:p>

--- a/packages/document-engine/templates/11_employer_briefing.docx
+++ b/packages/document-engine/templates/11_employer_briefing.docx
@@ -425,7 +425,7 @@
           <w:szCs w:val="20"/>
           <w:lang w:val="ro-RO"/>
         </w:rPr>
-        <w:t>Decizia / Dispoziția privind responsabilii cu instruirea în domeniul securității și sănătății în muncă</w:t>
+        <w:t xml:space="preserve">Decizia/ Dispoziția privind responsabilii cu instruirea în domeniul securității și sănătății în muncă</w:t>
       </w:r>
     </w:p>
     <w:p>
@@ -456,7 +456,7 @@
           <w:szCs w:val="20"/>
           <w:lang w:val="ro-RO"/>
         </w:rPr>
-        <w:t xml:space="preserve">Decizia / Dispoziția de constituire a echipei de evaluare a riscurilor de accidentare și/ sau îmbolnăvire profesională</w:t>
+        <w:t xml:space="preserve">Decizia/ Dispoziția de constituire a echipei de evaluare a riscurilor de accidentare și/ sau îmbolnăvire profesională</w:t>
       </w:r>
     </w:p>
     <w:p>
@@ -487,7 +487,7 @@
           <w:szCs w:val="20"/>
           <w:lang w:val="ro-RO"/>
         </w:rPr>
-        <w:t>Decizia / Dispoziția privind responsabilii cu acordarea primului ajutor</w:t>
+        <w:t xml:space="preserve">Decizia/ Dispoziția privind responsabilii cu acordarea primului ajutor</w:t>
       </w:r>
     </w:p>
     <w:p>
@@ -518,7 +518,7 @@
           <w:szCs w:val="20"/>
           <w:lang w:val="ro-RO"/>
         </w:rPr>
-        <w:t xml:space="preserve">Decizia / Dispoziția privind personalul desemnat cu luarea măsurilor în caz de pericol grav și iminent</w:t>
+        <w:t xml:space="preserve">Decizia/ Dispoziția privind personalul desemnat cu luarea măsurilor în caz de pericol grav și iminent</w:t>
       </w:r>
     </w:p>
     <w:p>
@@ -576,7 +576,7 @@
           <w:szCs w:val="20"/>
           <w:lang w:val="ro-RO"/>
         </w:rPr>
-        <w:t>Decizia / Dispoziția privind desemnarea reprezentanților lucrătorilor cu răspunderi specifice în domeniul securității și sănătății în muncă</w:t>
+        <w:t xml:space="preserve">Decizia/ Dispoziția privind desemnarea reprezentanților lucrătorilor cu răspunderi specifice în domeniul securității și sănătății în muncă</w:t>
       </w:r>
     </w:p>
     <w:p>
@@ -11741,7 +11741,7 @@
           <w:szCs w:val="20"/>
           <w:lang w:val="ro-RO"/>
         </w:rPr>
-        <w:t xml:space="preserve">Ținând cont că instruirea în domeniul securității și sănătății în muncă cuprinde 3 (trei) faze, instruirea introductiv-generală, instruirea la locul de muncă și instruirea periodică, va fi întocmită o « </w:t>
+        <w:t xml:space="preserve">Ținând cont că instruirea în domeniul securității și sănătății în muncă cuprinde 3 (trei) faze, instruirea introductiv-generală, instruirea la locul de muncă și instruirea periodică, va fi întocmită « </w:t>
       </w:r>
       <w:r>
         <w:rPr>
@@ -21576,7 +21576,7 @@
           <w:szCs w:val="20"/>
           <w:lang w:val="ro-RO"/>
         </w:rPr>
-        <w:t>Fiecare lucrător / persoana care observă un incendiu are obligația să anunțe prin orice mijloc serviciile de urgență, poliția și să ia măsuri, după posibilitățile sale, pentru limitarea și stingerea incendiului.</w:t>
+        <w:t xml:space="preserve">Fiecare lucrător/ persoana care observă un incendiu are obligația să anunțe prin orice mijloc serviciile de urgență, poliția și să ia măsuri, după posibilitățile sale, pentru limitarea și stingerea incendiului.</w:t>
       </w:r>
     </w:p>
     <w:p>
@@ -21637,7 +21637,7 @@
           <w:szCs w:val="20"/>
           <w:lang w:val="ro-RO"/>
         </w:rPr>
-        <w:t>Fiecare lucrător / utilizatorul are următoarele obligații principale:</w:t>
+        <w:t xml:space="preserve">Fiecare lucrător/ utilizatorul are următoarele obligații principale:</w:t>
       </w:r>
     </w:p>
     <w:p>

--- a/packages/document-engine/templates/11_employer_briefing.docx
+++ b/packages/document-engine/templates/11_employer_briefing.docx
@@ -26674,7 +26674,7 @@
           <w:szCs w:val="20"/>
           <w:lang w:val="ro-RO"/>
         </w:rPr>
-        <w:t xml:space="preserve">În vederea respectării cerințelor privind asigurarea serviciului medical de medicină a muncii, lucrătorii care lucrează în cadrul societății sunt obligați să efectueze un examen medical periodic ce are ca scop:</w:t>
+        <w:t xml:space="preserve">În vederea respectării cerințelor privind asigurarea serviciului medical de medicină a muncii, lucrătorii care lucrează în cadrul unității sunt obligați să efectueze un examen medical periodic ce are ca scop:</w:t>
       </w:r>
     </w:p>
     <w:p>
@@ -27043,7 +27043,7 @@
           <w:szCs w:val="20"/>
           <w:lang w:val="ro-RO"/>
         </w:rPr>
-        <w:t xml:space="preserve">Instruirea introductiv-generală se face tuturor lucrătorilor care au raporturi de muncă cu societatea fie prin angajare, fie prin detașare de la altă societate, la intrarea în societate.</w:t>
+        <w:t xml:space="preserve">Instruirea introductiv-generală se face tuturor lucrătorilor care au raporturi de muncă cu unitatea fie prin angajare, fie prin detașare de la altă societate, la intrarea în unitate.</w:t>
       </w:r>
     </w:p>
     <w:p>
@@ -27228,7 +27228,7 @@
           <w:szCs w:val="20"/>
           <w:lang w:val="ro-RO"/>
         </w:rPr>
-        <w:t>instrucțiunile proprii la nivelul societății;</w:t>
+        <w:t xml:space="preserve">instrucțiunile proprii la nivelul unității;</w:t>
       </w:r>
     </w:p>
     <w:p>
@@ -27348,7 +27348,7 @@
           <w:szCs w:val="20"/>
           <w:lang w:val="ro-RO"/>
         </w:rPr>
-        <w:t>Instructajul periodic durează {{training.periodicDuration}} și va avea frecvența stabilită prin instrucțiunile proprii ale societății.</w:t>
+        <w:t xml:space="preserve">Instructajul periodic durează {{training.periodicDuration}} și va avea frecvența stabilită prin instrucțiunile proprii ale unității.</w:t>
       </w:r>
     </w:p>
     <w:p>

--- a/packages/document-engine/templates/11_employer_briefing.docx
+++ b/packages/document-engine/templates/11_employer_briefing.docx
@@ -24815,7 +24815,7 @@
           <w:szCs w:val="20"/>
           <w:lang w:val="ro-RO"/>
         </w:rPr>
-        <w:t xml:space="preserve">Astfel, lucrătorul desemnat sau serviciul extern va trebui:</w:t>
+        <w:t xml:space="preserve">Astfel, angajatorul va trebui:</w:t>
       </w:r>
     </w:p>
     <w:p>

--- a/packages/document-engine/templates/11_employer_briefing.docx
+++ b/packages/document-engine/templates/11_employer_briefing.docx
@@ -16438,17 +16438,13 @@
             </w:pPr>
             <w:r>
               <w:rPr>
-                <w:rFonts w:eastAsia="Arial" w:cs="Arial" w:ascii="Arial" w:hAnsi="Arial"/>
-                <w:b w:val="false"/>
-                <w:i w:val="false"/>
+                <w:rFonts w:ascii="Arial" w:hAnsi="Arial" w:cs="Arial" w:eastAsia="Arial"/>
                 <w:color w:val="auto"/>
-                <w:spacing w:val="0"/>
-                <w:w w:val="100"/>
-                <w:sz w:val="18"/>
-                <w:szCs w:val="18"/>
+                <w:sz w:val="20"/>
+                <w:szCs w:val="20"/>
                 <w:lang w:val="ro-RO"/>
               </w:rPr>
-              <w:t>Cerințele minime pentru asigurarea securității și sănătății lucrătorilor din industria extractivă de suprafață și subteran</w:t>
+              <w:t xml:space="preserve">Cerințele minime pentru asigurarea securității și sănătății lucrătorilor din industria extractivă de suprafață sau subteran</w:t>
             </w:r>
           </w:p>
         </w:tc>
@@ -16720,17 +16716,13 @@
             </w:pPr>
             <w:r>
               <w:rPr>
-                <w:rFonts w:eastAsia="Arial" w:cs="Arial" w:ascii="Arial" w:hAnsi="Arial"/>
-                <w:b w:val="false"/>
-                <w:i w:val="false"/>
+                <w:rFonts w:ascii="Arial" w:hAnsi="Arial" w:cs="Arial" w:eastAsia="Arial"/>
                 <w:color w:val="auto"/>
-                <w:spacing w:val="0"/>
-                <w:w w:val="100"/>
-                <w:sz w:val="18"/>
-                <w:szCs w:val="18"/>
+                <w:sz w:val="20"/>
+                <w:szCs w:val="20"/>
                 <w:lang w:val="ro-RO"/>
               </w:rPr>
-              <w:t>Cerințele minime pentru îmbunătățirea securității și protecției sănătății lucrătorilor care pot fi expuși riscului datorat atmosferelor explozive</w:t>
+              <w:t xml:space="preserve">Cerințele minime pentru îmbunătățirea securității și protecția sănătății lucrătorilor care pot fi expuși unui potențial risc datorat atmosferelor explozive</w:t>
             </w:r>
           </w:p>
         </w:tc>
@@ -16861,17 +16853,13 @@
             </w:pPr>
             <w:r>
               <w:rPr>
-                <w:rFonts w:eastAsia="Arial" w:cs="Arial" w:ascii="Arial" w:hAnsi="Arial"/>
-                <w:b w:val="false"/>
-                <w:i w:val="false"/>
+                <w:rFonts w:ascii="Arial" w:hAnsi="Arial" w:cs="Arial" w:eastAsia="Arial"/>
                 <w:color w:val="auto"/>
-                <w:spacing w:val="0"/>
-                <w:w w:val="100"/>
-                <w:sz w:val="18"/>
-                <w:szCs w:val="18"/>
+                <w:sz w:val="20"/>
+                <w:szCs w:val="20"/>
                 <w:lang w:val="ro-RO"/>
               </w:rPr>
-              <w:t>Cerințele de securitate și sănătate pentru locul de muncă</w:t>
+              <w:t xml:space="preserve">Cerințele minime de securitate și sănătate pentru locul de muncă</w:t>
             </w:r>
           </w:p>
         </w:tc>
@@ -17143,17 +17131,13 @@
             </w:pPr>
             <w:r>
               <w:rPr>
-                <w:rFonts w:eastAsia="Arial" w:cs="Arial" w:ascii="Arial" w:hAnsi="Arial"/>
-                <w:b w:val="false"/>
-                <w:i w:val="false"/>
+                <w:rFonts w:ascii="Arial" w:hAnsi="Arial" w:cs="Arial" w:eastAsia="Arial"/>
                 <w:color w:val="auto"/>
-                <w:spacing w:val="0"/>
-                <w:w w:val="100"/>
-                <w:sz w:val="18"/>
-                <w:szCs w:val="18"/>
+                <w:sz w:val="20"/>
+                <w:szCs w:val="20"/>
                 <w:lang w:val="ro-RO"/>
               </w:rPr>
-              <w:t>Cerințele minime de securitate și sănătate pentru protecția lucrătorilor împotriva riscurilor legate de expunerea la agenți cancerigeni sau mutageni în muncă</w:t>
+              <w:t xml:space="preserve">Cerințele minime de securitate și sănătate pentru protecția lucrătorilor împotriva riscurilor legate de expunerea la locul de muncă la agenți cancerigeni sau mutageni ori la substanțe toxice pentru reproducere</w:t>
             </w:r>
           </w:p>
         </w:tc>
@@ -17238,17 +17222,13 @@
             </w:pPr>
             <w:r>
               <w:rPr>
-                <w:rFonts w:eastAsia="Arial" w:cs="Arial" w:ascii="Arial" w:hAnsi="Arial"/>
-                <w:b w:val="false"/>
-                <w:i w:val="false"/>
+                <w:rFonts w:ascii="Arial" w:hAnsi="Arial" w:cs="Arial" w:eastAsia="Arial"/>
                 <w:color w:val="auto"/>
-                <w:spacing w:val="0"/>
-                <w:w w:val="100"/>
-                <w:sz w:val="18"/>
-                <w:szCs w:val="18"/>
+                <w:sz w:val="20"/>
+                <w:szCs w:val="20"/>
                 <w:lang w:val="ro-RO"/>
               </w:rPr>
-              <w:t>H.G. 1136/ 2006</w:t>
+              <w:t xml:space="preserve">H.G. 520/ 2016</w:t>
             </w:r>
           </w:p>
         </w:tc>
@@ -17284,17 +17264,13 @@
             </w:pPr>
             <w:r>
               <w:rPr>
-                <w:rFonts w:eastAsia="Arial" w:cs="Arial" w:ascii="Arial" w:hAnsi="Arial"/>
-                <w:b w:val="false"/>
-                <w:i w:val="false"/>
+                <w:rFonts w:ascii="Arial" w:hAnsi="Arial" w:cs="Arial" w:eastAsia="Arial"/>
                 <w:color w:val="auto"/>
-                <w:spacing w:val="0"/>
-                <w:w w:val="100"/>
-                <w:sz w:val="18"/>
-                <w:szCs w:val="18"/>
+                <w:sz w:val="20"/>
+                <w:szCs w:val="20"/>
                 <w:lang w:val="ro-RO"/>
               </w:rPr>
-              <w:t>Cerințele minime de securitate și sănătate referitoare la expunerea lucrătorilor la riscurile generate de câmpurile electromagnetice</w:t>
+              <w:t xml:space="preserve">Cerințele minime de securitate și sănătate referitoare la expunerea lucrătorilor la riscuri generate de câmpuri electromagnetice</w:t>
             </w:r>
           </w:p>
         </w:tc>
@@ -17566,17 +17542,13 @@
             </w:pPr>
             <w:r>
               <w:rPr>
-                <w:rFonts w:eastAsia="Arial" w:cs="Arial" w:ascii="Arial" w:hAnsi="Arial"/>
-                <w:b w:val="false"/>
-                <w:i w:val="false"/>
+                <w:rFonts w:ascii="Arial" w:hAnsi="Arial" w:cs="Arial" w:eastAsia="Arial"/>
                 <w:color w:val="auto"/>
-                <w:spacing w:val="0"/>
-                <w:w w:val="100"/>
-                <w:sz w:val="18"/>
-                <w:szCs w:val="18"/>
+                <w:sz w:val="20"/>
+                <w:szCs w:val="20"/>
                 <w:lang w:val="ro-RO"/>
               </w:rPr>
-              <w:t>Cerințele minime de securitate și sănătate pentru asigurarea protecției lucrătorilor împotriva riscurilor legate de expunerea la agenți chimici în muncă</w:t>
+              <w:t xml:space="preserve">Cerințele minime de securitate și sănătate în muncă pentru asigurarea protecției lucrătorilor împotriva riscurilor legate de prezența agenților chimici</w:t>
             </w:r>
           </w:p>
         </w:tc>
@@ -21568,15 +21540,13 @@
       </w:pPr>
       <w:r>
         <w:rPr>
-          <w:rFonts w:eastAsia="Arial" w:cs="Arial" w:ascii="Arial" w:hAnsi="Arial"/>
-          <w:color w:val="auto"/>
-          <w:spacing w:val="0"/>
-          <w:w w:val="100"/>
-          <w:sz w:val="20"/>
-          <w:szCs w:val="20"/>
-          <w:lang w:val="ro-RO"/>
-        </w:rPr>
-        <w:t xml:space="preserve">Fiecare lucrător/ persoana care observă un incendiu are obligația să anunțe prin orice mijloc serviciile de urgență, poliția și să ia măsuri, după posibilitățile sale, pentru limitarea și stingerea incendiului.</w:t>
+          <w:rFonts w:ascii="Arial" w:hAnsi="Arial" w:cs="Arial" w:eastAsia="Arial"/>
+          <w:color w:val="auto"/>
+          <w:sz w:val="20"/>
+          <w:szCs w:val="20"/>
+          <w:lang w:val="ro-RO"/>
+        </w:rPr>
+        <w:t xml:space="preserve">Persoana care observă un incendiu are obligația să anunțe prin orice mijloc serviciile de urgență, primarul sau poliția și să ia măsuri, după posibilitățile sale, pentru limitarea și stingerea incendiului.</w:t>
       </w:r>
     </w:p>
     <w:p>
@@ -27340,15 +27310,13 @@
       </w:pPr>
       <w:r>
         <w:rPr>
-          <w:rFonts w:eastAsia="Arial" w:cs="Arial" w:ascii="Arial" w:hAnsi="Arial"/>
-          <w:color w:val="auto"/>
-          <w:spacing w:val="0"/>
-          <w:w w:val="100"/>
-          <w:sz w:val="20"/>
-          <w:szCs w:val="20"/>
-          <w:lang w:val="ro-RO"/>
-        </w:rPr>
-        <w:t xml:space="preserve">Instructajul periodic durează {{training.periodicDuration}} și va avea frecvența stabilită prin instrucțiunile proprii ale unității.</w:t>
+          <w:rFonts w:ascii="Arial" w:hAnsi="Arial" w:cs="Arial" w:eastAsia="Arial"/>
+          <w:color w:val="auto"/>
+          <w:sz w:val="20"/>
+          <w:szCs w:val="20"/>
+          <w:lang w:val="ro-RO"/>
+        </w:rPr>
+        <w:t xml:space="preserve">Instruirea periodică durează {{training.periodicDuration}} și are periodicitatea stabilită prin programul de instruire-testare și prin instrucțiunile proprii ale unității.</w:t>
       </w:r>
     </w:p>
     <w:p>
@@ -27442,15 +27410,13 @@
       </w:pPr>
       <w:r>
         <w:rPr>
-          <w:rFonts w:eastAsia="Arial" w:cs="Arial" w:ascii="Arial" w:hAnsi="Arial"/>
-          <w:color w:val="auto"/>
-          <w:spacing w:val="0"/>
-          <w:w w:val="100"/>
-          <w:sz w:val="20"/>
-          <w:szCs w:val="20"/>
-          <w:lang w:val="ro-RO"/>
-        </w:rPr>
-        <w:t xml:space="preserve">Angajatorul sau persoana desemnată de acesta are obligația de întocmire a tematicilor anuale de instruire a lucrătorilor și instruirea acestora în domeniul prevenirii și stingerii incendiilor conform Dispoziției MAI privind instruirea salariaților în domeniul situațiilor de urgență.</w:t>
+          <w:rFonts w:ascii="Arial" w:hAnsi="Arial" w:cs="Arial" w:eastAsia="Arial"/>
+          <w:color w:val="auto"/>
+          <w:sz w:val="20"/>
+          <w:szCs w:val="20"/>
+          <w:lang w:val="ro-RO"/>
+        </w:rPr>
+        <w:t xml:space="preserve">Angajatorul sau persoana desemnată de acesta are obligația de a întocmi tematicile anuale de instruire și de a efectua instructajele lucrătorilor în domeniul situațiilor de urgență, potrivit Dispozițiilor generale privind instruirea salariaților în domeniul situațiilor de urgență, aprobate prin O.M.A.I. 712/ 2005.</w:t>
       </w:r>
     </w:p>
     <w:p>

--- a/packages/document-engine/templates/11_employer_briefing.docx
+++ b/packages/document-engine/templates/11_employer_briefing.docx
@@ -882,7 +882,7 @@
           <w:szCs w:val="20"/>
           <w:lang w:val="ro-RO"/>
         </w:rPr>
-        <w:t xml:space="preserve">Regulament intern privind controlul propriu privind respectarea prevederilor legale, a dispozițiilor, instrucțiunilor și reglementărilor interne în domeniul securității și sănătății în muncă (cod R.I.C.P. SSM)</w:t>
+        <w:t xml:space="preserve">Regulament intern privind controlul propriu al respectării prevederilor legale, a dispozițiilor, instrucțiunilor și reglementărilor interne în domeniul securității și sănătății în muncă (cod R.I.C.P. SSM)</w:t>
       </w:r>
     </w:p>
     <w:p>
@@ -1570,7 +1570,7 @@
           <w:szCs w:val="20"/>
           <w:lang w:val="ro-RO"/>
         </w:rPr>
-        <w:t xml:space="preserve">(Legea 319/ 2006, Art. 6, alin. (1), (2), (3)) </w:t>
+        <w:t xml:space="preserve">(Legea 319/ 2006, Art. 6 alin. (1), (2), (3)) </w:t>
       </w:r>
       <w:r>
         <w:rPr>
@@ -2262,28 +2262,24 @@
       </w:pPr>
       <w:r>
         <w:rPr>
-          <w:rFonts w:eastAsia="Arial" w:cs="Arial" w:ascii="Arial" w:hAnsi="Arial"/>
+          <w:rFonts w:ascii="Arial" w:hAnsi="Arial" w:cs="Arial" w:eastAsia="Arial"/>
           <w:b/>
           <w:color w:val="auto"/>
-          <w:spacing w:val="0"/>
-          <w:w w:val="100"/>
-          <w:sz w:val="20"/>
-          <w:szCs w:val="20"/>
-          <w:lang w:val="ro-RO"/>
-        </w:rPr>
-        <w:t>(4)</w:t>
-      </w:r>
-      <w:r>
-        <w:rPr>
-          <w:rFonts w:eastAsia="Arial" w:cs="Arial" w:ascii="Arial" w:hAnsi="Arial"/>
-          <w:color w:val="auto"/>
-          <w:spacing w:val="0"/>
-          <w:w w:val="100"/>
-          <w:sz w:val="20"/>
-          <w:szCs w:val="20"/>
-          <w:lang w:val="ro-RO"/>
-        </w:rPr>
-        <w:t xml:space="preserve"> Fără a aduce atingere altor prevederi ale Legii 319/ 2006, ținând seama de natura activităților din întreprindere și/ sau unitate, angajatorul are obligația:</w:t>
+          <w:sz w:val="20"/>
+          <w:szCs w:val="20"/>
+          <w:lang w:val="ro-RO"/>
+        </w:rPr>
+        <w:t xml:space="preserve">(4) </w:t>
+      </w:r>
+      <w:r>
+        <w:rPr>
+          <w:rFonts w:ascii="Arial" w:hAnsi="Arial" w:cs="Arial" w:eastAsia="Arial"/>
+          <w:color w:val="auto"/>
+          <w:sz w:val="20"/>
+          <w:szCs w:val="20"/>
+          <w:lang w:val="ro-RO"/>
+        </w:rPr>
+        <w:t xml:space="preserve">Fără a aduce atingere altor prevederi ale prezentei legi, ținând seama de natura activităților din întreprindere și/ sau unitate, angajatorul are obligația:</w:t>
       </w:r>
     </w:p>
     <w:p>
@@ -3050,7 +3046,7 @@
           <w:szCs w:val="20"/>
           <w:lang w:val="ro-RO"/>
         </w:rPr>
-        <w:t>să țină evidența accidentelor de muncă ce au ca urmare o incapacitate de muncă mai mare de 3 zile de lucru, a accidentelor ușoare, a bolilor profesionale, a incidentelor periculoase, precum și a accidentelor de muncă, astfel cum sunt definite la art. 5, lit. g) din Legea 319/ 2006</w:t>
+        <w:t>să țină evidența accidentelor de muncă ce au ca urmare o incapacitate de muncă mai mare de 3 zile de lucru, a accidentelor ușoare, a bolilor profesionale, a incidentelor periculoase, precum și a accidentelor de muncă, astfel cum sunt definite la art. 5 lit. g) din Legea 319/ 2006</w:t>
       </w:r>
       <w:r>
         <w:rPr>
@@ -3478,7 +3474,7 @@
           <w:szCs w:val="20"/>
           <w:lang w:val="ro-RO"/>
         </w:rPr>
-        <w:t xml:space="preserve">să țină evidența zonelor cu risc ridicat și specific prevăzute la art. 7, alin. (4), lit. e) din Legea 319/ 2006;</w:t>
+        <w:t xml:space="preserve">să țină evidența zonelor cu risc ridicat și specific prevăzute la art. 7 alin. (4), lit. e) din Legea 319/ 2006;</w:t>
       </w:r>
     </w:p>
     <w:p>
@@ -5765,7 +5761,7 @@
           <w:szCs w:val="20"/>
           <w:lang w:val="ro-RO"/>
         </w:rPr>
-        <w:t xml:space="preserve"> Obligațiile prevăzute la art. 23, alin. (1) din Legea 319/ 2006 se aplică, după caz, și celorlalți participanți la procesul de muncă, potrivit activităților pe care aceștia le desfășoară.</w:t>
+        <w:t xml:space="preserve"> Obligațiile prevăzute la art. 23 alin. (1) din Legea 319/ 2006 se aplică, după caz, și celorlalți participanți la procesul de muncă, potrivit activităților pe care aceștia le desfășoară.</w:t>
       </w:r>
     </w:p>
     <w:p>
@@ -8197,7 +8193,7 @@
           <w:szCs w:val="20"/>
           <w:lang w:val="ro-RO"/>
         </w:rPr>
-        <w:t>(Preluare din Legea 319/ 2006, Art. 5, lit. d)</w:t>
+        <w:t>(Preluare din Legea 319/ 2006, Art. 5 lit. d)</w:t>
       </w:r>
       <w:r>
         <w:rPr>
@@ -8769,7 +8765,7 @@
           <w:szCs w:val="20"/>
           <w:lang w:val="ro-RO"/>
         </w:rPr>
-        <w:t xml:space="preserve">Având în vedere prevederile Legii 319/ 2006, Art. 7, alin. (1), lit. c), Art. 13, lit. e), H.G. 1425/ 2006 Art. 15, alin. (1), punctul 3, Art. 92, s-au întocmit instrucțiunile proprii privind instruirea lucrătorilor</w:t>
+        <w:t xml:space="preserve">Având în vedere prevederile Legii 319/ 2006, Art. 7 alin. (1), lit. c), Art. 13 lit. e), H.G. 1425/ 2006 Art. 15 alin. (1), punctul 3, Art. 92, s-au întocmit instrucțiunile proprii privind instruirea lucrătorilor</w:t>
       </w:r>
       <w:r>
         <w:rPr>
@@ -8818,6 +8814,528 @@
       </w:pPr>
       <w:r>
         <w:rPr>
+          <w:rFonts w:ascii="Arial" w:hAnsi="Arial" w:cs="Arial" w:eastAsia="Arial"/>
+          <w:color w:val="auto"/>
+          <w:sz w:val="20"/>
+          <w:szCs w:val="20"/>
+          <w:lang w:val="ro-RO"/>
+        </w:rPr>
+        <w:t xml:space="preserve">(Preluare din Legea 319/ 2006 – Art. 20 alin. (1), (2) și (4)) (1) Angajatorul trebuie să asigure condiții pentru ca fiecare lucrător să primească o instruire suficientă și adecvată în domeniul securității și sănătății în muncă, în special sub formă de informații și instrucțiuni de lucru, specifice locului de muncă și postului său:</w:t>
+      </w:r>
+    </w:p>
+    <w:p>
+      <w:pPr>
+        <w:pStyle w:val="Normal"/>
+        <w:widowControl/>
+        <w:numPr>
+          <w:ilvl w:val="1"/>
+          <w:numId w:val="9"/>
+        </w:numPr>
+        <w:spacing w:before="0" w:after="40"/>
+        <w:jc w:val="left"/>
+        <w:rPr>
+          <w:rFonts w:ascii="Arial" w:hAnsi="Arial" w:cs="Arial"/>
+          <w:sz w:val="18"/>
+          <w:szCs w:val="18"/>
+          <w:lang w:val="es-ES_tradnl"/>
+        </w:rPr>
+      </w:pPr>
+      <w:r>
+        <w:rPr>
+          <w:rFonts w:eastAsia="Arial" w:cs="Arial" w:ascii="Arial" w:hAnsi="Arial"/>
+          <w:color w:val="auto"/>
+          <w:spacing w:val="0"/>
+          <w:w w:val="100"/>
+          <w:sz w:val="20"/>
+          <w:szCs w:val="20"/>
+          <w:lang w:val="ro-RO"/>
+        </w:rPr>
+        <w:t>la angajare;</w:t>
+      </w:r>
+    </w:p>
+    <w:p>
+      <w:pPr>
+        <w:pStyle w:val="Normal"/>
+        <w:widowControl/>
+        <w:numPr>
+          <w:ilvl w:val="1"/>
+          <w:numId w:val="9"/>
+        </w:numPr>
+        <w:spacing w:before="0" w:after="40"/>
+        <w:jc w:val="left"/>
+        <w:rPr>
+          <w:rFonts w:ascii="Arial" w:hAnsi="Arial" w:cs="Arial"/>
+          <w:sz w:val="18"/>
+          <w:szCs w:val="18"/>
+          <w:lang w:val="es-ES_tradnl"/>
+        </w:rPr>
+      </w:pPr>
+      <w:r>
+        <w:rPr>
+          <w:rFonts w:eastAsia="Arial" w:cs="Arial" w:ascii="Arial" w:hAnsi="Arial"/>
+          <w:color w:val="auto"/>
+          <w:spacing w:val="0"/>
+          <w:w w:val="100"/>
+          <w:sz w:val="20"/>
+          <w:szCs w:val="20"/>
+          <w:lang w:val="ro-RO"/>
+        </w:rPr>
+        <w:t>la schimbarea locului de muncă sau la transfer;</w:t>
+      </w:r>
+    </w:p>
+    <w:p>
+      <w:pPr>
+        <w:pStyle w:val="Normal"/>
+        <w:widowControl/>
+        <w:numPr>
+          <w:ilvl w:val="1"/>
+          <w:numId w:val="9"/>
+        </w:numPr>
+        <w:spacing w:before="0" w:after="40"/>
+        <w:jc w:val="left"/>
+        <w:rPr>
+          <w:rFonts w:ascii="Arial" w:hAnsi="Arial" w:cs="Arial"/>
+          <w:sz w:val="18"/>
+          <w:szCs w:val="18"/>
+          <w:lang w:val="es-ES_tradnl"/>
+        </w:rPr>
+      </w:pPr>
+      <w:r>
+        <w:rPr>
+          <w:rFonts w:eastAsia="Arial" w:cs="Arial" w:ascii="Arial" w:hAnsi="Arial"/>
+          <w:color w:val="auto"/>
+          <w:spacing w:val="0"/>
+          <w:w w:val="100"/>
+          <w:sz w:val="20"/>
+          <w:szCs w:val="20"/>
+          <w:lang w:val="ro-RO"/>
+        </w:rPr>
+        <w:t>la introducerea unui nou echipament de muncă sau a unor modificări ale echipamentului existent;</w:t>
+      </w:r>
+    </w:p>
+    <w:p>
+      <w:pPr>
+        <w:pStyle w:val="Normal"/>
+        <w:widowControl/>
+        <w:numPr>
+          <w:ilvl w:val="1"/>
+          <w:numId w:val="9"/>
+        </w:numPr>
+        <w:spacing w:before="0" w:after="40"/>
+        <w:jc w:val="left"/>
+        <w:rPr>
+          <w:rFonts w:ascii="Arial" w:hAnsi="Arial" w:cs="Arial"/>
+          <w:sz w:val="18"/>
+          <w:szCs w:val="18"/>
+          <w:lang w:val="it-IT"/>
+        </w:rPr>
+      </w:pPr>
+      <w:r>
+        <w:rPr>
+          <w:rFonts w:eastAsia="Arial" w:cs="Arial" w:ascii="Arial" w:hAnsi="Arial"/>
+          <w:color w:val="auto"/>
+          <w:spacing w:val="0"/>
+          <w:w w:val="100"/>
+          <w:sz w:val="20"/>
+          <w:szCs w:val="20"/>
+          <w:lang w:val="ro-RO"/>
+        </w:rPr>
+        <w:t>la introducerea oricărei noi tehnologii sau proceduri de lucru;</w:t>
+      </w:r>
+    </w:p>
+    <w:p>
+      <w:pPr>
+        <w:pStyle w:val="Normal"/>
+        <w:widowControl/>
+        <w:numPr>
+          <w:ilvl w:val="1"/>
+          <w:numId w:val="9"/>
+        </w:numPr>
+        <w:spacing w:before="0" w:after="120"/>
+        <w:jc w:val="left"/>
+        <w:rPr>
+          <w:rFonts w:ascii="Arial" w:hAnsi="Arial" w:cs="Arial"/>
+          <w:sz w:val="18"/>
+          <w:szCs w:val="18"/>
+          <w:lang w:val="it-IT"/>
+        </w:rPr>
+      </w:pPr>
+      <w:r>
+        <w:rPr>
+          <w:rFonts w:eastAsia="Arial" w:cs="Arial" w:ascii="Arial" w:hAnsi="Arial"/>
+          <w:color w:val="auto"/>
+          <w:spacing w:val="0"/>
+          <w:w w:val="100"/>
+          <w:sz w:val="20"/>
+          <w:szCs w:val="20"/>
+          <w:lang w:val="ro-RO"/>
+        </w:rPr>
+        <w:t>la executarea unor lucrări speciale.</w:t>
+      </w:r>
+    </w:p>
+    <w:p>
+      <w:pPr>
+        <w:pStyle w:val="Normal"/>
+        <w:keepNext/>
+        <w:widowControl/>
+        <w:spacing w:before="0" w:after="60"/>
+        <w:ind w:hanging="0"/>
+        <w:jc w:val="left"/>
+        <w:rPr>
+          <w:rFonts w:ascii="Arial" w:hAnsi="Arial" w:cs="Arial"/>
+          <w:sz w:val="18"/>
+          <w:szCs w:val="18"/>
+          <w:lang w:val="it-IT"/>
+        </w:rPr>
+      </w:pPr>
+      <w:r>
+        <w:rPr>
+          <w:rFonts w:ascii="Arial" w:hAnsi="Arial" w:cs="Arial" w:eastAsia="Arial"/>
+          <w:b/>
+          <w:color w:val="auto"/>
+          <w:sz w:val="20"/>
+          <w:szCs w:val="20"/>
+          <w:lang w:val="ro-RO"/>
+        </w:rPr>
+        <w:t xml:space="preserve">(2) </w:t>
+      </w:r>
+      <w:r>
+        <w:rPr>
+          <w:rFonts w:ascii="Arial" w:hAnsi="Arial" w:cs="Arial" w:eastAsia="Arial"/>
+          <w:color w:val="auto"/>
+          <w:sz w:val="20"/>
+          <w:szCs w:val="20"/>
+          <w:lang w:val="ro-RO"/>
+        </w:rPr>
+        <w:t xml:space="preserve">Instruirea prevăzută la alin. (1) trebuie să fie:</w:t>
+      </w:r>
+    </w:p>
+    <w:p>
+      <w:pPr>
+        <w:pStyle w:val="Normal"/>
+        <w:widowControl/>
+        <w:numPr>
+          <w:ilvl w:val="0"/>
+          <w:numId w:val="42"/>
+        </w:numPr>
+        <w:spacing w:before="0" w:after="40"/>
+        <w:jc w:val="left"/>
+        <w:rPr>
+          <w:rFonts w:ascii="Arial" w:hAnsi="Arial" w:cs="Arial"/>
+          <w:sz w:val="18"/>
+          <w:szCs w:val="18"/>
+          <w:lang w:val="it-IT"/>
+        </w:rPr>
+      </w:pPr>
+      <w:r>
+        <w:rPr>
+          <w:rFonts w:eastAsia="Arial" w:cs="Arial" w:ascii="Arial" w:hAnsi="Arial"/>
+          <w:color w:val="auto"/>
+          <w:spacing w:val="0"/>
+          <w:w w:val="100"/>
+          <w:sz w:val="20"/>
+          <w:szCs w:val="20"/>
+          <w:lang w:val="ro-RO"/>
+        </w:rPr>
+        <w:t>adaptată evoluției riscurilor sau apariției unor noi riscuri;</w:t>
+      </w:r>
+    </w:p>
+    <w:p>
+      <w:pPr>
+        <w:pStyle w:val="Normal"/>
+        <w:widowControl/>
+        <w:numPr>
+          <w:ilvl w:val="0"/>
+          <w:numId w:val="42"/>
+        </w:numPr>
+        <w:spacing w:before="0" w:after="120"/>
+        <w:jc w:val="left"/>
+        <w:rPr>
+          <w:rFonts w:ascii="Arial" w:hAnsi="Arial" w:cs="Arial"/>
+          <w:sz w:val="18"/>
+          <w:szCs w:val="18"/>
+          <w:lang w:val="it-IT"/>
+        </w:rPr>
+      </w:pPr>
+      <w:r>
+        <w:rPr>
+          <w:rFonts w:eastAsia="Arial" w:cs="Arial" w:ascii="Arial" w:hAnsi="Arial"/>
+          <w:color w:val="auto"/>
+          <w:spacing w:val="0"/>
+          <w:w w:val="100"/>
+          <w:sz w:val="20"/>
+          <w:szCs w:val="20"/>
+          <w:lang w:val="ro-RO"/>
+        </w:rPr>
+        <w:t>periodică și ori de câte ori este necesar.</w:t>
+      </w:r>
+    </w:p>
+    <w:p>
+      <w:pPr>
+        <w:pStyle w:val="Normal"/>
+        <w:widowControl/>
+        <w:spacing w:before="0" w:after="120"/>
+        <w:ind w:hanging="0"/>
+        <w:jc w:val="left"/>
+        <w:rPr>
+          <w:rFonts w:ascii="Arial" w:hAnsi="Arial" w:cs="Arial"/>
+          <w:sz w:val="18"/>
+          <w:szCs w:val="18"/>
+          <w:lang w:val="it-IT"/>
+        </w:rPr>
+      </w:pPr>
+      <w:r>
+        <w:rPr>
+          <w:rFonts w:ascii="Arial" w:hAnsi="Arial" w:cs="Arial" w:eastAsia="Arial"/>
+          <w:b/>
+          <w:color w:val="auto"/>
+          <w:sz w:val="20"/>
+          <w:szCs w:val="20"/>
+          <w:lang w:val="ro-RO"/>
+        </w:rPr>
+        <w:t xml:space="preserve">(4) </w:t>
+      </w:r>
+      <w:r>
+        <w:rPr>
+          <w:rFonts w:ascii="Arial" w:hAnsi="Arial" w:cs="Arial" w:eastAsia="Arial"/>
+          <w:color w:val="auto"/>
+          <w:sz w:val="20"/>
+          <w:szCs w:val="20"/>
+          <w:lang w:val="ro-RO"/>
+        </w:rPr>
+        <w:t xml:space="preserve">Reprezentanții lucrătorilor cu răspunderi specifice în domeniul securității și sănătății în muncă au dreptul la instruire corespunzătoare.</w:t>
+      </w:r>
+    </w:p>
+    <w:p>
+      <w:pPr>
+        <w:pStyle w:val="Heading1"/>
+        <w:widowControl/>
+        <w:numPr>
+          <w:ilvl w:val="0"/>
+          <w:numId w:val="9"/>
+        </w:numPr>
+        <w:spacing w:before="120" w:after="60"/>
+        <w:jc w:val="left"/>
+        <w:rPr>
+          <w:b w:val="false"/>
+          <w:sz w:val="18"/>
+          <w:szCs w:val="18"/>
+          <w:lang w:val="ro-RO"/>
+        </w:rPr>
+      </w:pPr>
+      <w:r>
+        <w:rPr>
+          <w:rFonts w:ascii="Arial" w:hAnsi="Arial" w:cs="Arial" w:eastAsia="Arial"/>
+          <w:color w:val="auto"/>
+          <w:sz w:val="20"/>
+          <w:szCs w:val="20"/>
+          <w:lang w:val="ro-RO"/>
+        </w:rPr>
+        <w:t xml:space="preserve">(Preluare din Legea 319/ 2006 – Art. 21) (1) Instruirea prevăzută la art. 20 alin. (1), (2) și (4) din Legea 319/ 2006 nu poate fi realizată pe cheltuiala lucrătorilor și/ sau a reprezentanților acestora.</w:t>
+      </w:r>
+    </w:p>
+    <w:p>
+      <w:pPr>
+        <w:pStyle w:val="Normal"/>
+        <w:widowControl/>
+        <w:spacing w:before="0" w:after="120"/>
+        <w:ind w:hanging="0"/>
+        <w:jc w:val="left"/>
+        <w:rPr>
+          <w:rFonts w:ascii="Arial" w:hAnsi="Arial" w:cs="Arial"/>
+          <w:sz w:val="18"/>
+          <w:szCs w:val="18"/>
+          <w:lang w:val="ro-RO"/>
+        </w:rPr>
+      </w:pPr>
+      <w:r>
+        <w:rPr>
+          <w:rFonts w:ascii="Arial" w:hAnsi="Arial" w:cs="Arial" w:eastAsia="Arial"/>
+          <w:b/>
+          <w:color w:val="auto"/>
+          <w:sz w:val="20"/>
+          <w:szCs w:val="20"/>
+          <w:lang w:val="ro-RO"/>
+        </w:rPr>
+        <w:t xml:space="preserve">(2) </w:t>
+      </w:r>
+      <w:r>
+        <w:rPr>
+          <w:rFonts w:ascii="Arial" w:hAnsi="Arial" w:cs="Arial" w:eastAsia="Arial"/>
+          <w:color w:val="auto"/>
+          <w:sz w:val="20"/>
+          <w:szCs w:val="20"/>
+          <w:lang w:val="ro-RO"/>
+        </w:rPr>
+        <w:t xml:space="preserve">Instruirea prevăzută la art. 20 alin. (1) și (2) din Legea 319/ 2006 trebuie să se realizeze în timpul programului de lucru.</w:t>
+      </w:r>
+    </w:p>
+    <w:p>
+      <w:pPr>
+        <w:pStyle w:val="Normal"/>
+        <w:widowControl/>
+        <w:spacing w:before="0" w:after="120"/>
+        <w:ind w:hanging="0"/>
+        <w:jc w:val="left"/>
+        <w:rPr>
+          <w:rFonts w:ascii="Arial" w:hAnsi="Arial" w:cs="Arial"/>
+          <w:sz w:val="18"/>
+          <w:szCs w:val="18"/>
+          <w:lang w:val="ro-RO"/>
+        </w:rPr>
+      </w:pPr>
+      <w:r>
+        <w:rPr>
+          <w:rFonts w:eastAsia="Arial" w:cs="Arial" w:ascii="Arial" w:hAnsi="Arial"/>
+          <w:b/>
+          <w:color w:val="auto"/>
+          <w:spacing w:val="0"/>
+          <w:w w:val="100"/>
+          <w:sz w:val="20"/>
+          <w:szCs w:val="20"/>
+          <w:lang w:val="ro-RO"/>
+        </w:rPr>
+        <w:t>(3)</w:t>
+      </w:r>
+      <w:r>
+        <w:rPr>
+          <w:rFonts w:eastAsia="Arial" w:cs="Arial" w:ascii="Arial" w:hAnsi="Arial"/>
+          <w:color w:val="auto"/>
+          <w:spacing w:val="0"/>
+          <w:w w:val="100"/>
+          <w:sz w:val="20"/>
+          <w:szCs w:val="20"/>
+          <w:lang w:val="ro-RO"/>
+        </w:rPr>
+        <w:t xml:space="preserve"> Instruirea prevăzută la art. 20 alin. (4) din Legea 319/ 2006 trebuie să se efectueze în timpul programului de lucru, fie în interiorul, fie în afara întreprinderii și/ sau unității, fie online.</w:t>
+      </w:r>
+    </w:p>
+    <w:p>
+      <w:pPr>
+        <w:pStyle w:val="Normal"/>
+        <w:widowControl/>
+        <w:spacing w:before="0" w:after="120"/>
+        <w:ind w:hanging="0"/>
+        <w:jc w:val="left"/>
+        <w:rPr>
+          <w:rFonts w:ascii="Arial" w:hAnsi="Arial" w:cs="Arial"/>
+          <w:sz w:val="18"/>
+          <w:szCs w:val="18"/>
+          <w:lang w:val="ro-RO"/>
+        </w:rPr>
+      </w:pPr>
+      <w:r>
+        <w:rPr>
+          <w:rFonts w:eastAsia="Arial" w:cs="Arial" w:ascii="Arial" w:hAnsi="Arial"/>
+          <w:b/>
+          <w:color w:val="auto"/>
+          <w:spacing w:val="0"/>
+          <w:w w:val="100"/>
+          <w:sz w:val="20"/>
+          <w:szCs w:val="20"/>
+          <w:lang w:val="ro-RO"/>
+        </w:rPr>
+        <w:t xml:space="preserve">(4)</w:t>
+      </w:r>
+      <w:r>
+        <w:rPr>
+          <w:rFonts w:eastAsia="Arial" w:cs="Arial" w:ascii="Arial" w:hAnsi="Arial"/>
+          <w:b/>
+          <w:color w:val="auto"/>
+          <w:spacing w:val="0"/>
+          <w:w w:val="100"/>
+          <w:sz w:val="20"/>
+          <w:szCs w:val="20"/>
+          <w:lang w:val="ro-RO"/>
+        </w:rPr>
+        <w:t xml:space="preserve"> </w:t>
+      </w:r>
+      <w:r>
+        <w:rPr>
+          <w:rFonts w:eastAsia="Arial" w:cs="Arial" w:ascii="Arial" w:hAnsi="Arial"/>
+          <w:color w:val="auto"/>
+          <w:spacing w:val="0"/>
+          <w:w w:val="100"/>
+          <w:sz w:val="20"/>
+          <w:szCs w:val="20"/>
+          <w:lang w:val="ro-RO"/>
+        </w:rPr>
+        <w:t xml:space="preserve">Dovada instruirii prevăzută la art. 20 din Legea 319/ 2006 poate fi realizată în format electronic sau pe suport hârtie în funcție de modalitatea aleasă de către angajator, stabilită prin regulamentul intern.</w:t>
+      </w:r>
+    </w:p>
+    <w:p>
+      <w:pPr>
+        <w:pStyle w:val="Normal"/>
+        <w:widowControl/>
+        <w:spacing w:before="0" w:after="120"/>
+        <w:ind w:hanging="0"/>
+        <w:jc w:val="left"/>
+        <w:rPr>
+          <w:rFonts w:ascii="Arial" w:hAnsi="Arial" w:cs="Arial"/>
+          <w:sz w:val="18"/>
+          <w:szCs w:val="18"/>
+          <w:lang w:val="ro-RO"/>
+        </w:rPr>
+      </w:pPr>
+      <w:r>
+        <w:rPr>
+          <w:rFonts w:eastAsia="Arial" w:cs="Arial" w:ascii="Arial" w:hAnsi="Arial"/>
+          <w:b/>
+          <w:color w:val="auto"/>
+          <w:spacing w:val="0"/>
+          <w:w w:val="100"/>
+          <w:sz w:val="20"/>
+          <w:szCs w:val="20"/>
+          <w:lang w:val="ro-RO"/>
+        </w:rPr>
+        <w:t xml:space="preserve">(5)</w:t>
+      </w:r>
+      <w:r>
+        <w:rPr>
+          <w:rFonts w:eastAsia="Arial" w:cs="Arial" w:ascii="Arial" w:hAnsi="Arial"/>
+          <w:b/>
+          <w:color w:val="auto"/>
+          <w:spacing w:val="0"/>
+          <w:w w:val="100"/>
+          <w:sz w:val="20"/>
+          <w:szCs w:val="20"/>
+          <w:lang w:val="ro-RO"/>
+        </w:rPr>
+        <w:t xml:space="preserve"> </w:t>
+      </w:r>
+      <w:r>
+        <w:rPr>
+          <w:rFonts w:eastAsia="Arial" w:cs="Arial" w:ascii="Arial" w:hAnsi="Arial"/>
+          <w:color w:val="auto"/>
+          <w:spacing w:val="0"/>
+          <w:w w:val="100"/>
+          <w:sz w:val="20"/>
+          <w:szCs w:val="20"/>
+          <w:lang w:val="ro-RO"/>
+        </w:rPr>
+        <w:t xml:space="preserve">În cazul folosirii variantei în format electronic prevăzute la alin. (4), dovada instruirii trebuie să fie semnată cu semnătură electronică, semnătură electronică avansată sau semnătură electronică calificată.</w:t>
+      </w:r>
+    </w:p>
+    <w:p>
+      <w:pPr>
+        <w:pStyle w:val="Heading1"/>
+        <w:widowControl/>
+        <w:numPr>
+          <w:ilvl w:val="0"/>
+          <w:numId w:val="9"/>
+        </w:numPr>
+        <w:spacing w:before="120" w:after="60"/>
+        <w:jc w:val="left"/>
+        <w:rPr>
+          <w:rStyle w:val="tal1"/>
+          <w:b/>
+          <w:sz w:val="18"/>
+          <w:szCs w:val="18"/>
+          <w:lang w:val="ro-RO"/>
+        </w:rPr>
+      </w:pPr>
+      <w:r>
+        <w:rPr>
           <w:rFonts w:eastAsia="Arial" w:cs="Arial" w:ascii="Arial" w:hAnsi="Arial"/>
           <w:b w:val="false"/>
           <w:i/>
@@ -8828,625 +9346,7 @@
           <w:szCs w:val="20"/>
           <w:lang w:val="ro-RO"/>
         </w:rPr>
-        <w:t xml:space="preserve">(Preluare din Legea 319/ 2006 – Art. 20, alin. (1), (2), (4))</w:t>
-      </w:r>
-      <w:r>
-        <w:rPr>
-          <w:rFonts w:eastAsia="Arial" w:cs="Arial" w:ascii="Arial" w:hAnsi="Arial"/>
-          <w:b w:val="false"/>
-          <w:color w:val="auto"/>
-          <w:spacing w:val="0"/>
-          <w:w w:val="100"/>
-          <w:sz w:val="20"/>
-          <w:szCs w:val="20"/>
-          <w:lang w:val="ro-RO"/>
-        </w:rPr>
-        <w:t xml:space="preserve"> </w:t>
-      </w:r>
-      <w:r>
-        <w:rPr>
-          <w:rFonts w:eastAsia="Arial" w:cs="Arial" w:ascii="Arial" w:hAnsi="Arial"/>
-          <w:color w:val="auto"/>
-          <w:spacing w:val="0"/>
-          <w:w w:val="100"/>
-          <w:sz w:val="20"/>
-          <w:szCs w:val="20"/>
-          <w:lang w:val="ro-RO"/>
-        </w:rPr>
-        <w:t xml:space="preserve">(1) </w:t>
-      </w:r>
-      <w:r>
-        <w:rPr>
-          <w:rFonts w:eastAsia="Arial" w:cs="Arial" w:ascii="Arial" w:hAnsi="Arial"/>
-          <w:b w:val="false"/>
-          <w:color w:val="auto"/>
-          <w:spacing w:val="0"/>
-          <w:w w:val="100"/>
-          <w:sz w:val="20"/>
-          <w:szCs w:val="20"/>
-          <w:lang w:val="ro-RO"/>
-        </w:rPr>
-        <w:t xml:space="preserve">Angajatorul va asigura toate condițiile pentru ca fiecare lucrător să primească o instruire suficientă și adecvată în domeniul securității și sănătății în muncă, în special sub formă de informații și instrucțiuni de lucru, specifice locului de muncă și postului său:</w:t>
-      </w:r>
-    </w:p>
-    <w:p>
-      <w:pPr>
-        <w:pStyle w:val="Normal"/>
-        <w:widowControl/>
-        <w:numPr>
-          <w:ilvl w:val="1"/>
-          <w:numId w:val="9"/>
-        </w:numPr>
-        <w:spacing w:before="0" w:after="40"/>
-        <w:jc w:val="left"/>
-        <w:rPr>
-          <w:rFonts w:ascii="Arial" w:hAnsi="Arial" w:cs="Arial"/>
-          <w:sz w:val="18"/>
-          <w:szCs w:val="18"/>
-          <w:lang w:val="es-ES_tradnl"/>
-        </w:rPr>
-      </w:pPr>
-      <w:r>
-        <w:rPr>
-          <w:rFonts w:eastAsia="Arial" w:cs="Arial" w:ascii="Arial" w:hAnsi="Arial"/>
-          <w:color w:val="auto"/>
-          <w:spacing w:val="0"/>
-          <w:w w:val="100"/>
-          <w:sz w:val="20"/>
-          <w:szCs w:val="20"/>
-          <w:lang w:val="ro-RO"/>
-        </w:rPr>
-        <w:t>la angajare;</w:t>
-      </w:r>
-    </w:p>
-    <w:p>
-      <w:pPr>
-        <w:pStyle w:val="Normal"/>
-        <w:widowControl/>
-        <w:numPr>
-          <w:ilvl w:val="1"/>
-          <w:numId w:val="9"/>
-        </w:numPr>
-        <w:spacing w:before="0" w:after="40"/>
-        <w:jc w:val="left"/>
-        <w:rPr>
-          <w:rFonts w:ascii="Arial" w:hAnsi="Arial" w:cs="Arial"/>
-          <w:sz w:val="18"/>
-          <w:szCs w:val="18"/>
-          <w:lang w:val="es-ES_tradnl"/>
-        </w:rPr>
-      </w:pPr>
-      <w:r>
-        <w:rPr>
-          <w:rFonts w:eastAsia="Arial" w:cs="Arial" w:ascii="Arial" w:hAnsi="Arial"/>
-          <w:color w:val="auto"/>
-          <w:spacing w:val="0"/>
-          <w:w w:val="100"/>
-          <w:sz w:val="20"/>
-          <w:szCs w:val="20"/>
-          <w:lang w:val="ro-RO"/>
-        </w:rPr>
-        <w:t>la schimbarea locului de muncă sau la transfer;</w:t>
-      </w:r>
-    </w:p>
-    <w:p>
-      <w:pPr>
-        <w:pStyle w:val="Normal"/>
-        <w:widowControl/>
-        <w:numPr>
-          <w:ilvl w:val="1"/>
-          <w:numId w:val="9"/>
-        </w:numPr>
-        <w:spacing w:before="0" w:after="40"/>
-        <w:jc w:val="left"/>
-        <w:rPr>
-          <w:rFonts w:ascii="Arial" w:hAnsi="Arial" w:cs="Arial"/>
-          <w:sz w:val="18"/>
-          <w:szCs w:val="18"/>
-          <w:lang w:val="es-ES_tradnl"/>
-        </w:rPr>
-      </w:pPr>
-      <w:r>
-        <w:rPr>
-          <w:rFonts w:eastAsia="Arial" w:cs="Arial" w:ascii="Arial" w:hAnsi="Arial"/>
-          <w:color w:val="auto"/>
-          <w:spacing w:val="0"/>
-          <w:w w:val="100"/>
-          <w:sz w:val="20"/>
-          <w:szCs w:val="20"/>
-          <w:lang w:val="ro-RO"/>
-        </w:rPr>
-        <w:t>la introducerea unui nou echipament de muncă sau a unor modificări ale echipamentului existent;</w:t>
-      </w:r>
-    </w:p>
-    <w:p>
-      <w:pPr>
-        <w:pStyle w:val="Normal"/>
-        <w:widowControl/>
-        <w:numPr>
-          <w:ilvl w:val="1"/>
-          <w:numId w:val="9"/>
-        </w:numPr>
-        <w:spacing w:before="0" w:after="40"/>
-        <w:jc w:val="left"/>
-        <w:rPr>
-          <w:rFonts w:ascii="Arial" w:hAnsi="Arial" w:cs="Arial"/>
-          <w:sz w:val="18"/>
-          <w:szCs w:val="18"/>
-          <w:lang w:val="it-IT"/>
-        </w:rPr>
-      </w:pPr>
-      <w:r>
-        <w:rPr>
-          <w:rFonts w:eastAsia="Arial" w:cs="Arial" w:ascii="Arial" w:hAnsi="Arial"/>
-          <w:color w:val="auto"/>
-          <w:spacing w:val="0"/>
-          <w:w w:val="100"/>
-          <w:sz w:val="20"/>
-          <w:szCs w:val="20"/>
-          <w:lang w:val="ro-RO"/>
-        </w:rPr>
-        <w:t>la introducerea oricărei noi tehnologii sau proceduri de lucru;</w:t>
-      </w:r>
-    </w:p>
-    <w:p>
-      <w:pPr>
-        <w:pStyle w:val="Normal"/>
-        <w:widowControl/>
-        <w:numPr>
-          <w:ilvl w:val="1"/>
-          <w:numId w:val="9"/>
-        </w:numPr>
-        <w:spacing w:before="0" w:after="120"/>
-        <w:jc w:val="left"/>
-        <w:rPr>
-          <w:rFonts w:ascii="Arial" w:hAnsi="Arial" w:cs="Arial"/>
-          <w:sz w:val="18"/>
-          <w:szCs w:val="18"/>
-          <w:lang w:val="it-IT"/>
-        </w:rPr>
-      </w:pPr>
-      <w:r>
-        <w:rPr>
-          <w:rFonts w:eastAsia="Arial" w:cs="Arial" w:ascii="Arial" w:hAnsi="Arial"/>
-          <w:color w:val="auto"/>
-          <w:spacing w:val="0"/>
-          <w:w w:val="100"/>
-          <w:sz w:val="20"/>
-          <w:szCs w:val="20"/>
-          <w:lang w:val="ro-RO"/>
-        </w:rPr>
-        <w:t>la executarea unor lucrări speciale.</w:t>
-      </w:r>
-    </w:p>
-    <w:p>
-      <w:pPr>
-        <w:pStyle w:val="Normal"/>
-        <w:keepNext/>
-        <w:widowControl/>
-        <w:spacing w:before="0" w:after="60"/>
-        <w:ind w:hanging="0"/>
-        <w:jc w:val="left"/>
-        <w:rPr>
-          <w:rFonts w:ascii="Arial" w:hAnsi="Arial" w:cs="Arial"/>
-          <w:sz w:val="18"/>
-          <w:szCs w:val="18"/>
-          <w:lang w:val="it-IT"/>
-        </w:rPr>
-      </w:pPr>
-      <w:r>
-        <w:rPr>
-          <w:rFonts w:eastAsia="Arial" w:cs="Arial" w:ascii="Arial" w:hAnsi="Arial"/>
-          <w:b/>
-          <w:color w:val="auto"/>
-          <w:spacing w:val="0"/>
-          <w:w w:val="100"/>
-          <w:sz w:val="20"/>
-          <w:szCs w:val="20"/>
-          <w:lang w:val="ro-RO"/>
-        </w:rPr>
-        <w:t>(2)</w:t>
-      </w:r>
-      <w:r>
-        <w:rPr>
-          <w:rFonts w:eastAsia="Arial" w:cs="Arial" w:ascii="Arial" w:hAnsi="Arial"/>
-          <w:color w:val="auto"/>
-          <w:spacing w:val="0"/>
-          <w:w w:val="100"/>
-          <w:sz w:val="20"/>
-          <w:szCs w:val="20"/>
-          <w:lang w:val="ro-RO"/>
-        </w:rPr>
-        <w:t xml:space="preserve"> Instruirea lucrătorilor în domeniul securității și sănătății în muncă va fi:</w:t>
-      </w:r>
-    </w:p>
-    <w:p>
-      <w:pPr>
-        <w:pStyle w:val="Normal"/>
-        <w:widowControl/>
-        <w:numPr>
-          <w:ilvl w:val="0"/>
-          <w:numId w:val="42"/>
-        </w:numPr>
-        <w:spacing w:before="0" w:after="40"/>
-        <w:jc w:val="left"/>
-        <w:rPr>
-          <w:rFonts w:ascii="Arial" w:hAnsi="Arial" w:cs="Arial"/>
-          <w:sz w:val="18"/>
-          <w:szCs w:val="18"/>
-          <w:lang w:val="it-IT"/>
-        </w:rPr>
-      </w:pPr>
-      <w:r>
-        <w:rPr>
-          <w:rFonts w:eastAsia="Arial" w:cs="Arial" w:ascii="Arial" w:hAnsi="Arial"/>
-          <w:color w:val="auto"/>
-          <w:spacing w:val="0"/>
-          <w:w w:val="100"/>
-          <w:sz w:val="20"/>
-          <w:szCs w:val="20"/>
-          <w:lang w:val="ro-RO"/>
-        </w:rPr>
-        <w:t>adaptată evoluției riscurilor sau apariției unor noi riscuri;</w:t>
-      </w:r>
-    </w:p>
-    <w:p>
-      <w:pPr>
-        <w:pStyle w:val="Normal"/>
-        <w:widowControl/>
-        <w:numPr>
-          <w:ilvl w:val="0"/>
-          <w:numId w:val="42"/>
-        </w:numPr>
-        <w:spacing w:before="0" w:after="120"/>
-        <w:jc w:val="left"/>
-        <w:rPr>
-          <w:rFonts w:ascii="Arial" w:hAnsi="Arial" w:cs="Arial"/>
-          <w:sz w:val="18"/>
-          <w:szCs w:val="18"/>
-          <w:lang w:val="it-IT"/>
-        </w:rPr>
-      </w:pPr>
-      <w:r>
-        <w:rPr>
-          <w:rFonts w:eastAsia="Arial" w:cs="Arial" w:ascii="Arial" w:hAnsi="Arial"/>
-          <w:color w:val="auto"/>
-          <w:spacing w:val="0"/>
-          <w:w w:val="100"/>
-          <w:sz w:val="20"/>
-          <w:szCs w:val="20"/>
-          <w:lang w:val="ro-RO"/>
-        </w:rPr>
-        <w:t>periodică și ori de câte ori este necesar.</w:t>
-      </w:r>
-    </w:p>
-    <w:p>
-      <w:pPr>
-        <w:pStyle w:val="Normal"/>
-        <w:widowControl/>
-        <w:spacing w:before="0" w:after="120"/>
-        <w:ind w:hanging="0"/>
-        <w:jc w:val="left"/>
-        <w:rPr>
-          <w:rFonts w:ascii="Arial" w:hAnsi="Arial" w:cs="Arial"/>
-          <w:sz w:val="18"/>
-          <w:szCs w:val="18"/>
-          <w:lang w:val="it-IT"/>
-        </w:rPr>
-      </w:pPr>
-      <w:r>
-        <w:rPr>
-          <w:rFonts w:eastAsia="Arial" w:cs="Arial" w:ascii="Arial" w:hAnsi="Arial"/>
-          <w:b/>
-          <w:color w:val="auto"/>
-          <w:spacing w:val="0"/>
-          <w:w w:val="100"/>
-          <w:sz w:val="20"/>
-          <w:szCs w:val="20"/>
-          <w:lang w:val="ro-RO"/>
-        </w:rPr>
-        <w:t xml:space="preserve">(4)</w:t>
-      </w:r>
-      <w:r>
-        <w:rPr>
-          <w:rFonts w:eastAsia="Arial" w:cs="Arial" w:ascii="Arial" w:hAnsi="Arial"/>
-          <w:color w:val="auto"/>
-          <w:spacing w:val="0"/>
-          <w:w w:val="100"/>
-          <w:sz w:val="20"/>
-          <w:szCs w:val="20"/>
-          <w:lang w:val="ro-RO"/>
-        </w:rPr>
-        <w:t xml:space="preserve"> Reprezentanții lucrătorilor cu răspunderi specifice în domeniul securității și sănătății în muncă vor primi de asemenea o instruire corespunzătoare în domeniul securității și sănătății în muncă.</w:t>
-      </w:r>
-    </w:p>
-    <w:p>
-      <w:pPr>
-        <w:pStyle w:val="Heading1"/>
-        <w:widowControl/>
-        <w:numPr>
-          <w:ilvl w:val="0"/>
-          <w:numId w:val="9"/>
-        </w:numPr>
-        <w:spacing w:before="120" w:after="60"/>
-        <w:jc w:val="left"/>
-        <w:rPr>
-          <w:b w:val="false"/>
-          <w:sz w:val="18"/>
-          <w:szCs w:val="18"/>
-          <w:lang w:val="ro-RO"/>
-        </w:rPr>
-      </w:pPr>
-      <w:r>
-        <w:rPr>
-          <w:rFonts w:eastAsia="Arial" w:cs="Arial" w:ascii="Arial" w:hAnsi="Arial"/>
-          <w:b w:val="false"/>
-          <w:i/>
-          <w:color w:val="auto"/>
-          <w:spacing w:val="0"/>
-          <w:w w:val="100"/>
-          <w:sz w:val="20"/>
-          <w:szCs w:val="20"/>
-          <w:lang w:val="ro-RO"/>
-        </w:rPr>
-        <w:t xml:space="preserve">(Preluare din Legea 319/ 2006 – Art. 21)</w:t>
-      </w:r>
-      <w:r>
-        <w:rPr>
-          <w:rFonts w:eastAsia="Arial" w:cs="Arial" w:ascii="Arial" w:hAnsi="Arial"/>
-          <w:b w:val="false"/>
-          <w:color w:val="auto"/>
-          <w:spacing w:val="0"/>
-          <w:w w:val="100"/>
-          <w:sz w:val="20"/>
-          <w:szCs w:val="20"/>
-          <w:lang w:val="ro-RO"/>
-        </w:rPr>
-        <w:t xml:space="preserve"> </w:t>
-      </w:r>
-      <w:r>
-        <w:rPr>
-          <w:rFonts w:eastAsia="Arial" w:cs="Arial" w:ascii="Arial" w:hAnsi="Arial"/>
-          <w:color w:val="auto"/>
-          <w:spacing w:val="0"/>
-          <w:w w:val="100"/>
-          <w:sz w:val="20"/>
-          <w:szCs w:val="20"/>
-          <w:lang w:val="ro-RO"/>
-        </w:rPr>
-        <w:t>(1)</w:t>
-      </w:r>
-      <w:r>
-        <w:rPr>
-          <w:rFonts w:eastAsia="Arial" w:cs="Arial" w:ascii="Arial" w:hAnsi="Arial"/>
-          <w:b w:val="false"/>
-          <w:color w:val="auto"/>
-          <w:spacing w:val="0"/>
-          <w:w w:val="100"/>
-          <w:sz w:val="20"/>
-          <w:szCs w:val="20"/>
-          <w:lang w:val="ro-RO"/>
-        </w:rPr>
-        <w:t xml:space="preserve"> Instruirea lucrătorilor în domeniul securității și sănătății în muncă nu va fi realizată pe cheltuiala lucrătorilor și/ sau a reprezentanților acestora.</w:t>
-      </w:r>
-    </w:p>
-    <w:p>
-      <w:pPr>
-        <w:pStyle w:val="Normal"/>
-        <w:widowControl/>
-        <w:spacing w:before="0" w:after="120"/>
-        <w:ind w:hanging="0"/>
-        <w:jc w:val="left"/>
-        <w:rPr>
-          <w:rFonts w:ascii="Arial" w:hAnsi="Arial" w:cs="Arial"/>
-          <w:sz w:val="18"/>
-          <w:szCs w:val="18"/>
-          <w:lang w:val="ro-RO"/>
-        </w:rPr>
-      </w:pPr>
-      <w:r>
-        <w:rPr>
-          <w:rFonts w:eastAsia="Arial" w:cs="Arial" w:ascii="Arial" w:hAnsi="Arial"/>
-          <w:b/>
-          <w:color w:val="auto"/>
-          <w:spacing w:val="0"/>
-          <w:w w:val="100"/>
-          <w:sz w:val="20"/>
-          <w:szCs w:val="20"/>
-          <w:lang w:val="ro-RO"/>
-        </w:rPr>
-        <w:t>(2)</w:t>
-      </w:r>
-      <w:r>
-        <w:rPr>
-          <w:rFonts w:eastAsia="Arial" w:cs="Arial" w:ascii="Arial" w:hAnsi="Arial"/>
-          <w:color w:val="auto"/>
-          <w:spacing w:val="0"/>
-          <w:w w:val="100"/>
-          <w:sz w:val="20"/>
-          <w:szCs w:val="20"/>
-          <w:lang w:val="ro-RO"/>
-        </w:rPr>
-        <w:t xml:space="preserve"> Instruirea lucrătorilor în domeniul securității și sănătății în muncă se va realiza în timpul programului de lucru.</w:t>
-      </w:r>
-    </w:p>
-    <w:p>
-      <w:pPr>
-        <w:pStyle w:val="Normal"/>
-        <w:widowControl/>
-        <w:spacing w:before="0" w:after="120"/>
-        <w:ind w:hanging="0"/>
-        <w:jc w:val="left"/>
-        <w:rPr>
-          <w:rFonts w:ascii="Arial" w:hAnsi="Arial" w:cs="Arial"/>
-          <w:sz w:val="18"/>
-          <w:szCs w:val="18"/>
-          <w:lang w:val="ro-RO"/>
-        </w:rPr>
-      </w:pPr>
-      <w:r>
-        <w:rPr>
-          <w:rFonts w:eastAsia="Arial" w:cs="Arial" w:ascii="Arial" w:hAnsi="Arial"/>
-          <w:b/>
-          <w:color w:val="auto"/>
-          <w:spacing w:val="0"/>
-          <w:w w:val="100"/>
-          <w:sz w:val="20"/>
-          <w:szCs w:val="20"/>
-          <w:lang w:val="ro-RO"/>
-        </w:rPr>
-        <w:t>(3)</w:t>
-      </w:r>
-      <w:r>
-        <w:rPr>
-          <w:rFonts w:eastAsia="Arial" w:cs="Arial" w:ascii="Arial" w:hAnsi="Arial"/>
-          <w:color w:val="auto"/>
-          <w:spacing w:val="0"/>
-          <w:w w:val="100"/>
-          <w:sz w:val="20"/>
-          <w:szCs w:val="20"/>
-          <w:lang w:val="ro-RO"/>
-        </w:rPr>
-        <w:t xml:space="preserve"> Instruirea prevăzută la art. 20 alin. (4) din Legea 319/ 2006 trebuie să se efectueze în timpul programului de lucru, fie în interiorul, fie în afara întreprinderii și/ sau unității, fie online.</w:t>
-      </w:r>
-    </w:p>
-    <w:p>
-      <w:pPr>
-        <w:pStyle w:val="Normal"/>
-        <w:widowControl/>
-        <w:spacing w:before="0" w:after="120"/>
-        <w:ind w:hanging="0"/>
-        <w:jc w:val="left"/>
-        <w:rPr>
-          <w:rFonts w:ascii="Arial" w:hAnsi="Arial" w:cs="Arial"/>
-          <w:sz w:val="18"/>
-          <w:szCs w:val="18"/>
-          <w:lang w:val="ro-RO"/>
-        </w:rPr>
-      </w:pPr>
-      <w:r>
-        <w:rPr>
-          <w:rFonts w:eastAsia="Arial" w:cs="Arial" w:ascii="Arial" w:hAnsi="Arial"/>
-          <w:b/>
-          <w:color w:val="auto"/>
-          <w:spacing w:val="0"/>
-          <w:w w:val="100"/>
-          <w:sz w:val="20"/>
-          <w:szCs w:val="20"/>
-          <w:lang w:val="ro-RO"/>
-        </w:rPr>
-        <w:t xml:space="preserve">(4)</w:t>
-      </w:r>
-      <w:r>
-        <w:rPr>
-          <w:rFonts w:eastAsia="Arial" w:cs="Arial" w:ascii="Arial" w:hAnsi="Arial"/>
-          <w:b/>
-          <w:color w:val="auto"/>
-          <w:spacing w:val="0"/>
-          <w:w w:val="100"/>
-          <w:sz w:val="20"/>
-          <w:szCs w:val="20"/>
-          <w:lang w:val="ro-RO"/>
-        </w:rPr>
-        <w:t xml:space="preserve"> </w:t>
-      </w:r>
-      <w:r>
-        <w:rPr>
-          <w:rFonts w:eastAsia="Arial" w:cs="Arial" w:ascii="Arial" w:hAnsi="Arial"/>
-          <w:color w:val="auto"/>
-          <w:spacing w:val="0"/>
-          <w:w w:val="100"/>
-          <w:sz w:val="20"/>
-          <w:szCs w:val="20"/>
-          <w:lang w:val="ro-RO"/>
-        </w:rPr>
-        <w:t xml:space="preserve">Dovada instruirii prevăzută la art. 20 din Legea 319/ 2006 poate fi realizată în format electronic sau pe suport hârtie în funcție de modalitatea aleasă de către angajator, stabilită prin regulamentul intern.</w:t>
-      </w:r>
-    </w:p>
-    <w:p>
-      <w:pPr>
-        <w:pStyle w:val="Normal"/>
-        <w:widowControl/>
-        <w:spacing w:before="0" w:after="120"/>
-        <w:ind w:hanging="0"/>
-        <w:jc w:val="left"/>
-        <w:rPr>
-          <w:rFonts w:ascii="Arial" w:hAnsi="Arial" w:cs="Arial"/>
-          <w:sz w:val="18"/>
-          <w:szCs w:val="18"/>
-          <w:lang w:val="ro-RO"/>
-        </w:rPr>
-      </w:pPr>
-      <w:r>
-        <w:rPr>
-          <w:rFonts w:eastAsia="Arial" w:cs="Arial" w:ascii="Arial" w:hAnsi="Arial"/>
-          <w:b/>
-          <w:color w:val="auto"/>
-          <w:spacing w:val="0"/>
-          <w:w w:val="100"/>
-          <w:sz w:val="20"/>
-          <w:szCs w:val="20"/>
-          <w:lang w:val="ro-RO"/>
-        </w:rPr>
-        <w:t xml:space="preserve">(5)</w:t>
-      </w:r>
-      <w:r>
-        <w:rPr>
-          <w:rFonts w:eastAsia="Arial" w:cs="Arial" w:ascii="Arial" w:hAnsi="Arial"/>
-          <w:b/>
-          <w:color w:val="auto"/>
-          <w:spacing w:val="0"/>
-          <w:w w:val="100"/>
-          <w:sz w:val="20"/>
-          <w:szCs w:val="20"/>
-          <w:lang w:val="ro-RO"/>
-        </w:rPr>
-        <w:t xml:space="preserve"> </w:t>
-      </w:r>
-      <w:r>
-        <w:rPr>
-          <w:rFonts w:eastAsia="Arial" w:cs="Arial" w:ascii="Arial" w:hAnsi="Arial"/>
-          <w:color w:val="auto"/>
-          <w:spacing w:val="0"/>
-          <w:w w:val="100"/>
-          <w:sz w:val="20"/>
-          <w:szCs w:val="20"/>
-          <w:lang w:val="ro-RO"/>
-        </w:rPr>
-        <w:t xml:space="preserve">În cazul folosirii variantei în format electronic prevăzute la alin. (4), dovada instruirii trebuie să fie semnată cu semnătură electronică, semnătură electronică avansată sau semnătură electronică calificată.</w:t>
-      </w:r>
-    </w:p>
-    <w:p>
-      <w:pPr>
-        <w:pStyle w:val="Heading1"/>
-        <w:widowControl/>
-        <w:numPr>
-          <w:ilvl w:val="0"/>
-          <w:numId w:val="9"/>
-        </w:numPr>
-        <w:spacing w:before="120" w:after="60"/>
-        <w:jc w:val="left"/>
-        <w:rPr>
-          <w:rStyle w:val="tal1"/>
-          <w:b/>
-          <w:sz w:val="18"/>
-          <w:szCs w:val="18"/>
-          <w:lang w:val="ro-RO"/>
-        </w:rPr>
-      </w:pPr>
-      <w:r>
-        <w:rPr>
-          <w:rFonts w:eastAsia="Arial" w:cs="Arial" w:ascii="Arial" w:hAnsi="Arial"/>
-          <w:b w:val="false"/>
-          <w:i/>
-          <w:color w:val="auto"/>
-          <w:spacing w:val="0"/>
-          <w:w w:val="100"/>
-          <w:sz w:val="20"/>
-          <w:szCs w:val="20"/>
-          <w:lang w:val="ro-RO"/>
-        </w:rPr>
-        <w:t xml:space="preserve">(Preluare din H.G. 1425/ 2006 – Art. 76, alin. (2))</w:t>
+        <w:t xml:space="preserve">(Preluare din H.G. 1425/ 2006 – Art. 76 alin. (2))</w:t>
       </w:r>
       <w:r>
         <w:rPr>
@@ -10401,7 +10301,7 @@
           <w:szCs w:val="20"/>
           <w:lang w:val="ro-RO"/>
         </w:rPr>
-        <w:t xml:space="preserve">(Preluare din H.G. 1425/ 2006 – Art. 87, alin. (1) și (3))</w:t>
+        <w:t xml:space="preserve">(Preluare din H.G. 1425/ 2006 – Art. 87 alin. (1) și (3))</w:t>
       </w:r>
       <w:r>
         <w:rPr>
@@ -10490,59 +10390,24 @@
       </w:pPr>
       <w:r>
         <w:rPr>
-          <w:rFonts w:eastAsia="Arial" w:cs="Arial" w:ascii="Arial" w:hAnsi="Arial"/>
-          <w:b w:val="false"/>
-          <w:i/>
-          <w:color w:val="auto"/>
-          <w:spacing w:val="0"/>
-          <w:w w:val="100"/>
-          <w:sz w:val="20"/>
-          <w:szCs w:val="20"/>
-          <w:shd w:fill="FFFFFF" w:val="clear"/>
-          <w:lang w:val="ro-RO"/>
-        </w:rPr>
-        <w:t>(Preluare din H.G. 767/ 2016)</w:t>
-      </w:r>
-      <w:r>
-        <w:rPr>
-          <w:rFonts w:eastAsia="Arial" w:cs="Arial" w:ascii="Arial" w:hAnsi="Arial"/>
-          <w:b w:val="false"/>
-          <w:color w:val="auto"/>
-          <w:spacing w:val="0"/>
-          <w:w w:val="100"/>
-          <w:sz w:val="20"/>
-          <w:szCs w:val="20"/>
-          <w:shd w:fill="FFFFFF" w:val="clear"/>
-          <w:lang w:val="ro-RO"/>
-        </w:rPr>
-        <w:t xml:space="preserve"> </w:t>
-      </w:r>
-      <w:r>
-        <w:rPr>
-          <w:rFonts w:eastAsia="Arial" w:cs="Arial" w:ascii="Arial" w:hAnsi="Arial"/>
-          <w:b w:val="false"/>
-          <w:color w:val="auto"/>
-          <w:spacing w:val="0"/>
-          <w:w w:val="100"/>
-          <w:sz w:val="20"/>
-          <w:szCs w:val="20"/>
-          <w:lang w:val="ro-RO"/>
-        </w:rPr>
-        <w:t>La articolul 87, alineatul (3) se modifică și va avea următorul cuprins:</w:t>
-      </w:r>
-      <w:r>
-        <w:rPr>
-          <w:rFonts w:eastAsia="Arial" w:cs="Arial" w:ascii="Arial" w:hAnsi="Arial"/>
-          <w:b w:val="false"/>
-          <w:color w:val="auto"/>
-          <w:spacing w:val="0"/>
-          <w:w w:val="100"/>
-          <w:sz w:val="20"/>
-          <w:szCs w:val="20"/>
-          <w:shd w:fill="FFFFFF" w:val="clear"/>
-          <w:lang w:val="ro-RO"/>
-        </w:rPr>
-        <w:t xml:space="preserve"> Persoanelor prevăzute la art. 82 din H.G. 1425/ 2006 li se vor prezenta succint activitățile, riscurile și măsurile de prevenire și protecție din întreprindere și/ sau unitate.</w:t>
+          <w:rFonts w:ascii="Arial" w:hAnsi="Arial" w:cs="Arial" w:eastAsia="Arial"/>
+          <w:b/>
+          <w:color w:val="auto"/>
+          <w:sz w:val="20"/>
+          <w:szCs w:val="20"/>
+          <w:lang w:val="ro-RO"/>
+        </w:rPr>
+        <w:t xml:space="preserve">(3) </w:t>
+      </w:r>
+      <w:r>
+        <w:rPr>
+          <w:rFonts w:ascii="Arial" w:hAnsi="Arial" w:cs="Arial" w:eastAsia="Arial"/>
+          <w:color w:val="auto"/>
+          <w:sz w:val="20"/>
+          <w:szCs w:val="20"/>
+          <w:lang w:val="ro-RO"/>
+        </w:rPr>
+        <w:t xml:space="preserve">Persoanelor prevăzute la art. 82 li se vor prezenta succint activitățile, riscurile și măsurile de prevenire și protecție din întreprindere și/ sau unitate.</w:t>
       </w:r>
     </w:p>
     <w:p>
@@ -11645,72 +11510,13 @@
       </w:pPr>
       <w:r>
         <w:rPr>
-          <w:rFonts w:eastAsia="Arial" w:cs="Arial" w:ascii="Arial" w:hAnsi="Arial"/>
-          <w:b w:val="false"/>
-          <w:i/>
-          <w:color w:val="auto"/>
-          <w:spacing w:val="0"/>
-          <w:w w:val="100"/>
-          <w:sz w:val="20"/>
-          <w:szCs w:val="20"/>
-          <w:lang w:val="ro-RO"/>
-        </w:rPr>
-        <w:t>(Preluare din H.G. 1425/ 2006, Art. 100)</w:t>
-      </w:r>
-      <w:r>
-        <w:rPr>
-          <w:rFonts w:eastAsia="Arial" w:cs="Arial" w:ascii="Arial" w:hAnsi="Arial"/>
-          <w:b w:val="false"/>
-          <w:color w:val="auto"/>
-          <w:spacing w:val="0"/>
-          <w:w w:val="100"/>
-          <w:sz w:val="20"/>
-          <w:szCs w:val="20"/>
-          <w:lang w:val="ro-RO"/>
-        </w:rPr>
-        <w:t xml:space="preserve"> </w:t>
-      </w:r>
-      <w:r>
-        <w:rPr>
-          <w:rStyle w:val="tpa1"/>
-          <w:rFonts w:eastAsia="Arial" w:cs="Arial" w:ascii="Arial" w:hAnsi="Arial"/>
-          <w:b/>
-          <w:color w:val="auto"/>
-          <w:spacing w:val="0"/>
-          <w:w w:val="100"/>
-          <w:sz w:val="20"/>
-          <w:szCs w:val="20"/>
-          <w:lang w:val="ro-RO"/>
-        </w:rPr>
-        <w:t xml:space="preserve">Instruirea periodică suplimentară se va efectua pe baza tematicilor </w:t>
-      </w:r>
-      <w:r>
-        <w:rPr>
-          <w:rStyle w:val="tal1"/>
-          <w:rFonts w:eastAsia="Arial" w:cs="Arial" w:ascii="Arial" w:hAnsi="Arial"/>
-          <w:b/>
-          <w:color w:val="auto"/>
-          <w:spacing w:val="0"/>
-          <w:w w:val="100"/>
-          <w:sz w:val="20"/>
-          <w:szCs w:val="20"/>
-          <w:lang w:val="ro-RO"/>
-        </w:rPr>
-        <w:t xml:space="preserve">întocmite de către serviciul extern de prevenire și protecție și aprobate de către angajator,</w:t>
-      </w:r>
-      <w:r>
-        <w:rPr>
-          <w:rStyle w:val="tpa1"/>
-          <w:rFonts w:eastAsia="Arial" w:cs="Arial" w:ascii="Arial" w:hAnsi="Arial"/>
-          <w:b/>
-          <w:color w:val="auto"/>
-          <w:spacing w:val="0"/>
-          <w:w w:val="100"/>
-          <w:sz w:val="20"/>
-          <w:szCs w:val="20"/>
-          <w:lang w:val="ro-RO"/>
-        </w:rPr>
-        <w:t xml:space="preserve"> care vor fi păstrate la persoana care efectuează instruirea.</w:t>
+          <w:rFonts w:ascii="Arial" w:hAnsi="Arial" w:cs="Arial" w:eastAsia="Arial"/>
+          <w:color w:val="auto"/>
+          <w:sz w:val="20"/>
+          <w:szCs w:val="20"/>
+          <w:lang w:val="ro-RO"/>
+        </w:rPr>
+        <w:t xml:space="preserve">(Preluare din H.G. 1425/ 2006 – Art. 100) Instruirea periodică prevăzută la art. 98 din H.G. 1425/ 2006 se va efectua pe baza tematicilor întocmite de către angajatorul care și-a asumat atribuțiile din domeniul securității și sănătății în muncă/ lucrătorul desemnat/ serviciul intern de prevenire și protecție/ serviciul extern de prevenire și protecție și aprobate de către angajator, care vor fi păstrate la persoana care efectuează instruirea.</w:t>
       </w:r>
     </w:p>
     <w:p>
@@ -12312,7 +12118,7 @@
           <w:szCs w:val="20"/>
           <w:lang w:val="ro-RO"/>
         </w:rPr>
-        <w:t>(Preluare din Legea 319/ 2006 – Art. 12, alin. (1), punctul c, d)</w:t>
+        <w:t>(Preluare din Legea 319/ 2006 – Art. 12 alin. (1), punctul c, d)</w:t>
       </w:r>
       <w:r>
         <w:rPr>
@@ -12429,7 +12235,7 @@
           <w:szCs w:val="20"/>
           <w:lang w:val="ro-RO"/>
         </w:rPr>
-        <w:t>(Preluare din Legea 319/ 2006, Art. 5, lit. g)</w:t>
+        <w:t>(Preluare din Legea 319/ 2006, Art. 5 lit. g)</w:t>
       </w:r>
       <w:r>
         <w:rPr>
@@ -12510,7 +12316,7 @@
           <w:szCs w:val="20"/>
           <w:lang w:val="ro-RO"/>
         </w:rPr>
-        <w:t xml:space="preserve">(Preluare din Legea 319/ 2006, Art. 5, lit. h) În sensul Legii 319/ 2006, termenul de boală profesională</w:t>
+        <w:t xml:space="preserve">(Preluare din Legea 319/ 2006, Art. 5 lit. h) În sensul Legii 319/ 2006, termenul de boală profesională</w:t>
       </w:r>
       <w:r>
         <w:rPr>
@@ -12848,7 +12654,7 @@
           <w:szCs w:val="20"/>
           <w:lang w:val="ro-RO"/>
         </w:rPr>
-        <w:t xml:space="preserve"> Semnalarea prevăzută la art. 27, alin. (2) din Legea 319/ 2006 se efectuează către autoritatea de sănătate publică teritorială sau a municipiului București, de îndată, la constatarea cazului.</w:t>
+        <w:t xml:space="preserve"> Semnalarea prevăzută la art. 27 alin. (2) din Legea 319/ 2006 se efectuează către autoritatea de sănătate publică teritorială sau a municipiului București, de îndată, la constatarea cazului.</w:t>
       </w:r>
     </w:p>
     <w:p>
@@ -13806,7 +13612,7 @@
           <w:szCs w:val="20"/>
           <w:lang w:val="ro-RO"/>
         </w:rPr>
-        <w:t xml:space="preserve"> În situațiile menționate la art. 30, alin. (1) lit. g), h), i) și l) din Legea 319/ 2006, deplasarea trebuie să se facă fără abateri nejustificate de la traseul normal și, de asemenea, transportul să se facă în condițiile prevăzute de reglementările de securitate și sănătate în muncă sau de circulație în vigoare.</w:t>
+        <w:t xml:space="preserve"> În situațiile menționate la art. 30 alin. (1) lit. g), h), i) și l) din Legea 319/ 2006, deplasarea trebuie să se facă fără abateri nejustificate de la traseul normal și, de asemenea, transportul să se facă în condițiile prevăzute de reglementările de securitate și sănătate în muncă sau de circulație în vigoare.</w:t>
       </w:r>
     </w:p>
     <w:p>
@@ -14411,7 +14217,7 @@
           <w:szCs w:val="20"/>
           <w:lang w:val="ro-RO"/>
         </w:rPr>
-        <w:t xml:space="preserve">(H.G. 1425/ 2006, Art. 15, alin. (3)) </w:t>
+        <w:t xml:space="preserve">(H.G. 1425/ 2006, Art. 15 alin. (3)) </w:t>
       </w:r>
       <w:r>
         <w:rPr>
@@ -14677,7 +14483,7 @@
           <w:szCs w:val="20"/>
           <w:lang w:val="ro-RO"/>
         </w:rPr>
-        <w:t xml:space="preserve">conform prevederilor H.G. 1425/ 2006, Art. 15, alin. (1), punctul 6, are ca scop oferirea de informații pentru ușurarea desfășurării activităților de prevenire și protecție.</w:t>
+        <w:t xml:space="preserve">conform prevederilor H.G. 1425/ 2006, Art. 15 alin. (1), punctul 6, are ca scop oferirea de informații pentru ușurarea desfășurării activităților de prevenire și protecție.</w:t>
       </w:r>
     </w:p>
     <w:p>
@@ -18165,7 +17971,7 @@
                 <w:szCs w:val="18"/>
                 <w:lang w:val="ro-RO"/>
               </w:rPr>
-              <w:t xml:space="preserve">Toate informațiile necesare cu privire la modul de utilizare, depozitarea, întreținerea și mentenanța, specificații tehnice și principii de funcționare și a sistemelor de control și securitate, obligații și atenționări specifice, pentru a putea obține maximum de eficiență, performanțe ridicate și evitarea producerii de accidente cauzate de mijlocul de producție pentru fiecare echipament de muncă din dotarea unității.</w:t>
+              <w:t xml:space="preserve">Toate informațiile necesare privind modul de utilizare, depozitarea, întreținerea și mentenanța, specificațiile tehnice, principiile de funcționare și sistemele de control și securitate, obligațiile și atenționările specifice, pentru fiecare echipament de muncă din dotarea unității, astfel încât acesta să fie folosit eficient și fără accidente.</w:t>
             </w:r>
           </w:p>
         </w:tc>
@@ -20949,7 +20755,7 @@
           <w:szCs w:val="20"/>
           <w:lang w:val="ro-RO"/>
         </w:rPr>
-        <w:t>În mod deosebit, pentru evitarea riscurilor de expună la pericol de accidentare sau îmbolnăvire profesională atât propria persoană, cât și alte persoane care pot fi afectate de acțiuni sau omisiuni sale timpul procesului de muncă, lucrătorii au următoarele obligații:</w:t>
+        <w:t>În mod deosebit, pentru a nu expune la pericol de accidentare sau îmbolnăvire profesională atât propria persoană, cât și alte persoane care pot fi afectate de acțiunile sau omisiunile lor în timpul procesului de muncă, lucrătorii au următoarele obligații:</w:t>
       </w:r>
     </w:p>
     <w:p>
@@ -21375,118 +21181,13 @@
       </w:pPr>
       <w:r>
         <w:rPr>
-          <w:rFonts w:eastAsia="Arial" w:cs="Arial" w:ascii="Arial" w:hAnsi="Arial"/>
-          <w:color w:val="auto"/>
-          <w:spacing w:val="0"/>
-          <w:w w:val="100"/>
-          <w:sz w:val="20"/>
-          <w:szCs w:val="20"/>
-          <w:lang w:val="ro-RO"/>
-        </w:rPr>
-        <w:t xml:space="preserve">Fiecare lucrător se va prezenta la cabinetul de medicina muncii pentru </w:t>
-      </w:r>
-      <w:r>
-        <w:rPr>
-          <w:rFonts w:eastAsia="Arial" w:cs="Arial" w:ascii="Arial" w:hAnsi="Arial"/>
-          <w:bCs/>
-          <w:color w:val="auto"/>
-          <w:spacing w:val="0"/>
-          <w:w w:val="100"/>
-          <w:sz w:val="20"/>
-          <w:szCs w:val="20"/>
-          <w:lang w:val="ro-RO"/>
-        </w:rPr>
-        <w:t xml:space="preserve">efectuarea la termenele stabilite de medicul de medicina muncii al unității, </w:t>
-      </w:r>
-      <w:r>
-        <w:rPr>
-          <w:rFonts w:eastAsia="Arial" w:cs="Arial" w:ascii="Arial" w:hAnsi="Arial"/>
-          <w:color w:val="auto"/>
-          <w:spacing w:val="0"/>
-          <w:w w:val="100"/>
-          <w:sz w:val="20"/>
-          <w:szCs w:val="20"/>
-          <w:lang w:val="ro-RO"/>
-        </w:rPr>
-        <w:t xml:space="preserve">controlul medical periodic sau, după caz, controlul psihologic periodic, datele medicale obținute fiind evidențiate în </w:t>
-      </w:r>
-      <w:r>
-        <w:rPr>
-          <w:rFonts w:eastAsia="Arial" w:cs="Arial" w:ascii="Arial" w:hAnsi="Arial"/>
-          <w:b/>
-          <w:bCs/>
-          <w:color w:val="auto"/>
-          <w:spacing w:val="0"/>
-          <w:w w:val="100"/>
-          <w:sz w:val="20"/>
-          <w:szCs w:val="20"/>
-          <w:lang w:val="ro-RO"/>
-        </w:rPr>
-        <w:t>« FIȘA DE APTITUDINE</w:t>
-      </w:r>
-      <w:r>
-        <w:rPr>
-          <w:rFonts w:eastAsia="Arial" w:cs="Arial" w:ascii="Arial" w:hAnsi="Arial"/>
-          <w:b/>
-          <w:color w:val="auto"/>
-          <w:spacing w:val="0"/>
-          <w:w w:val="100"/>
-          <w:sz w:val="20"/>
-          <w:szCs w:val="20"/>
-          <w:lang w:val="ro-RO"/>
-        </w:rPr>
-        <w:t xml:space="preserve"> </w:t>
-      </w:r>
-      <w:r>
-        <w:rPr>
-          <w:rFonts w:eastAsia="Arial" w:cs="Arial" w:ascii="Arial" w:hAnsi="Arial"/>
-          <w:color w:val="auto"/>
-          <w:spacing w:val="0"/>
-          <w:w w:val="100"/>
-          <w:sz w:val="20"/>
-          <w:szCs w:val="20"/>
-          <w:lang w:val="ro-RO"/>
-        </w:rPr>
-        <w:t xml:space="preserve">» și soluționate prin parafa medicului de medicina muncii în « </w:t>
-      </w:r>
-      <w:r>
-        <w:rPr>
-          <w:rFonts w:eastAsia="Arial" w:cs="Arial" w:ascii="Arial" w:hAnsi="Arial"/>
-          <w:b/>
-          <w:bCs/>
-          <w:color w:val="auto"/>
-          <w:spacing w:val="0"/>
-          <w:w w:val="100"/>
-          <w:sz w:val="20"/>
-          <w:szCs w:val="20"/>
-          <w:lang w:val="ro-RO"/>
-        </w:rPr>
-        <w:t>FIȘA DE INSTRUIRE ÎN DOMENIUL SECURITĂȚII ȘI SĂNĂTĂȚII ÎN MUNCĂ</w:t>
-      </w:r>
-      <w:r>
-        <w:rPr>
-          <w:rFonts w:eastAsia="Arial" w:cs="Arial" w:ascii="Arial" w:hAnsi="Arial"/>
-          <w:b/>
-          <w:color w:val="auto"/>
-          <w:spacing w:val="0"/>
-          <w:w w:val="100"/>
-          <w:sz w:val="20"/>
-          <w:szCs w:val="20"/>
-          <w:lang w:val="ro-RO"/>
-        </w:rPr>
-        <w:t xml:space="preserve"> </w:t>
-      </w:r>
-      <w:r>
-        <w:rPr>
-          <w:rFonts w:eastAsia="Arial" w:cs="Arial" w:ascii="Arial" w:hAnsi="Arial"/>
-          <w:color w:val="auto"/>
-          <w:spacing w:val="0"/>
-          <w:w w:val="100"/>
-          <w:sz w:val="20"/>
-          <w:szCs w:val="20"/>
-          <w:lang w:val="ro-RO"/>
-        </w:rPr>
-        <w:t>» pentru anul în curs.</w:t>
+          <w:rFonts w:ascii="Arial" w:hAnsi="Arial" w:cs="Arial" w:eastAsia="Arial"/>
+          <w:color w:val="auto"/>
+          <w:sz w:val="20"/>
+          <w:szCs w:val="20"/>
+          <w:lang w:val="ro-RO"/>
+        </w:rPr>
+        <w:t xml:space="preserve">Fiecare lucrător se va prezenta la cabinetul de medicina muncii pentru efectuarea, la termenele stabilite de medicul de medicina muncii al unității, a controlului medical periodic sau, după caz, a controlului psihologic periodic, datele medicale obținute fiind evidențiate în « FIȘA DE APTITUDINE » și soluționate prin parafa medicului de medicina muncii în « FIȘA DE INSTRUIRE ÎN DOMENIUL SECURITĂȚII ȘI SĂNĂTĂȚII ÎN MUNCĂ » pentru anul în curs.</w:t>
       </w:r>
     </w:p>
     <w:p>
@@ -22244,96 +21945,13 @@
       </w:pPr>
       <w:r>
         <w:rPr>
-          <w:rFonts w:eastAsia="Arial" w:cs="Arial" w:ascii="Arial" w:hAnsi="Arial"/>
-          <w:i/>
-          <w:color w:val="auto"/>
-          <w:spacing w:val="0"/>
-          <w:w w:val="100"/>
-          <w:sz w:val="20"/>
-          <w:szCs w:val="20"/>
-          <w:lang w:val="ro-RO"/>
-        </w:rPr>
-        <w:t>(Preluare din H.G. 1425/ 2006, Art. 56)</w:t>
-      </w:r>
-      <w:r>
-        <w:rPr>
-          <w:rStyle w:val="tal1"/>
-          <w:rFonts w:eastAsia="Arial" w:cs="Arial" w:ascii="Arial" w:hAnsi="Arial"/>
-          <w:color w:val="auto"/>
-          <w:spacing w:val="0"/>
-          <w:w w:val="100"/>
-          <w:sz w:val="20"/>
-          <w:szCs w:val="20"/>
-          <w:lang w:val="ro-RO"/>
-        </w:rPr>
-        <w:t xml:space="preserve"> </w:t>
-      </w:r>
-      <w:bookmarkStart w:id="14" w:name="do|caIII|si9|ar56|pa1"/>
-      <w:r>
-        <w:rPr>
-          <w:rStyle w:val="tpt1"/>
-          <w:rFonts w:eastAsia="Arial" w:cs="Arial" w:ascii="Arial" w:hAnsi="Arial"/>
-          <w:color w:val="auto"/>
-          <w:spacing w:val="0"/>
-          <w:w w:val="100"/>
-          <w:sz w:val="20"/>
-          <w:szCs w:val="20"/>
-          <w:lang w:val="ro-RO"/>
-        </w:rPr>
-        <w:t xml:space="preserve">Obligațiile, atribuțiile și răspunderile în domeniul securității și sănătății în muncă, valabile pentru </w:t>
-      </w:r>
-      <w:r>
-        <w:rPr>
-          <w:rStyle w:val="tpa1"/>
-          <w:rFonts w:eastAsia="Arial" w:cs="Arial" w:ascii="Arial" w:hAnsi="Arial"/>
-          <w:color w:val="auto"/>
-          <w:spacing w:val="0"/>
-          <w:w w:val="100"/>
-          <w:sz w:val="20"/>
-          <w:szCs w:val="20"/>
-          <w:lang w:val="ro-RO"/>
-        </w:rPr>
-        <w:t xml:space="preserve">reprezentanții lucrătorilor cu răspunderi specifice în domeniul securității și sănătății în muncă, </w:t>
-      </w:r>
-      <w:r>
-        <w:rPr>
-          <w:rStyle w:val="tpt1"/>
-          <w:rFonts w:eastAsia="Arial" w:cs="Arial" w:ascii="Arial" w:hAnsi="Arial"/>
-          <w:color w:val="auto"/>
-          <w:spacing w:val="0"/>
-          <w:w w:val="100"/>
-          <w:sz w:val="20"/>
-          <w:szCs w:val="20"/>
-          <w:lang w:val="ro-RO"/>
-        </w:rPr>
-        <w:t xml:space="preserve">vor fi suplimentate cu următoarele prevederi</w:t>
-      </w:r>
-      <w:bookmarkEnd w:id="14"/>
-      <w:r>
-        <w:rPr>
-          <w:rStyle w:val="tpt1"/>
-          <w:rFonts w:eastAsia="Arial" w:cs="Arial" w:ascii="Arial" w:hAnsi="Arial"/>
-          <w:color w:val="auto"/>
-          <w:spacing w:val="0"/>
-          <w:w w:val="100"/>
-          <w:sz w:val="20"/>
-          <w:szCs w:val="20"/>
-          <w:lang w:val="ro-RO"/>
-        </w:rPr>
-        <w:t xml:space="preserve"/>
-      </w:r>
-      <w:r>
-        <w:rPr>
-          <w:rStyle w:val="tpa1"/>
-          <w:rFonts w:eastAsia="Arial" w:cs="Arial" w:ascii="Arial" w:hAnsi="Arial"/>
-          <w:color w:val="auto"/>
-          <w:spacing w:val="0"/>
-          <w:w w:val="100"/>
-          <w:sz w:val="20"/>
-          <w:szCs w:val="20"/>
-          <w:lang w:val="ro-RO"/>
-        </w:rPr>
-        <w:t>:</w:t>
+          <w:rFonts w:ascii="Arial" w:hAnsi="Arial" w:cs="Arial" w:eastAsia="Arial"/>
+          <w:color w:val="auto"/>
+          <w:sz w:val="20"/>
+          <w:szCs w:val="20"/>
+          <w:lang w:val="ro-RO"/>
+        </w:rPr>
+        <w:t xml:space="preserve">(Preluare din H.G. 1425/ 2006 – Art. 56) Reprezentanții lucrătorilor cu răspunderi specifice în domeniul securității și sănătății în muncă sunt consultați și participă, în conformitate cu art. 18 din Legea 319/ 2006, și pot desfășura următoarele activități:</w:t>
       </w:r>
     </w:p>
     <w:p>
@@ -25138,6 +24756,7 @@
     <w:p>
       <w:pPr>
         <w:pStyle w:val="Normal"/>
+        <w:keepNext/>
         <w:widowControl/>
         <w:numPr>
           <w:ilvl w:val="0"/>
@@ -25164,7 +24783,7 @@
           <w:szCs w:val="20"/>
           <w:lang w:val="ro-RO"/>
         </w:rPr>
-        <w:t>Aceste examene și controale medicale se vor efectua potrivit reglementărilor legale.</w:t>
+        <w:t>Aceste examene și controale medicale se vor efectua potrivit reglementărilor legale. De asemenea, angajatorul va trebui:</w:t>
       </w:r>
     </w:p>
     <w:p>
@@ -27044,7 +26663,7 @@
           <w:szCs w:val="20"/>
           <w:lang w:val="ro-RO"/>
         </w:rPr>
-        <w:t>Instruirea introductivă durează cf. deciziei și planificării interne și în cadrul său se prezintă:</w:t>
+        <w:t>Durata instruirii introductiv-generale este stabilită prin decizia privind instruirea și prin planificarea internă; în cadrul acestei instruiri se prezintă:</w:t>
       </w:r>
     </w:p>
     <w:p>
@@ -27534,7 +27153,7 @@
           <w:szCs w:val="20"/>
           <w:lang w:val="ro-RO"/>
         </w:rPr>
-        <w:t xml:space="preserve">Asigurarea mijloacelor tehnice, echipamentelor de protecție, substanțelor chimice de stingere care sunt specifice riscurilor care decurg din existența și funcționarea unității, precum și a medicamentelor și antidotului necesare acordării primului ajutor, conform art. 19, alin. (1), lit. o) din Legea nr. 307 din 12.07.2006.</w:t>
+        <w:t xml:space="preserve">Asigurarea mijloacelor tehnice, echipamentelor de protecție, substanțelor chimice de stingere care sunt specifice riscurilor care decurg din existența și funcționarea unității, precum și a medicamentelor și antidotului necesare acordării primului ajutor, conform art. 19 alin. (1), lit. o) din Legea nr. 307 din 12.07.2006.</w:t>
       </w:r>
     </w:p>
     <w:p>
@@ -29254,7 +28873,7 @@
           <w:szCs w:val="20"/>
           <w:lang w:val="ro-RO"/>
         </w:rPr>
-        <w:t xml:space="preserve">să asigure materiale necesare informării și educării angajaților: afișe, pliante, teste, fișe tehnice de securitate, carto etc.;</w:t>
+        <w:t xml:space="preserve">să asigure materiale necesare informării și educării angajaților: afișe, pliante, teste, fișe tehnice de securitate etc.;</w:t>
       </w:r>
     </w:p>
     <w:p>
@@ -29705,7 +29324,7 @@
           <w:szCs w:val="20"/>
           <w:lang w:val="ro-RO"/>
         </w:rPr>
-        <w:t>anunțarea, organizarea concursurilor sau examenelor și selecția;</w:t>
+        <w:t>anunțarea, organizarea concursurilor sau examenelor și selecția candidaților pentru posturile vacante;</w:t>
       </w:r>
     </w:p>
     <w:p>
@@ -29736,7 +29355,7 @@
           <w:szCs w:val="20"/>
           <w:lang w:val="ro-RO"/>
         </w:rPr>
-        <w:t>candidaților pentru posturile vacante;</w:t>
+        <w:t>încheierea, suspendarea, modificarea sau încetarea raportului de muncă;</w:t>
       </w:r>
     </w:p>
     <w:p>
@@ -29767,7 +29386,7 @@
           <w:szCs w:val="20"/>
           <w:lang w:val="ro-RO"/>
         </w:rPr>
-        <w:t>încheierea, suspendarea, modificarea sau încetarea raportului de muncă;</w:t>
+        <w:t>stabilirea și modificarea atribuțiilor de serviciu din fișa postului, locului de muncă;</w:t>
       </w:r>
     </w:p>
     <w:p>
@@ -29798,7 +29417,7 @@
           <w:szCs w:val="20"/>
           <w:lang w:val="ro-RO"/>
         </w:rPr>
-        <w:t>stabilirea și modificarea atribuțiilor de serviciu din fișa postului, locului de muncă;</w:t>
+        <w:t>stabilirea remunerației;</w:t>
       </w:r>
     </w:p>
     <w:p>
@@ -29829,7 +29448,7 @@
           <w:szCs w:val="20"/>
           <w:lang w:val="ro-RO"/>
         </w:rPr>
-        <w:t>stabilirea remunerației;</w:t>
+        <w:t xml:space="preserve">evaluarea performanțelor profesionale individuale;</w:t>
       </w:r>
     </w:p>
     <w:p>
@@ -29860,7 +29479,7 @@
           <w:szCs w:val="20"/>
           <w:lang w:val="ro-RO"/>
         </w:rPr>
-        <w:t xml:space="preserve">evaluarea performanțelor profesionale individuale;</w:t>
+        <w:t>promovarea personală;</w:t>
       </w:r>
     </w:p>
     <w:p>
@@ -29891,7 +29510,7 @@
           <w:szCs w:val="20"/>
           <w:lang w:val="ro-RO"/>
         </w:rPr>
-        <w:t>promovarea personală;</w:t>
+        <w:t xml:space="preserve">acordarea altor drepturi sociale, altele decât cele reprezentând salariul;</w:t>
       </w:r>
     </w:p>
     <w:p>
@@ -29922,7 +29541,7 @@
           <w:szCs w:val="20"/>
           <w:lang w:val="ro-RO"/>
         </w:rPr>
-        <w:t xml:space="preserve">acordarea altor drepturi sociale, altele decât cele reprezentând salariul;</w:t>
+        <w:t xml:space="preserve">formarea, perfecționarea, reconversia și promovarea profesională;</w:t>
       </w:r>
     </w:p>
     <w:p>
@@ -29953,7 +29572,7 @@
           <w:szCs w:val="20"/>
           <w:lang w:val="ro-RO"/>
         </w:rPr>
-        <w:t xml:space="preserve">formarea, perfecționarea, reconversia și promovarea profesională;</w:t>
+        <w:t>aplicarea măsurilor disciplinare;</w:t>
       </w:r>
     </w:p>
     <w:p>
@@ -29984,7 +29603,7 @@
           <w:szCs w:val="20"/>
           <w:lang w:val="ro-RO"/>
         </w:rPr>
-        <w:t>aplicarea măsurilor disciplinare;</w:t>
+        <w:t>dreptul la aderare la sindicat și accesul la facilitățile acordate de acesta;</w:t>
       </w:r>
     </w:p>
     <w:p>
@@ -30015,7 +29634,7 @@
           <w:szCs w:val="20"/>
           <w:lang w:val="ro-RO"/>
         </w:rPr>
-        <w:t>dreptul la aderare la sindicat și accesul la facilitățile acordate de acesta;</w:t>
+        <w:t>orice alte condiții de prestare a muncii, potrivit legislației în vigoare.</w:t>
       </w:r>
     </w:p>
     <w:p>
@@ -30024,7 +29643,92 @@
         <w:widowControl/>
         <w:numPr>
           <w:ilvl w:val="0"/>
-          <w:numId w:val="39"/>
+          <w:numId w:val="17"/>
+        </w:numPr>
+        <w:spacing w:before="0" w:after="40"/>
+        <w:jc w:val="left"/>
+        <w:rPr>
+          <w:rFonts w:ascii="Arial" w:hAnsi="Arial" w:cs="Arial"/>
+          <w:sz w:val="18"/>
+          <w:szCs w:val="18"/>
+          <w:lang w:val="it-IT"/>
+        </w:rPr>
+      </w:pPr>
+      <w:r>
+        <w:rPr>
+          <w:rFonts w:eastAsia="Arial" w:cs="Arial" w:ascii="Arial" w:hAnsi="Arial"/>
+          <w:color w:val="auto"/>
+          <w:spacing w:val="0"/>
+          <w:w w:val="100"/>
+          <w:sz w:val="20"/>
+          <w:szCs w:val="20"/>
+          <w:lang w:val="ro-RO"/>
+        </w:rPr>
+        <w:t xml:space="preserve">În cadrul relațiilor dintre lucrătorii </w:t>
+      </w:r>
+      <w:r>
+        <w:rPr>
+          <w:rFonts w:eastAsia="Arial" w:cs="Arial" w:ascii="Arial" w:hAnsi="Arial"/>
+          <w:color w:val="auto"/>
+          <w:spacing w:val="0"/>
+          <w:w w:val="100"/>
+          <w:sz w:val="20"/>
+          <w:szCs w:val="20"/>
+          <w:lang w:val="ro-RO"/>
+        </w:rPr>
+        <w:t xml:space="preserve">unității,</w:t>
+      </w:r>
+      <w:r>
+        <w:rPr>
+          <w:rFonts w:eastAsia="Arial" w:cs="Arial" w:ascii="Arial" w:hAnsi="Arial"/>
+          <w:color w:val="auto"/>
+          <w:spacing w:val="0"/>
+          <w:w w:val="100"/>
+          <w:sz w:val="20"/>
+          <w:szCs w:val="20"/>
+          <w:lang w:val="ro-RO"/>
+        </w:rPr>
+        <w:t xml:space="preserve"> precum și dintre aceștia și alte persoane fizice cu care vin în contact în îndeplinirea atribuțiilor de serviciu, se interzice orice comportament care să aibă ca scop sau efect defavorizarea sau supunerea la un tratament injust sau degradant a unei persoane sau grup de persoane.</w:t>
+      </w:r>
+    </w:p>
+    <w:p>
+      <w:pPr>
+        <w:pStyle w:val="Normal"/>
+        <w:keepNext/>
+        <w:widowControl/>
+        <w:numPr>
+          <w:ilvl w:val="0"/>
+          <w:numId w:val="17"/>
+        </w:numPr>
+        <w:spacing w:before="0" w:after="40"/>
+        <w:jc w:val="left"/>
+        <w:rPr>
+          <w:rFonts w:ascii="Arial" w:hAnsi="Arial" w:cs="Arial"/>
+          <w:sz w:val="18"/>
+          <w:szCs w:val="18"/>
+          <w:lang w:val="it-IT"/>
+        </w:rPr>
+      </w:pPr>
+      <w:r>
+        <w:rPr>
+          <w:rFonts w:eastAsia="Arial" w:cs="Arial" w:ascii="Arial" w:hAnsi="Arial"/>
+          <w:color w:val="auto"/>
+          <w:spacing w:val="0"/>
+          <w:w w:val="100"/>
+          <w:sz w:val="20"/>
+          <w:szCs w:val="20"/>
+          <w:lang w:val="ro-RO"/>
+        </w:rPr>
+        <w:t>Constituie abatere disciplinară orice comportament având ca scop:</w:t>
+      </w:r>
+    </w:p>
+    <w:p>
+      <w:pPr>
+        <w:pStyle w:val="Normal"/>
+        <w:widowControl/>
+        <w:numPr>
+          <w:ilvl w:val="0"/>
+          <w:numId w:val="24"/>
         </w:numPr>
         <w:spacing w:before="0" w:after="40"/>
         <w:ind w:hanging="360" w:left="1080"/>
@@ -30046,92 +29750,7 @@
           <w:szCs w:val="20"/>
           <w:lang w:val="ro-RO"/>
         </w:rPr>
-        <w:t>orice alte condiții de prestare a muncii, potrivit legislației în vigoare.</w:t>
-      </w:r>
-    </w:p>
-    <w:p>
-      <w:pPr>
-        <w:pStyle w:val="Normal"/>
-        <w:widowControl/>
-        <w:numPr>
-          <w:ilvl w:val="0"/>
-          <w:numId w:val="17"/>
-        </w:numPr>
-        <w:spacing w:before="0" w:after="40"/>
-        <w:jc w:val="left"/>
-        <w:rPr>
-          <w:rFonts w:ascii="Arial" w:hAnsi="Arial" w:cs="Arial"/>
-          <w:sz w:val="18"/>
-          <w:szCs w:val="18"/>
-          <w:lang w:val="it-IT"/>
-        </w:rPr>
-      </w:pPr>
-      <w:r>
-        <w:rPr>
-          <w:rFonts w:eastAsia="Arial" w:cs="Arial" w:ascii="Arial" w:hAnsi="Arial"/>
-          <w:color w:val="auto"/>
-          <w:spacing w:val="0"/>
-          <w:w w:val="100"/>
-          <w:sz w:val="20"/>
-          <w:szCs w:val="20"/>
-          <w:lang w:val="ro-RO"/>
-        </w:rPr>
-        <w:t xml:space="preserve">În cadrul relațiilor dintre lucrătorii </w:t>
-      </w:r>
-      <w:r>
-        <w:rPr>
-          <w:rFonts w:eastAsia="Arial" w:cs="Arial" w:ascii="Arial" w:hAnsi="Arial"/>
-          <w:color w:val="auto"/>
-          <w:spacing w:val="0"/>
-          <w:w w:val="100"/>
-          <w:sz w:val="20"/>
-          <w:szCs w:val="20"/>
-          <w:lang w:val="ro-RO"/>
-        </w:rPr>
-        <w:t xml:space="preserve">unității,</w:t>
-      </w:r>
-      <w:r>
-        <w:rPr>
-          <w:rFonts w:eastAsia="Arial" w:cs="Arial" w:ascii="Arial" w:hAnsi="Arial"/>
-          <w:color w:val="auto"/>
-          <w:spacing w:val="0"/>
-          <w:w w:val="100"/>
-          <w:sz w:val="20"/>
-          <w:szCs w:val="20"/>
-          <w:lang w:val="ro-RO"/>
-        </w:rPr>
-        <w:t xml:space="preserve"> precum și dintre aceștia și alte persoane fizice cu care vin în contact în îndeplinirea atribuțiilor de serviciu, se interzice orice comportament care să aibă ca scop sau efect defavorizarea sau supunerea la un tratament injust sau degradant a unei persoane sau grup de persoane.</w:t>
-      </w:r>
-    </w:p>
-    <w:p>
-      <w:pPr>
-        <w:pStyle w:val="Normal"/>
-        <w:keepNext/>
-        <w:widowControl/>
-        <w:numPr>
-          <w:ilvl w:val="0"/>
-          <w:numId w:val="17"/>
-        </w:numPr>
-        <w:spacing w:before="0" w:after="40"/>
-        <w:jc w:val="left"/>
-        <w:rPr>
-          <w:rFonts w:ascii="Arial" w:hAnsi="Arial" w:cs="Arial"/>
-          <w:sz w:val="18"/>
-          <w:szCs w:val="18"/>
-          <w:lang w:val="it-IT"/>
-        </w:rPr>
-      </w:pPr>
-      <w:r>
-        <w:rPr>
-          <w:rFonts w:eastAsia="Arial" w:cs="Arial" w:ascii="Arial" w:hAnsi="Arial"/>
-          <w:color w:val="auto"/>
-          <w:spacing w:val="0"/>
-          <w:w w:val="100"/>
-          <w:sz w:val="20"/>
-          <w:szCs w:val="20"/>
-          <w:lang w:val="ro-RO"/>
-        </w:rPr>
-        <w:t>Constituie abatere disciplinară orice comportament având ca scop:</w:t>
+        <w:t>crearea la locul de muncă a unei atmosfere de intimidare, de ostilitate sau descurajare pentru o persoană sau grup de persoane;</w:t>
       </w:r>
     </w:p>
     <w:p>
@@ -30142,27 +29761,196 @@
           <w:ilvl w:val="0"/>
           <w:numId w:val="24"/>
         </w:numPr>
+        <w:spacing w:before="0" w:after="120"/>
+        <w:ind w:hanging="360" w:left="1080"/>
+        <w:jc w:val="left"/>
+        <w:rPr>
+          <w:rFonts w:ascii="Arial" w:hAnsi="Arial" w:cs="Arial"/>
+          <w:sz w:val="18"/>
+          <w:szCs w:val="18"/>
+          <w:lang w:val="it-IT"/>
+        </w:rPr>
+      </w:pPr>
+      <w:r>
+        <w:rPr>
+          <w:rFonts w:eastAsia="Arial" w:cs="Arial" w:ascii="Arial" w:hAnsi="Arial"/>
+          <w:color w:val="auto"/>
+          <w:spacing w:val="0"/>
+          <w:w w:val="100"/>
+          <w:sz w:val="20"/>
+          <w:szCs w:val="20"/>
+          <w:lang w:val="ro-RO"/>
+        </w:rPr>
+        <w:t xml:space="preserve">influențarea negativă a situației lucrătorului în ceea ce privește promovarea profesională, remunerația sau veniturile de orice natură ori accesul la formarea și perfecționarea profesională, în cazul refuzului acestuia de a accepta un comportament nedorit, ce ține de viața sexuală.</w:t>
+      </w:r>
+    </w:p>
+    <w:p>
+      <w:pPr>
+        <w:pStyle w:val="Normal"/>
+        <w:keepNext/>
+        <w:widowControl/>
+        <w:numPr>
+          <w:ilvl w:val="0"/>
+          <w:numId w:val="9"/>
+        </w:numPr>
+        <w:spacing w:before="120" w:after="60"/>
+        <w:jc w:val="left"/>
+        <w:rPr>
+          <w:rFonts w:ascii="Arial" w:hAnsi="Arial" w:cs="Arial"/>
+          <w:sz w:val="18"/>
+          <w:szCs w:val="18"/>
+          <w:lang w:val="de-DE"/>
+        </w:rPr>
+      </w:pPr>
+      <w:r>
+        <w:rPr>
+          <w:rFonts w:eastAsia="Arial" w:cs="Arial" w:ascii="Arial" w:hAnsi="Arial"/>
+          <w:bCs/>
+          <w:color w:val="auto"/>
+          <w:spacing w:val="0"/>
+          <w:w w:val="100"/>
+          <w:sz w:val="20"/>
+          <w:szCs w:val="20"/>
+          <w:lang w:val="ro-RO"/>
+        </w:rPr>
+        <w:t>Reglementări privind protecția maternității</w:t>
+      </w:r>
+      <w:r>
+        <w:rPr>
+          <w:rFonts w:eastAsia="Arial" w:cs="Arial" w:ascii="Arial" w:hAnsi="Arial"/>
+          <w:bCs/>
+          <w:color w:val="auto"/>
+          <w:spacing w:val="0"/>
+          <w:w w:val="100"/>
+          <w:sz w:val="20"/>
+          <w:szCs w:val="20"/>
+          <w:lang w:val="ro-RO"/>
+        </w:rPr>
+        <w:t>:</w:t>
+      </w:r>
+    </w:p>
+    <w:p>
+      <w:pPr>
+        <w:pStyle w:val="Normal"/>
+        <w:widowControl/>
+        <w:numPr>
+          <w:ilvl w:val="0"/>
+          <w:numId w:val="34"/>
+        </w:numPr>
+        <w:spacing w:before="0" w:after="40"/>
+        <w:jc w:val="left"/>
+        <w:rPr>
+          <w:rStyle w:val="tpa1"/>
+          <w:rFonts w:ascii="Arial" w:hAnsi="Arial" w:cs="Arial"/>
+          <w:b/>
+          <w:sz w:val="18"/>
+          <w:szCs w:val="18"/>
+          <w:lang w:val="it-CH"/>
+        </w:rPr>
+      </w:pPr>
+      <w:r>
+        <w:rPr>
+          <w:rFonts w:eastAsia="Arial" w:cs="Arial" w:ascii="Arial" w:hAnsi="Arial"/>
+          <w:color w:val="auto"/>
+          <w:spacing w:val="0"/>
+          <w:w w:val="100"/>
+          <w:sz w:val="20"/>
+          <w:szCs w:val="20"/>
+          <w:lang w:val="ro-RO"/>
+        </w:rPr>
+        <w:t xml:space="preserve">În ceea ce privește </w:t>
+      </w:r>
+      <w:r>
+        <w:rPr>
+          <w:rStyle w:val="tpa1"/>
+          <w:rFonts w:eastAsia="Arial" w:cs="Arial" w:ascii="Arial" w:hAnsi="Arial"/>
+          <w:color w:val="auto"/>
+          <w:spacing w:val="0"/>
+          <w:w w:val="100"/>
+          <w:sz w:val="20"/>
+          <w:szCs w:val="20"/>
+          <w:lang w:val="ro-RO"/>
+        </w:rPr>
+        <w:t>securitatea și sănătatea în muncă a salariatelor gravide și/ sau mame, lăuze sau care alăptează, angajatorul va asigura la locul de muncă măsuri privind igiena, protecția sănătății și securitatea în muncă a acestora conform prevederilor legale.</w:t>
+      </w:r>
+    </w:p>
+    <w:p>
+      <w:pPr>
+        <w:pStyle w:val="Normal"/>
+        <w:keepNext/>
+        <w:widowControl/>
+        <w:numPr>
+          <w:ilvl w:val="0"/>
+          <w:numId w:val="34"/>
+        </w:numPr>
+        <w:spacing w:before="0" w:after="40"/>
+        <w:jc w:val="left"/>
+        <w:rPr>
+          <w:rStyle w:val="tpa1"/>
+          <w:rFonts w:ascii="Arial" w:hAnsi="Arial" w:cs="Arial"/>
+          <w:b/>
+          <w:sz w:val="18"/>
+          <w:szCs w:val="18"/>
+          <w:lang w:val="it-CH"/>
+        </w:rPr>
+      </w:pPr>
+      <w:r>
+        <w:rPr>
+          <w:rStyle w:val="tpa1"/>
+          <w:rFonts w:eastAsia="Arial" w:cs="Arial" w:ascii="Arial" w:hAnsi="Arial"/>
+          <w:color w:val="auto"/>
+          <w:spacing w:val="0"/>
+          <w:w w:val="100"/>
+          <w:sz w:val="20"/>
+          <w:szCs w:val="20"/>
+          <w:lang w:val="ro-RO"/>
+        </w:rPr>
+        <w:t xml:space="preserve">Salariatele gravide și/ sau mamele, lăuzele sau care alăptează, pentru a beneficia de aceste măsuri, trebuie să informeze în scris angajatorul asupra stării lor fiziologice astfel:</w:t>
+      </w:r>
+    </w:p>
+    <w:p>
+      <w:pPr>
+        <w:pStyle w:val="Normal"/>
+        <w:widowControl/>
+        <w:numPr>
+          <w:ilvl w:val="0"/>
+          <w:numId w:val="35"/>
+        </w:numPr>
         <w:spacing w:before="0" w:after="40"/>
         <w:ind w:hanging="360" w:left="1080"/>
         <w:jc w:val="left"/>
         <w:rPr>
           <w:rFonts w:ascii="Arial" w:hAnsi="Arial" w:cs="Arial"/>
-          <w:sz w:val="18"/>
-          <w:szCs w:val="18"/>
-          <w:lang w:val="it-IT"/>
-        </w:rPr>
-      </w:pPr>
-      <w:r>
-        <w:rPr>
-          <w:rFonts w:eastAsia="Arial" w:cs="Arial" w:ascii="Arial" w:hAnsi="Arial"/>
-          <w:color w:val="auto"/>
-          <w:spacing w:val="0"/>
-          <w:w w:val="100"/>
-          <w:sz w:val="20"/>
-          <w:szCs w:val="20"/>
-          <w:lang w:val="ro-RO"/>
-        </w:rPr>
-        <w:t>crearea la locul de muncă a unei atmosfere de intimidare, de ostilitate sau descurajare pentru o persoană sau grup de persoane;</w:t>
+          <w:b/>
+          <w:sz w:val="18"/>
+          <w:szCs w:val="18"/>
+          <w:lang w:val="it-CH"/>
+        </w:rPr>
+      </w:pPr>
+      <w:r>
+        <w:rPr>
+          <w:rStyle w:val="tpa1"/>
+          <w:rFonts w:eastAsia="Arial" w:cs="Arial" w:ascii="Arial" w:hAnsi="Arial"/>
+          <w:color w:val="auto"/>
+          <w:spacing w:val="0"/>
+          <w:w w:val="100"/>
+          <w:sz w:val="20"/>
+          <w:szCs w:val="20"/>
+          <w:lang w:val="ro-RO"/>
+        </w:rPr>
+        <w:t xml:space="preserve">salariata gravidă va anunța</w:t>
+      </w:r>
+      <w:r>
+        <w:rPr>
+          <w:rFonts w:eastAsia="Arial" w:cs="Arial" w:ascii="Arial" w:hAnsi="Arial"/>
+          <w:color w:val="auto"/>
+          <w:spacing w:val="0"/>
+          <w:w w:val="100"/>
+          <w:sz w:val="20"/>
+          <w:szCs w:val="20"/>
+          <w:lang w:val="ro-RO"/>
+        </w:rPr>
+        <w:t xml:space="preserve"> în scris angajatorul asupra stării sale fiziologice de graviditate, va depune în copie Anexa pentru supravegherea medicală a gravidei – document medical, completat de medic, însoțită de o cerere care conține informații referitoare la starea de maternitate și solicitarea de a i se aplica măsurile de protecție prevăzute de ordonanță; documentul medical va conține constatarea stării fiziologice de sănătate, data prezumtivă a nașterii, recomandări privind capacitatea de muncă a acesteia pe timp de zi/ noapte, precum și în condiții de muncă insalubre sau greu de suportat;</w:t>
       </w:r>
     </w:p>
     <w:p>
@@ -30171,79 +29959,82 @@
         <w:widowControl/>
         <w:numPr>
           <w:ilvl w:val="0"/>
-          <w:numId w:val="24"/>
-        </w:numPr>
-        <w:spacing w:before="0" w:after="120"/>
+          <w:numId w:val="35"/>
+        </w:numPr>
+        <w:spacing w:before="0" w:after="40"/>
         <w:ind w:hanging="360" w:left="1080"/>
         <w:jc w:val="left"/>
         <w:rPr>
           <w:rFonts w:ascii="Arial" w:hAnsi="Arial" w:cs="Arial"/>
-          <w:sz w:val="18"/>
-          <w:szCs w:val="18"/>
-          <w:lang w:val="it-IT"/>
-        </w:rPr>
-      </w:pPr>
-      <w:r>
-        <w:rPr>
-          <w:rFonts w:eastAsia="Arial" w:cs="Arial" w:ascii="Arial" w:hAnsi="Arial"/>
-          <w:color w:val="auto"/>
-          <w:spacing w:val="0"/>
-          <w:w w:val="100"/>
-          <w:sz w:val="20"/>
-          <w:szCs w:val="20"/>
-          <w:lang w:val="ro-RO"/>
-        </w:rPr>
-        <w:t xml:space="preserve">influențarea negativă a situației lucrătorului în ceea ce privește promovarea profesională, remunerația sau veniturile de orice natură ori accesul la formarea și perfecționarea profesională, în cazul refuzului acestuia de a accepta un comportament nedorit, ce ține de viața sexuală.</w:t>
+          <w:b/>
+          <w:sz w:val="18"/>
+          <w:szCs w:val="18"/>
+          <w:lang w:val="it-CH"/>
+        </w:rPr>
+      </w:pPr>
+      <w:r>
+        <w:rPr>
+          <w:rFonts w:eastAsia="Arial" w:cs="Arial" w:ascii="Arial" w:hAnsi="Arial"/>
+          <w:color w:val="auto"/>
+          <w:spacing w:val="0"/>
+          <w:w w:val="100"/>
+          <w:sz w:val="20"/>
+          <w:szCs w:val="20"/>
+          <w:lang w:val="ro-RO"/>
+        </w:rPr>
+        <w:t xml:space="preserve">salariata lăuză, care și-a reluat activitatea după efectuarea concediului de lăuzie, respectiv a concediului postnatal obligatoriu de 42 de zile, sau, după caz, a 63 de zile ale concediului de lăuzie, va solicita angajatorului în scris măsurile de protecție prevăzute de lege, anexând un document medical eliberat de medicul de familie/ medicul specialist, dar nu mai târziu de 6 luni de la data la care a născut;</w:t>
+      </w:r>
+    </w:p>
+    <w:p>
+      <w:pPr>
+        <w:pStyle w:val="Normal"/>
+        <w:widowControl/>
+        <w:numPr>
+          <w:ilvl w:val="0"/>
+          <w:numId w:val="35"/>
+        </w:numPr>
+        <w:spacing w:before="0" w:after="40"/>
+        <w:ind w:hanging="360" w:left="1080"/>
+        <w:jc w:val="left"/>
+        <w:rPr>
+          <w:rStyle w:val="tli1"/>
+          <w:rFonts w:ascii="Arial" w:hAnsi="Arial" w:cs="Arial"/>
+          <w:b/>
+          <w:sz w:val="18"/>
+          <w:szCs w:val="18"/>
+          <w:lang w:val="it-CH"/>
+        </w:rPr>
+      </w:pPr>
+      <w:r>
+        <w:rPr>
+          <w:rFonts w:eastAsia="Arial" w:cs="Arial" w:ascii="Arial" w:hAnsi="Arial"/>
+          <w:color w:val="auto"/>
+          <w:spacing w:val="0"/>
+          <w:w w:val="100"/>
+          <w:sz w:val="20"/>
+          <w:szCs w:val="20"/>
+          <w:lang w:val="ro-RO"/>
+        </w:rPr>
+        <w:t xml:space="preserve">salariata care alăptează, la reluarea</w:t>
+      </w:r>
+      <w:r>
+        <w:rPr>
+          <w:rStyle w:val="tli1"/>
+          <w:rFonts w:eastAsia="Arial" w:cs="Arial" w:ascii="Arial" w:hAnsi="Arial"/>
+          <w:color w:val="auto"/>
+          <w:spacing w:val="0"/>
+          <w:w w:val="100"/>
+          <w:sz w:val="20"/>
+          <w:szCs w:val="20"/>
+          <w:lang w:val="ro-RO"/>
+        </w:rPr>
+        <w:t xml:space="preserve"> activității după efectuarea concediului de lăuzie, va anunța angajatorul în scris cu privire la începutul și sfârșitul prezumat al perioadei de alăptare, anexând documente medicale eliberate de medicul de familie/ medicul specialist în acest sens care vor cuprinde și recomandări cu privire la capacitatea de muncă a acesteia.</w:t>
       </w:r>
     </w:p>
     <w:p>
       <w:pPr>
         <w:pStyle w:val="Normal"/>
         <w:keepNext/>
-        <w:widowControl/>
-        <w:numPr>
-          <w:ilvl w:val="0"/>
-          <w:numId w:val="9"/>
-        </w:numPr>
-        <w:spacing w:before="120" w:after="60"/>
-        <w:jc w:val="left"/>
-        <w:rPr>
-          <w:rFonts w:ascii="Arial" w:hAnsi="Arial" w:cs="Arial"/>
-          <w:sz w:val="18"/>
-          <w:szCs w:val="18"/>
-          <w:lang w:val="de-DE"/>
-        </w:rPr>
-      </w:pPr>
-      <w:r>
-        <w:rPr>
-          <w:rFonts w:eastAsia="Arial" w:cs="Arial" w:ascii="Arial" w:hAnsi="Arial"/>
-          <w:bCs/>
-          <w:color w:val="auto"/>
-          <w:spacing w:val="0"/>
-          <w:w w:val="100"/>
-          <w:sz w:val="20"/>
-          <w:szCs w:val="20"/>
-          <w:lang w:val="ro-RO"/>
-        </w:rPr>
-        <w:t>Reglementări privind protecția maternității</w:t>
-      </w:r>
-      <w:r>
-        <w:rPr>
-          <w:rFonts w:eastAsia="Arial" w:cs="Arial" w:ascii="Arial" w:hAnsi="Arial"/>
-          <w:bCs/>
-          <w:color w:val="auto"/>
-          <w:spacing w:val="0"/>
-          <w:w w:val="100"/>
-          <w:sz w:val="20"/>
-          <w:szCs w:val="20"/>
-          <w:lang w:val="ro-RO"/>
-        </w:rPr>
-        <w:t>:</w:t>
-      </w:r>
-    </w:p>
-    <w:p>
-      <w:pPr>
-        <w:pStyle w:val="Normal"/>
         <w:widowControl/>
         <w:numPr>
           <w:ilvl w:val="0"/>
@@ -30252,44 +30043,112 @@
         <w:spacing w:before="0" w:after="40"/>
         <w:jc w:val="left"/>
         <w:rPr>
+          <w:rStyle w:val="tli1"/>
+          <w:rFonts w:ascii="Arial" w:hAnsi="Arial" w:cs="Arial"/>
+          <w:b/>
+          <w:sz w:val="18"/>
+          <w:szCs w:val="18"/>
+          <w:lang w:val="it-CH"/>
+        </w:rPr>
+      </w:pPr>
+      <w:r>
+        <w:rPr>
+          <w:rStyle w:val="tli1"/>
+          <w:rFonts w:eastAsia="Arial" w:cs="Arial" w:ascii="Arial" w:hAnsi="Arial"/>
+          <w:color w:val="auto"/>
+          <w:spacing w:val="0"/>
+          <w:w w:val="100"/>
+          <w:sz w:val="20"/>
+          <w:szCs w:val="20"/>
+          <w:lang w:val="ro-RO"/>
+        </w:rPr>
+        <w:t xml:space="preserve">Salariatele gravide, lăuze sau care alăptează au următoarele obligații:</w:t>
+      </w:r>
+    </w:p>
+    <w:p>
+      <w:pPr>
+        <w:pStyle w:val="Normal"/>
+        <w:widowControl/>
+        <w:numPr>
+          <w:ilvl w:val="0"/>
+          <w:numId w:val="43"/>
+        </w:numPr>
+        <w:spacing w:before="0" w:after="40"/>
+        <w:ind w:hanging="360" w:left="1080"/>
+        <w:jc w:val="left"/>
+        <w:rPr>
+          <w:rStyle w:val="tli1"/>
+          <w:rFonts w:ascii="Arial" w:hAnsi="Arial" w:cs="Arial"/>
+          <w:b/>
+          <w:sz w:val="18"/>
+          <w:szCs w:val="18"/>
+          <w:lang w:val="it-CH"/>
+        </w:rPr>
+      </w:pPr>
+      <w:r>
+        <w:rPr>
+          <w:rStyle w:val="tli1"/>
+          <w:rFonts w:eastAsia="Arial" w:cs="Arial" w:ascii="Arial" w:hAnsi="Arial"/>
+          <w:color w:val="auto"/>
+          <w:spacing w:val="0"/>
+          <w:w w:val="100"/>
+          <w:sz w:val="20"/>
+          <w:szCs w:val="20"/>
+          <w:lang w:val="ro-RO"/>
+        </w:rPr>
+        <w:t xml:space="preserve">salariata mamă are obligația să efectueze, în cadrul concediului pentru sarcină și lăuzie, concediul postnatal de 42 de zile, după naștere, sau, după caz, 63 de zile ale concediului de lăuzie;</w:t>
+      </w:r>
+    </w:p>
+    <w:p>
+      <w:pPr>
+        <w:pStyle w:val="Normal"/>
+        <w:widowControl/>
+        <w:numPr>
+          <w:ilvl w:val="0"/>
+          <w:numId w:val="43"/>
+        </w:numPr>
+        <w:spacing w:before="0" w:after="40"/>
+        <w:ind w:hanging="360" w:left="1080"/>
+        <w:jc w:val="left"/>
+        <w:rPr>
+          <w:rStyle w:val="tal1"/>
+          <w:rFonts w:ascii="Arial" w:hAnsi="Arial" w:cs="Arial"/>
+          <w:b/>
+          <w:sz w:val="18"/>
+          <w:szCs w:val="18"/>
+          <w:lang w:val="it-CH"/>
+        </w:rPr>
+      </w:pPr>
+      <w:r>
+        <w:rPr>
           <w:rStyle w:val="tpa1"/>
-          <w:rFonts w:ascii="Arial" w:hAnsi="Arial" w:cs="Arial"/>
-          <w:b/>
-          <w:sz w:val="18"/>
-          <w:szCs w:val="18"/>
-          <w:lang w:val="it-CH"/>
-        </w:rPr>
-      </w:pPr>
-      <w:r>
-        <w:rPr>
-          <w:rFonts w:eastAsia="Arial" w:cs="Arial" w:ascii="Arial" w:hAnsi="Arial"/>
-          <w:color w:val="auto"/>
-          <w:spacing w:val="0"/>
-          <w:w w:val="100"/>
-          <w:sz w:val="20"/>
-          <w:szCs w:val="20"/>
-          <w:lang w:val="ro-RO"/>
-        </w:rPr>
-        <w:t xml:space="preserve">În ceea ce privește </w:t>
-      </w:r>
-      <w:r>
-        <w:rPr>
-          <w:rStyle w:val="tpa1"/>
-          <w:rFonts w:eastAsia="Arial" w:cs="Arial" w:ascii="Arial" w:hAnsi="Arial"/>
-          <w:color w:val="auto"/>
-          <w:spacing w:val="0"/>
-          <w:w w:val="100"/>
-          <w:sz w:val="20"/>
-          <w:szCs w:val="20"/>
-          <w:lang w:val="ro-RO"/>
-        </w:rPr>
-        <w:t>securitatea și sănătatea în muncă a salariatelor gravide și/ sau mame, lăuze sau care alăptează, angajatorul va asigura la locul de muncă măsuri privind igiena, protecția sănătății și securitatea în muncă a acestora conform prevederilor legale.</w:t>
-      </w:r>
-    </w:p>
-    <w:p>
-      <w:pPr>
-        <w:pStyle w:val="Normal"/>
-        <w:keepNext/>
+          <w:rFonts w:eastAsia="Arial" w:cs="Arial" w:ascii="Arial" w:hAnsi="Arial"/>
+          <w:color w:val="auto"/>
+          <w:spacing w:val="0"/>
+          <w:w w:val="100"/>
+          <w:sz w:val="20"/>
+          <w:szCs w:val="20"/>
+          <w:lang w:val="ro-RO"/>
+        </w:rPr>
+        <w:t>salariatele gravide și/ sau mamele, lăuzele sau care alăptează au</w:t>
+      </w:r>
+      <w:r>
+        <w:rPr>
+          <w:rStyle w:val="tal1"/>
+          <w:rFonts w:eastAsia="Arial" w:cs="Arial" w:ascii="Arial" w:hAnsi="Arial"/>
+          <w:color w:val="auto"/>
+          <w:spacing w:val="0"/>
+          <w:w w:val="100"/>
+          <w:sz w:val="20"/>
+          <w:szCs w:val="20"/>
+          <w:lang w:val="ro-RO"/>
+        </w:rPr>
+        <w:t xml:space="preserve"> obligația de a se prezenta la medicul de familie/ medicul specialist, pentru eliberarea unui document medical care să le ateste starea, care va fi prezentat în copie angajatorului, în termen de maximum 5 zile lucrătoare de la data eliberării.</w:t>
+      </w:r>
+    </w:p>
+    <w:p>
+      <w:pPr>
+        <w:pStyle w:val="Normal"/>
         <w:widowControl/>
         <w:numPr>
           <w:ilvl w:val="0"/>
@@ -30298,7 +30157,7 @@
         <w:spacing w:before="0" w:after="40"/>
         <w:jc w:val="left"/>
         <w:rPr>
-          <w:rStyle w:val="tpa1"/>
+          <w:rStyle w:val="tal1"/>
           <w:rFonts w:ascii="Arial" w:hAnsi="Arial" w:cs="Arial"/>
           <w:b/>
           <w:sz w:val="18"/>
@@ -30308,16 +30167,16 @@
       </w:pPr>
       <w:r>
         <w:rPr>
-          <w:rStyle w:val="tpa1"/>
-          <w:rFonts w:eastAsia="Arial" w:cs="Arial" w:ascii="Arial" w:hAnsi="Arial"/>
-          <w:color w:val="auto"/>
-          <w:spacing w:val="0"/>
-          <w:w w:val="100"/>
-          <w:sz w:val="20"/>
-          <w:szCs w:val="20"/>
-          <w:lang w:val="ro-RO"/>
-        </w:rPr>
-        <w:t xml:space="preserve">Salariatele gravide și/ sau mamele, lăuzele sau care alăptează, pentru a beneficia de aceste măsuri, trebuie să informeze în scris angajatorul asupra stării lor fiziologice astfel:</w:t>
+          <w:rStyle w:val="tal1"/>
+          <w:rFonts w:eastAsia="Arial" w:cs="Arial" w:ascii="Arial" w:hAnsi="Arial"/>
+          <w:color w:val="auto"/>
+          <w:spacing w:val="0"/>
+          <w:w w:val="100"/>
+          <w:sz w:val="20"/>
+          <w:szCs w:val="20"/>
+          <w:lang w:val="ro-RO"/>
+        </w:rPr>
+        <w:t>Pentru toate activitățile susceptibile să prezinte un risc specific de expunere la agenți, procedee și condiții de muncă, a căror listă este prevăzută în anexa nr. 1 din O.U.G. nr. 96/ 2003, angajatorul este obligat să evalueze anual și să întocmească rapoarte de evaluare, cu participarea medicului de medicina muncii, cu privire la natura, gradul și durata de expunere a angajatelor în unitate pentru a depista orice risc pentru sănătatea și securitatea angajatelor și orice efect posibil asupra sarcinii sau alăptării și pentru a stabili măsurile care trebuie luate.</w:t>
       </w:r>
     </w:p>
     <w:p>
@@ -30326,12 +30185,172 @@
         <w:widowControl/>
         <w:numPr>
           <w:ilvl w:val="0"/>
-          <w:numId w:val="35"/>
+          <w:numId w:val="34"/>
+        </w:numPr>
+        <w:spacing w:before="0" w:after="40"/>
+        <w:jc w:val="left"/>
+        <w:rPr>
+          <w:rStyle w:val="tal1"/>
+          <w:rFonts w:ascii="Arial" w:hAnsi="Arial" w:cs="Arial"/>
+          <w:b/>
+          <w:sz w:val="18"/>
+          <w:szCs w:val="18"/>
+          <w:lang w:val="it-CH"/>
+        </w:rPr>
+      </w:pPr>
+      <w:r>
+        <w:rPr>
+          <w:rStyle w:val="tal1"/>
+          <w:rFonts w:eastAsia="Arial" w:cs="Arial" w:ascii="Arial" w:hAnsi="Arial"/>
+          <w:color w:val="auto"/>
+          <w:spacing w:val="0"/>
+          <w:w w:val="100"/>
+          <w:sz w:val="20"/>
+          <w:szCs w:val="20"/>
+          <w:lang w:val="ro-RO"/>
+        </w:rPr>
+        <w:t xml:space="preserve">Angajatorii sunt obligați ca, în termen de 5 zile lucrătoare de la data întocmirii raportului, să înmâneze o copie a acestuia către reprezentanții salariaților (dacă este cazul).</w:t>
+      </w:r>
+    </w:p>
+    <w:p>
+      <w:pPr>
+        <w:pStyle w:val="Normal"/>
+        <w:widowControl/>
+        <w:numPr>
+          <w:ilvl w:val="0"/>
+          <w:numId w:val="34"/>
+        </w:numPr>
+        <w:spacing w:before="0" w:after="40"/>
+        <w:jc w:val="left"/>
+        <w:rPr>
+          <w:rStyle w:val="tal1"/>
+          <w:rFonts w:ascii="Arial" w:hAnsi="Arial" w:cs="Arial"/>
+          <w:b/>
+          <w:sz w:val="18"/>
+          <w:szCs w:val="18"/>
+          <w:lang w:val="it-CH"/>
+        </w:rPr>
+      </w:pPr>
+      <w:r>
+        <w:rPr>
+          <w:rStyle w:val="tal1"/>
+          <w:rFonts w:eastAsia="Arial" w:cs="Arial" w:ascii="Arial" w:hAnsi="Arial"/>
+          <w:color w:val="auto"/>
+          <w:spacing w:val="0"/>
+          <w:w w:val="100"/>
+          <w:sz w:val="20"/>
+          <w:szCs w:val="20"/>
+          <w:lang w:val="ro-RO"/>
+        </w:rPr>
+        <w:t xml:space="preserve">Angajatorii vor informa în scris salariatele asupra rezultatelor evaluării privind riscurile la care pot fi supuse la locurile lor de muncă, precum și asupra drepturilor care decurg din O.U.G. nr. 96/ 2003 prin informarea privind protecția maternității la locul de muncă (conform modelului din Normele metodologice) în termen de cel mult 15 zile lucrătoare de la data întocmirii raportului de evaluare.</w:t>
+      </w:r>
+    </w:p>
+    <w:p>
+      <w:pPr>
+        <w:pStyle w:val="Normal"/>
+        <w:widowControl/>
+        <w:numPr>
+          <w:ilvl w:val="0"/>
+          <w:numId w:val="34"/>
+        </w:numPr>
+        <w:spacing w:before="0" w:after="40"/>
+        <w:jc w:val="left"/>
+        <w:rPr>
+          <w:rStyle w:val="tal1"/>
+          <w:rFonts w:ascii="Arial" w:hAnsi="Arial" w:cs="Arial"/>
+          <w:b/>
+          <w:sz w:val="18"/>
+          <w:szCs w:val="18"/>
+          <w:lang w:val="it-CH"/>
+        </w:rPr>
+      </w:pPr>
+      <w:r>
+        <w:rPr>
+          <w:rStyle w:val="tal1"/>
+          <w:rFonts w:eastAsia="Arial" w:cs="Arial" w:ascii="Arial" w:hAnsi="Arial"/>
+          <w:color w:val="auto"/>
+          <w:spacing w:val="0"/>
+          <w:w w:val="100"/>
+          <w:sz w:val="20"/>
+          <w:szCs w:val="20"/>
+          <w:lang w:val="ro-RO"/>
+        </w:rPr>
+        <w:t xml:space="preserve">În termen de 10 zile lucrătoare de la data la care angajatorul a fost anunțat în scris de către o salariată că se află în una dintre situațiile prevăzute la art. 2 lit. c)–e) din O.U.G. nr. 96/ 2003, acesta</w:t>
+      </w:r>
+      <w:r>
+        <w:rPr>
+          <w:rStyle w:val="tli1"/>
+          <w:rFonts w:eastAsia="Arial" w:cs="Arial" w:ascii="Arial" w:hAnsi="Arial"/>
+          <w:color w:val="auto"/>
+          <w:spacing w:val="0"/>
+          <w:w w:val="100"/>
+          <w:sz w:val="20"/>
+          <w:szCs w:val="20"/>
+          <w:lang w:val="ro-RO"/>
+        </w:rPr>
+        <w:t xml:space="preserve"/>
+      </w:r>
+      <w:r>
+        <w:rPr>
+          <w:rStyle w:val="tal1"/>
+          <w:rFonts w:eastAsia="Arial" w:cs="Arial" w:ascii="Arial" w:hAnsi="Arial"/>
+          <w:color w:val="auto"/>
+          <w:spacing w:val="0"/>
+          <w:w w:val="100"/>
+          <w:sz w:val="20"/>
+          <w:szCs w:val="20"/>
+          <w:lang w:val="ro-RO"/>
+        </w:rPr>
+        <w:t xml:space="preserve"> are obligația să înștiințeze medicul de medicina muncii, precum și inspectoratul teritorial de muncă pe a cărui rază își desfășoară activitatea.</w:t>
+      </w:r>
+    </w:p>
+    <w:p>
+      <w:pPr>
+        <w:pStyle w:val="Normal"/>
+        <w:keepNext/>
+        <w:widowControl/>
+        <w:numPr>
+          <w:ilvl w:val="0"/>
+          <w:numId w:val="34"/>
+        </w:numPr>
+        <w:spacing w:before="0" w:after="40"/>
+        <w:jc w:val="left"/>
+        <w:rPr>
+          <w:rStyle w:val="tal1"/>
+          <w:rFonts w:ascii="Arial" w:hAnsi="Arial" w:cs="Arial"/>
+          <w:b/>
+          <w:sz w:val="18"/>
+          <w:szCs w:val="18"/>
+          <w:lang w:val="it-CH"/>
+        </w:rPr>
+      </w:pPr>
+      <w:r>
+        <w:rPr>
+          <w:rStyle w:val="tal1"/>
+          <w:rFonts w:eastAsia="Arial" w:cs="Arial" w:ascii="Arial" w:hAnsi="Arial"/>
+          <w:color w:val="auto"/>
+          <w:spacing w:val="0"/>
+          <w:w w:val="100"/>
+          <w:sz w:val="20"/>
+          <w:szCs w:val="20"/>
+          <w:lang w:val="ro-RO"/>
+        </w:rPr>
+        <w:t>Angajatorului îi revin următoarele obligații:</w:t>
+      </w:r>
+    </w:p>
+    <w:p>
+      <w:pPr>
+        <w:pStyle w:val="Normal"/>
+        <w:widowControl/>
+        <w:numPr>
+          <w:ilvl w:val="0"/>
+          <w:numId w:val="13"/>
         </w:numPr>
         <w:spacing w:before="0" w:after="40"/>
         <w:ind w:hanging="360" w:left="1080"/>
         <w:jc w:val="left"/>
         <w:rPr>
+          <w:rStyle w:val="tli1"/>
           <w:rFonts w:ascii="Arial" w:hAnsi="Arial" w:cs="Arial"/>
           <w:b/>
           <w:sz w:val="18"/>
@@ -30341,28 +30360,55 @@
       </w:pPr>
       <w:r>
         <w:rPr>
-          <w:rStyle w:val="tpa1"/>
-          <w:rFonts w:eastAsia="Arial" w:cs="Arial" w:ascii="Arial" w:hAnsi="Arial"/>
-          <w:color w:val="auto"/>
-          <w:spacing w:val="0"/>
-          <w:w w:val="100"/>
-          <w:sz w:val="20"/>
-          <w:szCs w:val="20"/>
-          <w:lang w:val="ro-RO"/>
-        </w:rPr>
-        <w:t xml:space="preserve">salariata gravidă va anunța</w:t>
-      </w:r>
-      <w:r>
-        <w:rPr>
-          <w:rFonts w:eastAsia="Arial" w:cs="Arial" w:ascii="Arial" w:hAnsi="Arial"/>
-          <w:color w:val="auto"/>
-          <w:spacing w:val="0"/>
-          <w:w w:val="100"/>
-          <w:sz w:val="20"/>
-          <w:szCs w:val="20"/>
-          <w:lang w:val="ro-RO"/>
-        </w:rPr>
-        <w:t xml:space="preserve"> în scris angajatorul asupra stării sale fiziologice de graviditate, va depune în copie Anexa pentru supravegherea medicală a gravidei – document medical, completat de medic, însoțită de o cerere care conține informații referitoare la starea de maternitate și solicitarea de a i se aplica măsurile de protecție prevăzute de ordonanță; documentul medical va conține constatarea stării fiziologice de sănătate, data prezumtivă a nașterii, recomandări privind capacitatea de muncă a acesteia pe timp de zi/ noapte, precum și în condiții de muncă insalubre sau greu de suportat;</w:t>
+          <w:rStyle w:val="tal1"/>
+          <w:rFonts w:eastAsia="Arial" w:cs="Arial" w:ascii="Arial" w:hAnsi="Arial"/>
+          <w:color w:val="auto"/>
+          <w:spacing w:val="0"/>
+          <w:w w:val="100"/>
+          <w:sz w:val="20"/>
+          <w:szCs w:val="20"/>
+          <w:lang w:val="ro-RO"/>
+        </w:rPr>
+        <w:t xml:space="preserve">să prevină expunerea salariatelor gravide, lăuze sau care alăptează la riscuri</w:t>
+      </w:r>
+      <w:r>
+        <w:rPr>
+          <w:rStyle w:val="tli1"/>
+          <w:rFonts w:eastAsia="Arial" w:cs="Arial" w:ascii="Arial" w:hAnsi="Arial"/>
+          <w:color w:val="auto"/>
+          <w:spacing w:val="0"/>
+          <w:w w:val="100"/>
+          <w:sz w:val="20"/>
+          <w:szCs w:val="20"/>
+          <w:lang w:val="ro-RO"/>
+        </w:rPr>
+        <w:t xml:space="preserve"/>
+      </w:r>
+      <w:r>
+        <w:rPr>
+          <w:rStyle w:val="tal1"/>
+          <w:rFonts w:eastAsia="Arial" w:cs="Arial" w:ascii="Arial" w:hAnsi="Arial"/>
+          <w:color w:val="auto"/>
+          <w:spacing w:val="0"/>
+          <w:w w:val="100"/>
+          <w:sz w:val="20"/>
+          <w:szCs w:val="20"/>
+          <w:lang w:val="ro-RO"/>
+        </w:rPr>
+        <w:t xml:space="preserve"/>
+      </w:r>
+      <w:r>
+        <w:rPr>
+          <w:rStyle w:val="tli1"/>
+          <w:rFonts w:eastAsia="Arial" w:cs="Arial" w:ascii="Arial" w:hAnsi="Arial"/>
+          <w:color w:val="auto"/>
+          <w:spacing w:val="0"/>
+          <w:w w:val="100"/>
+          <w:sz w:val="20"/>
+          <w:szCs w:val="20"/>
+          <w:lang w:val="ro-RO"/>
+        </w:rPr>
+        <w:t xml:space="preserve"> ce le pot afecta sănătatea și securitatea, în situația în care rezultatele evaluării evidențiază astfel de riscuri;</w:t>
       </w:r>
     </w:p>
     <w:p>
@@ -30371,12 +30417,13 @@
         <w:widowControl/>
         <w:numPr>
           <w:ilvl w:val="0"/>
-          <w:numId w:val="35"/>
+          <w:numId w:val="13"/>
         </w:numPr>
         <w:spacing w:before="0" w:after="40"/>
         <w:ind w:hanging="360" w:left="1080"/>
         <w:jc w:val="left"/>
         <w:rPr>
+          <w:rStyle w:val="tli1"/>
           <w:rFonts w:ascii="Arial" w:hAnsi="Arial" w:cs="Arial"/>
           <w:b/>
           <w:sz w:val="18"/>
@@ -30386,15 +30433,16 @@
       </w:pPr>
       <w:r>
         <w:rPr>
-          <w:rFonts w:eastAsia="Arial" w:cs="Arial" w:ascii="Arial" w:hAnsi="Arial"/>
-          <w:color w:val="auto"/>
-          <w:spacing w:val="0"/>
-          <w:w w:val="100"/>
-          <w:sz w:val="20"/>
-          <w:szCs w:val="20"/>
-          <w:lang w:val="ro-RO"/>
-        </w:rPr>
-        <w:t xml:space="preserve">salariata lăuză, care și-a reluat activitatea după efectuarea concediului de lăuzie, respectiv a concediului postnatal obligatoriu de 42 de zile, sau, după caz, a 63 de zile ale concediului de lăuzie, va solicita angajatorului în scris măsurile de protecție prevăzute de lege, anexând un document medical eliberat de medicul de familie/ medicul specialist, dar nu mai târziu de 6 luni de la data la care a născut;</w:t>
+          <w:rStyle w:val="tli1"/>
+          <w:rFonts w:eastAsia="Arial" w:cs="Arial" w:ascii="Arial" w:hAnsi="Arial"/>
+          <w:color w:val="auto"/>
+          <w:spacing w:val="0"/>
+          <w:w w:val="100"/>
+          <w:sz w:val="20"/>
+          <w:szCs w:val="20"/>
+          <w:lang w:val="ro-RO"/>
+        </w:rPr>
+        <w:t>să nu constrângă salariatele să efectueze o muncă dăunătoare sănătății sau stării lor de graviditate ori copilului nou-născut, după caz;</w:t>
       </w:r>
     </w:p>
     <w:p>
@@ -30403,15 +30451,14 @@
         <w:widowControl/>
         <w:numPr>
           <w:ilvl w:val="0"/>
-          <w:numId w:val="35"/>
+          <w:numId w:val="13"/>
         </w:numPr>
         <w:spacing w:before="0" w:after="40"/>
         <w:ind w:hanging="360" w:left="1080"/>
         <w:jc w:val="left"/>
         <w:rPr>
-          <w:rStyle w:val="tli1"/>
-          <w:rFonts w:ascii="Arial" w:hAnsi="Arial" w:cs="Arial"/>
-          <w:b/>
+          <w:rStyle w:val="tpa1"/>
+          <w:rFonts w:ascii="Arial" w:hAnsi="Arial" w:cs="Arial"/>
           <w:sz w:val="18"/>
           <w:szCs w:val="18"/>
           <w:lang w:val="it-CH"/>
@@ -30419,120 +30466,6 @@
       </w:pPr>
       <w:r>
         <w:rPr>
-          <w:rFonts w:eastAsia="Arial" w:cs="Arial" w:ascii="Arial" w:hAnsi="Arial"/>
-          <w:color w:val="auto"/>
-          <w:spacing w:val="0"/>
-          <w:w w:val="100"/>
-          <w:sz w:val="20"/>
-          <w:szCs w:val="20"/>
-          <w:lang w:val="ro-RO"/>
-        </w:rPr>
-        <w:t xml:space="preserve">salariata care alăptează, la reluarea</w:t>
-      </w:r>
-      <w:r>
-        <w:rPr>
-          <w:rStyle w:val="tli1"/>
-          <w:rFonts w:eastAsia="Arial" w:cs="Arial" w:ascii="Arial" w:hAnsi="Arial"/>
-          <w:color w:val="auto"/>
-          <w:spacing w:val="0"/>
-          <w:w w:val="100"/>
-          <w:sz w:val="20"/>
-          <w:szCs w:val="20"/>
-          <w:lang w:val="ro-RO"/>
-        </w:rPr>
-        <w:t xml:space="preserve"> activității după efectuarea concediului de lăuzie, va anunța angajatorul în scris cu privire la începutul și sfârșitul prezumat al perioadei de alăptare, anexând documente medicale eliberate de medicul de familie/ medicul specialist în acest sens care vor cuprinde și recomandări cu privire la capacitatea de muncă a acesteia.</w:t>
-      </w:r>
-    </w:p>
-    <w:p>
-      <w:pPr>
-        <w:pStyle w:val="Normal"/>
-        <w:keepNext/>
-        <w:widowControl/>
-        <w:numPr>
-          <w:ilvl w:val="0"/>
-          <w:numId w:val="34"/>
-        </w:numPr>
-        <w:spacing w:before="0" w:after="40"/>
-        <w:jc w:val="left"/>
-        <w:rPr>
-          <w:rStyle w:val="tli1"/>
-          <w:rFonts w:ascii="Arial" w:hAnsi="Arial" w:cs="Arial"/>
-          <w:b/>
-          <w:sz w:val="18"/>
-          <w:szCs w:val="18"/>
-          <w:lang w:val="it-CH"/>
-        </w:rPr>
-      </w:pPr>
-      <w:r>
-        <w:rPr>
-          <w:rStyle w:val="tli1"/>
-          <w:rFonts w:eastAsia="Arial" w:cs="Arial" w:ascii="Arial" w:hAnsi="Arial"/>
-          <w:color w:val="auto"/>
-          <w:spacing w:val="0"/>
-          <w:w w:val="100"/>
-          <w:sz w:val="20"/>
-          <w:szCs w:val="20"/>
-          <w:lang w:val="ro-RO"/>
-        </w:rPr>
-        <w:t xml:space="preserve">Salariatele gravide, lăuze sau care alăptează au următoarele obligații:</w:t>
-      </w:r>
-    </w:p>
-    <w:p>
-      <w:pPr>
-        <w:pStyle w:val="Normal"/>
-        <w:widowControl/>
-        <w:numPr>
-          <w:ilvl w:val="0"/>
-          <w:numId w:val="43"/>
-        </w:numPr>
-        <w:spacing w:before="0" w:after="40"/>
-        <w:ind w:hanging="360" w:left="1080"/>
-        <w:jc w:val="left"/>
-        <w:rPr>
-          <w:rStyle w:val="tli1"/>
-          <w:rFonts w:ascii="Arial" w:hAnsi="Arial" w:cs="Arial"/>
-          <w:b/>
-          <w:sz w:val="18"/>
-          <w:szCs w:val="18"/>
-          <w:lang w:val="it-CH"/>
-        </w:rPr>
-      </w:pPr>
-      <w:r>
-        <w:rPr>
-          <w:rStyle w:val="tli1"/>
-          <w:rFonts w:eastAsia="Arial" w:cs="Arial" w:ascii="Arial" w:hAnsi="Arial"/>
-          <w:color w:val="auto"/>
-          <w:spacing w:val="0"/>
-          <w:w w:val="100"/>
-          <w:sz w:val="20"/>
-          <w:szCs w:val="20"/>
-          <w:lang w:val="ro-RO"/>
-        </w:rPr>
-        <w:t xml:space="preserve">salariata mamă are obligația să efectueze, în cadrul concediului pentru sarcină și lăuzie, concediul postnatal de 42 de zile, după naștere, sau, după caz, 63 de zile ale concediului de lăuzie;</w:t>
-      </w:r>
-    </w:p>
-    <w:p>
-      <w:pPr>
-        <w:pStyle w:val="Normal"/>
-        <w:widowControl/>
-        <w:numPr>
-          <w:ilvl w:val="0"/>
-          <w:numId w:val="43"/>
-        </w:numPr>
-        <w:spacing w:before="0" w:after="40"/>
-        <w:ind w:hanging="360" w:left="1080"/>
-        <w:jc w:val="left"/>
-        <w:rPr>
-          <w:rStyle w:val="tal1"/>
-          <w:rFonts w:ascii="Arial" w:hAnsi="Arial" w:cs="Arial"/>
-          <w:b/>
-          <w:sz w:val="18"/>
-          <w:szCs w:val="18"/>
-          <w:lang w:val="it-CH"/>
-        </w:rPr>
-      </w:pPr>
-      <w:r>
-        <w:rPr>
           <w:rStyle w:val="tpa1"/>
           <w:rFonts w:eastAsia="Arial" w:cs="Arial" w:ascii="Arial" w:hAnsi="Arial"/>
           <w:color w:val="auto"/>
@@ -30542,352 +30475,7 @@
           <w:szCs w:val="20"/>
           <w:lang w:val="ro-RO"/>
         </w:rPr>
-        <w:t>salariatele gravide și/ sau mamele, lăuzele sau care alăptează au</w:t>
-      </w:r>
-      <w:r>
-        <w:rPr>
-          <w:rStyle w:val="tal1"/>
-          <w:rFonts w:eastAsia="Arial" w:cs="Arial" w:ascii="Arial" w:hAnsi="Arial"/>
-          <w:color w:val="auto"/>
-          <w:spacing w:val="0"/>
-          <w:w w:val="100"/>
-          <w:sz w:val="20"/>
-          <w:szCs w:val="20"/>
-          <w:lang w:val="ro-RO"/>
-        </w:rPr>
-        <w:t xml:space="preserve"> obligația de a se prezenta la medicul de familie/ medicul specialist, pentru eliberarea unui document medical care să le ateste starea, care va fi prezentat în copie angajatorului, în termen de maximum 5 zile lucrătoare de la data eliberării.</w:t>
-      </w:r>
-    </w:p>
-    <w:p>
-      <w:pPr>
-        <w:pStyle w:val="Normal"/>
-        <w:widowControl/>
-        <w:numPr>
-          <w:ilvl w:val="0"/>
-          <w:numId w:val="34"/>
-        </w:numPr>
-        <w:spacing w:before="0" w:after="40"/>
-        <w:jc w:val="left"/>
-        <w:rPr>
-          <w:rStyle w:val="tal1"/>
-          <w:rFonts w:ascii="Arial" w:hAnsi="Arial" w:cs="Arial"/>
-          <w:b/>
-          <w:sz w:val="18"/>
-          <w:szCs w:val="18"/>
-          <w:lang w:val="it-CH"/>
-        </w:rPr>
-      </w:pPr>
-      <w:r>
-        <w:rPr>
-          <w:rStyle w:val="tal1"/>
-          <w:rFonts w:eastAsia="Arial" w:cs="Arial" w:ascii="Arial" w:hAnsi="Arial"/>
-          <w:color w:val="auto"/>
-          <w:spacing w:val="0"/>
-          <w:w w:val="100"/>
-          <w:sz w:val="20"/>
-          <w:szCs w:val="20"/>
-          <w:lang w:val="ro-RO"/>
-        </w:rPr>
-        <w:t>Pentru toate activitățile susceptibile să prezinte un risc specific de expunere la agenți, procedee și condiții de muncă, a căror listă este prevăzută în anexa nr. 1 din O.U.G. nr. 96/ 2003, angajatorul este obligat să evalueze anual și să întocmească rapoarte de evaluare, cu participarea medicului de medicina muncii, cu privire la natura, gradul și durata de expunere a angajatelor în unitate pentru a depista orice risc pentru sănătatea și securitatea angajatelor și orice efect posibil asupra sarcinii sau alăptării și pentru a stabili măsurile care trebuie luate.</w:t>
-      </w:r>
-    </w:p>
-    <w:p>
-      <w:pPr>
-        <w:pStyle w:val="Normal"/>
-        <w:widowControl/>
-        <w:numPr>
-          <w:ilvl w:val="0"/>
-          <w:numId w:val="34"/>
-        </w:numPr>
-        <w:spacing w:before="0" w:after="40"/>
-        <w:jc w:val="left"/>
-        <w:rPr>
-          <w:rStyle w:val="tal1"/>
-          <w:rFonts w:ascii="Arial" w:hAnsi="Arial" w:cs="Arial"/>
-          <w:b/>
-          <w:sz w:val="18"/>
-          <w:szCs w:val="18"/>
-          <w:lang w:val="it-CH"/>
-        </w:rPr>
-      </w:pPr>
-      <w:r>
-        <w:rPr>
-          <w:rStyle w:val="tal1"/>
-          <w:rFonts w:eastAsia="Arial" w:cs="Arial" w:ascii="Arial" w:hAnsi="Arial"/>
-          <w:color w:val="auto"/>
-          <w:spacing w:val="0"/>
-          <w:w w:val="100"/>
-          <w:sz w:val="20"/>
-          <w:szCs w:val="20"/>
-          <w:lang w:val="ro-RO"/>
-        </w:rPr>
-        <w:t xml:space="preserve">Angajatorii sunt obligați ca, în termen de 5 zile lucrătoare de la data întocmirii raportului, să înmâneze o copie a acestuia către reprezentanții salariaților (dacă este cazul).</w:t>
-      </w:r>
-    </w:p>
-    <w:p>
-      <w:pPr>
-        <w:pStyle w:val="Normal"/>
-        <w:widowControl/>
-        <w:numPr>
-          <w:ilvl w:val="0"/>
-          <w:numId w:val="34"/>
-        </w:numPr>
-        <w:spacing w:before="0" w:after="40"/>
-        <w:jc w:val="left"/>
-        <w:rPr>
-          <w:rStyle w:val="tal1"/>
-          <w:rFonts w:ascii="Arial" w:hAnsi="Arial" w:cs="Arial"/>
-          <w:b/>
-          <w:sz w:val="18"/>
-          <w:szCs w:val="18"/>
-          <w:lang w:val="it-CH"/>
-        </w:rPr>
-      </w:pPr>
-      <w:r>
-        <w:rPr>
-          <w:rStyle w:val="tal1"/>
-          <w:rFonts w:eastAsia="Arial" w:cs="Arial" w:ascii="Arial" w:hAnsi="Arial"/>
-          <w:color w:val="auto"/>
-          <w:spacing w:val="0"/>
-          <w:w w:val="100"/>
-          <w:sz w:val="20"/>
-          <w:szCs w:val="20"/>
-          <w:lang w:val="ro-RO"/>
-        </w:rPr>
-        <w:t xml:space="preserve">Angajatorii vor informa în scris salariatele asupra rezultatelor evaluării privind riscurile la care pot fi supuse la locurile lor de muncă, precum și asupra drepturilor care decurg din O.U.G. nr. 96/ 2003 prin informarea privind protecția maternității la locul de muncă (conform modelului din Normele metodologice) în termen de cel mult 15 zile lucrătoare de la data întocmirii raportului de evaluare.</w:t>
-      </w:r>
-    </w:p>
-    <w:p>
-      <w:pPr>
-        <w:pStyle w:val="Normal"/>
-        <w:widowControl/>
-        <w:numPr>
-          <w:ilvl w:val="0"/>
-          <w:numId w:val="34"/>
-        </w:numPr>
-        <w:spacing w:before="0" w:after="40"/>
-        <w:jc w:val="left"/>
-        <w:rPr>
-          <w:rStyle w:val="tal1"/>
-          <w:rFonts w:ascii="Arial" w:hAnsi="Arial" w:cs="Arial"/>
-          <w:b/>
-          <w:sz w:val="18"/>
-          <w:szCs w:val="18"/>
-          <w:lang w:val="it-CH"/>
-        </w:rPr>
-      </w:pPr>
-      <w:r>
-        <w:rPr>
-          <w:rStyle w:val="tal1"/>
-          <w:rFonts w:eastAsia="Arial" w:cs="Arial" w:ascii="Arial" w:hAnsi="Arial"/>
-          <w:color w:val="auto"/>
-          <w:spacing w:val="0"/>
-          <w:w w:val="100"/>
-          <w:sz w:val="20"/>
-          <w:szCs w:val="20"/>
-          <w:lang w:val="ro-RO"/>
-        </w:rPr>
-        <w:t xml:space="preserve">În termen de 10 zile lucrătoare de la data la care angajatorul a fost anunțat în scris de către o salariată că se află în una dintre situațiile prevăzute la art. 2 lit. c)–e) din O.U.G. nr. 96/ 2003, acesta</w:t>
-      </w:r>
-      <w:r>
-        <w:rPr>
-          <w:rStyle w:val="tli1"/>
-          <w:rFonts w:eastAsia="Arial" w:cs="Arial" w:ascii="Arial" w:hAnsi="Arial"/>
-          <w:color w:val="auto"/>
-          <w:spacing w:val="0"/>
-          <w:w w:val="100"/>
-          <w:sz w:val="20"/>
-          <w:szCs w:val="20"/>
-          <w:lang w:val="ro-RO"/>
-        </w:rPr>
-        <w:t xml:space="preserve"/>
-      </w:r>
-      <w:r>
-        <w:rPr>
-          <w:rStyle w:val="tal1"/>
-          <w:rFonts w:eastAsia="Arial" w:cs="Arial" w:ascii="Arial" w:hAnsi="Arial"/>
-          <w:color w:val="auto"/>
-          <w:spacing w:val="0"/>
-          <w:w w:val="100"/>
-          <w:sz w:val="20"/>
-          <w:szCs w:val="20"/>
-          <w:lang w:val="ro-RO"/>
-        </w:rPr>
-        <w:t xml:space="preserve"> are obligația să înștiințeze medicul de medicina muncii, precum și inspectoratul teritorial de muncă pe a cărui rază își desfășoară activitatea.</w:t>
-      </w:r>
-    </w:p>
-    <w:p>
-      <w:pPr>
-        <w:pStyle w:val="Normal"/>
-        <w:keepNext/>
-        <w:widowControl/>
-        <w:numPr>
-          <w:ilvl w:val="0"/>
-          <w:numId w:val="34"/>
-        </w:numPr>
-        <w:spacing w:before="0" w:after="40"/>
-        <w:jc w:val="left"/>
-        <w:rPr>
-          <w:rStyle w:val="tal1"/>
-          <w:rFonts w:ascii="Arial" w:hAnsi="Arial" w:cs="Arial"/>
-          <w:b/>
-          <w:sz w:val="18"/>
-          <w:szCs w:val="18"/>
-          <w:lang w:val="it-CH"/>
-        </w:rPr>
-      </w:pPr>
-      <w:r>
-        <w:rPr>
-          <w:rStyle w:val="tal1"/>
-          <w:rFonts w:eastAsia="Arial" w:cs="Arial" w:ascii="Arial" w:hAnsi="Arial"/>
-          <w:color w:val="auto"/>
-          <w:spacing w:val="0"/>
-          <w:w w:val="100"/>
-          <w:sz w:val="20"/>
-          <w:szCs w:val="20"/>
-          <w:lang w:val="ro-RO"/>
-        </w:rPr>
-        <w:t>Angajatorului îi revin următoarele obligații:</w:t>
-      </w:r>
-    </w:p>
-    <w:p>
-      <w:pPr>
-        <w:pStyle w:val="Normal"/>
-        <w:widowControl/>
-        <w:numPr>
-          <w:ilvl w:val="0"/>
-          <w:numId w:val="13"/>
-        </w:numPr>
-        <w:spacing w:before="0" w:after="40"/>
-        <w:ind w:hanging="360" w:left="1080"/>
-        <w:jc w:val="left"/>
-        <w:rPr>
-          <w:rStyle w:val="tli1"/>
-          <w:rFonts w:ascii="Arial" w:hAnsi="Arial" w:cs="Arial"/>
-          <w:b/>
-          <w:sz w:val="18"/>
-          <w:szCs w:val="18"/>
-          <w:lang w:val="it-CH"/>
-        </w:rPr>
-      </w:pPr>
-      <w:r>
-        <w:rPr>
-          <w:rStyle w:val="tal1"/>
-          <w:rFonts w:eastAsia="Arial" w:cs="Arial" w:ascii="Arial" w:hAnsi="Arial"/>
-          <w:color w:val="auto"/>
-          <w:spacing w:val="0"/>
-          <w:w w:val="100"/>
-          <w:sz w:val="20"/>
-          <w:szCs w:val="20"/>
-          <w:lang w:val="ro-RO"/>
-        </w:rPr>
-        <w:t xml:space="preserve">să prevină expunerea salariatelor gravide, lăuze sau care alăptează la riscuri</w:t>
-      </w:r>
-      <w:r>
-        <w:rPr>
-          <w:rStyle w:val="tli1"/>
-          <w:rFonts w:eastAsia="Arial" w:cs="Arial" w:ascii="Arial" w:hAnsi="Arial"/>
-          <w:color w:val="auto"/>
-          <w:spacing w:val="0"/>
-          <w:w w:val="100"/>
-          <w:sz w:val="20"/>
-          <w:szCs w:val="20"/>
-          <w:lang w:val="ro-RO"/>
-        </w:rPr>
-        <w:t xml:space="preserve"/>
-      </w:r>
-      <w:r>
-        <w:rPr>
-          <w:rStyle w:val="tal1"/>
-          <w:rFonts w:eastAsia="Arial" w:cs="Arial" w:ascii="Arial" w:hAnsi="Arial"/>
-          <w:color w:val="auto"/>
-          <w:spacing w:val="0"/>
-          <w:w w:val="100"/>
-          <w:sz w:val="20"/>
-          <w:szCs w:val="20"/>
-          <w:lang w:val="ro-RO"/>
-        </w:rPr>
-        <w:t xml:space="preserve"/>
-      </w:r>
-      <w:r>
-        <w:rPr>
-          <w:rStyle w:val="tli1"/>
-          <w:rFonts w:eastAsia="Arial" w:cs="Arial" w:ascii="Arial" w:hAnsi="Arial"/>
-          <w:color w:val="auto"/>
-          <w:spacing w:val="0"/>
-          <w:w w:val="100"/>
-          <w:sz w:val="20"/>
-          <w:szCs w:val="20"/>
-          <w:lang w:val="ro-RO"/>
-        </w:rPr>
-        <w:t xml:space="preserve"> ce le pot afecta sănătatea și securitatea, în situația în care rezultatele evaluării evidențiază astfel de riscuri;</w:t>
-      </w:r>
-    </w:p>
-    <w:p>
-      <w:pPr>
-        <w:pStyle w:val="Normal"/>
-        <w:widowControl/>
-        <w:numPr>
-          <w:ilvl w:val="0"/>
-          <w:numId w:val="13"/>
-        </w:numPr>
-        <w:spacing w:before="0" w:after="40"/>
-        <w:ind w:hanging="360" w:left="1080"/>
-        <w:jc w:val="left"/>
-        <w:rPr>
-          <w:rStyle w:val="tli1"/>
-          <w:rFonts w:ascii="Arial" w:hAnsi="Arial" w:cs="Arial"/>
-          <w:b/>
-          <w:sz w:val="18"/>
-          <w:szCs w:val="18"/>
-          <w:lang w:val="it-CH"/>
-        </w:rPr>
-      </w:pPr>
-      <w:r>
-        <w:rPr>
-          <w:rStyle w:val="tli1"/>
-          <w:rFonts w:eastAsia="Arial" w:cs="Arial" w:ascii="Arial" w:hAnsi="Arial"/>
-          <w:color w:val="auto"/>
-          <w:spacing w:val="0"/>
-          <w:w w:val="100"/>
-          <w:sz w:val="20"/>
-          <w:szCs w:val="20"/>
-          <w:lang w:val="ro-RO"/>
-        </w:rPr>
-        <w:t>să nu constrângă salariatele să efectueze o muncă dăunătoare sănătății sau stării lor de graviditate ori copilului nou-născut, după caz;</w:t>
-      </w:r>
-    </w:p>
-    <w:p>
-      <w:pPr>
-        <w:pStyle w:val="Normal"/>
-        <w:widowControl/>
-        <w:numPr>
-          <w:ilvl w:val="0"/>
-          <w:numId w:val="13"/>
-        </w:numPr>
-        <w:spacing w:before="0" w:after="40"/>
-        <w:ind w:hanging="360" w:left="1080"/>
-        <w:jc w:val="left"/>
-        <w:rPr>
-          <w:rStyle w:val="tpa1"/>
-          <w:rFonts w:ascii="Arial" w:hAnsi="Arial" w:cs="Arial"/>
-          <w:sz w:val="18"/>
-          <w:szCs w:val="18"/>
-          <w:lang w:val="it-CH"/>
-        </w:rPr>
-      </w:pPr>
-      <w:r>
-        <w:rPr>
-          <w:rStyle w:val="tpa1"/>
-          <w:rFonts w:eastAsia="Arial" w:cs="Arial" w:ascii="Arial" w:hAnsi="Arial"/>
-          <w:color w:val="auto"/>
-          <w:spacing w:val="0"/>
-          <w:w w:val="100"/>
-          <w:sz w:val="20"/>
-          <w:szCs w:val="20"/>
-          <w:lang w:val="ro-RO"/>
-        </w:rPr>
-        <w:t>să păstreze confidențialitatea asupra stării de graviditate a salariatei și nu va anunța alți angajați decât cu acordul scris al acesteia și doar în interesul bunei desfășurări a procesului de muncă, când starea de graviditate nu este vizibilă;</w:t>
+        <w:t>să păstreze confidențialitatea asupra stării de graviditate a salariatei și să nu anunțe alți angajați decât cu acordul scris al acesteia și doar în interesul bunei desfășurări a procesului de muncă, când starea de graviditate nu este vizibilă;</w:t>
       </w:r>
     </w:p>
     <w:p>

--- a/packages/document-engine/templates/11_employer_briefing.docx
+++ b/packages/document-engine/templates/11_employer_briefing.docx
@@ -1019,7 +1019,7 @@
           <w:szCs w:val="20"/>
           <w:lang w:val="ro-RO"/>
         </w:rPr>
-        <w:t xml:space="preserve">Capitolul I. Prevederi generale pentru angajator conform Legii 319/ 2006</w:t>
+        <w:t xml:space="preserve">Capitolul I. Prevederi generale pentru angajator conform Legii 319/2006</w:t>
       </w:r>
     </w:p>
     <w:p>
@@ -1539,7 +1539,7 @@
           <w:szCs w:val="20"/>
           <w:lang w:val="ro-RO"/>
         </w:rPr>
-        <w:t xml:space="preserve">Capitolul I. Prevederi generale pentru angajator conform Legii 319/ 2006</w:t>
+        <w:t xml:space="preserve">Capitolul I. Prevederi generale pentru angajator conform Legii 319/2006</w:t>
       </w:r>
     </w:p>
     <w:p>
@@ -1570,19 +1570,19 @@
           <w:szCs w:val="20"/>
           <w:lang w:val="ro-RO"/>
         </w:rPr>
-        <w:t xml:space="preserve">(Legea 319/ 2006, Art. 6 alin. (1), (2), (3)) </w:t>
-      </w:r>
-      <w:r>
-        <w:rPr>
-          <w:rFonts w:eastAsia="Arial" w:cs="Arial" w:ascii="Arial" w:hAnsi="Arial"/>
-          <w:color w:val="auto"/>
-          <w:spacing w:val="0"/>
-          <w:w w:val="100"/>
-          <w:sz w:val="20"/>
-          <w:szCs w:val="20"/>
-          <w:lang w:val="ro-RO"/>
-        </w:rPr>
-        <w:t>(1)</w:t>
+        <w:t xml:space="preserve">(Preluare din Legea 319/2006 – Art. 6 alin. (1), (2), (3)) </w:t>
+      </w:r>
+      <w:r>
+        <w:rPr>
+          <w:rFonts w:eastAsia="Arial" w:cs="Arial" w:ascii="Arial" w:hAnsi="Arial"/>
+          <w:color w:val="auto"/>
+          <w:spacing w:val="0"/>
+          <w:w w:val="100"/>
+          <w:sz w:val="20"/>
+          <w:szCs w:val="20"/>
+          <w:lang w:val="ro-RO"/>
+        </w:rPr>
+        <w:t xml:space="preserve">(1)</w:t>
       </w:r>
       <w:r>
         <w:rPr>
@@ -1737,7 +1737,7 @@
           <w:szCs w:val="20"/>
           <w:lang w:val="ro-RO"/>
         </w:rPr>
-        <w:t xml:space="preserve">(Preluare din Legea 319/ 2006 – Art. 7) </w:t>
+        <w:t xml:space="preserve">(Preluare din Legea 319/2006 – Art. 7) </w:t>
       </w:r>
       <w:r>
         <w:rPr>
@@ -1762,7 +1762,7 @@
           <w:szCs w:val="20"/>
           <w:lang w:val="ro-RO"/>
         </w:rPr>
-        <w:t>În cadrul responsabilităților sale, angajatorul are obligația să ia măsurile necesare pentru:</w:t>
+        <w:t xml:space="preserve">În cadrul responsabilităților sale, angajatorul are obligația să ia măsurile necesare pentru:</w:t>
       </w:r>
     </w:p>
     <w:p>
@@ -2671,7 +2671,7 @@
           <w:szCs w:val="20"/>
           <w:lang w:val="ro-RO"/>
         </w:rPr>
-        <w:t xml:space="preserve">(Preluare din Legea 319/ 2006 – Art. 11) </w:t>
+        <w:t xml:space="preserve">(Preluare din Legea 319/2006 – Art. 11) </w:t>
       </w:r>
       <w:r>
         <w:rPr>
@@ -2684,7 +2684,7 @@
           <w:szCs w:val="20"/>
           <w:lang w:val="ro-RO"/>
         </w:rPr>
-        <w:t>(1)</w:t>
+        <w:t xml:space="preserve">(1)</w:t>
       </w:r>
       <w:r>
         <w:rPr>
@@ -2941,7 +2941,7 @@
           <w:szCs w:val="20"/>
           <w:lang w:val="ro-RO"/>
         </w:rPr>
-        <w:t>(Preluare din Legea 319/ 2006 – Art. 12)</w:t>
+        <w:t xml:space="preserve">(Preluare din Legea 319/2006 – Art. 12)</w:t>
       </w:r>
       <w:r>
         <w:rPr>
@@ -3046,19 +3046,19 @@
           <w:szCs w:val="20"/>
           <w:lang w:val="ro-RO"/>
         </w:rPr>
-        <w:t>să țină evidența accidentelor de muncă ce au ca urmare o incapacitate de muncă mai mare de 3 zile de lucru, a accidentelor ușoare, a bolilor profesionale, a incidentelor periculoase, precum și a accidentelor de muncă, astfel cum sunt definite la art. 5 lit. g) din Legea 319/ 2006</w:t>
-      </w:r>
-      <w:r>
-        <w:rPr>
-          <w:rFonts w:eastAsia="Arial" w:cs="Arial" w:ascii="Arial" w:hAnsi="Arial"/>
-          <w:color w:val="auto"/>
-          <w:spacing w:val="0"/>
-          <w:w w:val="100"/>
-          <w:sz w:val="20"/>
-          <w:szCs w:val="20"/>
-          <w:lang w:val="ro-RO"/>
-        </w:rPr>
-        <w:t>;</w:t>
+        <w:t xml:space="preserve">să țină evidența accidentelor de muncă ce au ca urmare o incapacitate de muncă mai mare de 3 zile de lucru, a accidentelor ușoare, a bolilor profesionale, a incidentelor periculoase, precum și a accidentelor de muncă, astfel cum sunt definite la art. 5 lit. g) din Legea 319/2006</w:t>
+      </w:r>
+      <w:r>
+        <w:rPr>
+          <w:rFonts w:eastAsia="Arial" w:cs="Arial" w:ascii="Arial" w:hAnsi="Arial"/>
+          <w:color w:val="auto"/>
+          <w:spacing w:val="0"/>
+          <w:w w:val="100"/>
+          <w:sz w:val="20"/>
+          <w:szCs w:val="20"/>
+          <w:lang w:val="ro-RO"/>
+        </w:rPr>
+        <w:t xml:space="preserve">;</w:t>
       </w:r>
     </w:p>
     <w:p>
@@ -3121,7 +3121,7 @@
           <w:szCs w:val="20"/>
           <w:lang w:val="ro-RO"/>
         </w:rPr>
-        <w:t>(Preluare din Legea 319/ 2006 – Art. 13)</w:t>
+        <w:t xml:space="preserve">(Preluare din Legea 319/2006 – Art. 13)</w:t>
       </w:r>
       <w:r>
         <w:rPr>
@@ -3474,7 +3474,7 @@
           <w:szCs w:val="20"/>
           <w:lang w:val="ro-RO"/>
         </w:rPr>
-        <w:t xml:space="preserve">să țină evidența zonelor cu risc ridicat și specific prevăzute la art. 7 alin. (4), lit. e) din Legea 319/ 2006;</w:t>
+        <w:t xml:space="preserve">să țină evidența zonelor cu risc ridicat și specific prevăzute la art. 7 alin. (4), lit. e) din Legea 319/2006;</w:t>
       </w:r>
     </w:p>
     <w:p>
@@ -3753,7 +3753,7 @@
           <w:szCs w:val="20"/>
           <w:lang w:val="ro-RO"/>
         </w:rPr>
-        <w:t>(Preluare din Legea 319/ 2006 – Art. 14)</w:t>
+        <w:t xml:space="preserve">(Preluare din Legea 319/2006 – Art. 14)</w:t>
       </w:r>
       <w:r>
         <w:rPr>
@@ -3796,7 +3796,7 @@
           <w:szCs w:val="20"/>
           <w:lang w:val="ro-RO"/>
         </w:rPr>
-        <w:t>(Preluare din Legea 319/ 2006 – Art. 15)</w:t>
+        <w:t xml:space="preserve">(Preluare din Legea 319/2006 – Art. 15)</w:t>
       </w:r>
       <w:r>
         <w:rPr>
@@ -3821,7 +3821,7 @@
           <w:szCs w:val="20"/>
           <w:lang w:val="ro-RO"/>
         </w:rPr>
-        <w:t>(1)</w:t>
+        <w:t xml:space="preserve">(1)</w:t>
       </w:r>
       <w:r>
         <w:rPr>
@@ -3905,7 +3905,7 @@
           <w:szCs w:val="20"/>
           <w:lang w:val="ro-RO"/>
         </w:rPr>
-        <w:t>(Preluare din H.G. 1425/ 2006 – Art. 15)</w:t>
+        <w:t xml:space="preserve">(Preluare din H.G. 1425/2006 – Art. 15)</w:t>
       </w:r>
       <w:r>
         <w:rPr>
@@ -3930,7 +3930,7 @@
           <w:szCs w:val="20"/>
           <w:lang w:val="ro-RO"/>
         </w:rPr>
-        <w:t>Activitățile de prevenire și protecție în cadrul întreprinderii și/ sau al unității sunt următoarele:</w:t>
+        <w:t xml:space="preserve">Activitățile de prevenire și protecție în cadrul întreprinderii și/ sau al unității sunt următoarele:</w:t>
       </w:r>
     </w:p>
     <w:p>
@@ -4355,7 +4355,7 @@
           <w:u w:val="none"/>
           <w:lang w:val="ro-RO"/>
         </w:rPr>
-        <w:t>971/ 2006</w:t>
+        <w:t xml:space="preserve">971/2006</w:t>
       </w:r>
       <w:r>
         <w:rPr>
@@ -4626,7 +4626,7 @@
           <w:szCs w:val="20"/>
           <w:lang w:val="ro-RO"/>
         </w:rPr>
-        <w:t xml:space="preserve">întocmirea rapoartelor și/ sau a listelor prevăzute de hotărârile Guvernului emise în temeiul art. 51 alin. (1) lit. b) din Legea 319/ 2006, inclusiv cele referitoare la azbest, vibrații, zgomot și șantiere temporare și mobile;</w:t>
+        <w:t xml:space="preserve">întocmirea rapoartelor și/ sau a listelor prevăzute de hotărârile Guvernului emise în temeiul art. 51 alin. (1) lit. b) din Legea 319/2006, inclusiv cele referitoare la azbest, vibrații, zgomot și șantiere temporare și mobile;</w:t>
       </w:r>
     </w:p>
     <w:p>
@@ -4685,7 +4685,7 @@
           <w:u w:val="none"/>
           <w:lang w:val="ro-RO"/>
         </w:rPr>
-        <w:t>1146/ 2006</w:t>
+        <w:t xml:space="preserve">1146/2006</w:t>
       </w:r>
       <w:r>
         <w:rPr>
@@ -4757,7 +4757,7 @@
           <w:u w:val="none"/>
           <w:lang w:val="ro-RO"/>
         </w:rPr>
-        <w:t>1048/ 2006</w:t>
+        <w:t xml:space="preserve">1048/2006</w:t>
       </w:r>
       <w:r>
         <w:rPr>
@@ -4829,7 +4829,7 @@
           <w:u w:val="none"/>
           <w:lang w:val="ro-RO"/>
         </w:rPr>
-        <w:t>1048/ 2006</w:t>
+        <w:t xml:space="preserve">1048/2006</w:t>
       </w:r>
       <w:r>
         <w:rPr>
@@ -4947,7 +4947,7 @@
           <w:szCs w:val="20"/>
           <w:lang w:val="ro-RO"/>
         </w:rPr>
-        <w:t xml:space="preserve">art. 12 alin. (1) lit. d) din Legea 319/ 2006</w:t>
+        <w:t xml:space="preserve">art. 12 alin. (1) lit. d) din Legea 319/2006</w:t>
       </w:r>
       <w:r>
         <w:rPr>
@@ -4960,7 +4960,7 @@
           <w:szCs w:val="20"/>
           <w:lang w:val="ro-RO"/>
         </w:rPr>
-        <w:t>;</w:t>
+        <w:t xml:space="preserve">;</w:t>
       </w:r>
     </w:p>
     <w:p>
@@ -5224,7 +5224,7 @@
           <w:szCs w:val="20"/>
           <w:lang w:val="ro-RO"/>
         </w:rPr>
-        <w:t xml:space="preserve">evidența echipamentelor, zonarea corespunzătoare, asigurarea/ urmărirea ca verificările și/ sau încercările periodice ale echipamentelor de muncă să fie efectuate la timp și de către persoane competente ori alte activități necesare, potrivit prevederilor Hotărârii Guvernului nr. </w:t>
+        <w:t xml:space="preserve">evidența echipamentelor, zonarea corespunzătoare, asigurarea/ urmărirea ca verificările și/ sau încercările periodice ale echipamentelor de muncă să fie efectuate la timp și de către persoane competente ori alte activități necesare, potrivit prevederilor H.G. </w:t>
       </w:r>
       <w:r>
         <w:rPr>
@@ -5237,7 +5237,7 @@
           <w:u w:val="none"/>
           <w:lang w:val="ro-RO"/>
         </w:rPr>
-        <w:t>1058/ 2006</w:t>
+        <w:t xml:space="preserve">1058/2006</w:t>
       </w:r>
       <w:r>
         <w:rPr>
@@ -5370,19 +5370,19 @@
           <w:szCs w:val="20"/>
           <w:lang w:val="ro-RO"/>
         </w:rPr>
-        <w:t xml:space="preserve">(Preluare din Legea 319/ 2006 – Art. 22) </w:t>
-      </w:r>
-      <w:r>
-        <w:rPr>
-          <w:rFonts w:eastAsia="Arial" w:cs="Arial" w:ascii="Arial" w:hAnsi="Arial"/>
-          <w:color w:val="auto"/>
-          <w:spacing w:val="0"/>
-          <w:w w:val="100"/>
-          <w:sz w:val="20"/>
-          <w:szCs w:val="20"/>
-          <w:lang w:val="ro-RO"/>
-        </w:rPr>
-        <w:t>Fiecare lucrător trebuie să își desfășoare activitatea, în conformitate cu pregătirea și instruirea sa, precum și cu instrucțiunile primite din partea angajatorului, astfel încât să nu expună la pericol de accidentare sau îmbolnăvire profesională atât propria persoană, cât și alte persoane care pot fi afectate de acțiunile sau omisiunile sale în timpul procesului de muncă.</w:t>
+        <w:t xml:space="preserve">(Preluare din Legea 319/2006 – Art. 22) </w:t>
+      </w:r>
+      <w:r>
+        <w:rPr>
+          <w:rFonts w:eastAsia="Arial" w:cs="Arial" w:ascii="Arial" w:hAnsi="Arial"/>
+          <w:color w:val="auto"/>
+          <w:spacing w:val="0"/>
+          <w:w w:val="100"/>
+          <w:sz w:val="20"/>
+          <w:szCs w:val="20"/>
+          <w:lang w:val="ro-RO"/>
+        </w:rPr>
+        <w:t xml:space="preserve">Fiecare lucrător trebuie să își desfășoare activitatea, în conformitate cu pregătirea și instruirea sa, precum și cu instrucțiunile primite din partea angajatorului, astfel încât să nu expună la pericol de accidentare sau îmbolnăvire profesională atât propria persoană, cât și alte persoane care pot fi afectate de acțiunile sau omisiunile sale în timpul procesului de muncă.</w:t>
       </w:r>
     </w:p>
     <w:p>
@@ -5414,7 +5414,7 @@
           <w:szCs w:val="20"/>
           <w:lang w:val="ro-RO"/>
         </w:rPr>
-        <w:t>(Preluare din Legea 319/ 2006 – Art. 23)</w:t>
+        <w:t xml:space="preserve">(Preluare din Legea 319/2006 – Art. 23)</w:t>
       </w:r>
       <w:r>
         <w:rPr>
@@ -5439,19 +5439,19 @@
           <w:szCs w:val="20"/>
           <w:lang w:val="ro-RO"/>
         </w:rPr>
-        <w:t>(1)</w:t>
-      </w:r>
-      <w:r>
-        <w:rPr>
-          <w:rFonts w:eastAsia="Arial" w:cs="Arial" w:ascii="Arial" w:hAnsi="Arial"/>
-          <w:color w:val="auto"/>
-          <w:spacing w:val="0"/>
-          <w:w w:val="100"/>
-          <w:sz w:val="20"/>
-          <w:szCs w:val="20"/>
-          <w:lang w:val="ro-RO"/>
-        </w:rPr>
-        <w:t xml:space="preserve"> În mod deosebit, în scopul realizării obiectivelor prevăzute la art. 22 din Legea 319/ 2006, lucrătorii au următoarele obligații:</w:t>
+        <w:t xml:space="preserve">(1)</w:t>
+      </w:r>
+      <w:r>
+        <w:rPr>
+          <w:rFonts w:eastAsia="Arial" w:cs="Arial" w:ascii="Arial" w:hAnsi="Arial"/>
+          <w:color w:val="auto"/>
+          <w:spacing w:val="0"/>
+          <w:w w:val="100"/>
+          <w:sz w:val="20"/>
+          <w:szCs w:val="20"/>
+          <w:lang w:val="ro-RO"/>
+        </w:rPr>
+        <w:t xml:space="preserve"> În mod deosebit, în scopul realizării obiectivelor prevăzute la art. 22 din Legea 319/2006, lucrătorii au următoarele obligații:</w:t>
       </w:r>
     </w:p>
     <w:p>
@@ -5749,19 +5749,19 @@
           <w:szCs w:val="20"/>
           <w:lang w:val="ro-RO"/>
         </w:rPr>
-        <w:t>(2)</w:t>
-      </w:r>
-      <w:r>
-        <w:rPr>
-          <w:rFonts w:eastAsia="Arial" w:cs="Arial" w:ascii="Arial" w:hAnsi="Arial"/>
-          <w:color w:val="auto"/>
-          <w:spacing w:val="0"/>
-          <w:w w:val="100"/>
-          <w:sz w:val="20"/>
-          <w:szCs w:val="20"/>
-          <w:lang w:val="ro-RO"/>
-        </w:rPr>
-        <w:t xml:space="preserve"> Obligațiile prevăzute la art. 23 alin. (1) din Legea 319/ 2006 se aplică, după caz, și celorlalți participanți la procesul de muncă, potrivit activităților pe care aceștia le desfășoară.</w:t>
+        <w:t xml:space="preserve">(2)</w:t>
+      </w:r>
+      <w:r>
+        <w:rPr>
+          <w:rFonts w:eastAsia="Arial" w:cs="Arial" w:ascii="Arial" w:hAnsi="Arial"/>
+          <w:color w:val="auto"/>
+          <w:spacing w:val="0"/>
+          <w:w w:val="100"/>
+          <w:sz w:val="20"/>
+          <w:szCs w:val="20"/>
+          <w:lang w:val="ro-RO"/>
+        </w:rPr>
+        <w:t xml:space="preserve"> Obligațiile prevăzute la art. 23 alin. (1) din Legea 319/2006 se aplică, după caz, și celorlalți participanți la procesul de muncă, potrivit activităților pe care aceștia le desfășoară.</w:t>
       </w:r>
     </w:p>
     <w:p>
@@ -5826,7 +5826,7 @@
           <w:szCs w:val="20"/>
           <w:lang w:val="ro-RO"/>
         </w:rPr>
-        <w:t xml:space="preserve">(H.G. 1425/ 2006, Art. 14) </w:t>
+        <w:t xml:space="preserve">(Preluare din H.G. 1425/2006 – Art. 14) </w:t>
       </w:r>
       <w:r>
         <w:rPr>
@@ -5840,7 +5840,7 @@
           <w:szCs w:val="20"/>
           <w:lang w:val="ro-RO"/>
         </w:rPr>
-        <w:t>Organizarea activităților de prevenire și protecție este realizată de către angajator, în următoarele moduri:</w:t>
+        <w:t xml:space="preserve">Organizarea activităților de prevenire și protecție este realizată de către angajator, în următoarele moduri:</w:t>
       </w:r>
     </w:p>
     <w:p>
@@ -5997,19 +5997,19 @@
           <w:szCs w:val="20"/>
           <w:lang w:val="ro-RO"/>
         </w:rPr>
-        <w:t xml:space="preserve">(Legea 319/ 2006, Art. 9) </w:t>
-      </w:r>
-      <w:r>
-        <w:rPr>
-          <w:rFonts w:eastAsia="Arial" w:cs="Arial" w:ascii="Arial" w:hAnsi="Arial"/>
-          <w:color w:val="auto"/>
-          <w:spacing w:val="0"/>
-          <w:w w:val="100"/>
-          <w:sz w:val="20"/>
-          <w:szCs w:val="20"/>
-          <w:lang w:val="ro-RO"/>
-        </w:rPr>
-        <w:t>(1)</w:t>
+        <w:t xml:space="preserve">(Preluare din Legea 319/2006 – Art. 9) </w:t>
+      </w:r>
+      <w:r>
+        <w:rPr>
+          <w:rFonts w:eastAsia="Arial" w:cs="Arial" w:ascii="Arial" w:hAnsi="Arial"/>
+          <w:color w:val="auto"/>
+          <w:spacing w:val="0"/>
+          <w:w w:val="100"/>
+          <w:sz w:val="20"/>
+          <w:szCs w:val="20"/>
+          <w:lang w:val="ro-RO"/>
+        </w:rPr>
+        <w:t xml:space="preserve">(1)</w:t>
       </w:r>
       <w:r>
         <w:rPr>
@@ -6353,7 +6353,7 @@
           <w:szCs w:val="20"/>
           <w:lang w:val="ro-RO"/>
         </w:rPr>
-        <w:t>(Preluare din H.G. 1425/ 2006 – Art. 16)</w:t>
+        <w:t xml:space="preserve">(Preluare din H.G. 1425/2006 – Art. 16)</w:t>
       </w:r>
       <w:r>
         <w:rPr>
@@ -6392,7 +6392,7 @@
           <w:szCs w:val="20"/>
           <w:lang w:val="ro-RO"/>
         </w:rPr>
-        <w:t>În cazul întreprinderilor cu până la 9 lucrători inclusiv, angajatorul poate efectua activitățile din domeniul securității și sănătății în muncă, dacă se îndeplinesc cumulativ următoarele condiții:</w:t>
+        <w:t xml:space="preserve">În cazul întreprinderilor cu până la 9 lucrători inclusiv, angajatorul poate efectua activitățile din domeniul securității și sănătății în muncă, dacă se îndeplinesc cumulativ următoarele condiții:</w:t>
       </w:r>
     </w:p>
     <w:p>
@@ -6424,7 +6424,7 @@
           <w:szCs w:val="20"/>
           <w:lang w:val="ro-RO"/>
         </w:rPr>
-        <w:t>activitățile desfășurate în cadrul întreprinderii nu sunt dintre cele prevăzute în anexa nr. 5 din H.G. 1425/ 2006;</w:t>
+        <w:t xml:space="preserve">activitățile desfășurate în cadrul întreprinderii nu sunt dintre cele prevăzute în anexa nr. 5 din H.G. 1425/2006;</w:t>
       </w:r>
     </w:p>
     <w:p>
@@ -6488,7 +6488,7 @@
           <w:szCs w:val="20"/>
           <w:lang w:val="ro-RO"/>
         </w:rPr>
-        <w:t xml:space="preserve">angajatorul a urmat cel puțin un program de pregătire în domeniul securității și sănătății în muncă, cu o durată minimă de 40 de ore și conținutul prevăzut în anexa nr. 6 lit. A din H.G. 1425/ 2006, fapt care se atestă printr-un document de absolvire a programului de pregătire.</w:t>
+        <w:t xml:space="preserve">angajatorul a urmat cel puțin un program de pregătire în domeniul securității și sănătății în muncă, cu o durată minimă de 40 de ore și conținutul prevăzut în anexa nr. 6 lit. A din H.G. 1425/2006, fapt care se atestă printr-un document de absolvire a programului de pregătire.</w:t>
       </w:r>
     </w:p>
     <w:p>
@@ -6574,7 +6574,7 @@
           <w:szCs w:val="20"/>
           <w:lang w:val="ro-RO"/>
         </w:rPr>
-        <w:t xml:space="preserve">În cazul în care angajatorul/ lucrătorii desemnați/ serviciile interne de prevenire și protecție nu au capacitățile și aptitudinile necesare pentru efectuarea tuturor activităților de prevenire și protecție prevăzute la art. 15 din H.G. 1425/ 2006, angajatorul trebuie să apeleze la servicii externe pentru acele activități de prevenire și protecție pe care nu le poate desfășura cu personalul propriu.</w:t>
+        <w:t xml:space="preserve">În cazul în care angajatorul/ lucrătorii desemnați/ serviciile interne de prevenire și protecție nu au capacitățile și aptitudinile necesare pentru efectuarea tuturor activităților de prevenire și protecție prevăzute la art. 15 din H.G. 1425/2006, angajatorul trebuie să apeleze la servicii externe pentru acele activități de prevenire și protecție pe care nu le poate desfășura cu personalul propriu.</w:t>
       </w:r>
     </w:p>
     <w:p>
@@ -6655,7 +6655,7 @@
           <w:szCs w:val="20"/>
           <w:lang w:val="ro-RO"/>
         </w:rPr>
-        <w:t>(Preluare din H.G. 1425/ 2006 – Art. 17)</w:t>
+        <w:t xml:space="preserve">(Preluare din H.G. 1425/2006 – Art. 17)</w:t>
       </w:r>
       <w:r>
         <w:rPr>
@@ -6681,7 +6681,7 @@
           <w:szCs w:val="20"/>
           <w:lang w:val="ro-RO"/>
         </w:rPr>
-        <w:t>(1)</w:t>
+        <w:t xml:space="preserve">(1)</w:t>
       </w:r>
       <w:r>
         <w:rPr>
@@ -6709,7 +6709,7 @@
           <w:szCs w:val="20"/>
           <w:lang w:val="ro-RO"/>
         </w:rPr>
-        <w:t>În cazul întreprinderilor care au între 10 și 49 de lucrători inclusiv, angajatorul poate efectua activitățile din domeniul securității și sănătății în muncă, dacă se îndeplinesc cumulativ următoarele condiții:</w:t>
+        <w:t xml:space="preserve">În cazul întreprinderilor care au între 10 și 49 de lucrători inclusiv, angajatorul poate efectua activitățile din domeniul securității și sănătății în muncă, dacă se îndeplinesc cumulativ următoarele condiții:</w:t>
       </w:r>
     </w:p>
     <w:p>
@@ -6755,7 +6755,7 @@
           <w:szCs w:val="20"/>
           <w:lang w:val="ro-RO"/>
         </w:rPr>
-        <w:t xml:space="preserve">(1) lit. a)–c) din H.G. 1425/ 2006;</w:t>
+        <w:t xml:space="preserve">(1) lit. a)–c) din H.G. 1425/2006;</w:t>
       </w:r>
     </w:p>
     <w:p>
@@ -6873,7 +6873,7 @@
           <w:szCs w:val="20"/>
           <w:lang w:val="ro-RO"/>
         </w:rPr>
-        <w:t>(3)</w:t>
+        <w:t xml:space="preserve">(3)</w:t>
       </w:r>
       <w:r>
         <w:rPr>
@@ -6901,7 +6901,7 @@
           <w:szCs w:val="20"/>
           <w:lang w:val="ro-RO"/>
         </w:rPr>
-        <w:t xml:space="preserve">În cazul în care angajatorul/ lucrătorii desemnați/ serviciile interne de prevenire și protecție nu au capacitățile și aptitudinile necesare pentru efectuarea tuturor activităților de prevenire și protecție prevăzute la art. 15 din H.G. 1425/ 2006, angajatorul trebuie să apeleze la servicii externe pentru acele activități de prevenire și protecție pe care nu le poate desfășura cu personalul propriu.</w:t>
+        <w:t xml:space="preserve">În cazul în care angajatorul/ lucrătorii desemnați/ serviciile interne de prevenire și protecție nu au capacitățile și aptitudinile necesare pentru efectuarea tuturor activităților de prevenire și protecție prevăzute la art. 15 din H.G. 1425/2006, angajatorul trebuie să apeleze la servicii externe pentru acele activități de prevenire și protecție pe care nu le poate desfășura cu personalul propriu.</w:t>
       </w:r>
     </w:p>
     <w:p>
@@ -6982,7 +6982,7 @@
           <w:szCs w:val="20"/>
           <w:lang w:val="ro-RO"/>
         </w:rPr>
-        <w:t>(Preluare din H.G. 1425/ 2006 – Art. 18)</w:t>
+        <w:t xml:space="preserve">(Preluare din H.G. 1425/2006 – Art. 18)</w:t>
       </w:r>
       <w:r>
         <w:rPr>
@@ -7079,7 +7079,7 @@
           <w:szCs w:val="20"/>
           <w:lang w:val="ro-RO"/>
         </w:rPr>
-        <w:t>din H.G. 1425/ 2006</w:t>
+        <w:t xml:space="preserve">din H.G. 1425/2006</w:t>
       </w:r>
       <w:r>
         <w:rPr>
@@ -7093,7 +7093,7 @@
           <w:szCs w:val="20"/>
           <w:lang w:val="ro-RO"/>
         </w:rPr>
-        <w:t>, angajatorul trebuie să organizeze unul sau mai multe servicii interne de prevenire și protecție.</w:t>
+        <w:t xml:space="preserve">, angajatorul trebuie să organizeze unul sau mai multe servicii interne de prevenire și protecție.</w:t>
       </w:r>
     </w:p>
     <w:p>
@@ -7136,7 +7136,7 @@
           <w:szCs w:val="20"/>
           <w:lang w:val="ro-RO"/>
         </w:rPr>
-        <w:t xml:space="preserve">În cazul în care lucrătorii desemnați, serviciile interne de prevenire și protecție nu au capacitățile și aptitudinile necesare pentru efectuarea tuturor activităților de prevenire și protecție prevăzute la art. 15 din H.G. 1425/ 2006, angajatorul trebuie să apeleze la servicii externe pentru acele activități de prevenire și protecție pe care nu le poate desfășura cu personalul propriu.</w:t>
+        <w:t xml:space="preserve">În cazul în care lucrătorii desemnați, serviciile interne de prevenire și protecție nu au capacitățile și aptitudinile necesare pentru efectuarea tuturor activităților de prevenire și protecție prevăzute la art. 15 din H.G. 1425/2006, angajatorul trebuie să apeleze la servicii externe pentru acele activități de prevenire și protecție pe care nu le poate desfășura cu personalul propriu.</w:t>
       </w:r>
     </w:p>
     <w:p>
@@ -7216,7 +7216,7 @@
           <w:szCs w:val="20"/>
           <w:lang w:val="ro-RO"/>
         </w:rPr>
-        <w:t>(Preluare din H.G. 1425/ 2006 – Art. 19)</w:t>
+        <w:t xml:space="preserve">(Preluare din H.G. 1425/2006 – Art. 19)</w:t>
       </w:r>
       <w:r>
         <w:rPr>
@@ -7256,7 +7256,7 @@
           <w:szCs w:val="20"/>
           <w:lang w:val="ro-RO"/>
         </w:rPr>
-        <w:t>În cazul întreprinderilor și/ sau unităților care au peste 250 de lucrători, angajatorul trebuie să organizeze unul sau mai multe servicii interne de prevenire și protecție.</w:t>
+        <w:t xml:space="preserve">În cazul întreprinderilor și/ sau unităților care au peste 250 de lucrători, angajatorul trebuie să organizeze unul sau mai multe servicii interne de prevenire și protecție.</w:t>
       </w:r>
     </w:p>
     <w:p>
@@ -7300,7 +7300,7 @@
           <w:szCs w:val="20"/>
           <w:lang w:val="ro-RO"/>
         </w:rPr>
-        <w:t xml:space="preserve">În cazul în care serviciile interne de prevenire și protecție nu au capacitățile și aptitudinile necesare pentru efectuarea tuturor activităților de prevenire și protecție prevăzute la art. 15 din H.G. 1425/ 2006, angajatorul trebuie să apeleze la unul sau mai multe servicii externe pentru acele activități de prevenire și protecție pe care nu le poate desfășura cu personalul propriu.</w:t>
+        <w:t xml:space="preserve">În cazul în care serviciile interne de prevenire și protecție nu au capacitățile și aptitudinile necesare pentru efectuarea tuturor activităților de prevenire și protecție prevăzute la art. 15 din H.G. 1425/2006, angajatorul trebuie să apeleze la unul sau mai multe servicii externe pentru acele activități de prevenire și protecție pe care nu le poate desfășura cu personalul propriu.</w:t>
       </w:r>
     </w:p>
     <w:p>
@@ -7380,7 +7380,7 @@
           <w:szCs w:val="20"/>
           <w:lang w:val="ro-RO"/>
         </w:rPr>
-        <w:t>(Preluare din H.G. 1425/ 2006 – Lucrători desemnați – Art. 20)</w:t>
+        <w:t xml:space="preserve">(Preluare din H.G. 1425/2006 – Art. 20)</w:t>
       </w:r>
       <w:r>
         <w:rPr>
@@ -7420,7 +7420,7 @@
           <w:szCs w:val="20"/>
           <w:lang w:val="ro-RO"/>
         </w:rPr>
-        <w:t>Desemnarea nominală a lucrătorului/ lucrătorilor pentru a se ocupa de activitățile de prevenire și protecție se face prin decizie scrisă a angajatorului.</w:t>
+        <w:t xml:space="preserve">Desemnarea nominală a lucrătorului/ lucrătorilor pentru a se ocupa de activitățile de prevenire și protecție se face prin decizie scrisă a angajatorului.</w:t>
       </w:r>
     </w:p>
     <w:p>
@@ -7571,7 +7571,7 @@
           <w:szCs w:val="20"/>
           <w:lang w:val="ro-RO"/>
         </w:rPr>
-        <w:t>(Preluare din H.G. 1425/ 2006, Art. 21)</w:t>
+        <w:t xml:space="preserve">(Preluare din H.G. 1425/2006 – Art. 21)</w:t>
       </w:r>
       <w:r>
         <w:rPr>
@@ -7600,7 +7600,7 @@
           <w:szCs w:val="20"/>
           <w:lang w:val="ro-RO"/>
         </w:rPr>
-        <w:t>Pentru a putea să desfășoare activitățile de prevenire și protecție, lucrătorul desemnat trebuie să îndeplinească cel puțin cerințele minime de pregătire în domeniul securității și sănătății în muncă, potrivit prevederilor art. 49 din H.G. 1425/ 2006.</w:t>
+        <w:t xml:space="preserve">Pentru a putea să desfășoare activitățile de prevenire și protecție, lucrătorul desemnat trebuie să îndeplinească cel puțin cerințele minime de pregătire în domeniul securității și sănătății în muncă, potrivit prevederilor art. 49 din H.G. 1425/2006.</w:t>
       </w:r>
     </w:p>
     <w:p>
@@ -7631,7 +7631,7 @@
           <w:szCs w:val="20"/>
           <w:lang w:val="ro-RO"/>
         </w:rPr>
-        <w:t>(Preluare din H.G. 1425/ 2006, Art. 22)</w:t>
+        <w:t xml:space="preserve">(Preluare din H.G. 1425/2006 – Art. 22)</w:t>
       </w:r>
       <w:r>
         <w:rPr>
@@ -7672,7 +7672,7 @@
           <w:szCs w:val="20"/>
           <w:lang w:val="ro-RO"/>
         </w:rPr>
-        <w:t>Angajatorul va stabili numărul de lucrători desemnați în funcție de mărimea întreprinderii și/ sau unității și/ sau riscurile la care sunt expuși lucrătorii, precum și de distribuția acestora în cadrul întreprinderii și/ sau unității.</w:t>
+        <w:t xml:space="preserve">Angajatorul va stabili numărul de lucrători desemnați în funcție de mărimea întreprinderii și/ sau unității și/ sau riscurile la care sunt expuși lucrătorii, precum și de distribuția acestora în cadrul întreprinderii și/ sau unității.</w:t>
       </w:r>
     </w:p>
     <w:p>
@@ -7781,7 +7781,7 @@
           <w:szCs w:val="20"/>
           <w:lang w:val="ro-RO"/>
         </w:rPr>
-        <w:t>(Preluare din H.G. 1425/ 2006, Art. 28)</w:t>
+        <w:t xml:space="preserve">(Preluare din H.G. 1425/2006 – Art. 28)</w:t>
       </w:r>
       <w:r>
         <w:rPr>
@@ -7809,7 +7809,7 @@
           <w:szCs w:val="20"/>
           <w:lang w:val="ro-RO"/>
         </w:rPr>
-        <w:t>Serviciul extern de prevenire și protecție asigură, pe bază de contract, activitățile de prevenire și protecție în domeniu.</w:t>
+        <w:t xml:space="preserve">Serviciul extern de prevenire și protecție asigură, pe bază de contract, activitățile de prevenire și protecție în domeniu.</w:t>
       </w:r>
     </w:p>
     <w:p>
@@ -7840,7 +7840,7 @@
           <w:szCs w:val="20"/>
           <w:lang w:val="ro-RO"/>
         </w:rPr>
-        <w:t>(Preluare din H.G. 1425/ 2006, Art. 30)</w:t>
+        <w:t xml:space="preserve">(Preluare din H.G. 1425/2006 – Art. 30)</w:t>
       </w:r>
       <w:r>
         <w:rPr>
@@ -7868,7 +7868,7 @@
           <w:szCs w:val="20"/>
           <w:lang w:val="ro-RO"/>
         </w:rPr>
-        <w:t>Serviciul extern trebuie să aibă acces la toate informațiile necesare desfășurării activității de prevenire și protecție.</w:t>
+        <w:t xml:space="preserve">Serviciul extern trebuie să aibă acces la toate informațiile necesare desfășurării activității de prevenire și protecție.</w:t>
       </w:r>
     </w:p>
     <w:p>
@@ -7900,7 +7900,7 @@
           <w:szCs w:val="20"/>
           <w:lang w:val="ro-RO"/>
         </w:rPr>
-        <w:t>(Preluare din H.G. 1425/ 2006, Art. 33)</w:t>
+        <w:t xml:space="preserve">(Preluare din H.G. 1425/2006 – Art. 33)</w:t>
       </w:r>
       <w:r>
         <w:rPr>
@@ -7928,7 +7928,7 @@
           <w:szCs w:val="20"/>
           <w:lang w:val="ro-RO"/>
         </w:rPr>
-        <w:t>(1)</w:t>
+        <w:t xml:space="preserve">(1)</w:t>
       </w:r>
       <w:r>
         <w:rPr>
@@ -7956,7 +7956,7 @@
           <w:szCs w:val="20"/>
           <w:lang w:val="ro-RO"/>
         </w:rPr>
-        <w:t>Contractul încheiat între angajator și serviciul extern de prevenire și protecție trebuie să cuprindă și următoarele:</w:t>
+        <w:t xml:space="preserve">Contractul încheiat între angajator și serviciul extern de prevenire și protecție trebuie să cuprindă și următoarele:</w:t>
       </w:r>
     </w:p>
     <w:p>
@@ -8134,7 +8134,7 @@
           <w:szCs w:val="20"/>
           <w:lang w:val="ro-RO"/>
         </w:rPr>
-        <w:t>(Preluare din H.G. 1425/ 2006, Art. 52)</w:t>
+        <w:t xml:space="preserve">(Preluare din H.G. 1425/2006 – Art. 52)</w:t>
       </w:r>
       <w:r>
         <w:rPr>
@@ -8162,7 +8162,7 @@
           <w:szCs w:val="20"/>
           <w:lang w:val="ro-RO"/>
         </w:rPr>
-        <w:t xml:space="preserve">Reprezentanții lucrătorilor cu răspunderi specifice în domeniul securității și sănătății în muncă, definiți conform art. 5 lit. d) din Legea 319/ 2006, sunt aleși de către și dintre lucrătorii din întreprindere și/ sau unitate, conform celor stabilite prin contractul colectiv de muncă, regulamentul intern sau regulamentul de organizare și funcționare.</w:t>
+        <w:t xml:space="preserve">Reprezentanții lucrătorilor cu răspunderi specifice în domeniul securității și sănătății în muncă, definiți conform art. 5 lit. d) din Legea 319/2006, sunt aleși de către și dintre lucrătorii din întreprindere și/ sau unitate, conform celor stabilite prin contractul colectiv de muncă, regulamentul intern sau regulamentul de organizare și funcționare.</w:t>
       </w:r>
     </w:p>
     <w:p>
@@ -8193,7 +8193,7 @@
           <w:szCs w:val="20"/>
           <w:lang w:val="ro-RO"/>
         </w:rPr>
-        <w:t>(Preluare din Legea 319/ 2006, Art. 5 lit. d)</w:t>
+        <w:t xml:space="preserve">(Preluare din Legea 319/2006 – Art. 5 lit. d))</w:t>
       </w:r>
       <w:r>
         <w:rPr>
@@ -8218,7 +8218,7 @@
           <w:szCs w:val="20"/>
           <w:lang w:val="ro-RO"/>
         </w:rPr>
-        <w:t xml:space="preserve">În sensul Legii 319/ 2006, termenul de reprezentant al lucrătorilor cu răspunderi specifice în domeniul securității și sănătății lucrătorilor are următorul înțeles: persoana aleasă, selectată sau desemnată de lucrători, în conformitate cu prevederile legale, să îi reprezinte pe aceștia în ceea ce privește problemele referitoare la protecția securității și sănătății lucrătorilor în muncă.</w:t>
+        <w:t xml:space="preserve">În sensul Legii 319/2006, termenul de reprezentant al lucrătorilor cu răspunderi specifice în domeniul securității și sănătății lucrătorilor are următorul înțeles: persoana aleasă, selectată sau desemnată de lucrători, în conformitate cu prevederile legale, să îi reprezinte pe aceștia în ceea ce privește problemele referitoare la protecția securității și sănătății lucrătorilor în muncă.</w:t>
       </w:r>
     </w:p>
     <w:p>
@@ -8249,7 +8249,7 @@
           <w:szCs w:val="20"/>
           <w:lang w:val="ro-RO"/>
         </w:rPr>
-        <w:t>(Preluare din H.G. 1425/ 2006, Art. 53)</w:t>
+        <w:t xml:space="preserve">(Preluare din H.G. 1425/2006 – Art. 53)</w:t>
       </w:r>
       <w:r>
         <w:rPr>
@@ -8456,7 +8456,7 @@
           <w:szCs w:val="20"/>
           <w:lang w:val="ro-RO"/>
         </w:rPr>
-        <w:t>H.G. 1425/ 2006</w:t>
+        <w:t xml:space="preserve">H.G. 1425/2006</w:t>
       </w:r>
       <w:r>
         <w:rPr>
@@ -8470,7 +8470,7 @@
           <w:szCs w:val="20"/>
           <w:lang w:val="ro-RO"/>
         </w:rPr>
-        <w:t>, în cazul întreprinderilor și/ sau unităților care au peste 101 lucrători inclusiv.</w:t>
+        <w:t xml:space="preserve">, în cazul întreprinderilor și/ sau unităților care au peste 101 lucrători inclusiv.</w:t>
       </w:r>
     </w:p>
     <w:p>
@@ -8501,7 +8501,7 @@
           <w:szCs w:val="20"/>
           <w:lang w:val="ro-RO"/>
         </w:rPr>
-        <w:t>(Preluare din H.G. 1425/ 2006, Art. 54)</w:t>
+        <w:t xml:space="preserve">(Preluare din H.G. 1425/2006 – Art. 54)</w:t>
       </w:r>
       <w:r>
         <w:rPr>
@@ -8529,7 +8529,7 @@
           <w:szCs w:val="20"/>
           <w:lang w:val="ro-RO"/>
         </w:rPr>
-        <w:t>Lucrătorii comunică în scris angajatorului numărul și numele reprezentanților lucrătorilor cu răspunderi specifice în domeniul securității și sănătății în muncă.</w:t>
+        <w:t xml:space="preserve">Lucrătorii comunică în scris angajatorului numărul și numele reprezentanților lucrătorilor cu răspunderi specifice în domeniul securității și sănătății în muncă.</w:t>
       </w:r>
     </w:p>
     <w:p>
@@ -8560,7 +8560,7 @@
           <w:szCs w:val="20"/>
           <w:lang w:val="ro-RO"/>
         </w:rPr>
-        <w:t>(Preluare din H.G. 1425/ 2006, Art. 55)</w:t>
+        <w:t xml:space="preserve">(Preluare din H.G. 1425/2006 – Art. 55)</w:t>
       </w:r>
       <w:r>
         <w:rPr>
@@ -8614,7 +8614,7 @@
           <w:szCs w:val="20"/>
           <w:lang w:val="ro-RO"/>
         </w:rPr>
-        <w:t xml:space="preserve"> din H.G. 1425/ 2006</w:t>
+        <w:t xml:space="preserve"> din H.G. 1425/2006</w:t>
       </w:r>
       <w:r>
         <w:rPr>
@@ -8628,7 +8628,7 @@
           <w:szCs w:val="20"/>
           <w:lang w:val="ro-RO"/>
         </w:rPr>
-        <w:t>.</w:t>
+        <w:t xml:space="preserve">.</w:t>
       </w:r>
     </w:p>
     <w:p>
@@ -8765,7 +8765,7 @@
           <w:szCs w:val="20"/>
           <w:lang w:val="ro-RO"/>
         </w:rPr>
-        <w:t xml:space="preserve">Având în vedere prevederile Legii 319/ 2006, Art. 7 alin. (1), lit. c), Art. 13 lit. e), H.G. 1425/ 2006 Art. 15 alin. (1), punctul 3, Art. 92, s-au întocmit instrucțiunile proprii privind instruirea lucrătorilor</w:t>
+        <w:t xml:space="preserve">Având în vedere prevederile Legii 319/2006 – Art. 7 alin. (1), lit. c), Art. 13 lit. e), H.G. 1425/2006 – Art. 15 alin. (1), punctul 3, Art. 92, s-au întocmit instrucțiunile proprii privind instruirea lucrătorilor</w:t>
       </w:r>
       <w:r>
         <w:rPr>
@@ -8820,7 +8820,7 @@
           <w:szCs w:val="20"/>
           <w:lang w:val="ro-RO"/>
         </w:rPr>
-        <w:t xml:space="preserve">(Preluare din Legea 319/ 2006 – Art. 20 alin. (1), (2) și (4)) (1) Angajatorul trebuie să asigure condiții pentru ca fiecare lucrător să primească o instruire suficientă și adecvată în domeniul securității și sănătății în muncă, în special sub formă de informații și instrucțiuni de lucru, specifice locului de muncă și postului său:</w:t>
+        <w:t xml:space="preserve">(Preluare din Legea 319/2006 – Art. 20 alin. (1), (2) și (4)) (1) Angajatorul trebuie să asigure condiții pentru ca fiecare lucrător să primească o instruire suficientă și adecvată în domeniul securității și sănătății în muncă, în special sub formă de informații și instrucțiuni de lucru, specifice locului de muncă și postului său:</w:t>
       </w:r>
     </w:p>
     <w:p>
@@ -9131,7 +9131,7 @@
           <w:szCs w:val="20"/>
           <w:lang w:val="ro-RO"/>
         </w:rPr>
-        <w:t xml:space="preserve">(Preluare din Legea 319/ 2006 – Art. 21) (1) Instruirea prevăzută la art. 20 alin. (1), (2) și (4) din Legea 319/ 2006 nu poate fi realizată pe cheltuiala lucrătorilor și/ sau a reprezentanților acestora.</w:t>
+        <w:t xml:space="preserve">(Preluare din Legea 319/2006 – Art. 21) (1) Instruirea prevăzută la art. 20 alin. (1), (2) și (4) din Legea 319/2006 nu poate fi realizată pe cheltuiala lucrătorilor și/ sau a reprezentanților acestora.</w:t>
       </w:r>
     </w:p>
     <w:p>
@@ -9167,7 +9167,7 @@
           <w:szCs w:val="20"/>
           <w:lang w:val="ro-RO"/>
         </w:rPr>
-        <w:t xml:space="preserve">Instruirea prevăzută la art. 20 alin. (1) și (2) din Legea 319/ 2006 trebuie să se realizeze în timpul programului de lucru.</w:t>
+        <w:t xml:space="preserve">Instruirea prevăzută la art. 20 alin. (1) și (2) din Legea 319/2006 trebuie să se realizeze în timpul programului de lucru.</w:t>
       </w:r>
     </w:p>
     <w:p>
@@ -9195,19 +9195,19 @@
           <w:szCs w:val="20"/>
           <w:lang w:val="ro-RO"/>
         </w:rPr>
-        <w:t>(3)</w:t>
-      </w:r>
-      <w:r>
-        <w:rPr>
-          <w:rFonts w:eastAsia="Arial" w:cs="Arial" w:ascii="Arial" w:hAnsi="Arial"/>
-          <w:color w:val="auto"/>
-          <w:spacing w:val="0"/>
-          <w:w w:val="100"/>
-          <w:sz w:val="20"/>
-          <w:szCs w:val="20"/>
-          <w:lang w:val="ro-RO"/>
-        </w:rPr>
-        <w:t xml:space="preserve"> Instruirea prevăzută la art. 20 alin. (4) din Legea 319/ 2006 trebuie să se efectueze în timpul programului de lucru, fie în interiorul, fie în afara întreprinderii și/ sau unității, fie online.</w:t>
+        <w:t xml:space="preserve">(3)</w:t>
+      </w:r>
+      <w:r>
+        <w:rPr>
+          <w:rFonts w:eastAsia="Arial" w:cs="Arial" w:ascii="Arial" w:hAnsi="Arial"/>
+          <w:color w:val="auto"/>
+          <w:spacing w:val="0"/>
+          <w:w w:val="100"/>
+          <w:sz w:val="20"/>
+          <w:szCs w:val="20"/>
+          <w:lang w:val="ro-RO"/>
+        </w:rPr>
+        <w:t xml:space="preserve"> Instruirea prevăzută la art. 20 alin. (4) din Legea 319/2006 trebuie să se efectueze în timpul programului de lucru, fie în interiorul, fie în afara întreprinderii și/ sau unității, fie online.</w:t>
       </w:r>
     </w:p>
     <w:p>
@@ -9260,7 +9260,7 @@
           <w:szCs w:val="20"/>
           <w:lang w:val="ro-RO"/>
         </w:rPr>
-        <w:t xml:space="preserve">Dovada instruirii prevăzută la art. 20 din Legea 319/ 2006 poate fi realizată în format electronic sau pe suport hârtie în funcție de modalitatea aleasă de către angajator, stabilită prin regulamentul intern.</w:t>
+        <w:t xml:space="preserve">Dovada instruirii prevăzută la art. 20 din Legea 319/2006 poate fi realizată în format electronic sau pe suport hârtie în funcție de modalitatea aleasă de către angajator, stabilită prin regulamentul intern.</w:t>
       </w:r>
     </w:p>
     <w:p>
@@ -9346,7 +9346,7 @@
           <w:szCs w:val="20"/>
           <w:lang w:val="ro-RO"/>
         </w:rPr>
-        <w:t xml:space="preserve">(Preluare din H.G. 1425/ 2006 – Art. 76 alin. (2))</w:t>
+        <w:t xml:space="preserve">(Preluare din H.G. 1425/2006 – Art. 76 alin. (2))</w:t>
       </w:r>
       <w:r>
         <w:rPr>
@@ -9393,7 +9393,7 @@
           <w:szCs w:val="20"/>
           <w:lang w:val="ro-RO"/>
         </w:rPr>
-        <w:t>(Preluare din H.G. 1425/ 2006 – Art. 75)</w:t>
+        <w:t xml:space="preserve">(Preluare din H.G. 1425/2006 – Art. 75)</w:t>
       </w:r>
       <w:bookmarkStart w:id="11" w:name="do|caV|si1|ar75|pa1"/>
       <w:r>
@@ -9423,7 +9423,7 @@
           <w:szCs w:val="20"/>
           <w:lang w:val="ro-RO"/>
         </w:rPr>
-        <w:t>Instruirea lucrătorilor în domeniul securității și sănătății în muncă are ca scop însușirea cunoștințelor și formarea deprinderilor de securitate și sănătate în muncă.</w:t>
+        <w:t xml:space="preserve">Instruirea lucrătorilor în domeniul securității și sănătății în muncă are ca scop însușirea cunoștințelor și formarea deprinderilor de securitate și sănătate în muncă.</w:t>
       </w:r>
     </w:p>
     <w:p>
@@ -9456,7 +9456,7 @@
           <w:szCs w:val="20"/>
           <w:lang w:val="ro-RO"/>
         </w:rPr>
-        <w:t>(Preluare din H.G. 1425/ 2006 – Art. 77)</w:t>
+        <w:t xml:space="preserve">(Preluare din H.G. 1425/2006 – Art. 77)</w:t>
       </w:r>
       <w:r>
         <w:rPr>
@@ -9483,7 +9483,7 @@
           <w:szCs w:val="20"/>
           <w:lang w:val="ro-RO"/>
         </w:rPr>
-        <w:t>Instruirea lucrătorilor în domeniul securității și sănătății în muncă cuprinde 3 faze:</w:t>
+        <w:t xml:space="preserve">Instruirea lucrătorilor în domeniul securității și sănătății în muncă cuprinde 3 faze:</w:t>
       </w:r>
     </w:p>
     <w:p>
@@ -9609,7 +9609,7 @@
           <w:szCs w:val="20"/>
           <w:lang w:val="ro-RO"/>
         </w:rPr>
-        <w:t>(Preluare din H.G. 1425/ 2006 – Art. 81)</w:t>
+        <w:t xml:space="preserve">(Preluare din H.G. 1425/2006 – Art. 81)</w:t>
       </w:r>
       <w:r>
         <w:rPr>
@@ -9637,7 +9637,7 @@
           <w:szCs w:val="20"/>
           <w:lang w:val="ro-RO"/>
         </w:rPr>
-        <w:t>(1)</w:t>
+        <w:t xml:space="preserve">(1)</w:t>
       </w:r>
       <w:r>
         <w:rPr>
@@ -9938,7 +9938,7 @@
           <w:szCs w:val="20"/>
           <w:lang w:val="ro-RO"/>
         </w:rPr>
-        <w:t xml:space="preserve">În conformitate cu prevederile art. 17 alin. (3) lit. o) și alin. (4) din Legea nr. 53/ 2003 – Codul muncii, republicată, cu modificările și completările ulterioare, procedurile privind utilizarea semnăturii electronice, semnăturii electronice avansate sau semnăturii electronice calificate pentru semnarea fișei de instruire individuală se regăsesc în contractul individual de muncă.</w:t>
+        <w:t xml:space="preserve">În conformitate cu prevederile art. 17 alin. (3) lit. o) și alin. (4) din Legea 53/2003 – Codul muncii, republicată, cu modificările și completările ulterioare, procedurile privind utilizarea semnăturii electronice, semnăturii electronice avansate sau semnăturii electronice calificate pentru semnarea fișei de instruire individuală se regăsesc în contractul individual de muncă.</w:t>
       </w:r>
     </w:p>
     <w:p>
@@ -10164,7 +10164,7 @@
           <w:szCs w:val="20"/>
           <w:lang w:val="ro-RO"/>
         </w:rPr>
-        <w:t>(Conform prevederilor H.G. 1425/ 2006 – Art. 85)</w:t>
+        <w:t xml:space="preserve">(Conform prevederilor H.G. 1425/2006 – Art. 85)</w:t>
       </w:r>
       <w:r>
         <w:rPr>
@@ -10240,7 +10240,7 @@
           <w:szCs w:val="20"/>
           <w:lang w:val="ro-RO"/>
         </w:rPr>
-        <w:t>(Preluare din H.G. 1425/ 2006 – Art. 86)</w:t>
+        <w:t xml:space="preserve">(Preluare din H.G. 1425/2006 – Art. 86)</w:t>
       </w:r>
       <w:r>
         <w:rPr>
@@ -10267,7 +10267,7 @@
           <w:szCs w:val="20"/>
           <w:lang w:val="ro-RO"/>
         </w:rPr>
-        <w:t>Instruirea introductiv-generală se face individual sau în grupuri de cel mult 20 de persoane.</w:t>
+        <w:t xml:space="preserve">Instruirea introductiv-generală se face individual sau în grupuri de cel mult 20 de persoane.</w:t>
       </w:r>
     </w:p>
     <w:p>
@@ -10301,7 +10301,7 @@
           <w:szCs w:val="20"/>
           <w:lang w:val="ro-RO"/>
         </w:rPr>
-        <w:t xml:space="preserve">(Preluare din H.G. 1425/ 2006 – Art. 87 alin. (1) și (3))</w:t>
+        <w:t xml:space="preserve">(Preluare din H.G. 1425/2006 – Art. 87 alin. (1) și (3))</w:t>
       </w:r>
       <w:r>
         <w:rPr>
@@ -10326,7 +10326,7 @@
           <w:szCs w:val="20"/>
           <w:lang w:val="ro-RO"/>
         </w:rPr>
-        <w:t>(1)</w:t>
+        <w:t xml:space="preserve">(1)</w:t>
       </w:r>
       <w:r>
         <w:rPr>
@@ -10352,7 +10352,7 @@
           <w:szCs w:val="20"/>
           <w:lang w:val="ro-RO"/>
         </w:rPr>
-        <w:t>D</w:t>
+        <w:t xml:space="preserve">D</w:t>
       </w:r>
       <w:r>
         <w:rPr>
@@ -10486,7 +10486,7 @@
           <w:szCs w:val="20"/>
           <w:lang w:val="ro-RO"/>
         </w:rPr>
-        <w:t>(Preluare din H.G. 1425/ 2006 – Art. 91)</w:t>
+        <w:t xml:space="preserve">(Preluare din H.G. 1425/2006 – Art. 91)</w:t>
       </w:r>
       <w:r>
         <w:rPr>
@@ -10516,7 +10516,7 @@
           <w:szCs w:val="20"/>
           <w:lang w:val="ro-RO"/>
         </w:rPr>
-        <w:t>(1)</w:t>
+        <w:t xml:space="preserve">(1)</w:t>
       </w:r>
       <w:r>
         <w:rPr>
@@ -10545,7 +10545,7 @@
           <w:szCs w:val="20"/>
           <w:lang w:val="ro-RO"/>
         </w:rPr>
-        <w:t>Instruirea la locul de muncă se face de către conducătorul direct al fiecărui loc de muncă, în grupe de maximum 20 de persoane.</w:t>
+        <w:t xml:space="preserve">Instruirea la locul de muncă se face de către conducătorul direct al fiecărui loc de muncă, în grupe de maximum 20 de persoane.</w:t>
       </w:r>
     </w:p>
     <w:p>
@@ -10579,7 +10579,7 @@
           <w:szCs w:val="20"/>
           <w:lang w:val="ro-RO"/>
         </w:rPr>
-        <w:t xml:space="preserve">(Preluare din H.G. 1425/ 2006 – Art. 92 – conf. H.G. 767/ 2016 pct. 4)</w:t>
+        <w:t xml:space="preserve">(Preluare din H.G. 1425/2006 – Art. 92 – conf. H.G. 767/2016 – pct. 4)</w:t>
       </w:r>
       <w:r>
         <w:rPr>
@@ -10604,7 +10604,7 @@
           <w:szCs w:val="20"/>
           <w:lang w:val="ro-RO"/>
         </w:rPr>
-        <w:t>(2)</w:t>
+        <w:t xml:space="preserve">(2)</w:t>
       </w:r>
       <w:r>
         <w:rPr>
@@ -10632,7 +10632,7 @@
           <w:shd w:fill="FFFFFF" w:val="clear"/>
           <w:lang w:val="ro-RO"/>
         </w:rPr>
-        <w:t>Durata instruirii la locul de muncă se stabilește de către angajator, împreună cu:</w:t>
+        <w:t xml:space="preserve">Durata instruirii la locul de muncă se stabilește de către angajator, împreună cu:</w:t>
       </w:r>
     </w:p>
     <w:p>
@@ -10849,7 +10849,7 @@
           <w:szCs w:val="20"/>
           <w:lang w:val="ro-RO"/>
         </w:rPr>
-        <w:t>(Preluare din H.G. 1425/ 2006 – Art. 96)</w:t>
+        <w:t xml:space="preserve">(Preluare din H.G. 1425/2006 – Art. 96)</w:t>
       </w:r>
       <w:r>
         <w:rPr>
@@ -10877,7 +10877,7 @@
           <w:szCs w:val="20"/>
           <w:lang w:val="ro-RO"/>
         </w:rPr>
-        <w:t>(1)</w:t>
+        <w:t xml:space="preserve">(1)</w:t>
       </w:r>
       <w:r>
         <w:rPr>
@@ -10906,7 +10906,7 @@
           <w:szCs w:val="20"/>
           <w:lang w:val="ro-RO"/>
         </w:rPr>
-        <w:t>Instruirea periodică se efectuează de către conducătorul locului de muncă.</w:t>
+        <w:t xml:space="preserve">Instruirea periodică se efectuează de către conducătorul locului de muncă.</w:t>
       </w:r>
     </w:p>
     <w:p>
@@ -10940,7 +10940,7 @@
           <w:szCs w:val="20"/>
           <w:lang w:val="ro-RO"/>
         </w:rPr>
-        <w:t xml:space="preserve">(Preluare din H.G. 767/ 2016, pct. 5)</w:t>
+        <w:t xml:space="preserve">(Preluare din H.G. 767/2016 – pct. 5)</w:t>
       </w:r>
       <w:r>
         <w:rPr>
@@ -10965,7 +10965,7 @@
           <w:szCs w:val="20"/>
           <w:lang w:val="ro-RO"/>
         </w:rPr>
-        <w:t>(2)</w:t>
+        <w:t xml:space="preserve">(2)</w:t>
       </w:r>
       <w:r>
         <w:rPr>
@@ -10992,7 +10992,7 @@
           <w:shd w:fill="FFFFFF" w:val="clear"/>
           <w:lang w:val="ro-RO"/>
         </w:rPr>
-        <w:t xml:space="preserve">ntervalul dintre două instruiri periodice și periodicitatea verificării instruirii vor fi stabilite prin programul de instruire-testare elaborat la nivelul întreprinderii și/ sau unității potrivit prevederilor art. 15 alin. (1) pct. 8 din H.G. 1425/ 2006, în funcție de condițiile locului de muncă și/ sau postului de lucru.</w:t>
+        <w:t xml:space="preserve">ntervalul dintre două instruiri periodice și periodicitatea verificării instruirii vor fi stabilite prin programul de instruire-testare elaborat la nivelul întreprinderii și/ sau unității potrivit prevederilor art. 15 alin. (1) pct. 8 din H.G. 1425/2006, în funcție de condițiile locului de muncă și/ sau postului de lucru.</w:t>
       </w:r>
     </w:p>
     <w:p>
@@ -11058,7 +11058,7 @@
           <w:szCs w:val="20"/>
           <w:lang w:val="ro-RO"/>
         </w:rPr>
-        <w:t>(Preluare din H.G. 1425/ 2006 – Art. 98)</w:t>
+        <w:t xml:space="preserve">(Preluare din H.G. 1425/2006 – Art. 98)</w:t>
       </w:r>
       <w:r>
         <w:rPr>
@@ -11085,7 +11085,7 @@
           <w:szCs w:val="20"/>
           <w:lang w:val="ro-RO"/>
         </w:rPr>
-        <w:t>Instruirea periodică se face suplimentar celei programate în următoarele cazuri:</w:t>
+        <w:t xml:space="preserve">Instruirea periodică se face suplimentar celei programate în următoarele cazuri:</w:t>
       </w:r>
     </w:p>
     <w:p>
@@ -11335,7 +11335,7 @@
           <w:szCs w:val="20"/>
           <w:lang w:val="ro-RO"/>
         </w:rPr>
-        <w:t>(Preluare din H.G. 1425/ 2006 – Instruirea lucrătorilor – Art. 99 – conf. H.G. 767/ 2016, pct. 6)</w:t>
+        <w:t xml:space="preserve">(Preluare din H.G. 1425/2006 – Art. 99 – conf. H.G. 767/2016 – pct. 6)</w:t>
       </w:r>
       <w:r>
         <w:rPr>
@@ -11363,7 +11363,7 @@
           <w:shd w:fill="FFFFFF" w:val="clear"/>
           <w:lang w:val="ro-RO"/>
         </w:rPr>
-        <w:t>Durata instruirii periodice prevăzute la art. 98 se stabilește de către angajator, împreună cu:</w:t>
+        <w:t xml:space="preserve">Durata instruirii periodice prevăzute la art. 98 se stabilește de către angajator, împreună cu:</w:t>
       </w:r>
     </w:p>
     <w:p>
@@ -11516,7 +11516,7 @@
           <w:szCs w:val="20"/>
           <w:lang w:val="ro-RO"/>
         </w:rPr>
-        <w:t xml:space="preserve">(Preluare din H.G. 1425/ 2006 – Art. 100) Instruirea periodică prevăzută la art. 98 din H.G. 1425/ 2006 se va efectua pe baza tematicilor întocmite de către angajatorul care și-a asumat atribuțiile din domeniul securității și sănătății în muncă/ lucrătorul desemnat/ serviciul intern de prevenire și protecție/ serviciul extern de prevenire și protecție și aprobate de către angajator, care vor fi păstrate la persoana care efectuează instruirea.</w:t>
+        <w:t xml:space="preserve">(Preluare din H.G. 1425/2006 – Art. 100) Instruirea periodică prevăzută la art. 98 din H.G. 1425/2006 se va efectua pe baza tematicilor întocmite de către angajatorul care și-a asumat atribuțiile din domeniul securității și sănătății în muncă/ lucrătorul desemnat/ serviciul intern de prevenire și protecție/ serviciul extern de prevenire și protecție și aprobate de către angajator, care vor fi păstrate la persoana care efectuează instruirea.</w:t>
       </w:r>
     </w:p>
     <w:p>
@@ -11686,7 +11686,7 @@
           <w:szCs w:val="20"/>
           <w:lang w:val="ro-RO"/>
         </w:rPr>
-        <w:t>(Preluare din H.G. 1425/ 2006, Art. 57)</w:t>
+        <w:t xml:space="preserve">(Preluare din H.G. 1425/2006 – Art. 57)</w:t>
       </w:r>
       <w:r>
         <w:rPr>
@@ -11714,7 +11714,7 @@
           <w:szCs w:val="20"/>
           <w:lang w:val="ro-RO"/>
         </w:rPr>
-        <w:t>(1)</w:t>
+        <w:t xml:space="preserve">(1)</w:t>
       </w:r>
       <w:r>
         <w:rPr>
@@ -11743,7 +11743,7 @@
           <w:szCs w:val="20"/>
           <w:lang w:val="ro-RO"/>
         </w:rPr>
-        <w:t>Comitetul de securitate și sănătate în muncă se constituie în unitățile care au un număr de cel puțin 50 de lucrători, inclusiv cu capital străin, care desfășoară activități pe teritoriul României.</w:t>
+        <w:t xml:space="preserve">Comitetul de securitate și sănătate în muncă se constituie în unitățile care au un număr de cel puțin 50 de lucrători, inclusiv cu capital străin, care desfășoară activități pe teritoriul României.</w:t>
       </w:r>
     </w:p>
     <w:p>
@@ -12023,7 +12023,7 @@
           <w:szCs w:val="20"/>
           <w:lang w:val="ro-RO"/>
         </w:rPr>
-        <w:t>(Preluare din H.G. 1425/ 2006, Art. 65)</w:t>
+        <w:t xml:space="preserve">(Preluare din H.G. 1425/2006 – Art. 65)</w:t>
       </w:r>
       <w:r>
         <w:rPr>
@@ -12050,7 +12050,7 @@
           <w:szCs w:val="20"/>
           <w:lang w:val="ro-RO"/>
         </w:rPr>
-        <w:t>Comitetul de securitate și sănătate în muncă funcționează în baza regulamentului de funcționare propriu.</w:t>
+        <w:t xml:space="preserve">Comitetul de securitate și sănătate în muncă funcționează în baza regulamentului de funcționare propriu.</w:t>
       </w:r>
     </w:p>
     <w:p>
@@ -12118,7 +12118,7 @@
           <w:szCs w:val="20"/>
           <w:lang w:val="ro-RO"/>
         </w:rPr>
-        <w:t>(Preluare din Legea 319/ 2006 – Art. 12 alin. (1), punctul c, d)</w:t>
+        <w:t xml:space="preserve">(Preluare din Legea 319/2006 – Art. 12 alin. (1) lit. c), d))</w:t>
       </w:r>
       <w:r>
         <w:rPr>
@@ -12144,7 +12144,7 @@
           <w:szCs w:val="20"/>
           <w:lang w:val="ro-RO"/>
         </w:rPr>
-        <w:t>Angajatorul are următoarele obligații:</w:t>
+        <w:t xml:space="preserve">Angajatorul are următoarele obligații:</w:t>
       </w:r>
     </w:p>
     <w:p>
@@ -12174,7 +12174,7 @@
           <w:szCs w:val="20"/>
           <w:lang w:val="ro-RO"/>
         </w:rPr>
-        <w:t>să țină evidența accidentelor de muncă ce au ca urmare o incapacitate de muncă mai mare de 3 zile de lucru, a accidentelor ușoare, a bolilor profesionale, a incidentelor periculoase, precum și a accidentelor de muncă, astfel cum sunt definite la art. 5 lit. g) din Legea 319/ 2006;</w:t>
+        <w:t xml:space="preserve">să țină evidența accidentelor de muncă ce au ca urmare o incapacitate de muncă mai mare de 3 zile de lucru, a accidentelor ușoare, a bolilor profesionale, a incidentelor periculoase, precum și a accidentelor de muncă, astfel cum sunt definite la art. 5 lit. g) din Legea 319/2006;</w:t>
       </w:r>
     </w:p>
     <w:p>
@@ -12235,7 +12235,7 @@
           <w:szCs w:val="20"/>
           <w:lang w:val="ro-RO"/>
         </w:rPr>
-        <w:t>(Preluare din Legea 319/ 2006, Art. 5 lit. g)</w:t>
+        <w:t xml:space="preserve">(Preluare din Legea 319/2006 – Art. 5 lit. g))</w:t>
       </w:r>
       <w:r>
         <w:rPr>
@@ -12260,7 +12260,7 @@
           <w:szCs w:val="20"/>
           <w:lang w:val="ro-RO"/>
         </w:rPr>
-        <w:t xml:space="preserve">În sensul Legii 319/ 2006, termenul de </w:t>
+        <w:t xml:space="preserve">În sensul Legii 319/2006, termenul de </w:t>
       </w:r>
       <w:r>
         <w:rPr>
@@ -12316,7 +12316,7 @@
           <w:szCs w:val="20"/>
           <w:lang w:val="ro-RO"/>
         </w:rPr>
-        <w:t xml:space="preserve">(Preluare din Legea 319/ 2006, Art. 5 lit. h) În sensul Legii 319/ 2006, termenul de boală profesională</w:t>
+        <w:t xml:space="preserve">(Preluare din Legea 319/2006 – Art. 5 lit. h)) În sensul Legii 319/2006, termenul de boală profesională</w:t>
       </w:r>
       <w:r>
         <w:rPr>
@@ -12366,7 +12366,7 @@
           <w:szCs w:val="20"/>
           <w:lang w:val="ro-RO"/>
         </w:rPr>
-        <w:t>are următorul înțeles: afecțiunea care se produce ca urmare a exercitării unei meserii sau profesii, cauzată de agenți nocivi fizici, chimici ori biologici caracteristici locului de muncă, precum și de suprasolicitarea diferitelor organe sau sisteme ale organismului, în procesul de muncă.</w:t>
+        <w:t xml:space="preserve">are următorul înțeles: afecțiunea care se produce ca urmare a exercitării unei meserii sau profesii, cauzată de agenți nocivi fizici, chimici ori biologici caracteristici locului de muncă, precum și de suprasolicitarea diferitelor organe sau sisteme ale organismului, în procesul de muncă.</w:t>
       </w:r>
     </w:p>
     <w:p>
@@ -12398,7 +12398,7 @@
           <w:szCs w:val="20"/>
           <w:lang w:val="ro-RO"/>
         </w:rPr>
-        <w:t>(Preluare din Legea 319/ 2006 – Art. 26)</w:t>
+        <w:t xml:space="preserve">(Preluare din Legea 319/2006 – Art. 26)</w:t>
       </w:r>
       <w:r>
         <w:rPr>
@@ -12444,19 +12444,19 @@
           <w:szCs w:val="20"/>
           <w:lang w:val="ro-RO"/>
         </w:rPr>
-        <w:t xml:space="preserve">(Preluare din Legea 319/ 2006 – Art. 27) </w:t>
-      </w:r>
-      <w:r>
-        <w:rPr>
-          <w:rFonts w:eastAsia="Arial" w:cs="Arial" w:ascii="Arial" w:hAnsi="Arial"/>
-          <w:color w:val="auto"/>
-          <w:spacing w:val="0"/>
-          <w:w w:val="100"/>
-          <w:sz w:val="20"/>
-          <w:szCs w:val="20"/>
-          <w:lang w:val="ro-RO"/>
-        </w:rPr>
-        <w:t>(1)</w:t>
+        <w:t xml:space="preserve">(Preluare din Legea 319/2006 – Art. 27) </w:t>
+      </w:r>
+      <w:r>
+        <w:rPr>
+          <w:rFonts w:eastAsia="Arial" w:cs="Arial" w:ascii="Arial" w:hAnsi="Arial"/>
+          <w:color w:val="auto"/>
+          <w:spacing w:val="0"/>
+          <w:w w:val="100"/>
+          <w:sz w:val="20"/>
+          <w:szCs w:val="20"/>
+          <w:lang w:val="ro-RO"/>
+        </w:rPr>
+        <w:t xml:space="preserve">(1)</w:t>
       </w:r>
       <w:r>
         <w:rPr>
@@ -12500,7 +12500,7 @@
           <w:szCs w:val="20"/>
           <w:lang w:val="ro-RO"/>
         </w:rPr>
-        <w:t>inspectoratelor teritoriale de muncă, toate evenimentele așa cum sunt definite la art. 5 lit. f) din Legea 319/ 2006;</w:t>
+        <w:t xml:space="preserve">inspectoratelor teritoriale de muncă, toate evenimentele așa cum sunt definite la art. 5 lit. f) din Legea 319/2006;</w:t>
       </w:r>
     </w:p>
     <w:p>
@@ -12531,7 +12531,7 @@
           <w:szCs w:val="20"/>
           <w:lang w:val="ro-RO"/>
         </w:rPr>
-        <w:t xml:space="preserve">asigurătorului, potrivit Legii nr. 346/ 2002</w:t>
+        <w:t xml:space="preserve">asigurătorului, potrivit Legii 346/2002</w:t>
       </w:r>
       <w:r>
         <w:rPr>
@@ -12642,19 +12642,19 @@
           <w:szCs w:val="20"/>
           <w:lang w:val="ro-RO"/>
         </w:rPr>
-        <w:t>(3)</w:t>
-      </w:r>
-      <w:r>
-        <w:rPr>
-          <w:rFonts w:eastAsia="Arial" w:cs="Arial" w:ascii="Arial" w:hAnsi="Arial"/>
-          <w:color w:val="auto"/>
-          <w:spacing w:val="0"/>
-          <w:w w:val="100"/>
-          <w:sz w:val="20"/>
-          <w:szCs w:val="20"/>
-          <w:lang w:val="ro-RO"/>
-        </w:rPr>
-        <w:t xml:space="preserve"> Semnalarea prevăzută la art. 27 alin. (2) din Legea 319/ 2006 se efectuează către autoritatea de sănătate publică teritorială sau a municipiului București, de îndată, la constatarea cazului.</w:t>
+        <w:t xml:space="preserve">(3)</w:t>
+      </w:r>
+      <w:r>
+        <w:rPr>
+          <w:rFonts w:eastAsia="Arial" w:cs="Arial" w:ascii="Arial" w:hAnsi="Arial"/>
+          <w:color w:val="auto"/>
+          <w:spacing w:val="0"/>
+          <w:w w:val="100"/>
+          <w:sz w:val="20"/>
+          <w:szCs w:val="20"/>
+          <w:lang w:val="ro-RO"/>
+        </w:rPr>
+        <w:t xml:space="preserve"> Semnalarea prevăzută la art. 27 alin. (2) din Legea 319/2006 se efectuează către autoritatea de sănătate publică teritorială sau a municipiului București, de îndată, la constatarea cazului.</w:t>
       </w:r>
     </w:p>
     <w:p>
@@ -12686,7 +12686,7 @@
           <w:szCs w:val="20"/>
           <w:lang w:val="ro-RO"/>
         </w:rPr>
-        <w:t>(Preluare din Legea 319/ 2006 – Art. 28)</w:t>
+        <w:t xml:space="preserve">(Preluare din Legea 319/2006 – Art. 28)</w:t>
       </w:r>
       <w:r>
         <w:rPr>
@@ -12699,7 +12699,7 @@
           <w:szCs w:val="20"/>
           <w:lang w:val="ro-RO"/>
         </w:rPr>
-        <w:t xml:space="preserve"> În cazul accidentelor de circulație produse pe drumurile publice, în care printre victime sunt și persoane aflate în îndeplinirea unor sarcini de serviciu, organele de poliție rutieră competente vor trimite instituțiilor și/ sau persoanelor fizice/ juridice prevăzute la art. 29 alin. (1) lit. a) și b) din Legea 319/ 2006, în termen de 5 zile de la data solicitării, un exemplar al procesului-verbal de cercetare la fața locului.</w:t>
+        <w:t xml:space="preserve"> În cazul accidentelor de circulație produse pe drumurile publice, în care printre victime sunt și persoane aflate în îndeplinirea unor sarcini de serviciu, organele de poliție rutieră competente vor trimite instituțiilor și/ sau persoanelor fizice/ juridice prevăzute la art. 29 alin. (1) lit. a) și b) din Legea 319/2006, în termen de 5 zile de la data solicitării, un exemplar al procesului-verbal de cercetare la fața locului.</w:t>
       </w:r>
     </w:p>
     <w:p>
@@ -12732,7 +12732,7 @@
           <w:szCs w:val="20"/>
           <w:lang w:val="ro-RO"/>
         </w:rPr>
-        <w:t>(Preluare din Legea 319/ 2006 – Art. 29)</w:t>
+        <w:t xml:space="preserve">(Preluare din Legea 319/2006 – Art. 29)</w:t>
       </w:r>
       <w:r>
         <w:rPr>
@@ -12757,7 +12757,7 @@
           <w:szCs w:val="20"/>
           <w:lang w:val="ro-RO"/>
         </w:rPr>
-        <w:t>(1)</w:t>
+        <w:t xml:space="preserve">(1)</w:t>
       </w:r>
       <w:r>
         <w:rPr>
@@ -13007,7 +13007,7 @@
           <w:szCs w:val="20"/>
           <w:lang w:val="ro-RO"/>
         </w:rPr>
-        <w:t>(Preluare din Legea 319/ 2006 – Art. 30)</w:t>
+        <w:t xml:space="preserve">(Preluare din Legea 319/2006 – Art. 30)</w:t>
       </w:r>
       <w:r>
         <w:rPr>
@@ -13032,7 +13032,7 @@
           <w:szCs w:val="20"/>
           <w:lang w:val="ro-RO"/>
         </w:rPr>
-        <w:t>(1)</w:t>
+        <w:t xml:space="preserve">(1)</w:t>
       </w:r>
       <w:r>
         <w:rPr>
@@ -13045,7 +13045,7 @@
           <w:szCs w:val="20"/>
           <w:lang w:val="ro-RO"/>
         </w:rPr>
-        <w:t xml:space="preserve"> În sensul prevederilor art. 5 lit. g) din Legea 319/ 2006, este, de asemenea, accident de muncă:</w:t>
+        <w:t xml:space="preserve"> În sensul prevederilor art. 5 lit. g) din Legea 319/2006, este, de asemenea, accident de muncă:</w:t>
       </w:r>
     </w:p>
     <w:p>
@@ -13600,19 +13600,19 @@
           <w:szCs w:val="20"/>
           <w:lang w:val="ro-RO"/>
         </w:rPr>
-        <w:t>(2)</w:t>
-      </w:r>
-      <w:r>
-        <w:rPr>
-          <w:rFonts w:eastAsia="Arial" w:cs="Arial" w:ascii="Arial" w:hAnsi="Arial"/>
-          <w:color w:val="auto"/>
-          <w:spacing w:val="0"/>
-          <w:w w:val="100"/>
-          <w:sz w:val="20"/>
-          <w:szCs w:val="20"/>
-          <w:lang w:val="ro-RO"/>
-        </w:rPr>
-        <w:t xml:space="preserve"> În situațiile menționate la art. 30 alin. (1) lit. g), h), i) și l) din Legea 319/ 2006, deplasarea trebuie să se facă fără abateri nejustificate de la traseul normal și, de asemenea, transportul să se facă în condițiile prevăzute de reglementările de securitate și sănătate în muncă sau de circulație în vigoare.</w:t>
+        <w:t xml:space="preserve">(2)</w:t>
+      </w:r>
+      <w:r>
+        <w:rPr>
+          <w:rFonts w:eastAsia="Arial" w:cs="Arial" w:ascii="Arial" w:hAnsi="Arial"/>
+          <w:color w:val="auto"/>
+          <w:spacing w:val="0"/>
+          <w:w w:val="100"/>
+          <w:sz w:val="20"/>
+          <w:szCs w:val="20"/>
+          <w:lang w:val="ro-RO"/>
+        </w:rPr>
+        <w:t xml:space="preserve"> În situațiile menționate la art. 30 alin. (1) lit. g), h), i) și l) din Legea 319/2006, deplasarea trebuie să se facă fără abateri nejustificate de la traseul normal și, de asemenea, transportul să se facă în condițiile prevăzute de reglementările de securitate și sănătate în muncă sau de circulație în vigoare.</w:t>
       </w:r>
     </w:p>
     <w:p>
@@ -13645,7 +13645,7 @@
           <w:szCs w:val="20"/>
           <w:lang w:val="ro-RO"/>
         </w:rPr>
-        <w:t xml:space="preserve">(Preluare din Legea 319/ 2006 – Art. 31) </w:t>
+        <w:t xml:space="preserve">(Preluare din Legea 319/2006 – Art. 31) </w:t>
       </w:r>
       <w:r>
         <w:rPr>
@@ -13811,7 +13811,7 @@
           <w:szCs w:val="20"/>
           <w:lang w:val="ro-RO"/>
         </w:rPr>
-        <w:t xml:space="preserve">(Preluare din Legea 319/ 2006 – Art. 32) </w:t>
+        <w:t xml:space="preserve">(Preluare din Legea 319/2006 – Art. 32) </w:t>
       </w:r>
       <w:r>
         <w:rPr>
@@ -13836,7 +13836,7 @@
           <w:szCs w:val="20"/>
           <w:lang w:val="ro-RO"/>
         </w:rPr>
-        <w:t>Înregistrarea accidentului de muncă se face pe baza procesului-verbal de cercetare.</w:t>
+        <w:t xml:space="preserve">Înregistrarea accidentului de muncă se face pe baza procesului-verbal de cercetare.</w:t>
       </w:r>
     </w:p>
     <w:p>
@@ -13909,7 +13909,7 @@
           <w:szCs w:val="20"/>
           <w:lang w:val="ro-RO"/>
         </w:rPr>
-        <w:t xml:space="preserve">(Preluare din Legea 319/ 2006 – Art. 33) </w:t>
+        <w:t xml:space="preserve">(Preluare din Legea 319/2006 – Art. 33) </w:t>
       </w:r>
       <w:r>
         <w:rPr>
@@ -13922,7 +13922,7 @@
           <w:szCs w:val="20"/>
           <w:lang w:val="ro-RO"/>
         </w:rPr>
-        <w:t>În sensul prevederilor art. 5 lit. h) din Legea 319/ 2006, afecțiunile suferite de elevi și studenți în timpul efectuării instruirii practice sunt, de asemenea, boli profesionale.</w:t>
+        <w:t xml:space="preserve">În sensul prevederilor art. 5 lit. h) din Legea 319/2006, afecțiunile suferite de elevi și studenți în timpul efectuării instruirii practice sunt, de asemenea, boli profesionale.</w:t>
       </w:r>
     </w:p>
     <w:p>
@@ -13954,7 +13954,7 @@
           <w:szCs w:val="20"/>
           <w:lang w:val="ro-RO"/>
         </w:rPr>
-        <w:t>(Preluare din Legea 319/ 2006 – Art. 34)</w:t>
+        <w:t xml:space="preserve">(Preluare din Legea 319/2006 – Art. 34)</w:t>
       </w:r>
       <w:r>
         <w:rPr>
@@ -13979,7 +13979,7 @@
           <w:szCs w:val="20"/>
           <w:lang w:val="ro-RO"/>
         </w:rPr>
-        <w:t>(1)</w:t>
+        <w:t xml:space="preserve">(1)</w:t>
       </w:r>
       <w:r>
         <w:rPr>
@@ -14217,7 +14217,7 @@
           <w:szCs w:val="20"/>
           <w:lang w:val="ro-RO"/>
         </w:rPr>
-        <w:t xml:space="preserve">(H.G. 1425/ 2006, Art. 15 alin. (3)) </w:t>
+        <w:t xml:space="preserve">(Preluare din H.G. 1425/2006 – Art. 15 alin. (3)) </w:t>
       </w:r>
       <w:r>
         <w:rPr>
@@ -14483,7 +14483,7 @@
           <w:szCs w:val="20"/>
           <w:lang w:val="ro-RO"/>
         </w:rPr>
-        <w:t xml:space="preserve">conform prevederilor H.G. 1425/ 2006, Art. 15 alin. (1), punctul 6, are ca scop oferirea de informații pentru ușurarea desfășurării activităților de prevenire și protecție.</w:t>
+        <w:t xml:space="preserve">conform prevederilor H.G. 1425/2006 – Art. 15 alin. (1), punctul 6, are ca scop oferirea de informații pentru ușurarea desfășurării activităților de prevenire și protecție.</w:t>
       </w:r>
     </w:p>
     <w:p>
@@ -14798,7 +14798,7 @@
                 <w:szCs w:val="18"/>
                 <w:lang w:val="ro-RO"/>
               </w:rPr>
-              <w:t>Legea 319/ 2006</w:t>
+              <w:t xml:space="preserve">Legea 319/2006</w:t>
             </w:r>
           </w:p>
         </w:tc>
@@ -14939,7 +14939,7 @@
                 <w:szCs w:val="18"/>
                 <w:lang w:val="ro-RO"/>
               </w:rPr>
-              <w:t>H.G. 1425/ 2006</w:t>
+              <w:t xml:space="preserve">H.G. 1425/2006</w:t>
             </w:r>
           </w:p>
         </w:tc>
@@ -14985,7 +14985,7 @@
                 <w:szCs w:val="18"/>
                 <w:lang w:val="ro-RO"/>
               </w:rPr>
-              <w:t>Normele metodologice de aplicare a prevederilor Legii securității și sănătății în muncă nr. 319/ 2006</w:t>
+              <w:t xml:space="preserve">Normele metodologice de aplicare a prevederilor Legii 319/2006</w:t>
             </w:r>
           </w:p>
         </w:tc>
@@ -15080,7 +15080,7 @@
                 <w:szCs w:val="18"/>
                 <w:lang w:val="ro-RO"/>
               </w:rPr>
-              <w:t>H.G. 557/ 2007</w:t>
+              <w:t xml:space="preserve">H.G. 557/2007</w:t>
             </w:r>
           </w:p>
         </w:tc>
@@ -15221,7 +15221,7 @@
                 <w:szCs w:val="18"/>
                 <w:lang w:val="ro-RO"/>
               </w:rPr>
-              <w:t>H.G. 355/ 2007</w:t>
+              <w:t xml:space="preserve">H.G. 355/2007</w:t>
             </w:r>
           </w:p>
         </w:tc>
@@ -15362,7 +15362,7 @@
                 <w:szCs w:val="18"/>
                 <w:lang w:val="ro-RO"/>
               </w:rPr>
-              <w:t>H.G. 1876/ 2005</w:t>
+              <w:t xml:space="preserve">H.G. 1876/2005</w:t>
             </w:r>
           </w:p>
         </w:tc>
@@ -15503,7 +15503,7 @@
                 <w:szCs w:val="18"/>
                 <w:lang w:val="ro-RO"/>
               </w:rPr>
-              <w:t>H.G. 300/ 2006</w:t>
+              <w:t xml:space="preserve">H.G. 300/2006</w:t>
             </w:r>
           </w:p>
         </w:tc>
@@ -15644,7 +15644,7 @@
                 <w:szCs w:val="18"/>
                 <w:lang w:val="ro-RO"/>
               </w:rPr>
-              <w:t>H.G. 493/ 2006</w:t>
+              <w:t xml:space="preserve">H.G. 493/2006</w:t>
             </w:r>
           </w:p>
         </w:tc>
@@ -15785,7 +15785,7 @@
                 <w:szCs w:val="18"/>
                 <w:lang w:val="ro-RO"/>
               </w:rPr>
-              <w:t>H.G. 971/ 2006</w:t>
+              <w:t xml:space="preserve">H.G. 971/2006</w:t>
             </w:r>
           </w:p>
         </w:tc>
@@ -15926,7 +15926,7 @@
                 <w:szCs w:val="18"/>
                 <w:lang w:val="ro-RO"/>
               </w:rPr>
-              <w:t>H.G. 1028/ 2006</w:t>
+              <w:t xml:space="preserve">H.G. 1028/2006</w:t>
             </w:r>
           </w:p>
         </w:tc>
@@ -16067,7 +16067,7 @@
                 <w:szCs w:val="18"/>
                 <w:lang w:val="ro-RO"/>
               </w:rPr>
-              <w:t>H.G. 1048/ 2006</w:t>
+              <w:t xml:space="preserve">H.G. 1048/2006</w:t>
             </w:r>
           </w:p>
         </w:tc>
@@ -16208,7 +16208,7 @@
                 <w:szCs w:val="18"/>
                 <w:lang w:val="ro-RO"/>
               </w:rPr>
-              <w:t>H.G. 1049/ 2006</w:t>
+              <w:t xml:space="preserve">H.G. 1049/2006</w:t>
             </w:r>
           </w:p>
         </w:tc>
@@ -16345,7 +16345,7 @@
                 <w:szCs w:val="18"/>
                 <w:lang w:val="ro-RO"/>
               </w:rPr>
-              <w:t>H.G. 1051/ 2006</w:t>
+              <w:t xml:space="preserve">H.G. 1051/2006</w:t>
             </w:r>
           </w:p>
         </w:tc>
@@ -16486,7 +16486,7 @@
                 <w:szCs w:val="18"/>
                 <w:lang w:val="ro-RO"/>
               </w:rPr>
-              <w:t>H.G. 1058/ 2006</w:t>
+              <w:t xml:space="preserve">H.G. 1058/2006</w:t>
             </w:r>
           </w:p>
         </w:tc>
@@ -16623,7 +16623,7 @@
                 <w:szCs w:val="18"/>
                 <w:lang w:val="ro-RO"/>
               </w:rPr>
-              <w:t>H.G. 1091/ 2006</w:t>
+              <w:t xml:space="preserve">H.G. 1091/2006</w:t>
             </w:r>
           </w:p>
         </w:tc>
@@ -16760,7 +16760,7 @@
                 <w:szCs w:val="18"/>
                 <w:lang w:val="ro-RO"/>
               </w:rPr>
-              <w:t>H.G. 1092/ 2006</w:t>
+              <w:t xml:space="preserve">H.G. 1092/2006</w:t>
             </w:r>
           </w:p>
         </w:tc>
@@ -16901,7 +16901,7 @@
                 <w:szCs w:val="18"/>
                 <w:lang w:val="ro-RO"/>
               </w:rPr>
-              <w:t>H.G. 1093/ 2006</w:t>
+              <w:t xml:space="preserve">H.G. 1093/2006</w:t>
             </w:r>
           </w:p>
         </w:tc>
@@ -17034,7 +17034,7 @@
                 <w:szCs w:val="20"/>
                 <w:lang w:val="ro-RO"/>
               </w:rPr>
-              <w:t xml:space="preserve">H.G. 520/ 2016</w:t>
+              <w:t xml:space="preserve">H.G. 520/2016</w:t>
             </w:r>
           </w:p>
         </w:tc>
@@ -17171,7 +17171,7 @@
                 <w:szCs w:val="18"/>
                 <w:lang w:val="ro-RO"/>
               </w:rPr>
-              <w:t>H.G. 1146/ 2006</w:t>
+              <w:t xml:space="preserve">H.G. 1146/2006</w:t>
             </w:r>
           </w:p>
         </w:tc>
@@ -17312,7 +17312,7 @@
                 <w:szCs w:val="18"/>
                 <w:lang w:val="ro-RO"/>
               </w:rPr>
-              <w:t>H.G. 1218/ 2006</w:t>
+              <w:t xml:space="preserve">H.G. 1218/2006</w:t>
             </w:r>
           </w:p>
         </w:tc>
@@ -17449,7 +17449,7 @@
                 <w:szCs w:val="18"/>
                 <w:lang w:val="ro-RO"/>
               </w:rPr>
-              <w:t>H.G. 600/ 2007</w:t>
+              <w:t xml:space="preserve">H.G. 600/2007</w:t>
             </w:r>
           </w:p>
         </w:tc>
@@ -17590,7 +17590,7 @@
                 <w:szCs w:val="18"/>
                 <w:lang w:val="ro-RO"/>
               </w:rPr>
-              <w:t>H.G. 1875/ 2005</w:t>
+              <w:t xml:space="preserve">H.G. 1875/2005</w:t>
             </w:r>
           </w:p>
         </w:tc>
@@ -20694,7 +20694,7 @@
           <w:szCs w:val="20"/>
           <w:lang w:val="ro-RO"/>
         </w:rPr>
-        <w:t xml:space="preserve">Obligații, atribuții și răspunderi în domeniul securității și sănătății în muncă (conform Legii 319/ 2006 și H.G. 1425/ 2006), valabile pentru lucrători:</w:t>
+        <w:t xml:space="preserve">Obligații, atribuții și răspunderi în domeniul securității și sănătății în muncă (conform Legii 319/2006 și H.G. 1425/2006), valabile pentru lucrători:</w:t>
       </w:r>
     </w:p>
     <w:p>
@@ -21219,7 +21219,7 @@
           <w:szCs w:val="20"/>
           <w:lang w:val="ro-RO"/>
         </w:rPr>
-        <w:t xml:space="preserve">Obligații, atribuții și răspunderi în domeniul situațiilor de urgență (conform Legii 307/ 2006), valabile pentru lucrători:</w:t>
+        <w:t xml:space="preserve">Obligații, atribuții și răspunderi în domeniul situațiilor de urgență (conform Legii 307/2006), valabile pentru lucrători:</w:t>
       </w:r>
     </w:p>
     <w:p>
@@ -21867,7 +21867,7 @@
           <w:szCs w:val="20"/>
           <w:lang w:val="ro-RO"/>
         </w:rPr>
-        <w:t xml:space="preserve">Obligațiile, atribuțiile și răspunderile în domeniul securității și sănătății în muncă (conform Legii 319/ 2006 și H.G. 1425/ 2006), valabile pentru șefii locurilor de muncă, vor fi aceleași cu ale lucrătorilor doar că se vor suplimenta cu următoarea prevedere:</w:t>
+        <w:t xml:space="preserve">Obligațiile, atribuțiile și răspunderile în domeniul securității și sănătății în muncă (conform Legii 319/2006 și H.G. 1425/2006), valabile pentru șefii locurilor de muncă, vor fi aceleași cu ale lucrătorilor doar că se vor suplimenta cu următoarea prevedere:</w:t>
       </w:r>
       <w:r>
         <w:rPr>
@@ -21910,7 +21910,7 @@
           <w:szCs w:val="20"/>
           <w:lang w:val="ro-RO"/>
         </w:rPr>
-        <w:t xml:space="preserve">Obligațiile, atribuțiile și răspunderile în domeniul situațiilor de urgență (conform Legii 307/ 2006), valabile pentru șefii locurilor de muncă, vor fi aceleași cu ale lucrătorilor doar că se vor suplimenta cu următoarea prevedere:</w:t>
+        <w:t xml:space="preserve">Obligațiile, atribuțiile și răspunderile în domeniul situațiilor de urgență (conform Legii 307/2006), valabile pentru șefii locurilor de muncă, vor fi aceleași cu ale lucrătorilor doar că se vor suplimenta cu următoarea prevedere:</w:t>
       </w:r>
       <w:r>
         <w:rPr>
@@ -21951,7 +21951,7 @@
           <w:szCs w:val="20"/>
           <w:lang w:val="ro-RO"/>
         </w:rPr>
-        <w:t xml:space="preserve">(Preluare din H.G. 1425/ 2006 – Art. 56) Reprezentanții lucrătorilor cu răspunderi specifice în domeniul securității și sănătății în muncă sunt consultați și participă, în conformitate cu art. 18 din Legea 319/ 2006, și pot desfășura următoarele activități:</w:t>
+        <w:t xml:space="preserve">(Preluare din H.G. 1425/2006 – Art. 56) Reprezentanții lucrătorilor cu răspunderi specifice în domeniul securității și sănătății în muncă sunt consultați și participă, în conformitate cu art. 18 din Legea 319/2006, și pot desfășura următoarele activități:</w:t>
       </w:r>
     </w:p>
     <w:p>
@@ -22182,7 +22182,7 @@
           <w:szCs w:val="20"/>
           <w:lang w:val="ro-RO"/>
         </w:rPr>
-        <w:t xml:space="preserve">(Preluare din H.G. 1425/ 2006, Art. 15)</w:t>
+        <w:t xml:space="preserve">(Preluare din H.G. 1425/2006 – Art. 15)</w:t>
       </w:r>
       <w:r>
         <w:rPr>
@@ -22247,7 +22247,7 @@
           <w:szCs w:val="20"/>
           <w:lang w:val="ro-RO"/>
         </w:rPr>
-        <w:t>:</w:t>
+        <w:t xml:space="preserve">:</w:t>
       </w:r>
     </w:p>
     <w:p>
@@ -22694,7 +22694,7 @@
           <w:u w:val="none"/>
           <w:lang w:val="ro-RO"/>
         </w:rPr>
-        <w:t>971/ 2006</w:t>
+        <w:t xml:space="preserve">971/2006</w:t>
       </w:r>
       <w:r>
         <w:rPr>
@@ -22979,7 +22979,7 @@
           <w:szCs w:val="20"/>
           <w:lang w:val="ro-RO"/>
         </w:rPr>
-        <w:t xml:space="preserve">întocmirea rapoartelor și/ sau a listelor prevăzute de hotărârile Guvernului emise în temeiul art. 51 alin. (1) lit. b) din Legea 319/ 2006, inclusiv cele referitoare la azbest, vibrații, zgomot și șantiere temporare și mobile;</w:t>
+        <w:t xml:space="preserve">întocmirea rapoartelor și/ sau a listelor prevăzute de hotărârile Guvernului emise în temeiul art. 51 alin. (1) lit. b) din Legea 319/2006, inclusiv cele referitoare la azbest, vibrații, zgomot și șantiere temporare și mobile;</w:t>
       </w:r>
     </w:p>
     <w:p>
@@ -23040,7 +23040,7 @@
           <w:u w:val="none"/>
           <w:lang w:val="ro-RO"/>
         </w:rPr>
-        <w:t>1146/ 2006</w:t>
+        <w:t xml:space="preserve">1146/2006</w:t>
       </w:r>
       <w:r>
         <w:rPr>
@@ -23114,7 +23114,7 @@
           <w:u w:val="none"/>
           <w:lang w:val="ro-RO"/>
         </w:rPr>
-        <w:t>1048/ 2006</w:t>
+        <w:t xml:space="preserve">1048/2006</w:t>
       </w:r>
       <w:r>
         <w:rPr>
@@ -23188,7 +23188,7 @@
           <w:u w:val="none"/>
           <w:lang w:val="ro-RO"/>
         </w:rPr>
-        <w:t>1048/ 2006</w:t>
+        <w:t xml:space="preserve">1048/2006</w:t>
       </w:r>
       <w:r>
         <w:rPr>
@@ -23312,7 +23312,7 @@
           <w:szCs w:val="20"/>
           <w:lang w:val="ro-RO"/>
         </w:rPr>
-        <w:t xml:space="preserve">art. 12 alin. (1) lit. d) din Legea 319/ 2006</w:t>
+        <w:t xml:space="preserve">art. 12 alin. (1) lit. d) din Legea 319/2006</w:t>
       </w:r>
       <w:r>
         <w:rPr>
@@ -23325,7 +23325,7 @@
           <w:szCs w:val="20"/>
           <w:lang w:val="ro-RO"/>
         </w:rPr>
-        <w:t>;</w:t>
+        <w:t xml:space="preserve">;</w:t>
       </w:r>
     </w:p>
     <w:p>
@@ -23603,7 +23603,7 @@
           <w:szCs w:val="20"/>
           <w:lang w:val="ro-RO"/>
         </w:rPr>
-        <w:t xml:space="preserve">evidența echipamentelor, zonarea corespunzătoare, asigurarea/ urmărirea ca verificările și/ sau încercările periodice ale echipamentelor de muncă să fie efectuate la timp și de către persoane competente ori alte activități necesare, potrivit prevederilor Hotărârii Guvernului nr. </w:t>
+        <w:t xml:space="preserve">evidența echipamentelor, zonarea corespunzătoare, asigurarea/ urmărirea ca verificările și/ sau încercările periodice ale echipamentelor de muncă să fie efectuate la timp și de către persoane competente ori alte activități necesare, potrivit prevederilor H.G. </w:t>
       </w:r>
       <w:r>
         <w:rPr>
@@ -23616,7 +23616,7 @@
           <w:u w:val="none"/>
           <w:lang w:val="ro-RO"/>
         </w:rPr>
-        <w:t>1058/ 2006</w:t>
+        <w:t xml:space="preserve">1058/2006</w:t>
       </w:r>
       <w:r>
         <w:rPr>
@@ -23785,7 +23785,7 @@
           <w:szCs w:val="20"/>
           <w:lang w:val="ro-RO"/>
         </w:rPr>
-        <w:t xml:space="preserve">Angajatorul are obligația, potrivit Legii 319/ 2006, să ia toate măsurile necesare pentru protejarea vieții și sănătății salariaților, pentru prevenirea riscurilor profesionale, pentru informarea și pregătirea lucrătorilor cu privire la aceste riscuri, organizarea securității și sănătății în muncă și a mijloacelor necesare acesteia.</w:t>
+        <w:t xml:space="preserve">Angajatorul are obligația, potrivit Legii 319/2006, să ia toate măsurile necesare pentru protejarea vieții și sănătății salariaților, pentru prevenirea riscurilor profesionale, pentru informarea și pregătirea lucrătorilor cu privire la aceste riscuri, organizarea securității și sănătății în muncă și a mijloacelor necesare acesteia.</w:t>
       </w:r>
     </w:p>
     <w:p>
@@ -25075,7 +25075,7 @@
           <w:szCs w:val="20"/>
           <w:lang w:val="ro-RO"/>
         </w:rPr>
-        <w:t xml:space="preserve">în cazul în care temperaturile atmosferice sau cele din spațiul de lucru sunt ridicate și pot afecta sănătatea, în funcție de posibilități, aer condiționat sau ventilație. În perioadele cu temperaturi ridicate extreme (peste +37 °C), angajatorul va asigura apă minerală adecvată, câte 2 – 4 litri/ persoană/ schimb, iar în perioadele cu temperaturi scăzute extreme (sub -20 °C), salariaților care lucrează în aer liber, ceai fierbinte în cantitate de 0,5 – 1 litru/ persoană/ schimb (O.U.G. nr. 99/ 2000, art. 4 și 5)</w:t>
+        <w:t xml:space="preserve">în cazul în care temperaturile atmosferice sau cele din spațiul de lucru sunt ridicate și pot afecta sănătatea, în funcție de posibilități, aer condiționat sau ventilație. În perioadele cu temperaturi ridicate extreme (peste +37 °C), angajatorul va asigura apă minerală adecvată, câte 2 – 4 litri/ persoană/ schimb, iar în perioadele cu temperaturi scăzute extreme (sub -20 °C), salariaților care lucrează în aer liber, ceai fierbinte în cantitate de 0,5 – 1 litru/ persoană/ schimb (O.U.G. 99/2000 – art. 4 și 5)</w:t>
       </w:r>
       <w:r>
         <w:rPr>
@@ -25150,7 +25150,7 @@
           <w:szCs w:val="20"/>
           <w:lang w:val="ro-RO"/>
         </w:rPr>
-        <w:t xml:space="preserve">să asigure securitatea și sănătatea în muncă a salariatelor gravide și/ sau mame, lăuze sau care alăptează, conform O.U.G. nr. 96/ 2003 privind protecția maternității la locurile de muncă.</w:t>
+        <w:t xml:space="preserve">să asigure securitatea și sănătatea în muncă a salariatelor gravide și/ sau mame, lăuze sau care alăptează, conform O.U.G. 96/2003 privind protecția maternității la locurile de muncă.</w:t>
       </w:r>
     </w:p>
     <w:p>
@@ -26965,7 +26965,7 @@
           <w:szCs w:val="20"/>
           <w:lang w:val="ro-RO"/>
         </w:rPr>
-        <w:t xml:space="preserve">Prezentul capitol se completează cu prevederile Legii 319/ 2006 și H.G. 1425/ 2006.</w:t>
+        <w:t xml:space="preserve">Prezentul capitol se completează cu prevederile Legii 319/2006 și H.G. 1425/2006.</w:t>
       </w:r>
     </w:p>
     <w:p>
@@ -26995,19 +26995,19 @@
           <w:szCs w:val="20"/>
           <w:lang w:val="ro-RO"/>
         </w:rPr>
-        <w:t>Unitatea</w:t>
-      </w:r>
-      <w:r>
-        <w:rPr>
-          <w:rFonts w:eastAsia="Arial" w:cs="Arial" w:ascii="Arial" w:hAnsi="Arial"/>
-          <w:color w:val="auto"/>
-          <w:spacing w:val="0"/>
-          <w:w w:val="100"/>
-          <w:sz w:val="20"/>
-          <w:szCs w:val="20"/>
-          <w:lang w:val="ro-RO"/>
-        </w:rPr>
-        <w:t xml:space="preserve"> are obligația de întocmire și actualizare a documentelor de organizare a activității de apărare împotriva incendiilor conform Legii 307/ 2006.</w:t>
+        <w:t xml:space="preserve">Unitatea</w:t>
+      </w:r>
+      <w:r>
+        <w:rPr>
+          <w:rFonts w:eastAsia="Arial" w:cs="Arial" w:ascii="Arial" w:hAnsi="Arial"/>
+          <w:color w:val="auto"/>
+          <w:spacing w:val="0"/>
+          <w:w w:val="100"/>
+          <w:sz w:val="20"/>
+          <w:szCs w:val="20"/>
+          <w:lang w:val="ro-RO"/>
+        </w:rPr>
+        <w:t xml:space="preserve"> are obligația de întocmire și actualizare a documentelor de organizare a activității de apărare împotriva incendiilor conform Legii 307/2006.</w:t>
       </w:r>
     </w:p>
     <w:p>
@@ -27035,7 +27035,7 @@
           <w:szCs w:val="20"/>
           <w:lang w:val="ro-RO"/>
         </w:rPr>
-        <w:t xml:space="preserve">Angajatorul sau persoana desemnată de acesta are obligația de a întocmi tematicile anuale de instruire și de a efectua instructajele lucrătorilor în domeniul situațiilor de urgență, potrivit Dispozițiilor generale privind instruirea salariaților în domeniul situațiilor de urgență, aprobate prin O.M.A.I. 712/ 2005.</w:t>
+        <w:t xml:space="preserve">Angajatorul sau persoana desemnată de acesta are obligația de a întocmi tematicile anuale de instruire și de a efectua instructajele lucrătorilor în domeniul situațiilor de urgență, potrivit Dispozițiilor generale privind instruirea salariaților în domeniul situațiilor de urgență, aprobate prin OMAI 712/2005.</w:t>
       </w:r>
     </w:p>
     <w:p>
@@ -27153,7 +27153,7 @@
           <w:szCs w:val="20"/>
           <w:lang w:val="ro-RO"/>
         </w:rPr>
-        <w:t xml:space="preserve">Asigurarea mijloacelor tehnice, echipamentelor de protecție, substanțelor chimice de stingere care sunt specifice riscurilor care decurg din existența și funcționarea unității, precum și a medicamentelor și antidotului necesare acordării primului ajutor, conform art. 19 alin. (1), lit. o) din Legea nr. 307 din 12.07.2006.</w:t>
+        <w:t xml:space="preserve">Asigurarea mijloacelor tehnice, echipamentelor de protecție, substanțelor chimice de stingere care sunt specifice riscurilor care decurg din existența și funcționarea unității, precum și a medicamentelor și antidotului necesare acordării primului ajutor, conform art. 19 alin. (1), lit. o) din Legea 307/2006.</w:t>
       </w:r>
     </w:p>
     <w:p>
@@ -27183,7 +27183,7 @@
           <w:szCs w:val="20"/>
           <w:lang w:val="ro-RO"/>
         </w:rPr>
-        <w:t xml:space="preserve">Prelucrarea actelor normative noi apărute care reglementează activitatea de apărare împotriva incendiilor, a Legii nr. 307/ 2006 și a altor acte normative subsecvente acesteia.</w:t>
+        <w:t xml:space="preserve">Prelucrarea actelor normative noi apărute care reglementează activitatea de apărare împotriva incendiilor, a Legii 307/2006 și a altor acte normative subsecvente acesteia.</w:t>
       </w:r>
     </w:p>
     <w:p>
@@ -27521,7 +27521,7 @@
           <w:szCs w:val="20"/>
           <w:lang w:val="ro-RO"/>
         </w:rPr>
-        <w:t>{{client.legalName}}</w:t>
+        <w:t xml:space="preserve">{{client.legalName}}</w:t>
       </w:r>
       <w:r>
         <w:rPr>
@@ -27562,7 +27562,7 @@
           <w:szCs w:val="20"/>
           <w:lang w:val="ro-RO"/>
         </w:rPr>
-        <w:t>{{client.legalName}}</w:t>
+        <w:t xml:space="preserve">{{client.legalName}}</w:t>
       </w:r>
       <w:r>
         <w:rPr>
@@ -27575,7 +27575,7 @@
           <w:szCs w:val="20"/>
           <w:lang w:val="ro-RO"/>
         </w:rPr>
-        <w:t xml:space="preserve"> nu este stabilit, deoarece unitatea are sub 10 lucrători (H.G. 1425/ 2006, art. 53 alin. (2)).{{/workersRepresentativeDecision}}</w:t>
+        <w:t xml:space="preserve"> nu este stabilit, deoarece unitatea are sub 10 lucrători (H.G. 1425/2006 – art. 53 alin. (2)).{{/workersRepresentativeDecision}}</w:t>
       </w:r>
     </w:p>
     <w:p>
@@ -27666,7 +27666,7 @@
           <w:szCs w:val="20"/>
           <w:lang w:val="ro-RO"/>
         </w:rPr>
-        <w:t xml:space="preserve">Angajatorul va acorda fiecărui reprezentant al lucrătorilor în comitetele de securitate și sănătate în muncă timpul necesar exercitării atribuțiilor specifice. Conform H.G. 1425/ 2006, art. 61 alin. (2), timpul alocat acestei activități va fi considerat timp de muncă și va fi de cel puțin:</w:t>
+        <w:t xml:space="preserve">Angajatorul va acorda fiecărui reprezentant al lucrătorilor în comitetele de securitate și sănătate în muncă timpul necesar exercitării atribuțiilor specifice. Conform H.G. 1425/2006 – art. 61 alin. (2), timpul alocat acestei activități va fi considerat timp de muncă și va fi de cel puțin:</w:t>
       </w:r>
     </w:p>
     <w:p>
@@ -27857,7 +27857,7 @@
           <w:szCs w:val="20"/>
           <w:lang w:val="ro-RO"/>
         </w:rPr>
-        <w:t xml:space="preserve">Conform H.G. 1425/ 2006, art. 55, reprezentanții lucrătorilor cu răspunderi specifice în domeniul securității și sănătății în muncă trebuie să urmeze un program de pregătire în domeniul securității și sănătății în muncă, cu o durată de cel puțin 40 de ore, cu conținutul minim conform celui prevăzut în anexa nr. 6 lit. A; îndeplinirea cerinței se atestă printr-un document de absolvire a programului de pregătire.</w:t>
+        <w:t xml:space="preserve">Conform H.G. 1425/2006 – art. 55, reprezentanții lucrătorilor cu răspunderi specifice în domeniul securității și sănătății în muncă trebuie să urmeze un program de pregătire în domeniul securității și sănătății în muncă, cu o durată de cel puțin 40 de ore, cu conținutul minim conform celui prevăzut în anexa nr. 6 lit. A; îndeplinirea cerinței se atestă printr-un document de absolvire a programului de pregătire.</w:t>
       </w:r>
     </w:p>
     <w:p>
@@ -30176,7 +30176,7 @@
           <w:szCs w:val="20"/>
           <w:lang w:val="ro-RO"/>
         </w:rPr>
-        <w:t>Pentru toate activitățile susceptibile să prezinte un risc specific de expunere la agenți, procedee și condiții de muncă, a căror listă este prevăzută în anexa nr. 1 din O.U.G. nr. 96/ 2003, angajatorul este obligat să evalueze anual și să întocmească rapoarte de evaluare, cu participarea medicului de medicina muncii, cu privire la natura, gradul și durata de expunere a angajatelor în unitate pentru a depista orice risc pentru sănătatea și securitatea angajatelor și orice efect posibil asupra sarcinii sau alăptării și pentru a stabili măsurile care trebuie luate.</w:t>
+        <w:t xml:space="preserve">Pentru toate activitățile susceptibile să prezinte un risc specific de expunere la agenți, procedee și condiții de muncă, a căror listă este prevăzută în anexa nr. 1 din O.U.G. 96/2003, angajatorul este obligat să evalueze anual și să întocmească rapoarte de evaluare, cu participarea medicului de medicina muncii, cu privire la natura, gradul și durata de expunere a angajatelor în unitate pentru a depista orice risc pentru sănătatea și securitatea angajatelor și orice efect posibil asupra sarcinii sau alăptării și pentru a stabili măsurile care trebuie luate.</w:t>
       </w:r>
     </w:p>
     <w:p>
@@ -30242,7 +30242,7 @@
           <w:szCs w:val="20"/>
           <w:lang w:val="ro-RO"/>
         </w:rPr>
-        <w:t xml:space="preserve">Angajatorii vor informa în scris salariatele asupra rezultatelor evaluării privind riscurile la care pot fi supuse la locurile lor de muncă, precum și asupra drepturilor care decurg din O.U.G. nr. 96/ 2003 prin informarea privind protecția maternității la locul de muncă (conform modelului din Normele metodologice) în termen de cel mult 15 zile lucrătoare de la data întocmirii raportului de evaluare.</w:t>
+        <w:t xml:space="preserve">Angajatorii vor informa în scris salariatele asupra rezultatelor evaluării privind riscurile la care pot fi supuse la locurile lor de muncă, precum și asupra drepturilor care decurg din O.U.G. 96/2003 prin informarea privind protecția maternității la locul de muncă (conform modelului din Normele metodologice) în termen de cel mult 15 zile lucrătoare de la data întocmirii raportului de evaluare.</w:t>
       </w:r>
     </w:p>
     <w:p>
@@ -30275,7 +30275,7 @@
           <w:szCs w:val="20"/>
           <w:lang w:val="ro-RO"/>
         </w:rPr>
-        <w:t xml:space="preserve">În termen de 10 zile lucrătoare de la data la care angajatorul a fost anunțat în scris de către o salariată că se află în una dintre situațiile prevăzute la art. 2 lit. c)–e) din O.U.G. nr. 96/ 2003, acesta</w:t>
+        <w:t xml:space="preserve">În termen de 10 zile lucrătoare de la data la care angajatorul a fost anunțat în scris de către o salariată că se află în una dintre situațiile prevăzute la art. 2 lit. c)–e) din O.U.G. 96/2003, acesta</w:t>
       </w:r>
       <w:r>
         <w:rPr>
@@ -30813,7 +30813,7 @@
           <w:szCs w:val="20"/>
           <w:lang w:val="ro-RO"/>
         </w:rPr>
-        <w:t xml:space="preserve">În cazul în care angajatorul, din motive justificate în mod obiectiv, nu poate să îndeplinească obligația prevăzută la art. 9 alin. (2) din O.U.G. nr. 96/ 2003 (punctul 9 de mai sus), salariatele gravide, lăuze sau care alăptează au dreptul</w:t>
+        <w:t xml:space="preserve">În cazul în care angajatorul, din motive justificate în mod obiectiv, nu poate să îndeplinească obligația prevăzută la art. 9 alin. (2) din O.U.G. 96/2003 (punctul 9 de mai sus), salariatele gravide, lăuze sau care alăptează au dreptul</w:t>
       </w:r>
       <w:r>
         <w:rPr>
@@ -30963,7 +30963,7 @@
           <w:szCs w:val="20"/>
           <w:lang w:val="ro-RO"/>
         </w:rPr>
-        <w:t xml:space="preserve">Concediul de risc maternal se poate acorda, în întregime sau fracționat, pe o perioadă ce nu poate depăși 120 de zile calendaristice, de către medicul de familie sau de medicul specialist, care va elibera un certificat medical în acest sens, dar nu poate fi acordat simultan cu alte concedii prevăzute de O.U.G. nr. 158/ 2005, aprobată cu modificări și completări prin Legea nr. 399/ 2006, cu modificările și completările ulterioare.</w:t>
+        <w:t xml:space="preserve">Concediul de risc maternal se poate acorda, în întregime sau fracționat, pe o perioadă ce nu poate depăși 120 de zile calendaristice, de către medicul de familie sau de medicul specialist, care va elibera un certificat medical în acest sens, dar nu poate fi acordat simultan cu alte concedii prevăzute de O.U.G. 158/2005, aprobată cu modificări și completări prin Legea 399/2006, cu modificările și completările ulterioare.</w:t>
       </w:r>
     </w:p>
     <w:sectPr>

--- a/packages/document-engine/templates/11_employer_briefing.docx
+++ b/packages/document-engine/templates/11_employer_briefing.docx
@@ -1979,8 +1979,8 @@
         <w:jc w:val="left"/>
         <w:rPr>
           <w:rFonts w:ascii="Arial" w:hAnsi="Arial" w:cs="Arial"/>
-          <w:sz w:val="18"/>
-          <w:szCs w:val="18"/>
+          <w:sz w:val="20"/>
+          <w:szCs w:val="20"/>
           <w:lang w:val="es-ES_tradnl"/>
         </w:rPr>
       </w:pPr>
@@ -2010,8 +2010,8 @@
         <w:jc w:val="left"/>
         <w:rPr>
           <w:rFonts w:ascii="Arial" w:hAnsi="Arial" w:cs="Arial"/>
-          <w:sz w:val="18"/>
-          <w:szCs w:val="18"/>
+          <w:sz w:val="20"/>
+          <w:szCs w:val="20"/>
           <w:lang w:val="es-ES_tradnl"/>
         </w:rPr>
       </w:pPr>
@@ -2041,8 +2041,8 @@
         <w:jc w:val="left"/>
         <w:rPr>
           <w:rFonts w:ascii="Arial" w:hAnsi="Arial" w:cs="Arial"/>
-          <w:sz w:val="18"/>
-          <w:szCs w:val="18"/>
+          <w:sz w:val="20"/>
+          <w:szCs w:val="20"/>
           <w:lang w:val="es-ES_tradnl"/>
         </w:rPr>
       </w:pPr>
@@ -2072,8 +2072,8 @@
         <w:jc w:val="left"/>
         <w:rPr>
           <w:rFonts w:ascii="Arial" w:hAnsi="Arial" w:cs="Arial"/>
-          <w:sz w:val="18"/>
-          <w:szCs w:val="18"/>
+          <w:sz w:val="20"/>
+          <w:szCs w:val="20"/>
           <w:lang w:val="es-ES_tradnl"/>
         </w:rPr>
       </w:pPr>
@@ -2103,8 +2103,8 @@
         <w:jc w:val="left"/>
         <w:rPr>
           <w:rFonts w:ascii="Arial" w:hAnsi="Arial" w:cs="Arial"/>
-          <w:sz w:val="18"/>
-          <w:szCs w:val="18"/>
+          <w:sz w:val="20"/>
+          <w:szCs w:val="20"/>
           <w:lang w:val="es-ES_tradnl"/>
         </w:rPr>
       </w:pPr>
@@ -2134,8 +2134,8 @@
         <w:jc w:val="left"/>
         <w:rPr>
           <w:rFonts w:ascii="Arial" w:hAnsi="Arial" w:cs="Arial"/>
-          <w:sz w:val="18"/>
-          <w:szCs w:val="18"/>
+          <w:sz w:val="20"/>
+          <w:szCs w:val="20"/>
           <w:lang w:val="es-ES_tradnl"/>
         </w:rPr>
       </w:pPr>
@@ -2165,8 +2165,8 @@
         <w:jc w:val="left"/>
         <w:rPr>
           <w:rFonts w:ascii="Arial" w:hAnsi="Arial" w:cs="Arial"/>
-          <w:sz w:val="18"/>
-          <w:szCs w:val="18"/>
+          <w:sz w:val="20"/>
+          <w:szCs w:val="20"/>
           <w:lang w:val="it-IT"/>
         </w:rPr>
       </w:pPr>
@@ -2196,8 +2196,8 @@
         <w:jc w:val="left"/>
         <w:rPr>
           <w:rFonts w:ascii="Arial" w:hAnsi="Arial" w:cs="Arial"/>
-          <w:sz w:val="18"/>
-          <w:szCs w:val="18"/>
+          <w:sz w:val="20"/>
+          <w:szCs w:val="20"/>
           <w:lang w:val="it-IT"/>
         </w:rPr>
       </w:pPr>
@@ -2227,8 +2227,8 @@
         <w:jc w:val="left"/>
         <w:rPr>
           <w:rFonts w:ascii="Arial" w:hAnsi="Arial" w:cs="Arial"/>
-          <w:sz w:val="18"/>
-          <w:szCs w:val="18"/>
+          <w:sz w:val="20"/>
+          <w:szCs w:val="20"/>
           <w:lang w:val="it-IT"/>
         </w:rPr>
       </w:pPr>
@@ -2295,8 +2295,8 @@
         <w:jc w:val="left"/>
         <w:rPr>
           <w:rFonts w:ascii="Arial" w:hAnsi="Arial" w:cs="Arial"/>
-          <w:sz w:val="18"/>
-          <w:szCs w:val="18"/>
+          <w:sz w:val="20"/>
+          <w:szCs w:val="20"/>
           <w:lang w:val="es-ES_tradnl"/>
         </w:rPr>
       </w:pPr>
@@ -2326,8 +2326,8 @@
         <w:jc w:val="left"/>
         <w:rPr>
           <w:rFonts w:ascii="Arial" w:hAnsi="Arial" w:cs="Arial"/>
-          <w:sz w:val="18"/>
-          <w:szCs w:val="18"/>
+          <w:sz w:val="20"/>
+          <w:szCs w:val="20"/>
           <w:lang w:val="es-ES_tradnl"/>
         </w:rPr>
       </w:pPr>
@@ -2357,8 +2357,8 @@
         <w:jc w:val="left"/>
         <w:rPr>
           <w:rFonts w:ascii="Arial" w:hAnsi="Arial" w:cs="Arial"/>
-          <w:sz w:val="18"/>
-          <w:szCs w:val="18"/>
+          <w:sz w:val="20"/>
+          <w:szCs w:val="20"/>
           <w:lang w:val="es-ES_tradnl"/>
         </w:rPr>
       </w:pPr>
@@ -2388,8 +2388,8 @@
         <w:jc w:val="left"/>
         <w:rPr>
           <w:rFonts w:ascii="Arial" w:hAnsi="Arial" w:cs="Arial"/>
-          <w:sz w:val="18"/>
-          <w:szCs w:val="18"/>
+          <w:sz w:val="20"/>
+          <w:szCs w:val="20"/>
           <w:lang w:val="es-ES_tradnl"/>
         </w:rPr>
       </w:pPr>
@@ -2419,8 +2419,8 @@
         <w:jc w:val="left"/>
         <w:rPr>
           <w:rFonts w:ascii="Arial" w:hAnsi="Arial" w:cs="Arial"/>
-          <w:sz w:val="18"/>
-          <w:szCs w:val="18"/>
+          <w:sz w:val="20"/>
+          <w:szCs w:val="20"/>
           <w:lang w:val="es-ES_tradnl"/>
         </w:rPr>
       </w:pPr>
@@ -2491,8 +2491,8 @@
         <w:jc w:val="left"/>
         <w:rPr>
           <w:rFonts w:ascii="Arial" w:hAnsi="Arial" w:cs="Arial"/>
-          <w:sz w:val="18"/>
-          <w:szCs w:val="18"/>
+          <w:sz w:val="20"/>
+          <w:szCs w:val="20"/>
           <w:lang w:val="es-ES_tradnl"/>
         </w:rPr>
       </w:pPr>
@@ -2522,8 +2522,8 @@
         <w:jc w:val="left"/>
         <w:rPr>
           <w:rFonts w:ascii="Arial" w:hAnsi="Arial" w:cs="Arial"/>
-          <w:sz w:val="18"/>
-          <w:szCs w:val="18"/>
+          <w:sz w:val="20"/>
+          <w:szCs w:val="20"/>
           <w:lang w:val="it-IT"/>
         </w:rPr>
       </w:pPr>
@@ -2553,8 +2553,8 @@
         <w:jc w:val="left"/>
         <w:rPr>
           <w:rFonts w:ascii="Arial" w:hAnsi="Arial" w:cs="Arial"/>
-          <w:sz w:val="18"/>
-          <w:szCs w:val="18"/>
+          <w:sz w:val="20"/>
+          <w:szCs w:val="20"/>
           <w:lang w:val="it-IT"/>
         </w:rPr>
       </w:pPr>
@@ -2584,8 +2584,8 @@
         <w:jc w:val="left"/>
         <w:rPr>
           <w:rFonts w:ascii="Arial" w:hAnsi="Arial" w:cs="Arial"/>
-          <w:sz w:val="18"/>
-          <w:szCs w:val="18"/>
+          <w:sz w:val="20"/>
+          <w:szCs w:val="20"/>
           <w:lang w:val="it-IT"/>
         </w:rPr>
       </w:pPr>
@@ -9022,8 +9022,8 @@
         <w:jc w:val="left"/>
         <w:rPr>
           <w:rFonts w:ascii="Arial" w:hAnsi="Arial" w:cs="Arial"/>
-          <w:sz w:val="18"/>
-          <w:szCs w:val="18"/>
+          <w:sz w:val="20"/>
+          <w:szCs w:val="20"/>
           <w:lang w:val="it-IT"/>
         </w:rPr>
       </w:pPr>
@@ -9052,8 +9052,8 @@
         <w:jc w:val="left"/>
         <w:rPr>
           <w:rFonts w:ascii="Arial" w:hAnsi="Arial" w:cs="Arial"/>
-          <w:sz w:val="18"/>
-          <w:szCs w:val="18"/>
+          <w:sz w:val="20"/>
+          <w:szCs w:val="20"/>
           <w:lang w:val="it-IT"/>
         </w:rPr>
       </w:pPr>
@@ -21081,8 +21081,8 @@
         <w:jc w:val="left"/>
         <w:rPr>
           <w:rFonts w:ascii="Arial" w:hAnsi="Arial" w:cs="Arial"/>
-          <w:sz w:val="18"/>
-          <w:szCs w:val="18"/>
+          <w:sz w:val="20"/>
+          <w:szCs w:val="20"/>
           <w:lang w:val="it-IT"/>
         </w:rPr>
       </w:pPr>
@@ -21112,8 +21112,8 @@
         <w:jc w:val="left"/>
         <w:rPr>
           <w:rFonts w:ascii="Arial" w:hAnsi="Arial" w:cs="Arial"/>
-          <w:sz w:val="18"/>
-          <w:szCs w:val="18"/>
+          <w:sz w:val="20"/>
+          <w:szCs w:val="20"/>
           <w:lang w:val="it-IT"/>
         </w:rPr>
       </w:pPr>
@@ -21143,8 +21143,8 @@
         <w:jc w:val="left"/>
         <w:rPr>
           <w:rFonts w:ascii="Arial" w:hAnsi="Arial" w:cs="Arial"/>
-          <w:sz w:val="18"/>
-          <w:szCs w:val="18"/>
+          <w:sz w:val="20"/>
+          <w:szCs w:val="20"/>
           <w:lang w:val="it-IT"/>
         </w:rPr>
       </w:pPr>
@@ -23862,8 +23862,8 @@
         <w:jc w:val="left"/>
         <w:rPr>
           <w:rFonts w:ascii="Arial" w:hAnsi="Arial" w:cs="Arial"/>
-          <w:sz w:val="18"/>
-          <w:szCs w:val="18"/>
+          <w:sz w:val="20"/>
+          <w:szCs w:val="20"/>
           <w:lang w:val="ro-RO"/>
         </w:rPr>
       </w:pPr>
@@ -23893,8 +23893,8 @@
         <w:jc w:val="left"/>
         <w:rPr>
           <w:rFonts w:ascii="Arial" w:hAnsi="Arial" w:cs="Arial"/>
-          <w:sz w:val="18"/>
-          <w:szCs w:val="18"/>
+          <w:sz w:val="20"/>
+          <w:szCs w:val="20"/>
           <w:lang w:val="ro-RO"/>
         </w:rPr>
       </w:pPr>
@@ -23959,8 +23959,8 @@
         <w:jc w:val="left"/>
         <w:rPr>
           <w:rFonts w:ascii="Arial" w:hAnsi="Arial" w:cs="Arial"/>
-          <w:sz w:val="18"/>
-          <w:szCs w:val="18"/>
+          <w:sz w:val="20"/>
+          <w:szCs w:val="20"/>
           <w:lang w:val="it-IT"/>
         </w:rPr>
       </w:pPr>
@@ -23990,8 +23990,8 @@
         <w:jc w:val="left"/>
         <w:rPr>
           <w:rFonts w:ascii="Arial" w:hAnsi="Arial" w:cs="Arial"/>
-          <w:sz w:val="18"/>
-          <w:szCs w:val="18"/>
+          <w:sz w:val="20"/>
+          <w:szCs w:val="20"/>
           <w:lang w:val="it-IT"/>
         </w:rPr>
       </w:pPr>
@@ -24021,8 +24021,8 @@
         <w:jc w:val="left"/>
         <w:rPr>
           <w:rFonts w:ascii="Arial" w:hAnsi="Arial" w:cs="Arial"/>
-          <w:sz w:val="18"/>
-          <w:szCs w:val="18"/>
+          <w:sz w:val="20"/>
+          <w:szCs w:val="20"/>
           <w:lang w:val="it-IT"/>
         </w:rPr>
       </w:pPr>
@@ -24076,8 +24076,8 @@
         <w:jc w:val="left"/>
         <w:rPr>
           <w:rFonts w:ascii="Arial" w:hAnsi="Arial" w:cs="Arial"/>
-          <w:sz w:val="18"/>
-          <w:szCs w:val="18"/>
+          <w:sz w:val="20"/>
+          <w:szCs w:val="20"/>
           <w:lang w:val="it-IT"/>
         </w:rPr>
       </w:pPr>
@@ -24108,8 +24108,8 @@
         <w:jc w:val="left"/>
         <w:rPr>
           <w:rFonts w:ascii="Arial" w:hAnsi="Arial" w:cs="Arial"/>
-          <w:sz w:val="18"/>
-          <w:szCs w:val="18"/>
+          <w:sz w:val="20"/>
+          <w:szCs w:val="20"/>
           <w:lang w:val="fr-FR"/>
         </w:rPr>
       </w:pPr>
@@ -24153,8 +24153,8 @@
         <w:rPr>
           <w:rFonts w:ascii="Arial" w:hAnsi="Arial" w:cs="Arial"/>
           <w:bCs/>
-          <w:sz w:val="18"/>
-          <w:szCs w:val="18"/>
+          <w:sz w:val="20"/>
+          <w:szCs w:val="20"/>
           <w:lang w:val="ro-RO"/>
         </w:rPr>
       </w:pPr>
@@ -24186,8 +24186,8 @@
         <w:rPr>
           <w:rFonts w:ascii="Arial" w:hAnsi="Arial" w:cs="Arial"/>
           <w:bCs/>
-          <w:sz w:val="18"/>
-          <w:szCs w:val="18"/>
+          <w:sz w:val="20"/>
+          <w:szCs w:val="20"/>
           <w:lang w:val="ro-RO"/>
         </w:rPr>
       </w:pPr>
@@ -24219,8 +24219,8 @@
         <w:rPr>
           <w:rFonts w:ascii="Arial" w:hAnsi="Arial" w:cs="Arial"/>
           <w:bCs/>
-          <w:sz w:val="18"/>
-          <w:szCs w:val="18"/>
+          <w:sz w:val="20"/>
+          <w:szCs w:val="20"/>
           <w:lang w:val="ro-RO"/>
         </w:rPr>
       </w:pPr>
@@ -24252,8 +24252,8 @@
         <w:rPr>
           <w:rFonts w:ascii="Arial" w:hAnsi="Arial" w:cs="Arial"/>
           <w:bCs/>
-          <w:sz w:val="18"/>
-          <w:szCs w:val="18"/>
+          <w:sz w:val="20"/>
+          <w:szCs w:val="20"/>
           <w:lang w:val="ro-RO"/>
         </w:rPr>
       </w:pPr>
@@ -24419,8 +24419,8 @@
         <w:jc w:val="left"/>
         <w:rPr>
           <w:rFonts w:ascii="Arial" w:hAnsi="Arial" w:cs="Arial"/>
-          <w:sz w:val="18"/>
-          <w:szCs w:val="18"/>
+          <w:sz w:val="20"/>
+          <w:szCs w:val="20"/>
           <w:lang w:val="ro-RO"/>
         </w:rPr>
       </w:pPr>
@@ -24450,8 +24450,8 @@
         <w:jc w:val="left"/>
         <w:rPr>
           <w:rFonts w:ascii="Arial" w:hAnsi="Arial" w:cs="Arial"/>
-          <w:sz w:val="18"/>
-          <w:szCs w:val="18"/>
+          <w:sz w:val="20"/>
+          <w:szCs w:val="20"/>
           <w:lang w:val="ro-RO"/>
         </w:rPr>
       </w:pPr>
@@ -24481,8 +24481,8 @@
         <w:jc w:val="left"/>
         <w:rPr>
           <w:rFonts w:ascii="Arial" w:hAnsi="Arial" w:cs="Arial"/>
-          <w:sz w:val="18"/>
-          <w:szCs w:val="18"/>
+          <w:sz w:val="20"/>
+          <w:szCs w:val="20"/>
           <w:lang w:val="ro-RO"/>
         </w:rPr>
       </w:pPr>
@@ -24512,8 +24512,8 @@
         <w:jc w:val="left"/>
         <w:rPr>
           <w:rFonts w:ascii="Arial" w:hAnsi="Arial" w:cs="Arial"/>
-          <w:sz w:val="18"/>
-          <w:szCs w:val="18"/>
+          <w:sz w:val="20"/>
+          <w:szCs w:val="20"/>
           <w:lang w:val="ro-RO"/>
         </w:rPr>
       </w:pPr>
@@ -24543,8 +24543,8 @@
         <w:jc w:val="left"/>
         <w:rPr>
           <w:rFonts w:ascii="Arial" w:hAnsi="Arial" w:cs="Arial"/>
-          <w:sz w:val="18"/>
-          <w:szCs w:val="18"/>
+          <w:sz w:val="20"/>
+          <w:szCs w:val="20"/>
           <w:lang w:val="ro-RO"/>
         </w:rPr>
       </w:pPr>
@@ -24574,8 +24574,8 @@
         <w:jc w:val="left"/>
         <w:rPr>
           <w:rFonts w:ascii="Arial" w:hAnsi="Arial" w:cs="Arial"/>
-          <w:sz w:val="18"/>
-          <w:szCs w:val="18"/>
+          <w:sz w:val="20"/>
+          <w:szCs w:val="20"/>
           <w:lang w:val="ro-RO"/>
         </w:rPr>
       </w:pPr>
@@ -24605,8 +24605,8 @@
         <w:jc w:val="left"/>
         <w:rPr>
           <w:rFonts w:ascii="Arial" w:hAnsi="Arial" w:cs="Arial"/>
-          <w:sz w:val="18"/>
-          <w:szCs w:val="18"/>
+          <w:sz w:val="20"/>
+          <w:szCs w:val="20"/>
           <w:lang w:val="ro-RO"/>
         </w:rPr>
       </w:pPr>
@@ -24636,8 +24636,8 @@
         <w:jc w:val="left"/>
         <w:rPr>
           <w:rFonts w:ascii="Arial" w:hAnsi="Arial" w:cs="Arial"/>
-          <w:sz w:val="18"/>
-          <w:szCs w:val="18"/>
+          <w:sz w:val="20"/>
+          <w:szCs w:val="20"/>
           <w:lang w:val="ro-RO"/>
         </w:rPr>
       </w:pPr>
@@ -24668,8 +24668,8 @@
         <w:jc w:val="left"/>
         <w:rPr>
           <w:rFonts w:ascii="Arial" w:hAnsi="Arial" w:cs="Arial"/>
-          <w:sz w:val="18"/>
-          <w:szCs w:val="18"/>
+          <w:sz w:val="20"/>
+          <w:szCs w:val="20"/>
           <w:lang w:val="ro-RO"/>
         </w:rPr>
       </w:pPr>
@@ -24799,8 +24799,8 @@
         <w:jc w:val="left"/>
         <w:rPr>
           <w:rFonts w:ascii="Arial" w:hAnsi="Arial" w:cs="Arial"/>
-          <w:sz w:val="18"/>
-          <w:szCs w:val="18"/>
+          <w:sz w:val="20"/>
+          <w:szCs w:val="20"/>
           <w:lang w:val="it-IT"/>
         </w:rPr>
       </w:pPr>
@@ -24830,8 +24830,8 @@
         <w:jc w:val="left"/>
         <w:rPr>
           <w:rFonts w:ascii="Arial" w:hAnsi="Arial" w:cs="Arial"/>
-          <w:sz w:val="18"/>
-          <w:szCs w:val="18"/>
+          <w:sz w:val="20"/>
+          <w:szCs w:val="20"/>
           <w:lang w:val="it-IT"/>
         </w:rPr>
       </w:pPr>
@@ -24861,8 +24861,8 @@
         <w:jc w:val="left"/>
         <w:rPr>
           <w:rFonts w:ascii="Arial" w:hAnsi="Arial" w:cs="Arial"/>
-          <w:sz w:val="18"/>
-          <w:szCs w:val="18"/>
+          <w:sz w:val="20"/>
+          <w:szCs w:val="20"/>
           <w:lang w:val="it-IT"/>
         </w:rPr>
       </w:pPr>
@@ -24892,8 +24892,8 @@
         <w:jc w:val="left"/>
         <w:rPr>
           <w:rFonts w:ascii="Arial" w:hAnsi="Arial" w:cs="Arial"/>
-          <w:sz w:val="18"/>
-          <w:szCs w:val="18"/>
+          <w:sz w:val="20"/>
+          <w:szCs w:val="20"/>
           <w:lang w:val="it-IT"/>
         </w:rPr>
       </w:pPr>
@@ -24923,8 +24923,8 @@
         <w:jc w:val="left"/>
         <w:rPr>
           <w:rFonts w:ascii="Arial" w:hAnsi="Arial" w:cs="Arial"/>
-          <w:sz w:val="18"/>
-          <w:szCs w:val="18"/>
+          <w:sz w:val="20"/>
+          <w:szCs w:val="20"/>
           <w:lang w:val="it-IT"/>
         </w:rPr>
       </w:pPr>
@@ -24954,8 +24954,8 @@
         <w:jc w:val="left"/>
         <w:rPr>
           <w:rFonts w:ascii="Arial" w:hAnsi="Arial" w:cs="Arial"/>
-          <w:sz w:val="18"/>
-          <w:szCs w:val="18"/>
+          <w:sz w:val="20"/>
+          <w:szCs w:val="20"/>
           <w:lang w:val="es-ES"/>
         </w:rPr>
       </w:pPr>
@@ -24985,8 +24985,8 @@
         <w:jc w:val="left"/>
         <w:rPr>
           <w:rFonts w:ascii="Arial" w:hAnsi="Arial" w:cs="Arial"/>
-          <w:sz w:val="18"/>
-          <w:szCs w:val="18"/>
+          <w:sz w:val="20"/>
+          <w:szCs w:val="20"/>
           <w:lang w:val="it-IT"/>
         </w:rPr>
       </w:pPr>
@@ -25016,8 +25016,8 @@
         <w:jc w:val="left"/>
         <w:rPr>
           <w:rFonts w:ascii="Arial" w:hAnsi="Arial" w:cs="Arial"/>
-          <w:sz w:val="18"/>
-          <w:szCs w:val="18"/>
+          <w:sz w:val="20"/>
+          <w:szCs w:val="20"/>
           <w:lang w:val="it-IT"/>
         </w:rPr>
       </w:pPr>
@@ -25047,8 +25047,8 @@
         <w:jc w:val="left"/>
         <w:rPr>
           <w:rFonts w:ascii="Arial" w:hAnsi="Arial" w:cs="Arial"/>
-          <w:sz w:val="18"/>
-          <w:szCs w:val="18"/>
+          <w:sz w:val="20"/>
+          <w:szCs w:val="20"/>
           <w:lang w:val="ro-RO"/>
         </w:rPr>
       </w:pPr>
@@ -25104,8 +25104,8 @@
         <w:jc w:val="left"/>
         <w:rPr>
           <w:rFonts w:ascii="Arial" w:hAnsi="Arial" w:cs="Arial"/>
-          <w:sz w:val="18"/>
-          <w:szCs w:val="18"/>
+          <w:sz w:val="20"/>
+          <w:szCs w:val="20"/>
           <w:lang w:val="fr-FR"/>
         </w:rPr>
       </w:pPr>
@@ -25135,8 +25135,8 @@
         <w:jc w:val="left"/>
         <w:rPr>
           <w:rFonts w:ascii="Arial" w:hAnsi="Arial" w:cs="Arial"/>
-          <w:sz w:val="18"/>
-          <w:szCs w:val="18"/>
+          <w:sz w:val="20"/>
+          <w:szCs w:val="20"/>
           <w:lang w:val="it-IT"/>
         </w:rPr>
       </w:pPr>
@@ -25235,8 +25235,8 @@
         <w:jc w:val="left"/>
         <w:rPr>
           <w:rFonts w:ascii="Arial" w:hAnsi="Arial" w:cs="Arial"/>
-          <w:sz w:val="18"/>
-          <w:szCs w:val="18"/>
+          <w:sz w:val="20"/>
+          <w:szCs w:val="20"/>
           <w:lang w:val="fr-FR"/>
         </w:rPr>
       </w:pPr>
@@ -25267,8 +25267,8 @@
         <w:jc w:val="left"/>
         <w:rPr>
           <w:rFonts w:ascii="Arial" w:hAnsi="Arial" w:cs="Arial"/>
-          <w:sz w:val="18"/>
-          <w:szCs w:val="18"/>
+          <w:sz w:val="20"/>
+          <w:szCs w:val="20"/>
           <w:lang w:val="it-IT"/>
         </w:rPr>
       </w:pPr>
@@ -25422,8 +25422,8 @@
         <w:jc w:val="left"/>
         <w:rPr>
           <w:rFonts w:ascii="Arial" w:hAnsi="Arial" w:cs="Arial"/>
-          <w:sz w:val="18"/>
-          <w:szCs w:val="18"/>
+          <w:sz w:val="20"/>
+          <w:szCs w:val="20"/>
           <w:lang w:val="es-ES"/>
         </w:rPr>
       </w:pPr>
@@ -25453,8 +25453,8 @@
         <w:jc w:val="left"/>
         <w:rPr>
           <w:rFonts w:ascii="Arial" w:hAnsi="Arial" w:cs="Arial"/>
-          <w:sz w:val="18"/>
-          <w:szCs w:val="18"/>
+          <w:sz w:val="20"/>
+          <w:szCs w:val="20"/>
           <w:lang w:val="es-ES"/>
         </w:rPr>
       </w:pPr>
@@ -25484,8 +25484,8 @@
         <w:jc w:val="left"/>
         <w:rPr>
           <w:rFonts w:ascii="Arial" w:hAnsi="Arial" w:cs="Arial"/>
-          <w:sz w:val="18"/>
-          <w:szCs w:val="18"/>
+          <w:sz w:val="20"/>
+          <w:szCs w:val="20"/>
           <w:lang w:val="es-ES"/>
         </w:rPr>
       </w:pPr>
@@ -25515,8 +25515,8 @@
         <w:jc w:val="left"/>
         <w:rPr>
           <w:rFonts w:ascii="Arial" w:hAnsi="Arial" w:cs="Arial"/>
-          <w:sz w:val="18"/>
-          <w:szCs w:val="18"/>
+          <w:sz w:val="20"/>
+          <w:szCs w:val="20"/>
           <w:lang w:val="es-ES"/>
         </w:rPr>
       </w:pPr>
@@ -25546,8 +25546,8 @@
         <w:jc w:val="left"/>
         <w:rPr>
           <w:rFonts w:ascii="Arial" w:hAnsi="Arial" w:cs="Arial"/>
-          <w:sz w:val="18"/>
-          <w:szCs w:val="18"/>
+          <w:sz w:val="20"/>
+          <w:szCs w:val="20"/>
           <w:lang w:val="es-ES"/>
         </w:rPr>
       </w:pPr>
@@ -25608,8 +25608,8 @@
         <w:jc w:val="left"/>
         <w:rPr>
           <w:rFonts w:ascii="Arial" w:hAnsi="Arial" w:cs="Arial"/>
-          <w:sz w:val="18"/>
-          <w:szCs w:val="18"/>
+          <w:sz w:val="20"/>
+          <w:szCs w:val="20"/>
           <w:lang w:val="es-ES"/>
         </w:rPr>
       </w:pPr>
@@ -25639,8 +25639,8 @@
         <w:jc w:val="left"/>
         <w:rPr>
           <w:rFonts w:ascii="Arial" w:hAnsi="Arial" w:cs="Arial"/>
-          <w:sz w:val="18"/>
-          <w:szCs w:val="18"/>
+          <w:sz w:val="20"/>
+          <w:szCs w:val="20"/>
           <w:lang w:val="es-ES"/>
         </w:rPr>
       </w:pPr>
@@ -25670,8 +25670,8 @@
         <w:jc w:val="left"/>
         <w:rPr>
           <w:rFonts w:ascii="Arial" w:hAnsi="Arial" w:cs="Arial"/>
-          <w:sz w:val="18"/>
-          <w:szCs w:val="18"/>
+          <w:sz w:val="20"/>
+          <w:szCs w:val="20"/>
           <w:lang w:val="es-ES"/>
         </w:rPr>
       </w:pPr>
@@ -25816,8 +25816,8 @@
         <w:jc w:val="left"/>
         <w:rPr>
           <w:rFonts w:ascii="Arial" w:hAnsi="Arial" w:cs="Arial"/>
-          <w:sz w:val="18"/>
-          <w:szCs w:val="18"/>
+          <w:sz w:val="20"/>
+          <w:szCs w:val="20"/>
           <w:lang w:val="es-ES"/>
         </w:rPr>
       </w:pPr>
@@ -25847,8 +25847,8 @@
         <w:jc w:val="left"/>
         <w:rPr>
           <w:rFonts w:ascii="Arial" w:hAnsi="Arial" w:cs="Arial"/>
-          <w:sz w:val="18"/>
-          <w:szCs w:val="18"/>
+          <w:sz w:val="20"/>
+          <w:szCs w:val="20"/>
           <w:lang w:val="es-ES"/>
         </w:rPr>
       </w:pPr>
@@ -25878,8 +25878,8 @@
         <w:jc w:val="left"/>
         <w:rPr>
           <w:rFonts w:ascii="Arial" w:hAnsi="Arial" w:cs="Arial"/>
-          <w:sz w:val="18"/>
-          <w:szCs w:val="18"/>
+          <w:sz w:val="20"/>
+          <w:szCs w:val="20"/>
           <w:lang w:val="es-ES"/>
         </w:rPr>
       </w:pPr>
@@ -25909,8 +25909,8 @@
         <w:jc w:val="left"/>
         <w:rPr>
           <w:rFonts w:ascii="Arial" w:hAnsi="Arial" w:cs="Arial"/>
-          <w:sz w:val="18"/>
-          <w:szCs w:val="18"/>
+          <w:sz w:val="20"/>
+          <w:szCs w:val="20"/>
           <w:lang w:val="es-ES"/>
         </w:rPr>
       </w:pPr>
@@ -25940,8 +25940,8 @@
         <w:jc w:val="left"/>
         <w:rPr>
           <w:rFonts w:ascii="Arial" w:hAnsi="Arial" w:cs="Arial"/>
-          <w:sz w:val="18"/>
-          <w:szCs w:val="18"/>
+          <w:sz w:val="20"/>
+          <w:szCs w:val="20"/>
           <w:lang w:val="es-ES"/>
         </w:rPr>
       </w:pPr>
@@ -25971,8 +25971,8 @@
         <w:jc w:val="left"/>
         <w:rPr>
           <w:rFonts w:ascii="Arial" w:hAnsi="Arial" w:cs="Arial"/>
-          <w:sz w:val="18"/>
-          <w:szCs w:val="18"/>
+          <w:sz w:val="20"/>
+          <w:szCs w:val="20"/>
           <w:lang w:val="es-ES"/>
         </w:rPr>
       </w:pPr>
@@ -26002,8 +26002,8 @@
         <w:jc w:val="left"/>
         <w:rPr>
           <w:rFonts w:ascii="Arial" w:hAnsi="Arial" w:cs="Arial"/>
-          <w:sz w:val="18"/>
-          <w:szCs w:val="18"/>
+          <w:sz w:val="20"/>
+          <w:szCs w:val="20"/>
           <w:lang w:val="es-ES"/>
         </w:rPr>
       </w:pPr>
@@ -26033,8 +26033,8 @@
         <w:jc w:val="left"/>
         <w:rPr>
           <w:rFonts w:ascii="Arial" w:hAnsi="Arial" w:cs="Arial"/>
-          <w:sz w:val="18"/>
-          <w:szCs w:val="18"/>
+          <w:sz w:val="20"/>
+          <w:szCs w:val="20"/>
           <w:lang w:val="es-ES"/>
         </w:rPr>
       </w:pPr>
@@ -26155,8 +26155,8 @@
         <w:jc w:val="left"/>
         <w:rPr>
           <w:rFonts w:ascii="Arial" w:hAnsi="Arial" w:cs="Arial"/>
-          <w:sz w:val="18"/>
-          <w:szCs w:val="18"/>
+          <w:sz w:val="20"/>
+          <w:szCs w:val="20"/>
           <w:lang w:val="it-IT"/>
         </w:rPr>
       </w:pPr>
@@ -26186,8 +26186,8 @@
         <w:jc w:val="left"/>
         <w:rPr>
           <w:rFonts w:ascii="Arial" w:hAnsi="Arial" w:cs="Arial"/>
-          <w:sz w:val="18"/>
-          <w:szCs w:val="18"/>
+          <w:sz w:val="20"/>
+          <w:szCs w:val="20"/>
           <w:lang w:val="it-IT"/>
         </w:rPr>
       </w:pPr>
@@ -26217,8 +26217,8 @@
         <w:jc w:val="left"/>
         <w:rPr>
           <w:rFonts w:ascii="Arial" w:hAnsi="Arial" w:cs="Arial"/>
-          <w:sz w:val="18"/>
-          <w:szCs w:val="18"/>
+          <w:sz w:val="20"/>
+          <w:szCs w:val="20"/>
           <w:lang w:val="it-IT"/>
         </w:rPr>
       </w:pPr>
@@ -26495,8 +26495,8 @@
         <w:jc w:val="left"/>
         <w:rPr>
           <w:rFonts w:ascii="Arial" w:hAnsi="Arial" w:cs="Arial"/>
-          <w:sz w:val="18"/>
-          <w:szCs w:val="18"/>
+          <w:sz w:val="20"/>
+          <w:szCs w:val="20"/>
           <w:lang w:val="es-ES"/>
         </w:rPr>
       </w:pPr>
@@ -26526,8 +26526,8 @@
         <w:jc w:val="left"/>
         <w:rPr>
           <w:rFonts w:ascii="Arial" w:hAnsi="Arial" w:cs="Arial"/>
-          <w:sz w:val="18"/>
-          <w:szCs w:val="18"/>
+          <w:sz w:val="20"/>
+          <w:szCs w:val="20"/>
           <w:lang w:val="es-ES"/>
         </w:rPr>
       </w:pPr>
@@ -26557,8 +26557,8 @@
         <w:jc w:val="left"/>
         <w:rPr>
           <w:rFonts w:ascii="Arial" w:hAnsi="Arial" w:cs="Arial"/>
-          <w:sz w:val="18"/>
-          <w:szCs w:val="18"/>
+          <w:sz w:val="20"/>
+          <w:szCs w:val="20"/>
           <w:lang w:val="es-ES"/>
         </w:rPr>
       </w:pPr>
@@ -26679,8 +26679,8 @@
         <w:jc w:val="left"/>
         <w:rPr>
           <w:rFonts w:ascii="Arial" w:hAnsi="Arial" w:cs="Arial"/>
-          <w:sz w:val="18"/>
-          <w:szCs w:val="18"/>
+          <w:sz w:val="20"/>
+          <w:szCs w:val="20"/>
           <w:lang w:val="it-IT"/>
         </w:rPr>
       </w:pPr>
@@ -26710,8 +26710,8 @@
         <w:jc w:val="left"/>
         <w:rPr>
           <w:rFonts w:ascii="Arial" w:hAnsi="Arial" w:cs="Arial"/>
-          <w:sz w:val="18"/>
-          <w:szCs w:val="18"/>
+          <w:sz w:val="20"/>
+          <w:szCs w:val="20"/>
           <w:lang w:val="it-IT"/>
         </w:rPr>
       </w:pPr>
@@ -26741,8 +26741,8 @@
         <w:jc w:val="left"/>
         <w:rPr>
           <w:rFonts w:ascii="Arial" w:hAnsi="Arial" w:cs="Arial"/>
-          <w:sz w:val="18"/>
-          <w:szCs w:val="18"/>
+          <w:sz w:val="20"/>
+          <w:szCs w:val="20"/>
           <w:lang w:val="it-IT"/>
         </w:rPr>
       </w:pPr>
@@ -26772,8 +26772,8 @@
         <w:jc w:val="left"/>
         <w:rPr>
           <w:rFonts w:ascii="Arial" w:hAnsi="Arial" w:cs="Arial"/>
-          <w:sz w:val="18"/>
-          <w:szCs w:val="18"/>
+          <w:sz w:val="20"/>
+          <w:szCs w:val="20"/>
           <w:lang w:val="it-IT"/>
         </w:rPr>
       </w:pPr>
@@ -26803,8 +26803,8 @@
         <w:jc w:val="left"/>
         <w:rPr>
           <w:rFonts w:ascii="Arial" w:hAnsi="Arial" w:cs="Arial"/>
-          <w:sz w:val="18"/>
-          <w:szCs w:val="18"/>
+          <w:sz w:val="20"/>
+          <w:szCs w:val="20"/>
         </w:rPr>
       </w:pPr>
       <w:r>
@@ -26833,8 +26833,8 @@
         <w:jc w:val="left"/>
         <w:rPr>
           <w:rFonts w:ascii="Arial" w:hAnsi="Arial" w:cs="Arial"/>
-          <w:sz w:val="18"/>
-          <w:szCs w:val="18"/>
+          <w:sz w:val="20"/>
+          <w:szCs w:val="20"/>
         </w:rPr>
       </w:pPr>
       <w:r>
@@ -26863,8 +26863,8 @@
         <w:jc w:val="left"/>
         <w:rPr>
           <w:rFonts w:ascii="Arial" w:hAnsi="Arial" w:cs="Arial"/>
-          <w:sz w:val="18"/>
-          <w:szCs w:val="18"/>
+          <w:sz w:val="20"/>
+          <w:szCs w:val="20"/>
         </w:rPr>
       </w:pPr>
       <w:r>
@@ -27230,8 +27230,8 @@
         <w:jc w:val="left"/>
         <w:rPr>
           <w:rFonts w:ascii="Arial" w:hAnsi="Arial" w:cs="Arial"/>
-          <w:sz w:val="18"/>
-          <w:szCs w:val="18"/>
+          <w:sz w:val="20"/>
+          <w:szCs w:val="20"/>
           <w:lang w:val="it-IT"/>
         </w:rPr>
       </w:pPr>
@@ -27261,8 +27261,8 @@
         <w:jc w:val="left"/>
         <w:rPr>
           <w:rFonts w:ascii="Arial" w:hAnsi="Arial" w:cs="Arial"/>
-          <w:sz w:val="18"/>
-          <w:szCs w:val="18"/>
+          <w:sz w:val="20"/>
+          <w:szCs w:val="20"/>
           <w:lang w:val="it-IT"/>
         </w:rPr>
       </w:pPr>
@@ -27292,8 +27292,8 @@
         <w:jc w:val="left"/>
         <w:rPr>
           <w:rFonts w:ascii="Arial" w:hAnsi="Arial" w:cs="Arial"/>
-          <w:sz w:val="18"/>
-          <w:szCs w:val="18"/>
+          <w:sz w:val="20"/>
+          <w:szCs w:val="20"/>
           <w:lang w:val="it-IT"/>
         </w:rPr>
       </w:pPr>
@@ -27323,8 +27323,8 @@
         <w:jc w:val="left"/>
         <w:rPr>
           <w:rFonts w:ascii="Arial" w:hAnsi="Arial" w:cs="Arial"/>
-          <w:sz w:val="18"/>
-          <w:szCs w:val="18"/>
+          <w:sz w:val="20"/>
+          <w:szCs w:val="20"/>
           <w:lang w:val="it-IT"/>
         </w:rPr>
       </w:pPr>
@@ -27354,8 +27354,8 @@
         <w:jc w:val="left"/>
         <w:rPr>
           <w:rFonts w:ascii="Arial" w:hAnsi="Arial" w:cs="Arial"/>
-          <w:sz w:val="18"/>
-          <w:szCs w:val="18"/>
+          <w:sz w:val="20"/>
+          <w:szCs w:val="20"/>
           <w:lang w:val="it-IT"/>
         </w:rPr>
       </w:pPr>
@@ -27385,8 +27385,8 @@
         <w:jc w:val="left"/>
         <w:rPr>
           <w:rFonts w:ascii="Arial" w:hAnsi="Arial" w:cs="Arial"/>
-          <w:sz w:val="18"/>
-          <w:szCs w:val="18"/>
+          <w:sz w:val="20"/>
+          <w:szCs w:val="20"/>
           <w:lang w:val="it-IT"/>
         </w:rPr>
       </w:pPr>
@@ -27416,8 +27416,8 @@
         <w:jc w:val="left"/>
         <w:rPr>
           <w:rFonts w:ascii="Arial" w:hAnsi="Arial" w:cs="Arial"/>
-          <w:sz w:val="18"/>
-          <w:szCs w:val="18"/>
+          <w:sz w:val="20"/>
+          <w:szCs w:val="20"/>
           <w:lang w:val="it-IT"/>
         </w:rPr>
       </w:pPr>
@@ -27683,8 +27683,8 @@
         <w:rPr>
           <w:rStyle w:val="tpa1"/>
           <w:rFonts w:ascii="Arial" w:hAnsi="Arial" w:cs="Arial"/>
-          <w:sz w:val="18"/>
-          <w:szCs w:val="18"/>
+          <w:sz w:val="20"/>
+          <w:szCs w:val="20"/>
         </w:rPr>
       </w:pPr>
       <w:r>
@@ -27715,8 +27715,8 @@
         <w:rPr>
           <w:rStyle w:val="tpa1"/>
           <w:rFonts w:ascii="Arial" w:hAnsi="Arial" w:cs="Arial"/>
-          <w:sz w:val="18"/>
-          <w:szCs w:val="18"/>
+          <w:sz w:val="20"/>
+          <w:szCs w:val="20"/>
         </w:rPr>
       </w:pPr>
       <w:r>
@@ -27747,8 +27747,8 @@
         <w:rPr>
           <w:rStyle w:val="tpa1"/>
           <w:rFonts w:ascii="Arial" w:hAnsi="Arial" w:cs="Arial"/>
-          <w:sz w:val="18"/>
-          <w:szCs w:val="18"/>
+          <w:sz w:val="20"/>
+          <w:szCs w:val="20"/>
         </w:rPr>
       </w:pPr>
       <w:r>
@@ -27779,8 +27779,8 @@
         <w:rPr>
           <w:rStyle w:val="tpa1"/>
           <w:rFonts w:ascii="Arial" w:hAnsi="Arial" w:cs="Arial"/>
-          <w:sz w:val="18"/>
-          <w:szCs w:val="18"/>
+          <w:sz w:val="20"/>
+          <w:szCs w:val="20"/>
         </w:rPr>
       </w:pPr>
       <w:r>
@@ -27811,8 +27811,8 @@
         <w:rPr>
           <w:rStyle w:val="tpa1"/>
           <w:rFonts w:ascii="Arial" w:hAnsi="Arial" w:cs="Arial"/>
-          <w:sz w:val="18"/>
-          <w:szCs w:val="18"/>
+          <w:sz w:val="20"/>
+          <w:szCs w:val="20"/>
         </w:rPr>
       </w:pPr>
       <w:r>
@@ -27932,8 +27932,8 @@
         <w:rPr>
           <w:rStyle w:val="tpa1"/>
           <w:rFonts w:ascii="Arial" w:hAnsi="Arial" w:cs="Arial"/>
-          <w:sz w:val="18"/>
-          <w:szCs w:val="18"/>
+          <w:sz w:val="20"/>
+          <w:szCs w:val="20"/>
         </w:rPr>
       </w:pPr>
       <w:r>
@@ -27992,8 +27992,8 @@
         <w:rPr>
           <w:rStyle w:val="tpa1"/>
           <w:rFonts w:ascii="Arial" w:hAnsi="Arial" w:cs="Arial"/>
-          <w:sz w:val="18"/>
-          <w:szCs w:val="18"/>
+          <w:sz w:val="20"/>
+          <w:szCs w:val="20"/>
         </w:rPr>
       </w:pPr>
       <w:r>
@@ -28078,8 +28078,8 @@
         <w:rPr>
           <w:rStyle w:val="tpa1"/>
           <w:rFonts w:ascii="Arial" w:hAnsi="Arial" w:cs="Arial"/>
-          <w:sz w:val="18"/>
-          <w:szCs w:val="18"/>
+          <w:sz w:val="20"/>
+          <w:szCs w:val="20"/>
         </w:rPr>
       </w:pPr>
       <w:r>
@@ -28110,8 +28110,8 @@
         <w:rPr>
           <w:rStyle w:val="tpa1"/>
           <w:rFonts w:ascii="Arial" w:hAnsi="Arial" w:cs="Arial"/>
-          <w:sz w:val="18"/>
-          <w:szCs w:val="18"/>
+          <w:sz w:val="20"/>
+          <w:szCs w:val="20"/>
         </w:rPr>
       </w:pPr>
       <w:r>
@@ -28170,8 +28170,8 @@
         <w:rPr>
           <w:rStyle w:val="tpa1"/>
           <w:rFonts w:ascii="Arial" w:hAnsi="Arial" w:cs="Arial"/>
-          <w:sz w:val="18"/>
-          <w:szCs w:val="18"/>
+          <w:sz w:val="20"/>
+          <w:szCs w:val="20"/>
         </w:rPr>
       </w:pPr>
       <w:r>
@@ -28202,8 +28202,8 @@
         <w:rPr>
           <w:rStyle w:val="tpa1"/>
           <w:rFonts w:ascii="Arial" w:hAnsi="Arial" w:cs="Arial"/>
-          <w:sz w:val="18"/>
-          <w:szCs w:val="18"/>
+          <w:sz w:val="20"/>
+          <w:szCs w:val="20"/>
         </w:rPr>
       </w:pPr>
       <w:r>
@@ -28765,8 +28765,8 @@
         <w:jc w:val="left"/>
         <w:rPr>
           <w:rFonts w:ascii="Arial" w:hAnsi="Arial" w:cs="Arial"/>
-          <w:sz w:val="18"/>
-          <w:szCs w:val="18"/>
+          <w:sz w:val="20"/>
+          <w:szCs w:val="20"/>
           <w:lang w:val="ro-RO"/>
         </w:rPr>
       </w:pPr>
@@ -28796,8 +28796,8 @@
         <w:jc w:val="left"/>
         <w:rPr>
           <w:rFonts w:ascii="Arial" w:hAnsi="Arial" w:cs="Arial"/>
-          <w:sz w:val="18"/>
-          <w:szCs w:val="18"/>
+          <w:sz w:val="20"/>
+          <w:szCs w:val="20"/>
           <w:lang w:val="ro-RO"/>
         </w:rPr>
       </w:pPr>
@@ -28827,8 +28827,8 @@
         <w:jc w:val="left"/>
         <w:rPr>
           <w:rFonts w:ascii="Arial" w:hAnsi="Arial" w:cs="Arial"/>
-          <w:sz w:val="18"/>
-          <w:szCs w:val="18"/>
+          <w:sz w:val="20"/>
+          <w:szCs w:val="20"/>
           <w:lang w:val="ro-RO"/>
         </w:rPr>
       </w:pPr>
@@ -28858,8 +28858,8 @@
         <w:jc w:val="left"/>
         <w:rPr>
           <w:rFonts w:ascii="Arial" w:hAnsi="Arial" w:cs="Arial"/>
-          <w:sz w:val="18"/>
-          <w:szCs w:val="18"/>
+          <w:sz w:val="20"/>
+          <w:szCs w:val="20"/>
           <w:lang w:val="ro-RO"/>
         </w:rPr>
       </w:pPr>
@@ -28889,8 +28889,8 @@
         <w:jc w:val="left"/>
         <w:rPr>
           <w:rFonts w:ascii="Arial" w:hAnsi="Arial" w:cs="Arial"/>
-          <w:sz w:val="18"/>
-          <w:szCs w:val="18"/>
+          <w:sz w:val="20"/>
+          <w:szCs w:val="20"/>
           <w:lang w:val="ro-RO"/>
         </w:rPr>
       </w:pPr>
@@ -28920,8 +28920,8 @@
         <w:jc w:val="left"/>
         <w:rPr>
           <w:rFonts w:ascii="Arial" w:hAnsi="Arial" w:cs="Arial"/>
-          <w:sz w:val="18"/>
-          <w:szCs w:val="18"/>
+          <w:sz w:val="20"/>
+          <w:szCs w:val="20"/>
           <w:lang w:val="ro-RO"/>
         </w:rPr>
       </w:pPr>
@@ -29247,8 +29247,8 @@
         <w:jc w:val="left"/>
         <w:rPr>
           <w:rFonts w:ascii="Arial" w:hAnsi="Arial" w:cs="Arial"/>
-          <w:sz w:val="18"/>
-          <w:szCs w:val="18"/>
+          <w:sz w:val="20"/>
+          <w:szCs w:val="20"/>
           <w:lang w:val="it-IT"/>
         </w:rPr>
       </w:pPr>
@@ -29278,8 +29278,8 @@
         <w:jc w:val="left"/>
         <w:rPr>
           <w:rFonts w:ascii="Arial" w:hAnsi="Arial" w:cs="Arial"/>
-          <w:sz w:val="18"/>
-          <w:szCs w:val="18"/>
+          <w:sz w:val="20"/>
+          <w:szCs w:val="20"/>
           <w:lang w:val="it-IT"/>
         </w:rPr>
       </w:pPr>
@@ -29309,8 +29309,8 @@
         <w:jc w:val="left"/>
         <w:rPr>
           <w:rFonts w:ascii="Arial" w:hAnsi="Arial" w:cs="Arial"/>
-          <w:sz w:val="18"/>
-          <w:szCs w:val="18"/>
+          <w:sz w:val="20"/>
+          <w:szCs w:val="20"/>
           <w:lang w:val="es-ES"/>
         </w:rPr>
       </w:pPr>
@@ -29340,8 +29340,8 @@
         <w:jc w:val="left"/>
         <w:rPr>
           <w:rFonts w:ascii="Arial" w:hAnsi="Arial" w:cs="Arial"/>
-          <w:sz w:val="18"/>
-          <w:szCs w:val="18"/>
+          <w:sz w:val="20"/>
+          <w:szCs w:val="20"/>
           <w:lang w:val="it-IT"/>
         </w:rPr>
       </w:pPr>
@@ -29371,8 +29371,8 @@
         <w:jc w:val="left"/>
         <w:rPr>
           <w:rFonts w:ascii="Arial" w:hAnsi="Arial" w:cs="Arial"/>
-          <w:sz w:val="18"/>
-          <w:szCs w:val="18"/>
+          <w:sz w:val="20"/>
+          <w:szCs w:val="20"/>
           <w:lang w:val="it-IT"/>
         </w:rPr>
       </w:pPr>
@@ -29402,8 +29402,8 @@
         <w:jc w:val="left"/>
         <w:rPr>
           <w:rFonts w:ascii="Arial" w:hAnsi="Arial" w:cs="Arial"/>
-          <w:sz w:val="18"/>
-          <w:szCs w:val="18"/>
+          <w:sz w:val="20"/>
+          <w:szCs w:val="20"/>
           <w:lang w:val="it-IT"/>
         </w:rPr>
       </w:pPr>
@@ -29433,8 +29433,8 @@
         <w:jc w:val="left"/>
         <w:rPr>
           <w:rFonts w:ascii="Arial" w:hAnsi="Arial" w:cs="Arial"/>
-          <w:sz w:val="18"/>
-          <w:szCs w:val="18"/>
+          <w:sz w:val="20"/>
+          <w:szCs w:val="20"/>
           <w:lang w:val="it-IT"/>
         </w:rPr>
       </w:pPr>
@@ -29464,8 +29464,8 @@
         <w:jc w:val="left"/>
         <w:rPr>
           <w:rFonts w:ascii="Arial" w:hAnsi="Arial" w:cs="Arial"/>
-          <w:sz w:val="18"/>
-          <w:szCs w:val="18"/>
+          <w:sz w:val="20"/>
+          <w:szCs w:val="20"/>
           <w:lang w:val="it-IT"/>
         </w:rPr>
       </w:pPr>
@@ -29495,8 +29495,8 @@
         <w:jc w:val="left"/>
         <w:rPr>
           <w:rFonts w:ascii="Arial" w:hAnsi="Arial" w:cs="Arial"/>
-          <w:sz w:val="18"/>
-          <w:szCs w:val="18"/>
+          <w:sz w:val="20"/>
+          <w:szCs w:val="20"/>
           <w:lang w:val="it-IT"/>
         </w:rPr>
       </w:pPr>
@@ -29526,8 +29526,8 @@
         <w:jc w:val="left"/>
         <w:rPr>
           <w:rFonts w:ascii="Arial" w:hAnsi="Arial" w:cs="Arial"/>
-          <w:sz w:val="18"/>
-          <w:szCs w:val="18"/>
+          <w:sz w:val="20"/>
+          <w:szCs w:val="20"/>
           <w:lang w:val="it-IT"/>
         </w:rPr>
       </w:pPr>
@@ -29557,8 +29557,8 @@
         <w:jc w:val="left"/>
         <w:rPr>
           <w:rFonts w:ascii="Arial" w:hAnsi="Arial" w:cs="Arial"/>
-          <w:sz w:val="18"/>
-          <w:szCs w:val="18"/>
+          <w:sz w:val="20"/>
+          <w:szCs w:val="20"/>
           <w:lang w:val="it-IT"/>
         </w:rPr>
       </w:pPr>
@@ -29588,8 +29588,8 @@
         <w:jc w:val="left"/>
         <w:rPr>
           <w:rFonts w:ascii="Arial" w:hAnsi="Arial" w:cs="Arial"/>
-          <w:sz w:val="18"/>
-          <w:szCs w:val="18"/>
+          <w:sz w:val="20"/>
+          <w:szCs w:val="20"/>
           <w:lang w:val="it-IT"/>
         </w:rPr>
       </w:pPr>
@@ -29619,8 +29619,8 @@
         <w:jc w:val="left"/>
         <w:rPr>
           <w:rFonts w:ascii="Arial" w:hAnsi="Arial" w:cs="Arial"/>
-          <w:sz w:val="18"/>
-          <w:szCs w:val="18"/>
+          <w:sz w:val="20"/>
+          <w:szCs w:val="20"/>
           <w:lang w:val="it-IT"/>
         </w:rPr>
       </w:pPr>
@@ -29735,8 +29735,8 @@
         <w:jc w:val="left"/>
         <w:rPr>
           <w:rFonts w:ascii="Arial" w:hAnsi="Arial" w:cs="Arial"/>
-          <w:sz w:val="18"/>
-          <w:szCs w:val="18"/>
+          <w:sz w:val="20"/>
+          <w:szCs w:val="20"/>
           <w:lang w:val="it-IT"/>
         </w:rPr>
       </w:pPr>
@@ -29766,8 +29766,8 @@
         <w:jc w:val="left"/>
         <w:rPr>
           <w:rFonts w:ascii="Arial" w:hAnsi="Arial" w:cs="Arial"/>
-          <w:sz w:val="18"/>
-          <w:szCs w:val="18"/>
+          <w:sz w:val="20"/>
+          <w:szCs w:val="20"/>
           <w:lang w:val="it-IT"/>
         </w:rPr>
       </w:pPr>
@@ -29922,8 +29922,8 @@
         <w:rPr>
           <w:rFonts w:ascii="Arial" w:hAnsi="Arial" w:cs="Arial"/>
           <w:b/>
-          <w:sz w:val="18"/>
-          <w:szCs w:val="18"/>
+          <w:sz w:val="20"/>
+          <w:szCs w:val="20"/>
           <w:lang w:val="it-CH"/>
         </w:rPr>
       </w:pPr>
@@ -29967,8 +29967,8 @@
         <w:rPr>
           <w:rFonts w:ascii="Arial" w:hAnsi="Arial" w:cs="Arial"/>
           <w:b/>
-          <w:sz w:val="18"/>
-          <w:szCs w:val="18"/>
+          <w:sz w:val="20"/>
+          <w:szCs w:val="20"/>
           <w:lang w:val="it-CH"/>
         </w:rPr>
       </w:pPr>
@@ -30000,8 +30000,8 @@
           <w:rStyle w:val="tli1"/>
           <w:rFonts w:ascii="Arial" w:hAnsi="Arial" w:cs="Arial"/>
           <w:b/>
-          <w:sz w:val="18"/>
-          <w:szCs w:val="18"/>
+          <w:sz w:val="20"/>
+          <w:szCs w:val="20"/>
           <w:lang w:val="it-CH"/>
         </w:rPr>
       </w:pPr>
@@ -30080,8 +30080,8 @@
           <w:rStyle w:val="tli1"/>
           <w:rFonts w:ascii="Arial" w:hAnsi="Arial" w:cs="Arial"/>
           <w:b/>
-          <w:sz w:val="18"/>
-          <w:szCs w:val="18"/>
+          <w:sz w:val="20"/>
+          <w:szCs w:val="20"/>
           <w:lang w:val="it-CH"/>
         </w:rPr>
       </w:pPr>
@@ -30114,8 +30114,8 @@
           <w:rStyle w:val="tal1"/>
           <w:rFonts w:ascii="Arial" w:hAnsi="Arial" w:cs="Arial"/>
           <w:b/>
-          <w:sz w:val="18"/>
-          <w:szCs w:val="18"/>
+          <w:sz w:val="20"/>
+          <w:szCs w:val="20"/>
           <w:lang w:val="it-CH"/>
         </w:rPr>
       </w:pPr>
@@ -30353,8 +30353,8 @@
           <w:rStyle w:val="tli1"/>
           <w:rFonts w:ascii="Arial" w:hAnsi="Arial" w:cs="Arial"/>
           <w:b/>
-          <w:sz w:val="18"/>
-          <w:szCs w:val="18"/>
+          <w:sz w:val="20"/>
+          <w:szCs w:val="20"/>
           <w:lang w:val="it-CH"/>
         </w:rPr>
       </w:pPr>
@@ -30426,8 +30426,8 @@
           <w:rStyle w:val="tli1"/>
           <w:rFonts w:ascii="Arial" w:hAnsi="Arial" w:cs="Arial"/>
           <w:b/>
-          <w:sz w:val="18"/>
-          <w:szCs w:val="18"/>
+          <w:sz w:val="20"/>
+          <w:szCs w:val="20"/>
           <w:lang w:val="it-CH"/>
         </w:rPr>
       </w:pPr>
@@ -30459,8 +30459,8 @@
         <w:rPr>
           <w:rStyle w:val="tpa1"/>
           <w:rFonts w:ascii="Arial" w:hAnsi="Arial" w:cs="Arial"/>
-          <w:sz w:val="18"/>
-          <w:szCs w:val="18"/>
+          <w:sz w:val="20"/>
+          <w:szCs w:val="20"/>
           <w:lang w:val="it-CH"/>
         </w:rPr>
       </w:pPr>
@@ -30492,8 +30492,8 @@
         <w:rPr>
           <w:rStyle w:val="tal1"/>
           <w:rFonts w:ascii="Arial" w:hAnsi="Arial" w:cs="Arial"/>
-          <w:sz w:val="18"/>
-          <w:szCs w:val="18"/>
+          <w:sz w:val="20"/>
+          <w:szCs w:val="20"/>
           <w:lang w:val="it-CH"/>
         </w:rPr>
       </w:pPr>
@@ -30577,8 +30577,8 @@
         <w:rPr>
           <w:rStyle w:val="tal1"/>
           <w:rFonts w:ascii="Arial" w:hAnsi="Arial" w:cs="Arial"/>
-          <w:sz w:val="18"/>
-          <w:szCs w:val="18"/>
+          <w:sz w:val="20"/>
+          <w:szCs w:val="20"/>
           <w:lang w:val="fr-FR"/>
         </w:rPr>
       </w:pPr>
@@ -30610,8 +30610,8 @@
         <w:rPr>
           <w:rStyle w:val="tal1"/>
           <w:rFonts w:ascii="Arial" w:hAnsi="Arial" w:cs="Arial"/>
-          <w:sz w:val="18"/>
-          <w:szCs w:val="18"/>
+          <w:sz w:val="20"/>
+          <w:szCs w:val="20"/>
           <w:lang w:val="fr-FR"/>
         </w:rPr>
       </w:pPr>
@@ -30643,8 +30643,8 @@
         <w:rPr>
           <w:rStyle w:val="tpa1"/>
           <w:rFonts w:ascii="Arial" w:hAnsi="Arial" w:cs="Arial"/>
-          <w:sz w:val="18"/>
-          <w:szCs w:val="18"/>
+          <w:sz w:val="20"/>
+          <w:szCs w:val="20"/>
           <w:lang w:val="fr-FR"/>
         </w:rPr>
       </w:pPr>
@@ -30855,8 +30855,8 @@
         <w:jc w:val="left"/>
         <w:rPr>
           <w:rFonts w:ascii="Arial" w:hAnsi="Arial" w:cs="Arial"/>
-          <w:sz w:val="18"/>
-          <w:szCs w:val="18"/>
+          <w:sz w:val="20"/>
+          <w:szCs w:val="20"/>
           <w:lang w:val="it-IT"/>
         </w:rPr>
       </w:pPr>
@@ -30886,8 +30886,8 @@
         <w:jc w:val="left"/>
         <w:rPr>
           <w:rFonts w:ascii="Arial" w:hAnsi="Arial" w:cs="Arial"/>
-          <w:sz w:val="18"/>
-          <w:szCs w:val="18"/>
+          <w:sz w:val="20"/>
+          <w:szCs w:val="20"/>
           <w:lang w:val="it-IT"/>
         </w:rPr>
       </w:pPr>
@@ -30917,8 +30917,8 @@
         <w:jc w:val="left"/>
         <w:rPr>
           <w:rFonts w:ascii="Arial" w:hAnsi="Arial" w:cs="Arial"/>
-          <w:sz w:val="18"/>
-          <w:szCs w:val="18"/>
+          <w:sz w:val="20"/>
+          <w:szCs w:val="20"/>
           <w:lang w:val="it-IT"/>
         </w:rPr>
       </w:pPr>
@@ -33582,8 +33582,8 @@
         <w:rFonts w:ascii="Arial" w:hAnsi="Arial" w:cs="Arial"/>
         <w:b/>
         <w:i w:val="false"/>
-        <w:sz w:val="18"/>
-        <w:szCs w:val="18"/>
+        <w:sz w:val="20"/>
+        <w:szCs w:val="20"/>
         <w:lang w:val="it-IT"/>
       </w:rPr>
     </w:lvl>
@@ -33695,6 +33695,2136 @@
           <w:tab w:val="num" w:pos="720"/>
         </w:tabs>
         <w:ind w:left="720" w:hanging="360"/>
+      </w:pPr>
+      <w:rPr>
+        <w:rFonts w:ascii="Arial" w:hAnsi="Arial" w:cs="Arial"/>
+        <w:b/>
+        <w:i w:val="false"/>
+        <w:sz w:val="20"/>
+        <w:szCs w:val="20"/>
+        <w:lang w:val="it-IT"/>
+      </w:rPr>
+    </w:lvl>
+    <w:lvl w:ilvl="1">
+      <w:start w:val="1"/>
+      <w:numFmt w:val="decimal"/>
+      <w:lvlText w:val="%2."/>
+      <w:lvlJc w:val="left"/>
+      <w:pPr>
+        <w:tabs>
+          <w:tab w:val="num" w:pos="1080"/>
+        </w:tabs>
+        <w:ind w:left="1080" w:hanging="360"/>
+      </w:pPr>
+    </w:lvl>
+    <w:lvl w:ilvl="2">
+      <w:start w:val="1"/>
+      <w:numFmt w:val="decimal"/>
+      <w:lvlText w:val="%3."/>
+      <w:lvlJc w:val="left"/>
+      <w:pPr>
+        <w:tabs>
+          <w:tab w:val="num" w:pos="1440"/>
+        </w:tabs>
+        <w:ind w:left="1440" w:hanging="360"/>
+      </w:pPr>
+    </w:lvl>
+    <w:lvl w:ilvl="3">
+      <w:start w:val="1"/>
+      <w:numFmt w:val="decimal"/>
+      <w:lvlText w:val="%4."/>
+      <w:lvlJc w:val="left"/>
+      <w:pPr>
+        <w:tabs>
+          <w:tab w:val="num" w:pos="1800"/>
+        </w:tabs>
+        <w:ind w:left="1800" w:hanging="360"/>
+      </w:pPr>
+    </w:lvl>
+    <w:lvl w:ilvl="4">
+      <w:start w:val="1"/>
+      <w:numFmt w:val="decimal"/>
+      <w:lvlText w:val="%5."/>
+      <w:lvlJc w:val="left"/>
+      <w:pPr>
+        <w:tabs>
+          <w:tab w:val="num" w:pos="2160"/>
+        </w:tabs>
+        <w:ind w:left="2160" w:hanging="360"/>
+      </w:pPr>
+    </w:lvl>
+    <w:lvl w:ilvl="5">
+      <w:start w:val="1"/>
+      <w:numFmt w:val="decimal"/>
+      <w:lvlText w:val="%6."/>
+      <w:lvlJc w:val="left"/>
+      <w:pPr>
+        <w:tabs>
+          <w:tab w:val="num" w:pos="2520"/>
+        </w:tabs>
+        <w:ind w:left="2520" w:hanging="360"/>
+      </w:pPr>
+    </w:lvl>
+    <w:lvl w:ilvl="6">
+      <w:start w:val="1"/>
+      <w:numFmt w:val="decimal"/>
+      <w:lvlText w:val="%7."/>
+      <w:lvlJc w:val="left"/>
+      <w:pPr>
+        <w:tabs>
+          <w:tab w:val="num" w:pos="2880"/>
+        </w:tabs>
+        <w:ind w:left="2880" w:hanging="360"/>
+      </w:pPr>
+    </w:lvl>
+    <w:lvl w:ilvl="7">
+      <w:start w:val="1"/>
+      <w:numFmt w:val="decimal"/>
+      <w:lvlText w:val="%8."/>
+      <w:lvlJc w:val="left"/>
+      <w:pPr>
+        <w:tabs>
+          <w:tab w:val="num" w:pos="3240"/>
+        </w:tabs>
+        <w:ind w:left="3240" w:hanging="360"/>
+      </w:pPr>
+    </w:lvl>
+    <w:lvl w:ilvl="8">
+      <w:start w:val="1"/>
+      <w:numFmt w:val="decimal"/>
+      <w:lvlText w:val="%9."/>
+      <w:lvlJc w:val="left"/>
+      <w:pPr>
+        <w:tabs>
+          <w:tab w:val="num" w:pos="3600"/>
+        </w:tabs>
+        <w:ind w:left="3600" w:hanging="360"/>
+      </w:pPr>
+    </w:lvl>
+  </w:abstractNum>
+  <w:abstractNum w:abstractNumId="4">
+    <w:lvl w:ilvl="0">
+      <w:start w:val="1"/>
+      <w:numFmt w:val="decimal"/>
+      <w:lvlText w:val="%1."/>
+      <w:lvlJc w:val="left"/>
+      <w:pPr>
+        <w:tabs>
+          <w:tab w:val="num" w:pos="360"/>
+        </w:tabs>
+        <w:ind w:left="360" w:hanging="360"/>
+      </w:pPr>
+      <w:rPr>
+        <w:b/>
+      </w:rPr>
+    </w:lvl>
+    <w:lvl w:ilvl="1">
+      <w:start w:val="1"/>
+      <w:numFmt w:val="decimal"/>
+      <w:lvlText w:val="%2."/>
+      <w:lvlJc w:val="left"/>
+      <w:pPr>
+        <w:tabs>
+          <w:tab w:val="num" w:pos="1080"/>
+        </w:tabs>
+        <w:ind w:left="1080" w:hanging="360"/>
+      </w:pPr>
+    </w:lvl>
+    <w:lvl w:ilvl="2">
+      <w:start w:val="1"/>
+      <w:numFmt w:val="decimal"/>
+      <w:lvlText w:val="%3."/>
+      <w:lvlJc w:val="left"/>
+      <w:pPr>
+        <w:tabs>
+          <w:tab w:val="num" w:pos="1440"/>
+        </w:tabs>
+        <w:ind w:left="1440" w:hanging="360"/>
+      </w:pPr>
+    </w:lvl>
+    <w:lvl w:ilvl="3">
+      <w:start w:val="1"/>
+      <w:numFmt w:val="decimal"/>
+      <w:lvlText w:val="%4."/>
+      <w:lvlJc w:val="left"/>
+      <w:pPr>
+        <w:tabs>
+          <w:tab w:val="num" w:pos="1800"/>
+        </w:tabs>
+        <w:ind w:left="1800" w:hanging="360"/>
+      </w:pPr>
+    </w:lvl>
+    <w:lvl w:ilvl="4">
+      <w:start w:val="1"/>
+      <w:numFmt w:val="decimal"/>
+      <w:lvlText w:val="%5."/>
+      <w:lvlJc w:val="left"/>
+      <w:pPr>
+        <w:tabs>
+          <w:tab w:val="num" w:pos="2160"/>
+        </w:tabs>
+        <w:ind w:left="2160" w:hanging="360"/>
+      </w:pPr>
+    </w:lvl>
+    <w:lvl w:ilvl="5">
+      <w:start w:val="1"/>
+      <w:numFmt w:val="decimal"/>
+      <w:lvlText w:val="%6."/>
+      <w:lvlJc w:val="left"/>
+      <w:pPr>
+        <w:tabs>
+          <w:tab w:val="num" w:pos="2520"/>
+        </w:tabs>
+        <w:ind w:left="2520" w:hanging="360"/>
+      </w:pPr>
+    </w:lvl>
+    <w:lvl w:ilvl="6">
+      <w:start w:val="1"/>
+      <w:numFmt w:val="decimal"/>
+      <w:lvlText w:val="%7."/>
+      <w:lvlJc w:val="left"/>
+      <w:pPr>
+        <w:tabs>
+          <w:tab w:val="num" w:pos="2880"/>
+        </w:tabs>
+        <w:ind w:left="2880" w:hanging="360"/>
+      </w:pPr>
+    </w:lvl>
+    <w:lvl w:ilvl="7">
+      <w:start w:val="1"/>
+      <w:numFmt w:val="decimal"/>
+      <w:lvlText w:val="%8."/>
+      <w:lvlJc w:val="left"/>
+      <w:pPr>
+        <w:tabs>
+          <w:tab w:val="num" w:pos="3240"/>
+        </w:tabs>
+        <w:ind w:left="3240" w:hanging="360"/>
+      </w:pPr>
+    </w:lvl>
+    <w:lvl w:ilvl="8">
+      <w:start w:val="1"/>
+      <w:numFmt w:val="decimal"/>
+      <w:lvlText w:val="%9."/>
+      <w:lvlJc w:val="left"/>
+      <w:pPr>
+        <w:tabs>
+          <w:tab w:val="num" w:pos="3600"/>
+        </w:tabs>
+        <w:ind w:left="3600" w:hanging="360"/>
+      </w:pPr>
+    </w:lvl>
+  </w:abstractNum>
+  <w:abstractNum w:abstractNumId="5">
+    <w:lvl w:ilvl="0">
+      <w:start w:val="1"/>
+      <w:numFmt w:val="lowerLetter"/>
+      <w:lvlText w:val="%1)"/>
+      <w:lvlJc w:val="left"/>
+      <w:pPr>
+        <w:tabs>
+          <w:tab w:val="num" w:pos="720"/>
+        </w:tabs>
+        <w:ind w:left="720" w:hanging="360"/>
+      </w:pPr>
+      <w:rPr>
+        <w:b/>
+      </w:rPr>
+    </w:lvl>
+    <w:lvl w:ilvl="1">
+      <w:start w:val="1"/>
+      <w:numFmt w:val="decimal"/>
+      <w:lvlText w:val="%2."/>
+      <w:lvlJc w:val="left"/>
+      <w:pPr>
+        <w:tabs>
+          <w:tab w:val="num" w:pos="1080"/>
+        </w:tabs>
+        <w:ind w:left="1080" w:hanging="360"/>
+      </w:pPr>
+    </w:lvl>
+    <w:lvl w:ilvl="2">
+      <w:start w:val="1"/>
+      <w:numFmt w:val="decimal"/>
+      <w:lvlText w:val="%3."/>
+      <w:lvlJc w:val="left"/>
+      <w:pPr>
+        <w:tabs>
+          <w:tab w:val="num" w:pos="1440"/>
+        </w:tabs>
+        <w:ind w:left="1440" w:hanging="360"/>
+      </w:pPr>
+    </w:lvl>
+    <w:lvl w:ilvl="3">
+      <w:start w:val="1"/>
+      <w:numFmt w:val="decimal"/>
+      <w:lvlText w:val="%4."/>
+      <w:lvlJc w:val="left"/>
+      <w:pPr>
+        <w:tabs>
+          <w:tab w:val="num" w:pos="1800"/>
+        </w:tabs>
+        <w:ind w:left="1800" w:hanging="360"/>
+      </w:pPr>
+    </w:lvl>
+    <w:lvl w:ilvl="4">
+      <w:start w:val="1"/>
+      <w:numFmt w:val="decimal"/>
+      <w:lvlText w:val="%5."/>
+      <w:lvlJc w:val="left"/>
+      <w:pPr>
+        <w:tabs>
+          <w:tab w:val="num" w:pos="2160"/>
+        </w:tabs>
+        <w:ind w:left="2160" w:hanging="360"/>
+      </w:pPr>
+    </w:lvl>
+    <w:lvl w:ilvl="5">
+      <w:start w:val="1"/>
+      <w:numFmt w:val="decimal"/>
+      <w:lvlText w:val="%6."/>
+      <w:lvlJc w:val="left"/>
+      <w:pPr>
+        <w:tabs>
+          <w:tab w:val="num" w:pos="2520"/>
+        </w:tabs>
+        <w:ind w:left="2520" w:hanging="360"/>
+      </w:pPr>
+    </w:lvl>
+    <w:lvl w:ilvl="6">
+      <w:start w:val="1"/>
+      <w:numFmt w:val="decimal"/>
+      <w:lvlText w:val="%7."/>
+      <w:lvlJc w:val="left"/>
+      <w:pPr>
+        <w:tabs>
+          <w:tab w:val="num" w:pos="2880"/>
+        </w:tabs>
+        <w:ind w:left="2880" w:hanging="360"/>
+      </w:pPr>
+    </w:lvl>
+    <w:lvl w:ilvl="7">
+      <w:start w:val="1"/>
+      <w:numFmt w:val="decimal"/>
+      <w:lvlText w:val="%8."/>
+      <w:lvlJc w:val="left"/>
+      <w:pPr>
+        <w:tabs>
+          <w:tab w:val="num" w:pos="3240"/>
+        </w:tabs>
+        <w:ind w:left="3240" w:hanging="360"/>
+      </w:pPr>
+    </w:lvl>
+    <w:lvl w:ilvl="8">
+      <w:start w:val="1"/>
+      <w:numFmt w:val="decimal"/>
+      <w:lvlText w:val="%9."/>
+      <w:lvlJc w:val="left"/>
+      <w:pPr>
+        <w:tabs>
+          <w:tab w:val="num" w:pos="3600"/>
+        </w:tabs>
+        <w:ind w:left="3600" w:hanging="360"/>
+      </w:pPr>
+    </w:lvl>
+  </w:abstractNum>
+  <w:abstractNum w:abstractNumId="6">
+    <w:lvl w:ilvl="0">
+      <w:start w:val="1"/>
+      <w:numFmt w:val="lowerLetter"/>
+      <w:lvlText w:val="%1)"/>
+      <w:lvlJc w:val="left"/>
+      <w:pPr>
+        <w:tabs>
+          <w:tab w:val="num" w:pos="720"/>
+        </w:tabs>
+        <w:ind w:left="720" w:hanging="360"/>
+      </w:pPr>
+      <w:rPr>
+        <w:b/>
+      </w:rPr>
+    </w:lvl>
+    <w:lvl w:ilvl="1">
+      <w:start w:val="1"/>
+      <w:numFmt w:val="decimal"/>
+      <w:lvlText w:val="%2."/>
+      <w:lvlJc w:val="left"/>
+      <w:pPr>
+        <w:tabs>
+          <w:tab w:val="num" w:pos="1080"/>
+        </w:tabs>
+        <w:ind w:left="1080" w:hanging="360"/>
+      </w:pPr>
+    </w:lvl>
+    <w:lvl w:ilvl="2">
+      <w:start w:val="1"/>
+      <w:numFmt w:val="decimal"/>
+      <w:lvlText w:val="%3."/>
+      <w:lvlJc w:val="left"/>
+      <w:pPr>
+        <w:tabs>
+          <w:tab w:val="num" w:pos="1440"/>
+        </w:tabs>
+        <w:ind w:left="1440" w:hanging="360"/>
+      </w:pPr>
+    </w:lvl>
+    <w:lvl w:ilvl="3">
+      <w:start w:val="1"/>
+      <w:numFmt w:val="decimal"/>
+      <w:lvlText w:val="%4."/>
+      <w:lvlJc w:val="left"/>
+      <w:pPr>
+        <w:tabs>
+          <w:tab w:val="num" w:pos="1800"/>
+        </w:tabs>
+        <w:ind w:left="1800" w:hanging="360"/>
+      </w:pPr>
+    </w:lvl>
+    <w:lvl w:ilvl="4">
+      <w:start w:val="1"/>
+      <w:numFmt w:val="decimal"/>
+      <w:lvlText w:val="%5."/>
+      <w:lvlJc w:val="left"/>
+      <w:pPr>
+        <w:tabs>
+          <w:tab w:val="num" w:pos="2160"/>
+        </w:tabs>
+        <w:ind w:left="2160" w:hanging="360"/>
+      </w:pPr>
+    </w:lvl>
+    <w:lvl w:ilvl="5">
+      <w:start w:val="1"/>
+      <w:numFmt w:val="decimal"/>
+      <w:lvlText w:val="%6."/>
+      <w:lvlJc w:val="left"/>
+      <w:pPr>
+        <w:tabs>
+          <w:tab w:val="num" w:pos="2520"/>
+        </w:tabs>
+        <w:ind w:left="2520" w:hanging="360"/>
+      </w:pPr>
+    </w:lvl>
+    <w:lvl w:ilvl="6">
+      <w:start w:val="1"/>
+      <w:numFmt w:val="decimal"/>
+      <w:lvlText w:val="%7."/>
+      <w:lvlJc w:val="left"/>
+      <w:pPr>
+        <w:tabs>
+          <w:tab w:val="num" w:pos="2880"/>
+        </w:tabs>
+        <w:ind w:left="2880" w:hanging="360"/>
+      </w:pPr>
+    </w:lvl>
+    <w:lvl w:ilvl="7">
+      <w:start w:val="1"/>
+      <w:numFmt w:val="decimal"/>
+      <w:lvlText w:val="%8."/>
+      <w:lvlJc w:val="left"/>
+      <w:pPr>
+        <w:tabs>
+          <w:tab w:val="num" w:pos="3240"/>
+        </w:tabs>
+        <w:ind w:left="3240" w:hanging="360"/>
+      </w:pPr>
+    </w:lvl>
+    <w:lvl w:ilvl="8">
+      <w:start w:val="1"/>
+      <w:numFmt w:val="decimal"/>
+      <w:lvlText w:val="%9."/>
+      <w:lvlJc w:val="left"/>
+      <w:pPr>
+        <w:tabs>
+          <w:tab w:val="num" w:pos="3600"/>
+        </w:tabs>
+        <w:ind w:left="3600" w:hanging="360"/>
+      </w:pPr>
+    </w:lvl>
+  </w:abstractNum>
+  <w:abstractNum w:abstractNumId="7">
+    <w:lvl w:ilvl="0">
+      <w:start w:val="1"/>
+      <w:numFmt w:val="decimal"/>
+      <w:lvlText w:val="%1."/>
+      <w:lvlJc w:val="left"/>
+      <w:pPr>
+        <w:tabs>
+          <w:tab w:val="num" w:pos="720"/>
+        </w:tabs>
+        <w:ind w:left="720" w:hanging="360"/>
+      </w:pPr>
+      <w:rPr>
+        <w:b/>
+        <w:i w:val="false"/>
+        <w:sz w:val="20"/>
+        <w:szCs w:val="20"/>
+      </w:rPr>
+    </w:lvl>
+    <w:lvl w:ilvl="1">
+      <w:start w:val="1"/>
+      <w:numFmt w:val="lowerLetter"/>
+      <w:lvlText w:val="%2."/>
+      <w:lvlJc w:val="left"/>
+      <w:pPr>
+        <w:tabs>
+          <w:tab w:val="num" w:pos="1440"/>
+        </w:tabs>
+        <w:ind w:left="1440" w:hanging="360"/>
+      </w:pPr>
+      <w:rPr/>
+    </w:lvl>
+    <w:lvl w:ilvl="2">
+      <w:start w:val="1"/>
+      <w:numFmt w:val="lowerRoman"/>
+      <w:lvlText w:val="%3."/>
+      <w:lvlJc w:val="right"/>
+      <w:pPr>
+        <w:tabs>
+          <w:tab w:val="num" w:pos="2160"/>
+        </w:tabs>
+        <w:ind w:left="2160" w:hanging="180"/>
+      </w:pPr>
+      <w:rPr/>
+    </w:lvl>
+    <w:lvl w:ilvl="3">
+      <w:start w:val="1"/>
+      <w:numFmt w:val="lowerLetter"/>
+      <w:lvlText w:val="%4)"/>
+      <w:lvlJc w:val="left"/>
+      <w:pPr>
+        <w:tabs>
+          <w:tab w:val="num" w:pos="720"/>
+        </w:tabs>
+        <w:ind w:left="720" w:hanging="360"/>
+      </w:pPr>
+      <w:rPr>
+        <w:b/>
+      </w:rPr>
+    </w:lvl>
+    <w:lvl w:ilvl="4">
+      <w:start w:val="1"/>
+      <w:numFmt w:val="lowerLetter"/>
+      <w:lvlText w:val="%5."/>
+      <w:lvlJc w:val="left"/>
+      <w:pPr>
+        <w:tabs>
+          <w:tab w:val="num" w:pos="3600"/>
+        </w:tabs>
+        <w:ind w:left="3600" w:hanging="360"/>
+      </w:pPr>
+      <w:rPr/>
+    </w:lvl>
+    <w:lvl w:ilvl="5">
+      <w:start w:val="1"/>
+      <w:numFmt w:val="lowerRoman"/>
+      <w:lvlText w:val="%6."/>
+      <w:lvlJc w:val="right"/>
+      <w:pPr>
+        <w:tabs>
+          <w:tab w:val="num" w:pos="4320"/>
+        </w:tabs>
+        <w:ind w:left="4320" w:hanging="180"/>
+      </w:pPr>
+      <w:rPr/>
+    </w:lvl>
+    <w:lvl w:ilvl="6">
+      <w:start w:val="1"/>
+      <w:numFmt w:val="decimal"/>
+      <w:lvlText w:val="%7."/>
+      <w:lvlJc w:val="left"/>
+      <w:pPr>
+        <w:tabs>
+          <w:tab w:val="num" w:pos="5040"/>
+        </w:tabs>
+        <w:ind w:left="5040" w:hanging="360"/>
+      </w:pPr>
+      <w:rPr/>
+    </w:lvl>
+    <w:lvl w:ilvl="7">
+      <w:start w:val="1"/>
+      <w:numFmt w:val="lowerLetter"/>
+      <w:lvlText w:val="%8."/>
+      <w:lvlJc w:val="left"/>
+      <w:pPr>
+        <w:tabs>
+          <w:tab w:val="num" w:pos="5760"/>
+        </w:tabs>
+        <w:ind w:left="5760" w:hanging="360"/>
+      </w:pPr>
+      <w:rPr/>
+    </w:lvl>
+    <w:lvl w:ilvl="8">
+      <w:start w:val="1"/>
+      <w:numFmt w:val="lowerRoman"/>
+      <w:lvlText w:val="%9."/>
+      <w:lvlJc w:val="right"/>
+      <w:pPr>
+        <w:tabs>
+          <w:tab w:val="num" w:pos="6480"/>
+        </w:tabs>
+        <w:ind w:left="6480" w:hanging="180"/>
+      </w:pPr>
+      <w:rPr/>
+    </w:lvl>
+  </w:abstractNum>
+  <w:abstractNum w:abstractNumId="8">
+    <w:lvl w:ilvl="0">
+      <w:start w:val="1"/>
+      <w:numFmt w:val="lowerLetter"/>
+      <w:lvlText w:val="%1)"/>
+      <w:lvlJc w:val="left"/>
+      <w:pPr>
+        <w:tabs>
+          <w:tab w:val="num" w:pos="720"/>
+        </w:tabs>
+        <w:ind w:left="720" w:hanging="360"/>
+      </w:pPr>
+      <w:rPr>
+        <w:rFonts w:ascii="Arial" w:hAnsi="Arial" w:cs="Arial"/>
+        <w:b/>
+        <w:i w:val="false"/>
+        <w:sz w:val="20"/>
+        <w:szCs w:val="20"/>
+        <w:lang w:val="it-IT"/>
+      </w:rPr>
+    </w:lvl>
+    <w:lvl w:ilvl="1">
+      <w:start w:val="1"/>
+      <w:numFmt w:val="decimal"/>
+      <w:lvlText w:val="%2."/>
+      <w:lvlJc w:val="left"/>
+      <w:pPr>
+        <w:tabs>
+          <w:tab w:val="num" w:pos="1080"/>
+        </w:tabs>
+        <w:ind w:left="1080" w:hanging="360"/>
+      </w:pPr>
+    </w:lvl>
+    <w:lvl w:ilvl="2">
+      <w:start w:val="1"/>
+      <w:numFmt w:val="decimal"/>
+      <w:lvlText w:val="%3."/>
+      <w:lvlJc w:val="left"/>
+      <w:pPr>
+        <w:tabs>
+          <w:tab w:val="num" w:pos="1440"/>
+        </w:tabs>
+        <w:ind w:left="1440" w:hanging="360"/>
+      </w:pPr>
+    </w:lvl>
+    <w:lvl w:ilvl="3">
+      <w:start w:val="1"/>
+      <w:numFmt w:val="decimal"/>
+      <w:lvlText w:val="%4."/>
+      <w:lvlJc w:val="left"/>
+      <w:pPr>
+        <w:tabs>
+          <w:tab w:val="num" w:pos="1800"/>
+        </w:tabs>
+        <w:ind w:left="1800" w:hanging="360"/>
+      </w:pPr>
+    </w:lvl>
+    <w:lvl w:ilvl="4">
+      <w:start w:val="1"/>
+      <w:numFmt w:val="decimal"/>
+      <w:lvlText w:val="%5."/>
+      <w:lvlJc w:val="left"/>
+      <w:pPr>
+        <w:tabs>
+          <w:tab w:val="num" w:pos="2160"/>
+        </w:tabs>
+        <w:ind w:left="2160" w:hanging="360"/>
+      </w:pPr>
+    </w:lvl>
+    <w:lvl w:ilvl="5">
+      <w:start w:val="1"/>
+      <w:numFmt w:val="decimal"/>
+      <w:lvlText w:val="%6."/>
+      <w:lvlJc w:val="left"/>
+      <w:pPr>
+        <w:tabs>
+          <w:tab w:val="num" w:pos="2520"/>
+        </w:tabs>
+        <w:ind w:left="2520" w:hanging="360"/>
+      </w:pPr>
+    </w:lvl>
+    <w:lvl w:ilvl="6">
+      <w:start w:val="1"/>
+      <w:numFmt w:val="decimal"/>
+      <w:lvlText w:val="%7."/>
+      <w:lvlJc w:val="left"/>
+      <w:pPr>
+        <w:tabs>
+          <w:tab w:val="num" w:pos="2880"/>
+        </w:tabs>
+        <w:ind w:left="2880" w:hanging="360"/>
+      </w:pPr>
+    </w:lvl>
+    <w:lvl w:ilvl="7">
+      <w:start w:val="1"/>
+      <w:numFmt w:val="decimal"/>
+      <w:lvlText w:val="%8."/>
+      <w:lvlJc w:val="left"/>
+      <w:pPr>
+        <w:tabs>
+          <w:tab w:val="num" w:pos="3240"/>
+        </w:tabs>
+        <w:ind w:left="3240" w:hanging="360"/>
+      </w:pPr>
+    </w:lvl>
+    <w:lvl w:ilvl="8">
+      <w:start w:val="1"/>
+      <w:numFmt w:val="decimal"/>
+      <w:lvlText w:val="%9."/>
+      <w:lvlJc w:val="left"/>
+      <w:pPr>
+        <w:tabs>
+          <w:tab w:val="num" w:pos="3600"/>
+        </w:tabs>
+        <w:ind w:left="3600" w:hanging="360"/>
+      </w:pPr>
+    </w:lvl>
+  </w:abstractNum>
+  <w:abstractNum w:abstractNumId="9">
+    <w:lvl w:ilvl="0">
+      <w:start w:val="1"/>
+      <w:numFmt w:val="decimal"/>
+      <w:lvlText w:val="Art. %1."/>
+      <w:lvlJc w:val="left"/>
+      <w:pPr>
+        <w:tabs>
+          <w:tab w:val="num" w:pos="1080"/>
+        </w:tabs>
+        <w:ind w:left="0" w:hanging="0"/>
+      </w:pPr>
+      <w:rPr>
+        <w:rFonts w:ascii="Arial" w:hAnsi="Arial" w:cs="Arial"/>
+        <w:b/>
+        <w:i w:val="false"/>
+        <w:sz w:val="20"/>
+        <w:szCs w:val="20"/>
+      </w:rPr>
+    </w:lvl>
+    <w:lvl w:ilvl="1">
+      <w:start w:val="1"/>
+      <w:numFmt w:val="decimal"/>
+      <w:lvlText w:val="%2."/>
+      <w:lvlJc w:val="left"/>
+      <w:pPr>
+        <w:tabs>
+          <w:tab w:val="num" w:pos="720"/>
+        </w:tabs>
+        <w:ind w:left="720" w:hanging="360"/>
+      </w:pPr>
+      <w:rPr>
+        <w:b/>
+        <w:i w:val="false"/>
+        <w:sz w:val="20"/>
+        <w:szCs w:val="20"/>
+      </w:rPr>
+    </w:lvl>
+    <w:lvl w:ilvl="2">
+      <w:start w:val="1"/>
+      <w:numFmt w:val="lowerLetter"/>
+      <w:lvlText w:val="%3)"/>
+      <w:lvlJc w:val="left"/>
+      <w:pPr>
+        <w:tabs>
+          <w:tab w:val="num" w:pos="720"/>
+        </w:tabs>
+        <w:ind w:left="720" w:hanging="360"/>
+      </w:pPr>
+      <w:rPr>
+        <w:b/>
+        <w:i w:val="false"/>
+        <w:sz w:val="20"/>
+        <w:szCs w:val="20"/>
+      </w:rPr>
+    </w:lvl>
+    <w:lvl w:ilvl="3">
+      <w:start w:val="1"/>
+      <w:numFmt w:val="lowerLetter"/>
+      <w:lvlText w:val="%4)"/>
+      <w:lvlJc w:val="left"/>
+      <w:pPr>
+        <w:tabs>
+          <w:tab w:val="num" w:pos="720"/>
+        </w:tabs>
+        <w:ind w:left="720" w:hanging="360"/>
+      </w:pPr>
+      <w:rPr>
+        <w:b/>
+        <w:i w:val="false"/>
+        <w:sz w:val="20"/>
+        <w:szCs w:val="20"/>
+      </w:rPr>
+    </w:lvl>
+    <w:lvl w:ilvl="4">
+      <w:start w:val="1"/>
+      <w:numFmt w:val="lowerLetter"/>
+      <w:lvlText w:val="%5."/>
+      <w:lvlJc w:val="left"/>
+      <w:pPr>
+        <w:tabs>
+          <w:tab w:val="num" w:pos="3528"/>
+        </w:tabs>
+        <w:ind w:left="3528" w:hanging="360"/>
+      </w:pPr>
+      <w:rPr/>
+    </w:lvl>
+    <w:lvl w:ilvl="5">
+      <w:start w:val="1"/>
+      <w:numFmt w:val="lowerRoman"/>
+      <w:lvlText w:val="%6."/>
+      <w:lvlJc w:val="right"/>
+      <w:pPr>
+        <w:tabs>
+          <w:tab w:val="num" w:pos="4248"/>
+        </w:tabs>
+        <w:ind w:left="4248" w:hanging="180"/>
+      </w:pPr>
+      <w:rPr/>
+    </w:lvl>
+    <w:lvl w:ilvl="6">
+      <w:start w:val="1"/>
+      <w:numFmt w:val="decimal"/>
+      <w:lvlText w:val="%7."/>
+      <w:lvlJc w:val="left"/>
+      <w:pPr>
+        <w:tabs>
+          <w:tab w:val="num" w:pos="4968"/>
+        </w:tabs>
+        <w:ind w:left="4968" w:hanging="360"/>
+      </w:pPr>
+      <w:rPr/>
+    </w:lvl>
+    <w:lvl w:ilvl="7">
+      <w:start w:val="1"/>
+      <w:numFmt w:val="lowerLetter"/>
+      <w:lvlText w:val="%8."/>
+      <w:lvlJc w:val="left"/>
+      <w:pPr>
+        <w:tabs>
+          <w:tab w:val="num" w:pos="5688"/>
+        </w:tabs>
+        <w:ind w:left="5688" w:hanging="360"/>
+      </w:pPr>
+      <w:rPr/>
+    </w:lvl>
+    <w:lvl w:ilvl="8">
+      <w:start w:val="1"/>
+      <w:numFmt w:val="lowerRoman"/>
+      <w:lvlText w:val="%9."/>
+      <w:lvlJc w:val="right"/>
+      <w:pPr>
+        <w:tabs>
+          <w:tab w:val="num" w:pos="6408"/>
+        </w:tabs>
+        <w:ind w:left="6408" w:hanging="180"/>
+      </w:pPr>
+      <w:rPr/>
+    </w:lvl>
+  </w:abstractNum>
+  <w:abstractNum w:abstractNumId="10">
+    <w:lvl w:ilvl="0">
+      <w:start w:val="1"/>
+      <w:numFmt w:val="lowerLetter"/>
+      <w:lvlText w:val="%1)"/>
+      <w:lvlJc w:val="left"/>
+      <w:pPr>
+        <w:tabs>
+          <w:tab w:val="num" w:pos="720"/>
+        </w:tabs>
+        <w:ind w:left="720" w:hanging="360"/>
+      </w:pPr>
+      <w:rPr>
+        <w:b/>
+      </w:rPr>
+    </w:lvl>
+    <w:lvl w:ilvl="1">
+      <w:start w:val="1"/>
+      <w:numFmt w:val="bullet"/>
+      <w:lvlText w:val=""/>
+      <w:lvlJc w:val="left"/>
+      <w:pPr>
+        <w:tabs>
+          <w:tab w:val="num" w:pos="720"/>
+        </w:tabs>
+        <w:ind w:left="720" w:hanging="360"/>
+      </w:pPr>
+      <w:rPr>
+        <w:rFonts w:ascii="Symbol" w:hAnsi="Symbol" w:cs="Symbol" w:hint="default"/>
+        <w:b w:val="false"/>
+        <w:sz w:val="20"/>
+        <w:szCs w:val="20"/>
+      </w:rPr>
+    </w:lvl>
+    <w:lvl w:ilvl="2">
+      <w:start w:val="1"/>
+      <w:numFmt w:val="bullet"/>
+      <w:lvlText w:val=""/>
+      <w:lvlJc w:val="left"/>
+      <w:pPr>
+        <w:tabs>
+          <w:tab w:val="num" w:pos="2160"/>
+        </w:tabs>
+        <w:ind w:left="2160" w:hanging="360"/>
+      </w:pPr>
+      <w:rPr>
+        <w:rFonts w:ascii="Wingdings" w:hAnsi="Wingdings" w:cs="Wingdings" w:hint="default"/>
+      </w:rPr>
+    </w:lvl>
+    <w:lvl w:ilvl="3">
+      <w:start w:val="1"/>
+      <w:numFmt w:val="bullet"/>
+      <w:lvlText w:val=""/>
+      <w:lvlJc w:val="left"/>
+      <w:pPr>
+        <w:tabs>
+          <w:tab w:val="num" w:pos="2880"/>
+        </w:tabs>
+        <w:ind w:left="2880" w:hanging="360"/>
+      </w:pPr>
+      <w:rPr>
+        <w:rFonts w:ascii="Symbol" w:hAnsi="Symbol" w:cs="Symbol" w:hint="default"/>
+      </w:rPr>
+    </w:lvl>
+    <w:lvl w:ilvl="4">
+      <w:start w:val="1"/>
+      <w:numFmt w:val="bullet"/>
+      <w:lvlText w:val="o"/>
+      <w:lvlJc w:val="left"/>
+      <w:pPr>
+        <w:tabs>
+          <w:tab w:val="num" w:pos="3600"/>
+        </w:tabs>
+        <w:ind w:left="3600" w:hanging="360"/>
+      </w:pPr>
+      <w:rPr>
+        <w:rFonts w:ascii="Courier New" w:hAnsi="Courier New" w:cs="Courier New" w:hint="default"/>
+      </w:rPr>
+    </w:lvl>
+    <w:lvl w:ilvl="5">
+      <w:start w:val="1"/>
+      <w:numFmt w:val="bullet"/>
+      <w:lvlText w:val=""/>
+      <w:lvlJc w:val="left"/>
+      <w:pPr>
+        <w:tabs>
+          <w:tab w:val="num" w:pos="4320"/>
+        </w:tabs>
+        <w:ind w:left="4320" w:hanging="360"/>
+      </w:pPr>
+      <w:rPr>
+        <w:rFonts w:ascii="Wingdings" w:hAnsi="Wingdings" w:cs="Wingdings" w:hint="default"/>
+      </w:rPr>
+    </w:lvl>
+    <w:lvl w:ilvl="6">
+      <w:start w:val="1"/>
+      <w:numFmt w:val="bullet"/>
+      <w:lvlText w:val=""/>
+      <w:lvlJc w:val="left"/>
+      <w:pPr>
+        <w:tabs>
+          <w:tab w:val="num" w:pos="5040"/>
+        </w:tabs>
+        <w:ind w:left="5040" w:hanging="360"/>
+      </w:pPr>
+      <w:rPr>
+        <w:rFonts w:ascii="Symbol" w:hAnsi="Symbol" w:cs="Symbol" w:hint="default"/>
+      </w:rPr>
+    </w:lvl>
+    <w:lvl w:ilvl="7">
+      <w:start w:val="1"/>
+      <w:numFmt w:val="bullet"/>
+      <w:lvlText w:val="o"/>
+      <w:lvlJc w:val="left"/>
+      <w:pPr>
+        <w:tabs>
+          <w:tab w:val="num" w:pos="5760"/>
+        </w:tabs>
+        <w:ind w:left="5760" w:hanging="360"/>
+      </w:pPr>
+      <w:rPr>
+        <w:rFonts w:ascii="Courier New" w:hAnsi="Courier New" w:cs="Courier New" w:hint="default"/>
+      </w:rPr>
+    </w:lvl>
+    <w:lvl w:ilvl="8">
+      <w:start w:val="1"/>
+      <w:numFmt w:val="bullet"/>
+      <w:lvlText w:val=""/>
+      <w:lvlJc w:val="left"/>
+      <w:pPr>
+        <w:tabs>
+          <w:tab w:val="num" w:pos="6480"/>
+        </w:tabs>
+        <w:ind w:left="6480" w:hanging="360"/>
+      </w:pPr>
+      <w:rPr>
+        <w:rFonts w:ascii="Wingdings" w:hAnsi="Wingdings" w:cs="Wingdings" w:hint="default"/>
+      </w:rPr>
+    </w:lvl>
+  </w:abstractNum>
+  <w:abstractNum w:abstractNumId="11">
+    <w:lvl w:ilvl="0">
+      <w:start w:val="1"/>
+      <w:numFmt w:val="lowerLetter"/>
+      <w:lvlText w:val="%1)"/>
+      <w:lvlJc w:val="left"/>
+      <w:pPr>
+        <w:tabs>
+          <w:tab w:val="num" w:pos="720"/>
+        </w:tabs>
+        <w:ind w:left="720" w:hanging="360"/>
+      </w:pPr>
+      <w:rPr>
+        <w:rFonts w:ascii="Arial" w:hAnsi="Arial" w:cs="Arial"/>
+        <w:b/>
+        <w:i w:val="false"/>
+        <w:sz w:val="20"/>
+        <w:szCs w:val="20"/>
+        <w:lang w:val="it-IT"/>
+      </w:rPr>
+    </w:lvl>
+    <w:lvl w:ilvl="1">
+      <w:start w:val="1"/>
+      <w:numFmt w:val="decimal"/>
+      <w:lvlText w:val="%2."/>
+      <w:lvlJc w:val="left"/>
+      <w:pPr>
+        <w:tabs>
+          <w:tab w:val="num" w:pos="1080"/>
+        </w:tabs>
+        <w:ind w:left="1080" w:hanging="360"/>
+      </w:pPr>
+    </w:lvl>
+    <w:lvl w:ilvl="2">
+      <w:start w:val="1"/>
+      <w:numFmt w:val="decimal"/>
+      <w:lvlText w:val="%3."/>
+      <w:lvlJc w:val="left"/>
+      <w:pPr>
+        <w:tabs>
+          <w:tab w:val="num" w:pos="1440"/>
+        </w:tabs>
+        <w:ind w:left="1440" w:hanging="360"/>
+      </w:pPr>
+    </w:lvl>
+    <w:lvl w:ilvl="3">
+      <w:start w:val="1"/>
+      <w:numFmt w:val="decimal"/>
+      <w:lvlText w:val="%4."/>
+      <w:lvlJc w:val="left"/>
+      <w:pPr>
+        <w:tabs>
+          <w:tab w:val="num" w:pos="1800"/>
+        </w:tabs>
+        <w:ind w:left="1800" w:hanging="360"/>
+      </w:pPr>
+    </w:lvl>
+    <w:lvl w:ilvl="4">
+      <w:start w:val="1"/>
+      <w:numFmt w:val="decimal"/>
+      <w:lvlText w:val="%5."/>
+      <w:lvlJc w:val="left"/>
+      <w:pPr>
+        <w:tabs>
+          <w:tab w:val="num" w:pos="2160"/>
+        </w:tabs>
+        <w:ind w:left="2160" w:hanging="360"/>
+      </w:pPr>
+    </w:lvl>
+    <w:lvl w:ilvl="5">
+      <w:start w:val="1"/>
+      <w:numFmt w:val="decimal"/>
+      <w:lvlText w:val="%6."/>
+      <w:lvlJc w:val="left"/>
+      <w:pPr>
+        <w:tabs>
+          <w:tab w:val="num" w:pos="2520"/>
+        </w:tabs>
+        <w:ind w:left="2520" w:hanging="360"/>
+      </w:pPr>
+    </w:lvl>
+    <w:lvl w:ilvl="6">
+      <w:start w:val="1"/>
+      <w:numFmt w:val="decimal"/>
+      <w:lvlText w:val="%7."/>
+      <w:lvlJc w:val="left"/>
+      <w:pPr>
+        <w:tabs>
+          <w:tab w:val="num" w:pos="2880"/>
+        </w:tabs>
+        <w:ind w:left="2880" w:hanging="360"/>
+      </w:pPr>
+    </w:lvl>
+    <w:lvl w:ilvl="7">
+      <w:start w:val="1"/>
+      <w:numFmt w:val="decimal"/>
+      <w:lvlText w:val="%8."/>
+      <w:lvlJc w:val="left"/>
+      <w:pPr>
+        <w:tabs>
+          <w:tab w:val="num" w:pos="3240"/>
+        </w:tabs>
+        <w:ind w:left="3240" w:hanging="360"/>
+      </w:pPr>
+    </w:lvl>
+    <w:lvl w:ilvl="8">
+      <w:start w:val="1"/>
+      <w:numFmt w:val="decimal"/>
+      <w:lvlText w:val="%9."/>
+      <w:lvlJc w:val="left"/>
+      <w:pPr>
+        <w:tabs>
+          <w:tab w:val="num" w:pos="3600"/>
+        </w:tabs>
+        <w:ind w:left="3600" w:hanging="360"/>
+      </w:pPr>
+    </w:lvl>
+  </w:abstractNum>
+  <w:abstractNum w:abstractNumId="12">
+    <w:lvl w:ilvl="0">
+      <w:start w:val="1"/>
+      <w:numFmt w:val="lowerLetter"/>
+      <w:lvlText w:val="%1)"/>
+      <w:lvlJc w:val="left"/>
+      <w:pPr>
+        <w:tabs>
+          <w:tab w:val="num" w:pos="720"/>
+        </w:tabs>
+        <w:ind w:left="720" w:hanging="360"/>
+      </w:pPr>
+      <w:rPr>
+        <w:b/>
+      </w:rPr>
+    </w:lvl>
+    <w:lvl w:ilvl="1">
+      <w:start w:val="1"/>
+      <w:numFmt w:val="decimal"/>
+      <w:lvlText w:val="%2."/>
+      <w:lvlJc w:val="left"/>
+      <w:pPr>
+        <w:tabs>
+          <w:tab w:val="num" w:pos="1080"/>
+        </w:tabs>
+        <w:ind w:left="1080" w:hanging="360"/>
+      </w:pPr>
+    </w:lvl>
+    <w:lvl w:ilvl="2">
+      <w:start w:val="1"/>
+      <w:numFmt w:val="decimal"/>
+      <w:lvlText w:val="%3."/>
+      <w:lvlJc w:val="left"/>
+      <w:pPr>
+        <w:tabs>
+          <w:tab w:val="num" w:pos="1440"/>
+        </w:tabs>
+        <w:ind w:left="1440" w:hanging="360"/>
+      </w:pPr>
+    </w:lvl>
+    <w:lvl w:ilvl="3">
+      <w:start w:val="1"/>
+      <w:numFmt w:val="decimal"/>
+      <w:lvlText w:val="%4."/>
+      <w:lvlJc w:val="left"/>
+      <w:pPr>
+        <w:tabs>
+          <w:tab w:val="num" w:pos="1800"/>
+        </w:tabs>
+        <w:ind w:left="1800" w:hanging="360"/>
+      </w:pPr>
+    </w:lvl>
+    <w:lvl w:ilvl="4">
+      <w:start w:val="1"/>
+      <w:numFmt w:val="decimal"/>
+      <w:lvlText w:val="%5."/>
+      <w:lvlJc w:val="left"/>
+      <w:pPr>
+        <w:tabs>
+          <w:tab w:val="num" w:pos="2160"/>
+        </w:tabs>
+        <w:ind w:left="2160" w:hanging="360"/>
+      </w:pPr>
+    </w:lvl>
+    <w:lvl w:ilvl="5">
+      <w:start w:val="1"/>
+      <w:numFmt w:val="decimal"/>
+      <w:lvlText w:val="%6."/>
+      <w:lvlJc w:val="left"/>
+      <w:pPr>
+        <w:tabs>
+          <w:tab w:val="num" w:pos="2520"/>
+        </w:tabs>
+        <w:ind w:left="2520" w:hanging="360"/>
+      </w:pPr>
+    </w:lvl>
+    <w:lvl w:ilvl="6">
+      <w:start w:val="1"/>
+      <w:numFmt w:val="decimal"/>
+      <w:lvlText w:val="%7."/>
+      <w:lvlJc w:val="left"/>
+      <w:pPr>
+        <w:tabs>
+          <w:tab w:val="num" w:pos="2880"/>
+        </w:tabs>
+        <w:ind w:left="2880" w:hanging="360"/>
+      </w:pPr>
+    </w:lvl>
+    <w:lvl w:ilvl="7">
+      <w:start w:val="1"/>
+      <w:numFmt w:val="decimal"/>
+      <w:lvlText w:val="%8."/>
+      <w:lvlJc w:val="left"/>
+      <w:pPr>
+        <w:tabs>
+          <w:tab w:val="num" w:pos="3240"/>
+        </w:tabs>
+        <w:ind w:left="3240" w:hanging="360"/>
+      </w:pPr>
+    </w:lvl>
+    <w:lvl w:ilvl="8">
+      <w:start w:val="1"/>
+      <w:numFmt w:val="decimal"/>
+      <w:lvlText w:val="%9."/>
+      <w:lvlJc w:val="left"/>
+      <w:pPr>
+        <w:tabs>
+          <w:tab w:val="num" w:pos="3600"/>
+        </w:tabs>
+        <w:ind w:left="3600" w:hanging="360"/>
+      </w:pPr>
+    </w:lvl>
+  </w:abstractNum>
+  <w:abstractNum w:abstractNumId="13">
+    <w:lvl w:ilvl="0">
+      <w:start w:val="1"/>
+      <w:numFmt w:val="lowerLetter"/>
+      <w:lvlText w:val="%1)"/>
+      <w:lvlJc w:val="left"/>
+      <w:pPr>
+        <w:tabs>
+          <w:tab w:val="num" w:pos="720"/>
+        </w:tabs>
+        <w:ind w:left="720" w:hanging="360"/>
+      </w:pPr>
+      <w:rPr>
+        <w:b/>
+      </w:rPr>
+    </w:lvl>
+    <w:lvl w:ilvl="1">
+      <w:start w:val="1"/>
+      <w:numFmt w:val="decimal"/>
+      <w:lvlText w:val="%2."/>
+      <w:lvlJc w:val="left"/>
+      <w:pPr>
+        <w:tabs>
+          <w:tab w:val="num" w:pos="1080"/>
+        </w:tabs>
+        <w:ind w:left="1080" w:hanging="360"/>
+      </w:pPr>
+    </w:lvl>
+    <w:lvl w:ilvl="2">
+      <w:start w:val="1"/>
+      <w:numFmt w:val="decimal"/>
+      <w:lvlText w:val="%3."/>
+      <w:lvlJc w:val="left"/>
+      <w:pPr>
+        <w:tabs>
+          <w:tab w:val="num" w:pos="1440"/>
+        </w:tabs>
+        <w:ind w:left="1440" w:hanging="360"/>
+      </w:pPr>
+    </w:lvl>
+    <w:lvl w:ilvl="3">
+      <w:start w:val="1"/>
+      <w:numFmt w:val="decimal"/>
+      <w:lvlText w:val="%4."/>
+      <w:lvlJc w:val="left"/>
+      <w:pPr>
+        <w:tabs>
+          <w:tab w:val="num" w:pos="1800"/>
+        </w:tabs>
+        <w:ind w:left="1800" w:hanging="360"/>
+      </w:pPr>
+    </w:lvl>
+    <w:lvl w:ilvl="4">
+      <w:start w:val="1"/>
+      <w:numFmt w:val="decimal"/>
+      <w:lvlText w:val="%5."/>
+      <w:lvlJc w:val="left"/>
+      <w:pPr>
+        <w:tabs>
+          <w:tab w:val="num" w:pos="2160"/>
+        </w:tabs>
+        <w:ind w:left="2160" w:hanging="360"/>
+      </w:pPr>
+    </w:lvl>
+    <w:lvl w:ilvl="5">
+      <w:start w:val="1"/>
+      <w:numFmt w:val="decimal"/>
+      <w:lvlText w:val="%6."/>
+      <w:lvlJc w:val="left"/>
+      <w:pPr>
+        <w:tabs>
+          <w:tab w:val="num" w:pos="2520"/>
+        </w:tabs>
+        <w:ind w:left="2520" w:hanging="360"/>
+      </w:pPr>
+    </w:lvl>
+    <w:lvl w:ilvl="6">
+      <w:start w:val="1"/>
+      <w:numFmt w:val="decimal"/>
+      <w:lvlText w:val="%7."/>
+      <w:lvlJc w:val="left"/>
+      <w:pPr>
+        <w:tabs>
+          <w:tab w:val="num" w:pos="2880"/>
+        </w:tabs>
+        <w:ind w:left="2880" w:hanging="360"/>
+      </w:pPr>
+    </w:lvl>
+    <w:lvl w:ilvl="7">
+      <w:start w:val="1"/>
+      <w:numFmt w:val="decimal"/>
+      <w:lvlText w:val="%8."/>
+      <w:lvlJc w:val="left"/>
+      <w:pPr>
+        <w:tabs>
+          <w:tab w:val="num" w:pos="3240"/>
+        </w:tabs>
+        <w:ind w:left="3240" w:hanging="360"/>
+      </w:pPr>
+    </w:lvl>
+    <w:lvl w:ilvl="8">
+      <w:start w:val="1"/>
+      <w:numFmt w:val="decimal"/>
+      <w:lvlText w:val="%9."/>
+      <w:lvlJc w:val="left"/>
+      <w:pPr>
+        <w:tabs>
+          <w:tab w:val="num" w:pos="3600"/>
+        </w:tabs>
+        <w:ind w:left="3600" w:hanging="360"/>
+      </w:pPr>
+    </w:lvl>
+  </w:abstractNum>
+  <w:abstractNum w:abstractNumId="14">
+    <w:lvl w:ilvl="0">
+      <w:start w:val="1"/>
+      <w:numFmt w:val="lowerLetter"/>
+      <w:lvlText w:val="%1)"/>
+      <w:lvlJc w:val="left"/>
+      <w:pPr>
+        <w:tabs>
+          <w:tab w:val="num" w:pos="720"/>
+        </w:tabs>
+        <w:ind w:left="720" w:hanging="360"/>
+      </w:pPr>
+      <w:rPr>
+        <w:b/>
+      </w:rPr>
+    </w:lvl>
+    <w:lvl w:ilvl="1">
+      <w:start w:val="1"/>
+      <w:numFmt w:val="decimal"/>
+      <w:lvlText w:val="%2."/>
+      <w:lvlJc w:val="left"/>
+      <w:pPr>
+        <w:tabs>
+          <w:tab w:val="num" w:pos="1080"/>
+        </w:tabs>
+        <w:ind w:left="1080" w:hanging="360"/>
+      </w:pPr>
+    </w:lvl>
+    <w:lvl w:ilvl="2">
+      <w:start w:val="1"/>
+      <w:numFmt w:val="decimal"/>
+      <w:lvlText w:val="%3."/>
+      <w:lvlJc w:val="left"/>
+      <w:pPr>
+        <w:tabs>
+          <w:tab w:val="num" w:pos="1440"/>
+        </w:tabs>
+        <w:ind w:left="1440" w:hanging="360"/>
+      </w:pPr>
+    </w:lvl>
+    <w:lvl w:ilvl="3">
+      <w:start w:val="1"/>
+      <w:numFmt w:val="decimal"/>
+      <w:lvlText w:val="%4."/>
+      <w:lvlJc w:val="left"/>
+      <w:pPr>
+        <w:tabs>
+          <w:tab w:val="num" w:pos="1800"/>
+        </w:tabs>
+        <w:ind w:left="1800" w:hanging="360"/>
+      </w:pPr>
+    </w:lvl>
+    <w:lvl w:ilvl="4">
+      <w:start w:val="1"/>
+      <w:numFmt w:val="decimal"/>
+      <w:lvlText w:val="%5."/>
+      <w:lvlJc w:val="left"/>
+      <w:pPr>
+        <w:tabs>
+          <w:tab w:val="num" w:pos="2160"/>
+        </w:tabs>
+        <w:ind w:left="2160" w:hanging="360"/>
+      </w:pPr>
+    </w:lvl>
+    <w:lvl w:ilvl="5">
+      <w:start w:val="1"/>
+      <w:numFmt w:val="decimal"/>
+      <w:lvlText w:val="%6."/>
+      <w:lvlJc w:val="left"/>
+      <w:pPr>
+        <w:tabs>
+          <w:tab w:val="num" w:pos="2520"/>
+        </w:tabs>
+        <w:ind w:left="2520" w:hanging="360"/>
+      </w:pPr>
+    </w:lvl>
+    <w:lvl w:ilvl="6">
+      <w:start w:val="1"/>
+      <w:numFmt w:val="decimal"/>
+      <w:lvlText w:val="%7."/>
+      <w:lvlJc w:val="left"/>
+      <w:pPr>
+        <w:tabs>
+          <w:tab w:val="num" w:pos="2880"/>
+        </w:tabs>
+        <w:ind w:left="2880" w:hanging="360"/>
+      </w:pPr>
+    </w:lvl>
+    <w:lvl w:ilvl="7">
+      <w:start w:val="1"/>
+      <w:numFmt w:val="decimal"/>
+      <w:lvlText w:val="%8."/>
+      <w:lvlJc w:val="left"/>
+      <w:pPr>
+        <w:tabs>
+          <w:tab w:val="num" w:pos="3240"/>
+        </w:tabs>
+        <w:ind w:left="3240" w:hanging="360"/>
+      </w:pPr>
+    </w:lvl>
+    <w:lvl w:ilvl="8">
+      <w:start w:val="1"/>
+      <w:numFmt w:val="decimal"/>
+      <w:lvlText w:val="%9."/>
+      <w:lvlJc w:val="left"/>
+      <w:pPr>
+        <w:tabs>
+          <w:tab w:val="num" w:pos="3600"/>
+        </w:tabs>
+        <w:ind w:left="3600" w:hanging="360"/>
+      </w:pPr>
+    </w:lvl>
+  </w:abstractNum>
+  <w:abstractNum w:abstractNumId="15">
+    <w:lvl w:ilvl="0">
+      <w:start w:val="1"/>
+      <w:numFmt w:val="lowerLetter"/>
+      <w:lvlText w:val="%1)"/>
+      <w:lvlJc w:val="left"/>
+      <w:pPr>
+        <w:tabs>
+          <w:tab w:val="num" w:pos="720"/>
+        </w:tabs>
+        <w:ind w:left="720" w:hanging="360"/>
+      </w:pPr>
+      <w:rPr>
+        <w:rFonts w:ascii="Arial" w:hAnsi="Arial" w:eastAsia="Times New Roman" w:cs="Arial"/>
+        <w:b/>
+        <w:i w:val="false"/>
+        <w:sz w:val="20"/>
+        <w:szCs w:val="20"/>
+      </w:rPr>
+    </w:lvl>
+    <w:lvl w:ilvl="1">
+      <w:start w:val="1"/>
+      <w:numFmt w:val="decimal"/>
+      <w:lvlText w:val="%2."/>
+      <w:lvlJc w:val="left"/>
+      <w:pPr>
+        <w:tabs>
+          <w:tab w:val="num" w:pos="1080"/>
+        </w:tabs>
+        <w:ind w:left="1080" w:hanging="360"/>
+      </w:pPr>
+    </w:lvl>
+    <w:lvl w:ilvl="2">
+      <w:start w:val="1"/>
+      <w:numFmt w:val="decimal"/>
+      <w:lvlText w:val="%3."/>
+      <w:lvlJc w:val="left"/>
+      <w:pPr>
+        <w:tabs>
+          <w:tab w:val="num" w:pos="1440"/>
+        </w:tabs>
+        <w:ind w:left="1440" w:hanging="360"/>
+      </w:pPr>
+    </w:lvl>
+    <w:lvl w:ilvl="3">
+      <w:start w:val="1"/>
+      <w:numFmt w:val="decimal"/>
+      <w:lvlText w:val="%4."/>
+      <w:lvlJc w:val="left"/>
+      <w:pPr>
+        <w:tabs>
+          <w:tab w:val="num" w:pos="1800"/>
+        </w:tabs>
+        <w:ind w:left="1800" w:hanging="360"/>
+      </w:pPr>
+    </w:lvl>
+    <w:lvl w:ilvl="4">
+      <w:start w:val="1"/>
+      <w:numFmt w:val="decimal"/>
+      <w:lvlText w:val="%5."/>
+      <w:lvlJc w:val="left"/>
+      <w:pPr>
+        <w:tabs>
+          <w:tab w:val="num" w:pos="2160"/>
+        </w:tabs>
+        <w:ind w:left="2160" w:hanging="360"/>
+      </w:pPr>
+    </w:lvl>
+    <w:lvl w:ilvl="5">
+      <w:start w:val="1"/>
+      <w:numFmt w:val="decimal"/>
+      <w:lvlText w:val="%6."/>
+      <w:lvlJc w:val="left"/>
+      <w:pPr>
+        <w:tabs>
+          <w:tab w:val="num" w:pos="2520"/>
+        </w:tabs>
+        <w:ind w:left="2520" w:hanging="360"/>
+      </w:pPr>
+    </w:lvl>
+    <w:lvl w:ilvl="6">
+      <w:start w:val="1"/>
+      <w:numFmt w:val="decimal"/>
+      <w:lvlText w:val="%7."/>
+      <w:lvlJc w:val="left"/>
+      <w:pPr>
+        <w:tabs>
+          <w:tab w:val="num" w:pos="2880"/>
+        </w:tabs>
+        <w:ind w:left="2880" w:hanging="360"/>
+      </w:pPr>
+    </w:lvl>
+    <w:lvl w:ilvl="7">
+      <w:start w:val="1"/>
+      <w:numFmt w:val="decimal"/>
+      <w:lvlText w:val="%8."/>
+      <w:lvlJc w:val="left"/>
+      <w:pPr>
+        <w:tabs>
+          <w:tab w:val="num" w:pos="3240"/>
+        </w:tabs>
+        <w:ind w:left="3240" w:hanging="360"/>
+      </w:pPr>
+    </w:lvl>
+    <w:lvl w:ilvl="8">
+      <w:start w:val="1"/>
+      <w:numFmt w:val="decimal"/>
+      <w:lvlText w:val="%9."/>
+      <w:lvlJc w:val="left"/>
+      <w:pPr>
+        <w:tabs>
+          <w:tab w:val="num" w:pos="3600"/>
+        </w:tabs>
+        <w:ind w:left="3600" w:hanging="360"/>
+      </w:pPr>
+    </w:lvl>
+  </w:abstractNum>
+  <w:abstractNum w:abstractNumId="16">
+    <w:lvl w:ilvl="0">
+      <w:start w:val="1"/>
+      <w:numFmt w:val="lowerLetter"/>
+      <w:lvlText w:val="%1)"/>
+      <w:lvlJc w:val="left"/>
+      <w:pPr>
+        <w:tabs>
+          <w:tab w:val="num" w:pos="720"/>
+        </w:tabs>
+        <w:ind w:left="720" w:hanging="360"/>
+      </w:pPr>
+      <w:rPr>
+        <w:b/>
+      </w:rPr>
+    </w:lvl>
+    <w:lvl w:ilvl="1">
+      <w:start w:val="1"/>
+      <w:numFmt w:val="decimal"/>
+      <w:lvlText w:val="%2."/>
+      <w:lvlJc w:val="left"/>
+      <w:pPr>
+        <w:tabs>
+          <w:tab w:val="num" w:pos="1080"/>
+        </w:tabs>
+        <w:ind w:left="1080" w:hanging="360"/>
+      </w:pPr>
+    </w:lvl>
+    <w:lvl w:ilvl="2">
+      <w:start w:val="1"/>
+      <w:numFmt w:val="decimal"/>
+      <w:lvlText w:val="%3."/>
+      <w:lvlJc w:val="left"/>
+      <w:pPr>
+        <w:tabs>
+          <w:tab w:val="num" w:pos="1440"/>
+        </w:tabs>
+        <w:ind w:left="1440" w:hanging="360"/>
+      </w:pPr>
+    </w:lvl>
+    <w:lvl w:ilvl="3">
+      <w:start w:val="1"/>
+      <w:numFmt w:val="decimal"/>
+      <w:lvlText w:val="%4."/>
+      <w:lvlJc w:val="left"/>
+      <w:pPr>
+        <w:tabs>
+          <w:tab w:val="num" w:pos="1800"/>
+        </w:tabs>
+        <w:ind w:left="1800" w:hanging="360"/>
+      </w:pPr>
+    </w:lvl>
+    <w:lvl w:ilvl="4">
+      <w:start w:val="1"/>
+      <w:numFmt w:val="decimal"/>
+      <w:lvlText w:val="%5."/>
+      <w:lvlJc w:val="left"/>
+      <w:pPr>
+        <w:tabs>
+          <w:tab w:val="num" w:pos="2160"/>
+        </w:tabs>
+        <w:ind w:left="2160" w:hanging="360"/>
+      </w:pPr>
+    </w:lvl>
+    <w:lvl w:ilvl="5">
+      <w:start w:val="1"/>
+      <w:numFmt w:val="decimal"/>
+      <w:lvlText w:val="%6."/>
+      <w:lvlJc w:val="left"/>
+      <w:pPr>
+        <w:tabs>
+          <w:tab w:val="num" w:pos="2520"/>
+        </w:tabs>
+        <w:ind w:left="2520" w:hanging="360"/>
+      </w:pPr>
+    </w:lvl>
+    <w:lvl w:ilvl="6">
+      <w:start w:val="1"/>
+      <w:numFmt w:val="decimal"/>
+      <w:lvlText w:val="%7."/>
+      <w:lvlJc w:val="left"/>
+      <w:pPr>
+        <w:tabs>
+          <w:tab w:val="num" w:pos="2880"/>
+        </w:tabs>
+        <w:ind w:left="2880" w:hanging="360"/>
+      </w:pPr>
+    </w:lvl>
+    <w:lvl w:ilvl="7">
+      <w:start w:val="1"/>
+      <w:numFmt w:val="decimal"/>
+      <w:lvlText w:val="%8."/>
+      <w:lvlJc w:val="left"/>
+      <w:pPr>
+        <w:tabs>
+          <w:tab w:val="num" w:pos="3240"/>
+        </w:tabs>
+        <w:ind w:left="3240" w:hanging="360"/>
+      </w:pPr>
+    </w:lvl>
+    <w:lvl w:ilvl="8">
+      <w:start w:val="1"/>
+      <w:numFmt w:val="decimal"/>
+      <w:lvlText w:val="%9."/>
+      <w:lvlJc w:val="left"/>
+      <w:pPr>
+        <w:tabs>
+          <w:tab w:val="num" w:pos="3600"/>
+        </w:tabs>
+        <w:ind w:left="3600" w:hanging="360"/>
+      </w:pPr>
+    </w:lvl>
+  </w:abstractNum>
+  <w:abstractNum w:abstractNumId="17">
+    <w:lvl w:ilvl="0">
+      <w:start w:val="1"/>
+      <w:numFmt w:val="decimal"/>
+      <w:lvlText w:val="%1."/>
+      <w:lvlJc w:val="left"/>
+      <w:pPr>
+        <w:tabs>
+          <w:tab w:val="num" w:pos="720"/>
+        </w:tabs>
+        <w:ind w:left="720" w:hanging="360"/>
+      </w:pPr>
+      <w:rPr>
+        <w:b/>
+        <w:i w:val="false"/>
+        <w:sz w:val="20"/>
+        <w:szCs w:val="20"/>
+      </w:rPr>
+    </w:lvl>
+    <w:lvl w:ilvl="1">
+      <w:start w:val="1"/>
+      <w:numFmt w:val="decimal"/>
+      <w:lvlText w:val="%2."/>
+      <w:lvlJc w:val="left"/>
+      <w:pPr>
+        <w:tabs>
+          <w:tab w:val="num" w:pos="1080"/>
+        </w:tabs>
+        <w:ind w:left="1080" w:hanging="360"/>
+      </w:pPr>
+    </w:lvl>
+    <w:lvl w:ilvl="2">
+      <w:start w:val="1"/>
+      <w:numFmt w:val="decimal"/>
+      <w:lvlText w:val="%3."/>
+      <w:lvlJc w:val="left"/>
+      <w:pPr>
+        <w:tabs>
+          <w:tab w:val="num" w:pos="1440"/>
+        </w:tabs>
+        <w:ind w:left="1440" w:hanging="360"/>
+      </w:pPr>
+    </w:lvl>
+    <w:lvl w:ilvl="3">
+      <w:start w:val="1"/>
+      <w:numFmt w:val="decimal"/>
+      <w:lvlText w:val="%4."/>
+      <w:lvlJc w:val="left"/>
+      <w:pPr>
+        <w:tabs>
+          <w:tab w:val="num" w:pos="1800"/>
+        </w:tabs>
+        <w:ind w:left="1800" w:hanging="360"/>
+      </w:pPr>
+    </w:lvl>
+    <w:lvl w:ilvl="4">
+      <w:start w:val="1"/>
+      <w:numFmt w:val="decimal"/>
+      <w:lvlText w:val="%5."/>
+      <w:lvlJc w:val="left"/>
+      <w:pPr>
+        <w:tabs>
+          <w:tab w:val="num" w:pos="2160"/>
+        </w:tabs>
+        <w:ind w:left="2160" w:hanging="360"/>
+      </w:pPr>
+    </w:lvl>
+    <w:lvl w:ilvl="5">
+      <w:start w:val="1"/>
+      <w:numFmt w:val="decimal"/>
+      <w:lvlText w:val="%6."/>
+      <w:lvlJc w:val="left"/>
+      <w:pPr>
+        <w:tabs>
+          <w:tab w:val="num" w:pos="2520"/>
+        </w:tabs>
+        <w:ind w:left="2520" w:hanging="360"/>
+      </w:pPr>
+    </w:lvl>
+    <w:lvl w:ilvl="6">
+      <w:start w:val="1"/>
+      <w:numFmt w:val="decimal"/>
+      <w:lvlText w:val="%7."/>
+      <w:lvlJc w:val="left"/>
+      <w:pPr>
+        <w:tabs>
+          <w:tab w:val="num" w:pos="2880"/>
+        </w:tabs>
+        <w:ind w:left="2880" w:hanging="360"/>
+      </w:pPr>
+    </w:lvl>
+    <w:lvl w:ilvl="7">
+      <w:start w:val="1"/>
+      <w:numFmt w:val="decimal"/>
+      <w:lvlText w:val="%8."/>
+      <w:lvlJc w:val="left"/>
+      <w:pPr>
+        <w:tabs>
+          <w:tab w:val="num" w:pos="3240"/>
+        </w:tabs>
+        <w:ind w:left="3240" w:hanging="360"/>
+      </w:pPr>
+    </w:lvl>
+    <w:lvl w:ilvl="8">
+      <w:start w:val="1"/>
+      <w:numFmt w:val="decimal"/>
+      <w:lvlText w:val="%9."/>
+      <w:lvlJc w:val="left"/>
+      <w:pPr>
+        <w:tabs>
+          <w:tab w:val="num" w:pos="3600"/>
+        </w:tabs>
+        <w:ind w:left="3600" w:hanging="360"/>
+      </w:pPr>
+    </w:lvl>
+  </w:abstractNum>
+  <w:abstractNum w:abstractNumId="18">
+    <w:lvl w:ilvl="0">
+      <w:start w:val="1"/>
+      <w:numFmt w:val="lowerLetter"/>
+      <w:lvlText w:val="%1)"/>
+      <w:lvlJc w:val="left"/>
+      <w:pPr>
+        <w:tabs>
+          <w:tab w:val="num" w:pos="720"/>
+        </w:tabs>
+        <w:ind w:left="720" w:hanging="360"/>
+      </w:pPr>
+      <w:rPr>
+        <w:rFonts w:ascii="Arial" w:hAnsi="Arial" w:eastAsia="Times New Roman" w:cs="Arial"/>
+        <w:b/>
+      </w:rPr>
+    </w:lvl>
+    <w:lvl w:ilvl="1">
+      <w:start w:val="1"/>
+      <w:numFmt w:val="decimal"/>
+      <w:lvlText w:val="%2."/>
+      <w:lvlJc w:val="left"/>
+      <w:pPr>
+        <w:tabs>
+          <w:tab w:val="num" w:pos="1080"/>
+        </w:tabs>
+        <w:ind w:left="1080" w:hanging="360"/>
+      </w:pPr>
+    </w:lvl>
+    <w:lvl w:ilvl="2">
+      <w:start w:val="1"/>
+      <w:numFmt w:val="decimal"/>
+      <w:lvlText w:val="%3."/>
+      <w:lvlJc w:val="left"/>
+      <w:pPr>
+        <w:tabs>
+          <w:tab w:val="num" w:pos="1440"/>
+        </w:tabs>
+        <w:ind w:left="1440" w:hanging="360"/>
+      </w:pPr>
+    </w:lvl>
+    <w:lvl w:ilvl="3">
+      <w:start w:val="1"/>
+      <w:numFmt w:val="decimal"/>
+      <w:lvlText w:val="%4."/>
+      <w:lvlJc w:val="left"/>
+      <w:pPr>
+        <w:tabs>
+          <w:tab w:val="num" w:pos="1800"/>
+        </w:tabs>
+        <w:ind w:left="1800" w:hanging="360"/>
+      </w:pPr>
+    </w:lvl>
+    <w:lvl w:ilvl="4">
+      <w:start w:val="1"/>
+      <w:numFmt w:val="decimal"/>
+      <w:lvlText w:val="%5."/>
+      <w:lvlJc w:val="left"/>
+      <w:pPr>
+        <w:tabs>
+          <w:tab w:val="num" w:pos="2160"/>
+        </w:tabs>
+        <w:ind w:left="2160" w:hanging="360"/>
+      </w:pPr>
+    </w:lvl>
+    <w:lvl w:ilvl="5">
+      <w:start w:val="1"/>
+      <w:numFmt w:val="decimal"/>
+      <w:lvlText w:val="%6."/>
+      <w:lvlJc w:val="left"/>
+      <w:pPr>
+        <w:tabs>
+          <w:tab w:val="num" w:pos="2520"/>
+        </w:tabs>
+        <w:ind w:left="2520" w:hanging="360"/>
+      </w:pPr>
+    </w:lvl>
+    <w:lvl w:ilvl="6">
+      <w:start w:val="1"/>
+      <w:numFmt w:val="decimal"/>
+      <w:lvlText w:val="%7."/>
+      <w:lvlJc w:val="left"/>
+      <w:pPr>
+        <w:tabs>
+          <w:tab w:val="num" w:pos="2880"/>
+        </w:tabs>
+        <w:ind w:left="2880" w:hanging="360"/>
+      </w:pPr>
+    </w:lvl>
+    <w:lvl w:ilvl="7">
+      <w:start w:val="1"/>
+      <w:numFmt w:val="decimal"/>
+      <w:lvlText w:val="%8."/>
+      <w:lvlJc w:val="left"/>
+      <w:pPr>
+        <w:tabs>
+          <w:tab w:val="num" w:pos="3240"/>
+        </w:tabs>
+        <w:ind w:left="3240" w:hanging="360"/>
+      </w:pPr>
+    </w:lvl>
+    <w:lvl w:ilvl="8">
+      <w:start w:val="1"/>
+      <w:numFmt w:val="decimal"/>
+      <w:lvlText w:val="%9."/>
+      <w:lvlJc w:val="left"/>
+      <w:pPr>
+        <w:tabs>
+          <w:tab w:val="num" w:pos="3600"/>
+        </w:tabs>
+        <w:ind w:left="3600" w:hanging="360"/>
+      </w:pPr>
+    </w:lvl>
+  </w:abstractNum>
+  <w:abstractNum w:abstractNumId="19">
+    <w:lvl w:ilvl="0">
+      <w:start w:val="1"/>
+      <w:numFmt w:val="lowerLetter"/>
+      <w:lvlText w:val="%1)"/>
+      <w:lvlJc w:val="left"/>
+      <w:pPr>
+        <w:tabs>
+          <w:tab w:val="num" w:pos="720"/>
+        </w:tabs>
+        <w:ind w:left="720" w:hanging="360"/>
+      </w:pPr>
+      <w:rPr>
+        <w:b/>
+        <w:sz w:val="20"/>
+        <w:szCs w:val="20"/>
+      </w:rPr>
+    </w:lvl>
+    <w:lvl w:ilvl="1">
+      <w:start w:val="1"/>
+      <w:numFmt w:val="decimal"/>
+      <w:lvlText w:val="%2."/>
+      <w:lvlJc w:val="left"/>
+      <w:pPr>
+        <w:tabs>
+          <w:tab w:val="num" w:pos="1080"/>
+        </w:tabs>
+        <w:ind w:left="1080" w:hanging="360"/>
+      </w:pPr>
+    </w:lvl>
+    <w:lvl w:ilvl="2">
+      <w:start w:val="1"/>
+      <w:numFmt w:val="decimal"/>
+      <w:lvlText w:val="%3."/>
+      <w:lvlJc w:val="left"/>
+      <w:pPr>
+        <w:tabs>
+          <w:tab w:val="num" w:pos="1440"/>
+        </w:tabs>
+        <w:ind w:left="1440" w:hanging="360"/>
+      </w:pPr>
+    </w:lvl>
+    <w:lvl w:ilvl="3">
+      <w:start w:val="1"/>
+      <w:numFmt w:val="decimal"/>
+      <w:lvlText w:val="%4."/>
+      <w:lvlJc w:val="left"/>
+      <w:pPr>
+        <w:tabs>
+          <w:tab w:val="num" w:pos="1800"/>
+        </w:tabs>
+        <w:ind w:left="1800" w:hanging="360"/>
+      </w:pPr>
+    </w:lvl>
+    <w:lvl w:ilvl="4">
+      <w:start w:val="1"/>
+      <w:numFmt w:val="decimal"/>
+      <w:lvlText w:val="%5."/>
+      <w:lvlJc w:val="left"/>
+      <w:pPr>
+        <w:tabs>
+          <w:tab w:val="num" w:pos="2160"/>
+        </w:tabs>
+        <w:ind w:left="2160" w:hanging="360"/>
+      </w:pPr>
+    </w:lvl>
+    <w:lvl w:ilvl="5">
+      <w:start w:val="1"/>
+      <w:numFmt w:val="decimal"/>
+      <w:lvlText w:val="%6."/>
+      <w:lvlJc w:val="left"/>
+      <w:pPr>
+        <w:tabs>
+          <w:tab w:val="num" w:pos="2520"/>
+        </w:tabs>
+        <w:ind w:left="2520" w:hanging="360"/>
+      </w:pPr>
+    </w:lvl>
+    <w:lvl w:ilvl="6">
+      <w:start w:val="1"/>
+      <w:numFmt w:val="decimal"/>
+      <w:lvlText w:val="%7."/>
+      <w:lvlJc w:val="left"/>
+      <w:pPr>
+        <w:tabs>
+          <w:tab w:val="num" w:pos="2880"/>
+        </w:tabs>
+        <w:ind w:left="2880" w:hanging="360"/>
+      </w:pPr>
+    </w:lvl>
+    <w:lvl w:ilvl="7">
+      <w:start w:val="1"/>
+      <w:numFmt w:val="decimal"/>
+      <w:lvlText w:val="%8."/>
+      <w:lvlJc w:val="left"/>
+      <w:pPr>
+        <w:tabs>
+          <w:tab w:val="num" w:pos="3240"/>
+        </w:tabs>
+        <w:ind w:left="3240" w:hanging="360"/>
+      </w:pPr>
+    </w:lvl>
+    <w:lvl w:ilvl="8">
+      <w:start w:val="1"/>
+      <w:numFmt w:val="decimal"/>
+      <w:lvlText w:val="%9."/>
+      <w:lvlJc w:val="left"/>
+      <w:pPr>
+        <w:tabs>
+          <w:tab w:val="num" w:pos="3600"/>
+        </w:tabs>
+        <w:ind w:left="3600" w:hanging="360"/>
+      </w:pPr>
+    </w:lvl>
+  </w:abstractNum>
+  <w:abstractNum w:abstractNumId="20">
+    <w:lvl w:ilvl="0">
+      <w:start w:val="1"/>
+      <w:numFmt w:val="decimal"/>
+      <w:lvlText w:val="%1."/>
+      <w:lvlJc w:val="left"/>
+      <w:pPr>
+        <w:tabs>
+          <w:tab w:val="num" w:pos="720"/>
+        </w:tabs>
+        <w:ind w:left="720" w:hanging="360"/>
+      </w:pPr>
+      <w:rPr>
+        <w:b/>
+        <w:i w:val="false"/>
+        <w:sz w:val="20"/>
+        <w:szCs w:val="20"/>
+        <w:lang w:val="ro-RO"/>
+      </w:rPr>
+    </w:lvl>
+    <w:lvl w:ilvl="1">
+      <w:start w:val="1"/>
+      <w:numFmt w:val="decimal"/>
+      <w:lvlText w:val="%2."/>
+      <w:lvlJc w:val="left"/>
+      <w:pPr>
+        <w:tabs>
+          <w:tab w:val="num" w:pos="1080"/>
+        </w:tabs>
+        <w:ind w:left="1080" w:hanging="360"/>
+      </w:pPr>
+    </w:lvl>
+    <w:lvl w:ilvl="2">
+      <w:start w:val="1"/>
+      <w:numFmt w:val="decimal"/>
+      <w:lvlText w:val="%3."/>
+      <w:lvlJc w:val="left"/>
+      <w:pPr>
+        <w:tabs>
+          <w:tab w:val="num" w:pos="1440"/>
+        </w:tabs>
+        <w:ind w:left="1440" w:hanging="360"/>
+      </w:pPr>
+    </w:lvl>
+    <w:lvl w:ilvl="3">
+      <w:start w:val="1"/>
+      <w:numFmt w:val="decimal"/>
+      <w:lvlText w:val="%4."/>
+      <w:lvlJc w:val="left"/>
+      <w:pPr>
+        <w:tabs>
+          <w:tab w:val="num" w:pos="1800"/>
+        </w:tabs>
+        <w:ind w:left="1800" w:hanging="360"/>
+      </w:pPr>
+    </w:lvl>
+    <w:lvl w:ilvl="4">
+      <w:start w:val="1"/>
+      <w:numFmt w:val="decimal"/>
+      <w:lvlText w:val="%5."/>
+      <w:lvlJc w:val="left"/>
+      <w:pPr>
+        <w:tabs>
+          <w:tab w:val="num" w:pos="2160"/>
+        </w:tabs>
+        <w:ind w:left="2160" w:hanging="360"/>
+      </w:pPr>
+    </w:lvl>
+    <w:lvl w:ilvl="5">
+      <w:start w:val="1"/>
+      <w:numFmt w:val="decimal"/>
+      <w:lvlText w:val="%6."/>
+      <w:lvlJc w:val="left"/>
+      <w:pPr>
+        <w:tabs>
+          <w:tab w:val="num" w:pos="2520"/>
+        </w:tabs>
+        <w:ind w:left="2520" w:hanging="360"/>
+      </w:pPr>
+    </w:lvl>
+    <w:lvl w:ilvl="6">
+      <w:start w:val="1"/>
+      <w:numFmt w:val="decimal"/>
+      <w:lvlText w:val="%7."/>
+      <w:lvlJc w:val="left"/>
+      <w:pPr>
+        <w:tabs>
+          <w:tab w:val="num" w:pos="2880"/>
+        </w:tabs>
+        <w:ind w:left="2880" w:hanging="360"/>
+      </w:pPr>
+    </w:lvl>
+    <w:lvl w:ilvl="7">
+      <w:start w:val="1"/>
+      <w:numFmt w:val="decimal"/>
+      <w:lvlText w:val="%8."/>
+      <w:lvlJc w:val="left"/>
+      <w:pPr>
+        <w:tabs>
+          <w:tab w:val="num" w:pos="3240"/>
+        </w:tabs>
+        <w:ind w:left="3240" w:hanging="360"/>
+      </w:pPr>
+    </w:lvl>
+    <w:lvl w:ilvl="8">
+      <w:start w:val="1"/>
+      <w:numFmt w:val="decimal"/>
+      <w:lvlText w:val="%9."/>
+      <w:lvlJc w:val="left"/>
+      <w:pPr>
+        <w:tabs>
+          <w:tab w:val="num" w:pos="3600"/>
+        </w:tabs>
+        <w:ind w:left="3600" w:hanging="360"/>
+      </w:pPr>
+    </w:lvl>
+  </w:abstractNum>
+  <w:abstractNum w:abstractNumId="21">
+    <w:lvl w:ilvl="0">
+      <w:start w:val="1"/>
+      <w:numFmt w:val="decimal"/>
+      <w:lvlText w:val="Art. %1."/>
+      <w:lvlJc w:val="left"/>
+      <w:pPr>
+        <w:tabs>
+          <w:tab w:val="num" w:pos="1320"/>
+        </w:tabs>
+        <w:ind w:left="240" w:hanging="0"/>
       </w:pPr>
       <w:rPr>
         <w:rFonts w:ascii="Arial" w:hAnsi="Arial" w:cs="Arial"/>
@@ -33708,2136 +35838,6 @@
     <w:lvl w:ilvl="1">
       <w:start w:val="1"/>
       <w:numFmt w:val="decimal"/>
-      <w:lvlText w:val="%2."/>
-      <w:lvlJc w:val="left"/>
-      <w:pPr>
-        <w:tabs>
-          <w:tab w:val="num" w:pos="1080"/>
-        </w:tabs>
-        <w:ind w:left="1080" w:hanging="360"/>
-      </w:pPr>
-    </w:lvl>
-    <w:lvl w:ilvl="2">
-      <w:start w:val="1"/>
-      <w:numFmt w:val="decimal"/>
-      <w:lvlText w:val="%3."/>
-      <w:lvlJc w:val="left"/>
-      <w:pPr>
-        <w:tabs>
-          <w:tab w:val="num" w:pos="1440"/>
-        </w:tabs>
-        <w:ind w:left="1440" w:hanging="360"/>
-      </w:pPr>
-    </w:lvl>
-    <w:lvl w:ilvl="3">
-      <w:start w:val="1"/>
-      <w:numFmt w:val="decimal"/>
-      <w:lvlText w:val="%4."/>
-      <w:lvlJc w:val="left"/>
-      <w:pPr>
-        <w:tabs>
-          <w:tab w:val="num" w:pos="1800"/>
-        </w:tabs>
-        <w:ind w:left="1800" w:hanging="360"/>
-      </w:pPr>
-    </w:lvl>
-    <w:lvl w:ilvl="4">
-      <w:start w:val="1"/>
-      <w:numFmt w:val="decimal"/>
-      <w:lvlText w:val="%5."/>
-      <w:lvlJc w:val="left"/>
-      <w:pPr>
-        <w:tabs>
-          <w:tab w:val="num" w:pos="2160"/>
-        </w:tabs>
-        <w:ind w:left="2160" w:hanging="360"/>
-      </w:pPr>
-    </w:lvl>
-    <w:lvl w:ilvl="5">
-      <w:start w:val="1"/>
-      <w:numFmt w:val="decimal"/>
-      <w:lvlText w:val="%6."/>
-      <w:lvlJc w:val="left"/>
-      <w:pPr>
-        <w:tabs>
-          <w:tab w:val="num" w:pos="2520"/>
-        </w:tabs>
-        <w:ind w:left="2520" w:hanging="360"/>
-      </w:pPr>
-    </w:lvl>
-    <w:lvl w:ilvl="6">
-      <w:start w:val="1"/>
-      <w:numFmt w:val="decimal"/>
-      <w:lvlText w:val="%7."/>
-      <w:lvlJc w:val="left"/>
-      <w:pPr>
-        <w:tabs>
-          <w:tab w:val="num" w:pos="2880"/>
-        </w:tabs>
-        <w:ind w:left="2880" w:hanging="360"/>
-      </w:pPr>
-    </w:lvl>
-    <w:lvl w:ilvl="7">
-      <w:start w:val="1"/>
-      <w:numFmt w:val="decimal"/>
-      <w:lvlText w:val="%8."/>
-      <w:lvlJc w:val="left"/>
-      <w:pPr>
-        <w:tabs>
-          <w:tab w:val="num" w:pos="3240"/>
-        </w:tabs>
-        <w:ind w:left="3240" w:hanging="360"/>
-      </w:pPr>
-    </w:lvl>
-    <w:lvl w:ilvl="8">
-      <w:start w:val="1"/>
-      <w:numFmt w:val="decimal"/>
-      <w:lvlText w:val="%9."/>
-      <w:lvlJc w:val="left"/>
-      <w:pPr>
-        <w:tabs>
-          <w:tab w:val="num" w:pos="3600"/>
-        </w:tabs>
-        <w:ind w:left="3600" w:hanging="360"/>
-      </w:pPr>
-    </w:lvl>
-  </w:abstractNum>
-  <w:abstractNum w:abstractNumId="4">
-    <w:lvl w:ilvl="0">
-      <w:start w:val="1"/>
-      <w:numFmt w:val="decimal"/>
-      <w:lvlText w:val="%1."/>
-      <w:lvlJc w:val="left"/>
-      <w:pPr>
-        <w:tabs>
-          <w:tab w:val="num" w:pos="360"/>
-        </w:tabs>
-        <w:ind w:left="360" w:hanging="360"/>
-      </w:pPr>
-      <w:rPr>
-        <w:b/>
-      </w:rPr>
-    </w:lvl>
-    <w:lvl w:ilvl="1">
-      <w:start w:val="1"/>
-      <w:numFmt w:val="decimal"/>
-      <w:lvlText w:val="%2."/>
-      <w:lvlJc w:val="left"/>
-      <w:pPr>
-        <w:tabs>
-          <w:tab w:val="num" w:pos="1080"/>
-        </w:tabs>
-        <w:ind w:left="1080" w:hanging="360"/>
-      </w:pPr>
-    </w:lvl>
-    <w:lvl w:ilvl="2">
-      <w:start w:val="1"/>
-      <w:numFmt w:val="decimal"/>
-      <w:lvlText w:val="%3."/>
-      <w:lvlJc w:val="left"/>
-      <w:pPr>
-        <w:tabs>
-          <w:tab w:val="num" w:pos="1440"/>
-        </w:tabs>
-        <w:ind w:left="1440" w:hanging="360"/>
-      </w:pPr>
-    </w:lvl>
-    <w:lvl w:ilvl="3">
-      <w:start w:val="1"/>
-      <w:numFmt w:val="decimal"/>
-      <w:lvlText w:val="%4."/>
-      <w:lvlJc w:val="left"/>
-      <w:pPr>
-        <w:tabs>
-          <w:tab w:val="num" w:pos="1800"/>
-        </w:tabs>
-        <w:ind w:left="1800" w:hanging="360"/>
-      </w:pPr>
-    </w:lvl>
-    <w:lvl w:ilvl="4">
-      <w:start w:val="1"/>
-      <w:numFmt w:val="decimal"/>
-      <w:lvlText w:val="%5."/>
-      <w:lvlJc w:val="left"/>
-      <w:pPr>
-        <w:tabs>
-          <w:tab w:val="num" w:pos="2160"/>
-        </w:tabs>
-        <w:ind w:left="2160" w:hanging="360"/>
-      </w:pPr>
-    </w:lvl>
-    <w:lvl w:ilvl="5">
-      <w:start w:val="1"/>
-      <w:numFmt w:val="decimal"/>
-      <w:lvlText w:val="%6."/>
-      <w:lvlJc w:val="left"/>
-      <w:pPr>
-        <w:tabs>
-          <w:tab w:val="num" w:pos="2520"/>
-        </w:tabs>
-        <w:ind w:left="2520" w:hanging="360"/>
-      </w:pPr>
-    </w:lvl>
-    <w:lvl w:ilvl="6">
-      <w:start w:val="1"/>
-      <w:numFmt w:val="decimal"/>
-      <w:lvlText w:val="%7."/>
-      <w:lvlJc w:val="left"/>
-      <w:pPr>
-        <w:tabs>
-          <w:tab w:val="num" w:pos="2880"/>
-        </w:tabs>
-        <w:ind w:left="2880" w:hanging="360"/>
-      </w:pPr>
-    </w:lvl>
-    <w:lvl w:ilvl="7">
-      <w:start w:val="1"/>
-      <w:numFmt w:val="decimal"/>
-      <w:lvlText w:val="%8."/>
-      <w:lvlJc w:val="left"/>
-      <w:pPr>
-        <w:tabs>
-          <w:tab w:val="num" w:pos="3240"/>
-        </w:tabs>
-        <w:ind w:left="3240" w:hanging="360"/>
-      </w:pPr>
-    </w:lvl>
-    <w:lvl w:ilvl="8">
-      <w:start w:val="1"/>
-      <w:numFmt w:val="decimal"/>
-      <w:lvlText w:val="%9."/>
-      <w:lvlJc w:val="left"/>
-      <w:pPr>
-        <w:tabs>
-          <w:tab w:val="num" w:pos="3600"/>
-        </w:tabs>
-        <w:ind w:left="3600" w:hanging="360"/>
-      </w:pPr>
-    </w:lvl>
-  </w:abstractNum>
-  <w:abstractNum w:abstractNumId="5">
-    <w:lvl w:ilvl="0">
-      <w:start w:val="1"/>
-      <w:numFmt w:val="lowerLetter"/>
-      <w:lvlText w:val="%1)"/>
-      <w:lvlJc w:val="left"/>
-      <w:pPr>
-        <w:tabs>
-          <w:tab w:val="num" w:pos="720"/>
-        </w:tabs>
-        <w:ind w:left="720" w:hanging="360"/>
-      </w:pPr>
-      <w:rPr>
-        <w:b/>
-      </w:rPr>
-    </w:lvl>
-    <w:lvl w:ilvl="1">
-      <w:start w:val="1"/>
-      <w:numFmt w:val="decimal"/>
-      <w:lvlText w:val="%2."/>
-      <w:lvlJc w:val="left"/>
-      <w:pPr>
-        <w:tabs>
-          <w:tab w:val="num" w:pos="1080"/>
-        </w:tabs>
-        <w:ind w:left="1080" w:hanging="360"/>
-      </w:pPr>
-    </w:lvl>
-    <w:lvl w:ilvl="2">
-      <w:start w:val="1"/>
-      <w:numFmt w:val="decimal"/>
-      <w:lvlText w:val="%3."/>
-      <w:lvlJc w:val="left"/>
-      <w:pPr>
-        <w:tabs>
-          <w:tab w:val="num" w:pos="1440"/>
-        </w:tabs>
-        <w:ind w:left="1440" w:hanging="360"/>
-      </w:pPr>
-    </w:lvl>
-    <w:lvl w:ilvl="3">
-      <w:start w:val="1"/>
-      <w:numFmt w:val="decimal"/>
-      <w:lvlText w:val="%4."/>
-      <w:lvlJc w:val="left"/>
-      <w:pPr>
-        <w:tabs>
-          <w:tab w:val="num" w:pos="1800"/>
-        </w:tabs>
-        <w:ind w:left="1800" w:hanging="360"/>
-      </w:pPr>
-    </w:lvl>
-    <w:lvl w:ilvl="4">
-      <w:start w:val="1"/>
-      <w:numFmt w:val="decimal"/>
-      <w:lvlText w:val="%5."/>
-      <w:lvlJc w:val="left"/>
-      <w:pPr>
-        <w:tabs>
-          <w:tab w:val="num" w:pos="2160"/>
-        </w:tabs>
-        <w:ind w:left="2160" w:hanging="360"/>
-      </w:pPr>
-    </w:lvl>
-    <w:lvl w:ilvl="5">
-      <w:start w:val="1"/>
-      <w:numFmt w:val="decimal"/>
-      <w:lvlText w:val="%6."/>
-      <w:lvlJc w:val="left"/>
-      <w:pPr>
-        <w:tabs>
-          <w:tab w:val="num" w:pos="2520"/>
-        </w:tabs>
-        <w:ind w:left="2520" w:hanging="360"/>
-      </w:pPr>
-    </w:lvl>
-    <w:lvl w:ilvl="6">
-      <w:start w:val="1"/>
-      <w:numFmt w:val="decimal"/>
-      <w:lvlText w:val="%7."/>
-      <w:lvlJc w:val="left"/>
-      <w:pPr>
-        <w:tabs>
-          <w:tab w:val="num" w:pos="2880"/>
-        </w:tabs>
-        <w:ind w:left="2880" w:hanging="360"/>
-      </w:pPr>
-    </w:lvl>
-    <w:lvl w:ilvl="7">
-      <w:start w:val="1"/>
-      <w:numFmt w:val="decimal"/>
-      <w:lvlText w:val="%8."/>
-      <w:lvlJc w:val="left"/>
-      <w:pPr>
-        <w:tabs>
-          <w:tab w:val="num" w:pos="3240"/>
-        </w:tabs>
-        <w:ind w:left="3240" w:hanging="360"/>
-      </w:pPr>
-    </w:lvl>
-    <w:lvl w:ilvl="8">
-      <w:start w:val="1"/>
-      <w:numFmt w:val="decimal"/>
-      <w:lvlText w:val="%9."/>
-      <w:lvlJc w:val="left"/>
-      <w:pPr>
-        <w:tabs>
-          <w:tab w:val="num" w:pos="3600"/>
-        </w:tabs>
-        <w:ind w:left="3600" w:hanging="360"/>
-      </w:pPr>
-    </w:lvl>
-  </w:abstractNum>
-  <w:abstractNum w:abstractNumId="6">
-    <w:lvl w:ilvl="0">
-      <w:start w:val="1"/>
-      <w:numFmt w:val="lowerLetter"/>
-      <w:lvlText w:val="%1)"/>
-      <w:lvlJc w:val="left"/>
-      <w:pPr>
-        <w:tabs>
-          <w:tab w:val="num" w:pos="720"/>
-        </w:tabs>
-        <w:ind w:left="720" w:hanging="360"/>
-      </w:pPr>
-      <w:rPr>
-        <w:b/>
-      </w:rPr>
-    </w:lvl>
-    <w:lvl w:ilvl="1">
-      <w:start w:val="1"/>
-      <w:numFmt w:val="decimal"/>
-      <w:lvlText w:val="%2."/>
-      <w:lvlJc w:val="left"/>
-      <w:pPr>
-        <w:tabs>
-          <w:tab w:val="num" w:pos="1080"/>
-        </w:tabs>
-        <w:ind w:left="1080" w:hanging="360"/>
-      </w:pPr>
-    </w:lvl>
-    <w:lvl w:ilvl="2">
-      <w:start w:val="1"/>
-      <w:numFmt w:val="decimal"/>
-      <w:lvlText w:val="%3."/>
-      <w:lvlJc w:val="left"/>
-      <w:pPr>
-        <w:tabs>
-          <w:tab w:val="num" w:pos="1440"/>
-        </w:tabs>
-        <w:ind w:left="1440" w:hanging="360"/>
-      </w:pPr>
-    </w:lvl>
-    <w:lvl w:ilvl="3">
-      <w:start w:val="1"/>
-      <w:numFmt w:val="decimal"/>
-      <w:lvlText w:val="%4."/>
-      <w:lvlJc w:val="left"/>
-      <w:pPr>
-        <w:tabs>
-          <w:tab w:val="num" w:pos="1800"/>
-        </w:tabs>
-        <w:ind w:left="1800" w:hanging="360"/>
-      </w:pPr>
-    </w:lvl>
-    <w:lvl w:ilvl="4">
-      <w:start w:val="1"/>
-      <w:numFmt w:val="decimal"/>
-      <w:lvlText w:val="%5."/>
-      <w:lvlJc w:val="left"/>
-      <w:pPr>
-        <w:tabs>
-          <w:tab w:val="num" w:pos="2160"/>
-        </w:tabs>
-        <w:ind w:left="2160" w:hanging="360"/>
-      </w:pPr>
-    </w:lvl>
-    <w:lvl w:ilvl="5">
-      <w:start w:val="1"/>
-      <w:numFmt w:val="decimal"/>
-      <w:lvlText w:val="%6."/>
-      <w:lvlJc w:val="left"/>
-      <w:pPr>
-        <w:tabs>
-          <w:tab w:val="num" w:pos="2520"/>
-        </w:tabs>
-        <w:ind w:left="2520" w:hanging="360"/>
-      </w:pPr>
-    </w:lvl>
-    <w:lvl w:ilvl="6">
-      <w:start w:val="1"/>
-      <w:numFmt w:val="decimal"/>
-      <w:lvlText w:val="%7."/>
-      <w:lvlJc w:val="left"/>
-      <w:pPr>
-        <w:tabs>
-          <w:tab w:val="num" w:pos="2880"/>
-        </w:tabs>
-        <w:ind w:left="2880" w:hanging="360"/>
-      </w:pPr>
-    </w:lvl>
-    <w:lvl w:ilvl="7">
-      <w:start w:val="1"/>
-      <w:numFmt w:val="decimal"/>
-      <w:lvlText w:val="%8."/>
-      <w:lvlJc w:val="left"/>
-      <w:pPr>
-        <w:tabs>
-          <w:tab w:val="num" w:pos="3240"/>
-        </w:tabs>
-        <w:ind w:left="3240" w:hanging="360"/>
-      </w:pPr>
-    </w:lvl>
-    <w:lvl w:ilvl="8">
-      <w:start w:val="1"/>
-      <w:numFmt w:val="decimal"/>
-      <w:lvlText w:val="%9."/>
-      <w:lvlJc w:val="left"/>
-      <w:pPr>
-        <w:tabs>
-          <w:tab w:val="num" w:pos="3600"/>
-        </w:tabs>
-        <w:ind w:left="3600" w:hanging="360"/>
-      </w:pPr>
-    </w:lvl>
-  </w:abstractNum>
-  <w:abstractNum w:abstractNumId="7">
-    <w:lvl w:ilvl="0">
-      <w:start w:val="1"/>
-      <w:numFmt w:val="decimal"/>
-      <w:lvlText w:val="%1."/>
-      <w:lvlJc w:val="left"/>
-      <w:pPr>
-        <w:tabs>
-          <w:tab w:val="num" w:pos="720"/>
-        </w:tabs>
-        <w:ind w:left="720" w:hanging="360"/>
-      </w:pPr>
-      <w:rPr>
-        <w:b/>
-        <w:i w:val="false"/>
-        <w:sz w:val="18"/>
-        <w:szCs w:val="18"/>
-      </w:rPr>
-    </w:lvl>
-    <w:lvl w:ilvl="1">
-      <w:start w:val="1"/>
-      <w:numFmt w:val="lowerLetter"/>
-      <w:lvlText w:val="%2."/>
-      <w:lvlJc w:val="left"/>
-      <w:pPr>
-        <w:tabs>
-          <w:tab w:val="num" w:pos="1440"/>
-        </w:tabs>
-        <w:ind w:left="1440" w:hanging="360"/>
-      </w:pPr>
-      <w:rPr/>
-    </w:lvl>
-    <w:lvl w:ilvl="2">
-      <w:start w:val="1"/>
-      <w:numFmt w:val="lowerRoman"/>
-      <w:lvlText w:val="%3."/>
-      <w:lvlJc w:val="right"/>
-      <w:pPr>
-        <w:tabs>
-          <w:tab w:val="num" w:pos="2160"/>
-        </w:tabs>
-        <w:ind w:left="2160" w:hanging="180"/>
-      </w:pPr>
-      <w:rPr/>
-    </w:lvl>
-    <w:lvl w:ilvl="3">
-      <w:start w:val="1"/>
-      <w:numFmt w:val="lowerLetter"/>
-      <w:lvlText w:val="%4)"/>
-      <w:lvlJc w:val="left"/>
-      <w:pPr>
-        <w:tabs>
-          <w:tab w:val="num" w:pos="720"/>
-        </w:tabs>
-        <w:ind w:left="720" w:hanging="360"/>
-      </w:pPr>
-      <w:rPr>
-        <w:b/>
-      </w:rPr>
-    </w:lvl>
-    <w:lvl w:ilvl="4">
-      <w:start w:val="1"/>
-      <w:numFmt w:val="lowerLetter"/>
-      <w:lvlText w:val="%5."/>
-      <w:lvlJc w:val="left"/>
-      <w:pPr>
-        <w:tabs>
-          <w:tab w:val="num" w:pos="3600"/>
-        </w:tabs>
-        <w:ind w:left="3600" w:hanging="360"/>
-      </w:pPr>
-      <w:rPr/>
-    </w:lvl>
-    <w:lvl w:ilvl="5">
-      <w:start w:val="1"/>
-      <w:numFmt w:val="lowerRoman"/>
-      <w:lvlText w:val="%6."/>
-      <w:lvlJc w:val="right"/>
-      <w:pPr>
-        <w:tabs>
-          <w:tab w:val="num" w:pos="4320"/>
-        </w:tabs>
-        <w:ind w:left="4320" w:hanging="180"/>
-      </w:pPr>
-      <w:rPr/>
-    </w:lvl>
-    <w:lvl w:ilvl="6">
-      <w:start w:val="1"/>
-      <w:numFmt w:val="decimal"/>
-      <w:lvlText w:val="%7."/>
-      <w:lvlJc w:val="left"/>
-      <w:pPr>
-        <w:tabs>
-          <w:tab w:val="num" w:pos="5040"/>
-        </w:tabs>
-        <w:ind w:left="5040" w:hanging="360"/>
-      </w:pPr>
-      <w:rPr/>
-    </w:lvl>
-    <w:lvl w:ilvl="7">
-      <w:start w:val="1"/>
-      <w:numFmt w:val="lowerLetter"/>
-      <w:lvlText w:val="%8."/>
-      <w:lvlJc w:val="left"/>
-      <w:pPr>
-        <w:tabs>
-          <w:tab w:val="num" w:pos="5760"/>
-        </w:tabs>
-        <w:ind w:left="5760" w:hanging="360"/>
-      </w:pPr>
-      <w:rPr/>
-    </w:lvl>
-    <w:lvl w:ilvl="8">
-      <w:start w:val="1"/>
-      <w:numFmt w:val="lowerRoman"/>
-      <w:lvlText w:val="%9."/>
-      <w:lvlJc w:val="right"/>
-      <w:pPr>
-        <w:tabs>
-          <w:tab w:val="num" w:pos="6480"/>
-        </w:tabs>
-        <w:ind w:left="6480" w:hanging="180"/>
-      </w:pPr>
-      <w:rPr/>
-    </w:lvl>
-  </w:abstractNum>
-  <w:abstractNum w:abstractNumId="8">
-    <w:lvl w:ilvl="0">
-      <w:start w:val="1"/>
-      <w:numFmt w:val="lowerLetter"/>
-      <w:lvlText w:val="%1)"/>
-      <w:lvlJc w:val="left"/>
-      <w:pPr>
-        <w:tabs>
-          <w:tab w:val="num" w:pos="720"/>
-        </w:tabs>
-        <w:ind w:left="720" w:hanging="360"/>
-      </w:pPr>
-      <w:rPr>
-        <w:rFonts w:ascii="Arial" w:hAnsi="Arial" w:cs="Arial"/>
-        <w:b/>
-        <w:i w:val="false"/>
-        <w:sz w:val="18"/>
-        <w:szCs w:val="18"/>
-        <w:lang w:val="it-IT"/>
-      </w:rPr>
-    </w:lvl>
-    <w:lvl w:ilvl="1">
-      <w:start w:val="1"/>
-      <w:numFmt w:val="decimal"/>
-      <w:lvlText w:val="%2."/>
-      <w:lvlJc w:val="left"/>
-      <w:pPr>
-        <w:tabs>
-          <w:tab w:val="num" w:pos="1080"/>
-        </w:tabs>
-        <w:ind w:left="1080" w:hanging="360"/>
-      </w:pPr>
-    </w:lvl>
-    <w:lvl w:ilvl="2">
-      <w:start w:val="1"/>
-      <w:numFmt w:val="decimal"/>
-      <w:lvlText w:val="%3."/>
-      <w:lvlJc w:val="left"/>
-      <w:pPr>
-        <w:tabs>
-          <w:tab w:val="num" w:pos="1440"/>
-        </w:tabs>
-        <w:ind w:left="1440" w:hanging="360"/>
-      </w:pPr>
-    </w:lvl>
-    <w:lvl w:ilvl="3">
-      <w:start w:val="1"/>
-      <w:numFmt w:val="decimal"/>
-      <w:lvlText w:val="%4."/>
-      <w:lvlJc w:val="left"/>
-      <w:pPr>
-        <w:tabs>
-          <w:tab w:val="num" w:pos="1800"/>
-        </w:tabs>
-        <w:ind w:left="1800" w:hanging="360"/>
-      </w:pPr>
-    </w:lvl>
-    <w:lvl w:ilvl="4">
-      <w:start w:val="1"/>
-      <w:numFmt w:val="decimal"/>
-      <w:lvlText w:val="%5."/>
-      <w:lvlJc w:val="left"/>
-      <w:pPr>
-        <w:tabs>
-          <w:tab w:val="num" w:pos="2160"/>
-        </w:tabs>
-        <w:ind w:left="2160" w:hanging="360"/>
-      </w:pPr>
-    </w:lvl>
-    <w:lvl w:ilvl="5">
-      <w:start w:val="1"/>
-      <w:numFmt w:val="decimal"/>
-      <w:lvlText w:val="%6."/>
-      <w:lvlJc w:val="left"/>
-      <w:pPr>
-        <w:tabs>
-          <w:tab w:val="num" w:pos="2520"/>
-        </w:tabs>
-        <w:ind w:left="2520" w:hanging="360"/>
-      </w:pPr>
-    </w:lvl>
-    <w:lvl w:ilvl="6">
-      <w:start w:val="1"/>
-      <w:numFmt w:val="decimal"/>
-      <w:lvlText w:val="%7."/>
-      <w:lvlJc w:val="left"/>
-      <w:pPr>
-        <w:tabs>
-          <w:tab w:val="num" w:pos="2880"/>
-        </w:tabs>
-        <w:ind w:left="2880" w:hanging="360"/>
-      </w:pPr>
-    </w:lvl>
-    <w:lvl w:ilvl="7">
-      <w:start w:val="1"/>
-      <w:numFmt w:val="decimal"/>
-      <w:lvlText w:val="%8."/>
-      <w:lvlJc w:val="left"/>
-      <w:pPr>
-        <w:tabs>
-          <w:tab w:val="num" w:pos="3240"/>
-        </w:tabs>
-        <w:ind w:left="3240" w:hanging="360"/>
-      </w:pPr>
-    </w:lvl>
-    <w:lvl w:ilvl="8">
-      <w:start w:val="1"/>
-      <w:numFmt w:val="decimal"/>
-      <w:lvlText w:val="%9."/>
-      <w:lvlJc w:val="left"/>
-      <w:pPr>
-        <w:tabs>
-          <w:tab w:val="num" w:pos="3600"/>
-        </w:tabs>
-        <w:ind w:left="3600" w:hanging="360"/>
-      </w:pPr>
-    </w:lvl>
-  </w:abstractNum>
-  <w:abstractNum w:abstractNumId="9">
-    <w:lvl w:ilvl="0">
-      <w:start w:val="1"/>
-      <w:numFmt w:val="decimal"/>
-      <w:lvlText w:val="Art. %1."/>
-      <w:lvlJc w:val="left"/>
-      <w:pPr>
-        <w:tabs>
-          <w:tab w:val="num" w:pos="1080"/>
-        </w:tabs>
-        <w:ind w:left="0" w:hanging="0"/>
-      </w:pPr>
-      <w:rPr>
-        <w:rFonts w:ascii="Arial" w:hAnsi="Arial" w:cs="Arial"/>
-        <w:b/>
-        <w:i w:val="false"/>
-        <w:sz w:val="18"/>
-        <w:szCs w:val="18"/>
-      </w:rPr>
-    </w:lvl>
-    <w:lvl w:ilvl="1">
-      <w:start w:val="1"/>
-      <w:numFmt w:val="decimal"/>
-      <w:lvlText w:val="%2."/>
-      <w:lvlJc w:val="left"/>
-      <w:pPr>
-        <w:tabs>
-          <w:tab w:val="num" w:pos="720"/>
-        </w:tabs>
-        <w:ind w:left="720" w:hanging="360"/>
-      </w:pPr>
-      <w:rPr>
-        <w:b/>
-        <w:i w:val="false"/>
-        <w:sz w:val="18"/>
-        <w:szCs w:val="18"/>
-      </w:rPr>
-    </w:lvl>
-    <w:lvl w:ilvl="2">
-      <w:start w:val="1"/>
-      <w:numFmt w:val="lowerLetter"/>
-      <w:lvlText w:val="%3)"/>
-      <w:lvlJc w:val="left"/>
-      <w:pPr>
-        <w:tabs>
-          <w:tab w:val="num" w:pos="720"/>
-        </w:tabs>
-        <w:ind w:left="720" w:hanging="360"/>
-      </w:pPr>
-      <w:rPr>
-        <w:b/>
-        <w:i w:val="false"/>
-        <w:sz w:val="18"/>
-        <w:szCs w:val="18"/>
-      </w:rPr>
-    </w:lvl>
-    <w:lvl w:ilvl="3">
-      <w:start w:val="1"/>
-      <w:numFmt w:val="lowerLetter"/>
-      <w:lvlText w:val="%4)"/>
-      <w:lvlJc w:val="left"/>
-      <w:pPr>
-        <w:tabs>
-          <w:tab w:val="num" w:pos="720"/>
-        </w:tabs>
-        <w:ind w:left="720" w:hanging="360"/>
-      </w:pPr>
-      <w:rPr>
-        <w:b/>
-        <w:i w:val="false"/>
-        <w:sz w:val="18"/>
-        <w:szCs w:val="18"/>
-      </w:rPr>
-    </w:lvl>
-    <w:lvl w:ilvl="4">
-      <w:start w:val="1"/>
-      <w:numFmt w:val="lowerLetter"/>
-      <w:lvlText w:val="%5."/>
-      <w:lvlJc w:val="left"/>
-      <w:pPr>
-        <w:tabs>
-          <w:tab w:val="num" w:pos="3528"/>
-        </w:tabs>
-        <w:ind w:left="3528" w:hanging="360"/>
-      </w:pPr>
-      <w:rPr/>
-    </w:lvl>
-    <w:lvl w:ilvl="5">
-      <w:start w:val="1"/>
-      <w:numFmt w:val="lowerRoman"/>
-      <w:lvlText w:val="%6."/>
-      <w:lvlJc w:val="right"/>
-      <w:pPr>
-        <w:tabs>
-          <w:tab w:val="num" w:pos="4248"/>
-        </w:tabs>
-        <w:ind w:left="4248" w:hanging="180"/>
-      </w:pPr>
-      <w:rPr/>
-    </w:lvl>
-    <w:lvl w:ilvl="6">
-      <w:start w:val="1"/>
-      <w:numFmt w:val="decimal"/>
-      <w:lvlText w:val="%7."/>
-      <w:lvlJc w:val="left"/>
-      <w:pPr>
-        <w:tabs>
-          <w:tab w:val="num" w:pos="4968"/>
-        </w:tabs>
-        <w:ind w:left="4968" w:hanging="360"/>
-      </w:pPr>
-      <w:rPr/>
-    </w:lvl>
-    <w:lvl w:ilvl="7">
-      <w:start w:val="1"/>
-      <w:numFmt w:val="lowerLetter"/>
-      <w:lvlText w:val="%8."/>
-      <w:lvlJc w:val="left"/>
-      <w:pPr>
-        <w:tabs>
-          <w:tab w:val="num" w:pos="5688"/>
-        </w:tabs>
-        <w:ind w:left="5688" w:hanging="360"/>
-      </w:pPr>
-      <w:rPr/>
-    </w:lvl>
-    <w:lvl w:ilvl="8">
-      <w:start w:val="1"/>
-      <w:numFmt w:val="lowerRoman"/>
-      <w:lvlText w:val="%9."/>
-      <w:lvlJc w:val="right"/>
-      <w:pPr>
-        <w:tabs>
-          <w:tab w:val="num" w:pos="6408"/>
-        </w:tabs>
-        <w:ind w:left="6408" w:hanging="180"/>
-      </w:pPr>
-      <w:rPr/>
-    </w:lvl>
-  </w:abstractNum>
-  <w:abstractNum w:abstractNumId="10">
-    <w:lvl w:ilvl="0">
-      <w:start w:val="1"/>
-      <w:numFmt w:val="lowerLetter"/>
-      <w:lvlText w:val="%1)"/>
-      <w:lvlJc w:val="left"/>
-      <w:pPr>
-        <w:tabs>
-          <w:tab w:val="num" w:pos="720"/>
-        </w:tabs>
-        <w:ind w:left="720" w:hanging="360"/>
-      </w:pPr>
-      <w:rPr>
-        <w:b/>
-      </w:rPr>
-    </w:lvl>
-    <w:lvl w:ilvl="1">
-      <w:start w:val="1"/>
-      <w:numFmt w:val="bullet"/>
-      <w:lvlText w:val=""/>
-      <w:lvlJc w:val="left"/>
-      <w:pPr>
-        <w:tabs>
-          <w:tab w:val="num" w:pos="720"/>
-        </w:tabs>
-        <w:ind w:left="720" w:hanging="360"/>
-      </w:pPr>
-      <w:rPr>
-        <w:rFonts w:ascii="Symbol" w:hAnsi="Symbol" w:cs="Symbol" w:hint="default"/>
-        <w:b w:val="false"/>
-        <w:sz w:val="18"/>
-        <w:szCs w:val="18"/>
-      </w:rPr>
-    </w:lvl>
-    <w:lvl w:ilvl="2">
-      <w:start w:val="1"/>
-      <w:numFmt w:val="bullet"/>
-      <w:lvlText w:val=""/>
-      <w:lvlJc w:val="left"/>
-      <w:pPr>
-        <w:tabs>
-          <w:tab w:val="num" w:pos="2160"/>
-        </w:tabs>
-        <w:ind w:left="2160" w:hanging="360"/>
-      </w:pPr>
-      <w:rPr>
-        <w:rFonts w:ascii="Wingdings" w:hAnsi="Wingdings" w:cs="Wingdings" w:hint="default"/>
-      </w:rPr>
-    </w:lvl>
-    <w:lvl w:ilvl="3">
-      <w:start w:val="1"/>
-      <w:numFmt w:val="bullet"/>
-      <w:lvlText w:val=""/>
-      <w:lvlJc w:val="left"/>
-      <w:pPr>
-        <w:tabs>
-          <w:tab w:val="num" w:pos="2880"/>
-        </w:tabs>
-        <w:ind w:left="2880" w:hanging="360"/>
-      </w:pPr>
-      <w:rPr>
-        <w:rFonts w:ascii="Symbol" w:hAnsi="Symbol" w:cs="Symbol" w:hint="default"/>
-      </w:rPr>
-    </w:lvl>
-    <w:lvl w:ilvl="4">
-      <w:start w:val="1"/>
-      <w:numFmt w:val="bullet"/>
-      <w:lvlText w:val="o"/>
-      <w:lvlJc w:val="left"/>
-      <w:pPr>
-        <w:tabs>
-          <w:tab w:val="num" w:pos="3600"/>
-        </w:tabs>
-        <w:ind w:left="3600" w:hanging="360"/>
-      </w:pPr>
-      <w:rPr>
-        <w:rFonts w:ascii="Courier New" w:hAnsi="Courier New" w:cs="Courier New" w:hint="default"/>
-      </w:rPr>
-    </w:lvl>
-    <w:lvl w:ilvl="5">
-      <w:start w:val="1"/>
-      <w:numFmt w:val="bullet"/>
-      <w:lvlText w:val=""/>
-      <w:lvlJc w:val="left"/>
-      <w:pPr>
-        <w:tabs>
-          <w:tab w:val="num" w:pos="4320"/>
-        </w:tabs>
-        <w:ind w:left="4320" w:hanging="360"/>
-      </w:pPr>
-      <w:rPr>
-        <w:rFonts w:ascii="Wingdings" w:hAnsi="Wingdings" w:cs="Wingdings" w:hint="default"/>
-      </w:rPr>
-    </w:lvl>
-    <w:lvl w:ilvl="6">
-      <w:start w:val="1"/>
-      <w:numFmt w:val="bullet"/>
-      <w:lvlText w:val=""/>
-      <w:lvlJc w:val="left"/>
-      <w:pPr>
-        <w:tabs>
-          <w:tab w:val="num" w:pos="5040"/>
-        </w:tabs>
-        <w:ind w:left="5040" w:hanging="360"/>
-      </w:pPr>
-      <w:rPr>
-        <w:rFonts w:ascii="Symbol" w:hAnsi="Symbol" w:cs="Symbol" w:hint="default"/>
-      </w:rPr>
-    </w:lvl>
-    <w:lvl w:ilvl="7">
-      <w:start w:val="1"/>
-      <w:numFmt w:val="bullet"/>
-      <w:lvlText w:val="o"/>
-      <w:lvlJc w:val="left"/>
-      <w:pPr>
-        <w:tabs>
-          <w:tab w:val="num" w:pos="5760"/>
-        </w:tabs>
-        <w:ind w:left="5760" w:hanging="360"/>
-      </w:pPr>
-      <w:rPr>
-        <w:rFonts w:ascii="Courier New" w:hAnsi="Courier New" w:cs="Courier New" w:hint="default"/>
-      </w:rPr>
-    </w:lvl>
-    <w:lvl w:ilvl="8">
-      <w:start w:val="1"/>
-      <w:numFmt w:val="bullet"/>
-      <w:lvlText w:val=""/>
-      <w:lvlJc w:val="left"/>
-      <w:pPr>
-        <w:tabs>
-          <w:tab w:val="num" w:pos="6480"/>
-        </w:tabs>
-        <w:ind w:left="6480" w:hanging="360"/>
-      </w:pPr>
-      <w:rPr>
-        <w:rFonts w:ascii="Wingdings" w:hAnsi="Wingdings" w:cs="Wingdings" w:hint="default"/>
-      </w:rPr>
-    </w:lvl>
-  </w:abstractNum>
-  <w:abstractNum w:abstractNumId="11">
-    <w:lvl w:ilvl="0">
-      <w:start w:val="1"/>
-      <w:numFmt w:val="lowerLetter"/>
-      <w:lvlText w:val="%1)"/>
-      <w:lvlJc w:val="left"/>
-      <w:pPr>
-        <w:tabs>
-          <w:tab w:val="num" w:pos="720"/>
-        </w:tabs>
-        <w:ind w:left="720" w:hanging="360"/>
-      </w:pPr>
-      <w:rPr>
-        <w:rFonts w:ascii="Arial" w:hAnsi="Arial" w:cs="Arial"/>
-        <w:b/>
-        <w:i w:val="false"/>
-        <w:sz w:val="18"/>
-        <w:szCs w:val="18"/>
-        <w:lang w:val="it-IT"/>
-      </w:rPr>
-    </w:lvl>
-    <w:lvl w:ilvl="1">
-      <w:start w:val="1"/>
-      <w:numFmt w:val="decimal"/>
-      <w:lvlText w:val="%2."/>
-      <w:lvlJc w:val="left"/>
-      <w:pPr>
-        <w:tabs>
-          <w:tab w:val="num" w:pos="1080"/>
-        </w:tabs>
-        <w:ind w:left="1080" w:hanging="360"/>
-      </w:pPr>
-    </w:lvl>
-    <w:lvl w:ilvl="2">
-      <w:start w:val="1"/>
-      <w:numFmt w:val="decimal"/>
-      <w:lvlText w:val="%3."/>
-      <w:lvlJc w:val="left"/>
-      <w:pPr>
-        <w:tabs>
-          <w:tab w:val="num" w:pos="1440"/>
-        </w:tabs>
-        <w:ind w:left="1440" w:hanging="360"/>
-      </w:pPr>
-    </w:lvl>
-    <w:lvl w:ilvl="3">
-      <w:start w:val="1"/>
-      <w:numFmt w:val="decimal"/>
-      <w:lvlText w:val="%4."/>
-      <w:lvlJc w:val="left"/>
-      <w:pPr>
-        <w:tabs>
-          <w:tab w:val="num" w:pos="1800"/>
-        </w:tabs>
-        <w:ind w:left="1800" w:hanging="360"/>
-      </w:pPr>
-    </w:lvl>
-    <w:lvl w:ilvl="4">
-      <w:start w:val="1"/>
-      <w:numFmt w:val="decimal"/>
-      <w:lvlText w:val="%5."/>
-      <w:lvlJc w:val="left"/>
-      <w:pPr>
-        <w:tabs>
-          <w:tab w:val="num" w:pos="2160"/>
-        </w:tabs>
-        <w:ind w:left="2160" w:hanging="360"/>
-      </w:pPr>
-    </w:lvl>
-    <w:lvl w:ilvl="5">
-      <w:start w:val="1"/>
-      <w:numFmt w:val="decimal"/>
-      <w:lvlText w:val="%6."/>
-      <w:lvlJc w:val="left"/>
-      <w:pPr>
-        <w:tabs>
-          <w:tab w:val="num" w:pos="2520"/>
-        </w:tabs>
-        <w:ind w:left="2520" w:hanging="360"/>
-      </w:pPr>
-    </w:lvl>
-    <w:lvl w:ilvl="6">
-      <w:start w:val="1"/>
-      <w:numFmt w:val="decimal"/>
-      <w:lvlText w:val="%7."/>
-      <w:lvlJc w:val="left"/>
-      <w:pPr>
-        <w:tabs>
-          <w:tab w:val="num" w:pos="2880"/>
-        </w:tabs>
-        <w:ind w:left="2880" w:hanging="360"/>
-      </w:pPr>
-    </w:lvl>
-    <w:lvl w:ilvl="7">
-      <w:start w:val="1"/>
-      <w:numFmt w:val="decimal"/>
-      <w:lvlText w:val="%8."/>
-      <w:lvlJc w:val="left"/>
-      <w:pPr>
-        <w:tabs>
-          <w:tab w:val="num" w:pos="3240"/>
-        </w:tabs>
-        <w:ind w:left="3240" w:hanging="360"/>
-      </w:pPr>
-    </w:lvl>
-    <w:lvl w:ilvl="8">
-      <w:start w:val="1"/>
-      <w:numFmt w:val="decimal"/>
-      <w:lvlText w:val="%9."/>
-      <w:lvlJc w:val="left"/>
-      <w:pPr>
-        <w:tabs>
-          <w:tab w:val="num" w:pos="3600"/>
-        </w:tabs>
-        <w:ind w:left="3600" w:hanging="360"/>
-      </w:pPr>
-    </w:lvl>
-  </w:abstractNum>
-  <w:abstractNum w:abstractNumId="12">
-    <w:lvl w:ilvl="0">
-      <w:start w:val="1"/>
-      <w:numFmt w:val="lowerLetter"/>
-      <w:lvlText w:val="%1)"/>
-      <w:lvlJc w:val="left"/>
-      <w:pPr>
-        <w:tabs>
-          <w:tab w:val="num" w:pos="720"/>
-        </w:tabs>
-        <w:ind w:left="720" w:hanging="360"/>
-      </w:pPr>
-      <w:rPr>
-        <w:b/>
-      </w:rPr>
-    </w:lvl>
-    <w:lvl w:ilvl="1">
-      <w:start w:val="1"/>
-      <w:numFmt w:val="decimal"/>
-      <w:lvlText w:val="%2."/>
-      <w:lvlJc w:val="left"/>
-      <w:pPr>
-        <w:tabs>
-          <w:tab w:val="num" w:pos="1080"/>
-        </w:tabs>
-        <w:ind w:left="1080" w:hanging="360"/>
-      </w:pPr>
-    </w:lvl>
-    <w:lvl w:ilvl="2">
-      <w:start w:val="1"/>
-      <w:numFmt w:val="decimal"/>
-      <w:lvlText w:val="%3."/>
-      <w:lvlJc w:val="left"/>
-      <w:pPr>
-        <w:tabs>
-          <w:tab w:val="num" w:pos="1440"/>
-        </w:tabs>
-        <w:ind w:left="1440" w:hanging="360"/>
-      </w:pPr>
-    </w:lvl>
-    <w:lvl w:ilvl="3">
-      <w:start w:val="1"/>
-      <w:numFmt w:val="decimal"/>
-      <w:lvlText w:val="%4."/>
-      <w:lvlJc w:val="left"/>
-      <w:pPr>
-        <w:tabs>
-          <w:tab w:val="num" w:pos="1800"/>
-        </w:tabs>
-        <w:ind w:left="1800" w:hanging="360"/>
-      </w:pPr>
-    </w:lvl>
-    <w:lvl w:ilvl="4">
-      <w:start w:val="1"/>
-      <w:numFmt w:val="decimal"/>
-      <w:lvlText w:val="%5."/>
-      <w:lvlJc w:val="left"/>
-      <w:pPr>
-        <w:tabs>
-          <w:tab w:val="num" w:pos="2160"/>
-        </w:tabs>
-        <w:ind w:left="2160" w:hanging="360"/>
-      </w:pPr>
-    </w:lvl>
-    <w:lvl w:ilvl="5">
-      <w:start w:val="1"/>
-      <w:numFmt w:val="decimal"/>
-      <w:lvlText w:val="%6."/>
-      <w:lvlJc w:val="left"/>
-      <w:pPr>
-        <w:tabs>
-          <w:tab w:val="num" w:pos="2520"/>
-        </w:tabs>
-        <w:ind w:left="2520" w:hanging="360"/>
-      </w:pPr>
-    </w:lvl>
-    <w:lvl w:ilvl="6">
-      <w:start w:val="1"/>
-      <w:numFmt w:val="decimal"/>
-      <w:lvlText w:val="%7."/>
-      <w:lvlJc w:val="left"/>
-      <w:pPr>
-        <w:tabs>
-          <w:tab w:val="num" w:pos="2880"/>
-        </w:tabs>
-        <w:ind w:left="2880" w:hanging="360"/>
-      </w:pPr>
-    </w:lvl>
-    <w:lvl w:ilvl="7">
-      <w:start w:val="1"/>
-      <w:numFmt w:val="decimal"/>
-      <w:lvlText w:val="%8."/>
-      <w:lvlJc w:val="left"/>
-      <w:pPr>
-        <w:tabs>
-          <w:tab w:val="num" w:pos="3240"/>
-        </w:tabs>
-        <w:ind w:left="3240" w:hanging="360"/>
-      </w:pPr>
-    </w:lvl>
-    <w:lvl w:ilvl="8">
-      <w:start w:val="1"/>
-      <w:numFmt w:val="decimal"/>
-      <w:lvlText w:val="%9."/>
-      <w:lvlJc w:val="left"/>
-      <w:pPr>
-        <w:tabs>
-          <w:tab w:val="num" w:pos="3600"/>
-        </w:tabs>
-        <w:ind w:left="3600" w:hanging="360"/>
-      </w:pPr>
-    </w:lvl>
-  </w:abstractNum>
-  <w:abstractNum w:abstractNumId="13">
-    <w:lvl w:ilvl="0">
-      <w:start w:val="1"/>
-      <w:numFmt w:val="lowerLetter"/>
-      <w:lvlText w:val="%1)"/>
-      <w:lvlJc w:val="left"/>
-      <w:pPr>
-        <w:tabs>
-          <w:tab w:val="num" w:pos="720"/>
-        </w:tabs>
-        <w:ind w:left="720" w:hanging="360"/>
-      </w:pPr>
-      <w:rPr>
-        <w:b/>
-      </w:rPr>
-    </w:lvl>
-    <w:lvl w:ilvl="1">
-      <w:start w:val="1"/>
-      <w:numFmt w:val="decimal"/>
-      <w:lvlText w:val="%2."/>
-      <w:lvlJc w:val="left"/>
-      <w:pPr>
-        <w:tabs>
-          <w:tab w:val="num" w:pos="1080"/>
-        </w:tabs>
-        <w:ind w:left="1080" w:hanging="360"/>
-      </w:pPr>
-    </w:lvl>
-    <w:lvl w:ilvl="2">
-      <w:start w:val="1"/>
-      <w:numFmt w:val="decimal"/>
-      <w:lvlText w:val="%3."/>
-      <w:lvlJc w:val="left"/>
-      <w:pPr>
-        <w:tabs>
-          <w:tab w:val="num" w:pos="1440"/>
-        </w:tabs>
-        <w:ind w:left="1440" w:hanging="360"/>
-      </w:pPr>
-    </w:lvl>
-    <w:lvl w:ilvl="3">
-      <w:start w:val="1"/>
-      <w:numFmt w:val="decimal"/>
-      <w:lvlText w:val="%4."/>
-      <w:lvlJc w:val="left"/>
-      <w:pPr>
-        <w:tabs>
-          <w:tab w:val="num" w:pos="1800"/>
-        </w:tabs>
-        <w:ind w:left="1800" w:hanging="360"/>
-      </w:pPr>
-    </w:lvl>
-    <w:lvl w:ilvl="4">
-      <w:start w:val="1"/>
-      <w:numFmt w:val="decimal"/>
-      <w:lvlText w:val="%5."/>
-      <w:lvlJc w:val="left"/>
-      <w:pPr>
-        <w:tabs>
-          <w:tab w:val="num" w:pos="2160"/>
-        </w:tabs>
-        <w:ind w:left="2160" w:hanging="360"/>
-      </w:pPr>
-    </w:lvl>
-    <w:lvl w:ilvl="5">
-      <w:start w:val="1"/>
-      <w:numFmt w:val="decimal"/>
-      <w:lvlText w:val="%6."/>
-      <w:lvlJc w:val="left"/>
-      <w:pPr>
-        <w:tabs>
-          <w:tab w:val="num" w:pos="2520"/>
-        </w:tabs>
-        <w:ind w:left="2520" w:hanging="360"/>
-      </w:pPr>
-    </w:lvl>
-    <w:lvl w:ilvl="6">
-      <w:start w:val="1"/>
-      <w:numFmt w:val="decimal"/>
-      <w:lvlText w:val="%7."/>
-      <w:lvlJc w:val="left"/>
-      <w:pPr>
-        <w:tabs>
-          <w:tab w:val="num" w:pos="2880"/>
-        </w:tabs>
-        <w:ind w:left="2880" w:hanging="360"/>
-      </w:pPr>
-    </w:lvl>
-    <w:lvl w:ilvl="7">
-      <w:start w:val="1"/>
-      <w:numFmt w:val="decimal"/>
-      <w:lvlText w:val="%8."/>
-      <w:lvlJc w:val="left"/>
-      <w:pPr>
-        <w:tabs>
-          <w:tab w:val="num" w:pos="3240"/>
-        </w:tabs>
-        <w:ind w:left="3240" w:hanging="360"/>
-      </w:pPr>
-    </w:lvl>
-    <w:lvl w:ilvl="8">
-      <w:start w:val="1"/>
-      <w:numFmt w:val="decimal"/>
-      <w:lvlText w:val="%9."/>
-      <w:lvlJc w:val="left"/>
-      <w:pPr>
-        <w:tabs>
-          <w:tab w:val="num" w:pos="3600"/>
-        </w:tabs>
-        <w:ind w:left="3600" w:hanging="360"/>
-      </w:pPr>
-    </w:lvl>
-  </w:abstractNum>
-  <w:abstractNum w:abstractNumId="14">
-    <w:lvl w:ilvl="0">
-      <w:start w:val="1"/>
-      <w:numFmt w:val="lowerLetter"/>
-      <w:lvlText w:val="%1)"/>
-      <w:lvlJc w:val="left"/>
-      <w:pPr>
-        <w:tabs>
-          <w:tab w:val="num" w:pos="720"/>
-        </w:tabs>
-        <w:ind w:left="720" w:hanging="360"/>
-      </w:pPr>
-      <w:rPr>
-        <w:b/>
-      </w:rPr>
-    </w:lvl>
-    <w:lvl w:ilvl="1">
-      <w:start w:val="1"/>
-      <w:numFmt w:val="decimal"/>
-      <w:lvlText w:val="%2."/>
-      <w:lvlJc w:val="left"/>
-      <w:pPr>
-        <w:tabs>
-          <w:tab w:val="num" w:pos="1080"/>
-        </w:tabs>
-        <w:ind w:left="1080" w:hanging="360"/>
-      </w:pPr>
-    </w:lvl>
-    <w:lvl w:ilvl="2">
-      <w:start w:val="1"/>
-      <w:numFmt w:val="decimal"/>
-      <w:lvlText w:val="%3."/>
-      <w:lvlJc w:val="left"/>
-      <w:pPr>
-        <w:tabs>
-          <w:tab w:val="num" w:pos="1440"/>
-        </w:tabs>
-        <w:ind w:left="1440" w:hanging="360"/>
-      </w:pPr>
-    </w:lvl>
-    <w:lvl w:ilvl="3">
-      <w:start w:val="1"/>
-      <w:numFmt w:val="decimal"/>
-      <w:lvlText w:val="%4."/>
-      <w:lvlJc w:val="left"/>
-      <w:pPr>
-        <w:tabs>
-          <w:tab w:val="num" w:pos="1800"/>
-        </w:tabs>
-        <w:ind w:left="1800" w:hanging="360"/>
-      </w:pPr>
-    </w:lvl>
-    <w:lvl w:ilvl="4">
-      <w:start w:val="1"/>
-      <w:numFmt w:val="decimal"/>
-      <w:lvlText w:val="%5."/>
-      <w:lvlJc w:val="left"/>
-      <w:pPr>
-        <w:tabs>
-          <w:tab w:val="num" w:pos="2160"/>
-        </w:tabs>
-        <w:ind w:left="2160" w:hanging="360"/>
-      </w:pPr>
-    </w:lvl>
-    <w:lvl w:ilvl="5">
-      <w:start w:val="1"/>
-      <w:numFmt w:val="decimal"/>
-      <w:lvlText w:val="%6."/>
-      <w:lvlJc w:val="left"/>
-      <w:pPr>
-        <w:tabs>
-          <w:tab w:val="num" w:pos="2520"/>
-        </w:tabs>
-        <w:ind w:left="2520" w:hanging="360"/>
-      </w:pPr>
-    </w:lvl>
-    <w:lvl w:ilvl="6">
-      <w:start w:val="1"/>
-      <w:numFmt w:val="decimal"/>
-      <w:lvlText w:val="%7."/>
-      <w:lvlJc w:val="left"/>
-      <w:pPr>
-        <w:tabs>
-          <w:tab w:val="num" w:pos="2880"/>
-        </w:tabs>
-        <w:ind w:left="2880" w:hanging="360"/>
-      </w:pPr>
-    </w:lvl>
-    <w:lvl w:ilvl="7">
-      <w:start w:val="1"/>
-      <w:numFmt w:val="decimal"/>
-      <w:lvlText w:val="%8."/>
-      <w:lvlJc w:val="left"/>
-      <w:pPr>
-        <w:tabs>
-          <w:tab w:val="num" w:pos="3240"/>
-        </w:tabs>
-        <w:ind w:left="3240" w:hanging="360"/>
-      </w:pPr>
-    </w:lvl>
-    <w:lvl w:ilvl="8">
-      <w:start w:val="1"/>
-      <w:numFmt w:val="decimal"/>
-      <w:lvlText w:val="%9."/>
-      <w:lvlJc w:val="left"/>
-      <w:pPr>
-        <w:tabs>
-          <w:tab w:val="num" w:pos="3600"/>
-        </w:tabs>
-        <w:ind w:left="3600" w:hanging="360"/>
-      </w:pPr>
-    </w:lvl>
-  </w:abstractNum>
-  <w:abstractNum w:abstractNumId="15">
-    <w:lvl w:ilvl="0">
-      <w:start w:val="1"/>
-      <w:numFmt w:val="lowerLetter"/>
-      <w:lvlText w:val="%1)"/>
-      <w:lvlJc w:val="left"/>
-      <w:pPr>
-        <w:tabs>
-          <w:tab w:val="num" w:pos="720"/>
-        </w:tabs>
-        <w:ind w:left="720" w:hanging="360"/>
-      </w:pPr>
-      <w:rPr>
-        <w:rFonts w:ascii="Arial" w:hAnsi="Arial" w:eastAsia="Times New Roman" w:cs="Arial"/>
-        <w:b/>
-        <w:i w:val="false"/>
-        <w:sz w:val="18"/>
-        <w:szCs w:val="18"/>
-      </w:rPr>
-    </w:lvl>
-    <w:lvl w:ilvl="1">
-      <w:start w:val="1"/>
-      <w:numFmt w:val="decimal"/>
-      <w:lvlText w:val="%2."/>
-      <w:lvlJc w:val="left"/>
-      <w:pPr>
-        <w:tabs>
-          <w:tab w:val="num" w:pos="1080"/>
-        </w:tabs>
-        <w:ind w:left="1080" w:hanging="360"/>
-      </w:pPr>
-    </w:lvl>
-    <w:lvl w:ilvl="2">
-      <w:start w:val="1"/>
-      <w:numFmt w:val="decimal"/>
-      <w:lvlText w:val="%3."/>
-      <w:lvlJc w:val="left"/>
-      <w:pPr>
-        <w:tabs>
-          <w:tab w:val="num" w:pos="1440"/>
-        </w:tabs>
-        <w:ind w:left="1440" w:hanging="360"/>
-      </w:pPr>
-    </w:lvl>
-    <w:lvl w:ilvl="3">
-      <w:start w:val="1"/>
-      <w:numFmt w:val="decimal"/>
-      <w:lvlText w:val="%4."/>
-      <w:lvlJc w:val="left"/>
-      <w:pPr>
-        <w:tabs>
-          <w:tab w:val="num" w:pos="1800"/>
-        </w:tabs>
-        <w:ind w:left="1800" w:hanging="360"/>
-      </w:pPr>
-    </w:lvl>
-    <w:lvl w:ilvl="4">
-      <w:start w:val="1"/>
-      <w:numFmt w:val="decimal"/>
-      <w:lvlText w:val="%5."/>
-      <w:lvlJc w:val="left"/>
-      <w:pPr>
-        <w:tabs>
-          <w:tab w:val="num" w:pos="2160"/>
-        </w:tabs>
-        <w:ind w:left="2160" w:hanging="360"/>
-      </w:pPr>
-    </w:lvl>
-    <w:lvl w:ilvl="5">
-      <w:start w:val="1"/>
-      <w:numFmt w:val="decimal"/>
-      <w:lvlText w:val="%6."/>
-      <w:lvlJc w:val="left"/>
-      <w:pPr>
-        <w:tabs>
-          <w:tab w:val="num" w:pos="2520"/>
-        </w:tabs>
-        <w:ind w:left="2520" w:hanging="360"/>
-      </w:pPr>
-    </w:lvl>
-    <w:lvl w:ilvl="6">
-      <w:start w:val="1"/>
-      <w:numFmt w:val="decimal"/>
-      <w:lvlText w:val="%7."/>
-      <w:lvlJc w:val="left"/>
-      <w:pPr>
-        <w:tabs>
-          <w:tab w:val="num" w:pos="2880"/>
-        </w:tabs>
-        <w:ind w:left="2880" w:hanging="360"/>
-      </w:pPr>
-    </w:lvl>
-    <w:lvl w:ilvl="7">
-      <w:start w:val="1"/>
-      <w:numFmt w:val="decimal"/>
-      <w:lvlText w:val="%8."/>
-      <w:lvlJc w:val="left"/>
-      <w:pPr>
-        <w:tabs>
-          <w:tab w:val="num" w:pos="3240"/>
-        </w:tabs>
-        <w:ind w:left="3240" w:hanging="360"/>
-      </w:pPr>
-    </w:lvl>
-    <w:lvl w:ilvl="8">
-      <w:start w:val="1"/>
-      <w:numFmt w:val="decimal"/>
-      <w:lvlText w:val="%9."/>
-      <w:lvlJc w:val="left"/>
-      <w:pPr>
-        <w:tabs>
-          <w:tab w:val="num" w:pos="3600"/>
-        </w:tabs>
-        <w:ind w:left="3600" w:hanging="360"/>
-      </w:pPr>
-    </w:lvl>
-  </w:abstractNum>
-  <w:abstractNum w:abstractNumId="16">
-    <w:lvl w:ilvl="0">
-      <w:start w:val="1"/>
-      <w:numFmt w:val="lowerLetter"/>
-      <w:lvlText w:val="%1)"/>
-      <w:lvlJc w:val="left"/>
-      <w:pPr>
-        <w:tabs>
-          <w:tab w:val="num" w:pos="720"/>
-        </w:tabs>
-        <w:ind w:left="720" w:hanging="360"/>
-      </w:pPr>
-      <w:rPr>
-        <w:b/>
-      </w:rPr>
-    </w:lvl>
-    <w:lvl w:ilvl="1">
-      <w:start w:val="1"/>
-      <w:numFmt w:val="decimal"/>
-      <w:lvlText w:val="%2."/>
-      <w:lvlJc w:val="left"/>
-      <w:pPr>
-        <w:tabs>
-          <w:tab w:val="num" w:pos="1080"/>
-        </w:tabs>
-        <w:ind w:left="1080" w:hanging="360"/>
-      </w:pPr>
-    </w:lvl>
-    <w:lvl w:ilvl="2">
-      <w:start w:val="1"/>
-      <w:numFmt w:val="decimal"/>
-      <w:lvlText w:val="%3."/>
-      <w:lvlJc w:val="left"/>
-      <w:pPr>
-        <w:tabs>
-          <w:tab w:val="num" w:pos="1440"/>
-        </w:tabs>
-        <w:ind w:left="1440" w:hanging="360"/>
-      </w:pPr>
-    </w:lvl>
-    <w:lvl w:ilvl="3">
-      <w:start w:val="1"/>
-      <w:numFmt w:val="decimal"/>
-      <w:lvlText w:val="%4."/>
-      <w:lvlJc w:val="left"/>
-      <w:pPr>
-        <w:tabs>
-          <w:tab w:val="num" w:pos="1800"/>
-        </w:tabs>
-        <w:ind w:left="1800" w:hanging="360"/>
-      </w:pPr>
-    </w:lvl>
-    <w:lvl w:ilvl="4">
-      <w:start w:val="1"/>
-      <w:numFmt w:val="decimal"/>
-      <w:lvlText w:val="%5."/>
-      <w:lvlJc w:val="left"/>
-      <w:pPr>
-        <w:tabs>
-          <w:tab w:val="num" w:pos="2160"/>
-        </w:tabs>
-        <w:ind w:left="2160" w:hanging="360"/>
-      </w:pPr>
-    </w:lvl>
-    <w:lvl w:ilvl="5">
-      <w:start w:val="1"/>
-      <w:numFmt w:val="decimal"/>
-      <w:lvlText w:val="%6."/>
-      <w:lvlJc w:val="left"/>
-      <w:pPr>
-        <w:tabs>
-          <w:tab w:val="num" w:pos="2520"/>
-        </w:tabs>
-        <w:ind w:left="2520" w:hanging="360"/>
-      </w:pPr>
-    </w:lvl>
-    <w:lvl w:ilvl="6">
-      <w:start w:val="1"/>
-      <w:numFmt w:val="decimal"/>
-      <w:lvlText w:val="%7."/>
-      <w:lvlJc w:val="left"/>
-      <w:pPr>
-        <w:tabs>
-          <w:tab w:val="num" w:pos="2880"/>
-        </w:tabs>
-        <w:ind w:left="2880" w:hanging="360"/>
-      </w:pPr>
-    </w:lvl>
-    <w:lvl w:ilvl="7">
-      <w:start w:val="1"/>
-      <w:numFmt w:val="decimal"/>
-      <w:lvlText w:val="%8."/>
-      <w:lvlJc w:val="left"/>
-      <w:pPr>
-        <w:tabs>
-          <w:tab w:val="num" w:pos="3240"/>
-        </w:tabs>
-        <w:ind w:left="3240" w:hanging="360"/>
-      </w:pPr>
-    </w:lvl>
-    <w:lvl w:ilvl="8">
-      <w:start w:val="1"/>
-      <w:numFmt w:val="decimal"/>
-      <w:lvlText w:val="%9."/>
-      <w:lvlJc w:val="left"/>
-      <w:pPr>
-        <w:tabs>
-          <w:tab w:val="num" w:pos="3600"/>
-        </w:tabs>
-        <w:ind w:left="3600" w:hanging="360"/>
-      </w:pPr>
-    </w:lvl>
-  </w:abstractNum>
-  <w:abstractNum w:abstractNumId="17">
-    <w:lvl w:ilvl="0">
-      <w:start w:val="1"/>
-      <w:numFmt w:val="decimal"/>
-      <w:lvlText w:val="%1."/>
-      <w:lvlJc w:val="left"/>
-      <w:pPr>
-        <w:tabs>
-          <w:tab w:val="num" w:pos="720"/>
-        </w:tabs>
-        <w:ind w:left="720" w:hanging="360"/>
-      </w:pPr>
-      <w:rPr>
-        <w:b/>
-        <w:i w:val="false"/>
-        <w:sz w:val="18"/>
-        <w:szCs w:val="18"/>
-      </w:rPr>
-    </w:lvl>
-    <w:lvl w:ilvl="1">
-      <w:start w:val="1"/>
-      <w:numFmt w:val="decimal"/>
-      <w:lvlText w:val="%2."/>
-      <w:lvlJc w:val="left"/>
-      <w:pPr>
-        <w:tabs>
-          <w:tab w:val="num" w:pos="1080"/>
-        </w:tabs>
-        <w:ind w:left="1080" w:hanging="360"/>
-      </w:pPr>
-    </w:lvl>
-    <w:lvl w:ilvl="2">
-      <w:start w:val="1"/>
-      <w:numFmt w:val="decimal"/>
-      <w:lvlText w:val="%3."/>
-      <w:lvlJc w:val="left"/>
-      <w:pPr>
-        <w:tabs>
-          <w:tab w:val="num" w:pos="1440"/>
-        </w:tabs>
-        <w:ind w:left="1440" w:hanging="360"/>
-      </w:pPr>
-    </w:lvl>
-    <w:lvl w:ilvl="3">
-      <w:start w:val="1"/>
-      <w:numFmt w:val="decimal"/>
-      <w:lvlText w:val="%4."/>
-      <w:lvlJc w:val="left"/>
-      <w:pPr>
-        <w:tabs>
-          <w:tab w:val="num" w:pos="1800"/>
-        </w:tabs>
-        <w:ind w:left="1800" w:hanging="360"/>
-      </w:pPr>
-    </w:lvl>
-    <w:lvl w:ilvl="4">
-      <w:start w:val="1"/>
-      <w:numFmt w:val="decimal"/>
-      <w:lvlText w:val="%5."/>
-      <w:lvlJc w:val="left"/>
-      <w:pPr>
-        <w:tabs>
-          <w:tab w:val="num" w:pos="2160"/>
-        </w:tabs>
-        <w:ind w:left="2160" w:hanging="360"/>
-      </w:pPr>
-    </w:lvl>
-    <w:lvl w:ilvl="5">
-      <w:start w:val="1"/>
-      <w:numFmt w:val="decimal"/>
-      <w:lvlText w:val="%6."/>
-      <w:lvlJc w:val="left"/>
-      <w:pPr>
-        <w:tabs>
-          <w:tab w:val="num" w:pos="2520"/>
-        </w:tabs>
-        <w:ind w:left="2520" w:hanging="360"/>
-      </w:pPr>
-    </w:lvl>
-    <w:lvl w:ilvl="6">
-      <w:start w:val="1"/>
-      <w:numFmt w:val="decimal"/>
-      <w:lvlText w:val="%7."/>
-      <w:lvlJc w:val="left"/>
-      <w:pPr>
-        <w:tabs>
-          <w:tab w:val="num" w:pos="2880"/>
-        </w:tabs>
-        <w:ind w:left="2880" w:hanging="360"/>
-      </w:pPr>
-    </w:lvl>
-    <w:lvl w:ilvl="7">
-      <w:start w:val="1"/>
-      <w:numFmt w:val="decimal"/>
-      <w:lvlText w:val="%8."/>
-      <w:lvlJc w:val="left"/>
-      <w:pPr>
-        <w:tabs>
-          <w:tab w:val="num" w:pos="3240"/>
-        </w:tabs>
-        <w:ind w:left="3240" w:hanging="360"/>
-      </w:pPr>
-    </w:lvl>
-    <w:lvl w:ilvl="8">
-      <w:start w:val="1"/>
-      <w:numFmt w:val="decimal"/>
-      <w:lvlText w:val="%9."/>
-      <w:lvlJc w:val="left"/>
-      <w:pPr>
-        <w:tabs>
-          <w:tab w:val="num" w:pos="3600"/>
-        </w:tabs>
-        <w:ind w:left="3600" w:hanging="360"/>
-      </w:pPr>
-    </w:lvl>
-  </w:abstractNum>
-  <w:abstractNum w:abstractNumId="18">
-    <w:lvl w:ilvl="0">
-      <w:start w:val="1"/>
-      <w:numFmt w:val="lowerLetter"/>
-      <w:lvlText w:val="%1)"/>
-      <w:lvlJc w:val="left"/>
-      <w:pPr>
-        <w:tabs>
-          <w:tab w:val="num" w:pos="720"/>
-        </w:tabs>
-        <w:ind w:left="720" w:hanging="360"/>
-      </w:pPr>
-      <w:rPr>
-        <w:rFonts w:ascii="Arial" w:hAnsi="Arial" w:eastAsia="Times New Roman" w:cs="Arial"/>
-        <w:b/>
-      </w:rPr>
-    </w:lvl>
-    <w:lvl w:ilvl="1">
-      <w:start w:val="1"/>
-      <w:numFmt w:val="decimal"/>
-      <w:lvlText w:val="%2."/>
-      <w:lvlJc w:val="left"/>
-      <w:pPr>
-        <w:tabs>
-          <w:tab w:val="num" w:pos="1080"/>
-        </w:tabs>
-        <w:ind w:left="1080" w:hanging="360"/>
-      </w:pPr>
-    </w:lvl>
-    <w:lvl w:ilvl="2">
-      <w:start w:val="1"/>
-      <w:numFmt w:val="decimal"/>
-      <w:lvlText w:val="%3."/>
-      <w:lvlJc w:val="left"/>
-      <w:pPr>
-        <w:tabs>
-          <w:tab w:val="num" w:pos="1440"/>
-        </w:tabs>
-        <w:ind w:left="1440" w:hanging="360"/>
-      </w:pPr>
-    </w:lvl>
-    <w:lvl w:ilvl="3">
-      <w:start w:val="1"/>
-      <w:numFmt w:val="decimal"/>
-      <w:lvlText w:val="%4."/>
-      <w:lvlJc w:val="left"/>
-      <w:pPr>
-        <w:tabs>
-          <w:tab w:val="num" w:pos="1800"/>
-        </w:tabs>
-        <w:ind w:left="1800" w:hanging="360"/>
-      </w:pPr>
-    </w:lvl>
-    <w:lvl w:ilvl="4">
-      <w:start w:val="1"/>
-      <w:numFmt w:val="decimal"/>
-      <w:lvlText w:val="%5."/>
-      <w:lvlJc w:val="left"/>
-      <w:pPr>
-        <w:tabs>
-          <w:tab w:val="num" w:pos="2160"/>
-        </w:tabs>
-        <w:ind w:left="2160" w:hanging="360"/>
-      </w:pPr>
-    </w:lvl>
-    <w:lvl w:ilvl="5">
-      <w:start w:val="1"/>
-      <w:numFmt w:val="decimal"/>
-      <w:lvlText w:val="%6."/>
-      <w:lvlJc w:val="left"/>
-      <w:pPr>
-        <w:tabs>
-          <w:tab w:val="num" w:pos="2520"/>
-        </w:tabs>
-        <w:ind w:left="2520" w:hanging="360"/>
-      </w:pPr>
-    </w:lvl>
-    <w:lvl w:ilvl="6">
-      <w:start w:val="1"/>
-      <w:numFmt w:val="decimal"/>
-      <w:lvlText w:val="%7."/>
-      <w:lvlJc w:val="left"/>
-      <w:pPr>
-        <w:tabs>
-          <w:tab w:val="num" w:pos="2880"/>
-        </w:tabs>
-        <w:ind w:left="2880" w:hanging="360"/>
-      </w:pPr>
-    </w:lvl>
-    <w:lvl w:ilvl="7">
-      <w:start w:val="1"/>
-      <w:numFmt w:val="decimal"/>
-      <w:lvlText w:val="%8."/>
-      <w:lvlJc w:val="left"/>
-      <w:pPr>
-        <w:tabs>
-          <w:tab w:val="num" w:pos="3240"/>
-        </w:tabs>
-        <w:ind w:left="3240" w:hanging="360"/>
-      </w:pPr>
-    </w:lvl>
-    <w:lvl w:ilvl="8">
-      <w:start w:val="1"/>
-      <w:numFmt w:val="decimal"/>
-      <w:lvlText w:val="%9."/>
-      <w:lvlJc w:val="left"/>
-      <w:pPr>
-        <w:tabs>
-          <w:tab w:val="num" w:pos="3600"/>
-        </w:tabs>
-        <w:ind w:left="3600" w:hanging="360"/>
-      </w:pPr>
-    </w:lvl>
-  </w:abstractNum>
-  <w:abstractNum w:abstractNumId="19">
-    <w:lvl w:ilvl="0">
-      <w:start w:val="1"/>
-      <w:numFmt w:val="lowerLetter"/>
-      <w:lvlText w:val="%1)"/>
-      <w:lvlJc w:val="left"/>
-      <w:pPr>
-        <w:tabs>
-          <w:tab w:val="num" w:pos="720"/>
-        </w:tabs>
-        <w:ind w:left="720" w:hanging="360"/>
-      </w:pPr>
-      <w:rPr>
-        <w:b/>
-        <w:sz w:val="18"/>
-        <w:szCs w:val="18"/>
-      </w:rPr>
-    </w:lvl>
-    <w:lvl w:ilvl="1">
-      <w:start w:val="1"/>
-      <w:numFmt w:val="decimal"/>
-      <w:lvlText w:val="%2."/>
-      <w:lvlJc w:val="left"/>
-      <w:pPr>
-        <w:tabs>
-          <w:tab w:val="num" w:pos="1080"/>
-        </w:tabs>
-        <w:ind w:left="1080" w:hanging="360"/>
-      </w:pPr>
-    </w:lvl>
-    <w:lvl w:ilvl="2">
-      <w:start w:val="1"/>
-      <w:numFmt w:val="decimal"/>
-      <w:lvlText w:val="%3."/>
-      <w:lvlJc w:val="left"/>
-      <w:pPr>
-        <w:tabs>
-          <w:tab w:val="num" w:pos="1440"/>
-        </w:tabs>
-        <w:ind w:left="1440" w:hanging="360"/>
-      </w:pPr>
-    </w:lvl>
-    <w:lvl w:ilvl="3">
-      <w:start w:val="1"/>
-      <w:numFmt w:val="decimal"/>
-      <w:lvlText w:val="%4."/>
-      <w:lvlJc w:val="left"/>
-      <w:pPr>
-        <w:tabs>
-          <w:tab w:val="num" w:pos="1800"/>
-        </w:tabs>
-        <w:ind w:left="1800" w:hanging="360"/>
-      </w:pPr>
-    </w:lvl>
-    <w:lvl w:ilvl="4">
-      <w:start w:val="1"/>
-      <w:numFmt w:val="decimal"/>
-      <w:lvlText w:val="%5."/>
-      <w:lvlJc w:val="left"/>
-      <w:pPr>
-        <w:tabs>
-          <w:tab w:val="num" w:pos="2160"/>
-        </w:tabs>
-        <w:ind w:left="2160" w:hanging="360"/>
-      </w:pPr>
-    </w:lvl>
-    <w:lvl w:ilvl="5">
-      <w:start w:val="1"/>
-      <w:numFmt w:val="decimal"/>
-      <w:lvlText w:val="%6."/>
-      <w:lvlJc w:val="left"/>
-      <w:pPr>
-        <w:tabs>
-          <w:tab w:val="num" w:pos="2520"/>
-        </w:tabs>
-        <w:ind w:left="2520" w:hanging="360"/>
-      </w:pPr>
-    </w:lvl>
-    <w:lvl w:ilvl="6">
-      <w:start w:val="1"/>
-      <w:numFmt w:val="decimal"/>
-      <w:lvlText w:val="%7."/>
-      <w:lvlJc w:val="left"/>
-      <w:pPr>
-        <w:tabs>
-          <w:tab w:val="num" w:pos="2880"/>
-        </w:tabs>
-        <w:ind w:left="2880" w:hanging="360"/>
-      </w:pPr>
-    </w:lvl>
-    <w:lvl w:ilvl="7">
-      <w:start w:val="1"/>
-      <w:numFmt w:val="decimal"/>
-      <w:lvlText w:val="%8."/>
-      <w:lvlJc w:val="left"/>
-      <w:pPr>
-        <w:tabs>
-          <w:tab w:val="num" w:pos="3240"/>
-        </w:tabs>
-        <w:ind w:left="3240" w:hanging="360"/>
-      </w:pPr>
-    </w:lvl>
-    <w:lvl w:ilvl="8">
-      <w:start w:val="1"/>
-      <w:numFmt w:val="decimal"/>
-      <w:lvlText w:val="%9."/>
-      <w:lvlJc w:val="left"/>
-      <w:pPr>
-        <w:tabs>
-          <w:tab w:val="num" w:pos="3600"/>
-        </w:tabs>
-        <w:ind w:left="3600" w:hanging="360"/>
-      </w:pPr>
-    </w:lvl>
-  </w:abstractNum>
-  <w:abstractNum w:abstractNumId="20">
-    <w:lvl w:ilvl="0">
-      <w:start w:val="1"/>
-      <w:numFmt w:val="decimal"/>
-      <w:lvlText w:val="%1."/>
-      <w:lvlJc w:val="left"/>
-      <w:pPr>
-        <w:tabs>
-          <w:tab w:val="num" w:pos="720"/>
-        </w:tabs>
-        <w:ind w:left="720" w:hanging="360"/>
-      </w:pPr>
-      <w:rPr>
-        <w:b/>
-        <w:i w:val="false"/>
-        <w:sz w:val="18"/>
-        <w:szCs w:val="18"/>
-        <w:lang w:val="ro-RO"/>
-      </w:rPr>
-    </w:lvl>
-    <w:lvl w:ilvl="1">
-      <w:start w:val="1"/>
-      <w:numFmt w:val="decimal"/>
-      <w:lvlText w:val="%2."/>
-      <w:lvlJc w:val="left"/>
-      <w:pPr>
-        <w:tabs>
-          <w:tab w:val="num" w:pos="1080"/>
-        </w:tabs>
-        <w:ind w:left="1080" w:hanging="360"/>
-      </w:pPr>
-    </w:lvl>
-    <w:lvl w:ilvl="2">
-      <w:start w:val="1"/>
-      <w:numFmt w:val="decimal"/>
-      <w:lvlText w:val="%3."/>
-      <w:lvlJc w:val="left"/>
-      <w:pPr>
-        <w:tabs>
-          <w:tab w:val="num" w:pos="1440"/>
-        </w:tabs>
-        <w:ind w:left="1440" w:hanging="360"/>
-      </w:pPr>
-    </w:lvl>
-    <w:lvl w:ilvl="3">
-      <w:start w:val="1"/>
-      <w:numFmt w:val="decimal"/>
-      <w:lvlText w:val="%4."/>
-      <w:lvlJc w:val="left"/>
-      <w:pPr>
-        <w:tabs>
-          <w:tab w:val="num" w:pos="1800"/>
-        </w:tabs>
-        <w:ind w:left="1800" w:hanging="360"/>
-      </w:pPr>
-    </w:lvl>
-    <w:lvl w:ilvl="4">
-      <w:start w:val="1"/>
-      <w:numFmt w:val="decimal"/>
-      <w:lvlText w:val="%5."/>
-      <w:lvlJc w:val="left"/>
-      <w:pPr>
-        <w:tabs>
-          <w:tab w:val="num" w:pos="2160"/>
-        </w:tabs>
-        <w:ind w:left="2160" w:hanging="360"/>
-      </w:pPr>
-    </w:lvl>
-    <w:lvl w:ilvl="5">
-      <w:start w:val="1"/>
-      <w:numFmt w:val="decimal"/>
-      <w:lvlText w:val="%6."/>
-      <w:lvlJc w:val="left"/>
-      <w:pPr>
-        <w:tabs>
-          <w:tab w:val="num" w:pos="2520"/>
-        </w:tabs>
-        <w:ind w:left="2520" w:hanging="360"/>
-      </w:pPr>
-    </w:lvl>
-    <w:lvl w:ilvl="6">
-      <w:start w:val="1"/>
-      <w:numFmt w:val="decimal"/>
-      <w:lvlText w:val="%7."/>
-      <w:lvlJc w:val="left"/>
-      <w:pPr>
-        <w:tabs>
-          <w:tab w:val="num" w:pos="2880"/>
-        </w:tabs>
-        <w:ind w:left="2880" w:hanging="360"/>
-      </w:pPr>
-    </w:lvl>
-    <w:lvl w:ilvl="7">
-      <w:start w:val="1"/>
-      <w:numFmt w:val="decimal"/>
-      <w:lvlText w:val="%8."/>
-      <w:lvlJc w:val="left"/>
-      <w:pPr>
-        <w:tabs>
-          <w:tab w:val="num" w:pos="3240"/>
-        </w:tabs>
-        <w:ind w:left="3240" w:hanging="360"/>
-      </w:pPr>
-    </w:lvl>
-    <w:lvl w:ilvl="8">
-      <w:start w:val="1"/>
-      <w:numFmt w:val="decimal"/>
-      <w:lvlText w:val="%9."/>
-      <w:lvlJc w:val="left"/>
-      <w:pPr>
-        <w:tabs>
-          <w:tab w:val="num" w:pos="3600"/>
-        </w:tabs>
-        <w:ind w:left="3600" w:hanging="360"/>
-      </w:pPr>
-    </w:lvl>
-  </w:abstractNum>
-  <w:abstractNum w:abstractNumId="21">
-    <w:lvl w:ilvl="0">
-      <w:start w:val="1"/>
-      <w:numFmt w:val="decimal"/>
-      <w:lvlText w:val="Art. %1."/>
-      <w:lvlJc w:val="left"/>
-      <w:pPr>
-        <w:tabs>
-          <w:tab w:val="num" w:pos="1320"/>
-        </w:tabs>
-        <w:ind w:left="240" w:hanging="0"/>
-      </w:pPr>
-      <w:rPr>
-        <w:rFonts w:ascii="Arial" w:hAnsi="Arial" w:cs="Arial"/>
-        <w:b/>
-        <w:i w:val="false"/>
-        <w:sz w:val="18"/>
-        <w:szCs w:val="18"/>
-        <w:lang w:val="it-IT"/>
-      </w:rPr>
-    </w:lvl>
-    <w:lvl w:ilvl="1">
-      <w:start w:val="1"/>
-      <w:numFmt w:val="decimal"/>
       <w:lvlText w:val="Art. %2."/>
       <w:lvlJc w:val="left"/>
       <w:pPr>
@@ -35870,8 +35870,8 @@
         <w:rFonts w:ascii="Arial" w:hAnsi="Arial" w:cs="Arial"/>
         <w:b/>
         <w:i w:val="false"/>
-        <w:sz w:val="18"/>
-        <w:szCs w:val="18"/>
+        <w:sz w:val="20"/>
+        <w:szCs w:val="20"/>
         <w:lang w:val="it-IT"/>
       </w:rPr>
     </w:lvl>
@@ -35889,8 +35889,8 @@
       <w:rPr>
         <w:b/>
         <w:i w:val="false"/>
-        <w:sz w:val="18"/>
-        <w:szCs w:val="18"/>
+        <w:sz w:val="20"/>
+        <w:szCs w:val="20"/>
         <w:lang w:val="ro-RO"/>
       </w:rPr>
     </w:lvl>
@@ -35980,8 +35980,8 @@
         <w:rFonts w:ascii="Arial" w:hAnsi="Arial" w:cs="Arial"/>
         <w:b/>
         <w:i w:val="false"/>
-        <w:sz w:val="18"/>
-        <w:szCs w:val="18"/>
+        <w:sz w:val="20"/>
+        <w:szCs w:val="20"/>
         <w:lang w:val="it-IT"/>
       </w:rPr>
     </w:lvl>
@@ -36097,8 +36097,8 @@
       <w:rPr>
         <w:b/>
         <w:i w:val="false"/>
-        <w:sz w:val="18"/>
-        <w:szCs w:val="18"/>
+        <w:sz w:val="20"/>
+        <w:szCs w:val="20"/>
         <w:lang w:val="ro-RO"/>
       </w:rPr>
     </w:lvl>
@@ -36327,8 +36327,8 @@
       </w:pPr>
       <w:rPr>
         <w:b/>
-        <w:sz w:val="18"/>
-        <w:szCs w:val="18"/>
+        <w:sz w:val="20"/>
+        <w:szCs w:val="20"/>
       </w:rPr>
     </w:lvl>
     <w:lvl w:ilvl="1">
@@ -36444,8 +36444,8 @@
         <w:rFonts w:ascii="Arial" w:hAnsi="Arial" w:cs="Arial"/>
         <w:b/>
         <w:i w:val="false"/>
-        <w:sz w:val="18"/>
-        <w:szCs w:val="18"/>
+        <w:sz w:val="20"/>
+        <w:szCs w:val="20"/>
         <w:lang w:val="it-IT"/>
       </w:rPr>
     </w:lvl>
@@ -36675,8 +36675,8 @@
         <w:rFonts w:ascii="Arial" w:hAnsi="Arial" w:cs="Arial"/>
         <w:b/>
         <w:i w:val="false"/>
-        <w:sz w:val="18"/>
-        <w:szCs w:val="18"/>
+        <w:sz w:val="20"/>
+        <w:szCs w:val="20"/>
         <w:lang w:val="it-IT"/>
       </w:rPr>
     </w:lvl>
@@ -36792,8 +36792,8 @@
       <w:rPr>
         <w:b/>
         <w:i w:val="false"/>
-        <w:sz w:val="18"/>
-        <w:szCs w:val="18"/>
+        <w:sz w:val="20"/>
+        <w:szCs w:val="20"/>
         <w:lang w:val="ro-RO"/>
       </w:rPr>
     </w:lvl>
@@ -36925,8 +36925,8 @@
       <w:rPr>
         <w:rFonts w:ascii="Symbol" w:hAnsi="Symbol" w:cs="Symbol" w:hint="default"/>
         <w:b/>
-        <w:sz w:val="18"/>
-        <w:szCs w:val="18"/>
+        <w:sz w:val="20"/>
+        <w:szCs w:val="20"/>
       </w:rPr>
     </w:lvl>
     <w:lvl w:ilvl="2">
@@ -37051,8 +37051,8 @@
         <w:rFonts w:ascii="Arial" w:hAnsi="Arial" w:cs="Arial"/>
         <w:b/>
         <w:i w:val="false"/>
-        <w:sz w:val="18"/>
-        <w:szCs w:val="18"/>
+        <w:sz w:val="20"/>
+        <w:szCs w:val="20"/>
         <w:lang w:val="it-IT"/>
       </w:rPr>
     </w:lvl>
@@ -37283,8 +37283,8 @@
         <w:rFonts w:ascii="Arial" w:hAnsi="Arial" w:cs="Arial"/>
         <w:b/>
         <w:i w:val="false"/>
-        <w:sz w:val="18"/>
-        <w:szCs w:val="18"/>
+        <w:sz w:val="20"/>
+        <w:szCs w:val="20"/>
         <w:lang w:val="it-IT"/>
       </w:rPr>
     </w:lvl>
@@ -37400,8 +37400,8 @@
       <w:rPr>
         <w:b/>
         <w:i w:val="false"/>
-        <w:sz w:val="18"/>
-        <w:szCs w:val="18"/>
+        <w:sz w:val="20"/>
+        <w:szCs w:val="20"/>
         <w:lang w:val="ro-RO"/>
       </w:rPr>
     </w:lvl>
@@ -37629,8 +37629,8 @@
       </w:pPr>
       <w:rPr>
         <w:b/>
-        <w:sz w:val="18"/>
-        <w:szCs w:val="18"/>
+        <w:sz w:val="20"/>
+        <w:szCs w:val="20"/>
       </w:rPr>
     </w:lvl>
     <w:lvl w:ilvl="1">
@@ -37887,8 +37887,8 @@
         <w:rFonts w:ascii="Arial" w:hAnsi="Arial" w:cs="Arial"/>
         <w:b/>
         <w:i w:val="false"/>
-        <w:sz w:val="18"/>
-        <w:szCs w:val="18"/>
+        <w:sz w:val="20"/>
+        <w:szCs w:val="20"/>
         <w:lang w:val="it-IT"/>
       </w:rPr>
     </w:lvl>
@@ -38825,8 +38825,8 @@
         <w:rFonts w:ascii="Arial" w:hAnsi="Arial" w:cs="Arial"/>
         <w:b/>
         <w:i w:val="false"/>
-        <w:sz w:val="18"/>
-        <w:szCs w:val="18"/>
+        <w:sz w:val="20"/>
+        <w:szCs w:val="20"/>
         <w:lang w:val="it-IT"/>
       </w:rPr>
     </w:lvl>
@@ -39515,8 +39515,8 @@
       <w:rPr>
         <w:b/>
         <w:i w:val="false"/>
-        <w:sz w:val="18"/>
-        <w:szCs w:val="18"/>
+        <w:sz w:val="20"/>
+        <w:szCs w:val="20"/>
       </w:rPr>
     </w:lvl>
     <w:lvl w:ilvl="1">

--- a/packages/document-engine/templates/11_employer_briefing.docx
+++ b/packages/document-engine/templates/11_employer_briefing.docx
@@ -229,7 +229,7 @@
                 <w:sz w:val="20"/>
                 <w:lang w:val="ro-RO"/>
               </w:rPr>
-              <w:t>Am luat la cunoștință</w:t>
+              <w:t>Am luat cunoștință</w:t>
             </w:r>
           </w:p>
           <w:p>

--- a/packages/document-engine/templates/11_employer_briefing.docx
+++ b/packages/document-engine/templates/11_employer_briefing.docx
@@ -759,37 +759,6 @@
           <w:lang w:val="ro-RO"/>
         </w:rPr>
         <w:t xml:space="preserve">Test de verificare a cunoștințelor în urma instruirii introductiv-generale în domeniul securității și sănătății în muncă (cod TASSM)</w:t>
-      </w:r>
-    </w:p>
-    <w:p>
-      <w:pPr>
-        <w:pStyle w:val="Normal"/>
-        <w:widowControl/>
-        <w:numPr>
-          <w:ilvl w:val="0"/>
-          <w:numId w:val="53"/>
-        </w:numPr>
-        <w:spacing w:before="0" w:after="40"/>
-        <w:ind w:left="720" w:hanging="360"/>
-        <w:jc w:val="left"/>
-        <w:rPr>
-          <w:rFonts w:ascii="Arial" w:hAnsi="Arial" w:cs="Arial"/>
-          <w:sz w:val="20"/>
-          <w:szCs w:val="20"/>
-          <w:lang w:val="ro-RO"/>
-        </w:rPr>
-      </w:pPr>
-      <w:r>
-        <w:rPr>
-          <w:rFonts w:eastAsia="Arial" w:cs="Arial" w:ascii="Arial" w:hAnsi="Arial"/>
-          <w:color w:val="auto"/>
-          <w:spacing w:val="0"/>
-          <w:w w:val="100"/>
-          <w:sz w:val="20"/>
-          <w:szCs w:val="20"/>
-          <w:lang w:val="ro-RO"/>
-        </w:rPr>
-        <w:t xml:space="preserve">Test de verificare periodică în domeniul securității și sănătății în muncă (cod TPSSM)</w:t>
       </w:r>
     </w:p>
     <w:p>
